--- a/02.docx
+++ b/02.docx
@@ -262,8 +262,18 @@
           <w:szCs w:val="28"/>
           <w:lang w:eastAsia="ru-RU"/>
         </w:rPr>
-        <w:t>____________ Ю.С. Мамшева</w:t>
-      </w:r>
+        <w:t xml:space="preserve">____________ Ю.С. </w:t>
+      </w:r>
+      <w:proofErr w:type="spellStart"/>
+      <w:r>
+        <w:rPr>
+          <w:rFonts w:eastAsia="Times New Roman" w:cs="Times New Roman"/>
+          <w:szCs w:val="28"/>
+          <w:lang w:eastAsia="ru-RU"/>
+        </w:rPr>
+        <w:t>Мамшева</w:t>
+      </w:r>
+      <w:proofErr w:type="spellEnd"/>
     </w:p>
     <w:p>
       <w:pPr>
@@ -625,7 +635,23 @@
           <w:rFonts w:eastAsia="Times New Roman" w:cs="Times New Roman"/>
           <w:lang w:eastAsia="ru-RU"/>
         </w:rPr>
-        <w:t xml:space="preserve">Руководитель: ___________ Мамшева Ю.С. </w:t>
+        <w:t xml:space="preserve">Руководитель: ___________ </w:t>
+      </w:r>
+      <w:proofErr w:type="spellStart"/>
+      <w:r>
+        <w:rPr>
+          <w:rFonts w:eastAsia="Times New Roman" w:cs="Times New Roman"/>
+          <w:lang w:eastAsia="ru-RU"/>
+        </w:rPr>
+        <w:t>Мамшева</w:t>
+      </w:r>
+      <w:proofErr w:type="spellEnd"/>
+      <w:r>
+        <w:rPr>
+          <w:rFonts w:eastAsia="Times New Roman" w:cs="Times New Roman"/>
+          <w:lang w:eastAsia="ru-RU"/>
+        </w:rPr>
+        <w:t xml:space="preserve"> Ю.С. </w:t>
       </w:r>
       <w:r>
         <w:rPr>
@@ -1379,19 +1405,29 @@
       <w:r>
         <w:t xml:space="preserve">С помощью онлайн-сервиса </w:t>
       </w:r>
+      <w:proofErr w:type="spellStart"/>
       <w:r>
         <w:rPr>
           <w:lang w:val="en-US"/>
         </w:rPr>
         <w:t>Shtab</w:t>
       </w:r>
+      <w:proofErr w:type="spellEnd"/>
       <w:r>
         <w:t xml:space="preserve"> была составлена Канбан-доска с первостепенными задачами и основными составляющими системы. В последствии Канбан-доска будет расширяться и дополняться.</w:t>
       </w:r>
     </w:p>
     <w:p>
       <w:r>
-        <w:t>Было создано четыре колонки, каждая из которых отвечает за определённое состояние задачи на данном этапе: Новые, В процессе, Готово, Отложено. Каждой задаче будет присвоен</w:t>
+        <w:t>Было создано четыре колонки, каждая из которых отвечает за определённое состояние задачи на данном этапе: Новые, В процессе</w:t>
+      </w:r>
+      <w:proofErr w:type="gramStart"/>
+      <w:r>
+        <w:t>, Готово</w:t>
+      </w:r>
+      <w:proofErr w:type="gramEnd"/>
+      <w:r>
+        <w:t>, Отложено. Каждой задаче будет присвоен</w:t>
       </w:r>
       <w:r>
         <w:t xml:space="preserve"> приоритет</w:t>
@@ -2006,6 +2042,7 @@
         <w:rPr>
           <w:noProof/>
         </w:rPr>
+        <w:lastRenderedPageBreak/>
         <mc:AlternateContent>
           <mc:Choice Requires="wps">
             <w:drawing>
@@ -2381,7 +2418,7 @@
           <w:noProof/>
         </w:rPr>
         <w:drawing>
-          <wp:anchor distT="0" distB="0" distL="114300" distR="114300" simplePos="0" relativeHeight="251670528" behindDoc="0" locked="0" layoutInCell="1" allowOverlap="1" wp14:anchorId="178AA712" wp14:editId="2855B8E2">
+          <wp:anchor distT="0" distB="0" distL="114300" distR="114300" simplePos="0" relativeHeight="251670528" behindDoc="0" locked="0" layoutInCell="1" allowOverlap="1" wp14:anchorId="178AA712" wp14:editId="45F5E02D">
             <wp:simplePos x="0" y="0"/>
             <wp:positionH relativeFrom="column">
               <wp:posOffset>129540</wp:posOffset>
@@ -2742,6 +2779,7 @@
         <w:pStyle w:val="2"/>
       </w:pPr>
       <w:r>
+        <w:lastRenderedPageBreak/>
         <w:t xml:space="preserve">1.3 Плановая документация и разработка </w:t>
       </w:r>
       <w:r>
@@ -2780,7 +2818,10 @@
     </w:p>
     <w:p>
       <w:r>
-        <w:t>1. Подготовка к поездке (дома, до выезда).</w:t>
+        <w:t>1. Подготовка к поездке</w:t>
+      </w:r>
+      <w:r>
+        <w:t>.</w:t>
       </w:r>
     </w:p>
     <w:p>
@@ -2808,7 +2849,15 @@
         <w:ind w:left="0" w:firstLine="709"/>
       </w:pPr>
       <w:r>
-        <w:t>Финансовый контроль: при каждой покупке пользователь вводит сумму траты (или система автоматически списывает при интеграции с картой). Приложение конвертирует сумму в валюту лимита (через актуальные курсы из API), вычитает из дневного лимита и отображает остаток. При достижении порогов 50%, 80% и 100% от дневного лимита отправляются push-уведомления о перерасходе. Пользователь также может подсчитать добавочный налог на продукцию (например, VAT) через встроенный калькулятор.</w:t>
+        <w:t xml:space="preserve">Финансовый контроль: при каждой покупке пользователь вводит сумму траты (или система автоматически списывает при интеграции с картой). Приложение конвертирует сумму в валюту лимита (через актуальные курсы из API), вычитает из дневного лимита и отображает остаток. При достижении порогов 50%, 80% и 100% от дневного лимита отправляются </w:t>
+      </w:r>
+      <w:proofErr w:type="spellStart"/>
+      <w:r>
+        <w:t>push</w:t>
+      </w:r>
+      <w:proofErr w:type="spellEnd"/>
+      <w:r>
+        <w:t>-уведомления о перерасходе. Пользователь также может подсчитать добавочный налог на продукцию (например, VAT) через встроенный калькулятор.</w:t>
       </w:r>
     </w:p>
     <w:p>
@@ -2821,7 +2870,24 @@
         <w:ind w:left="0" w:firstLine="709"/>
       </w:pPr>
       <w:r>
-        <w:t>Безопасность: система в фоновом режиме (каждые 15 минут) запрашивает API новостей и МИД, фильтрует сообщения по ключевым словам («протесты», «стихия», «теракт», «МИД рекомендует»). При обнаружении события с высоким риском приложение отправляет push-уведомление с кратким описанием и рекомендацией (например, «Избегайте центра города»). Пользователь может нажать на уведомление и получить развёрнутую статью с рекомендациями (контакты посольства, безопасные маршруты).</w:t>
+        <w:lastRenderedPageBreak/>
+        <w:t xml:space="preserve">Безопасность: система в фоновом режиме (каждые 15 минут) запрашивает API новостей и МИД, фильтрует </w:t>
+      </w:r>
+      <w:proofErr w:type="gramStart"/>
+      <w:r>
+        <w:t>сообщения по ключевым словам</w:t>
+      </w:r>
+      <w:proofErr w:type="gramEnd"/>
+      <w:r>
+        <w:t xml:space="preserve"> («протесты», «стихия», «теракт», «МИД рекомендует»). При обнаружении события с высоким риском приложение отправляет </w:t>
+      </w:r>
+      <w:proofErr w:type="spellStart"/>
+      <w:r>
+        <w:t>push</w:t>
+      </w:r>
+      <w:proofErr w:type="spellEnd"/>
+      <w:r>
+        <w:t>-уведомление с кратким описанием и рекомендацией (например, «Избегайте центра города»). Пользователь может нажать на уведомление и получить развёрнутую статью с рекомендациями (контакты посольства, безопасные маршруты).</w:t>
       </w:r>
     </w:p>
     <w:p>
@@ -2854,7 +2920,15 @@
     </w:p>
     <w:p>
       <w:r>
-        <w:t>Администратор через веб-сайт (или мобильную версию) управляет контентом: добавляет/редактирует статьи о странах, обновляет разговорник, корректирует топ-10 локальных приложений. Также он настраивает API-ключи для доступа к внешним сервисам (курсы валют, новости), отслеживает корректность парсинга (через логи ошибок) и просматривает аналитику: популярные страны у путешественников, частота запросов разговорника, количество отправленных уведомлений о рисках. При необходимости администратор может заблокировать пользователя (например, при фальшивых отзывах или спаме).</w:t>
+        <w:t xml:space="preserve">Администратор через веб-сайт (или мобильную версию) управляет контентом: добавляет/редактирует статьи о странах, обновляет разговорник, корректирует топ-10 локальных приложений. Также он настраивает API-ключи для доступа к внешним сервисам (курсы валют, новости), отслеживает корректность </w:t>
+      </w:r>
+      <w:proofErr w:type="spellStart"/>
+      <w:r>
+        <w:t>парсинга</w:t>
+      </w:r>
+      <w:proofErr w:type="spellEnd"/>
+      <w:r>
+        <w:t xml:space="preserve"> (через логи ошибок) и просматривает аналитику: популярные страны у путешественников, частота запросов разговорника, количество отправленных уведомлений о рисках. При необходимости администратор может заблокировать пользователя (например, при фальшивых отзывах или спаме).</w:t>
       </w:r>
     </w:p>
     <w:p>
@@ -2870,6 +2944,7 @@
         <w:rPr>
           <w:lang w:val="en-US"/>
         </w:rPr>
+        <w:lastRenderedPageBreak/>
         <w:t>UML-</w:t>
       </w:r>
       <w:r>
@@ -2923,7 +2998,87 @@
           <w:rFonts w:cs="Times New Roman"/>
           <w:szCs w:val="28"/>
         </w:rPr>
-        <w:t>Клиентская часть включает два типа устройств: смартфоны под управлением Android (на которых установлено мобильное приложение, разработанное на Kotlin) и персональные компьютеры (с которых администраторы или путешественники заходят на веб-сайт через обычный браузер). Мобильное приложение обеспечивает офлайн‑доступ к разговорнику, кешированию статей и курсов валют (через локальное хранилище Room и DataStore) и получает push‑уведомления через внешний сервис уведомлений. Веб‑браузер используется в основном администраторами для управления контентом (статьи, разговорник, топ приложений) и просмотра аналитики, а также путешественниками на этапе планирования поездки.</w:t>
+        <w:t xml:space="preserve">Клиентская часть включает два типа устройств: смартфоны под управлением </w:t>
+      </w:r>
+      <w:proofErr w:type="spellStart"/>
+      <w:r>
+        <w:rPr>
+          <w:rFonts w:cs="Times New Roman"/>
+          <w:szCs w:val="28"/>
+        </w:rPr>
+        <w:t>Android</w:t>
+      </w:r>
+      <w:proofErr w:type="spellEnd"/>
+      <w:r>
+        <w:rPr>
+          <w:rFonts w:cs="Times New Roman"/>
+          <w:szCs w:val="28"/>
+        </w:rPr>
+        <w:t xml:space="preserve"> (на которых установлено мобильное приложение, разработанное на </w:t>
+      </w:r>
+      <w:proofErr w:type="spellStart"/>
+      <w:r>
+        <w:rPr>
+          <w:rFonts w:cs="Times New Roman"/>
+          <w:szCs w:val="28"/>
+        </w:rPr>
+        <w:t>Kotlin</w:t>
+      </w:r>
+      <w:proofErr w:type="spellEnd"/>
+      <w:r>
+        <w:rPr>
+          <w:rFonts w:cs="Times New Roman"/>
+          <w:szCs w:val="28"/>
+        </w:rPr>
+        <w:t xml:space="preserve">) и персональные компьютеры (с которых администраторы или путешественники заходят на веб-сайт через обычный браузер). Мобильное приложение обеспечивает офлайн‑доступ к разговорнику, кешированию статей и курсов валют (через локальное хранилище </w:t>
+      </w:r>
+      <w:proofErr w:type="spellStart"/>
+      <w:r>
+        <w:rPr>
+          <w:rFonts w:cs="Times New Roman"/>
+          <w:szCs w:val="28"/>
+        </w:rPr>
+        <w:t>Room</w:t>
+      </w:r>
+      <w:proofErr w:type="spellEnd"/>
+      <w:r>
+        <w:rPr>
+          <w:rFonts w:cs="Times New Roman"/>
+          <w:szCs w:val="28"/>
+        </w:rPr>
+        <w:t xml:space="preserve"> и </w:t>
+      </w:r>
+      <w:proofErr w:type="spellStart"/>
+      <w:r>
+        <w:rPr>
+          <w:rFonts w:cs="Times New Roman"/>
+          <w:szCs w:val="28"/>
+        </w:rPr>
+        <w:t>DataStore</w:t>
+      </w:r>
+      <w:proofErr w:type="spellEnd"/>
+      <w:r>
+        <w:rPr>
+          <w:rFonts w:cs="Times New Roman"/>
+          <w:szCs w:val="28"/>
+        </w:rPr>
+        <w:t xml:space="preserve">) и получает </w:t>
+      </w:r>
+      <w:proofErr w:type="spellStart"/>
+      <w:r>
+        <w:rPr>
+          <w:rFonts w:cs="Times New Roman"/>
+          <w:szCs w:val="28"/>
+        </w:rPr>
+        <w:t>push</w:t>
+      </w:r>
+      <w:proofErr w:type="spellEnd"/>
+      <w:r>
+        <w:rPr>
+          <w:rFonts w:cs="Times New Roman"/>
+          <w:szCs w:val="28"/>
+        </w:rPr>
+        <w:t>‑уведомления через внешний сервис уведомлений. Веб‑браузер используется в основном администраторами для управления контентом (статьи, разговорник, топ приложений) и просмотра аналитики, а также путешественниками на этапе планирования поездки.</w:t>
       </w:r>
     </w:p>
     <w:p>
@@ -2968,7 +3123,23 @@
           <w:rFonts w:cs="Times New Roman"/>
           <w:szCs w:val="28"/>
         </w:rPr>
-        <w:t>еб‑сервер (обычно Nginx) принимает входящие HTTPS‑запросы от клиентов</w:t>
+        <w:t xml:space="preserve">еб‑сервер (обычно </w:t>
+      </w:r>
+      <w:proofErr w:type="spellStart"/>
+      <w:r>
+        <w:rPr>
+          <w:rFonts w:cs="Times New Roman"/>
+          <w:szCs w:val="28"/>
+        </w:rPr>
+        <w:t>Nginx</w:t>
+      </w:r>
+      <w:proofErr w:type="spellEnd"/>
+      <w:r>
+        <w:rPr>
+          <w:rFonts w:cs="Times New Roman"/>
+          <w:szCs w:val="28"/>
+        </w:rPr>
+        <w:t>) принимает входящие HTTPS‑запросы от клиентов</w:t>
       </w:r>
       <w:r>
         <w:rPr>
@@ -3010,7 +3181,167 @@
           <w:rFonts w:cs="Times New Roman"/>
           <w:szCs w:val="28"/>
         </w:rPr>
-        <w:t>ервер приложений (Django + Django REST Framework) реализует всю бизнес‑логику: обработка регистрации и профилей, расчёт бюджета поездки, конвертация валют, пороговые уведомления о перерасходе, мониторинг безопасности (анализ новостей), формирование контента (статьи, фразы разговорника, топ‑10 приложений). На этом же узле работают Celery worker (фоновая отправка push‑уведомлений, парсинг внешних API) и Celery beat (планировщик периодических задач: обновление курсов валют раз в час, проверка новостей каждые 15 минут), а также Redis, который служит брокером сообщений для Celery и кешем для часто запрашиваемых данных (курсы, лимиты);</w:t>
+        <w:t>ервер приложений (</w:t>
+      </w:r>
+      <w:proofErr w:type="spellStart"/>
+      <w:r>
+        <w:rPr>
+          <w:rFonts w:cs="Times New Roman"/>
+          <w:szCs w:val="28"/>
+        </w:rPr>
+        <w:t>Django</w:t>
+      </w:r>
+      <w:proofErr w:type="spellEnd"/>
+      <w:r>
+        <w:rPr>
+          <w:rFonts w:cs="Times New Roman"/>
+          <w:szCs w:val="28"/>
+        </w:rPr>
+        <w:t xml:space="preserve"> + </w:t>
+      </w:r>
+      <w:proofErr w:type="spellStart"/>
+      <w:r>
+        <w:rPr>
+          <w:rFonts w:cs="Times New Roman"/>
+          <w:szCs w:val="28"/>
+        </w:rPr>
+        <w:t>Django</w:t>
+      </w:r>
+      <w:proofErr w:type="spellEnd"/>
+      <w:r>
+        <w:rPr>
+          <w:rFonts w:cs="Times New Roman"/>
+          <w:szCs w:val="28"/>
+        </w:rPr>
+        <w:t xml:space="preserve"> REST Framework) реализует всю бизнес‑логику: обработка регистрации и профилей, расчёт бюджета поездки, конвертация валют, пороговые уведомления о перерасходе, мониторинг безопасности (анализ новостей), формирование контента (статьи, фразы разговорника, топ‑10 приложений). На этом же узле работают </w:t>
+      </w:r>
+      <w:proofErr w:type="spellStart"/>
+      <w:r>
+        <w:rPr>
+          <w:rFonts w:cs="Times New Roman"/>
+          <w:szCs w:val="28"/>
+        </w:rPr>
+        <w:t>Celery</w:t>
+      </w:r>
+      <w:proofErr w:type="spellEnd"/>
+      <w:r>
+        <w:rPr>
+          <w:rFonts w:cs="Times New Roman"/>
+          <w:szCs w:val="28"/>
+        </w:rPr>
+        <w:t xml:space="preserve"> </w:t>
+      </w:r>
+      <w:proofErr w:type="spellStart"/>
+      <w:r>
+        <w:rPr>
+          <w:rFonts w:cs="Times New Roman"/>
+          <w:szCs w:val="28"/>
+        </w:rPr>
+        <w:t>worker</w:t>
+      </w:r>
+      <w:proofErr w:type="spellEnd"/>
+      <w:r>
+        <w:rPr>
+          <w:rFonts w:cs="Times New Roman"/>
+          <w:szCs w:val="28"/>
+        </w:rPr>
+        <w:t xml:space="preserve"> (фоновая отправка </w:t>
+      </w:r>
+      <w:proofErr w:type="spellStart"/>
+      <w:r>
+        <w:rPr>
+          <w:rFonts w:cs="Times New Roman"/>
+          <w:szCs w:val="28"/>
+        </w:rPr>
+        <w:t>push</w:t>
+      </w:r>
+      <w:proofErr w:type="spellEnd"/>
+      <w:r>
+        <w:rPr>
+          <w:rFonts w:cs="Times New Roman"/>
+          <w:szCs w:val="28"/>
+        </w:rPr>
+        <w:t xml:space="preserve">‑уведомлений, </w:t>
+      </w:r>
+      <w:proofErr w:type="spellStart"/>
+      <w:r>
+        <w:rPr>
+          <w:rFonts w:cs="Times New Roman"/>
+          <w:szCs w:val="28"/>
+        </w:rPr>
+        <w:t>парсинг</w:t>
+      </w:r>
+      <w:proofErr w:type="spellEnd"/>
+      <w:r>
+        <w:rPr>
+          <w:rFonts w:cs="Times New Roman"/>
+          <w:szCs w:val="28"/>
+        </w:rPr>
+        <w:t xml:space="preserve"> внешних API) и </w:t>
+      </w:r>
+      <w:proofErr w:type="spellStart"/>
+      <w:r>
+        <w:rPr>
+          <w:rFonts w:cs="Times New Roman"/>
+          <w:szCs w:val="28"/>
+        </w:rPr>
+        <w:t>Celery</w:t>
+      </w:r>
+      <w:proofErr w:type="spellEnd"/>
+      <w:r>
+        <w:rPr>
+          <w:rFonts w:cs="Times New Roman"/>
+          <w:szCs w:val="28"/>
+        </w:rPr>
+        <w:t xml:space="preserve"> </w:t>
+      </w:r>
+      <w:proofErr w:type="spellStart"/>
+      <w:r>
+        <w:rPr>
+          <w:rFonts w:cs="Times New Roman"/>
+          <w:szCs w:val="28"/>
+        </w:rPr>
+        <w:t>beat</w:t>
+      </w:r>
+      <w:proofErr w:type="spellEnd"/>
+      <w:r>
+        <w:rPr>
+          <w:rFonts w:cs="Times New Roman"/>
+          <w:szCs w:val="28"/>
+        </w:rPr>
+        <w:t xml:space="preserve"> (планировщик периодических задач: обновление курсов валют раз в час, проверка новостей каждые 15 минут), а также </w:t>
+      </w:r>
+      <w:proofErr w:type="spellStart"/>
+      <w:r>
+        <w:rPr>
+          <w:rFonts w:cs="Times New Roman"/>
+          <w:szCs w:val="28"/>
+        </w:rPr>
+        <w:t>Redis</w:t>
+      </w:r>
+      <w:proofErr w:type="spellEnd"/>
+      <w:r>
+        <w:rPr>
+          <w:rFonts w:cs="Times New Roman"/>
+          <w:szCs w:val="28"/>
+        </w:rPr>
+        <w:t xml:space="preserve">, который служит брокером сообщений для </w:t>
+      </w:r>
+      <w:proofErr w:type="spellStart"/>
+      <w:r>
+        <w:rPr>
+          <w:rFonts w:cs="Times New Roman"/>
+          <w:szCs w:val="28"/>
+        </w:rPr>
+        <w:t>Celery</w:t>
+      </w:r>
+      <w:proofErr w:type="spellEnd"/>
+      <w:r>
+        <w:rPr>
+          <w:rFonts w:cs="Times New Roman"/>
+          <w:szCs w:val="28"/>
+        </w:rPr>
+        <w:t xml:space="preserve"> и кешем для часто запрашиваемых данных (курсы, лимиты);</w:t>
       </w:r>
     </w:p>
     <w:p>
@@ -3053,7 +3384,31 @@
           <w:rFonts w:cs="Times New Roman"/>
           <w:szCs w:val="28"/>
         </w:rPr>
-        <w:t>) хранит все персональные данные пользователей (с шифрованием), историю поездок, лимиты, статьи разговорника, правила стран, топ приложений, актуальные курсы валют, новостные события и логи парсинга. Доступ к нему имеет только сервер приложений.</w:t>
+        <w:t xml:space="preserve">) хранит все персональные данные пользователей (с шифрованием), историю поездок, лимиты, статьи </w:t>
+      </w:r>
+      <w:r>
+        <w:rPr>
+          <w:rFonts w:cs="Times New Roman"/>
+          <w:szCs w:val="28"/>
+        </w:rPr>
+        <w:lastRenderedPageBreak/>
+        <w:t xml:space="preserve">разговорника, правила стран, топ приложений, актуальные курсы валют, новостные события и логи </w:t>
+      </w:r>
+      <w:proofErr w:type="spellStart"/>
+      <w:r>
+        <w:rPr>
+          <w:rFonts w:cs="Times New Roman"/>
+          <w:szCs w:val="28"/>
+        </w:rPr>
+        <w:t>парсинга</w:t>
+      </w:r>
+      <w:proofErr w:type="spellEnd"/>
+      <w:r>
+        <w:rPr>
+          <w:rFonts w:cs="Times New Roman"/>
+          <w:szCs w:val="28"/>
+        </w:rPr>
+        <w:t>. Доступ к нему имеет только сервер приложений.</w:t>
       </w:r>
     </w:p>
     <w:p>
@@ -3108,7 +3463,23 @@
           <w:rFonts w:cs="Times New Roman"/>
           <w:szCs w:val="28"/>
         </w:rPr>
-        <w:t>клиент (мобильное приложение и браузер) соединяется с веб‑сервером (или напрямую с сервером приложений, в зависимости от конфигурации) по протоколу HTTPS. Веб‑сервер внутри инфраструктуры передаёт динамические запросы серверу приложений по HTTP (или через uWSGI);</w:t>
+        <w:t xml:space="preserve">клиент (мобильное приложение и браузер) соединяется с веб‑сервером (или напрямую с сервером приложений, в зависимости от конфигурации) по протоколу HTTPS. Веб‑сервер внутри инфраструктуры передаёт динамические запросы серверу приложений по HTTP (или через </w:t>
+      </w:r>
+      <w:proofErr w:type="spellStart"/>
+      <w:r>
+        <w:rPr>
+          <w:rFonts w:cs="Times New Roman"/>
+          <w:szCs w:val="28"/>
+        </w:rPr>
+        <w:t>uWSGI</w:t>
+      </w:r>
+      <w:proofErr w:type="spellEnd"/>
+      <w:r>
+        <w:rPr>
+          <w:rFonts w:cs="Times New Roman"/>
+          <w:szCs w:val="28"/>
+        </w:rPr>
+        <w:t>);</w:t>
       </w:r>
     </w:p>
     <w:p>
@@ -3131,6 +3502,7 @@
         </w:rPr>
         <w:t>сервер приложений постоянно взаимодействует с сервером баз данных по TCP на порту 5432 (протокол SQL</w:t>
       </w:r>
+      <w:proofErr w:type="spellStart"/>
       <w:r>
         <w:rPr>
           <w:rFonts w:cs="Times New Roman"/>
@@ -3139,6 +3511,7 @@
         </w:rPr>
         <w:t>ite</w:t>
       </w:r>
+      <w:proofErr w:type="spellEnd"/>
       <w:r>
         <w:rPr>
           <w:rFonts w:cs="Times New Roman"/>
@@ -3165,7 +3538,23 @@
           <w:rFonts w:cs="Times New Roman"/>
           <w:szCs w:val="28"/>
         </w:rPr>
-        <w:t>сервер приложений сам инициирует исходящие HTTPS‑запросы к внешним сервисам (API валют, новостей, платежей, push‑уведомлений) для получения данных или отправки уведомлений. Внешние сервисы никогда не обращаются к базе данных напрямую – они только отвечают на запросы сервера приложений.</w:t>
+        <w:t xml:space="preserve">сервер приложений сам инициирует исходящие HTTPS‑запросы к внешним сервисам (API валют, новостей, платежей, </w:t>
+      </w:r>
+      <w:proofErr w:type="spellStart"/>
+      <w:r>
+        <w:rPr>
+          <w:rFonts w:cs="Times New Roman"/>
+          <w:szCs w:val="28"/>
+        </w:rPr>
+        <w:t>push</w:t>
+      </w:r>
+      <w:proofErr w:type="spellEnd"/>
+      <w:r>
+        <w:rPr>
+          <w:rFonts w:cs="Times New Roman"/>
+          <w:szCs w:val="28"/>
+        </w:rPr>
+        <w:t>‑уведомлений) для получения данных или отправки уведомлений. Внешние сервисы никогда не обращаются к базе данных напрямую – они только отвечают на запросы сервера приложений.</w:t>
       </w:r>
     </w:p>
     <w:p>
@@ -3271,6 +3660,7 @@
         <w:rPr>
           <w:noProof/>
         </w:rPr>
+        <w:lastRenderedPageBreak/>
         <mc:AlternateContent>
           <mc:Choice Requires="wps">
             <w:drawing>
@@ -3604,7 +3994,39 @@
           <w:rFonts w:cs="Times New Roman"/>
           <w:szCs w:val="28"/>
         </w:rPr>
-        <w:t>обильное приложение (Android, Kotlin)</w:t>
+        <w:t>обильное приложение (</w:t>
+      </w:r>
+      <w:proofErr w:type="spellStart"/>
+      <w:r>
+        <w:rPr>
+          <w:rFonts w:cs="Times New Roman"/>
+          <w:szCs w:val="28"/>
+        </w:rPr>
+        <w:t>Android</w:t>
+      </w:r>
+      <w:proofErr w:type="spellEnd"/>
+      <w:r>
+        <w:rPr>
+          <w:rFonts w:cs="Times New Roman"/>
+          <w:szCs w:val="28"/>
+        </w:rPr>
+        <w:t xml:space="preserve">, </w:t>
+      </w:r>
+      <w:proofErr w:type="spellStart"/>
+      <w:r>
+        <w:rPr>
+          <w:rFonts w:cs="Times New Roman"/>
+          <w:szCs w:val="28"/>
+        </w:rPr>
+        <w:t>Kotlin</w:t>
+      </w:r>
+      <w:proofErr w:type="spellEnd"/>
+      <w:r>
+        <w:rPr>
+          <w:rFonts w:cs="Times New Roman"/>
+          <w:szCs w:val="28"/>
+        </w:rPr>
+        <w:t>)</w:t>
       </w:r>
       <w:r>
         <w:rPr>
@@ -3642,8 +4064,17 @@
           <w:rFonts w:cs="Times New Roman"/>
           <w:szCs w:val="28"/>
         </w:rPr>
-        <w:t>(Django</w:t>
-      </w:r>
+        <w:t>(</w:t>
+      </w:r>
+      <w:proofErr w:type="spellStart"/>
+      <w:r>
+        <w:rPr>
+          <w:rFonts w:cs="Times New Roman"/>
+          <w:szCs w:val="28"/>
+        </w:rPr>
+        <w:t>Django</w:t>
+      </w:r>
+      <w:proofErr w:type="spellEnd"/>
       <w:r>
         <w:rPr>
           <w:rFonts w:cs="Times New Roman"/>
@@ -3680,6 +4111,7 @@
           <w:rFonts w:cs="Times New Roman"/>
           <w:szCs w:val="28"/>
         </w:rPr>
+        <w:lastRenderedPageBreak/>
         <w:t>5</w:t>
       </w:r>
       <w:r>
@@ -3687,7 +4119,39 @@
           <w:rFonts w:cs="Times New Roman"/>
           <w:szCs w:val="28"/>
         </w:rPr>
-        <w:t>. Сервер – центральный компонент, реализующий бизнес-логику: API-шлюз, расчёт бюджета, конвертацию валют, пороговые уведомления, парсинг внешних источников, отправку push-уведомлений.</w:t>
+        <w:t xml:space="preserve">. Сервер – центральный компонент, реализующий бизнес-логику: API-шлюз, расчёт бюджета, конвертацию валют, пороговые уведомления, </w:t>
+      </w:r>
+      <w:proofErr w:type="spellStart"/>
+      <w:r>
+        <w:rPr>
+          <w:rFonts w:cs="Times New Roman"/>
+          <w:szCs w:val="28"/>
+        </w:rPr>
+        <w:t>парсинг</w:t>
+      </w:r>
+      <w:proofErr w:type="spellEnd"/>
+      <w:r>
+        <w:rPr>
+          <w:rFonts w:cs="Times New Roman"/>
+          <w:szCs w:val="28"/>
+        </w:rPr>
+        <w:t xml:space="preserve"> внешних источников, отправку </w:t>
+      </w:r>
+      <w:proofErr w:type="spellStart"/>
+      <w:r>
+        <w:rPr>
+          <w:rFonts w:cs="Times New Roman"/>
+          <w:szCs w:val="28"/>
+        </w:rPr>
+        <w:t>push</w:t>
+      </w:r>
+      <w:proofErr w:type="spellEnd"/>
+      <w:r>
+        <w:rPr>
+          <w:rFonts w:cs="Times New Roman"/>
+          <w:szCs w:val="28"/>
+        </w:rPr>
+        <w:t>-уведомлений.</w:t>
       </w:r>
     </w:p>
     <w:p>
@@ -3713,6 +4177,7 @@
         </w:rPr>
         <w:t>. База данных (SQL</w:t>
       </w:r>
+      <w:proofErr w:type="spellStart"/>
       <w:r>
         <w:rPr>
           <w:rFonts w:cs="Times New Roman"/>
@@ -3721,6 +4186,7 @@
         </w:rPr>
         <w:t>ite</w:t>
       </w:r>
+      <w:proofErr w:type="spellEnd"/>
       <w:r>
         <w:rPr>
           <w:rFonts w:cs="Times New Roman"/>
@@ -3750,7 +4216,39 @@
           <w:rFonts w:cs="Times New Roman"/>
           <w:szCs w:val="28"/>
         </w:rPr>
-        <w:t>. Локальное хранилище – кеш на устройстве (Room Database + DataStore), обеспечивает офлайн‑доступ к разговорнику, статьям, курсам и сохраняет настройки/токен.</w:t>
+        <w:t>. Локальное хранилище – кеш на устройстве (</w:t>
+      </w:r>
+      <w:proofErr w:type="spellStart"/>
+      <w:r>
+        <w:rPr>
+          <w:rFonts w:cs="Times New Roman"/>
+          <w:szCs w:val="28"/>
+        </w:rPr>
+        <w:t>Room</w:t>
+      </w:r>
+      <w:proofErr w:type="spellEnd"/>
+      <w:r>
+        <w:rPr>
+          <w:rFonts w:cs="Times New Roman"/>
+          <w:szCs w:val="28"/>
+        </w:rPr>
+        <w:t xml:space="preserve"> Database + </w:t>
+      </w:r>
+      <w:proofErr w:type="spellStart"/>
+      <w:r>
+        <w:rPr>
+          <w:rFonts w:cs="Times New Roman"/>
+          <w:szCs w:val="28"/>
+        </w:rPr>
+        <w:t>DataStore</w:t>
+      </w:r>
+      <w:proofErr w:type="spellEnd"/>
+      <w:r>
+        <w:rPr>
+          <w:rFonts w:cs="Times New Roman"/>
+          <w:szCs w:val="28"/>
+        </w:rPr>
+        <w:t>), обеспечивает офлайн‑доступ к разговорнику, статьям, курсам и сохраняет настройки/токен.</w:t>
       </w:r>
     </w:p>
     <w:p>
@@ -3816,7 +4314,23 @@
           <w:rFonts w:cs="Times New Roman"/>
           <w:szCs w:val="28"/>
         </w:rPr>
-        <w:t>API новостей и МИД – парсинг RSS/лент о протестах, стихиях, рекомендациях.</w:t>
+        <w:t xml:space="preserve">API новостей и МИД – </w:t>
+      </w:r>
+      <w:proofErr w:type="spellStart"/>
+      <w:r>
+        <w:rPr>
+          <w:rFonts w:cs="Times New Roman"/>
+          <w:szCs w:val="28"/>
+        </w:rPr>
+        <w:t>парсинг</w:t>
+      </w:r>
+      <w:proofErr w:type="spellEnd"/>
+      <w:r>
+        <w:rPr>
+          <w:rFonts w:cs="Times New Roman"/>
+          <w:szCs w:val="28"/>
+        </w:rPr>
+        <w:t xml:space="preserve"> RSS/лент о протестах, стихиях, рекомендациях.</w:t>
       </w:r>
     </w:p>
     <w:p>
@@ -3923,7 +4437,23 @@
           <w:rFonts w:cs="Times New Roman"/>
           <w:szCs w:val="28"/>
         </w:rPr>
-        <w:t xml:space="preserve">Клиентский интерфейс связан с Сервером. Клиент отправляет все запросы на сервер через REST API. Сервер возвращает данные (рассчитанный бюджет, контент) и push-уведомления. </w:t>
+        <w:t xml:space="preserve">Клиентский интерфейс связан с Сервером. Клиент отправляет все запросы на сервер через REST API. Сервер возвращает данные (рассчитанный бюджет, контент) и </w:t>
+      </w:r>
+      <w:proofErr w:type="spellStart"/>
+      <w:r>
+        <w:rPr>
+          <w:rFonts w:cs="Times New Roman"/>
+          <w:szCs w:val="28"/>
+        </w:rPr>
+        <w:t>push</w:t>
+      </w:r>
+      <w:proofErr w:type="spellEnd"/>
+      <w:r>
+        <w:rPr>
+          <w:rFonts w:cs="Times New Roman"/>
+          <w:szCs w:val="28"/>
+        </w:rPr>
+        <w:t xml:space="preserve">-уведомления. </w:t>
       </w:r>
     </w:p>
     <w:p>
@@ -3965,6 +4495,7 @@
           <w:rFonts w:cs="Times New Roman"/>
           <w:szCs w:val="28"/>
         </w:rPr>
+        <w:lastRenderedPageBreak/>
         <w:t>Сервер связан с Внешними API. Сервер по расписанию или по запросу обращается к API конвертации валют (раз в час) и API новостей (каждые 15 минут) для получения данных. Во второй версии добавится обращение к API платёжных систем. Связь инициируется сервером.</w:t>
       </w:r>
     </w:p>
@@ -4221,7 +4752,6 @@
         <w:br w:type="page"/>
       </w:r>
     </w:p>
-    <w:p/>
     <w:p>
       <w:pPr>
         <w:pStyle w:val="af9"/>
@@ -4232,6 +4762,7 @@
         <w:ind w:left="0" w:firstLine="709"/>
       </w:pPr>
       <w:r>
+        <w:lastRenderedPageBreak/>
         <w:t xml:space="preserve">Диаграмма деятельности </w:t>
       </w:r>
       <w:r>
@@ -4392,7 +4923,23 @@
           <w:rFonts w:cs="Times New Roman"/>
           <w:szCs w:val="28"/>
         </w:rPr>
-        <w:t>4. Парсинг и фильтрация – извлечение из новостей ключевых слов («протесты», «стихия», «землетрясение», «теракт», «МИД рекомендует») и отсев нерелевантных сообщений.</w:t>
+        <w:t xml:space="preserve">4. </w:t>
+      </w:r>
+      <w:proofErr w:type="spellStart"/>
+      <w:r>
+        <w:rPr>
+          <w:rFonts w:cs="Times New Roman"/>
+          <w:szCs w:val="28"/>
+        </w:rPr>
+        <w:t>Парсинг</w:t>
+      </w:r>
+      <w:proofErr w:type="spellEnd"/>
+      <w:r>
+        <w:rPr>
+          <w:rFonts w:cs="Times New Roman"/>
+          <w:szCs w:val="28"/>
+        </w:rPr>
+        <w:t xml:space="preserve"> и фильтрация – извлечение из новостей ключевых слов («протесты», «стихия», «землетрясение», «теракт», «МИД рекомендует») и отсев нерелевантных сообщений.</w:t>
       </w:r>
     </w:p>
     <w:p>
@@ -4479,7 +5026,15 @@
           <w:rFonts w:cs="Times New Roman"/>
           <w:szCs w:val="28"/>
         </w:rPr>
-        <w:t xml:space="preserve">   Отправить сообщение с пожеланием приятного отдыха – система формирует и отправляет пользователям, находящимся в данной стране (или планирующим поездку), уведомление об отсутствии угроз (например, «В стране всё спокойно, приятного отдыха!»). Действие завершает процесс для этой страны.</w:t>
+        <w:t xml:space="preserve">   Отправить сообщение с пожеланием приятного отдыха – система формирует и отправляет пользователям, находящимся в данной стране (или планирующим поездку), уведомление об отсутствии угроз (например, «В </w:t>
+      </w:r>
+      <w:r>
+        <w:rPr>
+          <w:rFonts w:cs="Times New Roman"/>
+          <w:szCs w:val="28"/>
+        </w:rPr>
+        <w:lastRenderedPageBreak/>
+        <w:t>стране всё спокойно, приятного отдыха!»). Действие завершает процесс для этой страны.</w:t>
       </w:r>
     </w:p>
     <w:p>
@@ -4705,7 +5260,23 @@
           <w:rFonts w:cs="Times New Roman"/>
           <w:szCs w:val="28"/>
         </w:rPr>
-        <w:t>Ветвление происходит после этапа парсинга и фильтрации. Две ветви взаимоисключающие – в зависимости от наличия рисков.</w:t>
+        <w:t xml:space="preserve">Ветвление происходит после этапа </w:t>
+      </w:r>
+      <w:proofErr w:type="spellStart"/>
+      <w:r>
+        <w:rPr>
+          <w:rFonts w:cs="Times New Roman"/>
+          <w:szCs w:val="28"/>
+        </w:rPr>
+        <w:t>парсинга</w:t>
+      </w:r>
+      <w:proofErr w:type="spellEnd"/>
+      <w:r>
+        <w:rPr>
+          <w:rFonts w:cs="Times New Roman"/>
+          <w:szCs w:val="28"/>
+        </w:rPr>
+        <w:t xml:space="preserve"> и фильтрации. Две ветви взаимоисключающие – в зависимости от наличия рисков.</w:t>
       </w:r>
     </w:p>
     <w:p>
@@ -4767,6 +5338,7 @@
         <w:rPr>
           <w:noProof/>
         </w:rPr>
+        <w:lastRenderedPageBreak/>
         <mc:AlternateContent>
           <mc:Choice Requires="wps">
             <w:drawing>
@@ -5026,6 +5598,7 @@
         <w:ind w:left="0" w:firstLine="709"/>
       </w:pPr>
       <w:r>
+        <w:lastRenderedPageBreak/>
         <w:t>Диаграмма последовательности при оценке рисков.</w:t>
       </w:r>
     </w:p>
@@ -5179,7 +5752,31 @@
           <w:rFonts w:cs="Times New Roman"/>
           <w:szCs w:val="28"/>
         </w:rPr>
-        <w:t>Внешние API возвращают «Список новостей» (заголовки, тексты, даты, источники). Интерфейс получает этот список, выполняет парсинг и фильтрацию</w:t>
+        <w:t xml:space="preserve">Внешние API возвращают «Список новостей» (заголовки, тексты, даты, источники). Интерфейс получает этот список, выполняет </w:t>
+      </w:r>
+      <w:proofErr w:type="spellStart"/>
+      <w:r>
+        <w:rPr>
+          <w:rFonts w:cs="Times New Roman"/>
+          <w:szCs w:val="28"/>
+        </w:rPr>
+        <w:t>парсинг</w:t>
+      </w:r>
+      <w:proofErr w:type="spellEnd"/>
+      <w:r>
+        <w:rPr>
+          <w:rFonts w:cs="Times New Roman"/>
+          <w:szCs w:val="28"/>
+        </w:rPr>
+        <w:t xml:space="preserve"> и </w:t>
+      </w:r>
+      <w:proofErr w:type="gramStart"/>
+      <w:r>
+        <w:rPr>
+          <w:rFonts w:cs="Times New Roman"/>
+          <w:szCs w:val="28"/>
+        </w:rPr>
+        <w:t>фильтрацию</w:t>
       </w:r>
       <w:r>
         <w:rPr>
@@ -5207,7 +5804,39 @@
           <w:rFonts w:cs="Times New Roman"/>
           <w:szCs w:val="28"/>
         </w:rPr>
-        <w:t>ключевым словам («протесты», «стихия», «теракт», «МИД рекомендует»), определяет уровень риска (опасно / внимание / безопасно). Если уровень риска выше «безопасно», интерфейс формирует «Уведомление» и отправляет его пользователю (через push-уведомление или SMS).</w:t>
+        <w:t>ключевым словам</w:t>
+      </w:r>
+      <w:proofErr w:type="gramEnd"/>
+      <w:r>
+        <w:rPr>
+          <w:rFonts w:cs="Times New Roman"/>
+          <w:szCs w:val="28"/>
+        </w:rPr>
+        <w:t xml:space="preserve"> («протесты», «стихия», «теракт», «МИД рекомендует»), определяет уровень риска (опасно / внимание / безопасно). </w:t>
+      </w:r>
+      <w:r>
+        <w:rPr>
+          <w:rFonts w:cs="Times New Roman"/>
+          <w:szCs w:val="28"/>
+        </w:rPr>
+        <w:lastRenderedPageBreak/>
+        <w:t xml:space="preserve">Если уровень риска выше «безопасно», интерфейс формирует «Уведомление» и отправляет его пользователю (через </w:t>
+      </w:r>
+      <w:proofErr w:type="spellStart"/>
+      <w:r>
+        <w:rPr>
+          <w:rFonts w:cs="Times New Roman"/>
+          <w:szCs w:val="28"/>
+        </w:rPr>
+        <w:t>push</w:t>
+      </w:r>
+      <w:proofErr w:type="spellEnd"/>
+      <w:r>
+        <w:rPr>
+          <w:rFonts w:cs="Times New Roman"/>
+          <w:szCs w:val="28"/>
+        </w:rPr>
+        <w:t>-уведомление или SMS).</w:t>
       </w:r>
     </w:p>
     <w:p>
@@ -5452,6 +6081,7 @@
         <w:ind w:left="0" w:firstLine="709"/>
       </w:pPr>
       <w:r>
+        <w:lastRenderedPageBreak/>
         <w:t>Диаграмма коммуникации объектов мониторинга безопасности.</w:t>
       </w:r>
     </w:p>
@@ -5488,7 +6118,23 @@
           <w:rFonts w:cs="Times New Roman"/>
           <w:szCs w:val="28"/>
         </w:rPr>
-        <w:t>Пользователь – путешественник, инициатор процесса. Регистрируется в системе, редактирует свои данные (и настраивает параметры уведомлений (включение/отключение push-оповещений о рисках и расходах, установка пороговых значений).</w:t>
+        <w:t xml:space="preserve">Пользователь – путешественник, инициатор процесса. Регистрируется в системе, редактирует свои данные (и настраивает параметры уведомлений (включение/отключение </w:t>
+      </w:r>
+      <w:proofErr w:type="spellStart"/>
+      <w:r>
+        <w:rPr>
+          <w:rFonts w:cs="Times New Roman"/>
+          <w:szCs w:val="28"/>
+        </w:rPr>
+        <w:t>push</w:t>
+      </w:r>
+      <w:proofErr w:type="spellEnd"/>
+      <w:r>
+        <w:rPr>
+          <w:rFonts w:cs="Times New Roman"/>
+          <w:szCs w:val="28"/>
+        </w:rPr>
+        <w:t>-оповещений о рисках и расходах, установка пороговых значений).</w:t>
       </w:r>
     </w:p>
     <w:p>
@@ -5532,6 +6178,7 @@
         </w:rPr>
         <w:t>Сервер – бэкенд с базой данных SQL</w:t>
       </w:r>
+      <w:proofErr w:type="spellStart"/>
       <w:r>
         <w:rPr>
           <w:rFonts w:cs="Times New Roman"/>
@@ -5540,6 +6187,7 @@
         </w:rPr>
         <w:t>ite</w:t>
       </w:r>
+      <w:proofErr w:type="spellEnd"/>
       <w:r>
         <w:rPr>
           <w:rFonts w:cs="Times New Roman"/>
@@ -5633,7 +6281,31 @@
           <w:rFonts w:cs="Times New Roman"/>
           <w:szCs w:val="28"/>
         </w:rPr>
-        <w:t xml:space="preserve">Также пользователь может настроить параметры уведомлений (например, включить push-уведомления о рисках, установить лимит для уведомлений о расходах). Он отправляет «Запросить настройку уведомлений» в интерфейс. Интерфейс передаёт серверу «Передать настройки». Сервер сохраняет настройки в профиле пользователя и возвращает интерфейсу «Подтверждение настройки». Интерфейс уведомляет пользователя о том, что </w:t>
+        <w:t xml:space="preserve">Также пользователь может настроить параметры уведомлений (например, включить </w:t>
+      </w:r>
+      <w:proofErr w:type="spellStart"/>
+      <w:r>
+        <w:rPr>
+          <w:rFonts w:cs="Times New Roman"/>
+          <w:szCs w:val="28"/>
+        </w:rPr>
+        <w:t>push</w:t>
+      </w:r>
+      <w:proofErr w:type="spellEnd"/>
+      <w:r>
+        <w:rPr>
+          <w:rFonts w:cs="Times New Roman"/>
+          <w:szCs w:val="28"/>
+        </w:rPr>
+        <w:t xml:space="preserve">-уведомления о рисках, установить лимит для уведомлений о расходах). Он отправляет «Запросить настройку уведомлений» в интерфейс. Интерфейс передаёт серверу «Передать настройки». Сервер </w:t>
+      </w:r>
+      <w:r>
+        <w:rPr>
+          <w:rFonts w:cs="Times New Roman"/>
+          <w:szCs w:val="28"/>
+        </w:rPr>
+        <w:lastRenderedPageBreak/>
+        <w:t xml:space="preserve">сохраняет настройки в профиле пользователя и возвращает интерфейсу «Подтверждение настройки». Интерфейс уведомляет пользователя о том, что </w:t>
       </w:r>
       <w:r>
         <w:rPr>
@@ -5881,7 +6553,23 @@
           <w:rFonts w:cs="Times New Roman"/>
           <w:szCs w:val="28"/>
         </w:rPr>
-        <w:t>Был выбран объект «Уведомление о безопасности» (push-уведомление, отправляемое путешественнику при обнаружении рисков).</w:t>
+        <w:t>Был выбран объект «Уведомление о безопасности» (</w:t>
+      </w:r>
+      <w:proofErr w:type="spellStart"/>
+      <w:r>
+        <w:rPr>
+          <w:rFonts w:cs="Times New Roman"/>
+          <w:szCs w:val="28"/>
+        </w:rPr>
+        <w:t>push</w:t>
+      </w:r>
+      <w:proofErr w:type="spellEnd"/>
+      <w:r>
+        <w:rPr>
+          <w:rFonts w:cs="Times New Roman"/>
+          <w:szCs w:val="28"/>
+        </w:rPr>
+        <w:t>-уведомление, отправляемое путешественнику при обнаружении рисков).</w:t>
       </w:r>
     </w:p>
     <w:p>
@@ -5956,12 +6644,21 @@
           <w:szCs w:val="28"/>
         </w:rPr>
       </w:pPr>
-      <w:r>
-        <w:rPr>
-          <w:rFonts w:cs="Times New Roman"/>
-          <w:szCs w:val="28"/>
-        </w:rPr>
-        <w:t>entry/сформулировать текст – при входе в состояние на основе уровня риска и типа события создаётся сообщение (например: «Внимание! В Бангкоке проходят протесты. Рекомендуем избегать центра города»).</w:t>
+      <w:proofErr w:type="spellStart"/>
+      <w:r>
+        <w:rPr>
+          <w:rFonts w:cs="Times New Roman"/>
+          <w:szCs w:val="28"/>
+        </w:rPr>
+        <w:t>entry</w:t>
+      </w:r>
+      <w:proofErr w:type="spellEnd"/>
+      <w:r>
+        <w:rPr>
+          <w:rFonts w:cs="Times New Roman"/>
+          <w:szCs w:val="28"/>
+        </w:rPr>
+        <w:t>/сформулировать текст – при входе в состояние на основе уровня риска и типа события создаётся сообщение (например: «Внимание! В Бангкоке проходят протесты. Рекомендуем избегать центра города»).</w:t>
       </w:r>
     </w:p>
     <w:p>
@@ -5977,27 +6674,101 @@
           <w:szCs w:val="28"/>
         </w:rPr>
       </w:pPr>
-      <w:r>
-        <w:rPr>
-          <w:rFonts w:cs="Times New Roman"/>
-          <w:szCs w:val="28"/>
-        </w:rPr>
-        <w:t>do/ожидать отправки – уведомление находится в очереди на отправку (Celery queue), ожидает, когда сервис push-уведомлений будет готов его принять.</w:t>
-      </w:r>
-    </w:p>
-    <w:p>
-      <w:pPr>
-        <w:rPr>
-          <w:rFonts w:cs="Times New Roman"/>
-          <w:szCs w:val="28"/>
-        </w:rPr>
-      </w:pPr>
-      <w:r>
-        <w:rPr>
-          <w:rFonts w:cs="Times New Roman"/>
-          <w:szCs w:val="28"/>
-        </w:rPr>
-        <w:t>Переход в это состояние: создание нового уведомления (после парсинга новостей, фильтрации и определения уровня риска).</w:t>
+      <w:proofErr w:type="spellStart"/>
+      <w:r>
+        <w:rPr>
+          <w:rFonts w:cs="Times New Roman"/>
+          <w:szCs w:val="28"/>
+        </w:rPr>
+        <w:lastRenderedPageBreak/>
+        <w:t>do</w:t>
+      </w:r>
+      <w:proofErr w:type="spellEnd"/>
+      <w:r>
+        <w:rPr>
+          <w:rFonts w:cs="Times New Roman"/>
+          <w:szCs w:val="28"/>
+        </w:rPr>
+        <w:t>/ожидать отправки – уведомление находится в очереди на отправку (</w:t>
+      </w:r>
+      <w:proofErr w:type="spellStart"/>
+      <w:r>
+        <w:rPr>
+          <w:rFonts w:cs="Times New Roman"/>
+          <w:szCs w:val="28"/>
+        </w:rPr>
+        <w:t>Celery</w:t>
+      </w:r>
+      <w:proofErr w:type="spellEnd"/>
+      <w:r>
+        <w:rPr>
+          <w:rFonts w:cs="Times New Roman"/>
+          <w:szCs w:val="28"/>
+        </w:rPr>
+        <w:t xml:space="preserve"> </w:t>
+      </w:r>
+      <w:proofErr w:type="spellStart"/>
+      <w:r>
+        <w:rPr>
+          <w:rFonts w:cs="Times New Roman"/>
+          <w:szCs w:val="28"/>
+        </w:rPr>
+        <w:t>queue</w:t>
+      </w:r>
+      <w:proofErr w:type="spellEnd"/>
+      <w:r>
+        <w:rPr>
+          <w:rFonts w:cs="Times New Roman"/>
+          <w:szCs w:val="28"/>
+        </w:rPr>
+        <w:t xml:space="preserve">), ожидает, когда сервис </w:t>
+      </w:r>
+      <w:proofErr w:type="spellStart"/>
+      <w:r>
+        <w:rPr>
+          <w:rFonts w:cs="Times New Roman"/>
+          <w:szCs w:val="28"/>
+        </w:rPr>
+        <w:t>push</w:t>
+      </w:r>
+      <w:proofErr w:type="spellEnd"/>
+      <w:r>
+        <w:rPr>
+          <w:rFonts w:cs="Times New Roman"/>
+          <w:szCs w:val="28"/>
+        </w:rPr>
+        <w:t>-уведомлений будет готов его принять.</w:t>
+      </w:r>
+    </w:p>
+    <w:p>
+      <w:pPr>
+        <w:rPr>
+          <w:rFonts w:cs="Times New Roman"/>
+          <w:szCs w:val="28"/>
+        </w:rPr>
+      </w:pPr>
+      <w:r>
+        <w:rPr>
+          <w:rFonts w:cs="Times New Roman"/>
+          <w:szCs w:val="28"/>
+        </w:rPr>
+        <w:t xml:space="preserve">Переход в это состояние: создание нового уведомления (после </w:t>
+      </w:r>
+      <w:proofErr w:type="spellStart"/>
+      <w:r>
+        <w:rPr>
+          <w:rFonts w:cs="Times New Roman"/>
+          <w:szCs w:val="28"/>
+        </w:rPr>
+        <w:t>парсинга</w:t>
+      </w:r>
+      <w:proofErr w:type="spellEnd"/>
+      <w:r>
+        <w:rPr>
+          <w:rFonts w:cs="Times New Roman"/>
+          <w:szCs w:val="28"/>
+        </w:rPr>
+        <w:t xml:space="preserve"> новостей, фильтрации и определения уровня риска).</w:t>
       </w:r>
     </w:p>
     <w:p>
@@ -6070,7 +6841,23 @@
           <w:rFonts w:cs="Times New Roman"/>
           <w:szCs w:val="28"/>
         </w:rPr>
-        <w:t>Описание: уведомление успешно передано через внешний сервис push-уведомлений (FCM) на мобильное устройство пользователя. Система зафиксировала время отправки и ожидает, когда пользователь откроет уведомление.</w:t>
+        <w:t xml:space="preserve">Описание: уведомление успешно передано через внешний сервис </w:t>
+      </w:r>
+      <w:proofErr w:type="spellStart"/>
+      <w:r>
+        <w:rPr>
+          <w:rFonts w:cs="Times New Roman"/>
+          <w:szCs w:val="28"/>
+        </w:rPr>
+        <w:t>push</w:t>
+      </w:r>
+      <w:proofErr w:type="spellEnd"/>
+      <w:r>
+        <w:rPr>
+          <w:rFonts w:cs="Times New Roman"/>
+          <w:szCs w:val="28"/>
+        </w:rPr>
+        <w:t>-уведомлений (FCM) на мобильное устройство пользователя. Система зафиксировала время отправки и ожидает, когда пользователь откроет уведомление.</w:t>
       </w:r>
     </w:p>
     <w:p>
@@ -6101,12 +6888,21 @@
           <w:szCs w:val="28"/>
         </w:rPr>
       </w:pPr>
-      <w:r>
-        <w:rPr>
-          <w:rFonts w:cs="Times New Roman"/>
-          <w:szCs w:val="28"/>
-        </w:rPr>
-        <w:t>entry/зафиксировано время – при входе в состояние в лог (базу данных) записывается дата и время отправки уведомления.</w:t>
+      <w:proofErr w:type="spellStart"/>
+      <w:r>
+        <w:rPr>
+          <w:rFonts w:cs="Times New Roman"/>
+          <w:szCs w:val="28"/>
+        </w:rPr>
+        <w:t>entry</w:t>
+      </w:r>
+      <w:proofErr w:type="spellEnd"/>
+      <w:r>
+        <w:rPr>
+          <w:rFonts w:cs="Times New Roman"/>
+          <w:szCs w:val="28"/>
+        </w:rPr>
+        <w:t>/зафиксировано время – при входе в состояние в лог (базу данных) записывается дата и время отправки уведомления.</w:t>
       </w:r>
     </w:p>
     <w:p>
@@ -6122,12 +6918,21 @@
           <w:szCs w:val="28"/>
         </w:rPr>
       </w:pPr>
-      <w:r>
-        <w:rPr>
-          <w:rFonts w:cs="Times New Roman"/>
-          <w:szCs w:val="28"/>
-        </w:rPr>
-        <w:t>do/ожидает прочтения – система находится в режиме ожидания, отслеживая, откроет ли пользователь уведомление в течение определённого времени (например, 24 часа).</w:t>
+      <w:proofErr w:type="spellStart"/>
+      <w:r>
+        <w:rPr>
+          <w:rFonts w:cs="Times New Roman"/>
+          <w:szCs w:val="28"/>
+        </w:rPr>
+        <w:t>do</w:t>
+      </w:r>
+      <w:proofErr w:type="spellEnd"/>
+      <w:r>
+        <w:rPr>
+          <w:rFonts w:cs="Times New Roman"/>
+          <w:szCs w:val="28"/>
+        </w:rPr>
+        <w:t>/ожидает прочтения – система находится в режиме ожидания, отслеживая, откроет ли пользователь уведомление в течение определённого времени (например, 24 часа).</w:t>
       </w:r>
     </w:p>
     <w:p>
@@ -6243,6 +7048,7 @@
           <w:rFonts w:cs="Times New Roman"/>
           <w:szCs w:val="28"/>
         </w:rPr>
+        <w:lastRenderedPageBreak/>
         <w:t>Описание: пользователь открыл уведомление и ознакомился с информацией о риске. Система отмечает уведомление как прочитанное. В этом состоянии пользователю могут быть предложены дополнительные действия (просмотр статей с рекомендациями, контакты посольства).</w:t>
       </w:r>
     </w:p>
@@ -6274,12 +7080,37 @@
           <w:szCs w:val="28"/>
         </w:rPr>
       </w:pPr>
-      <w:r>
-        <w:rPr>
-          <w:rFonts w:cs="Times New Roman"/>
-          <w:szCs w:val="28"/>
-        </w:rPr>
-        <w:t>entry/отметить как прочитанное – при входе в состояние в базе данных обновляется статус уведомления (меняется с «отправлено» на «прочитано»).</w:t>
+      <w:proofErr w:type="spellStart"/>
+      <w:r>
+        <w:rPr>
+          <w:rFonts w:cs="Times New Roman"/>
+          <w:szCs w:val="28"/>
+        </w:rPr>
+        <w:t>entry</w:t>
+      </w:r>
+      <w:proofErr w:type="spellEnd"/>
+      <w:r>
+        <w:rPr>
+          <w:rFonts w:cs="Times New Roman"/>
+          <w:szCs w:val="28"/>
+        </w:rPr>
+        <w:t>/</w:t>
+      </w:r>
+      <w:proofErr w:type="gramStart"/>
+      <w:r>
+        <w:rPr>
+          <w:rFonts w:cs="Times New Roman"/>
+          <w:szCs w:val="28"/>
+        </w:rPr>
+        <w:t>отметить</w:t>
+      </w:r>
+      <w:proofErr w:type="gramEnd"/>
+      <w:r>
+        <w:rPr>
+          <w:rFonts w:cs="Times New Roman"/>
+          <w:szCs w:val="28"/>
+        </w:rPr>
+        <w:t xml:space="preserve"> как прочитанное – при входе в состояние в базе данных обновляется статус уведомления (меняется с «отправлено» на «прочитано»).</w:t>
       </w:r>
     </w:p>
     <w:p>
@@ -6384,12 +7215,21 @@
           <w:szCs w:val="28"/>
         </w:rPr>
       </w:pPr>
-      <w:r>
-        <w:rPr>
-          <w:rFonts w:cs="Times New Roman"/>
-          <w:szCs w:val="28"/>
-        </w:rPr>
-        <w:t>entry/пометить устаревшим – при входе в состояние в базу данных записывается отметка о том, что уведомление не прочитано вовремя и больше не актуально.</w:t>
+      <w:proofErr w:type="spellStart"/>
+      <w:r>
+        <w:rPr>
+          <w:rFonts w:cs="Times New Roman"/>
+          <w:szCs w:val="28"/>
+        </w:rPr>
+        <w:t>entry</w:t>
+      </w:r>
+      <w:proofErr w:type="spellEnd"/>
+      <w:r>
+        <w:rPr>
+          <w:rFonts w:cs="Times New Roman"/>
+          <w:szCs w:val="28"/>
+        </w:rPr>
+        <w:t>/пометить устаревшим – при входе в состояние в базу данных записывается отметка о том, что уведомление не прочитано вовремя и больше не актуально.</w:t>
       </w:r>
     </w:p>
     <w:p>
@@ -6427,6 +7267,7 @@
         <w:rPr>
           <w:noProof/>
         </w:rPr>
+        <w:lastRenderedPageBreak/>
         <mc:AlternateContent>
           <mc:Choice Requires="wps">
             <w:drawing>
@@ -6779,7 +7620,23 @@
           <w:rFonts w:cs="Times New Roman"/>
           <w:szCs w:val="28"/>
         </w:rPr>
-        <w:t>1. Состояние: Не зарегистрирован</w:t>
+        <w:t>1. Состояние</w:t>
+      </w:r>
+      <w:proofErr w:type="gramStart"/>
+      <w:r>
+        <w:rPr>
+          <w:rFonts w:cs="Times New Roman"/>
+          <w:szCs w:val="28"/>
+        </w:rPr>
+        <w:t>: Не</w:t>
+      </w:r>
+      <w:proofErr w:type="gramEnd"/>
+      <w:r>
+        <w:rPr>
+          <w:rFonts w:cs="Times New Roman"/>
+          <w:szCs w:val="28"/>
+        </w:rPr>
+        <w:t xml:space="preserve"> зарегистрирован</w:t>
       </w:r>
     </w:p>
     <w:p>
@@ -6841,12 +7698,21 @@
           <w:szCs w:val="28"/>
         </w:rPr>
       </w:pPr>
-      <w:r>
-        <w:rPr>
-          <w:rFonts w:cs="Times New Roman"/>
-          <w:szCs w:val="28"/>
-        </w:rPr>
-        <w:t>entry/показать форму – при входе в состояние отображается экран регистрации.</w:t>
+      <w:proofErr w:type="spellStart"/>
+      <w:r>
+        <w:rPr>
+          <w:rFonts w:cs="Times New Roman"/>
+          <w:szCs w:val="28"/>
+        </w:rPr>
+        <w:t>entry</w:t>
+      </w:r>
+      <w:proofErr w:type="spellEnd"/>
+      <w:r>
+        <w:rPr>
+          <w:rFonts w:cs="Times New Roman"/>
+          <w:szCs w:val="28"/>
+        </w:rPr>
+        <w:t>/показать форму – при входе в состояние отображается экран регистрации.</w:t>
       </w:r>
     </w:p>
     <w:p>
@@ -6862,12 +7728,21 @@
           <w:szCs w:val="28"/>
         </w:rPr>
       </w:pPr>
-      <w:r>
-        <w:rPr>
-          <w:rFonts w:cs="Times New Roman"/>
-          <w:szCs w:val="28"/>
-        </w:rPr>
-        <w:t>do/ожидать ввод данных – система ожидает, пока пользователь заполнит поля и отправит форму.</w:t>
+      <w:proofErr w:type="spellStart"/>
+      <w:r>
+        <w:rPr>
+          <w:rFonts w:cs="Times New Roman"/>
+          <w:szCs w:val="28"/>
+        </w:rPr>
+        <w:t>do</w:t>
+      </w:r>
+      <w:proofErr w:type="spellEnd"/>
+      <w:r>
+        <w:rPr>
+          <w:rFonts w:cs="Times New Roman"/>
+          <w:szCs w:val="28"/>
+        </w:rPr>
+        <w:t>/ожидать ввод данных – система ожидает, пока пользователь заполнит поля и отправит форму.</w:t>
       </w:r>
     </w:p>
     <w:p>
@@ -6897,6 +7772,7 @@
           <w:rFonts w:cs="Times New Roman"/>
           <w:szCs w:val="28"/>
         </w:rPr>
+        <w:lastRenderedPageBreak/>
         <w:t>Переход из этого состояния: по событию «ввод данных для регистрации» - переход в состояние Активен.</w:t>
       </w:r>
     </w:p>
@@ -6959,12 +7835,21 @@
           <w:szCs w:val="28"/>
         </w:rPr>
       </w:pPr>
-      <w:r>
-        <w:rPr>
-          <w:rFonts w:cs="Times New Roman"/>
-          <w:szCs w:val="28"/>
-        </w:rPr>
-        <w:t>entry/приветствие – при входе в состояние отправляется приветственное сообщение или показывается главный экран.</w:t>
+      <w:proofErr w:type="spellStart"/>
+      <w:r>
+        <w:rPr>
+          <w:rFonts w:cs="Times New Roman"/>
+          <w:szCs w:val="28"/>
+        </w:rPr>
+        <w:t>entry</w:t>
+      </w:r>
+      <w:proofErr w:type="spellEnd"/>
+      <w:r>
+        <w:rPr>
+          <w:rFonts w:cs="Times New Roman"/>
+          <w:szCs w:val="28"/>
+        </w:rPr>
+        <w:t>/приветствие – при входе в состояние отправляется приветственное сообщение или показывается главный экран.</w:t>
       </w:r>
     </w:p>
     <w:p>
@@ -6980,42 +7865,83 @@
           <w:szCs w:val="28"/>
         </w:rPr>
       </w:pPr>
-      <w:r>
-        <w:rPr>
-          <w:rFonts w:cs="Times New Roman"/>
-          <w:szCs w:val="28"/>
-        </w:rPr>
-        <w:t>do/взаимодействие с системой – пользователь может просматривать контент, редактировать профиль, вводить лимиты, настраивать уведомления.</w:t>
-      </w:r>
-    </w:p>
-    <w:p>
-      <w:pPr>
-        <w:rPr>
-          <w:rFonts w:cs="Times New Roman"/>
-          <w:szCs w:val="28"/>
-        </w:rPr>
-      </w:pPr>
-      <w:r>
-        <w:rPr>
-          <w:rFonts w:cs="Times New Roman"/>
-          <w:szCs w:val="28"/>
-        </w:rPr>
-        <w:t>Переход в это состояние: из состояния Не зарегистрирован по событию «ввод данных для регистрации».</w:t>
-      </w:r>
-    </w:p>
-    <w:p>
-      <w:pPr>
-        <w:rPr>
-          <w:rFonts w:cs="Times New Roman"/>
-          <w:szCs w:val="28"/>
-        </w:rPr>
-      </w:pPr>
-      <w:r>
-        <w:rPr>
-          <w:rFonts w:cs="Times New Roman"/>
-          <w:szCs w:val="28"/>
-        </w:rPr>
-        <w:t>Переход из этого состояния: по событию «поездка начата» - переход в состояние В поездке.</w:t>
+      <w:proofErr w:type="spellStart"/>
+      <w:r>
+        <w:rPr>
+          <w:rFonts w:cs="Times New Roman"/>
+          <w:szCs w:val="28"/>
+        </w:rPr>
+        <w:t>do</w:t>
+      </w:r>
+      <w:proofErr w:type="spellEnd"/>
+      <w:r>
+        <w:rPr>
+          <w:rFonts w:cs="Times New Roman"/>
+          <w:szCs w:val="28"/>
+        </w:rPr>
+        <w:t>/взаимодействие с системой – пользователь может просматривать контент, редактировать профиль, вводить лимиты, настраивать уведомления.</w:t>
+      </w:r>
+    </w:p>
+    <w:p>
+      <w:pPr>
+        <w:rPr>
+          <w:rFonts w:cs="Times New Roman"/>
+          <w:szCs w:val="28"/>
+        </w:rPr>
+      </w:pPr>
+      <w:r>
+        <w:rPr>
+          <w:rFonts w:cs="Times New Roman"/>
+          <w:szCs w:val="28"/>
+        </w:rPr>
+        <w:t xml:space="preserve">Переход в это состояние: из </w:t>
+      </w:r>
+      <w:proofErr w:type="gramStart"/>
+      <w:r>
+        <w:rPr>
+          <w:rFonts w:cs="Times New Roman"/>
+          <w:szCs w:val="28"/>
+        </w:rPr>
+        <w:t>состояния</w:t>
+      </w:r>
+      <w:proofErr w:type="gramEnd"/>
+      <w:r>
+        <w:rPr>
+          <w:rFonts w:cs="Times New Roman"/>
+          <w:szCs w:val="28"/>
+        </w:rPr>
+        <w:t xml:space="preserve"> Не зарегистрирован по событию «ввод данных для регистрации».</w:t>
+      </w:r>
+    </w:p>
+    <w:p>
+      <w:pPr>
+        <w:rPr>
+          <w:rFonts w:cs="Times New Roman"/>
+          <w:szCs w:val="28"/>
+        </w:rPr>
+      </w:pPr>
+      <w:r>
+        <w:rPr>
+          <w:rFonts w:cs="Times New Roman"/>
+          <w:szCs w:val="28"/>
+        </w:rPr>
+        <w:t xml:space="preserve">Переход из этого состояния: по событию «поездка начата» - переход в </w:t>
+      </w:r>
+      <w:proofErr w:type="gramStart"/>
+      <w:r>
+        <w:rPr>
+          <w:rFonts w:cs="Times New Roman"/>
+          <w:szCs w:val="28"/>
+        </w:rPr>
+        <w:t>состояние</w:t>
+      </w:r>
+      <w:proofErr w:type="gramEnd"/>
+      <w:r>
+        <w:rPr>
+          <w:rFonts w:cs="Times New Roman"/>
+          <w:szCs w:val="28"/>
+        </w:rPr>
+        <w:t xml:space="preserve"> В поездке.</w:t>
       </w:r>
     </w:p>
     <w:p>
@@ -7077,12 +8003,21 @@
           <w:szCs w:val="28"/>
         </w:rPr>
       </w:pPr>
-      <w:r>
-        <w:rPr>
-          <w:rFonts w:cs="Times New Roman"/>
-          <w:szCs w:val="28"/>
-        </w:rPr>
-        <w:t>entry/активировать учёт расходов и конвертер – при входе в состояние включается автоматический учёт трат, становится доступна конвертация валют.</w:t>
+      <w:proofErr w:type="spellStart"/>
+      <w:r>
+        <w:rPr>
+          <w:rFonts w:cs="Times New Roman"/>
+          <w:szCs w:val="28"/>
+        </w:rPr>
+        <w:t>entry</w:t>
+      </w:r>
+      <w:proofErr w:type="spellEnd"/>
+      <w:r>
+        <w:rPr>
+          <w:rFonts w:cs="Times New Roman"/>
+          <w:szCs w:val="28"/>
+        </w:rPr>
+        <w:t>/активировать учёт расходов и конвертер – при входе в состояние включается автоматический учёт трат, становится доступна конвертация валют.</w:t>
       </w:r>
     </w:p>
     <w:p>
@@ -7098,12 +8033,37 @@
           <w:szCs w:val="28"/>
         </w:rPr>
       </w:pPr>
-      <w:r>
-        <w:rPr>
-          <w:rFonts w:cs="Times New Roman"/>
-          <w:szCs w:val="28"/>
-        </w:rPr>
-        <w:t>do/мониторинг бюджета – система постоянно отслеживает текущие расходы относительно дневного и общего лимита, при достижении порогов (50%, 80%, 100%) отправляет push-уведомления.</w:t>
+      <w:proofErr w:type="spellStart"/>
+      <w:r>
+        <w:rPr>
+          <w:rFonts w:cs="Times New Roman"/>
+          <w:szCs w:val="28"/>
+        </w:rPr>
+        <w:t>do</w:t>
+      </w:r>
+      <w:proofErr w:type="spellEnd"/>
+      <w:r>
+        <w:rPr>
+          <w:rFonts w:cs="Times New Roman"/>
+          <w:szCs w:val="28"/>
+        </w:rPr>
+        <w:t xml:space="preserve">/мониторинг бюджета – система постоянно отслеживает текущие расходы относительно дневного и общего лимита, при достижении порогов (50%, 80%, 100%) отправляет </w:t>
+      </w:r>
+      <w:proofErr w:type="spellStart"/>
+      <w:r>
+        <w:rPr>
+          <w:rFonts w:cs="Times New Roman"/>
+          <w:szCs w:val="28"/>
+        </w:rPr>
+        <w:t>push</w:t>
+      </w:r>
+      <w:proofErr w:type="spellEnd"/>
+      <w:r>
+        <w:rPr>
+          <w:rFonts w:cs="Times New Roman"/>
+          <w:szCs w:val="28"/>
+        </w:rPr>
+        <w:t>-уведомления.</w:t>
       </w:r>
     </w:p>
     <w:p>
@@ -7119,12 +8079,22 @@
           <w:szCs w:val="28"/>
         </w:rPr>
       </w:pPr>
-      <w:r>
-        <w:rPr>
-          <w:rFonts w:cs="Times New Roman"/>
-          <w:szCs w:val="28"/>
-        </w:rPr>
-        <w:t>exit/сохранить историю поездки – при выходе из состояния все данные о поездке (лимиты, фактические траты, страна, даты) сохраняются в профиль пользователя.</w:t>
+      <w:proofErr w:type="spellStart"/>
+      <w:r>
+        <w:rPr>
+          <w:rFonts w:cs="Times New Roman"/>
+          <w:szCs w:val="28"/>
+        </w:rPr>
+        <w:lastRenderedPageBreak/>
+        <w:t>exit</w:t>
+      </w:r>
+      <w:proofErr w:type="spellEnd"/>
+      <w:r>
+        <w:rPr>
+          <w:rFonts w:cs="Times New Roman"/>
+          <w:szCs w:val="28"/>
+        </w:rPr>
+        <w:t>/сохранить историю поездки – при выходе из состояния все данные о поездке (лимиты, фактические траты, страна, даты) сохраняются в профиль пользователя.</w:t>
       </w:r>
     </w:p>
     <w:p>
@@ -7217,27 +8187,52 @@
           <w:szCs w:val="28"/>
         </w:rPr>
       </w:pPr>
-      <w:r>
-        <w:rPr>
-          <w:rFonts w:cs="Times New Roman"/>
-          <w:szCs w:val="28"/>
-        </w:rPr>
-        <w:t>entry/фиксация окончания поездки – при входе в состояние формируется итоговый отчёт о расходах, сравниваются плановые и фактические траты, история поездки добавляется в общий список.</w:t>
-      </w:r>
-    </w:p>
-    <w:p>
-      <w:pPr>
-        <w:rPr>
-          <w:rFonts w:cs="Times New Roman"/>
-          <w:szCs w:val="28"/>
-        </w:rPr>
-      </w:pPr>
-      <w:r>
-        <w:rPr>
-          <w:rFonts w:cs="Times New Roman"/>
-          <w:szCs w:val="28"/>
-        </w:rPr>
-        <w:t>Переход в это состояние: из состояния В поездке по событию «выполнение плана».</w:t>
+      <w:proofErr w:type="spellStart"/>
+      <w:r>
+        <w:rPr>
+          <w:rFonts w:cs="Times New Roman"/>
+          <w:szCs w:val="28"/>
+        </w:rPr>
+        <w:t>entry</w:t>
+      </w:r>
+      <w:proofErr w:type="spellEnd"/>
+      <w:r>
+        <w:rPr>
+          <w:rFonts w:cs="Times New Roman"/>
+          <w:szCs w:val="28"/>
+        </w:rPr>
+        <w:t>/фиксация окончания поездки – при входе в состояние формируется итоговый отчёт о расходах, сравниваются плановые и фактические траты, история поездки добавляется в общий список.</w:t>
+      </w:r>
+    </w:p>
+    <w:p>
+      <w:pPr>
+        <w:rPr>
+          <w:rFonts w:cs="Times New Roman"/>
+          <w:szCs w:val="28"/>
+        </w:rPr>
+      </w:pPr>
+      <w:r>
+        <w:rPr>
+          <w:rFonts w:cs="Times New Roman"/>
+          <w:szCs w:val="28"/>
+        </w:rPr>
+        <w:t xml:space="preserve">Переход в это состояние: из </w:t>
+      </w:r>
+      <w:proofErr w:type="gramStart"/>
+      <w:r>
+        <w:rPr>
+          <w:rFonts w:cs="Times New Roman"/>
+          <w:szCs w:val="28"/>
+        </w:rPr>
+        <w:t>состояния</w:t>
+      </w:r>
+      <w:proofErr w:type="gramEnd"/>
+      <w:r>
+        <w:rPr>
+          <w:rFonts w:cs="Times New Roman"/>
+          <w:szCs w:val="28"/>
+        </w:rPr>
+        <w:t xml:space="preserve"> В поездке по событию «выполнение плана».</w:t>
       </w:r>
       <w:r>
         <w:rPr>
@@ -7322,6 +8317,7 @@
         <w:rPr>
           <w:noProof/>
         </w:rPr>
+        <w:lastRenderedPageBreak/>
         <mc:AlternateContent>
           <mc:Choice Requires="wps">
             <w:drawing>
@@ -7751,7 +8747,24 @@
           <w:rFonts w:cs="Times New Roman"/>
           <w:szCs w:val="28"/>
         </w:rPr>
-        <w:t>Пользователь – путешественник, инициатор процесса. Регистрируется в системе, редактирует свои данные (и настраивает параметры уведомлений (включение/отключение push-оповещений о рисках и расходах, установка пороговых значений).</w:t>
+        <w:lastRenderedPageBreak/>
+        <w:t xml:space="preserve">Пользователь – путешественник, инициатор процесса. Регистрируется в системе, редактирует свои данные (и настраивает параметры уведомлений (включение/отключение </w:t>
+      </w:r>
+      <w:proofErr w:type="spellStart"/>
+      <w:r>
+        <w:rPr>
+          <w:rFonts w:cs="Times New Roman"/>
+          <w:szCs w:val="28"/>
+        </w:rPr>
+        <w:t>push</w:t>
+      </w:r>
+      <w:proofErr w:type="spellEnd"/>
+      <w:r>
+        <w:rPr>
+          <w:rFonts w:cs="Times New Roman"/>
+          <w:szCs w:val="28"/>
+        </w:rPr>
+        <w:t>-оповещений о рисках и расходах, установка пороговых значений).</w:t>
       </w:r>
     </w:p>
     <w:p>
@@ -7795,6 +8808,7 @@
         </w:rPr>
         <w:t>Сервер – бэкенд с базой данных SQL</w:t>
       </w:r>
+      <w:proofErr w:type="spellStart"/>
       <w:r>
         <w:rPr>
           <w:rFonts w:cs="Times New Roman"/>
@@ -7803,6 +8817,7 @@
         </w:rPr>
         <w:t>ite</w:t>
       </w:r>
+      <w:proofErr w:type="spellEnd"/>
       <w:r>
         <w:rPr>
           <w:rFonts w:cs="Times New Roman"/>
@@ -7896,7 +8911,31 @@
           <w:rFonts w:cs="Times New Roman"/>
           <w:szCs w:val="28"/>
         </w:rPr>
-        <w:t xml:space="preserve">Также пользователь может настроить параметры уведомлений (например, включить push-уведомления о рисках, установить лимит для уведомлений о расходах). Он отправляет «Запросить настройку уведомлений» в интерфейс. Интерфейс передаёт серверу «Передать настройки». Сервер сохраняет настройки в профиле пользователя и возвращает интерфейсу «Подтверждение настройки». Интерфейс уведомляет пользователя о том, что </w:t>
+        <w:t xml:space="preserve">Также пользователь может настроить параметры уведомлений (например, включить </w:t>
+      </w:r>
+      <w:proofErr w:type="spellStart"/>
+      <w:r>
+        <w:rPr>
+          <w:rFonts w:cs="Times New Roman"/>
+          <w:szCs w:val="28"/>
+        </w:rPr>
+        <w:t>push</w:t>
+      </w:r>
+      <w:proofErr w:type="spellEnd"/>
+      <w:r>
+        <w:rPr>
+          <w:rFonts w:cs="Times New Roman"/>
+          <w:szCs w:val="28"/>
+        </w:rPr>
+        <w:t xml:space="preserve">-уведомления о рисках, установить лимит для уведомлений о расходах). Он отправляет «Запросить настройку уведомлений» в интерфейс. Интерфейс передаёт серверу «Передать настройки». Сервер сохраняет настройки в профиле пользователя и возвращает интерфейсу </w:t>
+      </w:r>
+      <w:r>
+        <w:rPr>
+          <w:rFonts w:cs="Times New Roman"/>
+          <w:szCs w:val="28"/>
+        </w:rPr>
+        <w:lastRenderedPageBreak/>
+        <w:t xml:space="preserve">«Подтверждение настройки». Интерфейс уведомляет пользователя о том, что </w:t>
       </w:r>
       <w:r>
         <w:rPr>
@@ -8329,7 +9368,6 @@
         <w:docPartUnique/>
       </w:docPartObj>
     </w:sdtPr>
-    <w:sdtEndPr/>
     <w:sdtContent>
       <w:p>
         <w:pPr>

--- a/02.docx
+++ b/02.docx
@@ -2418,7 +2418,7 @@
           <w:noProof/>
         </w:rPr>
         <w:drawing>
-          <wp:anchor distT="0" distB="0" distL="114300" distR="114300" simplePos="0" relativeHeight="251670528" behindDoc="0" locked="0" layoutInCell="1" allowOverlap="1" wp14:anchorId="178AA712" wp14:editId="45F5E02D">
+          <wp:anchor distT="0" distB="0" distL="114300" distR="114300" simplePos="0" relativeHeight="251670528" behindDoc="0" locked="0" layoutInCell="1" allowOverlap="1" wp14:anchorId="178AA712" wp14:editId="11B7F314">
             <wp:simplePos x="0" y="0"/>
             <wp:positionH relativeFrom="column">
               <wp:posOffset>129540</wp:posOffset>
@@ -9310,15 +9310,202 @@
     </w:p>
     <w:p>
       <w:pPr>
-        <w:spacing w:after="160" w:line="259" w:lineRule="auto"/>
-        <w:ind w:firstLine="0"/>
-        <w:jc w:val="left"/>
-        <w:rPr>
-          <w:rFonts w:cs="Times New Roman"/>
-          <w:szCs w:val="28"/>
-        </w:rPr>
-      </w:pPr>
-    </w:p>
+        <w:pStyle w:val="2"/>
+      </w:pPr>
+      <w:r>
+        <w:t xml:space="preserve">1.4 </w:t>
+      </w:r>
+      <w:r>
+        <w:t xml:space="preserve">Построение </w:t>
+      </w:r>
+      <w:r>
+        <w:rPr>
+          <w:lang w:val="en-US"/>
+        </w:rPr>
+        <w:t>ER</w:t>
+      </w:r>
+      <w:r>
+        <w:t>-</w:t>
+      </w:r>
+      <w:r>
+        <w:t>диаграммы</w:t>
+      </w:r>
+    </w:p>
+    <w:p>
+      <w:pPr>
+        <w:rPr>
+          <w:rFonts w:cs="Times New Roman"/>
+          <w:szCs w:val="28"/>
+        </w:rPr>
+      </w:pPr>
+      <w:r>
+        <w:rPr>
+          <w:rFonts w:cs="Times New Roman"/>
+          <w:szCs w:val="28"/>
+        </w:rPr>
+        <w:t>1) Сущности, атрибуты и ограничения атрибутов.</w:t>
+      </w:r>
+    </w:p>
+    <w:p>
+      <w:pPr>
+        <w:rPr>
+          <w:rFonts w:cs="Times New Roman"/>
+          <w:szCs w:val="28"/>
+        </w:rPr>
+      </w:pPr>
+      <w:r>
+        <w:rPr>
+          <w:rFonts w:cs="Times New Roman"/>
+          <w:szCs w:val="28"/>
+        </w:rPr>
+        <w:t>Всего будет восемь сущностей. Первая сущность – Поездка. В неё будут входить такие атрибуты как: код поездки (первичный ключ, имеющий целочисленной значение), код пользователя (вторичный ключ, имеющий целочисленной значение), код страны (вторичный ключ, имеющий целочисленной значение), начало поездки (дата), окончание поездки (дата).</w:t>
+      </w:r>
+    </w:p>
+    <w:p>
+      <w:pPr>
+        <w:rPr>
+          <w:rFonts w:cs="Times New Roman"/>
+          <w:szCs w:val="28"/>
+        </w:rPr>
+      </w:pPr>
+      <w:r>
+        <w:rPr>
+          <w:rFonts w:cs="Times New Roman"/>
+          <w:szCs w:val="28"/>
+        </w:rPr>
+        <w:t>Вторая сущность – Пользователь. В неё будут входить такие атрибуты как: код пользователя (первичный ключ, имеющий целочисленной значение), электронная почта (текстовое значение), пароль (текстовое значение), фамилия (текстовое значение), имя (текстовое значение), номер телефона (текстовое значение).</w:t>
+      </w:r>
+    </w:p>
+    <w:p>
+      <w:pPr>
+        <w:rPr>
+          <w:rFonts w:cs="Times New Roman"/>
+          <w:szCs w:val="28"/>
+        </w:rPr>
+      </w:pPr>
+      <w:r>
+        <w:rPr>
+          <w:rFonts w:cs="Times New Roman"/>
+          <w:szCs w:val="28"/>
+        </w:rPr>
+        <w:lastRenderedPageBreak/>
+        <w:t>Третья сущность – Статья: код статьи (первичный ключ, имеющий целочисленной значение), код страны (вторичный ключ, имеющий целочисленной значение), название статьи (текстовое значение), ссылка на статью (текстовое значение), обновление статьи (дата).</w:t>
+      </w:r>
+    </w:p>
+    <w:p>
+      <w:pPr>
+        <w:rPr>
+          <w:rFonts w:cs="Times New Roman"/>
+          <w:szCs w:val="28"/>
+        </w:rPr>
+      </w:pPr>
+      <w:r>
+        <w:rPr>
+          <w:rFonts w:cs="Times New Roman"/>
+          <w:szCs w:val="28"/>
+        </w:rPr>
+        <w:t>Четвёртая сущность – Страна: код страны (первичный ключ, имеющий целочисленной значение), наименование страны (текстовое значение), валюта (текстовое значение), ставка НДС (дробное значение), язык (текстовое значение).</w:t>
+      </w:r>
+    </w:p>
+    <w:p>
+      <w:pPr>
+        <w:rPr>
+          <w:rFonts w:cs="Times New Roman"/>
+          <w:szCs w:val="28"/>
+        </w:rPr>
+      </w:pPr>
+      <w:r>
+        <w:rPr>
+          <w:rFonts w:cs="Times New Roman"/>
+          <w:szCs w:val="28"/>
+        </w:rPr>
+        <w:t>Пятая сущность – Местное приложение: код приложения (первичный ключ, имеющий целочисленной значение), код страны (вторичный ключ, имеющий целочисленной значение), название приложения (текстовое значение), описание приложения (текстовое значение), иконка приложения (изображение).</w:t>
+      </w:r>
+    </w:p>
+    <w:p>
+      <w:pPr>
+        <w:rPr>
+          <w:rFonts w:cs="Times New Roman"/>
+          <w:szCs w:val="28"/>
+        </w:rPr>
+      </w:pPr>
+      <w:r>
+        <w:rPr>
+          <w:rFonts w:cs="Times New Roman"/>
+          <w:szCs w:val="28"/>
+        </w:rPr>
+        <w:t>Шестая сущность – Фраза: код фразы (первичный ключ, имеющий целочисленной значение), код категории фразы (вторичный ключ, имеющий целочисленной значение), текст на местном языке (текстовое значение), переведённый текст (текстовое значение), транслитерация (текстовое значение).</w:t>
+      </w:r>
+    </w:p>
+    <w:p>
+      <w:pPr>
+        <w:rPr>
+          <w:rFonts w:cs="Times New Roman"/>
+          <w:szCs w:val="28"/>
+        </w:rPr>
+      </w:pPr>
+      <w:r>
+        <w:rPr>
+          <w:rFonts w:cs="Times New Roman"/>
+          <w:szCs w:val="28"/>
+        </w:rPr>
+        <w:t>Седьмая сущность – Категория фразы: код категории фразы (первичный ключ, имеющий целочисленной значение), название категории (текстовое значение), обновление (дата).</w:t>
+      </w:r>
+    </w:p>
+    <w:p>
+      <w:pPr>
+        <w:rPr>
+          <w:rFonts w:cs="Times New Roman"/>
+          <w:szCs w:val="28"/>
+        </w:rPr>
+      </w:pPr>
+      <w:r>
+        <w:rPr>
+          <w:rFonts w:cs="Times New Roman"/>
+          <w:szCs w:val="28"/>
+        </w:rPr>
+        <w:t>Восьмая сущность – Бюджет: код бюджета (первичный ключ, имеющий целочисленной значение), код поездки (вторичный ключ, имеющий целочисленной значение), сумма (дробное значение), лимит на день (дробное значение), наличие порогового лимита (булево значение), потрачено (дробное значение).</w:t>
+      </w:r>
+    </w:p>
+    <w:p>
+      <w:pPr>
+        <w:rPr>
+          <w:rFonts w:cs="Times New Roman"/>
+          <w:szCs w:val="28"/>
+        </w:rPr>
+      </w:pPr>
+      <w:r>
+        <w:rPr>
+          <w:rFonts w:cs="Times New Roman"/>
+          <w:szCs w:val="28"/>
+        </w:rPr>
+        <w:t>2) Связи между сущностями.</w:t>
+      </w:r>
+    </w:p>
+    <w:p>
+      <w:pPr>
+        <w:rPr>
+          <w:rFonts w:cs="Times New Roman"/>
+          <w:szCs w:val="28"/>
+        </w:rPr>
+      </w:pPr>
+      <w:r>
+        <w:rPr>
+          <w:rFonts w:cs="Times New Roman"/>
+          <w:szCs w:val="28"/>
+        </w:rPr>
+        <w:t xml:space="preserve">Сущность Пользователь связана с сущностью Поездка связью один ко многим через код пользователя. Сущность Поездка связана связью один к одному с сущностью Бюджет через код поездки. Сущность Страна связна с </w:t>
+      </w:r>
+      <w:r>
+        <w:rPr>
+          <w:rFonts w:cs="Times New Roman"/>
+          <w:szCs w:val="28"/>
+        </w:rPr>
+        <w:lastRenderedPageBreak/>
+        <w:t>сущностью Поездка связью один ко многим по коду страны, также сущность Страна связана с сущностью Статья по коду страны. Сущность Страна связана связью один ко многим с сущностью фраза. Сущность Страна связана с сущностью Локальное приложение связью один ко многим через код страны. Сущность Категория фразы с сущностью Фраза связана связью один ко многим через код категории.</w:t>
+      </w:r>
+    </w:p>
+    <w:p/>
     <w:p/>
     <w:p/>
     <w:sectPr>

--- a/02.docx
+++ b/02.docx
@@ -2418,7 +2418,7 @@
           <w:noProof/>
         </w:rPr>
         <w:drawing>
-          <wp:anchor distT="0" distB="0" distL="114300" distR="114300" simplePos="0" relativeHeight="251670528" behindDoc="0" locked="0" layoutInCell="1" allowOverlap="1" wp14:anchorId="178AA712" wp14:editId="11B7F314">
+          <wp:anchor distT="0" distB="0" distL="114300" distR="114300" simplePos="0" relativeHeight="251670528" behindDoc="0" locked="0" layoutInCell="1" allowOverlap="1" wp14:anchorId="178AA712" wp14:editId="08C004F6">
             <wp:simplePos x="0" y="0"/>
             <wp:positionH relativeFrom="column">
               <wp:posOffset>129540</wp:posOffset>
@@ -9502,14 +9502,404 @@
           <w:szCs w:val="28"/>
         </w:rPr>
         <w:lastRenderedPageBreak/>
-        <w:t>сущностью Поездка связью один ко многим по коду страны, также сущность Страна связана с сущностью Статья по коду страны. Сущность Страна связана связью один ко многим с сущностью фраза. Сущность Страна связана с сущностью Локальное приложение связью один ко многим через код страны. Сущность Категория фразы с сущностью Фраза связана связью один ко многим через код категории.</w:t>
+        <w:t xml:space="preserve">сущностью Поездка связью один ко многим по коду страны, также сущность Страна связана с сущностью Статья по коду страны. Сущность Страна связана связью один ко многим с сущностью фраза. Сущность Страна связана с сущностью Локальное приложение связью один ко многим через код страны. Сущность Категория фразы с сущностью Фраза связана связью один ко </w:t>
+      </w:r>
+      <w:r>
+        <w:rPr>
+          <w:noProof/>
+        </w:rPr>
+        <mc:AlternateContent>
+          <mc:Choice Requires="wps">
+            <w:drawing>
+              <wp:anchor distT="0" distB="0" distL="114300" distR="114300" simplePos="0" relativeHeight="251700224" behindDoc="0" locked="0" layoutInCell="1" allowOverlap="1" wp14:anchorId="7FC21DDC" wp14:editId="275526D8">
+                <wp:simplePos x="0" y="0"/>
+                <wp:positionH relativeFrom="margin">
+                  <wp:posOffset>2019300</wp:posOffset>
+                </wp:positionH>
+                <wp:positionV relativeFrom="paragraph">
+                  <wp:posOffset>8362950</wp:posOffset>
+                </wp:positionV>
+                <wp:extent cx="2247900" cy="276225"/>
+                <wp:effectExtent l="0" t="0" r="0" b="9525"/>
+                <wp:wrapTopAndBottom/>
+                <wp:docPr id="28" name="Надпись 28"/>
+                <wp:cNvGraphicFramePr/>
+                <a:graphic xmlns:a="http://schemas.openxmlformats.org/drawingml/2006/main">
+                  <a:graphicData uri="http://schemas.microsoft.com/office/word/2010/wordprocessingShape">
+                    <wps:wsp>
+                      <wps:cNvSpPr txBox="1"/>
+                      <wps:spPr>
+                        <a:xfrm>
+                          <a:off x="0" y="0"/>
+                          <a:ext cx="2247900" cy="276225"/>
+                        </a:xfrm>
+                        <a:prstGeom prst="rect">
+                          <a:avLst/>
+                        </a:prstGeom>
+                        <a:solidFill>
+                          <a:prstClr val="white"/>
+                        </a:solidFill>
+                        <a:ln>
+                          <a:noFill/>
+                        </a:ln>
+                      </wps:spPr>
+                      <wps:txbx>
+                        <w:txbxContent>
+                          <w:p>
+                            <w:pPr>
+                              <w:pStyle w:val="af1"/>
+                              <w:ind w:firstLine="0"/>
+                              <w:rPr>
+                                <w:rFonts w:cs="Times New Roman"/>
+                                <w:b w:val="0"/>
+                                <w:bCs w:val="0"/>
+                                <w:i/>
+                                <w:iCs/>
+                                <w:color w:val="auto"/>
+                                <w:sz w:val="28"/>
+                                <w:szCs w:val="28"/>
+                              </w:rPr>
+                            </w:pPr>
+                            <w:r>
+                              <w:rPr>
+                                <w:b w:val="0"/>
+                                <w:bCs w:val="0"/>
+                                <w:color w:val="auto"/>
+                                <w:sz w:val="28"/>
+                                <w:szCs w:val="28"/>
+                              </w:rPr>
+                              <w:t xml:space="preserve">Рисунок </w:t>
+                            </w:r>
+                            <w:r>
+                              <w:rPr>
+                                <w:b w:val="0"/>
+                                <w:bCs w:val="0"/>
+                                <w:i/>
+                                <w:iCs/>
+                                <w:color w:val="auto"/>
+                                <w:sz w:val="28"/>
+                                <w:szCs w:val="28"/>
+                              </w:rPr>
+                              <w:fldChar w:fldCharType="begin"/>
+                            </w:r>
+                            <w:r>
+                              <w:rPr>
+                                <w:b w:val="0"/>
+                                <w:bCs w:val="0"/>
+                                <w:color w:val="auto"/>
+                                <w:sz w:val="28"/>
+                                <w:szCs w:val="28"/>
+                              </w:rPr>
+                              <w:instrText xml:space="preserve"> SEQ Рисунок \* ARABIC </w:instrText>
+                            </w:r>
+                            <w:r>
+                              <w:rPr>
+                                <w:b w:val="0"/>
+                                <w:bCs w:val="0"/>
+                                <w:i/>
+                                <w:iCs/>
+                                <w:color w:val="auto"/>
+                                <w:sz w:val="28"/>
+                                <w:szCs w:val="28"/>
+                              </w:rPr>
+                              <w:fldChar w:fldCharType="separate"/>
+                            </w:r>
+                            <w:r>
+                              <w:rPr>
+                                <w:b w:val="0"/>
+                                <w:bCs w:val="0"/>
+                                <w:noProof/>
+                                <w:color w:val="auto"/>
+                                <w:sz w:val="28"/>
+                                <w:szCs w:val="28"/>
+                              </w:rPr>
+                              <w:t>1</w:t>
+                            </w:r>
+                            <w:r>
+                              <w:rPr>
+                                <w:b w:val="0"/>
+                                <w:bCs w:val="0"/>
+                                <w:i/>
+                                <w:iCs/>
+                                <w:color w:val="auto"/>
+                                <w:sz w:val="28"/>
+                                <w:szCs w:val="28"/>
+                              </w:rPr>
+                              <w:fldChar w:fldCharType="end"/>
+                            </w:r>
+                            <w:r>
+                              <w:rPr>
+                                <w:b w:val="0"/>
+                                <w:bCs w:val="0"/>
+                                <w:color w:val="auto"/>
+                                <w:sz w:val="28"/>
+                                <w:szCs w:val="28"/>
+                              </w:rPr>
+                              <w:t>4</w:t>
+                            </w:r>
+                            <w:r>
+                              <w:rPr>
+                                <w:b w:val="0"/>
+                                <w:bCs w:val="0"/>
+                                <w:color w:val="auto"/>
+                                <w:sz w:val="28"/>
+                                <w:szCs w:val="28"/>
+                              </w:rPr>
+                              <w:t xml:space="preserve"> – </w:t>
+                            </w:r>
+                            <w:r>
+                              <w:rPr>
+                                <w:b w:val="0"/>
+                                <w:bCs w:val="0"/>
+                                <w:color w:val="auto"/>
+                                <w:sz w:val="28"/>
+                                <w:szCs w:val="28"/>
+                                <w:lang w:val="en-US"/>
+                              </w:rPr>
+                              <w:t>ER-</w:t>
+                            </w:r>
+                            <w:r>
+                              <w:rPr>
+                                <w:b w:val="0"/>
+                                <w:bCs w:val="0"/>
+                                <w:color w:val="auto"/>
+                                <w:sz w:val="28"/>
+                                <w:szCs w:val="28"/>
+                              </w:rPr>
+                              <w:t>диаграмма</w:t>
+                            </w:r>
+                          </w:p>
+                        </w:txbxContent>
+                      </wps:txbx>
+                      <wps:bodyPr rot="0" spcFirstLastPara="0" vertOverflow="overflow" horzOverflow="overflow" vert="horz" wrap="square" lIns="0" tIns="0" rIns="0" bIns="0" numCol="1" spcCol="0" rtlCol="0" fromWordArt="0" anchor="t" anchorCtr="0" forceAA="0" compatLnSpc="1">
+                        <a:prstTxWarp prst="textNoShape">
+                          <a:avLst/>
+                        </a:prstTxWarp>
+                        <a:noAutofit/>
+                      </wps:bodyPr>
+                    </wps:wsp>
+                  </a:graphicData>
+                </a:graphic>
+                <wp14:sizeRelH relativeFrom="margin">
+                  <wp14:pctWidth>0</wp14:pctWidth>
+                </wp14:sizeRelH>
+                <wp14:sizeRelV relativeFrom="margin">
+                  <wp14:pctHeight>0</wp14:pctHeight>
+                </wp14:sizeRelV>
+              </wp:anchor>
+            </w:drawing>
+          </mc:Choice>
+          <mc:Fallback>
+            <w:pict>
+              <v:shapetype w14:anchorId="7FC21DDC" id="_x0000_t202" coordsize="21600,21600" o:spt="202" path="m,l,21600r21600,l21600,xe">
+                <v:stroke joinstyle="miter"/>
+                <v:path gradientshapeok="t" o:connecttype="rect"/>
+              </v:shapetype>
+              <v:shape id="Надпись 28" o:spid="_x0000_s1039" type="#_x0000_t202" style="position:absolute;left:0;text-align:left;margin-left:159pt;margin-top:658.5pt;width:177pt;height:21.75pt;z-index:251700224;visibility:visible;mso-wrap-style:square;mso-width-percent:0;mso-height-percent:0;mso-wrap-distance-left:9pt;mso-wrap-distance-top:0;mso-wrap-distance-right:9pt;mso-wrap-distance-bottom:0;mso-position-horizontal:absolute;mso-position-horizontal-relative:margin;mso-position-vertical:absolute;mso-position-vertical-relative:text;mso-width-percent:0;mso-height-percent:0;mso-width-relative:margin;mso-height-relative:margin;v-text-anchor:top" o:gfxdata="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" stroked="f">
+                <v:textbox inset="0,0,0,0">
+                  <w:txbxContent>
+                    <w:p>
+                      <w:pPr>
+                        <w:pStyle w:val="af1"/>
+                        <w:ind w:firstLine="0"/>
+                        <w:rPr>
+                          <w:rFonts w:cs="Times New Roman"/>
+                          <w:b w:val="0"/>
+                          <w:bCs w:val="0"/>
+                          <w:i/>
+                          <w:iCs/>
+                          <w:color w:val="auto"/>
+                          <w:sz w:val="28"/>
+                          <w:szCs w:val="28"/>
+                        </w:rPr>
+                      </w:pPr>
+                      <w:r>
+                        <w:rPr>
+                          <w:b w:val="0"/>
+                          <w:bCs w:val="0"/>
+                          <w:color w:val="auto"/>
+                          <w:sz w:val="28"/>
+                          <w:szCs w:val="28"/>
+                        </w:rPr>
+                        <w:t xml:space="preserve">Рисунок </w:t>
+                      </w:r>
+                      <w:r>
+                        <w:rPr>
+                          <w:b w:val="0"/>
+                          <w:bCs w:val="0"/>
+                          <w:i/>
+                          <w:iCs/>
+                          <w:color w:val="auto"/>
+                          <w:sz w:val="28"/>
+                          <w:szCs w:val="28"/>
+                        </w:rPr>
+                        <w:fldChar w:fldCharType="begin"/>
+                      </w:r>
+                      <w:r>
+                        <w:rPr>
+                          <w:b w:val="0"/>
+                          <w:bCs w:val="0"/>
+                          <w:color w:val="auto"/>
+                          <w:sz w:val="28"/>
+                          <w:szCs w:val="28"/>
+                        </w:rPr>
+                        <w:instrText xml:space="preserve"> SEQ Рисунок \* ARABIC </w:instrText>
+                      </w:r>
+                      <w:r>
+                        <w:rPr>
+                          <w:b w:val="0"/>
+                          <w:bCs w:val="0"/>
+                          <w:i/>
+                          <w:iCs/>
+                          <w:color w:val="auto"/>
+                          <w:sz w:val="28"/>
+                          <w:szCs w:val="28"/>
+                        </w:rPr>
+                        <w:fldChar w:fldCharType="separate"/>
+                      </w:r>
+                      <w:r>
+                        <w:rPr>
+                          <w:b w:val="0"/>
+                          <w:bCs w:val="0"/>
+                          <w:noProof/>
+                          <w:color w:val="auto"/>
+                          <w:sz w:val="28"/>
+                          <w:szCs w:val="28"/>
+                        </w:rPr>
+                        <w:t>1</w:t>
+                      </w:r>
+                      <w:r>
+                        <w:rPr>
+                          <w:b w:val="0"/>
+                          <w:bCs w:val="0"/>
+                          <w:i/>
+                          <w:iCs/>
+                          <w:color w:val="auto"/>
+                          <w:sz w:val="28"/>
+                          <w:szCs w:val="28"/>
+                        </w:rPr>
+                        <w:fldChar w:fldCharType="end"/>
+                      </w:r>
+                      <w:r>
+                        <w:rPr>
+                          <w:b w:val="0"/>
+                          <w:bCs w:val="0"/>
+                          <w:color w:val="auto"/>
+                          <w:sz w:val="28"/>
+                          <w:szCs w:val="28"/>
+                        </w:rPr>
+                        <w:t>4</w:t>
+                      </w:r>
+                      <w:r>
+                        <w:rPr>
+                          <w:b w:val="0"/>
+                          <w:bCs w:val="0"/>
+                          <w:color w:val="auto"/>
+                          <w:sz w:val="28"/>
+                          <w:szCs w:val="28"/>
+                        </w:rPr>
+                        <w:t xml:space="preserve"> – </w:t>
+                      </w:r>
+                      <w:r>
+                        <w:rPr>
+                          <w:b w:val="0"/>
+                          <w:bCs w:val="0"/>
+                          <w:color w:val="auto"/>
+                          <w:sz w:val="28"/>
+                          <w:szCs w:val="28"/>
+                          <w:lang w:val="en-US"/>
+                        </w:rPr>
+                        <w:t>ER-</w:t>
+                      </w:r>
+                      <w:r>
+                        <w:rPr>
+                          <w:b w:val="0"/>
+                          <w:bCs w:val="0"/>
+                          <w:color w:val="auto"/>
+                          <w:sz w:val="28"/>
+                          <w:szCs w:val="28"/>
+                        </w:rPr>
+                        <w:t>диаграмма</w:t>
+                      </w:r>
+                    </w:p>
+                  </w:txbxContent>
+                </v:textbox>
+                <w10:wrap type="topAndBottom" anchorx="margin"/>
+              </v:shape>
+            </w:pict>
+          </mc:Fallback>
+        </mc:AlternateContent>
+      </w:r>
+      <w:r>
+        <w:drawing>
+          <wp:anchor distT="0" distB="0" distL="114300" distR="114300" simplePos="0" relativeHeight="251698176" behindDoc="0" locked="0" layoutInCell="1" allowOverlap="1" wp14:anchorId="1AA4536D" wp14:editId="2630DC64">
+            <wp:simplePos x="0" y="0"/>
+            <wp:positionH relativeFrom="margin">
+              <wp:align>right</wp:align>
+            </wp:positionH>
+            <wp:positionV relativeFrom="paragraph">
+              <wp:posOffset>1870710</wp:posOffset>
+            </wp:positionV>
+            <wp:extent cx="5940425" cy="6454140"/>
+            <wp:effectExtent l="0" t="0" r="3175" b="3810"/>
+            <wp:wrapTopAndBottom/>
+            <wp:docPr id="27" name="Рисунок 27"/>
+            <wp:cNvGraphicFramePr>
+              <a:graphicFrameLocks xmlns:a="http://schemas.openxmlformats.org/drawingml/2006/main" noChangeAspect="1"/>
+            </wp:cNvGraphicFramePr>
+            <a:graphic xmlns:a="http://schemas.openxmlformats.org/drawingml/2006/main">
+              <a:graphicData uri="http://schemas.openxmlformats.org/drawingml/2006/picture">
+                <pic:pic xmlns:pic="http://schemas.openxmlformats.org/drawingml/2006/picture">
+                  <pic:nvPicPr>
+                    <pic:cNvPr id="1" name=""/>
+                    <pic:cNvPicPr/>
+                  </pic:nvPicPr>
+                  <pic:blipFill>
+                    <a:blip r:embed="rId20">
+                      <a:extLst>
+                        <a:ext uri="{28A0092B-C50C-407E-A947-70E740481C1C}">
+                          <a14:useLocalDpi xmlns:a14="http://schemas.microsoft.com/office/drawing/2010/main" val="0"/>
+                        </a:ext>
+                      </a:extLst>
+                    </a:blip>
+                    <a:stretch>
+                      <a:fillRect/>
+                    </a:stretch>
+                  </pic:blipFill>
+                  <pic:spPr>
+                    <a:xfrm>
+                      <a:off x="0" y="0"/>
+                      <a:ext cx="5940425" cy="6454140"/>
+                    </a:xfrm>
+                    <a:prstGeom prst="rect">
+                      <a:avLst/>
+                    </a:prstGeom>
+                  </pic:spPr>
+                </pic:pic>
+              </a:graphicData>
+            </a:graphic>
+            <wp14:sizeRelH relativeFrom="page">
+              <wp14:pctWidth>0</wp14:pctWidth>
+            </wp14:sizeRelH>
+            <wp14:sizeRelV relativeFrom="page">
+              <wp14:pctHeight>0</wp14:pctHeight>
+            </wp14:sizeRelV>
+          </wp:anchor>
+        </w:drawing>
+      </w:r>
+      <w:r>
+        <w:rPr>
+          <w:rFonts w:cs="Times New Roman"/>
+          <w:szCs w:val="28"/>
+        </w:rPr>
+        <w:t>многим через код категории.</w:t>
       </w:r>
     </w:p>
     <w:p/>
     <w:p/>
     <w:p/>
     <w:sectPr>
-      <w:footerReference w:type="default" r:id="rId20"/>
+      <w:footerReference w:type="default" r:id="rId21"/>
       <w:pgSz w:w="11906" w:h="16838"/>
       <w:pgMar w:top="1134" w:right="850" w:bottom="1134" w:left="1701" w:header="709" w:footer="709" w:gutter="0"/>
       <w:cols w:space="708"/>

--- a/02.docx
+++ b/02.docx
@@ -2418,7 +2418,7 @@
           <w:noProof/>
         </w:rPr>
         <w:drawing>
-          <wp:anchor distT="0" distB="0" distL="114300" distR="114300" simplePos="0" relativeHeight="251670528" behindDoc="0" locked="0" layoutInCell="1" allowOverlap="1" wp14:anchorId="178AA712" wp14:editId="08C004F6">
+          <wp:anchor distT="0" distB="0" distL="114300" distR="114300" simplePos="0" relativeHeight="251670528" behindDoc="0" locked="0" layoutInCell="1" allowOverlap="1" wp14:anchorId="178AA712" wp14:editId="4ECA2DD3">
             <wp:simplePos x="0" y="0"/>
             <wp:positionH relativeFrom="column">
               <wp:posOffset>129540</wp:posOffset>
@@ -9196,17 +9196,7 @@
                           <w:sz w:val="28"/>
                           <w:szCs w:val="28"/>
                         </w:rPr>
-                        <w:t>3</w:t>
-                      </w:r>
-                      <w:r>
-                        <w:rPr>
-                          <w:b w:val="0"/>
-                          <w:bCs w:val="0"/>
-                          <w:color w:val="auto"/>
-                          <w:sz w:val="28"/>
-                          <w:szCs w:val="28"/>
-                        </w:rPr>
-                        <w:t xml:space="preserve"> – диаграмма коммуникации</w:t>
+                        <w:t>3 – диаграмма коммуникации</w:t>
                       </w:r>
                       <w:r>
                         <w:rPr>
@@ -9691,11 +9681,7 @@
           </mc:Choice>
           <mc:Fallback>
             <w:pict>
-              <v:shapetype w14:anchorId="7FC21DDC" id="_x0000_t202" coordsize="21600,21600" o:spt="202" path="m,l,21600r21600,l21600,xe">
-                <v:stroke joinstyle="miter"/>
-                <v:path gradientshapeok="t" o:connecttype="rect"/>
-              </v:shapetype>
-              <v:shape id="Надпись 28" o:spid="_x0000_s1039" type="#_x0000_t202" style="position:absolute;left:0;text-align:left;margin-left:159pt;margin-top:658.5pt;width:177pt;height:21.75pt;z-index:251700224;visibility:visible;mso-wrap-style:square;mso-width-percent:0;mso-height-percent:0;mso-wrap-distance-left:9pt;mso-wrap-distance-top:0;mso-wrap-distance-right:9pt;mso-wrap-distance-bottom:0;mso-position-horizontal:absolute;mso-position-horizontal-relative:margin;mso-position-vertical:absolute;mso-position-vertical-relative:text;mso-width-percent:0;mso-height-percent:0;mso-width-relative:margin;mso-height-relative:margin;v-text-anchor:top" o:gfxdata="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" stroked="f">
+              <v:shape w14:anchorId="7FC21DDC" id="Надпись 28" o:spid="_x0000_s1039" type="#_x0000_t202" style="position:absolute;left:0;text-align:left;margin-left:159pt;margin-top:658.5pt;width:177pt;height:21.75pt;z-index:251700224;visibility:visible;mso-wrap-style:square;mso-width-percent:0;mso-height-percent:0;mso-wrap-distance-left:9pt;mso-wrap-distance-top:0;mso-wrap-distance-right:9pt;mso-wrap-distance-bottom:0;mso-position-horizontal:absolute;mso-position-horizontal-relative:margin;mso-position-vertical:absolute;mso-position-vertical-relative:text;mso-width-percent:0;mso-height-percent:0;mso-width-relative:margin;mso-height-relative:margin;v-text-anchor:top" o:gfxdata="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" stroked="f">
                 <v:textbox inset="0,0,0,0">
                   <w:txbxContent>
                     <w:p>
@@ -9831,6 +9817,9 @@
         </mc:AlternateContent>
       </w:r>
       <w:r>
+        <w:rPr>
+          <w:noProof/>
+        </w:rPr>
         <w:drawing>
           <wp:anchor distT="0" distB="0" distL="114300" distR="114300" simplePos="0" relativeHeight="251698176" behindDoc="0" locked="0" layoutInCell="1" allowOverlap="1" wp14:anchorId="1AA4536D" wp14:editId="2630DC64">
             <wp:simplePos x="0" y="0"/>
@@ -9896,10 +9885,789 @@
       </w:r>
     </w:p>
     <w:p/>
+    <w:p>
+      <w:pPr>
+        <w:pStyle w:val="1"/>
+      </w:pPr>
+      <w:r>
+        <w:lastRenderedPageBreak/>
+        <w:t>2</w:t>
+      </w:r>
+      <w:r>
+        <w:t>. Разработка информационной системы</w:t>
+      </w:r>
+    </w:p>
+    <w:p>
+      <w:pPr>
+        <w:pStyle w:val="2"/>
+      </w:pPr>
+      <w:r>
+        <w:t>2.1. Создание статей.</w:t>
+      </w:r>
+    </w:p>
+    <w:p>
+      <w:r>
+        <w:rPr>
+          <w:noProof/>
+        </w:rPr>
+        <mc:AlternateContent>
+          <mc:Choice Requires="wps">
+            <w:drawing>
+              <wp:anchor distT="0" distB="0" distL="114300" distR="114300" simplePos="0" relativeHeight="251706368" behindDoc="0" locked="0" layoutInCell="1" allowOverlap="1" wp14:anchorId="273DE176" wp14:editId="02B038C0">
+                <wp:simplePos x="0" y="0"/>
+                <wp:positionH relativeFrom="margin">
+                  <wp:align>center</wp:align>
+                </wp:positionH>
+                <wp:positionV relativeFrom="paragraph">
+                  <wp:posOffset>5709285</wp:posOffset>
+                </wp:positionV>
+                <wp:extent cx="2647950" cy="276225"/>
+                <wp:effectExtent l="0" t="0" r="0" b="9525"/>
+                <wp:wrapTopAndBottom/>
+                <wp:docPr id="32" name="Надпись 32"/>
+                <wp:cNvGraphicFramePr/>
+                <a:graphic xmlns:a="http://schemas.openxmlformats.org/drawingml/2006/main">
+                  <a:graphicData uri="http://schemas.microsoft.com/office/word/2010/wordprocessingShape">
+                    <wps:wsp>
+                      <wps:cNvSpPr txBox="1"/>
+                      <wps:spPr>
+                        <a:xfrm>
+                          <a:off x="0" y="0"/>
+                          <a:ext cx="2647950" cy="276225"/>
+                        </a:xfrm>
+                        <a:prstGeom prst="rect">
+                          <a:avLst/>
+                        </a:prstGeom>
+                        <a:solidFill>
+                          <a:prstClr val="white"/>
+                        </a:solidFill>
+                        <a:ln>
+                          <a:noFill/>
+                        </a:ln>
+                      </wps:spPr>
+                      <wps:txbx>
+                        <w:txbxContent>
+                          <w:p>
+                            <w:pPr>
+                              <w:pStyle w:val="af1"/>
+                              <w:ind w:firstLine="0"/>
+                              <w:rPr>
+                                <w:rFonts w:cs="Times New Roman"/>
+                                <w:b w:val="0"/>
+                                <w:bCs w:val="0"/>
+                                <w:i/>
+                                <w:iCs/>
+                                <w:color w:val="auto"/>
+                                <w:sz w:val="28"/>
+                                <w:szCs w:val="28"/>
+                              </w:rPr>
+                            </w:pPr>
+                            <w:r>
+                              <w:rPr>
+                                <w:b w:val="0"/>
+                                <w:bCs w:val="0"/>
+                                <w:color w:val="auto"/>
+                                <w:sz w:val="28"/>
+                                <w:szCs w:val="28"/>
+                              </w:rPr>
+                              <w:t xml:space="preserve">Рисунок </w:t>
+                            </w:r>
+                            <w:r>
+                              <w:rPr>
+                                <w:b w:val="0"/>
+                                <w:bCs w:val="0"/>
+                                <w:i/>
+                                <w:iCs/>
+                                <w:color w:val="auto"/>
+                                <w:sz w:val="28"/>
+                                <w:szCs w:val="28"/>
+                              </w:rPr>
+                              <w:fldChar w:fldCharType="begin"/>
+                            </w:r>
+                            <w:r>
+                              <w:rPr>
+                                <w:b w:val="0"/>
+                                <w:bCs w:val="0"/>
+                                <w:color w:val="auto"/>
+                                <w:sz w:val="28"/>
+                                <w:szCs w:val="28"/>
+                              </w:rPr>
+                              <w:instrText xml:space="preserve"> SEQ Рисунок \* ARABIC </w:instrText>
+                            </w:r>
+                            <w:r>
+                              <w:rPr>
+                                <w:b w:val="0"/>
+                                <w:bCs w:val="0"/>
+                                <w:i/>
+                                <w:iCs/>
+                                <w:color w:val="auto"/>
+                                <w:sz w:val="28"/>
+                                <w:szCs w:val="28"/>
+                              </w:rPr>
+                              <w:fldChar w:fldCharType="separate"/>
+                            </w:r>
+                            <w:r>
+                              <w:rPr>
+                                <w:b w:val="0"/>
+                                <w:bCs w:val="0"/>
+                                <w:noProof/>
+                                <w:color w:val="auto"/>
+                                <w:sz w:val="28"/>
+                                <w:szCs w:val="28"/>
+                              </w:rPr>
+                              <w:t>1</w:t>
+                            </w:r>
+                            <w:r>
+                              <w:rPr>
+                                <w:b w:val="0"/>
+                                <w:bCs w:val="0"/>
+                                <w:i/>
+                                <w:iCs/>
+                                <w:color w:val="auto"/>
+                                <w:sz w:val="28"/>
+                                <w:szCs w:val="28"/>
+                              </w:rPr>
+                              <w:fldChar w:fldCharType="end"/>
+                            </w:r>
+                            <w:r>
+                              <w:rPr>
+                                <w:b w:val="0"/>
+                                <w:bCs w:val="0"/>
+                                <w:color w:val="auto"/>
+                                <w:sz w:val="28"/>
+                                <w:szCs w:val="28"/>
+                              </w:rPr>
+                              <w:t>6</w:t>
+                            </w:r>
+                            <w:r>
+                              <w:rPr>
+                                <w:b w:val="0"/>
+                                <w:bCs w:val="0"/>
+                                <w:color w:val="auto"/>
+                                <w:sz w:val="28"/>
+                                <w:szCs w:val="28"/>
+                              </w:rPr>
+                              <w:t xml:space="preserve"> –</w:t>
+                            </w:r>
+                            <w:r>
+                              <w:rPr>
+                                <w:b w:val="0"/>
+                                <w:bCs w:val="0"/>
+                                <w:color w:val="auto"/>
+                                <w:sz w:val="28"/>
+                                <w:szCs w:val="28"/>
+                              </w:rPr>
+                              <w:t xml:space="preserve"> </w:t>
+                            </w:r>
+                            <w:r>
+                              <w:rPr>
+                                <w:b w:val="0"/>
+                                <w:bCs w:val="0"/>
+                                <w:color w:val="auto"/>
+                                <w:sz w:val="28"/>
+                                <w:szCs w:val="28"/>
+                              </w:rPr>
+                              <w:t>страница со статьёй</w:t>
+                            </w:r>
+                          </w:p>
+                        </w:txbxContent>
+                      </wps:txbx>
+                      <wps:bodyPr rot="0" spcFirstLastPara="0" vertOverflow="overflow" horzOverflow="overflow" vert="horz" wrap="square" lIns="0" tIns="0" rIns="0" bIns="0" numCol="1" spcCol="0" rtlCol="0" fromWordArt="0" anchor="t" anchorCtr="0" forceAA="0" compatLnSpc="1">
+                        <a:prstTxWarp prst="textNoShape">
+                          <a:avLst/>
+                        </a:prstTxWarp>
+                        <a:noAutofit/>
+                      </wps:bodyPr>
+                    </wps:wsp>
+                  </a:graphicData>
+                </a:graphic>
+                <wp14:sizeRelH relativeFrom="margin">
+                  <wp14:pctWidth>0</wp14:pctWidth>
+                </wp14:sizeRelH>
+                <wp14:sizeRelV relativeFrom="margin">
+                  <wp14:pctHeight>0</wp14:pctHeight>
+                </wp14:sizeRelV>
+              </wp:anchor>
+            </w:drawing>
+          </mc:Choice>
+          <mc:Fallback>
+            <w:pict>
+              <v:shape w14:anchorId="273DE176" id="Надпись 32" o:spid="_x0000_s1040" type="#_x0000_t202" style="position:absolute;left:0;text-align:left;margin-left:0;margin-top:449.55pt;width:208.5pt;height:21.75pt;z-index:251706368;visibility:visible;mso-wrap-style:square;mso-width-percent:0;mso-height-percent:0;mso-wrap-distance-left:9pt;mso-wrap-distance-top:0;mso-wrap-distance-right:9pt;mso-wrap-distance-bottom:0;mso-position-horizontal:center;mso-position-horizontal-relative:margin;mso-position-vertical:absolute;mso-position-vertical-relative:text;mso-width-percent:0;mso-height-percent:0;mso-width-relative:margin;mso-height-relative:margin;v-text-anchor:top" o:gfxdata="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" stroked="f">
+                <v:textbox inset="0,0,0,0">
+                  <w:txbxContent>
+                    <w:p>
+                      <w:pPr>
+                        <w:pStyle w:val="af1"/>
+                        <w:ind w:firstLine="0"/>
+                        <w:rPr>
+                          <w:rFonts w:cs="Times New Roman"/>
+                          <w:b w:val="0"/>
+                          <w:bCs w:val="0"/>
+                          <w:i/>
+                          <w:iCs/>
+                          <w:color w:val="auto"/>
+                          <w:sz w:val="28"/>
+                          <w:szCs w:val="28"/>
+                        </w:rPr>
+                      </w:pPr>
+                      <w:r>
+                        <w:rPr>
+                          <w:b w:val="0"/>
+                          <w:bCs w:val="0"/>
+                          <w:color w:val="auto"/>
+                          <w:sz w:val="28"/>
+                          <w:szCs w:val="28"/>
+                        </w:rPr>
+                        <w:t xml:space="preserve">Рисунок </w:t>
+                      </w:r>
+                      <w:r>
+                        <w:rPr>
+                          <w:b w:val="0"/>
+                          <w:bCs w:val="0"/>
+                          <w:i/>
+                          <w:iCs/>
+                          <w:color w:val="auto"/>
+                          <w:sz w:val="28"/>
+                          <w:szCs w:val="28"/>
+                        </w:rPr>
+                        <w:fldChar w:fldCharType="begin"/>
+                      </w:r>
+                      <w:r>
+                        <w:rPr>
+                          <w:b w:val="0"/>
+                          <w:bCs w:val="0"/>
+                          <w:color w:val="auto"/>
+                          <w:sz w:val="28"/>
+                          <w:szCs w:val="28"/>
+                        </w:rPr>
+                        <w:instrText xml:space="preserve"> SEQ Рисунок \* ARABIC </w:instrText>
+                      </w:r>
+                      <w:r>
+                        <w:rPr>
+                          <w:b w:val="0"/>
+                          <w:bCs w:val="0"/>
+                          <w:i/>
+                          <w:iCs/>
+                          <w:color w:val="auto"/>
+                          <w:sz w:val="28"/>
+                          <w:szCs w:val="28"/>
+                        </w:rPr>
+                        <w:fldChar w:fldCharType="separate"/>
+                      </w:r>
+                      <w:r>
+                        <w:rPr>
+                          <w:b w:val="0"/>
+                          <w:bCs w:val="0"/>
+                          <w:noProof/>
+                          <w:color w:val="auto"/>
+                          <w:sz w:val="28"/>
+                          <w:szCs w:val="28"/>
+                        </w:rPr>
+                        <w:t>1</w:t>
+                      </w:r>
+                      <w:r>
+                        <w:rPr>
+                          <w:b w:val="0"/>
+                          <w:bCs w:val="0"/>
+                          <w:i/>
+                          <w:iCs/>
+                          <w:color w:val="auto"/>
+                          <w:sz w:val="28"/>
+                          <w:szCs w:val="28"/>
+                        </w:rPr>
+                        <w:fldChar w:fldCharType="end"/>
+                      </w:r>
+                      <w:r>
+                        <w:rPr>
+                          <w:b w:val="0"/>
+                          <w:bCs w:val="0"/>
+                          <w:color w:val="auto"/>
+                          <w:sz w:val="28"/>
+                          <w:szCs w:val="28"/>
+                        </w:rPr>
+                        <w:t>6</w:t>
+                      </w:r>
+                      <w:r>
+                        <w:rPr>
+                          <w:b w:val="0"/>
+                          <w:bCs w:val="0"/>
+                          <w:color w:val="auto"/>
+                          <w:sz w:val="28"/>
+                          <w:szCs w:val="28"/>
+                        </w:rPr>
+                        <w:t xml:space="preserve"> –</w:t>
+                      </w:r>
+                      <w:r>
+                        <w:rPr>
+                          <w:b w:val="0"/>
+                          <w:bCs w:val="0"/>
+                          <w:color w:val="auto"/>
+                          <w:sz w:val="28"/>
+                          <w:szCs w:val="28"/>
+                        </w:rPr>
+                        <w:t xml:space="preserve"> </w:t>
+                      </w:r>
+                      <w:r>
+                        <w:rPr>
+                          <w:b w:val="0"/>
+                          <w:bCs w:val="0"/>
+                          <w:color w:val="auto"/>
+                          <w:sz w:val="28"/>
+                          <w:szCs w:val="28"/>
+                        </w:rPr>
+                        <w:t>страница со статьёй</w:t>
+                      </w:r>
+                    </w:p>
+                  </w:txbxContent>
+                </v:textbox>
+                <w10:wrap type="topAndBottom" anchorx="margin"/>
+              </v:shape>
+            </w:pict>
+          </mc:Fallback>
+        </mc:AlternateContent>
+      </w:r>
+      <w:r>
+        <w:drawing>
+          <wp:anchor distT="0" distB="0" distL="114300" distR="114300" simplePos="0" relativeHeight="251704320" behindDoc="0" locked="0" layoutInCell="1" allowOverlap="1" wp14:anchorId="564594FF" wp14:editId="2E2CE952">
+            <wp:simplePos x="0" y="0"/>
+            <wp:positionH relativeFrom="margin">
+              <wp:align>right</wp:align>
+            </wp:positionH>
+            <wp:positionV relativeFrom="paragraph">
+              <wp:posOffset>3080385</wp:posOffset>
+            </wp:positionV>
+            <wp:extent cx="5940425" cy="2440940"/>
+            <wp:effectExtent l="0" t="0" r="3175" b="0"/>
+            <wp:wrapTopAndBottom/>
+            <wp:docPr id="31" name="Рисунок 31"/>
+            <wp:cNvGraphicFramePr>
+              <a:graphicFrameLocks xmlns:a="http://schemas.openxmlformats.org/drawingml/2006/main" noChangeAspect="1"/>
+            </wp:cNvGraphicFramePr>
+            <a:graphic xmlns:a="http://schemas.openxmlformats.org/drawingml/2006/main">
+              <a:graphicData uri="http://schemas.openxmlformats.org/drawingml/2006/picture">
+                <pic:pic xmlns:pic="http://schemas.openxmlformats.org/drawingml/2006/picture">
+                  <pic:nvPicPr>
+                    <pic:cNvPr id="1" name=""/>
+                    <pic:cNvPicPr/>
+                  </pic:nvPicPr>
+                  <pic:blipFill>
+                    <a:blip r:embed="rId21">
+                      <a:extLst>
+                        <a:ext uri="{28A0092B-C50C-407E-A947-70E740481C1C}">
+                          <a14:useLocalDpi xmlns:a14="http://schemas.microsoft.com/office/drawing/2010/main" val="0"/>
+                        </a:ext>
+                      </a:extLst>
+                    </a:blip>
+                    <a:stretch>
+                      <a:fillRect/>
+                    </a:stretch>
+                  </pic:blipFill>
+                  <pic:spPr>
+                    <a:xfrm>
+                      <a:off x="0" y="0"/>
+                      <a:ext cx="5940425" cy="2440940"/>
+                    </a:xfrm>
+                    <a:prstGeom prst="rect">
+                      <a:avLst/>
+                    </a:prstGeom>
+                  </pic:spPr>
+                </pic:pic>
+              </a:graphicData>
+            </a:graphic>
+            <wp14:sizeRelH relativeFrom="page">
+              <wp14:pctWidth>0</wp14:pctWidth>
+            </wp14:sizeRelH>
+            <wp14:sizeRelV relativeFrom="page">
+              <wp14:pctHeight>0</wp14:pctHeight>
+            </wp14:sizeRelV>
+          </wp:anchor>
+        </w:drawing>
+      </w:r>
+      <w:r>
+        <w:rPr>
+          <w:noProof/>
+        </w:rPr>
+        <mc:AlternateContent>
+          <mc:Choice Requires="wps">
+            <w:drawing>
+              <wp:anchor distT="0" distB="0" distL="114300" distR="114300" simplePos="0" relativeHeight="251703296" behindDoc="0" locked="0" layoutInCell="1" allowOverlap="1" wp14:anchorId="201B0D83" wp14:editId="32887969">
+                <wp:simplePos x="0" y="0"/>
+                <wp:positionH relativeFrom="margin">
+                  <wp:align>center</wp:align>
+                </wp:positionH>
+                <wp:positionV relativeFrom="paragraph">
+                  <wp:posOffset>2719705</wp:posOffset>
+                </wp:positionV>
+                <wp:extent cx="3200400" cy="276225"/>
+                <wp:effectExtent l="0" t="0" r="0" b="9525"/>
+                <wp:wrapTopAndBottom/>
+                <wp:docPr id="30" name="Надпись 30"/>
+                <wp:cNvGraphicFramePr/>
+                <a:graphic xmlns:a="http://schemas.openxmlformats.org/drawingml/2006/main">
+                  <a:graphicData uri="http://schemas.microsoft.com/office/word/2010/wordprocessingShape">
+                    <wps:wsp>
+                      <wps:cNvSpPr txBox="1"/>
+                      <wps:spPr>
+                        <a:xfrm>
+                          <a:off x="0" y="0"/>
+                          <a:ext cx="3200400" cy="276225"/>
+                        </a:xfrm>
+                        <a:prstGeom prst="rect">
+                          <a:avLst/>
+                        </a:prstGeom>
+                        <a:solidFill>
+                          <a:prstClr val="white"/>
+                        </a:solidFill>
+                        <a:ln>
+                          <a:noFill/>
+                        </a:ln>
+                      </wps:spPr>
+                      <wps:txbx>
+                        <w:txbxContent>
+                          <w:p>
+                            <w:pPr>
+                              <w:pStyle w:val="af1"/>
+                              <w:ind w:firstLine="0"/>
+                              <w:rPr>
+                                <w:rFonts w:cs="Times New Roman"/>
+                                <w:b w:val="0"/>
+                                <w:bCs w:val="0"/>
+                                <w:i/>
+                                <w:iCs/>
+                                <w:color w:val="auto"/>
+                                <w:sz w:val="28"/>
+                                <w:szCs w:val="28"/>
+                              </w:rPr>
+                            </w:pPr>
+                            <w:r>
+                              <w:rPr>
+                                <w:b w:val="0"/>
+                                <w:bCs w:val="0"/>
+                                <w:color w:val="auto"/>
+                                <w:sz w:val="28"/>
+                                <w:szCs w:val="28"/>
+                              </w:rPr>
+                              <w:t xml:space="preserve">Рисунок </w:t>
+                            </w:r>
+                            <w:r>
+                              <w:rPr>
+                                <w:b w:val="0"/>
+                                <w:bCs w:val="0"/>
+                                <w:i/>
+                                <w:iCs/>
+                                <w:color w:val="auto"/>
+                                <w:sz w:val="28"/>
+                                <w:szCs w:val="28"/>
+                              </w:rPr>
+                              <w:fldChar w:fldCharType="begin"/>
+                            </w:r>
+                            <w:r>
+                              <w:rPr>
+                                <w:b w:val="0"/>
+                                <w:bCs w:val="0"/>
+                                <w:color w:val="auto"/>
+                                <w:sz w:val="28"/>
+                                <w:szCs w:val="28"/>
+                              </w:rPr>
+                              <w:instrText xml:space="preserve"> SEQ Рисунок \* ARABIC </w:instrText>
+                            </w:r>
+                            <w:r>
+                              <w:rPr>
+                                <w:b w:val="0"/>
+                                <w:bCs w:val="0"/>
+                                <w:i/>
+                                <w:iCs/>
+                                <w:color w:val="auto"/>
+                                <w:sz w:val="28"/>
+                                <w:szCs w:val="28"/>
+                              </w:rPr>
+                              <w:fldChar w:fldCharType="separate"/>
+                            </w:r>
+                            <w:r>
+                              <w:rPr>
+                                <w:b w:val="0"/>
+                                <w:bCs w:val="0"/>
+                                <w:noProof/>
+                                <w:color w:val="auto"/>
+                                <w:sz w:val="28"/>
+                                <w:szCs w:val="28"/>
+                              </w:rPr>
+                              <w:t>1</w:t>
+                            </w:r>
+                            <w:r>
+                              <w:rPr>
+                                <w:b w:val="0"/>
+                                <w:bCs w:val="0"/>
+                                <w:i/>
+                                <w:iCs/>
+                                <w:color w:val="auto"/>
+                                <w:sz w:val="28"/>
+                                <w:szCs w:val="28"/>
+                              </w:rPr>
+                              <w:fldChar w:fldCharType="end"/>
+                            </w:r>
+                            <w:r>
+                              <w:rPr>
+                                <w:b w:val="0"/>
+                                <w:bCs w:val="0"/>
+                                <w:color w:val="auto"/>
+                                <w:sz w:val="28"/>
+                                <w:szCs w:val="28"/>
+                              </w:rPr>
+                              <w:t>5</w:t>
+                            </w:r>
+                            <w:r>
+                              <w:rPr>
+                                <w:b w:val="0"/>
+                                <w:bCs w:val="0"/>
+                                <w:color w:val="auto"/>
+                                <w:sz w:val="28"/>
+                                <w:szCs w:val="28"/>
+                              </w:rPr>
+                              <w:t xml:space="preserve"> –</w:t>
+                            </w:r>
+                            <w:r>
+                              <w:rPr>
+                                <w:b w:val="0"/>
+                                <w:bCs w:val="0"/>
+                                <w:color w:val="auto"/>
+                                <w:sz w:val="28"/>
+                                <w:szCs w:val="28"/>
+                              </w:rPr>
+                              <w:t xml:space="preserve"> создание суперпользователя</w:t>
+                            </w:r>
+                          </w:p>
+                        </w:txbxContent>
+                      </wps:txbx>
+                      <wps:bodyPr rot="0" spcFirstLastPara="0" vertOverflow="overflow" horzOverflow="overflow" vert="horz" wrap="square" lIns="0" tIns="0" rIns="0" bIns="0" numCol="1" spcCol="0" rtlCol="0" fromWordArt="0" anchor="t" anchorCtr="0" forceAA="0" compatLnSpc="1">
+                        <a:prstTxWarp prst="textNoShape">
+                          <a:avLst/>
+                        </a:prstTxWarp>
+                        <a:noAutofit/>
+                      </wps:bodyPr>
+                    </wps:wsp>
+                  </a:graphicData>
+                </a:graphic>
+                <wp14:sizeRelH relativeFrom="margin">
+                  <wp14:pctWidth>0</wp14:pctWidth>
+                </wp14:sizeRelH>
+                <wp14:sizeRelV relativeFrom="margin">
+                  <wp14:pctHeight>0</wp14:pctHeight>
+                </wp14:sizeRelV>
+              </wp:anchor>
+            </w:drawing>
+          </mc:Choice>
+          <mc:Fallback>
+            <w:pict>
+              <v:shape w14:anchorId="201B0D83" id="Надпись 30" o:spid="_x0000_s1041" type="#_x0000_t202" style="position:absolute;left:0;text-align:left;margin-left:0;margin-top:214.15pt;width:252pt;height:21.75pt;z-index:251703296;visibility:visible;mso-wrap-style:square;mso-width-percent:0;mso-height-percent:0;mso-wrap-distance-left:9pt;mso-wrap-distance-top:0;mso-wrap-distance-right:9pt;mso-wrap-distance-bottom:0;mso-position-horizontal:center;mso-position-horizontal-relative:margin;mso-position-vertical:absolute;mso-position-vertical-relative:text;mso-width-percent:0;mso-height-percent:0;mso-width-relative:margin;mso-height-relative:margin;v-text-anchor:top" o:gfxdata="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" stroked="f">
+                <v:textbox inset="0,0,0,0">
+                  <w:txbxContent>
+                    <w:p>
+                      <w:pPr>
+                        <w:pStyle w:val="af1"/>
+                        <w:ind w:firstLine="0"/>
+                        <w:rPr>
+                          <w:rFonts w:cs="Times New Roman"/>
+                          <w:b w:val="0"/>
+                          <w:bCs w:val="0"/>
+                          <w:i/>
+                          <w:iCs/>
+                          <w:color w:val="auto"/>
+                          <w:sz w:val="28"/>
+                          <w:szCs w:val="28"/>
+                        </w:rPr>
+                      </w:pPr>
+                      <w:r>
+                        <w:rPr>
+                          <w:b w:val="0"/>
+                          <w:bCs w:val="0"/>
+                          <w:color w:val="auto"/>
+                          <w:sz w:val="28"/>
+                          <w:szCs w:val="28"/>
+                        </w:rPr>
+                        <w:t xml:space="preserve">Рисунок </w:t>
+                      </w:r>
+                      <w:r>
+                        <w:rPr>
+                          <w:b w:val="0"/>
+                          <w:bCs w:val="0"/>
+                          <w:i/>
+                          <w:iCs/>
+                          <w:color w:val="auto"/>
+                          <w:sz w:val="28"/>
+                          <w:szCs w:val="28"/>
+                        </w:rPr>
+                        <w:fldChar w:fldCharType="begin"/>
+                      </w:r>
+                      <w:r>
+                        <w:rPr>
+                          <w:b w:val="0"/>
+                          <w:bCs w:val="0"/>
+                          <w:color w:val="auto"/>
+                          <w:sz w:val="28"/>
+                          <w:szCs w:val="28"/>
+                        </w:rPr>
+                        <w:instrText xml:space="preserve"> SEQ Рисунок \* ARABIC </w:instrText>
+                      </w:r>
+                      <w:r>
+                        <w:rPr>
+                          <w:b w:val="0"/>
+                          <w:bCs w:val="0"/>
+                          <w:i/>
+                          <w:iCs/>
+                          <w:color w:val="auto"/>
+                          <w:sz w:val="28"/>
+                          <w:szCs w:val="28"/>
+                        </w:rPr>
+                        <w:fldChar w:fldCharType="separate"/>
+                      </w:r>
+                      <w:r>
+                        <w:rPr>
+                          <w:b w:val="0"/>
+                          <w:bCs w:val="0"/>
+                          <w:noProof/>
+                          <w:color w:val="auto"/>
+                          <w:sz w:val="28"/>
+                          <w:szCs w:val="28"/>
+                        </w:rPr>
+                        <w:t>1</w:t>
+                      </w:r>
+                      <w:r>
+                        <w:rPr>
+                          <w:b w:val="0"/>
+                          <w:bCs w:val="0"/>
+                          <w:i/>
+                          <w:iCs/>
+                          <w:color w:val="auto"/>
+                          <w:sz w:val="28"/>
+                          <w:szCs w:val="28"/>
+                        </w:rPr>
+                        <w:fldChar w:fldCharType="end"/>
+                      </w:r>
+                      <w:r>
+                        <w:rPr>
+                          <w:b w:val="0"/>
+                          <w:bCs w:val="0"/>
+                          <w:color w:val="auto"/>
+                          <w:sz w:val="28"/>
+                          <w:szCs w:val="28"/>
+                        </w:rPr>
+                        <w:t>5</w:t>
+                      </w:r>
+                      <w:r>
+                        <w:rPr>
+                          <w:b w:val="0"/>
+                          <w:bCs w:val="0"/>
+                          <w:color w:val="auto"/>
+                          <w:sz w:val="28"/>
+                          <w:szCs w:val="28"/>
+                        </w:rPr>
+                        <w:t xml:space="preserve"> –</w:t>
+                      </w:r>
+                      <w:r>
+                        <w:rPr>
+                          <w:b w:val="0"/>
+                          <w:bCs w:val="0"/>
+                          <w:color w:val="auto"/>
+                          <w:sz w:val="28"/>
+                          <w:szCs w:val="28"/>
+                        </w:rPr>
+                        <w:t xml:space="preserve"> создание суперпользователя</w:t>
+                      </w:r>
+                    </w:p>
+                  </w:txbxContent>
+                </v:textbox>
+                <w10:wrap type="topAndBottom" anchorx="margin"/>
+              </v:shape>
+            </w:pict>
+          </mc:Fallback>
+        </mc:AlternateContent>
+      </w:r>
+      <w:r>
+        <w:drawing>
+          <wp:anchor distT="0" distB="0" distL="114300" distR="114300" simplePos="0" relativeHeight="251701248" behindDoc="0" locked="0" layoutInCell="1" allowOverlap="1" wp14:anchorId="04575887" wp14:editId="10763A0C">
+            <wp:simplePos x="0" y="0"/>
+            <wp:positionH relativeFrom="margin">
+              <wp:align>right</wp:align>
+            </wp:positionH>
+            <wp:positionV relativeFrom="paragraph">
+              <wp:posOffset>576580</wp:posOffset>
+            </wp:positionV>
+            <wp:extent cx="5940425" cy="2126615"/>
+            <wp:effectExtent l="0" t="0" r="3175" b="6985"/>
+            <wp:wrapTopAndBottom/>
+            <wp:docPr id="29" name="Рисунок 29"/>
+            <wp:cNvGraphicFramePr>
+              <a:graphicFrameLocks xmlns:a="http://schemas.openxmlformats.org/drawingml/2006/main" noChangeAspect="1"/>
+            </wp:cNvGraphicFramePr>
+            <a:graphic xmlns:a="http://schemas.openxmlformats.org/drawingml/2006/main">
+              <a:graphicData uri="http://schemas.openxmlformats.org/drawingml/2006/picture">
+                <pic:pic xmlns:pic="http://schemas.openxmlformats.org/drawingml/2006/picture">
+                  <pic:nvPicPr>
+                    <pic:cNvPr id="1" name=""/>
+                    <pic:cNvPicPr/>
+                  </pic:nvPicPr>
+                  <pic:blipFill>
+                    <a:blip r:embed="rId22">
+                      <a:extLst>
+                        <a:ext uri="{28A0092B-C50C-407E-A947-70E740481C1C}">
+                          <a14:useLocalDpi xmlns:a14="http://schemas.microsoft.com/office/drawing/2010/main" val="0"/>
+                        </a:ext>
+                      </a:extLst>
+                    </a:blip>
+                    <a:stretch>
+                      <a:fillRect/>
+                    </a:stretch>
+                  </pic:blipFill>
+                  <pic:spPr>
+                    <a:xfrm>
+                      <a:off x="0" y="0"/>
+                      <a:ext cx="5940425" cy="2126615"/>
+                    </a:xfrm>
+                    <a:prstGeom prst="rect">
+                      <a:avLst/>
+                    </a:prstGeom>
+                  </pic:spPr>
+                </pic:pic>
+              </a:graphicData>
+            </a:graphic>
+            <wp14:sizeRelH relativeFrom="page">
+              <wp14:pctWidth>0</wp14:pctWidth>
+            </wp14:sizeRelH>
+            <wp14:sizeRelV relativeFrom="page">
+              <wp14:pctHeight>0</wp14:pctHeight>
+            </wp14:sizeRelV>
+          </wp:anchor>
+        </w:drawing>
+      </w:r>
+      <w:r>
+        <w:t>Была разработана модель статьи</w:t>
+      </w:r>
+      <w:r>
+        <w:t>, указаны соответствующие ссылки</w:t>
+      </w:r>
+      <w:r>
+        <w:t>, добавлено представлени</w:t>
+      </w:r>
+      <w:r>
+        <w:t>я</w:t>
+      </w:r>
+      <w:r>
+        <w:t xml:space="preserve"> и создан суперпользователь.</w:t>
+      </w:r>
+    </w:p>
     <w:p/>
+    <w:p>
+      <w:pPr>
+        <w:pStyle w:val="2"/>
+      </w:pPr>
+      <w:r>
+        <w:t>2.2 Создание блоков о местных приложениях.</w:t>
+      </w:r>
+    </w:p>
     <w:p/>
     <w:sectPr>
-      <w:footerReference w:type="default" r:id="rId21"/>
+      <w:footerReference w:type="default" r:id="rId23"/>
       <w:pgSz w:w="11906" w:h="16838"/>
       <w:pgMar w:top="1134" w:right="850" w:bottom="1134" w:left="1701" w:header="709" w:footer="709" w:gutter="0"/>
       <w:cols w:space="708"/>
@@ -13171,7 +13939,6 @@
   <w:style w:type="character" w:default="1" w:styleId="a0">
     <w:name w:val="Default Paragraph Font"/>
     <w:uiPriority w:val="1"/>
-    <w:semiHidden/>
     <w:unhideWhenUsed/>
   </w:style>
   <w:style w:type="table" w:default="1" w:styleId="a1">

--- a/02.docx
+++ b/02.docx
@@ -9902,7 +9902,7 @@
         <w:pStyle w:val="2"/>
       </w:pPr>
       <w:r>
-        <w:t>2.1. Создание статей.</w:t>
+        <w:t>2.1. Создание статей</w:t>
       </w:r>
     </w:p>
     <w:p>
@@ -9913,16 +9913,16 @@
         <mc:AlternateContent>
           <mc:Choice Requires="wps">
             <w:drawing>
-              <wp:anchor distT="0" distB="0" distL="114300" distR="114300" simplePos="0" relativeHeight="251706368" behindDoc="0" locked="0" layoutInCell="1" allowOverlap="1" wp14:anchorId="273DE176" wp14:editId="02B038C0">
+              <wp:anchor distT="0" distB="0" distL="114300" distR="114300" simplePos="0" relativeHeight="251706368" behindDoc="0" locked="0" layoutInCell="1" allowOverlap="1" wp14:anchorId="273DE176" wp14:editId="3E8BF00A">
                 <wp:simplePos x="0" y="0"/>
                 <wp:positionH relativeFrom="margin">
                   <wp:align>center</wp:align>
                 </wp:positionH>
                 <wp:positionV relativeFrom="paragraph">
-                  <wp:posOffset>5709285</wp:posOffset>
+                  <wp:posOffset>5585460</wp:posOffset>
                 </wp:positionV>
-                <wp:extent cx="2647950" cy="276225"/>
-                <wp:effectExtent l="0" t="0" r="0" b="9525"/>
+                <wp:extent cx="2352675" cy="276225"/>
+                <wp:effectExtent l="0" t="0" r="9525" b="9525"/>
                 <wp:wrapTopAndBottom/>
                 <wp:docPr id="32" name="Надпись 32"/>
                 <wp:cNvGraphicFramePr/>
@@ -9933,7 +9933,7 @@
                       <wps:spPr>
                         <a:xfrm>
                           <a:off x="0" y="0"/>
-                          <a:ext cx="2647950" cy="276225"/>
+                          <a:ext cx="2352675" cy="276225"/>
                         </a:xfrm>
                         <a:prstGeom prst="rect">
                           <a:avLst/>
@@ -10057,7 +10057,7 @@
                                 <w:sz w:val="28"/>
                                 <w:szCs w:val="28"/>
                               </w:rPr>
-                              <w:t xml:space="preserve"> </w:t>
+                              <w:t xml:space="preserve"> раздел </w:t>
                             </w:r>
                             <w:r>
                               <w:rPr>
@@ -10067,7 +10067,7 @@
                                 <w:sz w:val="28"/>
                                 <w:szCs w:val="28"/>
                               </w:rPr>
-                              <w:t>страница со статьёй</w:t>
+                              <w:t>со статьёй</w:t>
                             </w:r>
                           </w:p>
                         </w:txbxContent>
@@ -10092,7 +10092,7 @@
           </mc:Choice>
           <mc:Fallback>
             <w:pict>
-              <v:shape w14:anchorId="273DE176" id="Надпись 32" o:spid="_x0000_s1040" type="#_x0000_t202" style="position:absolute;left:0;text-align:left;margin-left:0;margin-top:449.55pt;width:208.5pt;height:21.75pt;z-index:251706368;visibility:visible;mso-wrap-style:square;mso-width-percent:0;mso-height-percent:0;mso-wrap-distance-left:9pt;mso-wrap-distance-top:0;mso-wrap-distance-right:9pt;mso-wrap-distance-bottom:0;mso-position-horizontal:center;mso-position-horizontal-relative:margin;mso-position-vertical:absolute;mso-position-vertical-relative:text;mso-width-percent:0;mso-height-percent:0;mso-width-relative:margin;mso-height-relative:margin;v-text-anchor:top" o:gfxdata="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" stroked="f">
+              <v:shape w14:anchorId="273DE176" id="Надпись 32" o:spid="_x0000_s1040" type="#_x0000_t202" style="position:absolute;left:0;text-align:left;margin-left:0;margin-top:439.8pt;width:185.25pt;height:21.75pt;z-index:251706368;visibility:visible;mso-wrap-style:square;mso-width-percent:0;mso-height-percent:0;mso-wrap-distance-left:9pt;mso-wrap-distance-top:0;mso-wrap-distance-right:9pt;mso-wrap-distance-bottom:0;mso-position-horizontal:center;mso-position-horizontal-relative:margin;mso-position-vertical:absolute;mso-position-vertical-relative:text;mso-width-percent:0;mso-height-percent:0;mso-width-relative:margin;mso-height-relative:margin;v-text-anchor:top" o:gfxdata="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" stroked="f">
                 <v:textbox inset="0,0,0,0">
                   <w:txbxContent>
                     <w:p>
@@ -10205,7 +10205,7 @@
                           <w:sz w:val="28"/>
                           <w:szCs w:val="28"/>
                         </w:rPr>
-                        <w:t xml:space="preserve"> </w:t>
+                        <w:t xml:space="preserve"> раздел </w:t>
                       </w:r>
                       <w:r>
                         <w:rPr>
@@ -10215,7 +10215,7 @@
                           <w:sz w:val="28"/>
                           <w:szCs w:val="28"/>
                         </w:rPr>
-                        <w:t>страница со статьёй</w:t>
+                        <w:t>со статьёй</w:t>
                       </w:r>
                     </w:p>
                   </w:txbxContent>
@@ -10662,12 +10662,1332 @@
         <w:pStyle w:val="2"/>
       </w:pPr>
       <w:r>
-        <w:t>2.2 Создание блоков о местных приложениях.</w:t>
+        <w:rPr>
+          <w:noProof/>
+        </w:rPr>
+        <w:lastRenderedPageBreak/>
+        <mc:AlternateContent>
+          <mc:Choice Requires="wps">
+            <w:drawing>
+              <wp:anchor distT="0" distB="0" distL="114300" distR="114300" simplePos="0" relativeHeight="251709440" behindDoc="0" locked="0" layoutInCell="1" allowOverlap="1" wp14:anchorId="61D5C8FC" wp14:editId="7909D89E">
+                <wp:simplePos x="0" y="0"/>
+                <wp:positionH relativeFrom="margin">
+                  <wp:posOffset>1732280</wp:posOffset>
+                </wp:positionH>
+                <wp:positionV relativeFrom="paragraph">
+                  <wp:posOffset>1804035</wp:posOffset>
+                </wp:positionV>
+                <wp:extent cx="2838450" cy="276225"/>
+                <wp:effectExtent l="0" t="0" r="0" b="9525"/>
+                <wp:wrapTopAndBottom/>
+                <wp:docPr id="34" name="Надпись 34"/>
+                <wp:cNvGraphicFramePr/>
+                <a:graphic xmlns:a="http://schemas.openxmlformats.org/drawingml/2006/main">
+                  <a:graphicData uri="http://schemas.microsoft.com/office/word/2010/wordprocessingShape">
+                    <wps:wsp>
+                      <wps:cNvSpPr txBox="1"/>
+                      <wps:spPr>
+                        <a:xfrm>
+                          <a:off x="0" y="0"/>
+                          <a:ext cx="2838450" cy="276225"/>
+                        </a:xfrm>
+                        <a:prstGeom prst="rect">
+                          <a:avLst/>
+                        </a:prstGeom>
+                        <a:solidFill>
+                          <a:prstClr val="white"/>
+                        </a:solidFill>
+                        <a:ln>
+                          <a:noFill/>
+                        </a:ln>
+                      </wps:spPr>
+                      <wps:txbx>
+                        <w:txbxContent>
+                          <w:p>
+                            <w:pPr>
+                              <w:pStyle w:val="af1"/>
+                              <w:ind w:firstLine="0"/>
+                              <w:rPr>
+                                <w:rFonts w:cs="Times New Roman"/>
+                                <w:b w:val="0"/>
+                                <w:bCs w:val="0"/>
+                                <w:i/>
+                                <w:iCs/>
+                                <w:color w:val="auto"/>
+                                <w:sz w:val="28"/>
+                                <w:szCs w:val="28"/>
+                              </w:rPr>
+                            </w:pPr>
+                            <w:r>
+                              <w:rPr>
+                                <w:b w:val="0"/>
+                                <w:bCs w:val="0"/>
+                                <w:color w:val="auto"/>
+                                <w:sz w:val="28"/>
+                                <w:szCs w:val="28"/>
+                              </w:rPr>
+                              <w:t xml:space="preserve">Рисунок </w:t>
+                            </w:r>
+                            <w:r>
+                              <w:rPr>
+                                <w:b w:val="0"/>
+                                <w:bCs w:val="0"/>
+                                <w:i/>
+                                <w:iCs/>
+                                <w:color w:val="auto"/>
+                                <w:sz w:val="28"/>
+                                <w:szCs w:val="28"/>
+                              </w:rPr>
+                              <w:fldChar w:fldCharType="begin"/>
+                            </w:r>
+                            <w:r>
+                              <w:rPr>
+                                <w:b w:val="0"/>
+                                <w:bCs w:val="0"/>
+                                <w:color w:val="auto"/>
+                                <w:sz w:val="28"/>
+                                <w:szCs w:val="28"/>
+                              </w:rPr>
+                              <w:instrText xml:space="preserve"> SEQ Рисунок \* ARABIC </w:instrText>
+                            </w:r>
+                            <w:r>
+                              <w:rPr>
+                                <w:b w:val="0"/>
+                                <w:bCs w:val="0"/>
+                                <w:i/>
+                                <w:iCs/>
+                                <w:color w:val="auto"/>
+                                <w:sz w:val="28"/>
+                                <w:szCs w:val="28"/>
+                              </w:rPr>
+                              <w:fldChar w:fldCharType="separate"/>
+                            </w:r>
+                            <w:r>
+                              <w:rPr>
+                                <w:b w:val="0"/>
+                                <w:bCs w:val="0"/>
+                                <w:noProof/>
+                                <w:color w:val="auto"/>
+                                <w:sz w:val="28"/>
+                                <w:szCs w:val="28"/>
+                              </w:rPr>
+                              <w:t>1</w:t>
+                            </w:r>
+                            <w:r>
+                              <w:rPr>
+                                <w:b w:val="0"/>
+                                <w:bCs w:val="0"/>
+                                <w:i/>
+                                <w:iCs/>
+                                <w:color w:val="auto"/>
+                                <w:sz w:val="28"/>
+                                <w:szCs w:val="28"/>
+                              </w:rPr>
+                              <w:fldChar w:fldCharType="end"/>
+                            </w:r>
+                            <w:r>
+                              <w:rPr>
+                                <w:b w:val="0"/>
+                                <w:bCs w:val="0"/>
+                                <w:color w:val="auto"/>
+                                <w:sz w:val="28"/>
+                                <w:szCs w:val="28"/>
+                                <w:lang w:val="en-US"/>
+                              </w:rPr>
+                              <w:t>7</w:t>
+                            </w:r>
+                            <w:r>
+                              <w:rPr>
+                                <w:b w:val="0"/>
+                                <w:bCs w:val="0"/>
+                                <w:color w:val="auto"/>
+                                <w:sz w:val="28"/>
+                                <w:szCs w:val="28"/>
+                              </w:rPr>
+                              <w:t xml:space="preserve"> –</w:t>
+                            </w:r>
+                            <w:r>
+                              <w:rPr>
+                                <w:b w:val="0"/>
+                                <w:bCs w:val="0"/>
+                                <w:color w:val="auto"/>
+                                <w:sz w:val="28"/>
+                                <w:szCs w:val="28"/>
+                              </w:rPr>
+                              <w:t xml:space="preserve"> </w:t>
+                            </w:r>
+                            <w:r>
+                              <w:rPr>
+                                <w:b w:val="0"/>
+                                <w:bCs w:val="0"/>
+                                <w:color w:val="auto"/>
+                                <w:sz w:val="28"/>
+                                <w:szCs w:val="28"/>
+                              </w:rPr>
+                              <w:t xml:space="preserve">раздел </w:t>
+                            </w:r>
+                            <w:r>
+                              <w:rPr>
+                                <w:b w:val="0"/>
+                                <w:bCs w:val="0"/>
+                                <w:color w:val="auto"/>
+                                <w:sz w:val="28"/>
+                                <w:szCs w:val="28"/>
+                              </w:rPr>
+                              <w:t>с</w:t>
+                            </w:r>
+                            <w:r>
+                              <w:rPr>
+                                <w:b w:val="0"/>
+                                <w:bCs w:val="0"/>
+                                <w:color w:val="auto"/>
+                                <w:sz w:val="28"/>
+                                <w:szCs w:val="28"/>
+                                <w:lang w:val="en-US"/>
+                              </w:rPr>
+                              <w:t xml:space="preserve"> </w:t>
+                            </w:r>
+                            <w:r>
+                              <w:rPr>
+                                <w:b w:val="0"/>
+                                <w:bCs w:val="0"/>
+                                <w:color w:val="auto"/>
+                                <w:sz w:val="28"/>
+                                <w:szCs w:val="28"/>
+                              </w:rPr>
+                              <w:t>приложениями</w:t>
+                            </w:r>
+                          </w:p>
+                        </w:txbxContent>
+                      </wps:txbx>
+                      <wps:bodyPr rot="0" spcFirstLastPara="0" vertOverflow="overflow" horzOverflow="overflow" vert="horz" wrap="square" lIns="0" tIns="0" rIns="0" bIns="0" numCol="1" spcCol="0" rtlCol="0" fromWordArt="0" anchor="t" anchorCtr="0" forceAA="0" compatLnSpc="1">
+                        <a:prstTxWarp prst="textNoShape">
+                          <a:avLst/>
+                        </a:prstTxWarp>
+                        <a:noAutofit/>
+                      </wps:bodyPr>
+                    </wps:wsp>
+                  </a:graphicData>
+                </a:graphic>
+                <wp14:sizeRelH relativeFrom="margin">
+                  <wp14:pctWidth>0</wp14:pctWidth>
+                </wp14:sizeRelH>
+                <wp14:sizeRelV relativeFrom="margin">
+                  <wp14:pctHeight>0</wp14:pctHeight>
+                </wp14:sizeRelV>
+              </wp:anchor>
+            </w:drawing>
+          </mc:Choice>
+          <mc:Fallback>
+            <w:pict>
+              <v:shape w14:anchorId="61D5C8FC" id="Надпись 34" o:spid="_x0000_s1042" type="#_x0000_t202" style="position:absolute;left:0;text-align:left;margin-left:136.4pt;margin-top:142.05pt;width:223.5pt;height:21.75pt;z-index:251709440;visibility:visible;mso-wrap-style:square;mso-width-percent:0;mso-height-percent:0;mso-wrap-distance-left:9pt;mso-wrap-distance-top:0;mso-wrap-distance-right:9pt;mso-wrap-distance-bottom:0;mso-position-horizontal:absolute;mso-position-horizontal-relative:margin;mso-position-vertical:absolute;mso-position-vertical-relative:text;mso-width-percent:0;mso-height-percent:0;mso-width-relative:margin;mso-height-relative:margin;v-text-anchor:top" o:gfxdata="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" stroked="f">
+                <v:textbox inset="0,0,0,0">
+                  <w:txbxContent>
+                    <w:p>
+                      <w:pPr>
+                        <w:pStyle w:val="af1"/>
+                        <w:ind w:firstLine="0"/>
+                        <w:rPr>
+                          <w:rFonts w:cs="Times New Roman"/>
+                          <w:b w:val="0"/>
+                          <w:bCs w:val="0"/>
+                          <w:i/>
+                          <w:iCs/>
+                          <w:color w:val="auto"/>
+                          <w:sz w:val="28"/>
+                          <w:szCs w:val="28"/>
+                        </w:rPr>
+                      </w:pPr>
+                      <w:r>
+                        <w:rPr>
+                          <w:b w:val="0"/>
+                          <w:bCs w:val="0"/>
+                          <w:color w:val="auto"/>
+                          <w:sz w:val="28"/>
+                          <w:szCs w:val="28"/>
+                        </w:rPr>
+                        <w:t xml:space="preserve">Рисунок </w:t>
+                      </w:r>
+                      <w:r>
+                        <w:rPr>
+                          <w:b w:val="0"/>
+                          <w:bCs w:val="0"/>
+                          <w:i/>
+                          <w:iCs/>
+                          <w:color w:val="auto"/>
+                          <w:sz w:val="28"/>
+                          <w:szCs w:val="28"/>
+                        </w:rPr>
+                        <w:fldChar w:fldCharType="begin"/>
+                      </w:r>
+                      <w:r>
+                        <w:rPr>
+                          <w:b w:val="0"/>
+                          <w:bCs w:val="0"/>
+                          <w:color w:val="auto"/>
+                          <w:sz w:val="28"/>
+                          <w:szCs w:val="28"/>
+                        </w:rPr>
+                        <w:instrText xml:space="preserve"> SEQ Рисунок \* ARABIC </w:instrText>
+                      </w:r>
+                      <w:r>
+                        <w:rPr>
+                          <w:b w:val="0"/>
+                          <w:bCs w:val="0"/>
+                          <w:i/>
+                          <w:iCs/>
+                          <w:color w:val="auto"/>
+                          <w:sz w:val="28"/>
+                          <w:szCs w:val="28"/>
+                        </w:rPr>
+                        <w:fldChar w:fldCharType="separate"/>
+                      </w:r>
+                      <w:r>
+                        <w:rPr>
+                          <w:b w:val="0"/>
+                          <w:bCs w:val="0"/>
+                          <w:noProof/>
+                          <w:color w:val="auto"/>
+                          <w:sz w:val="28"/>
+                          <w:szCs w:val="28"/>
+                        </w:rPr>
+                        <w:t>1</w:t>
+                      </w:r>
+                      <w:r>
+                        <w:rPr>
+                          <w:b w:val="0"/>
+                          <w:bCs w:val="0"/>
+                          <w:i/>
+                          <w:iCs/>
+                          <w:color w:val="auto"/>
+                          <w:sz w:val="28"/>
+                          <w:szCs w:val="28"/>
+                        </w:rPr>
+                        <w:fldChar w:fldCharType="end"/>
+                      </w:r>
+                      <w:r>
+                        <w:rPr>
+                          <w:b w:val="0"/>
+                          <w:bCs w:val="0"/>
+                          <w:color w:val="auto"/>
+                          <w:sz w:val="28"/>
+                          <w:szCs w:val="28"/>
+                          <w:lang w:val="en-US"/>
+                        </w:rPr>
+                        <w:t>7</w:t>
+                      </w:r>
+                      <w:r>
+                        <w:rPr>
+                          <w:b w:val="0"/>
+                          <w:bCs w:val="0"/>
+                          <w:color w:val="auto"/>
+                          <w:sz w:val="28"/>
+                          <w:szCs w:val="28"/>
+                        </w:rPr>
+                        <w:t xml:space="preserve"> –</w:t>
+                      </w:r>
+                      <w:r>
+                        <w:rPr>
+                          <w:b w:val="0"/>
+                          <w:bCs w:val="0"/>
+                          <w:color w:val="auto"/>
+                          <w:sz w:val="28"/>
+                          <w:szCs w:val="28"/>
+                        </w:rPr>
+                        <w:t xml:space="preserve"> </w:t>
+                      </w:r>
+                      <w:r>
+                        <w:rPr>
+                          <w:b w:val="0"/>
+                          <w:bCs w:val="0"/>
+                          <w:color w:val="auto"/>
+                          <w:sz w:val="28"/>
+                          <w:szCs w:val="28"/>
+                        </w:rPr>
+                        <w:t xml:space="preserve">раздел </w:t>
+                      </w:r>
+                      <w:r>
+                        <w:rPr>
+                          <w:b w:val="0"/>
+                          <w:bCs w:val="0"/>
+                          <w:color w:val="auto"/>
+                          <w:sz w:val="28"/>
+                          <w:szCs w:val="28"/>
+                        </w:rPr>
+                        <w:t>с</w:t>
+                      </w:r>
+                      <w:r>
+                        <w:rPr>
+                          <w:b w:val="0"/>
+                          <w:bCs w:val="0"/>
+                          <w:color w:val="auto"/>
+                          <w:sz w:val="28"/>
+                          <w:szCs w:val="28"/>
+                          <w:lang w:val="en-US"/>
+                        </w:rPr>
+                        <w:t xml:space="preserve"> </w:t>
+                      </w:r>
+                      <w:r>
+                        <w:rPr>
+                          <w:b w:val="0"/>
+                          <w:bCs w:val="0"/>
+                          <w:color w:val="auto"/>
+                          <w:sz w:val="28"/>
+                          <w:szCs w:val="28"/>
+                        </w:rPr>
+                        <w:t>приложениями</w:t>
+                      </w:r>
+                    </w:p>
+                  </w:txbxContent>
+                </v:textbox>
+                <w10:wrap type="topAndBottom" anchorx="margin"/>
+              </v:shape>
+            </w:pict>
+          </mc:Fallback>
+        </mc:AlternateContent>
+      </w:r>
+      <w:r>
+        <w:rPr>
+          <w:lang w:val="en-US"/>
+        </w:rPr>
+        <w:drawing>
+          <wp:anchor distT="0" distB="0" distL="114300" distR="114300" simplePos="0" relativeHeight="251707392" behindDoc="0" locked="0" layoutInCell="1" allowOverlap="1" wp14:anchorId="22DAD998" wp14:editId="35761632">
+            <wp:simplePos x="0" y="0"/>
+            <wp:positionH relativeFrom="column">
+              <wp:posOffset>358140</wp:posOffset>
+            </wp:positionH>
+            <wp:positionV relativeFrom="paragraph">
+              <wp:posOffset>213360</wp:posOffset>
+            </wp:positionV>
+            <wp:extent cx="5715000" cy="1619250"/>
+            <wp:effectExtent l="0" t="0" r="0" b="0"/>
+            <wp:wrapTopAndBottom/>
+            <wp:docPr id="33" name="Рисунок 33"/>
+            <wp:cNvGraphicFramePr>
+              <a:graphicFrameLocks xmlns:a="http://schemas.openxmlformats.org/drawingml/2006/main" noChangeAspect="1"/>
+            </wp:cNvGraphicFramePr>
+            <a:graphic xmlns:a="http://schemas.openxmlformats.org/drawingml/2006/main">
+              <a:graphicData uri="http://schemas.openxmlformats.org/drawingml/2006/picture">
+                <pic:pic xmlns:pic="http://schemas.openxmlformats.org/drawingml/2006/picture">
+                  <pic:nvPicPr>
+                    <pic:cNvPr id="1" name=""/>
+                    <pic:cNvPicPr/>
+                  </pic:nvPicPr>
+                  <pic:blipFill rotWithShape="1">
+                    <a:blip r:embed="rId23">
+                      <a:extLst>
+                        <a:ext uri="{28A0092B-C50C-407E-A947-70E740481C1C}">
+                          <a14:useLocalDpi xmlns:a14="http://schemas.microsoft.com/office/drawing/2010/main" val="0"/>
+                        </a:ext>
+                      </a:extLst>
+                    </a:blip>
+                    <a:srcRect b="20930"/>
+                    <a:stretch/>
+                  </pic:blipFill>
+                  <pic:spPr bwMode="auto">
+                    <a:xfrm>
+                      <a:off x="0" y="0"/>
+                      <a:ext cx="5715000" cy="1619250"/>
+                    </a:xfrm>
+                    <a:prstGeom prst="rect">
+                      <a:avLst/>
+                    </a:prstGeom>
+                    <a:ln>
+                      <a:noFill/>
+                    </a:ln>
+                    <a:extLst>
+                      <a:ext uri="{53640926-AAD7-44D8-BBD7-CCE9431645EC}">
+                        <a14:shadowObscured xmlns:a14="http://schemas.microsoft.com/office/drawing/2010/main"/>
+                      </a:ext>
+                    </a:extLst>
+                  </pic:spPr>
+                </pic:pic>
+              </a:graphicData>
+            </a:graphic>
+            <wp14:sizeRelH relativeFrom="page">
+              <wp14:pctWidth>0</wp14:pctWidth>
+            </wp14:sizeRelH>
+            <wp14:sizeRelV relativeFrom="page">
+              <wp14:pctHeight>0</wp14:pctHeight>
+            </wp14:sizeRelV>
+          </wp:anchor>
+        </w:drawing>
+      </w:r>
+      <w:r>
+        <w:t>2.2 Создание блоков о местных приложениях</w:t>
+      </w:r>
+    </w:p>
+    <w:p>
+      <w:pPr>
+        <w:pStyle w:val="2"/>
+        <w:ind w:firstLine="0"/>
+      </w:pPr>
+    </w:p>
+    <w:p>
+      <w:pPr>
+        <w:pStyle w:val="2"/>
+      </w:pPr>
+      <w:r>
+        <w:rPr>
+          <w:noProof/>
+        </w:rPr>
+        <mc:AlternateContent>
+          <mc:Choice Requires="wps">
+            <w:drawing>
+              <wp:anchor distT="0" distB="0" distL="114300" distR="114300" simplePos="0" relativeHeight="251712512" behindDoc="0" locked="0" layoutInCell="1" allowOverlap="1" wp14:anchorId="49D55103" wp14:editId="01A3C49E">
+                <wp:simplePos x="0" y="0"/>
+                <wp:positionH relativeFrom="margin">
+                  <wp:align>center</wp:align>
+                </wp:positionH>
+                <wp:positionV relativeFrom="paragraph">
+                  <wp:posOffset>2579370</wp:posOffset>
+                </wp:positionV>
+                <wp:extent cx="3124200" cy="276225"/>
+                <wp:effectExtent l="0" t="0" r="0" b="9525"/>
+                <wp:wrapTopAndBottom/>
+                <wp:docPr id="37" name="Надпись 37"/>
+                <wp:cNvGraphicFramePr/>
+                <a:graphic xmlns:a="http://schemas.openxmlformats.org/drawingml/2006/main">
+                  <a:graphicData uri="http://schemas.microsoft.com/office/word/2010/wordprocessingShape">
+                    <wps:wsp>
+                      <wps:cNvSpPr txBox="1"/>
+                      <wps:spPr>
+                        <a:xfrm>
+                          <a:off x="0" y="0"/>
+                          <a:ext cx="3124200" cy="276225"/>
+                        </a:xfrm>
+                        <a:prstGeom prst="rect">
+                          <a:avLst/>
+                        </a:prstGeom>
+                        <a:solidFill>
+                          <a:prstClr val="white"/>
+                        </a:solidFill>
+                        <a:ln>
+                          <a:noFill/>
+                        </a:ln>
+                      </wps:spPr>
+                      <wps:txbx>
+                        <w:txbxContent>
+                          <w:p>
+                            <w:pPr>
+                              <w:pStyle w:val="af1"/>
+                              <w:ind w:firstLine="0"/>
+                              <w:rPr>
+                                <w:rFonts w:cs="Times New Roman"/>
+                                <w:b w:val="0"/>
+                                <w:bCs w:val="0"/>
+                                <w:i/>
+                                <w:iCs/>
+                                <w:color w:val="auto"/>
+                                <w:sz w:val="28"/>
+                                <w:szCs w:val="28"/>
+                              </w:rPr>
+                            </w:pPr>
+                            <w:r>
+                              <w:rPr>
+                                <w:b w:val="0"/>
+                                <w:bCs w:val="0"/>
+                                <w:color w:val="auto"/>
+                                <w:sz w:val="28"/>
+                                <w:szCs w:val="28"/>
+                              </w:rPr>
+                              <w:t xml:space="preserve">Рисунок </w:t>
+                            </w:r>
+                            <w:r>
+                              <w:rPr>
+                                <w:b w:val="0"/>
+                                <w:bCs w:val="0"/>
+                                <w:i/>
+                                <w:iCs/>
+                                <w:color w:val="auto"/>
+                                <w:sz w:val="28"/>
+                                <w:szCs w:val="28"/>
+                              </w:rPr>
+                              <w:fldChar w:fldCharType="begin"/>
+                            </w:r>
+                            <w:r>
+                              <w:rPr>
+                                <w:b w:val="0"/>
+                                <w:bCs w:val="0"/>
+                                <w:color w:val="auto"/>
+                                <w:sz w:val="28"/>
+                                <w:szCs w:val="28"/>
+                              </w:rPr>
+                              <w:instrText xml:space="preserve"> SEQ Рисунок \* ARABIC </w:instrText>
+                            </w:r>
+                            <w:r>
+                              <w:rPr>
+                                <w:b w:val="0"/>
+                                <w:bCs w:val="0"/>
+                                <w:i/>
+                                <w:iCs/>
+                                <w:color w:val="auto"/>
+                                <w:sz w:val="28"/>
+                                <w:szCs w:val="28"/>
+                              </w:rPr>
+                              <w:fldChar w:fldCharType="separate"/>
+                            </w:r>
+                            <w:r>
+                              <w:rPr>
+                                <w:b w:val="0"/>
+                                <w:bCs w:val="0"/>
+                                <w:noProof/>
+                                <w:color w:val="auto"/>
+                                <w:sz w:val="28"/>
+                                <w:szCs w:val="28"/>
+                              </w:rPr>
+                              <w:t>1</w:t>
+                            </w:r>
+                            <w:r>
+                              <w:rPr>
+                                <w:b w:val="0"/>
+                                <w:bCs w:val="0"/>
+                                <w:i/>
+                                <w:iCs/>
+                                <w:color w:val="auto"/>
+                                <w:sz w:val="28"/>
+                                <w:szCs w:val="28"/>
+                              </w:rPr>
+                              <w:fldChar w:fldCharType="end"/>
+                            </w:r>
+                            <w:r>
+                              <w:rPr>
+                                <w:b w:val="0"/>
+                                <w:bCs w:val="0"/>
+                                <w:color w:val="auto"/>
+                                <w:sz w:val="28"/>
+                                <w:szCs w:val="28"/>
+                              </w:rPr>
+                              <w:t>8</w:t>
+                            </w:r>
+                            <w:r>
+                              <w:rPr>
+                                <w:b w:val="0"/>
+                                <w:bCs w:val="0"/>
+                                <w:color w:val="auto"/>
+                                <w:sz w:val="28"/>
+                                <w:szCs w:val="28"/>
+                              </w:rPr>
+                              <w:t xml:space="preserve"> –</w:t>
+                            </w:r>
+                            <w:r>
+                              <w:rPr>
+                                <w:b w:val="0"/>
+                                <w:bCs w:val="0"/>
+                                <w:color w:val="auto"/>
+                                <w:sz w:val="28"/>
+                                <w:szCs w:val="28"/>
+                              </w:rPr>
+                              <w:t xml:space="preserve"> </w:t>
+                            </w:r>
+                            <w:r>
+                              <w:rPr>
+                                <w:b w:val="0"/>
+                                <w:bCs w:val="0"/>
+                                <w:color w:val="auto"/>
+                                <w:sz w:val="28"/>
+                                <w:szCs w:val="28"/>
+                              </w:rPr>
+                              <w:t>раздел</w:t>
+                            </w:r>
+                            <w:r>
+                              <w:rPr>
+                                <w:b w:val="0"/>
+                                <w:bCs w:val="0"/>
+                                <w:color w:val="auto"/>
+                                <w:sz w:val="28"/>
+                                <w:szCs w:val="28"/>
+                              </w:rPr>
+                              <w:t xml:space="preserve"> с</w:t>
+                            </w:r>
+                            <w:r>
+                              <w:rPr>
+                                <w:b w:val="0"/>
+                                <w:bCs w:val="0"/>
+                                <w:color w:val="auto"/>
+                                <w:sz w:val="28"/>
+                                <w:szCs w:val="28"/>
+                                <w:lang w:val="en-US"/>
+                              </w:rPr>
+                              <w:t xml:space="preserve"> </w:t>
+                            </w:r>
+                            <w:r>
+                              <w:rPr>
+                                <w:b w:val="0"/>
+                                <w:bCs w:val="0"/>
+                                <w:color w:val="auto"/>
+                                <w:sz w:val="28"/>
+                                <w:szCs w:val="28"/>
+                              </w:rPr>
+                              <w:t>категориями фраз</w:t>
+                            </w:r>
+                          </w:p>
+                        </w:txbxContent>
+                      </wps:txbx>
+                      <wps:bodyPr rot="0" spcFirstLastPara="0" vertOverflow="overflow" horzOverflow="overflow" vert="horz" wrap="square" lIns="0" tIns="0" rIns="0" bIns="0" numCol="1" spcCol="0" rtlCol="0" fromWordArt="0" anchor="t" anchorCtr="0" forceAA="0" compatLnSpc="1">
+                        <a:prstTxWarp prst="textNoShape">
+                          <a:avLst/>
+                        </a:prstTxWarp>
+                        <a:noAutofit/>
+                      </wps:bodyPr>
+                    </wps:wsp>
+                  </a:graphicData>
+                </a:graphic>
+                <wp14:sizeRelH relativeFrom="margin">
+                  <wp14:pctWidth>0</wp14:pctWidth>
+                </wp14:sizeRelH>
+                <wp14:sizeRelV relativeFrom="margin">
+                  <wp14:pctHeight>0</wp14:pctHeight>
+                </wp14:sizeRelV>
+              </wp:anchor>
+            </w:drawing>
+          </mc:Choice>
+          <mc:Fallback>
+            <w:pict>
+              <v:shape w14:anchorId="49D55103" id="Надпись 37" o:spid="_x0000_s1043" type="#_x0000_t202" style="position:absolute;left:0;text-align:left;margin-left:0;margin-top:203.1pt;width:246pt;height:21.75pt;z-index:251712512;visibility:visible;mso-wrap-style:square;mso-width-percent:0;mso-height-percent:0;mso-wrap-distance-left:9pt;mso-wrap-distance-top:0;mso-wrap-distance-right:9pt;mso-wrap-distance-bottom:0;mso-position-horizontal:center;mso-position-horizontal-relative:margin;mso-position-vertical:absolute;mso-position-vertical-relative:text;mso-width-percent:0;mso-height-percent:0;mso-width-relative:margin;mso-height-relative:margin;v-text-anchor:top" o:gfxdata="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" stroked="f">
+                <v:textbox inset="0,0,0,0">
+                  <w:txbxContent>
+                    <w:p>
+                      <w:pPr>
+                        <w:pStyle w:val="af1"/>
+                        <w:ind w:firstLine="0"/>
+                        <w:rPr>
+                          <w:rFonts w:cs="Times New Roman"/>
+                          <w:b w:val="0"/>
+                          <w:bCs w:val="0"/>
+                          <w:i/>
+                          <w:iCs/>
+                          <w:color w:val="auto"/>
+                          <w:sz w:val="28"/>
+                          <w:szCs w:val="28"/>
+                        </w:rPr>
+                      </w:pPr>
+                      <w:r>
+                        <w:rPr>
+                          <w:b w:val="0"/>
+                          <w:bCs w:val="0"/>
+                          <w:color w:val="auto"/>
+                          <w:sz w:val="28"/>
+                          <w:szCs w:val="28"/>
+                        </w:rPr>
+                        <w:t xml:space="preserve">Рисунок </w:t>
+                      </w:r>
+                      <w:r>
+                        <w:rPr>
+                          <w:b w:val="0"/>
+                          <w:bCs w:val="0"/>
+                          <w:i/>
+                          <w:iCs/>
+                          <w:color w:val="auto"/>
+                          <w:sz w:val="28"/>
+                          <w:szCs w:val="28"/>
+                        </w:rPr>
+                        <w:fldChar w:fldCharType="begin"/>
+                      </w:r>
+                      <w:r>
+                        <w:rPr>
+                          <w:b w:val="0"/>
+                          <w:bCs w:val="0"/>
+                          <w:color w:val="auto"/>
+                          <w:sz w:val="28"/>
+                          <w:szCs w:val="28"/>
+                        </w:rPr>
+                        <w:instrText xml:space="preserve"> SEQ Рисунок \* ARABIC </w:instrText>
+                      </w:r>
+                      <w:r>
+                        <w:rPr>
+                          <w:b w:val="0"/>
+                          <w:bCs w:val="0"/>
+                          <w:i/>
+                          <w:iCs/>
+                          <w:color w:val="auto"/>
+                          <w:sz w:val="28"/>
+                          <w:szCs w:val="28"/>
+                        </w:rPr>
+                        <w:fldChar w:fldCharType="separate"/>
+                      </w:r>
+                      <w:r>
+                        <w:rPr>
+                          <w:b w:val="0"/>
+                          <w:bCs w:val="0"/>
+                          <w:noProof/>
+                          <w:color w:val="auto"/>
+                          <w:sz w:val="28"/>
+                          <w:szCs w:val="28"/>
+                        </w:rPr>
+                        <w:t>1</w:t>
+                      </w:r>
+                      <w:r>
+                        <w:rPr>
+                          <w:b w:val="0"/>
+                          <w:bCs w:val="0"/>
+                          <w:i/>
+                          <w:iCs/>
+                          <w:color w:val="auto"/>
+                          <w:sz w:val="28"/>
+                          <w:szCs w:val="28"/>
+                        </w:rPr>
+                        <w:fldChar w:fldCharType="end"/>
+                      </w:r>
+                      <w:r>
+                        <w:rPr>
+                          <w:b w:val="0"/>
+                          <w:bCs w:val="0"/>
+                          <w:color w:val="auto"/>
+                          <w:sz w:val="28"/>
+                          <w:szCs w:val="28"/>
+                        </w:rPr>
+                        <w:t>8</w:t>
+                      </w:r>
+                      <w:r>
+                        <w:rPr>
+                          <w:b w:val="0"/>
+                          <w:bCs w:val="0"/>
+                          <w:color w:val="auto"/>
+                          <w:sz w:val="28"/>
+                          <w:szCs w:val="28"/>
+                        </w:rPr>
+                        <w:t xml:space="preserve"> –</w:t>
+                      </w:r>
+                      <w:r>
+                        <w:rPr>
+                          <w:b w:val="0"/>
+                          <w:bCs w:val="0"/>
+                          <w:color w:val="auto"/>
+                          <w:sz w:val="28"/>
+                          <w:szCs w:val="28"/>
+                        </w:rPr>
+                        <w:t xml:space="preserve"> </w:t>
+                      </w:r>
+                      <w:r>
+                        <w:rPr>
+                          <w:b w:val="0"/>
+                          <w:bCs w:val="0"/>
+                          <w:color w:val="auto"/>
+                          <w:sz w:val="28"/>
+                          <w:szCs w:val="28"/>
+                        </w:rPr>
+                        <w:t>раздел</w:t>
+                      </w:r>
+                      <w:r>
+                        <w:rPr>
+                          <w:b w:val="0"/>
+                          <w:bCs w:val="0"/>
+                          <w:color w:val="auto"/>
+                          <w:sz w:val="28"/>
+                          <w:szCs w:val="28"/>
+                        </w:rPr>
+                        <w:t xml:space="preserve"> с</w:t>
+                      </w:r>
+                      <w:r>
+                        <w:rPr>
+                          <w:b w:val="0"/>
+                          <w:bCs w:val="0"/>
+                          <w:color w:val="auto"/>
+                          <w:sz w:val="28"/>
+                          <w:szCs w:val="28"/>
+                          <w:lang w:val="en-US"/>
+                        </w:rPr>
+                        <w:t xml:space="preserve"> </w:t>
+                      </w:r>
+                      <w:r>
+                        <w:rPr>
+                          <w:b w:val="0"/>
+                          <w:bCs w:val="0"/>
+                          <w:color w:val="auto"/>
+                          <w:sz w:val="28"/>
+                          <w:szCs w:val="28"/>
+                        </w:rPr>
+                        <w:t>категориями фраз</w:t>
+                      </w:r>
+                    </w:p>
+                  </w:txbxContent>
+                </v:textbox>
+                <w10:wrap type="topAndBottom" anchorx="margin"/>
+              </v:shape>
+            </w:pict>
+          </mc:Fallback>
+        </mc:AlternateContent>
+      </w:r>
+      <w:r>
+        <w:drawing>
+          <wp:anchor distT="0" distB="0" distL="114300" distR="114300" simplePos="0" relativeHeight="251710464" behindDoc="0" locked="0" layoutInCell="1" allowOverlap="1" wp14:anchorId="57A312FB" wp14:editId="4324CA61">
+            <wp:simplePos x="0" y="0"/>
+            <wp:positionH relativeFrom="column">
+              <wp:posOffset>405765</wp:posOffset>
+            </wp:positionH>
+            <wp:positionV relativeFrom="paragraph">
+              <wp:posOffset>329565</wp:posOffset>
+            </wp:positionV>
+            <wp:extent cx="5201285" cy="2219325"/>
+            <wp:effectExtent l="0" t="0" r="0" b="9525"/>
+            <wp:wrapTopAndBottom/>
+            <wp:docPr id="36" name="Рисунок 36"/>
+            <wp:cNvGraphicFramePr>
+              <a:graphicFrameLocks xmlns:a="http://schemas.openxmlformats.org/drawingml/2006/main" noChangeAspect="1"/>
+            </wp:cNvGraphicFramePr>
+            <a:graphic xmlns:a="http://schemas.openxmlformats.org/drawingml/2006/main">
+              <a:graphicData uri="http://schemas.openxmlformats.org/drawingml/2006/picture">
+                <pic:pic xmlns:pic="http://schemas.openxmlformats.org/drawingml/2006/picture">
+                  <pic:nvPicPr>
+                    <pic:cNvPr id="1" name=""/>
+                    <pic:cNvPicPr/>
+                  </pic:nvPicPr>
+                  <pic:blipFill>
+                    <a:blip r:embed="rId24">
+                      <a:extLst>
+                        <a:ext uri="{28A0092B-C50C-407E-A947-70E740481C1C}">
+                          <a14:useLocalDpi xmlns:a14="http://schemas.microsoft.com/office/drawing/2010/main" val="0"/>
+                        </a:ext>
+                      </a:extLst>
+                    </a:blip>
+                    <a:stretch>
+                      <a:fillRect/>
+                    </a:stretch>
+                  </pic:blipFill>
+                  <pic:spPr>
+                    <a:xfrm>
+                      <a:off x="0" y="0"/>
+                      <a:ext cx="5201285" cy="2219325"/>
+                    </a:xfrm>
+                    <a:prstGeom prst="rect">
+                      <a:avLst/>
+                    </a:prstGeom>
+                  </pic:spPr>
+                </pic:pic>
+              </a:graphicData>
+            </a:graphic>
+            <wp14:sizeRelH relativeFrom="page">
+              <wp14:pctWidth>0</wp14:pctWidth>
+            </wp14:sizeRelH>
+            <wp14:sizeRelV relativeFrom="page">
+              <wp14:pctHeight>0</wp14:pctHeight>
+            </wp14:sizeRelV>
+          </wp:anchor>
+        </w:drawing>
+      </w:r>
+      <w:r>
+        <w:t xml:space="preserve">2.3 </w:t>
+      </w:r>
+      <w:r>
+        <w:t>Создание категорий фраз.</w:t>
+      </w:r>
+    </w:p>
+    <w:p>
+      <w:pPr>
+        <w:pStyle w:val="2"/>
+      </w:pPr>
+    </w:p>
+    <w:p>
+      <w:pPr>
+        <w:pStyle w:val="2"/>
+      </w:pPr>
+      <w:r>
+        <w:drawing>
+          <wp:anchor distT="0" distB="0" distL="114300" distR="114300" simplePos="0" relativeHeight="251713536" behindDoc="0" locked="0" layoutInCell="1" allowOverlap="1" wp14:anchorId="3EFE403F" wp14:editId="63AE6DE1">
+            <wp:simplePos x="0" y="0"/>
+            <wp:positionH relativeFrom="margin">
+              <wp:align>center</wp:align>
+            </wp:positionH>
+            <wp:positionV relativeFrom="paragraph">
+              <wp:posOffset>289560</wp:posOffset>
+            </wp:positionV>
+            <wp:extent cx="4934639" cy="2457793"/>
+            <wp:effectExtent l="0" t="0" r="0" b="0"/>
+            <wp:wrapTopAndBottom/>
+            <wp:docPr id="38" name="Рисунок 38"/>
+            <wp:cNvGraphicFramePr>
+              <a:graphicFrameLocks xmlns:a="http://schemas.openxmlformats.org/drawingml/2006/main" noChangeAspect="1"/>
+            </wp:cNvGraphicFramePr>
+            <a:graphic xmlns:a="http://schemas.openxmlformats.org/drawingml/2006/main">
+              <a:graphicData uri="http://schemas.openxmlformats.org/drawingml/2006/picture">
+                <pic:pic xmlns:pic="http://schemas.openxmlformats.org/drawingml/2006/picture">
+                  <pic:nvPicPr>
+                    <pic:cNvPr id="1" name=""/>
+                    <pic:cNvPicPr/>
+                  </pic:nvPicPr>
+                  <pic:blipFill>
+                    <a:blip r:embed="rId25">
+                      <a:extLst>
+                        <a:ext uri="{28A0092B-C50C-407E-A947-70E740481C1C}">
+                          <a14:useLocalDpi xmlns:a14="http://schemas.microsoft.com/office/drawing/2010/main" val="0"/>
+                        </a:ext>
+                      </a:extLst>
+                    </a:blip>
+                    <a:stretch>
+                      <a:fillRect/>
+                    </a:stretch>
+                  </pic:blipFill>
+                  <pic:spPr>
+                    <a:xfrm>
+                      <a:off x="0" y="0"/>
+                      <a:ext cx="4934639" cy="2457793"/>
+                    </a:xfrm>
+                    <a:prstGeom prst="rect">
+                      <a:avLst/>
+                    </a:prstGeom>
+                  </pic:spPr>
+                </pic:pic>
+              </a:graphicData>
+            </a:graphic>
+            <wp14:sizeRelH relativeFrom="page">
+              <wp14:pctWidth>0</wp14:pctWidth>
+            </wp14:sizeRelH>
+            <wp14:sizeRelV relativeFrom="page">
+              <wp14:pctHeight>0</wp14:pctHeight>
+            </wp14:sizeRelV>
+          </wp:anchor>
+        </w:drawing>
+      </w:r>
+      <w:r>
+        <w:rPr>
+          <w:noProof/>
+        </w:rPr>
+        <mc:AlternateContent>
+          <mc:Choice Requires="wps">
+            <w:drawing>
+              <wp:anchor distT="0" distB="0" distL="114300" distR="114300" simplePos="0" relativeHeight="251715584" behindDoc="0" locked="0" layoutInCell="1" allowOverlap="1" wp14:anchorId="1B907DF9" wp14:editId="5ED6D059">
+                <wp:simplePos x="0" y="0"/>
+                <wp:positionH relativeFrom="margin">
+                  <wp:align>center</wp:align>
+                </wp:positionH>
+                <wp:positionV relativeFrom="paragraph">
+                  <wp:posOffset>2747010</wp:posOffset>
+                </wp:positionV>
+                <wp:extent cx="2371725" cy="276225"/>
+                <wp:effectExtent l="0" t="0" r="9525" b="9525"/>
+                <wp:wrapTopAndBottom/>
+                <wp:docPr id="39" name="Надпись 39"/>
+                <wp:cNvGraphicFramePr/>
+                <a:graphic xmlns:a="http://schemas.openxmlformats.org/drawingml/2006/main">
+                  <a:graphicData uri="http://schemas.microsoft.com/office/word/2010/wordprocessingShape">
+                    <wps:wsp>
+                      <wps:cNvSpPr txBox="1"/>
+                      <wps:spPr>
+                        <a:xfrm>
+                          <a:off x="0" y="0"/>
+                          <a:ext cx="2371725" cy="276225"/>
+                        </a:xfrm>
+                        <a:prstGeom prst="rect">
+                          <a:avLst/>
+                        </a:prstGeom>
+                        <a:solidFill>
+                          <a:prstClr val="white"/>
+                        </a:solidFill>
+                        <a:ln>
+                          <a:noFill/>
+                        </a:ln>
+                      </wps:spPr>
+                      <wps:txbx>
+                        <w:txbxContent>
+                          <w:p>
+                            <w:pPr>
+                              <w:pStyle w:val="af1"/>
+                              <w:ind w:firstLine="0"/>
+                              <w:rPr>
+                                <w:rFonts w:cs="Times New Roman"/>
+                                <w:b w:val="0"/>
+                                <w:bCs w:val="0"/>
+                                <w:i/>
+                                <w:iCs/>
+                                <w:color w:val="auto"/>
+                                <w:sz w:val="28"/>
+                                <w:szCs w:val="28"/>
+                              </w:rPr>
+                            </w:pPr>
+                            <w:r>
+                              <w:rPr>
+                                <w:b w:val="0"/>
+                                <w:bCs w:val="0"/>
+                                <w:color w:val="auto"/>
+                                <w:sz w:val="28"/>
+                                <w:szCs w:val="28"/>
+                              </w:rPr>
+                              <w:t xml:space="preserve">Рисунок </w:t>
+                            </w:r>
+                            <w:r>
+                              <w:rPr>
+                                <w:b w:val="0"/>
+                                <w:bCs w:val="0"/>
+                                <w:i/>
+                                <w:iCs/>
+                                <w:color w:val="auto"/>
+                                <w:sz w:val="28"/>
+                                <w:szCs w:val="28"/>
+                              </w:rPr>
+                              <w:fldChar w:fldCharType="begin"/>
+                            </w:r>
+                            <w:r>
+                              <w:rPr>
+                                <w:b w:val="0"/>
+                                <w:bCs w:val="0"/>
+                                <w:color w:val="auto"/>
+                                <w:sz w:val="28"/>
+                                <w:szCs w:val="28"/>
+                              </w:rPr>
+                              <w:instrText xml:space="preserve"> SEQ Рисунок \* ARABIC </w:instrText>
+                            </w:r>
+                            <w:r>
+                              <w:rPr>
+                                <w:b w:val="0"/>
+                                <w:bCs w:val="0"/>
+                                <w:i/>
+                                <w:iCs/>
+                                <w:color w:val="auto"/>
+                                <w:sz w:val="28"/>
+                                <w:szCs w:val="28"/>
+                              </w:rPr>
+                              <w:fldChar w:fldCharType="separate"/>
+                            </w:r>
+                            <w:r>
+                              <w:rPr>
+                                <w:b w:val="0"/>
+                                <w:bCs w:val="0"/>
+                                <w:noProof/>
+                                <w:color w:val="auto"/>
+                                <w:sz w:val="28"/>
+                                <w:szCs w:val="28"/>
+                              </w:rPr>
+                              <w:t>1</w:t>
+                            </w:r>
+                            <w:r>
+                              <w:rPr>
+                                <w:b w:val="0"/>
+                                <w:bCs w:val="0"/>
+                                <w:i/>
+                                <w:iCs/>
+                                <w:color w:val="auto"/>
+                                <w:sz w:val="28"/>
+                                <w:szCs w:val="28"/>
+                              </w:rPr>
+                              <w:fldChar w:fldCharType="end"/>
+                            </w:r>
+                            <w:r>
+                              <w:rPr>
+                                <w:b w:val="0"/>
+                                <w:bCs w:val="0"/>
+                                <w:color w:val="auto"/>
+                                <w:sz w:val="28"/>
+                                <w:szCs w:val="28"/>
+                              </w:rPr>
+                              <w:t>9</w:t>
+                            </w:r>
+                            <w:r>
+                              <w:rPr>
+                                <w:b w:val="0"/>
+                                <w:bCs w:val="0"/>
+                                <w:color w:val="auto"/>
+                                <w:sz w:val="28"/>
+                                <w:szCs w:val="28"/>
+                              </w:rPr>
+                              <w:t xml:space="preserve"> –</w:t>
+                            </w:r>
+                            <w:r>
+                              <w:rPr>
+                                <w:b w:val="0"/>
+                                <w:bCs w:val="0"/>
+                                <w:color w:val="auto"/>
+                                <w:sz w:val="28"/>
+                                <w:szCs w:val="28"/>
+                              </w:rPr>
+                              <w:t xml:space="preserve"> раздел с</w:t>
+                            </w:r>
+                            <w:r>
+                              <w:rPr>
+                                <w:b w:val="0"/>
+                                <w:bCs w:val="0"/>
+                                <w:color w:val="auto"/>
+                                <w:sz w:val="28"/>
+                                <w:szCs w:val="28"/>
+                                <w:lang w:val="en-US"/>
+                              </w:rPr>
+                              <w:t xml:space="preserve"> </w:t>
+                            </w:r>
+                            <w:r>
+                              <w:rPr>
+                                <w:b w:val="0"/>
+                                <w:bCs w:val="0"/>
+                                <w:color w:val="auto"/>
+                                <w:sz w:val="28"/>
+                                <w:szCs w:val="28"/>
+                              </w:rPr>
+                              <w:t>фразами</w:t>
+                            </w:r>
+                          </w:p>
+                        </w:txbxContent>
+                      </wps:txbx>
+                      <wps:bodyPr rot="0" spcFirstLastPara="0" vertOverflow="overflow" horzOverflow="overflow" vert="horz" wrap="square" lIns="0" tIns="0" rIns="0" bIns="0" numCol="1" spcCol="0" rtlCol="0" fromWordArt="0" anchor="t" anchorCtr="0" forceAA="0" compatLnSpc="1">
+                        <a:prstTxWarp prst="textNoShape">
+                          <a:avLst/>
+                        </a:prstTxWarp>
+                        <a:noAutofit/>
+                      </wps:bodyPr>
+                    </wps:wsp>
+                  </a:graphicData>
+                </a:graphic>
+                <wp14:sizeRelH relativeFrom="margin">
+                  <wp14:pctWidth>0</wp14:pctWidth>
+                </wp14:sizeRelH>
+                <wp14:sizeRelV relativeFrom="margin">
+                  <wp14:pctHeight>0</wp14:pctHeight>
+                </wp14:sizeRelV>
+              </wp:anchor>
+            </w:drawing>
+          </mc:Choice>
+          <mc:Fallback>
+            <w:pict>
+              <v:shape w14:anchorId="1B907DF9" id="Надпись 39" o:spid="_x0000_s1044" type="#_x0000_t202" style="position:absolute;left:0;text-align:left;margin-left:0;margin-top:216.3pt;width:186.75pt;height:21.75pt;z-index:251715584;visibility:visible;mso-wrap-style:square;mso-width-percent:0;mso-height-percent:0;mso-wrap-distance-left:9pt;mso-wrap-distance-top:0;mso-wrap-distance-right:9pt;mso-wrap-distance-bottom:0;mso-position-horizontal:center;mso-position-horizontal-relative:margin;mso-position-vertical:absolute;mso-position-vertical-relative:text;mso-width-percent:0;mso-height-percent:0;mso-width-relative:margin;mso-height-relative:margin;v-text-anchor:top" o:gfxdata="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" stroked="f">
+                <v:textbox inset="0,0,0,0">
+                  <w:txbxContent>
+                    <w:p>
+                      <w:pPr>
+                        <w:pStyle w:val="af1"/>
+                        <w:ind w:firstLine="0"/>
+                        <w:rPr>
+                          <w:rFonts w:cs="Times New Roman"/>
+                          <w:b w:val="0"/>
+                          <w:bCs w:val="0"/>
+                          <w:i/>
+                          <w:iCs/>
+                          <w:color w:val="auto"/>
+                          <w:sz w:val="28"/>
+                          <w:szCs w:val="28"/>
+                        </w:rPr>
+                      </w:pPr>
+                      <w:r>
+                        <w:rPr>
+                          <w:b w:val="0"/>
+                          <w:bCs w:val="0"/>
+                          <w:color w:val="auto"/>
+                          <w:sz w:val="28"/>
+                          <w:szCs w:val="28"/>
+                        </w:rPr>
+                        <w:t xml:space="preserve">Рисунок </w:t>
+                      </w:r>
+                      <w:r>
+                        <w:rPr>
+                          <w:b w:val="0"/>
+                          <w:bCs w:val="0"/>
+                          <w:i/>
+                          <w:iCs/>
+                          <w:color w:val="auto"/>
+                          <w:sz w:val="28"/>
+                          <w:szCs w:val="28"/>
+                        </w:rPr>
+                        <w:fldChar w:fldCharType="begin"/>
+                      </w:r>
+                      <w:r>
+                        <w:rPr>
+                          <w:b w:val="0"/>
+                          <w:bCs w:val="0"/>
+                          <w:color w:val="auto"/>
+                          <w:sz w:val="28"/>
+                          <w:szCs w:val="28"/>
+                        </w:rPr>
+                        <w:instrText xml:space="preserve"> SEQ Рисунок \* ARABIC </w:instrText>
+                      </w:r>
+                      <w:r>
+                        <w:rPr>
+                          <w:b w:val="0"/>
+                          <w:bCs w:val="0"/>
+                          <w:i/>
+                          <w:iCs/>
+                          <w:color w:val="auto"/>
+                          <w:sz w:val="28"/>
+                          <w:szCs w:val="28"/>
+                        </w:rPr>
+                        <w:fldChar w:fldCharType="separate"/>
+                      </w:r>
+                      <w:r>
+                        <w:rPr>
+                          <w:b w:val="0"/>
+                          <w:bCs w:val="0"/>
+                          <w:noProof/>
+                          <w:color w:val="auto"/>
+                          <w:sz w:val="28"/>
+                          <w:szCs w:val="28"/>
+                        </w:rPr>
+                        <w:t>1</w:t>
+                      </w:r>
+                      <w:r>
+                        <w:rPr>
+                          <w:b w:val="0"/>
+                          <w:bCs w:val="0"/>
+                          <w:i/>
+                          <w:iCs/>
+                          <w:color w:val="auto"/>
+                          <w:sz w:val="28"/>
+                          <w:szCs w:val="28"/>
+                        </w:rPr>
+                        <w:fldChar w:fldCharType="end"/>
+                      </w:r>
+                      <w:r>
+                        <w:rPr>
+                          <w:b w:val="0"/>
+                          <w:bCs w:val="0"/>
+                          <w:color w:val="auto"/>
+                          <w:sz w:val="28"/>
+                          <w:szCs w:val="28"/>
+                        </w:rPr>
+                        <w:t>9</w:t>
+                      </w:r>
+                      <w:r>
+                        <w:rPr>
+                          <w:b w:val="0"/>
+                          <w:bCs w:val="0"/>
+                          <w:color w:val="auto"/>
+                          <w:sz w:val="28"/>
+                          <w:szCs w:val="28"/>
+                        </w:rPr>
+                        <w:t xml:space="preserve"> –</w:t>
+                      </w:r>
+                      <w:r>
+                        <w:rPr>
+                          <w:b w:val="0"/>
+                          <w:bCs w:val="0"/>
+                          <w:color w:val="auto"/>
+                          <w:sz w:val="28"/>
+                          <w:szCs w:val="28"/>
+                        </w:rPr>
+                        <w:t xml:space="preserve"> раздел с</w:t>
+                      </w:r>
+                      <w:r>
+                        <w:rPr>
+                          <w:b w:val="0"/>
+                          <w:bCs w:val="0"/>
+                          <w:color w:val="auto"/>
+                          <w:sz w:val="28"/>
+                          <w:szCs w:val="28"/>
+                          <w:lang w:val="en-US"/>
+                        </w:rPr>
+                        <w:t xml:space="preserve"> </w:t>
+                      </w:r>
+                      <w:r>
+                        <w:rPr>
+                          <w:b w:val="0"/>
+                          <w:bCs w:val="0"/>
+                          <w:color w:val="auto"/>
+                          <w:sz w:val="28"/>
+                          <w:szCs w:val="28"/>
+                        </w:rPr>
+                        <w:t>фразами</w:t>
+                      </w:r>
+                    </w:p>
+                  </w:txbxContent>
+                </v:textbox>
+                <w10:wrap type="topAndBottom" anchorx="margin"/>
+              </v:shape>
+            </w:pict>
+          </mc:Fallback>
+        </mc:AlternateContent>
+      </w:r>
+      <w:r>
+        <w:t>2.4 Создание фраз</w:t>
       </w:r>
     </w:p>
     <w:p/>
     <w:sectPr>
-      <w:footerReference w:type="default" r:id="rId23"/>
+      <w:footerReference w:type="default" r:id="rId26"/>
       <w:pgSz w:w="11906" w:h="16838"/>
       <w:pgMar w:top="1134" w:right="850" w:bottom="1134" w:left="1701" w:header="709" w:footer="709" w:gutter="0"/>
       <w:cols w:space="708"/>

--- a/02.docx
+++ b/02.docx
@@ -2418,7 +2418,7 @@
           <w:noProof/>
         </w:rPr>
         <w:drawing>
-          <wp:anchor distT="0" distB="0" distL="114300" distR="114300" simplePos="0" relativeHeight="251670528" behindDoc="0" locked="0" layoutInCell="1" allowOverlap="1" wp14:anchorId="178AA712" wp14:editId="4ECA2DD3">
+          <wp:anchor distT="0" distB="0" distL="114300" distR="114300" simplePos="0" relativeHeight="251670528" behindDoc="0" locked="0" layoutInCell="1" allowOverlap="1" wp14:anchorId="178AA712" wp14:editId="3BDB75A9">
             <wp:simplePos x="0" y="0"/>
             <wp:positionH relativeFrom="column">
               <wp:posOffset>129540</wp:posOffset>
@@ -10227,6 +10227,9 @@
         </mc:AlternateContent>
       </w:r>
       <w:r>
+        <w:rPr>
+          <w:noProof/>
+        </w:rPr>
         <w:drawing>
           <wp:anchor distT="0" distB="0" distL="114300" distR="114300" simplePos="0" relativeHeight="251704320" behindDoc="0" locked="0" layoutInCell="1" allowOverlap="1" wp14:anchorId="564594FF" wp14:editId="2E2CE952">
             <wp:simplePos x="0" y="0"/>
@@ -10584,6 +10587,9 @@
         </mc:AlternateContent>
       </w:r>
       <w:r>
+        <w:rPr>
+          <w:noProof/>
+        </w:rPr>
         <w:drawing>
           <wp:anchor distT="0" distB="0" distL="114300" distR="114300" simplePos="0" relativeHeight="251701248" behindDoc="0" locked="0" layoutInCell="1" allowOverlap="1" wp14:anchorId="04575887" wp14:editId="10763A0C">
             <wp:simplePos x="0" y="0"/>
@@ -11048,6 +11054,7 @@
       </w:r>
       <w:r>
         <w:rPr>
+          <w:noProof/>
           <w:lang w:val="en-US"/>
         </w:rPr>
         <w:drawing>
@@ -11278,27 +11285,7 @@
                                 <w:sz w:val="28"/>
                                 <w:szCs w:val="28"/>
                               </w:rPr>
-                              <w:t xml:space="preserve"> </w:t>
-                            </w:r>
-                            <w:r>
-                              <w:rPr>
-                                <w:b w:val="0"/>
-                                <w:bCs w:val="0"/>
-                                <w:color w:val="auto"/>
-                                <w:sz w:val="28"/>
-                                <w:szCs w:val="28"/>
-                              </w:rPr>
-                              <w:t>раздел</w:t>
-                            </w:r>
-                            <w:r>
-                              <w:rPr>
-                                <w:b w:val="0"/>
-                                <w:bCs w:val="0"/>
-                                <w:color w:val="auto"/>
-                                <w:sz w:val="28"/>
-                                <w:szCs w:val="28"/>
-                              </w:rPr>
-                              <w:t xml:space="preserve"> с</w:t>
+                              <w:t xml:space="preserve"> раздел с</w:t>
                             </w:r>
                             <w:r>
                               <w:rPr>
@@ -11510,6 +11497,9 @@
         </mc:AlternateContent>
       </w:r>
       <w:r>
+        <w:rPr>
+          <w:noProof/>
+        </w:rPr>
         <w:drawing>
           <wp:anchor distT="0" distB="0" distL="114300" distR="114300" simplePos="0" relativeHeight="251710464" behindDoc="0" locked="0" layoutInCell="1" allowOverlap="1" wp14:anchorId="57A312FB" wp14:editId="4324CA61">
             <wp:simplePos x="0" y="0"/>
@@ -11583,6 +11573,9 @@
         <w:pStyle w:val="2"/>
       </w:pPr>
       <w:r>
+        <w:rPr>
+          <w:noProof/>
+        </w:rPr>
         <w:drawing>
           <wp:anchor distT="0" distB="0" distL="114300" distR="114300" simplePos="0" relativeHeight="251713536" behindDoc="0" locked="0" layoutInCell="1" allowOverlap="1" wp14:anchorId="3EFE403F" wp14:editId="63AE6DE1">
             <wp:simplePos x="0" y="0"/>
@@ -11985,7 +11978,14 @@
         <w:t>2.4 Создание фраз</w:t>
       </w:r>
     </w:p>
-    <w:p/>
+    <w:p>
+      <w:pPr>
+        <w:pStyle w:val="2"/>
+      </w:pPr>
+      <w:r>
+        <w:t>2.5 Редактирование, добавление и удаление.</w:t>
+      </w:r>
+    </w:p>
     <w:sectPr>
       <w:footerReference w:type="default" r:id="rId26"/>
       <w:pgSz w:w="11906" w:h="16838"/>
@@ -15259,6 +15259,7 @@
   <w:style w:type="character" w:default="1" w:styleId="a0">
     <w:name w:val="Default Paragraph Font"/>
     <w:uiPriority w:val="1"/>
+    <w:semiHidden/>
     <w:unhideWhenUsed/>
   </w:style>
   <w:style w:type="table" w:default="1" w:styleId="a1">

--- a/02.docx
+++ b/02.docx
@@ -1,6 +1,6 @@
 
 <file path=word/document.xml><?xml version="1.0" encoding="utf-8"?>
-<w:document xmlns:wpc="http://schemas.microsoft.com/office/word/2010/wordprocessingCanvas" xmlns:cx="http://schemas.microsoft.com/office/drawing/2014/chartex" xmlns:cx1="http://schemas.microsoft.com/office/drawing/2015/9/8/chartex" xmlns:cx2="http://schemas.microsoft.com/office/drawing/2015/10/21/chartex" xmlns:cx3="http://schemas.microsoft.com/office/drawing/2016/5/9/chartex" xmlns:cx4="http://schemas.microsoft.com/office/drawing/2016/5/10/chartex" xmlns:cx5="http://schemas.microsoft.com/office/drawing/2016/5/11/chartex" xmlns:cx6="http://schemas.microsoft.com/office/drawing/2016/5/12/chartex" xmlns:cx7="http://schemas.microsoft.com/office/drawing/2016/5/13/chartex" xmlns:cx8="http://schemas.microsoft.com/office/drawing/2016/5/14/chartex" xmlns:mc="http://schemas.openxmlformats.org/markup-compatibility/2006" xmlns:aink="http://schemas.microsoft.com/office/drawing/2016/ink" xmlns:am3d="http://schemas.microsoft.com/office/drawing/2017/model3d" xmlns:o="urn:schemas-microsoft-com:office:office" xmlns:oel="http://schemas.microsoft.com/office/2019/extlst" xmlns:r="http://schemas.openxmlformats.org/officeDocument/2006/relationships" xmlns:m="http://schemas.openxmlformats.org/officeDocument/2006/math" xmlns:v="urn:schemas-microsoft-com:vml" xmlns:wp14="http://schemas.microsoft.com/office/word/2010/wordprocessingDrawing" xmlns:wp="http://schemas.openxmlformats.org/drawingml/2006/wordprocessingDrawing" xmlns:w10="urn:schemas-microsoft-com:office:word" xmlns:w="http://schemas.openxmlformats.org/wordprocessingml/2006/main" xmlns:w14="http://schemas.microsoft.com/office/word/2010/wordml" xmlns:w15="http://schemas.microsoft.com/office/word/2012/wordml" xmlns:w16cex="http://schemas.microsoft.com/office/word/2018/wordml/cex" xmlns:w16cid="http://schemas.microsoft.com/office/word/2016/wordml/cid" xmlns:w16="http://schemas.microsoft.com/office/word/2018/wordml" xmlns:w16sdtdh="http://schemas.microsoft.com/office/word/2020/wordml/sdtdatahash" xmlns:w16se="http://schemas.microsoft.com/office/word/2015/wordml/symex" xmlns:wpg="http://schemas.microsoft.com/office/word/2010/wordprocessingGroup" xmlns:wpi="http://schemas.microsoft.com/office/word/2010/wordprocessingInk" xmlns:wne="http://schemas.microsoft.com/office/word/2006/wordml" xmlns:wps="http://schemas.microsoft.com/office/word/2010/wordprocessingShape" mc:Ignorable="w14 w15 w16se w16cid w16 w16cex w16sdtdh wp14">
+<w:document xmlns:wpc="http://schemas.microsoft.com/office/word/2010/wordprocessingCanvas" xmlns:cx="http://schemas.microsoft.com/office/drawing/2014/chartex" xmlns:cx1="http://schemas.microsoft.com/office/drawing/2015/9/8/chartex" xmlns:cx2="http://schemas.microsoft.com/office/drawing/2015/10/21/chartex" xmlns:cx3="http://schemas.microsoft.com/office/drawing/2016/5/9/chartex" xmlns:cx4="http://schemas.microsoft.com/office/drawing/2016/5/10/chartex" xmlns:cx5="http://schemas.microsoft.com/office/drawing/2016/5/11/chartex" xmlns:cx6="http://schemas.microsoft.com/office/drawing/2016/5/12/chartex" xmlns:cx7="http://schemas.microsoft.com/office/drawing/2016/5/13/chartex" xmlns:cx8="http://schemas.microsoft.com/office/drawing/2016/5/14/chartex" xmlns:mc="http://schemas.openxmlformats.org/markup-compatibility/2006" xmlns:aink="http://schemas.microsoft.com/office/drawing/2016/ink" xmlns:am3d="http://schemas.microsoft.com/office/drawing/2017/model3d" xmlns:o="urn:schemas-microsoft-com:office:office" xmlns:r="http://schemas.openxmlformats.org/officeDocument/2006/relationships" xmlns:m="http://schemas.openxmlformats.org/officeDocument/2006/math" xmlns:v="urn:schemas-microsoft-com:vml" xmlns:wp14="http://schemas.microsoft.com/office/word/2010/wordprocessingDrawing" xmlns:wp="http://schemas.openxmlformats.org/drawingml/2006/wordprocessingDrawing" xmlns:w10="urn:schemas-microsoft-com:office:word" xmlns:w="http://schemas.openxmlformats.org/wordprocessingml/2006/main" xmlns:w14="http://schemas.microsoft.com/office/word/2010/wordml" xmlns:w15="http://schemas.microsoft.com/office/word/2012/wordml" xmlns:w16cex="http://schemas.microsoft.com/office/word/2018/wordml/cex" xmlns:w16cid="http://schemas.microsoft.com/office/word/2016/wordml/cid" xmlns:w16="http://schemas.microsoft.com/office/word/2018/wordml" xmlns:w16sdtdh="http://schemas.microsoft.com/office/word/2020/wordml/sdtdatahash" xmlns:w16se="http://schemas.microsoft.com/office/word/2015/wordml/symex" xmlns:wpg="http://schemas.microsoft.com/office/word/2010/wordprocessingGroup" xmlns:wpi="http://schemas.microsoft.com/office/word/2010/wordprocessingInk" xmlns:wne="http://schemas.microsoft.com/office/word/2006/wordml" xmlns:wps="http://schemas.microsoft.com/office/word/2010/wordprocessingShape" mc:Ignorable="w14 w15 w16se w16cid w16 w16cex w16sdtdh wp14">
   <w:body>
     <w:p>
       <w:pPr>
@@ -1414,7 +1414,15 @@
       </w:r>
       <w:proofErr w:type="spellEnd"/>
       <w:r>
-        <w:t xml:space="preserve"> была составлена Канбан-доска с первостепенными задачами и основными составляющими системы. В последствии Канбан-доска будет расширяться и дополняться.</w:t>
+        <w:t xml:space="preserve"> была составлена </w:t>
+      </w:r>
+      <w:proofErr w:type="spellStart"/>
+      <w:r>
+        <w:t>Канбан</w:t>
+      </w:r>
+      <w:proofErr w:type="spellEnd"/>
+      <w:r>
+        <w:t>-доска с первостепенными задачами и основными составляющими системы. В последствии Канбан-доска будет расширяться и дополняться.</w:t>
       </w:r>
     </w:p>
     <w:p>
@@ -1594,7 +1602,7 @@
               </wp:anchor>
             </w:drawing>
           </mc:Choice>
-          <mc:Fallback>
+          <mc:Fallback xmlns:oel="http://schemas.microsoft.com/office/2019/extlst">
             <w:pict>
               <v:shapetype w14:anchorId="37F5AB15" id="_x0000_t202" coordsize="21600,21600" o:spt="202" path="m,l,21600r21600,l21600,xe">
                 <v:stroke joinstyle="miter"/>
@@ -1882,7 +1890,7 @@
               </wp:anchor>
             </w:drawing>
           </mc:Choice>
-          <mc:Fallback>
+          <mc:Fallback xmlns:oel="http://schemas.microsoft.com/office/2019/extlst">
             <w:pict>
               <v:shape w14:anchorId="281D23F7" id="Надпись 5" o:spid="_x0000_s1027" type="#_x0000_t202" style="position:absolute;left:0;text-align:left;margin-left:0;margin-top:467.55pt;width:240pt;height:.05pt;z-index:251663360;visibility:visible;mso-wrap-style:square;mso-width-percent:0;mso-wrap-distance-left:9pt;mso-wrap-distance-top:0;mso-wrap-distance-right:9pt;mso-wrap-distance-bottom:0;mso-position-horizontal:center;mso-position-horizontal-relative:margin;mso-position-vertical:absolute;mso-position-vertical-relative:text;mso-width-percent:0;mso-width-relative:margin;v-text-anchor:top" o:gfxdata="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" stroked="f">
                 <v:textbox style="mso-fit-shape-to-text:t" inset="0,0,0,0">
@@ -2160,7 +2168,7 @@
               </wp:anchor>
             </w:drawing>
           </mc:Choice>
-          <mc:Fallback>
+          <mc:Fallback xmlns:oel="http://schemas.microsoft.com/office/2019/extlst">
             <w:pict>
               <v:shape w14:anchorId="3A63E802" id="Надпись 13" o:spid="_x0000_s1028" type="#_x0000_t202" style="position:absolute;left:0;text-align:left;margin-left:0;margin-top:661.05pt;width:399pt;height:.05pt;z-index:251672576;visibility:visible;mso-wrap-style:square;mso-width-percent:0;mso-wrap-distance-left:9pt;mso-wrap-distance-top:0;mso-wrap-distance-right:9pt;mso-wrap-distance-bottom:0;mso-position-horizontal:center;mso-position-horizontal-relative:margin;mso-position-vertical:absolute;mso-position-vertical-relative:text;mso-width-percent:0;mso-width-relative:margin;v-text-anchor:top" o:gfxdata="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" stroked="f">
                 <v:textbox style="mso-fit-shape-to-text:t" inset="0,0,0,0">
@@ -2347,7 +2355,7 @@
               </wp:anchor>
             </w:drawing>
           </mc:Choice>
-          <mc:Fallback>
+          <mc:Fallback xmlns:oel="http://schemas.microsoft.com/office/2019/extlst">
             <w:pict>
               <v:shape w14:anchorId="2DDCE428" id="Надпись 11" o:spid="_x0000_s1029" type="#_x0000_t202" style="position:absolute;left:0;text-align:left;margin-left:0;margin-top:479.55pt;width:282.75pt;height:.05pt;z-index:251669504;visibility:visible;mso-wrap-style:square;mso-width-percent:0;mso-wrap-distance-left:9pt;mso-wrap-distance-top:0;mso-wrap-distance-right:9pt;mso-wrap-distance-bottom:0;mso-position-horizontal:center;mso-position-horizontal-relative:margin;mso-position-vertical:absolute;mso-position-vertical-relative:text;mso-width-percent:0;mso-width-relative:margin;v-text-anchor:top" o:gfxdata="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" stroked="f">
                 <v:textbox style="mso-fit-shape-to-text:t" inset="0,0,0,0">
@@ -2644,7 +2652,7 @@
               </wp:anchor>
             </w:drawing>
           </mc:Choice>
-          <mc:Fallback>
+          <mc:Fallback xmlns:oel="http://schemas.microsoft.com/office/2019/extlst">
             <w:pict>
               <v:shape w14:anchorId="31EC6AE3" id="Надпись 9" o:spid="_x0000_s1030" type="#_x0000_t202" style="position:absolute;left:0;text-align:left;margin-left:0;margin-top:252.3pt;width:293.25pt;height:.05pt;z-index:251666432;visibility:visible;mso-wrap-style:square;mso-width-percent:0;mso-wrap-distance-left:9pt;mso-wrap-distance-top:0;mso-wrap-distance-right:9pt;mso-wrap-distance-bottom:0;mso-position-horizontal:center;mso-position-horizontal-relative:margin;mso-position-vertical:absolute;mso-position-vertical-relative:text;mso-width-percent:0;mso-width-relative:margin;v-text-anchor:top" o:gfxdata="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" stroked="f">
                 <v:textbox style="mso-fit-shape-to-text:t" inset="0,0,0,0">
@@ -2928,7 +2936,15 @@
       </w:r>
       <w:proofErr w:type="spellEnd"/>
       <w:r>
-        <w:t xml:space="preserve"> (через логи ошибок) и просматривает аналитику: популярные страны у путешественников, частота запросов разговорника, количество отправленных уведомлений о рисках. При необходимости администратор может заблокировать пользователя (например, при фальшивых отзывах или спаме).</w:t>
+        <w:t xml:space="preserve"> (через </w:t>
+      </w:r>
+      <w:proofErr w:type="spellStart"/>
+      <w:r>
+        <w:t>логи</w:t>
+      </w:r>
+      <w:proofErr w:type="spellEnd"/>
+      <w:r>
+        <w:t xml:space="preserve"> ошибок) и просматривает аналитику: популярные страны у путешественников, частота запросов разговорника, количество отправленных уведомлений о рисках. При необходимости администратор может заблокировать пользователя (например, при фальшивых отзывах или спаме).</w:t>
       </w:r>
     </w:p>
     <w:p>
@@ -3341,7 +3357,23 @@
           <w:rFonts w:cs="Times New Roman"/>
           <w:szCs w:val="28"/>
         </w:rPr>
-        <w:t xml:space="preserve"> и кешем для часто запрашиваемых данных (курсы, лимиты);</w:t>
+        <w:t xml:space="preserve"> и </w:t>
+      </w:r>
+      <w:proofErr w:type="spellStart"/>
+      <w:r>
+        <w:rPr>
+          <w:rFonts w:cs="Times New Roman"/>
+          <w:szCs w:val="28"/>
+        </w:rPr>
+        <w:t>кешем</w:t>
+      </w:r>
+      <w:proofErr w:type="spellEnd"/>
+      <w:r>
+        <w:rPr>
+          <w:rFonts w:cs="Times New Roman"/>
+          <w:szCs w:val="28"/>
+        </w:rPr>
+        <w:t xml:space="preserve"> для часто запрашиваемых данных (курсы, лимиты);</w:t>
       </w:r>
     </w:p>
     <w:p>
@@ -3392,7 +3424,23 @@
           <w:szCs w:val="28"/>
         </w:rPr>
         <w:lastRenderedPageBreak/>
-        <w:t xml:space="preserve">разговорника, правила стран, топ приложений, актуальные курсы валют, новостные события и логи </w:t>
+        <w:t xml:space="preserve">разговорника, правила стран, топ приложений, актуальные курсы валют, новостные события и </w:t>
+      </w:r>
+      <w:proofErr w:type="spellStart"/>
+      <w:r>
+        <w:rPr>
+          <w:rFonts w:cs="Times New Roman"/>
+          <w:szCs w:val="28"/>
+        </w:rPr>
+        <w:t>логи</w:t>
+      </w:r>
+      <w:proofErr w:type="spellEnd"/>
+      <w:r>
+        <w:rPr>
+          <w:rFonts w:cs="Times New Roman"/>
+          <w:szCs w:val="28"/>
+        </w:rPr>
+        <w:t xml:space="preserve"> </w:t>
       </w:r>
       <w:proofErr w:type="spellStart"/>
       <w:r>
@@ -3764,7 +3812,7 @@
               </wp:anchor>
             </w:drawing>
           </mc:Choice>
-          <mc:Fallback>
+          <mc:Fallback xmlns:oel="http://schemas.microsoft.com/office/2019/extlst">
             <w:pict>
               <v:shape w14:anchorId="07DAEC26" id="Надпись 7" o:spid="_x0000_s1031" type="#_x0000_t202" style="position:absolute;left:0;text-align:left;margin-left:0;margin-top:385.3pt;width:231.75pt;height:25.5pt;z-index:251674624;visibility:visible;mso-wrap-style:square;mso-width-percent:0;mso-height-percent:0;mso-wrap-distance-left:9pt;mso-wrap-distance-top:0;mso-wrap-distance-right:9pt;mso-wrap-distance-bottom:0;mso-position-horizontal:center;mso-position-horizontal-relative:margin;mso-position-vertical:absolute;mso-position-vertical-relative:text;mso-width-percent:0;mso-height-percent:0;mso-width-relative:margin;mso-height-relative:margin;v-text-anchor:top" o:gfxdata="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" stroked="f">
                 <v:textbox inset="0,0,0,0">
@@ -4616,7 +4664,7 @@
               </wp:anchor>
             </w:drawing>
           </mc:Choice>
-          <mc:Fallback>
+          <mc:Fallback xmlns:oel="http://schemas.microsoft.com/office/2019/extlst">
             <w:pict>
               <v:shape w14:anchorId="32D736CE" id="Надпись 15" o:spid="_x0000_s1032" type="#_x0000_t202" style="position:absolute;left:0;text-align:left;margin-left:0;margin-top:598.2pt;width:225.75pt;height:.05pt;z-index:251677696;visibility:visible;mso-wrap-style:square;mso-width-percent:0;mso-wrap-distance-left:9pt;mso-wrap-distance-top:0;mso-wrap-distance-right:9pt;mso-wrap-distance-bottom:0;mso-position-horizontal:center;mso-position-horizontal-relative:margin;mso-position-vertical:absolute;mso-position-vertical-relative:text;mso-width-percent:0;mso-width-relative:margin;v-text-anchor:top" o:gfxdata="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" stroked="f">
                 <v:textbox style="mso-fit-shape-to-text:t" inset="0,0,0,0">
@@ -5449,7 +5497,7 @@
               </wp:anchor>
             </w:drawing>
           </mc:Choice>
-          <mc:Fallback>
+          <mc:Fallback xmlns:oel="http://schemas.microsoft.com/office/2019/extlst">
             <w:pict>
               <v:shape w14:anchorId="1F341E66" id="Надпись 18" o:spid="_x0000_s1033" type="#_x0000_t202" style="position:absolute;left:0;text-align:left;margin-left:51.45pt;margin-top:657.3pt;width:392.25pt;height:.05pt;z-index:251681792;visibility:visible;mso-wrap-style:square;mso-width-percent:0;mso-wrap-distance-left:9pt;mso-wrap-distance-top:0;mso-wrap-distance-right:9pt;mso-wrap-distance-bottom:0;mso-position-horizontal:absolute;mso-position-horizontal-relative:margin;mso-position-vertical:absolute;mso-position-vertical-relative:text;mso-width-percent:0;mso-width-relative:margin;v-text-anchor:top" o:gfxdata="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" stroked="f">
                 <v:textbox style="mso-fit-shape-to-text:t" inset="0,0,0,0">
@@ -5943,7 +5991,7 @@
               </wp:anchor>
             </w:drawing>
           </mc:Choice>
-          <mc:Fallback>
+          <mc:Fallback xmlns:oel="http://schemas.microsoft.com/office/2019/extlst">
             <w:pict>
               <v:shape w14:anchorId="55C34C7B" id="Надпись 19" o:spid="_x0000_s1034" type="#_x0000_t202" style="position:absolute;left:0;text-align:left;margin-left:50.25pt;margin-top:624.1pt;width:380.25pt;height:19.5pt;z-index:251683840;visibility:visible;mso-wrap-style:square;mso-width-percent:0;mso-height-percent:0;mso-wrap-distance-left:9pt;mso-wrap-distance-top:0;mso-wrap-distance-right:9pt;mso-wrap-distance-bottom:0;mso-position-horizontal:absolute;mso-position-horizontal-relative:margin;mso-position-vertical:absolute;mso-position-vertical-relative:text;mso-width-percent:0;mso-height-percent:0;mso-width-relative:margin;mso-height-relative:margin;v-text-anchor:top" o:gfxdata="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" stroked="f">
                 <v:textbox inset="0,0,0,0">
@@ -6404,7 +6452,7 @@
               </wp:anchor>
             </w:drawing>
           </mc:Choice>
-          <mc:Fallback>
+          <mc:Fallback xmlns:oel="http://schemas.microsoft.com/office/2019/extlst">
             <w:pict>
               <v:shape w14:anchorId="693C0AE0" id="Надпись 20" o:spid="_x0000_s1035" type="#_x0000_t202" style="position:absolute;left:0;text-align:left;margin-left:2.7pt;margin-top:388.05pt;width:467.25pt;height:21.75pt;z-index:251686912;visibility:visible;mso-wrap-style:square;mso-width-percent:0;mso-height-percent:0;mso-wrap-distance-left:9pt;mso-wrap-distance-top:0;mso-wrap-distance-right:9pt;mso-wrap-distance-bottom:0;mso-position-horizontal:absolute;mso-position-horizontal-relative:margin;mso-position-vertical:absolute;mso-position-vertical-relative:text;mso-width-percent:0;mso-height-percent:0;mso-width-relative:margin;mso-height-relative:margin;v-text-anchor:top" o:gfxdata="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" stroked="f">
                 <v:textbox inset="0,0,0,0">
@@ -7422,7 +7470,7 @@
               </wp:anchor>
             </w:drawing>
           </mc:Choice>
-          <mc:Fallback>
+          <mc:Fallback xmlns:oel="http://schemas.microsoft.com/office/2019/extlst">
             <w:pict>
               <v:shape w14:anchorId="76D06EB2" id="Надпись 22" o:spid="_x0000_s1036" type="#_x0000_t202" style="position:absolute;left:0;text-align:left;margin-left:58.95pt;margin-top:385.05pt;width:382.5pt;height:21.75pt;z-index:251689984;visibility:visible;mso-wrap-style:square;mso-width-percent:0;mso-height-percent:0;mso-wrap-distance-left:9pt;mso-wrap-distance-top:0;mso-wrap-distance-right:9pt;mso-wrap-distance-bottom:0;mso-position-horizontal:absolute;mso-position-horizontal-relative:margin;mso-position-vertical:absolute;mso-position-vertical-relative:text;mso-width-percent:0;mso-height-percent:0;mso-width-relative:margin;mso-height-relative:margin;v-text-anchor:top" o:gfxdata="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" stroked="f">
                 <v:textbox inset="0,0,0,0">
@@ -8500,7 +8548,7 @@
               </wp:anchor>
             </w:drawing>
           </mc:Choice>
-          <mc:Fallback>
+          <mc:Fallback xmlns:oel="http://schemas.microsoft.com/office/2019/extlst">
             <w:pict>
               <v:shape w14:anchorId="52AE1A4A" id="Надпись 6" o:spid="_x0000_s1037" type="#_x0000_t202" style="position:absolute;left:0;text-align:left;margin-left:96.45pt;margin-top:579.3pt;width:300pt;height:25.5pt;z-index:251693056;visibility:visible;mso-wrap-style:square;mso-width-percent:0;mso-height-percent:0;mso-wrap-distance-left:9pt;mso-wrap-distance-top:0;mso-wrap-distance-right:9pt;mso-wrap-distance-bottom:0;mso-position-horizontal:absolute;mso-position-horizontal-relative:margin;mso-position-vertical:absolute;mso-position-vertical-relative:text;mso-width-percent:0;mso-height-percent:0;mso-width-relative:margin;mso-height-relative:margin;v-text-anchor:top" o:gfxdata="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" stroked="f">
                 <v:textbox inset="0,0,0,0">
@@ -9101,7 +9149,7 @@
               </wp:anchor>
             </w:drawing>
           </mc:Choice>
-          <mc:Fallback>
+          <mc:Fallback xmlns:oel="http://schemas.microsoft.com/office/2019/extlst">
             <w:pict>
               <v:shape w14:anchorId="206513C1" id="Надпись 25" o:spid="_x0000_s1038" type="#_x0000_t202" style="position:absolute;left:0;text-align:left;margin-left:410.05pt;margin-top:369.3pt;width:461.25pt;height:21.75pt;z-index:251696128;visibility:visible;mso-wrap-style:square;mso-width-percent:0;mso-height-percent:0;mso-wrap-distance-left:9pt;mso-wrap-distance-top:0;mso-wrap-distance-right:9pt;mso-wrap-distance-bottom:0;mso-position-horizontal:right;mso-position-horizontal-relative:margin;mso-position-vertical:absolute;mso-position-vertical-relative:text;mso-width-percent:0;mso-height-percent:0;mso-width-relative:margin;mso-height-relative:margin;v-text-anchor:top" o:gfxdata="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" stroked="f">
                 <v:textbox inset="0,0,0,0">
@@ -9679,7 +9727,7 @@
               </wp:anchor>
             </w:drawing>
           </mc:Choice>
-          <mc:Fallback>
+          <mc:Fallback xmlns:oel="http://schemas.microsoft.com/office/2019/extlst">
             <w:pict>
               <v:shape w14:anchorId="7FC21DDC" id="Надпись 28" o:spid="_x0000_s1039" type="#_x0000_t202" style="position:absolute;left:0;text-align:left;margin-left:159pt;margin-top:658.5pt;width:177pt;height:21.75pt;z-index:251700224;visibility:visible;mso-wrap-style:square;mso-width-percent:0;mso-height-percent:0;mso-wrap-distance-left:9pt;mso-wrap-distance-top:0;mso-wrap-distance-right:9pt;mso-wrap-distance-bottom:0;mso-position-horizontal:absolute;mso-position-horizontal-relative:margin;mso-position-vertical:absolute;mso-position-vertical-relative:text;mso-width-percent:0;mso-height-percent:0;mso-width-relative:margin;mso-height-relative:margin;v-text-anchor:top" o:gfxdata="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" stroked="f">
                 <v:textbox inset="0,0,0,0">
@@ -10090,7 +10138,7 @@
               </wp:anchor>
             </w:drawing>
           </mc:Choice>
-          <mc:Fallback>
+          <mc:Fallback xmlns:oel="http://schemas.microsoft.com/office/2019/extlst">
             <w:pict>
               <v:shape w14:anchorId="273DE176" id="Надпись 32" o:spid="_x0000_s1040" type="#_x0000_t202" style="position:absolute;left:0;text-align:left;margin-left:0;margin-top:439.8pt;width:185.25pt;height:21.75pt;z-index:251706368;visibility:visible;mso-wrap-style:square;mso-width-percent:0;mso-height-percent:0;mso-wrap-distance-left:9pt;mso-wrap-distance-top:0;mso-wrap-distance-right:9pt;mso-wrap-distance-bottom:0;mso-position-horizontal:center;mso-position-horizontal-relative:margin;mso-position-vertical:absolute;mso-position-vertical-relative:text;mso-width-percent:0;mso-height-percent:0;mso-width-relative:margin;mso-height-relative:margin;v-text-anchor:top" o:gfxdata="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" stroked="f">
                 <v:textbox inset="0,0,0,0">
@@ -10460,7 +10508,7 @@
               </wp:anchor>
             </w:drawing>
           </mc:Choice>
-          <mc:Fallback>
+          <mc:Fallback xmlns:oel="http://schemas.microsoft.com/office/2019/extlst">
             <w:pict>
               <v:shape w14:anchorId="201B0D83" id="Надпись 30" o:spid="_x0000_s1041" type="#_x0000_t202" style="position:absolute;left:0;text-align:left;margin-left:0;margin-top:214.15pt;width:252pt;height:21.75pt;z-index:251703296;visibility:visible;mso-wrap-style:square;mso-width-percent:0;mso-height-percent:0;mso-wrap-distance-left:9pt;mso-wrap-distance-top:0;mso-wrap-distance-right:9pt;mso-wrap-distance-bottom:0;mso-position-horizontal:center;mso-position-horizontal-relative:margin;mso-position-vertical:absolute;mso-position-vertical-relative:text;mso-width-percent:0;mso-height-percent:0;mso-width-relative:margin;mso-height-relative:margin;v-text-anchor:top" o:gfxdata="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" stroked="f">
                 <v:textbox inset="0,0,0,0">
@@ -10884,7 +10932,7 @@
               </wp:anchor>
             </w:drawing>
           </mc:Choice>
-          <mc:Fallback>
+          <mc:Fallback xmlns:oel="http://schemas.microsoft.com/office/2019/extlst">
             <w:pict>
               <v:shape w14:anchorId="61D5C8FC" id="Надпись 34" o:spid="_x0000_s1042" type="#_x0000_t202" style="position:absolute;left:0;text-align:left;margin-left:136.4pt;margin-top:142.05pt;width:223.5pt;height:21.75pt;z-index:251709440;visibility:visible;mso-wrap-style:square;mso-width-percent:0;mso-height-percent:0;mso-wrap-distance-left:9pt;mso-wrap-distance-top:0;mso-wrap-distance-right:9pt;mso-wrap-distance-bottom:0;mso-position-horizontal:absolute;mso-position-horizontal-relative:margin;mso-position-vertical:absolute;mso-position-vertical-relative:text;mso-width-percent:0;mso-height-percent:0;mso-width-relative:margin;mso-height-relative:margin;v-text-anchor:top" o:gfxdata="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" stroked="f">
                 <v:textbox inset="0,0,0,0">
@@ -11329,7 +11377,7 @@
               </wp:anchor>
             </w:drawing>
           </mc:Choice>
-          <mc:Fallback>
+          <mc:Fallback xmlns:oel="http://schemas.microsoft.com/office/2019/extlst">
             <w:pict>
               <v:shape w14:anchorId="49D55103" id="Надпись 37" o:spid="_x0000_s1043" type="#_x0000_t202" style="position:absolute;left:0;text-align:left;margin-left:0;margin-top:203.1pt;width:246pt;height:21.75pt;z-index:251712512;visibility:visible;mso-wrap-style:square;mso-width-percent:0;mso-height-percent:0;mso-wrap-distance-left:9pt;mso-wrap-distance-top:0;mso-wrap-distance-right:9pt;mso-wrap-distance-bottom:0;mso-position-horizontal:center;mso-position-horizontal-relative:margin;mso-position-vertical:absolute;mso-position-vertical-relative:text;mso-width-percent:0;mso-height-percent:0;mso-width-relative:margin;mso-height-relative:margin;v-text-anchor:top" o:gfxdata="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" stroked="f">
                 <v:textbox inset="0,0,0,0">
@@ -11827,7 +11875,7 @@
               </wp:anchor>
             </w:drawing>
           </mc:Choice>
-          <mc:Fallback>
+          <mc:Fallback xmlns:oel="http://schemas.microsoft.com/office/2019/extlst">
             <w:pict>
               <v:shape w14:anchorId="1B907DF9" id="Надпись 39" o:spid="_x0000_s1044" type="#_x0000_t202" style="position:absolute;left:0;text-align:left;margin-left:0;margin-top:216.3pt;width:186.75pt;height:21.75pt;z-index:251715584;visibility:visible;mso-wrap-style:square;mso-width-percent:0;mso-height-percent:0;mso-wrap-distance-left:9pt;mso-wrap-distance-top:0;mso-wrap-distance-right:9pt;mso-wrap-distance-bottom:0;mso-position-horizontal:center;mso-position-horizontal-relative:margin;mso-position-vertical:absolute;mso-position-vertical-relative:text;mso-width-percent:0;mso-height-percent:0;mso-width-relative:margin;mso-height-relative:margin;v-text-anchor:top" o:gfxdata="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" stroked="f">
                 <v:textbox inset="0,0,0,0">
@@ -11986,8 +12034,2117 @@
         <w:t>2.5 Редактирование, добавление и удаление.</w:t>
       </w:r>
     </w:p>
+    <w:p>
+      <w:r>
+        <w:rPr>
+          <w:noProof/>
+        </w:rPr>
+        <w:lastRenderedPageBreak/>
+        <mc:AlternateContent>
+          <mc:Choice Requires="wps">
+            <w:drawing>
+              <wp:anchor distT="0" distB="0" distL="114300" distR="114300" simplePos="0" relativeHeight="251727872" behindDoc="0" locked="0" layoutInCell="1" allowOverlap="1" wp14:anchorId="1559E418" wp14:editId="2A6A8627">
+                <wp:simplePos x="0" y="0"/>
+                <wp:positionH relativeFrom="page">
+                  <wp:align>center</wp:align>
+                </wp:positionH>
+                <wp:positionV relativeFrom="paragraph">
+                  <wp:posOffset>8509635</wp:posOffset>
+                </wp:positionV>
+                <wp:extent cx="2895600" cy="276225"/>
+                <wp:effectExtent l="0" t="0" r="0" b="9525"/>
+                <wp:wrapTopAndBottom/>
+                <wp:docPr id="46" name="Надпись 46"/>
+                <wp:cNvGraphicFramePr/>
+                <a:graphic xmlns:a="http://schemas.openxmlformats.org/drawingml/2006/main">
+                  <a:graphicData uri="http://schemas.microsoft.com/office/word/2010/wordprocessingShape">
+                    <wps:wsp>
+                      <wps:cNvSpPr txBox="1"/>
+                      <wps:spPr>
+                        <a:xfrm>
+                          <a:off x="0" y="0"/>
+                          <a:ext cx="2895600" cy="276225"/>
+                        </a:xfrm>
+                        <a:prstGeom prst="rect">
+                          <a:avLst/>
+                        </a:prstGeom>
+                        <a:solidFill>
+                          <a:prstClr val="white"/>
+                        </a:solidFill>
+                        <a:ln>
+                          <a:noFill/>
+                        </a:ln>
+                      </wps:spPr>
+                      <wps:txbx>
+                        <w:txbxContent>
+                          <w:p>
+                            <w:pPr>
+                              <w:pStyle w:val="af1"/>
+                              <w:ind w:firstLine="0"/>
+                              <w:rPr>
+                                <w:rFonts w:cs="Times New Roman"/>
+                                <w:b w:val="0"/>
+                                <w:bCs w:val="0"/>
+                                <w:i/>
+                                <w:iCs/>
+                                <w:color w:val="auto"/>
+                                <w:sz w:val="28"/>
+                                <w:szCs w:val="28"/>
+                              </w:rPr>
+                            </w:pPr>
+                            <w:r>
+                              <w:rPr>
+                                <w:b w:val="0"/>
+                                <w:bCs w:val="0"/>
+                                <w:color w:val="auto"/>
+                                <w:sz w:val="28"/>
+                                <w:szCs w:val="28"/>
+                              </w:rPr>
+                              <w:t xml:space="preserve">Рисунок </w:t>
+                            </w:r>
+                            <w:r>
+                              <w:rPr>
+                                <w:b w:val="0"/>
+                                <w:bCs w:val="0"/>
+                                <w:color w:val="auto"/>
+                                <w:sz w:val="28"/>
+                                <w:szCs w:val="28"/>
+                              </w:rPr>
+                              <w:t>2</w:t>
+                            </w:r>
+                            <w:r>
+                              <w:rPr>
+                                <w:b w:val="0"/>
+                                <w:bCs w:val="0"/>
+                                <w:color w:val="auto"/>
+                                <w:sz w:val="28"/>
+                                <w:szCs w:val="28"/>
+                              </w:rPr>
+                              <w:t>3</w:t>
+                            </w:r>
+                            <w:r>
+                              <w:rPr>
+                                <w:b w:val="0"/>
+                                <w:bCs w:val="0"/>
+                                <w:color w:val="auto"/>
+                                <w:sz w:val="28"/>
+                                <w:szCs w:val="28"/>
+                              </w:rPr>
+                              <w:t xml:space="preserve"> </w:t>
+                            </w:r>
+                            <w:r>
+                              <w:rPr>
+                                <w:b w:val="0"/>
+                                <w:bCs w:val="0"/>
+                                <w:color w:val="auto"/>
+                                <w:sz w:val="28"/>
+                                <w:szCs w:val="28"/>
+                              </w:rPr>
+                              <w:t>–</w:t>
+                            </w:r>
+                            <w:r>
+                              <w:rPr>
+                                <w:b w:val="0"/>
+                                <w:bCs w:val="0"/>
+                                <w:color w:val="auto"/>
+                                <w:sz w:val="28"/>
+                                <w:szCs w:val="28"/>
+                              </w:rPr>
+                              <w:t xml:space="preserve"> добавление приложений</w:t>
+                            </w:r>
+                          </w:p>
+                        </w:txbxContent>
+                      </wps:txbx>
+                      <wps:bodyPr rot="0" spcFirstLastPara="0" vertOverflow="overflow" horzOverflow="overflow" vert="horz" wrap="square" lIns="0" tIns="0" rIns="0" bIns="0" numCol="1" spcCol="0" rtlCol="0" fromWordArt="0" anchor="t" anchorCtr="0" forceAA="0" compatLnSpc="1">
+                        <a:prstTxWarp prst="textNoShape">
+                          <a:avLst/>
+                        </a:prstTxWarp>
+                        <a:noAutofit/>
+                      </wps:bodyPr>
+                    </wps:wsp>
+                  </a:graphicData>
+                </a:graphic>
+                <wp14:sizeRelH relativeFrom="margin">
+                  <wp14:pctWidth>0</wp14:pctWidth>
+                </wp14:sizeRelH>
+                <wp14:sizeRelV relativeFrom="margin">
+                  <wp14:pctHeight>0</wp14:pctHeight>
+                </wp14:sizeRelV>
+              </wp:anchor>
+            </w:drawing>
+          </mc:Choice>
+          <mc:Fallback>
+            <w:pict>
+              <v:shapetype w14:anchorId="1559E418" id="_x0000_t202" coordsize="21600,21600" o:spt="202" path="m,l,21600r21600,l21600,xe">
+                <v:stroke joinstyle="miter"/>
+                <v:path gradientshapeok="t" o:connecttype="rect"/>
+              </v:shapetype>
+              <v:shape id="Надпись 46" o:spid="_x0000_s1045" type="#_x0000_t202" style="position:absolute;left:0;text-align:left;margin-left:0;margin-top:670.05pt;width:228pt;height:21.75pt;z-index:251727872;visibility:visible;mso-wrap-style:square;mso-width-percent:0;mso-height-percent:0;mso-wrap-distance-left:9pt;mso-wrap-distance-top:0;mso-wrap-distance-right:9pt;mso-wrap-distance-bottom:0;mso-position-horizontal:center;mso-position-horizontal-relative:page;mso-position-vertical:absolute;mso-position-vertical-relative:text;mso-width-percent:0;mso-height-percent:0;mso-width-relative:margin;mso-height-relative:margin;v-text-anchor:top" o:gfxdata="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" stroked="f">
+                <v:textbox inset="0,0,0,0">
+                  <w:txbxContent>
+                    <w:p>
+                      <w:pPr>
+                        <w:pStyle w:val="af1"/>
+                        <w:ind w:firstLine="0"/>
+                        <w:rPr>
+                          <w:rFonts w:cs="Times New Roman"/>
+                          <w:b w:val="0"/>
+                          <w:bCs w:val="0"/>
+                          <w:i/>
+                          <w:iCs/>
+                          <w:color w:val="auto"/>
+                          <w:sz w:val="28"/>
+                          <w:szCs w:val="28"/>
+                        </w:rPr>
+                      </w:pPr>
+                      <w:r>
+                        <w:rPr>
+                          <w:b w:val="0"/>
+                          <w:bCs w:val="0"/>
+                          <w:color w:val="auto"/>
+                          <w:sz w:val="28"/>
+                          <w:szCs w:val="28"/>
+                        </w:rPr>
+                        <w:t xml:space="preserve">Рисунок </w:t>
+                      </w:r>
+                      <w:r>
+                        <w:rPr>
+                          <w:b w:val="0"/>
+                          <w:bCs w:val="0"/>
+                          <w:color w:val="auto"/>
+                          <w:sz w:val="28"/>
+                          <w:szCs w:val="28"/>
+                        </w:rPr>
+                        <w:t>2</w:t>
+                      </w:r>
+                      <w:r>
+                        <w:rPr>
+                          <w:b w:val="0"/>
+                          <w:bCs w:val="0"/>
+                          <w:color w:val="auto"/>
+                          <w:sz w:val="28"/>
+                          <w:szCs w:val="28"/>
+                        </w:rPr>
+                        <w:t>3</w:t>
+                      </w:r>
+                      <w:r>
+                        <w:rPr>
+                          <w:b w:val="0"/>
+                          <w:bCs w:val="0"/>
+                          <w:color w:val="auto"/>
+                          <w:sz w:val="28"/>
+                          <w:szCs w:val="28"/>
+                        </w:rPr>
+                        <w:t xml:space="preserve"> </w:t>
+                      </w:r>
+                      <w:r>
+                        <w:rPr>
+                          <w:b w:val="0"/>
+                          <w:bCs w:val="0"/>
+                          <w:color w:val="auto"/>
+                          <w:sz w:val="28"/>
+                          <w:szCs w:val="28"/>
+                        </w:rPr>
+                        <w:t>–</w:t>
+                      </w:r>
+                      <w:r>
+                        <w:rPr>
+                          <w:b w:val="0"/>
+                          <w:bCs w:val="0"/>
+                          <w:color w:val="auto"/>
+                          <w:sz w:val="28"/>
+                          <w:szCs w:val="28"/>
+                        </w:rPr>
+                        <w:t xml:space="preserve"> добавление </w:t>
+                      </w:r>
+                      <w:r>
+                        <w:rPr>
+                          <w:b w:val="0"/>
+                          <w:bCs w:val="0"/>
+                          <w:color w:val="auto"/>
+                          <w:sz w:val="28"/>
+                          <w:szCs w:val="28"/>
+                        </w:rPr>
+                        <w:t>приложений</w:t>
+                      </w:r>
+                    </w:p>
+                  </w:txbxContent>
+                </v:textbox>
+                <w10:wrap type="topAndBottom" anchorx="page"/>
+              </v:shape>
+            </w:pict>
+          </mc:Fallback>
+        </mc:AlternateContent>
+      </w:r>
+      <w:r>
+        <w:rPr>
+          <w:noProof/>
+        </w:rPr>
+        <w:drawing>
+          <wp:anchor distT="0" distB="0" distL="114300" distR="114300" simplePos="0" relativeHeight="251725824" behindDoc="0" locked="0" layoutInCell="1" allowOverlap="1" wp14:anchorId="260BD771" wp14:editId="251ADE60">
+            <wp:simplePos x="0" y="0"/>
+            <wp:positionH relativeFrom="column">
+              <wp:posOffset>1053465</wp:posOffset>
+            </wp:positionH>
+            <wp:positionV relativeFrom="paragraph">
+              <wp:posOffset>6661785</wp:posOffset>
+            </wp:positionV>
+            <wp:extent cx="3609340" cy="1790700"/>
+            <wp:effectExtent l="0" t="0" r="0" b="0"/>
+            <wp:wrapTopAndBottom/>
+            <wp:docPr id="45" name="Рисунок 45"/>
+            <wp:cNvGraphicFramePr>
+              <a:graphicFrameLocks xmlns:a="http://schemas.openxmlformats.org/drawingml/2006/main" noChangeAspect="1"/>
+            </wp:cNvGraphicFramePr>
+            <a:graphic xmlns:a="http://schemas.openxmlformats.org/drawingml/2006/main">
+              <a:graphicData uri="http://schemas.openxmlformats.org/drawingml/2006/picture">
+                <pic:pic xmlns:pic="http://schemas.openxmlformats.org/drawingml/2006/picture">
+                  <pic:nvPicPr>
+                    <pic:cNvPr id="1" name=""/>
+                    <pic:cNvPicPr/>
+                  </pic:nvPicPr>
+                  <pic:blipFill rotWithShape="1">
+                    <a:blip r:embed="rId26">
+                      <a:extLst>
+                        <a:ext uri="{28A0092B-C50C-407E-A947-70E740481C1C}">
+                          <a14:useLocalDpi xmlns:a14="http://schemas.microsoft.com/office/drawing/2010/main" val="0"/>
+                        </a:ext>
+                      </a:extLst>
+                    </a:blip>
+                    <a:srcRect t="1408" b="10328"/>
+                    <a:stretch/>
+                  </pic:blipFill>
+                  <pic:spPr bwMode="auto">
+                    <a:xfrm>
+                      <a:off x="0" y="0"/>
+                      <a:ext cx="3609340" cy="1790700"/>
+                    </a:xfrm>
+                    <a:prstGeom prst="rect">
+                      <a:avLst/>
+                    </a:prstGeom>
+                    <a:ln>
+                      <a:noFill/>
+                    </a:ln>
+                    <a:extLst>
+                      <a:ext uri="{53640926-AAD7-44D8-BBD7-CCE9431645EC}">
+                        <a14:shadowObscured xmlns:a14="http://schemas.microsoft.com/office/drawing/2010/main"/>
+                      </a:ext>
+                    </a:extLst>
+                  </pic:spPr>
+                </pic:pic>
+              </a:graphicData>
+            </a:graphic>
+            <wp14:sizeRelH relativeFrom="page">
+              <wp14:pctWidth>0</wp14:pctWidth>
+            </wp14:sizeRelH>
+            <wp14:sizeRelV relativeFrom="page">
+              <wp14:pctHeight>0</wp14:pctHeight>
+            </wp14:sizeRelV>
+          </wp:anchor>
+        </w:drawing>
+      </w:r>
+      <w:r>
+        <w:rPr>
+          <w:noProof/>
+        </w:rPr>
+        <mc:AlternateContent>
+          <mc:Choice Requires="wps">
+            <w:drawing>
+              <wp:anchor distT="0" distB="0" distL="114300" distR="114300" simplePos="0" relativeHeight="251724800" behindDoc="0" locked="0" layoutInCell="1" allowOverlap="1" wp14:anchorId="59040926" wp14:editId="55FF069D">
+                <wp:simplePos x="0" y="0"/>
+                <wp:positionH relativeFrom="page">
+                  <wp:align>center</wp:align>
+                </wp:positionH>
+                <wp:positionV relativeFrom="paragraph">
+                  <wp:posOffset>6394450</wp:posOffset>
+                </wp:positionV>
+                <wp:extent cx="2400300" cy="276225"/>
+                <wp:effectExtent l="0" t="0" r="0" b="9525"/>
+                <wp:wrapTopAndBottom/>
+                <wp:docPr id="44" name="Надпись 44"/>
+                <wp:cNvGraphicFramePr/>
+                <a:graphic xmlns:a="http://schemas.openxmlformats.org/drawingml/2006/main">
+                  <a:graphicData uri="http://schemas.microsoft.com/office/word/2010/wordprocessingShape">
+                    <wps:wsp>
+                      <wps:cNvSpPr txBox="1"/>
+                      <wps:spPr>
+                        <a:xfrm>
+                          <a:off x="0" y="0"/>
+                          <a:ext cx="2400300" cy="276225"/>
+                        </a:xfrm>
+                        <a:prstGeom prst="rect">
+                          <a:avLst/>
+                        </a:prstGeom>
+                        <a:solidFill>
+                          <a:prstClr val="white"/>
+                        </a:solidFill>
+                        <a:ln>
+                          <a:noFill/>
+                        </a:ln>
+                      </wps:spPr>
+                      <wps:txbx>
+                        <w:txbxContent>
+                          <w:p>
+                            <w:pPr>
+                              <w:pStyle w:val="af1"/>
+                              <w:ind w:firstLine="0"/>
+                              <w:rPr>
+                                <w:rFonts w:cs="Times New Roman"/>
+                                <w:b w:val="0"/>
+                                <w:bCs w:val="0"/>
+                                <w:i/>
+                                <w:iCs/>
+                                <w:color w:val="auto"/>
+                                <w:sz w:val="28"/>
+                                <w:szCs w:val="28"/>
+                              </w:rPr>
+                            </w:pPr>
+                            <w:r>
+                              <w:rPr>
+                                <w:b w:val="0"/>
+                                <w:bCs w:val="0"/>
+                                <w:color w:val="auto"/>
+                                <w:sz w:val="28"/>
+                                <w:szCs w:val="28"/>
+                              </w:rPr>
+                              <w:t xml:space="preserve">Рисунок </w:t>
+                            </w:r>
+                            <w:r>
+                              <w:rPr>
+                                <w:b w:val="0"/>
+                                <w:bCs w:val="0"/>
+                                <w:color w:val="auto"/>
+                                <w:sz w:val="28"/>
+                                <w:szCs w:val="28"/>
+                              </w:rPr>
+                              <w:t>2</w:t>
+                            </w:r>
+                            <w:r>
+                              <w:rPr>
+                                <w:b w:val="0"/>
+                                <w:bCs w:val="0"/>
+                                <w:color w:val="auto"/>
+                                <w:sz w:val="28"/>
+                                <w:szCs w:val="28"/>
+                              </w:rPr>
+                              <w:t>2</w:t>
+                            </w:r>
+                            <w:r>
+                              <w:rPr>
+                                <w:b w:val="0"/>
+                                <w:bCs w:val="0"/>
+                                <w:color w:val="auto"/>
+                                <w:sz w:val="28"/>
+                                <w:szCs w:val="28"/>
+                              </w:rPr>
+                              <w:t xml:space="preserve"> </w:t>
+                            </w:r>
+                            <w:r>
+                              <w:rPr>
+                                <w:b w:val="0"/>
+                                <w:bCs w:val="0"/>
+                                <w:color w:val="auto"/>
+                                <w:sz w:val="28"/>
+                                <w:szCs w:val="28"/>
+                              </w:rPr>
+                              <w:t>–</w:t>
+                            </w:r>
+                            <w:r>
+                              <w:rPr>
+                                <w:b w:val="0"/>
+                                <w:bCs w:val="0"/>
+                                <w:color w:val="auto"/>
+                                <w:sz w:val="28"/>
+                                <w:szCs w:val="28"/>
+                              </w:rPr>
+                              <w:t xml:space="preserve"> добавление статей</w:t>
+                            </w:r>
+                          </w:p>
+                        </w:txbxContent>
+                      </wps:txbx>
+                      <wps:bodyPr rot="0" spcFirstLastPara="0" vertOverflow="overflow" horzOverflow="overflow" vert="horz" wrap="square" lIns="0" tIns="0" rIns="0" bIns="0" numCol="1" spcCol="0" rtlCol="0" fromWordArt="0" anchor="t" anchorCtr="0" forceAA="0" compatLnSpc="1">
+                        <a:prstTxWarp prst="textNoShape">
+                          <a:avLst/>
+                        </a:prstTxWarp>
+                        <a:noAutofit/>
+                      </wps:bodyPr>
+                    </wps:wsp>
+                  </a:graphicData>
+                </a:graphic>
+                <wp14:sizeRelH relativeFrom="margin">
+                  <wp14:pctWidth>0</wp14:pctWidth>
+                </wp14:sizeRelH>
+                <wp14:sizeRelV relativeFrom="margin">
+                  <wp14:pctHeight>0</wp14:pctHeight>
+                </wp14:sizeRelV>
+              </wp:anchor>
+            </w:drawing>
+          </mc:Choice>
+          <mc:Fallback>
+            <w:pict>
+              <v:shape w14:anchorId="59040926" id="Надпись 44" o:spid="_x0000_s1046" type="#_x0000_t202" style="position:absolute;left:0;text-align:left;margin-left:0;margin-top:503.5pt;width:189pt;height:21.75pt;z-index:251724800;visibility:visible;mso-wrap-style:square;mso-width-percent:0;mso-height-percent:0;mso-wrap-distance-left:9pt;mso-wrap-distance-top:0;mso-wrap-distance-right:9pt;mso-wrap-distance-bottom:0;mso-position-horizontal:center;mso-position-horizontal-relative:page;mso-position-vertical:absolute;mso-position-vertical-relative:text;mso-width-percent:0;mso-height-percent:0;mso-width-relative:margin;mso-height-relative:margin;v-text-anchor:top" o:gfxdata="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" stroked="f">
+                <v:textbox inset="0,0,0,0">
+                  <w:txbxContent>
+                    <w:p>
+                      <w:pPr>
+                        <w:pStyle w:val="af1"/>
+                        <w:ind w:firstLine="0"/>
+                        <w:rPr>
+                          <w:rFonts w:cs="Times New Roman"/>
+                          <w:b w:val="0"/>
+                          <w:bCs w:val="0"/>
+                          <w:i/>
+                          <w:iCs/>
+                          <w:color w:val="auto"/>
+                          <w:sz w:val="28"/>
+                          <w:szCs w:val="28"/>
+                        </w:rPr>
+                      </w:pPr>
+                      <w:r>
+                        <w:rPr>
+                          <w:b w:val="0"/>
+                          <w:bCs w:val="0"/>
+                          <w:color w:val="auto"/>
+                          <w:sz w:val="28"/>
+                          <w:szCs w:val="28"/>
+                        </w:rPr>
+                        <w:t xml:space="preserve">Рисунок </w:t>
+                      </w:r>
+                      <w:r>
+                        <w:rPr>
+                          <w:b w:val="0"/>
+                          <w:bCs w:val="0"/>
+                          <w:color w:val="auto"/>
+                          <w:sz w:val="28"/>
+                          <w:szCs w:val="28"/>
+                        </w:rPr>
+                        <w:t>2</w:t>
+                      </w:r>
+                      <w:r>
+                        <w:rPr>
+                          <w:b w:val="0"/>
+                          <w:bCs w:val="0"/>
+                          <w:color w:val="auto"/>
+                          <w:sz w:val="28"/>
+                          <w:szCs w:val="28"/>
+                        </w:rPr>
+                        <w:t>2</w:t>
+                      </w:r>
+                      <w:r>
+                        <w:rPr>
+                          <w:b w:val="0"/>
+                          <w:bCs w:val="0"/>
+                          <w:color w:val="auto"/>
+                          <w:sz w:val="28"/>
+                          <w:szCs w:val="28"/>
+                        </w:rPr>
+                        <w:t xml:space="preserve"> </w:t>
+                      </w:r>
+                      <w:r>
+                        <w:rPr>
+                          <w:b w:val="0"/>
+                          <w:bCs w:val="0"/>
+                          <w:color w:val="auto"/>
+                          <w:sz w:val="28"/>
+                          <w:szCs w:val="28"/>
+                        </w:rPr>
+                        <w:t>–</w:t>
+                      </w:r>
+                      <w:r>
+                        <w:rPr>
+                          <w:b w:val="0"/>
+                          <w:bCs w:val="0"/>
+                          <w:color w:val="auto"/>
+                          <w:sz w:val="28"/>
+                          <w:szCs w:val="28"/>
+                        </w:rPr>
+                        <w:t xml:space="preserve"> добавление </w:t>
+                      </w:r>
+                      <w:r>
+                        <w:rPr>
+                          <w:b w:val="0"/>
+                          <w:bCs w:val="0"/>
+                          <w:color w:val="auto"/>
+                          <w:sz w:val="28"/>
+                          <w:szCs w:val="28"/>
+                        </w:rPr>
+                        <w:t>статей</w:t>
+                      </w:r>
+                    </w:p>
+                  </w:txbxContent>
+                </v:textbox>
+                <w10:wrap type="topAndBottom" anchorx="page"/>
+              </v:shape>
+            </w:pict>
+          </mc:Fallback>
+        </mc:AlternateContent>
+      </w:r>
+      <w:r>
+        <w:rPr>
+          <w:noProof/>
+        </w:rPr>
+        <w:drawing>
+          <wp:anchor distT="0" distB="0" distL="114300" distR="114300" simplePos="0" relativeHeight="251722752" behindDoc="0" locked="0" layoutInCell="1" allowOverlap="1" wp14:anchorId="57E0B3B8" wp14:editId="699C0DAF">
+            <wp:simplePos x="0" y="0"/>
+            <wp:positionH relativeFrom="page">
+              <wp:align>center</wp:align>
+            </wp:positionH>
+            <wp:positionV relativeFrom="paragraph">
+              <wp:posOffset>4871085</wp:posOffset>
+            </wp:positionV>
+            <wp:extent cx="2753109" cy="1848108"/>
+            <wp:effectExtent l="0" t="0" r="9525" b="0"/>
+            <wp:wrapTopAndBottom/>
+            <wp:docPr id="43" name="Рисунок 43"/>
+            <wp:cNvGraphicFramePr>
+              <a:graphicFrameLocks xmlns:a="http://schemas.openxmlformats.org/drawingml/2006/main" noChangeAspect="1"/>
+            </wp:cNvGraphicFramePr>
+            <a:graphic xmlns:a="http://schemas.openxmlformats.org/drawingml/2006/main">
+              <a:graphicData uri="http://schemas.openxmlformats.org/drawingml/2006/picture">
+                <pic:pic xmlns:pic="http://schemas.openxmlformats.org/drawingml/2006/picture">
+                  <pic:nvPicPr>
+                    <pic:cNvPr id="1" name=""/>
+                    <pic:cNvPicPr/>
+                  </pic:nvPicPr>
+                  <pic:blipFill>
+                    <a:blip r:embed="rId27">
+                      <a:extLst>
+                        <a:ext uri="{28A0092B-C50C-407E-A947-70E740481C1C}">
+                          <a14:useLocalDpi xmlns:a14="http://schemas.microsoft.com/office/drawing/2010/main" val="0"/>
+                        </a:ext>
+                      </a:extLst>
+                    </a:blip>
+                    <a:stretch>
+                      <a:fillRect/>
+                    </a:stretch>
+                  </pic:blipFill>
+                  <pic:spPr>
+                    <a:xfrm>
+                      <a:off x="0" y="0"/>
+                      <a:ext cx="2753109" cy="1848108"/>
+                    </a:xfrm>
+                    <a:prstGeom prst="rect">
+                      <a:avLst/>
+                    </a:prstGeom>
+                  </pic:spPr>
+                </pic:pic>
+              </a:graphicData>
+            </a:graphic>
+            <wp14:sizeRelH relativeFrom="page">
+              <wp14:pctWidth>0</wp14:pctWidth>
+            </wp14:sizeRelH>
+            <wp14:sizeRelV relativeFrom="page">
+              <wp14:pctHeight>0</wp14:pctHeight>
+            </wp14:sizeRelV>
+          </wp:anchor>
+        </w:drawing>
+      </w:r>
+      <w:r>
+        <w:rPr>
+          <w:noProof/>
+        </w:rPr>
+        <mc:AlternateContent>
+          <mc:Choice Requires="wps">
+            <w:drawing>
+              <wp:anchor distT="0" distB="0" distL="114300" distR="114300" simplePos="0" relativeHeight="251721728" behindDoc="0" locked="0" layoutInCell="1" allowOverlap="1" wp14:anchorId="17C4E9BA" wp14:editId="43B8A026">
+                <wp:simplePos x="0" y="0"/>
+                <wp:positionH relativeFrom="margin">
+                  <wp:posOffset>1447800</wp:posOffset>
+                </wp:positionH>
+                <wp:positionV relativeFrom="paragraph">
+                  <wp:posOffset>4480560</wp:posOffset>
+                </wp:positionV>
+                <wp:extent cx="2400300" cy="276225"/>
+                <wp:effectExtent l="0" t="0" r="0" b="9525"/>
+                <wp:wrapTopAndBottom/>
+                <wp:docPr id="42" name="Надпись 42"/>
+                <wp:cNvGraphicFramePr/>
+                <a:graphic xmlns:a="http://schemas.openxmlformats.org/drawingml/2006/main">
+                  <a:graphicData uri="http://schemas.microsoft.com/office/word/2010/wordprocessingShape">
+                    <wps:wsp>
+                      <wps:cNvSpPr txBox="1"/>
+                      <wps:spPr>
+                        <a:xfrm>
+                          <a:off x="0" y="0"/>
+                          <a:ext cx="2400300" cy="276225"/>
+                        </a:xfrm>
+                        <a:prstGeom prst="rect">
+                          <a:avLst/>
+                        </a:prstGeom>
+                        <a:solidFill>
+                          <a:prstClr val="white"/>
+                        </a:solidFill>
+                        <a:ln>
+                          <a:noFill/>
+                        </a:ln>
+                      </wps:spPr>
+                      <wps:txbx>
+                        <w:txbxContent>
+                          <w:p>
+                            <w:pPr>
+                              <w:pStyle w:val="af1"/>
+                              <w:ind w:firstLine="0"/>
+                              <w:rPr>
+                                <w:rFonts w:cs="Times New Roman"/>
+                                <w:b w:val="0"/>
+                                <w:bCs w:val="0"/>
+                                <w:i/>
+                                <w:iCs/>
+                                <w:color w:val="auto"/>
+                                <w:sz w:val="28"/>
+                                <w:szCs w:val="28"/>
+                              </w:rPr>
+                            </w:pPr>
+                            <w:r>
+                              <w:rPr>
+                                <w:b w:val="0"/>
+                                <w:bCs w:val="0"/>
+                                <w:color w:val="auto"/>
+                                <w:sz w:val="28"/>
+                                <w:szCs w:val="28"/>
+                              </w:rPr>
+                              <w:t xml:space="preserve">Рисунок </w:t>
+                            </w:r>
+                            <w:r>
+                              <w:rPr>
+                                <w:b w:val="0"/>
+                                <w:bCs w:val="0"/>
+                                <w:color w:val="auto"/>
+                                <w:sz w:val="28"/>
+                                <w:szCs w:val="28"/>
+                              </w:rPr>
+                              <w:t>2</w:t>
+                            </w:r>
+                            <w:r>
+                              <w:rPr>
+                                <w:b w:val="0"/>
+                                <w:bCs w:val="0"/>
+                                <w:color w:val="auto"/>
+                                <w:sz w:val="28"/>
+                                <w:szCs w:val="28"/>
+                              </w:rPr>
+                              <w:t>1</w:t>
+                            </w:r>
+                            <w:r>
+                              <w:rPr>
+                                <w:b w:val="0"/>
+                                <w:bCs w:val="0"/>
+                                <w:color w:val="auto"/>
+                                <w:sz w:val="28"/>
+                                <w:szCs w:val="28"/>
+                              </w:rPr>
+                              <w:t xml:space="preserve"> </w:t>
+                            </w:r>
+                            <w:r>
+                              <w:rPr>
+                                <w:b w:val="0"/>
+                                <w:bCs w:val="0"/>
+                                <w:color w:val="auto"/>
+                                <w:sz w:val="28"/>
+                                <w:szCs w:val="28"/>
+                              </w:rPr>
+                              <w:t>–</w:t>
+                            </w:r>
+                            <w:r>
+                              <w:rPr>
+                                <w:b w:val="0"/>
+                                <w:bCs w:val="0"/>
+                                <w:color w:val="auto"/>
+                                <w:sz w:val="28"/>
+                                <w:szCs w:val="28"/>
+                              </w:rPr>
+                              <w:t xml:space="preserve"> добавление фраз</w:t>
+                            </w:r>
+                          </w:p>
+                        </w:txbxContent>
+                      </wps:txbx>
+                      <wps:bodyPr rot="0" spcFirstLastPara="0" vertOverflow="overflow" horzOverflow="overflow" vert="horz" wrap="square" lIns="0" tIns="0" rIns="0" bIns="0" numCol="1" spcCol="0" rtlCol="0" fromWordArt="0" anchor="t" anchorCtr="0" forceAA="0" compatLnSpc="1">
+                        <a:prstTxWarp prst="textNoShape">
+                          <a:avLst/>
+                        </a:prstTxWarp>
+                        <a:noAutofit/>
+                      </wps:bodyPr>
+                    </wps:wsp>
+                  </a:graphicData>
+                </a:graphic>
+                <wp14:sizeRelH relativeFrom="margin">
+                  <wp14:pctWidth>0</wp14:pctWidth>
+                </wp14:sizeRelH>
+                <wp14:sizeRelV relativeFrom="margin">
+                  <wp14:pctHeight>0</wp14:pctHeight>
+                </wp14:sizeRelV>
+              </wp:anchor>
+            </w:drawing>
+          </mc:Choice>
+          <mc:Fallback>
+            <w:pict>
+              <v:shape w14:anchorId="17C4E9BA" id="Надпись 42" o:spid="_x0000_s1047" type="#_x0000_t202" style="position:absolute;left:0;text-align:left;margin-left:114pt;margin-top:352.8pt;width:189pt;height:21.75pt;z-index:251721728;visibility:visible;mso-wrap-style:square;mso-width-percent:0;mso-height-percent:0;mso-wrap-distance-left:9pt;mso-wrap-distance-top:0;mso-wrap-distance-right:9pt;mso-wrap-distance-bottom:0;mso-position-horizontal:absolute;mso-position-horizontal-relative:margin;mso-position-vertical:absolute;mso-position-vertical-relative:text;mso-width-percent:0;mso-height-percent:0;mso-width-relative:margin;mso-height-relative:margin;v-text-anchor:top" o:gfxdata="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" stroked="f">
+                <v:textbox inset="0,0,0,0">
+                  <w:txbxContent>
+                    <w:p>
+                      <w:pPr>
+                        <w:pStyle w:val="af1"/>
+                        <w:ind w:firstLine="0"/>
+                        <w:rPr>
+                          <w:rFonts w:cs="Times New Roman"/>
+                          <w:b w:val="0"/>
+                          <w:bCs w:val="0"/>
+                          <w:i/>
+                          <w:iCs/>
+                          <w:color w:val="auto"/>
+                          <w:sz w:val="28"/>
+                          <w:szCs w:val="28"/>
+                        </w:rPr>
+                      </w:pPr>
+                      <w:r>
+                        <w:rPr>
+                          <w:b w:val="0"/>
+                          <w:bCs w:val="0"/>
+                          <w:color w:val="auto"/>
+                          <w:sz w:val="28"/>
+                          <w:szCs w:val="28"/>
+                        </w:rPr>
+                        <w:t xml:space="preserve">Рисунок </w:t>
+                      </w:r>
+                      <w:r>
+                        <w:rPr>
+                          <w:b w:val="0"/>
+                          <w:bCs w:val="0"/>
+                          <w:color w:val="auto"/>
+                          <w:sz w:val="28"/>
+                          <w:szCs w:val="28"/>
+                        </w:rPr>
+                        <w:t>2</w:t>
+                      </w:r>
+                      <w:r>
+                        <w:rPr>
+                          <w:b w:val="0"/>
+                          <w:bCs w:val="0"/>
+                          <w:color w:val="auto"/>
+                          <w:sz w:val="28"/>
+                          <w:szCs w:val="28"/>
+                        </w:rPr>
+                        <w:t>1</w:t>
+                      </w:r>
+                      <w:r>
+                        <w:rPr>
+                          <w:b w:val="0"/>
+                          <w:bCs w:val="0"/>
+                          <w:color w:val="auto"/>
+                          <w:sz w:val="28"/>
+                          <w:szCs w:val="28"/>
+                        </w:rPr>
+                        <w:t xml:space="preserve"> </w:t>
+                      </w:r>
+                      <w:r>
+                        <w:rPr>
+                          <w:b w:val="0"/>
+                          <w:bCs w:val="0"/>
+                          <w:color w:val="auto"/>
+                          <w:sz w:val="28"/>
+                          <w:szCs w:val="28"/>
+                        </w:rPr>
+                        <w:t>–</w:t>
+                      </w:r>
+                      <w:r>
+                        <w:rPr>
+                          <w:b w:val="0"/>
+                          <w:bCs w:val="0"/>
+                          <w:color w:val="auto"/>
+                          <w:sz w:val="28"/>
+                          <w:szCs w:val="28"/>
+                        </w:rPr>
+                        <w:t xml:space="preserve"> добавление </w:t>
+                      </w:r>
+                      <w:r>
+                        <w:rPr>
+                          <w:b w:val="0"/>
+                          <w:bCs w:val="0"/>
+                          <w:color w:val="auto"/>
+                          <w:sz w:val="28"/>
+                          <w:szCs w:val="28"/>
+                        </w:rPr>
+                        <w:t>фраз</w:t>
+                      </w:r>
+                    </w:p>
+                  </w:txbxContent>
+                </v:textbox>
+                <w10:wrap type="topAndBottom" anchorx="margin"/>
+              </v:shape>
+            </w:pict>
+          </mc:Fallback>
+        </mc:AlternateContent>
+      </w:r>
+      <w:r>
+        <w:rPr>
+          <w:noProof/>
+        </w:rPr>
+        <w:drawing>
+          <wp:anchor distT="0" distB="0" distL="114300" distR="114300" simplePos="0" relativeHeight="251719680" behindDoc="0" locked="0" layoutInCell="1" allowOverlap="1" wp14:anchorId="5BD96FEF" wp14:editId="401CDE07">
+            <wp:simplePos x="0" y="0"/>
+            <wp:positionH relativeFrom="margin">
+              <wp:align>center</wp:align>
+            </wp:positionH>
+            <wp:positionV relativeFrom="paragraph">
+              <wp:posOffset>2394585</wp:posOffset>
+            </wp:positionV>
+            <wp:extent cx="4296375" cy="2324424"/>
+            <wp:effectExtent l="0" t="0" r="9525" b="0"/>
+            <wp:wrapTopAndBottom/>
+            <wp:docPr id="41" name="Рисунок 41"/>
+            <wp:cNvGraphicFramePr>
+              <a:graphicFrameLocks xmlns:a="http://schemas.openxmlformats.org/drawingml/2006/main" noChangeAspect="1"/>
+            </wp:cNvGraphicFramePr>
+            <a:graphic xmlns:a="http://schemas.openxmlformats.org/drawingml/2006/main">
+              <a:graphicData uri="http://schemas.openxmlformats.org/drawingml/2006/picture">
+                <pic:pic xmlns:pic="http://schemas.openxmlformats.org/drawingml/2006/picture">
+                  <pic:nvPicPr>
+                    <pic:cNvPr id="1" name=""/>
+                    <pic:cNvPicPr/>
+                  </pic:nvPicPr>
+                  <pic:blipFill>
+                    <a:blip r:embed="rId28">
+                      <a:extLst>
+                        <a:ext uri="{28A0092B-C50C-407E-A947-70E740481C1C}">
+                          <a14:useLocalDpi xmlns:a14="http://schemas.microsoft.com/office/drawing/2010/main" val="0"/>
+                        </a:ext>
+                      </a:extLst>
+                    </a:blip>
+                    <a:stretch>
+                      <a:fillRect/>
+                    </a:stretch>
+                  </pic:blipFill>
+                  <pic:spPr>
+                    <a:xfrm>
+                      <a:off x="0" y="0"/>
+                      <a:ext cx="4296375" cy="2324424"/>
+                    </a:xfrm>
+                    <a:prstGeom prst="rect">
+                      <a:avLst/>
+                    </a:prstGeom>
+                  </pic:spPr>
+                </pic:pic>
+              </a:graphicData>
+            </a:graphic>
+            <wp14:sizeRelH relativeFrom="page">
+              <wp14:pctWidth>0</wp14:pctWidth>
+            </wp14:sizeRelH>
+            <wp14:sizeRelV relativeFrom="page">
+              <wp14:pctHeight>0</wp14:pctHeight>
+            </wp14:sizeRelV>
+          </wp:anchor>
+        </w:drawing>
+      </w:r>
+      <w:r>
+        <w:rPr>
+          <w:noProof/>
+        </w:rPr>
+        <mc:AlternateContent>
+          <mc:Choice Requires="wps">
+            <w:drawing>
+              <wp:anchor distT="0" distB="0" distL="114300" distR="114300" simplePos="0" relativeHeight="251718656" behindDoc="0" locked="0" layoutInCell="1" allowOverlap="1" wp14:anchorId="3C054E8A" wp14:editId="6ADB4D64">
+                <wp:simplePos x="0" y="0"/>
+                <wp:positionH relativeFrom="page">
+                  <wp:align>center</wp:align>
+                </wp:positionH>
+                <wp:positionV relativeFrom="paragraph">
+                  <wp:posOffset>2118360</wp:posOffset>
+                </wp:positionV>
+                <wp:extent cx="2752725" cy="276225"/>
+                <wp:effectExtent l="0" t="0" r="9525" b="9525"/>
+                <wp:wrapTopAndBottom/>
+                <wp:docPr id="40" name="Надпись 40"/>
+                <wp:cNvGraphicFramePr/>
+                <a:graphic xmlns:a="http://schemas.openxmlformats.org/drawingml/2006/main">
+                  <a:graphicData uri="http://schemas.microsoft.com/office/word/2010/wordprocessingShape">
+                    <wps:wsp>
+                      <wps:cNvSpPr txBox="1"/>
+                      <wps:spPr>
+                        <a:xfrm>
+                          <a:off x="0" y="0"/>
+                          <a:ext cx="2752725" cy="276225"/>
+                        </a:xfrm>
+                        <a:prstGeom prst="rect">
+                          <a:avLst/>
+                        </a:prstGeom>
+                        <a:solidFill>
+                          <a:prstClr val="white"/>
+                        </a:solidFill>
+                        <a:ln>
+                          <a:noFill/>
+                        </a:ln>
+                      </wps:spPr>
+                      <wps:txbx>
+                        <w:txbxContent>
+                          <w:p>
+                            <w:pPr>
+                              <w:pStyle w:val="af1"/>
+                              <w:ind w:firstLine="0"/>
+                              <w:rPr>
+                                <w:rFonts w:cs="Times New Roman"/>
+                                <w:b w:val="0"/>
+                                <w:bCs w:val="0"/>
+                                <w:i/>
+                                <w:iCs/>
+                                <w:color w:val="auto"/>
+                                <w:sz w:val="28"/>
+                                <w:szCs w:val="28"/>
+                              </w:rPr>
+                            </w:pPr>
+                            <w:r>
+                              <w:rPr>
+                                <w:b w:val="0"/>
+                                <w:bCs w:val="0"/>
+                                <w:color w:val="auto"/>
+                                <w:sz w:val="28"/>
+                                <w:szCs w:val="28"/>
+                              </w:rPr>
+                              <w:t xml:space="preserve">Рисунок </w:t>
+                            </w:r>
+                            <w:r>
+                              <w:rPr>
+                                <w:b w:val="0"/>
+                                <w:bCs w:val="0"/>
+                                <w:color w:val="auto"/>
+                                <w:sz w:val="28"/>
+                                <w:szCs w:val="28"/>
+                              </w:rPr>
+                              <w:t xml:space="preserve">20 </w:t>
+                            </w:r>
+                            <w:r>
+                              <w:rPr>
+                                <w:b w:val="0"/>
+                                <w:bCs w:val="0"/>
+                                <w:color w:val="auto"/>
+                                <w:sz w:val="28"/>
+                                <w:szCs w:val="28"/>
+                              </w:rPr>
+                              <w:t>–</w:t>
+                            </w:r>
+                            <w:r>
+                              <w:rPr>
+                                <w:b w:val="0"/>
+                                <w:bCs w:val="0"/>
+                                <w:color w:val="auto"/>
+                                <w:sz w:val="28"/>
+                                <w:szCs w:val="28"/>
+                              </w:rPr>
+                              <w:t xml:space="preserve"> добавление категорий</w:t>
+                            </w:r>
+                          </w:p>
+                        </w:txbxContent>
+                      </wps:txbx>
+                      <wps:bodyPr rot="0" spcFirstLastPara="0" vertOverflow="overflow" horzOverflow="overflow" vert="horz" wrap="square" lIns="0" tIns="0" rIns="0" bIns="0" numCol="1" spcCol="0" rtlCol="0" fromWordArt="0" anchor="t" anchorCtr="0" forceAA="0" compatLnSpc="1">
+                        <a:prstTxWarp prst="textNoShape">
+                          <a:avLst/>
+                        </a:prstTxWarp>
+                        <a:noAutofit/>
+                      </wps:bodyPr>
+                    </wps:wsp>
+                  </a:graphicData>
+                </a:graphic>
+                <wp14:sizeRelH relativeFrom="margin">
+                  <wp14:pctWidth>0</wp14:pctWidth>
+                </wp14:sizeRelH>
+                <wp14:sizeRelV relativeFrom="margin">
+                  <wp14:pctHeight>0</wp14:pctHeight>
+                </wp14:sizeRelV>
+              </wp:anchor>
+            </w:drawing>
+          </mc:Choice>
+          <mc:Fallback>
+            <w:pict>
+              <v:shape w14:anchorId="3C054E8A" id="Надпись 40" o:spid="_x0000_s1048" type="#_x0000_t202" style="position:absolute;left:0;text-align:left;margin-left:0;margin-top:166.8pt;width:216.75pt;height:21.75pt;z-index:251718656;visibility:visible;mso-wrap-style:square;mso-width-percent:0;mso-height-percent:0;mso-wrap-distance-left:9pt;mso-wrap-distance-top:0;mso-wrap-distance-right:9pt;mso-wrap-distance-bottom:0;mso-position-horizontal:center;mso-position-horizontal-relative:page;mso-position-vertical:absolute;mso-position-vertical-relative:text;mso-width-percent:0;mso-height-percent:0;mso-width-relative:margin;mso-height-relative:margin;v-text-anchor:top" o:gfxdata="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" stroked="f">
+                <v:textbox inset="0,0,0,0">
+                  <w:txbxContent>
+                    <w:p>
+                      <w:pPr>
+                        <w:pStyle w:val="af1"/>
+                        <w:ind w:firstLine="0"/>
+                        <w:rPr>
+                          <w:rFonts w:cs="Times New Roman"/>
+                          <w:b w:val="0"/>
+                          <w:bCs w:val="0"/>
+                          <w:i/>
+                          <w:iCs/>
+                          <w:color w:val="auto"/>
+                          <w:sz w:val="28"/>
+                          <w:szCs w:val="28"/>
+                        </w:rPr>
+                      </w:pPr>
+                      <w:r>
+                        <w:rPr>
+                          <w:b w:val="0"/>
+                          <w:bCs w:val="0"/>
+                          <w:color w:val="auto"/>
+                          <w:sz w:val="28"/>
+                          <w:szCs w:val="28"/>
+                        </w:rPr>
+                        <w:t xml:space="preserve">Рисунок </w:t>
+                      </w:r>
+                      <w:r>
+                        <w:rPr>
+                          <w:b w:val="0"/>
+                          <w:bCs w:val="0"/>
+                          <w:color w:val="auto"/>
+                          <w:sz w:val="28"/>
+                          <w:szCs w:val="28"/>
+                        </w:rPr>
+                        <w:t>20</w:t>
+                      </w:r>
+                      <w:r>
+                        <w:rPr>
+                          <w:b w:val="0"/>
+                          <w:bCs w:val="0"/>
+                          <w:color w:val="auto"/>
+                          <w:sz w:val="28"/>
+                          <w:szCs w:val="28"/>
+                        </w:rPr>
+                        <w:t xml:space="preserve"> </w:t>
+                      </w:r>
+                      <w:r>
+                        <w:rPr>
+                          <w:b w:val="0"/>
+                          <w:bCs w:val="0"/>
+                          <w:color w:val="auto"/>
+                          <w:sz w:val="28"/>
+                          <w:szCs w:val="28"/>
+                        </w:rPr>
+                        <w:t>–</w:t>
+                      </w:r>
+                      <w:r>
+                        <w:rPr>
+                          <w:b w:val="0"/>
+                          <w:bCs w:val="0"/>
+                          <w:color w:val="auto"/>
+                          <w:sz w:val="28"/>
+                          <w:szCs w:val="28"/>
+                        </w:rPr>
+                        <w:t xml:space="preserve"> </w:t>
+                      </w:r>
+                      <w:r>
+                        <w:rPr>
+                          <w:b w:val="0"/>
+                          <w:bCs w:val="0"/>
+                          <w:color w:val="auto"/>
+                          <w:sz w:val="28"/>
+                          <w:szCs w:val="28"/>
+                        </w:rPr>
+                        <w:t>добавление категорий</w:t>
+                      </w:r>
+                    </w:p>
+                  </w:txbxContent>
+                </v:textbox>
+                <w10:wrap type="topAndBottom" anchorx="page"/>
+              </v:shape>
+            </w:pict>
+          </mc:Fallback>
+        </mc:AlternateContent>
+      </w:r>
+      <w:r>
+        <w:rPr>
+          <w:noProof/>
+        </w:rPr>
+        <w:drawing>
+          <wp:anchor distT="0" distB="0" distL="114300" distR="114300" simplePos="0" relativeHeight="251716608" behindDoc="0" locked="0" layoutInCell="1" allowOverlap="1" wp14:anchorId="25ED1EB7" wp14:editId="55A58EDF">
+            <wp:simplePos x="0" y="0"/>
+            <wp:positionH relativeFrom="margin">
+              <wp:align>center</wp:align>
+            </wp:positionH>
+            <wp:positionV relativeFrom="paragraph">
+              <wp:posOffset>870585</wp:posOffset>
+            </wp:positionV>
+            <wp:extent cx="3562847" cy="1381318"/>
+            <wp:effectExtent l="0" t="0" r="0" b="9525"/>
+            <wp:wrapTopAndBottom/>
+            <wp:docPr id="35" name="Рисунок 35"/>
+            <wp:cNvGraphicFramePr>
+              <a:graphicFrameLocks xmlns:a="http://schemas.openxmlformats.org/drawingml/2006/main" noChangeAspect="1"/>
+            </wp:cNvGraphicFramePr>
+            <a:graphic xmlns:a="http://schemas.openxmlformats.org/drawingml/2006/main">
+              <a:graphicData uri="http://schemas.openxmlformats.org/drawingml/2006/picture">
+                <pic:pic xmlns:pic="http://schemas.openxmlformats.org/drawingml/2006/picture">
+                  <pic:nvPicPr>
+                    <pic:cNvPr id="1" name=""/>
+                    <pic:cNvPicPr/>
+                  </pic:nvPicPr>
+                  <pic:blipFill>
+                    <a:blip r:embed="rId29">
+                      <a:extLst>
+                        <a:ext uri="{28A0092B-C50C-407E-A947-70E740481C1C}">
+                          <a14:useLocalDpi xmlns:a14="http://schemas.microsoft.com/office/drawing/2010/main" val="0"/>
+                        </a:ext>
+                      </a:extLst>
+                    </a:blip>
+                    <a:stretch>
+                      <a:fillRect/>
+                    </a:stretch>
+                  </pic:blipFill>
+                  <pic:spPr>
+                    <a:xfrm>
+                      <a:off x="0" y="0"/>
+                      <a:ext cx="3562847" cy="1381318"/>
+                    </a:xfrm>
+                    <a:prstGeom prst="rect">
+                      <a:avLst/>
+                    </a:prstGeom>
+                  </pic:spPr>
+                </pic:pic>
+              </a:graphicData>
+            </a:graphic>
+            <wp14:sizeRelH relativeFrom="page">
+              <wp14:pctWidth>0</wp14:pctWidth>
+            </wp14:sizeRelH>
+            <wp14:sizeRelV relativeFrom="page">
+              <wp14:pctHeight>0</wp14:pctHeight>
+            </wp14:sizeRelV>
+          </wp:anchor>
+        </w:drawing>
+      </w:r>
+      <w:r>
+        <w:t xml:space="preserve">Были сделаны </w:t>
+      </w:r>
+      <w:r>
+        <w:rPr>
+          <w:lang w:val="en-US"/>
+        </w:rPr>
+        <w:t>CRUD</w:t>
+      </w:r>
+      <w:r>
+        <w:t xml:space="preserve"> </w:t>
+      </w:r>
+      <w:r>
+        <w:t>операции для статей, приложений, категорий фраз и фраз. В последствии возможность добавление, редактирования и удаления будет только у администратора.</w:t>
+      </w:r>
+    </w:p>
+    <w:p/>
+    <w:p>
+      <w:pPr>
+        <w:spacing w:after="160" w:line="259" w:lineRule="auto"/>
+        <w:ind w:firstLine="0"/>
+        <w:jc w:val="left"/>
+      </w:pPr>
+      <w:r>
+        <w:rPr>
+          <w:noProof/>
+        </w:rPr>
+        <w:lastRenderedPageBreak/>
+        <mc:AlternateContent>
+          <mc:Choice Requires="wps">
+            <w:drawing>
+              <wp:anchor distT="0" distB="0" distL="114300" distR="114300" simplePos="0" relativeHeight="251738112" behindDoc="0" locked="0" layoutInCell="1" allowOverlap="1" wp14:anchorId="245816BF" wp14:editId="324B715E">
+                <wp:simplePos x="0" y="0"/>
+                <wp:positionH relativeFrom="page">
+                  <wp:align>center</wp:align>
+                </wp:positionH>
+                <wp:positionV relativeFrom="paragraph">
+                  <wp:posOffset>5347335</wp:posOffset>
+                </wp:positionV>
+                <wp:extent cx="2343150" cy="276225"/>
+                <wp:effectExtent l="0" t="0" r="0" b="9525"/>
+                <wp:wrapTopAndBottom/>
+                <wp:docPr id="53" name="Надпись 53"/>
+                <wp:cNvGraphicFramePr/>
+                <a:graphic xmlns:a="http://schemas.openxmlformats.org/drawingml/2006/main">
+                  <a:graphicData uri="http://schemas.microsoft.com/office/word/2010/wordprocessingShape">
+                    <wps:wsp>
+                      <wps:cNvSpPr txBox="1"/>
+                      <wps:spPr>
+                        <a:xfrm>
+                          <a:off x="0" y="0"/>
+                          <a:ext cx="2343150" cy="276225"/>
+                        </a:xfrm>
+                        <a:prstGeom prst="rect">
+                          <a:avLst/>
+                        </a:prstGeom>
+                        <a:solidFill>
+                          <a:prstClr val="white"/>
+                        </a:solidFill>
+                        <a:ln>
+                          <a:noFill/>
+                        </a:ln>
+                      </wps:spPr>
+                      <wps:txbx>
+                        <w:txbxContent>
+                          <w:p>
+                            <w:pPr>
+                              <w:pStyle w:val="af1"/>
+                              <w:ind w:firstLine="0"/>
+                              <w:rPr>
+                                <w:rFonts w:cs="Times New Roman"/>
+                                <w:b w:val="0"/>
+                                <w:bCs w:val="0"/>
+                                <w:i/>
+                                <w:iCs/>
+                                <w:color w:val="auto"/>
+                                <w:sz w:val="28"/>
+                                <w:szCs w:val="28"/>
+                              </w:rPr>
+                            </w:pPr>
+                            <w:r>
+                              <w:rPr>
+                                <w:b w:val="0"/>
+                                <w:bCs w:val="0"/>
+                                <w:color w:val="auto"/>
+                                <w:sz w:val="28"/>
+                                <w:szCs w:val="28"/>
+                              </w:rPr>
+                              <w:t xml:space="preserve">Рисунок </w:t>
+                            </w:r>
+                            <w:r>
+                              <w:rPr>
+                                <w:b w:val="0"/>
+                                <w:bCs w:val="0"/>
+                                <w:color w:val="auto"/>
+                                <w:sz w:val="28"/>
+                                <w:szCs w:val="28"/>
+                              </w:rPr>
+                              <w:t>2</w:t>
+                            </w:r>
+                            <w:r>
+                              <w:rPr>
+                                <w:b w:val="0"/>
+                                <w:bCs w:val="0"/>
+                                <w:color w:val="auto"/>
+                                <w:sz w:val="28"/>
+                                <w:szCs w:val="28"/>
+                              </w:rPr>
+                              <w:t>6</w:t>
+                            </w:r>
+                            <w:r>
+                              <w:rPr>
+                                <w:b w:val="0"/>
+                                <w:bCs w:val="0"/>
+                                <w:color w:val="auto"/>
+                                <w:sz w:val="28"/>
+                                <w:szCs w:val="28"/>
+                              </w:rPr>
+                              <w:t xml:space="preserve"> </w:t>
+                            </w:r>
+                            <w:r>
+                              <w:rPr>
+                                <w:b w:val="0"/>
+                                <w:bCs w:val="0"/>
+                                <w:color w:val="auto"/>
+                                <w:sz w:val="28"/>
+                                <w:szCs w:val="28"/>
+                              </w:rPr>
+                              <w:t>–</w:t>
+                            </w:r>
+                            <w:r>
+                              <w:rPr>
+                                <w:b w:val="0"/>
+                                <w:bCs w:val="0"/>
+                                <w:color w:val="auto"/>
+                                <w:sz w:val="28"/>
+                                <w:szCs w:val="28"/>
+                              </w:rPr>
+                              <w:t xml:space="preserve"> </w:t>
+                            </w:r>
+                            <w:r>
+                              <w:rPr>
+                                <w:b w:val="0"/>
+                                <w:bCs w:val="0"/>
+                                <w:color w:val="auto"/>
+                                <w:sz w:val="28"/>
+                                <w:szCs w:val="28"/>
+                              </w:rPr>
+                              <w:t>редактирование</w:t>
+                            </w:r>
+                          </w:p>
+                        </w:txbxContent>
+                      </wps:txbx>
+                      <wps:bodyPr rot="0" spcFirstLastPara="0" vertOverflow="overflow" horzOverflow="overflow" vert="horz" wrap="square" lIns="0" tIns="0" rIns="0" bIns="0" numCol="1" spcCol="0" rtlCol="0" fromWordArt="0" anchor="t" anchorCtr="0" forceAA="0" compatLnSpc="1">
+                        <a:prstTxWarp prst="textNoShape">
+                          <a:avLst/>
+                        </a:prstTxWarp>
+                        <a:noAutofit/>
+                      </wps:bodyPr>
+                    </wps:wsp>
+                  </a:graphicData>
+                </a:graphic>
+                <wp14:sizeRelH relativeFrom="margin">
+                  <wp14:pctWidth>0</wp14:pctWidth>
+                </wp14:sizeRelH>
+                <wp14:sizeRelV relativeFrom="margin">
+                  <wp14:pctHeight>0</wp14:pctHeight>
+                </wp14:sizeRelV>
+              </wp:anchor>
+            </w:drawing>
+          </mc:Choice>
+          <mc:Fallback>
+            <w:pict>
+              <v:shapetype w14:anchorId="245816BF" id="_x0000_t202" coordsize="21600,21600" o:spt="202" path="m,l,21600r21600,l21600,xe">
+                <v:stroke joinstyle="miter"/>
+                <v:path gradientshapeok="t" o:connecttype="rect"/>
+              </v:shapetype>
+              <v:shape id="Надпись 53" o:spid="_x0000_s1049" type="#_x0000_t202" style="position:absolute;margin-left:0;margin-top:421.05pt;width:184.5pt;height:21.75pt;z-index:251738112;visibility:visible;mso-wrap-style:square;mso-width-percent:0;mso-height-percent:0;mso-wrap-distance-left:9pt;mso-wrap-distance-top:0;mso-wrap-distance-right:9pt;mso-wrap-distance-bottom:0;mso-position-horizontal:center;mso-position-horizontal-relative:page;mso-position-vertical:absolute;mso-position-vertical-relative:text;mso-width-percent:0;mso-height-percent:0;mso-width-relative:margin;mso-height-relative:margin;v-text-anchor:top" o:gfxdata="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" stroked="f">
+                <v:textbox inset="0,0,0,0">
+                  <w:txbxContent>
+                    <w:p>
+                      <w:pPr>
+                        <w:pStyle w:val="af1"/>
+                        <w:ind w:firstLine="0"/>
+                        <w:rPr>
+                          <w:rFonts w:cs="Times New Roman"/>
+                          <w:b w:val="0"/>
+                          <w:bCs w:val="0"/>
+                          <w:i/>
+                          <w:iCs/>
+                          <w:color w:val="auto"/>
+                          <w:sz w:val="28"/>
+                          <w:szCs w:val="28"/>
+                        </w:rPr>
+                      </w:pPr>
+                      <w:r>
+                        <w:rPr>
+                          <w:b w:val="0"/>
+                          <w:bCs w:val="0"/>
+                          <w:color w:val="auto"/>
+                          <w:sz w:val="28"/>
+                          <w:szCs w:val="28"/>
+                        </w:rPr>
+                        <w:t xml:space="preserve">Рисунок </w:t>
+                      </w:r>
+                      <w:r>
+                        <w:rPr>
+                          <w:b w:val="0"/>
+                          <w:bCs w:val="0"/>
+                          <w:color w:val="auto"/>
+                          <w:sz w:val="28"/>
+                          <w:szCs w:val="28"/>
+                        </w:rPr>
+                        <w:t>2</w:t>
+                      </w:r>
+                      <w:r>
+                        <w:rPr>
+                          <w:b w:val="0"/>
+                          <w:bCs w:val="0"/>
+                          <w:color w:val="auto"/>
+                          <w:sz w:val="28"/>
+                          <w:szCs w:val="28"/>
+                        </w:rPr>
+                        <w:t>6</w:t>
+                      </w:r>
+                      <w:r>
+                        <w:rPr>
+                          <w:b w:val="0"/>
+                          <w:bCs w:val="0"/>
+                          <w:color w:val="auto"/>
+                          <w:sz w:val="28"/>
+                          <w:szCs w:val="28"/>
+                        </w:rPr>
+                        <w:t xml:space="preserve"> </w:t>
+                      </w:r>
+                      <w:r>
+                        <w:rPr>
+                          <w:b w:val="0"/>
+                          <w:bCs w:val="0"/>
+                          <w:color w:val="auto"/>
+                          <w:sz w:val="28"/>
+                          <w:szCs w:val="28"/>
+                        </w:rPr>
+                        <w:t>–</w:t>
+                      </w:r>
+                      <w:r>
+                        <w:rPr>
+                          <w:b w:val="0"/>
+                          <w:bCs w:val="0"/>
+                          <w:color w:val="auto"/>
+                          <w:sz w:val="28"/>
+                          <w:szCs w:val="28"/>
+                        </w:rPr>
+                        <w:t xml:space="preserve"> </w:t>
+                      </w:r>
+                      <w:r>
+                        <w:rPr>
+                          <w:b w:val="0"/>
+                          <w:bCs w:val="0"/>
+                          <w:color w:val="auto"/>
+                          <w:sz w:val="28"/>
+                          <w:szCs w:val="28"/>
+                        </w:rPr>
+                        <w:t>редактирование</w:t>
+                      </w:r>
+                    </w:p>
+                  </w:txbxContent>
+                </v:textbox>
+                <w10:wrap type="topAndBottom" anchorx="page"/>
+              </v:shape>
+            </w:pict>
+          </mc:Fallback>
+        </mc:AlternateContent>
+      </w:r>
+      <w:r>
+        <w:drawing>
+          <wp:anchor distT="0" distB="0" distL="114300" distR="114300" simplePos="0" relativeHeight="251736064" behindDoc="0" locked="0" layoutInCell="1" allowOverlap="1" wp14:anchorId="5A38C689" wp14:editId="600AD31E">
+            <wp:simplePos x="0" y="0"/>
+            <wp:positionH relativeFrom="column">
+              <wp:posOffset>920115</wp:posOffset>
+            </wp:positionH>
+            <wp:positionV relativeFrom="paragraph">
+              <wp:posOffset>3270885</wp:posOffset>
+            </wp:positionV>
+            <wp:extent cx="4363059" cy="2238687"/>
+            <wp:effectExtent l="0" t="0" r="0" b="9525"/>
+            <wp:wrapTopAndBottom/>
+            <wp:docPr id="52" name="Рисунок 52"/>
+            <wp:cNvGraphicFramePr>
+              <a:graphicFrameLocks xmlns:a="http://schemas.openxmlformats.org/drawingml/2006/main" noChangeAspect="1"/>
+            </wp:cNvGraphicFramePr>
+            <a:graphic xmlns:a="http://schemas.openxmlformats.org/drawingml/2006/main">
+              <a:graphicData uri="http://schemas.openxmlformats.org/drawingml/2006/picture">
+                <pic:pic xmlns:pic="http://schemas.openxmlformats.org/drawingml/2006/picture">
+                  <pic:nvPicPr>
+                    <pic:cNvPr id="1" name=""/>
+                    <pic:cNvPicPr/>
+                  </pic:nvPicPr>
+                  <pic:blipFill>
+                    <a:blip r:embed="rId30">
+                      <a:extLst>
+                        <a:ext uri="{28A0092B-C50C-407E-A947-70E740481C1C}">
+                          <a14:useLocalDpi xmlns:a14="http://schemas.microsoft.com/office/drawing/2010/main" val="0"/>
+                        </a:ext>
+                      </a:extLst>
+                    </a:blip>
+                    <a:stretch>
+                      <a:fillRect/>
+                    </a:stretch>
+                  </pic:blipFill>
+                  <pic:spPr>
+                    <a:xfrm>
+                      <a:off x="0" y="0"/>
+                      <a:ext cx="4363059" cy="2238687"/>
+                    </a:xfrm>
+                    <a:prstGeom prst="rect">
+                      <a:avLst/>
+                    </a:prstGeom>
+                  </pic:spPr>
+                </pic:pic>
+              </a:graphicData>
+            </a:graphic>
+            <wp14:sizeRelH relativeFrom="page">
+              <wp14:pctWidth>0</wp14:pctWidth>
+            </wp14:sizeRelH>
+            <wp14:sizeRelV relativeFrom="page">
+              <wp14:pctHeight>0</wp14:pctHeight>
+            </wp14:sizeRelV>
+          </wp:anchor>
+        </w:drawing>
+      </w:r>
+      <w:r>
+        <w:rPr>
+          <w:noProof/>
+        </w:rPr>
+        <mc:AlternateContent>
+          <mc:Choice Requires="wps">
+            <w:drawing>
+              <wp:anchor distT="0" distB="0" distL="114300" distR="114300" simplePos="0" relativeHeight="251735040" behindDoc="0" locked="0" layoutInCell="1" allowOverlap="1" wp14:anchorId="387E2C25" wp14:editId="62ED0178">
+                <wp:simplePos x="0" y="0"/>
+                <wp:positionH relativeFrom="page">
+                  <wp:posOffset>2543175</wp:posOffset>
+                </wp:positionH>
+                <wp:positionV relativeFrom="paragraph">
+                  <wp:posOffset>2985135</wp:posOffset>
+                </wp:positionV>
+                <wp:extent cx="2933700" cy="276225"/>
+                <wp:effectExtent l="0" t="0" r="0" b="9525"/>
+                <wp:wrapTopAndBottom/>
+                <wp:docPr id="51" name="Надпись 51"/>
+                <wp:cNvGraphicFramePr/>
+                <a:graphic xmlns:a="http://schemas.openxmlformats.org/drawingml/2006/main">
+                  <a:graphicData uri="http://schemas.microsoft.com/office/word/2010/wordprocessingShape">
+                    <wps:wsp>
+                      <wps:cNvSpPr txBox="1"/>
+                      <wps:spPr>
+                        <a:xfrm>
+                          <a:off x="0" y="0"/>
+                          <a:ext cx="2933700" cy="276225"/>
+                        </a:xfrm>
+                        <a:prstGeom prst="rect">
+                          <a:avLst/>
+                        </a:prstGeom>
+                        <a:solidFill>
+                          <a:prstClr val="white"/>
+                        </a:solidFill>
+                        <a:ln>
+                          <a:noFill/>
+                        </a:ln>
+                      </wps:spPr>
+                      <wps:txbx>
+                        <w:txbxContent>
+                          <w:p>
+                            <w:pPr>
+                              <w:pStyle w:val="af1"/>
+                              <w:ind w:firstLine="0"/>
+                              <w:rPr>
+                                <w:rFonts w:cs="Times New Roman"/>
+                                <w:b w:val="0"/>
+                                <w:bCs w:val="0"/>
+                                <w:i/>
+                                <w:iCs/>
+                                <w:color w:val="auto"/>
+                                <w:sz w:val="28"/>
+                                <w:szCs w:val="28"/>
+                              </w:rPr>
+                            </w:pPr>
+                            <w:r>
+                              <w:rPr>
+                                <w:b w:val="0"/>
+                                <w:bCs w:val="0"/>
+                                <w:color w:val="auto"/>
+                                <w:sz w:val="28"/>
+                                <w:szCs w:val="28"/>
+                              </w:rPr>
+                              <w:t xml:space="preserve">Рисунок </w:t>
+                            </w:r>
+                            <w:r>
+                              <w:rPr>
+                                <w:b w:val="0"/>
+                                <w:bCs w:val="0"/>
+                                <w:color w:val="auto"/>
+                                <w:sz w:val="28"/>
+                                <w:szCs w:val="28"/>
+                              </w:rPr>
+                              <w:t>2</w:t>
+                            </w:r>
+                            <w:r>
+                              <w:rPr>
+                                <w:b w:val="0"/>
+                                <w:bCs w:val="0"/>
+                                <w:color w:val="auto"/>
+                                <w:sz w:val="28"/>
+                                <w:szCs w:val="28"/>
+                              </w:rPr>
+                              <w:t>5</w:t>
+                            </w:r>
+                            <w:r>
+                              <w:rPr>
+                                <w:b w:val="0"/>
+                                <w:bCs w:val="0"/>
+                                <w:color w:val="auto"/>
+                                <w:sz w:val="28"/>
+                                <w:szCs w:val="28"/>
+                              </w:rPr>
+                              <w:t xml:space="preserve"> </w:t>
+                            </w:r>
+                            <w:r>
+                              <w:rPr>
+                                <w:b w:val="0"/>
+                                <w:bCs w:val="0"/>
+                                <w:color w:val="auto"/>
+                                <w:sz w:val="28"/>
+                                <w:szCs w:val="28"/>
+                              </w:rPr>
+                              <w:t>–</w:t>
+                            </w:r>
+                            <w:r>
+                              <w:rPr>
+                                <w:b w:val="0"/>
+                                <w:bCs w:val="0"/>
+                                <w:color w:val="auto"/>
+                                <w:sz w:val="28"/>
+                                <w:szCs w:val="28"/>
+                              </w:rPr>
+                              <w:t xml:space="preserve"> </w:t>
+                            </w:r>
+                            <w:r>
+                              <w:rPr>
+                                <w:b w:val="0"/>
+                                <w:bCs w:val="0"/>
+                                <w:color w:val="auto"/>
+                                <w:sz w:val="28"/>
+                                <w:szCs w:val="28"/>
+                              </w:rPr>
+                              <w:t>подтверждение удаления</w:t>
+                            </w:r>
+                          </w:p>
+                        </w:txbxContent>
+                      </wps:txbx>
+                      <wps:bodyPr rot="0" spcFirstLastPara="0" vertOverflow="overflow" horzOverflow="overflow" vert="horz" wrap="square" lIns="0" tIns="0" rIns="0" bIns="0" numCol="1" spcCol="0" rtlCol="0" fromWordArt="0" anchor="t" anchorCtr="0" forceAA="0" compatLnSpc="1">
+                        <a:prstTxWarp prst="textNoShape">
+                          <a:avLst/>
+                        </a:prstTxWarp>
+                        <a:noAutofit/>
+                      </wps:bodyPr>
+                    </wps:wsp>
+                  </a:graphicData>
+                </a:graphic>
+                <wp14:sizeRelH relativeFrom="margin">
+                  <wp14:pctWidth>0</wp14:pctWidth>
+                </wp14:sizeRelH>
+                <wp14:sizeRelV relativeFrom="margin">
+                  <wp14:pctHeight>0</wp14:pctHeight>
+                </wp14:sizeRelV>
+              </wp:anchor>
+            </w:drawing>
+          </mc:Choice>
+          <mc:Fallback>
+            <w:pict>
+              <v:shape w14:anchorId="387E2C25" id="Надпись 51" o:spid="_x0000_s1050" type="#_x0000_t202" style="position:absolute;margin-left:200.25pt;margin-top:235.05pt;width:231pt;height:21.75pt;z-index:251735040;visibility:visible;mso-wrap-style:square;mso-width-percent:0;mso-height-percent:0;mso-wrap-distance-left:9pt;mso-wrap-distance-top:0;mso-wrap-distance-right:9pt;mso-wrap-distance-bottom:0;mso-position-horizontal:absolute;mso-position-horizontal-relative:page;mso-position-vertical:absolute;mso-position-vertical-relative:text;mso-width-percent:0;mso-height-percent:0;mso-width-relative:margin;mso-height-relative:margin;v-text-anchor:top" o:gfxdata="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" stroked="f">
+                <v:textbox inset="0,0,0,0">
+                  <w:txbxContent>
+                    <w:p>
+                      <w:pPr>
+                        <w:pStyle w:val="af1"/>
+                        <w:ind w:firstLine="0"/>
+                        <w:rPr>
+                          <w:rFonts w:cs="Times New Roman"/>
+                          <w:b w:val="0"/>
+                          <w:bCs w:val="0"/>
+                          <w:i/>
+                          <w:iCs/>
+                          <w:color w:val="auto"/>
+                          <w:sz w:val="28"/>
+                          <w:szCs w:val="28"/>
+                        </w:rPr>
+                      </w:pPr>
+                      <w:r>
+                        <w:rPr>
+                          <w:b w:val="0"/>
+                          <w:bCs w:val="0"/>
+                          <w:color w:val="auto"/>
+                          <w:sz w:val="28"/>
+                          <w:szCs w:val="28"/>
+                        </w:rPr>
+                        <w:t xml:space="preserve">Рисунок </w:t>
+                      </w:r>
+                      <w:r>
+                        <w:rPr>
+                          <w:b w:val="0"/>
+                          <w:bCs w:val="0"/>
+                          <w:color w:val="auto"/>
+                          <w:sz w:val="28"/>
+                          <w:szCs w:val="28"/>
+                        </w:rPr>
+                        <w:t>2</w:t>
+                      </w:r>
+                      <w:r>
+                        <w:rPr>
+                          <w:b w:val="0"/>
+                          <w:bCs w:val="0"/>
+                          <w:color w:val="auto"/>
+                          <w:sz w:val="28"/>
+                          <w:szCs w:val="28"/>
+                        </w:rPr>
+                        <w:t>5</w:t>
+                      </w:r>
+                      <w:r>
+                        <w:rPr>
+                          <w:b w:val="0"/>
+                          <w:bCs w:val="0"/>
+                          <w:color w:val="auto"/>
+                          <w:sz w:val="28"/>
+                          <w:szCs w:val="28"/>
+                        </w:rPr>
+                        <w:t xml:space="preserve"> </w:t>
+                      </w:r>
+                      <w:r>
+                        <w:rPr>
+                          <w:b w:val="0"/>
+                          <w:bCs w:val="0"/>
+                          <w:color w:val="auto"/>
+                          <w:sz w:val="28"/>
+                          <w:szCs w:val="28"/>
+                        </w:rPr>
+                        <w:t>–</w:t>
+                      </w:r>
+                      <w:r>
+                        <w:rPr>
+                          <w:b w:val="0"/>
+                          <w:bCs w:val="0"/>
+                          <w:color w:val="auto"/>
+                          <w:sz w:val="28"/>
+                          <w:szCs w:val="28"/>
+                        </w:rPr>
+                        <w:t xml:space="preserve"> </w:t>
+                      </w:r>
+                      <w:r>
+                        <w:rPr>
+                          <w:b w:val="0"/>
+                          <w:bCs w:val="0"/>
+                          <w:color w:val="auto"/>
+                          <w:sz w:val="28"/>
+                          <w:szCs w:val="28"/>
+                        </w:rPr>
+                        <w:t>подтверждение удаления</w:t>
+                      </w:r>
+                    </w:p>
+                  </w:txbxContent>
+                </v:textbox>
+                <w10:wrap type="topAndBottom" anchorx="page"/>
+              </v:shape>
+            </w:pict>
+          </mc:Fallback>
+        </mc:AlternateContent>
+      </w:r>
+      <w:r>
+        <w:drawing>
+          <wp:anchor distT="0" distB="0" distL="114300" distR="114300" simplePos="0" relativeHeight="251732992" behindDoc="0" locked="0" layoutInCell="1" allowOverlap="1" wp14:anchorId="116CB327" wp14:editId="4DCF3042">
+            <wp:simplePos x="0" y="0"/>
+            <wp:positionH relativeFrom="margin">
+              <wp:align>center</wp:align>
+            </wp:positionH>
+            <wp:positionV relativeFrom="paragraph">
+              <wp:posOffset>1708785</wp:posOffset>
+            </wp:positionV>
+            <wp:extent cx="3515216" cy="1867161"/>
+            <wp:effectExtent l="0" t="0" r="9525" b="0"/>
+            <wp:wrapTopAndBottom/>
+            <wp:docPr id="50" name="Рисунок 50"/>
+            <wp:cNvGraphicFramePr>
+              <a:graphicFrameLocks xmlns:a="http://schemas.openxmlformats.org/drawingml/2006/main" noChangeAspect="1"/>
+            </wp:cNvGraphicFramePr>
+            <a:graphic xmlns:a="http://schemas.openxmlformats.org/drawingml/2006/main">
+              <a:graphicData uri="http://schemas.openxmlformats.org/drawingml/2006/picture">
+                <pic:pic xmlns:pic="http://schemas.openxmlformats.org/drawingml/2006/picture">
+                  <pic:nvPicPr>
+                    <pic:cNvPr id="1" name=""/>
+                    <pic:cNvPicPr/>
+                  </pic:nvPicPr>
+                  <pic:blipFill>
+                    <a:blip r:embed="rId31">
+                      <a:extLst>
+                        <a:ext uri="{28A0092B-C50C-407E-A947-70E740481C1C}">
+                          <a14:useLocalDpi xmlns:a14="http://schemas.microsoft.com/office/drawing/2010/main" val="0"/>
+                        </a:ext>
+                      </a:extLst>
+                    </a:blip>
+                    <a:stretch>
+                      <a:fillRect/>
+                    </a:stretch>
+                  </pic:blipFill>
+                  <pic:spPr>
+                    <a:xfrm>
+                      <a:off x="0" y="0"/>
+                      <a:ext cx="3515216" cy="1867161"/>
+                    </a:xfrm>
+                    <a:prstGeom prst="rect">
+                      <a:avLst/>
+                    </a:prstGeom>
+                  </pic:spPr>
+                </pic:pic>
+              </a:graphicData>
+            </a:graphic>
+            <wp14:sizeRelH relativeFrom="page">
+              <wp14:pctWidth>0</wp14:pctWidth>
+            </wp14:sizeRelH>
+            <wp14:sizeRelV relativeFrom="page">
+              <wp14:pctHeight>0</wp14:pctHeight>
+            </wp14:sizeRelV>
+          </wp:anchor>
+        </w:drawing>
+      </w:r>
+      <w:r>
+        <w:rPr>
+          <w:noProof/>
+        </w:rPr>
+        <mc:AlternateContent>
+          <mc:Choice Requires="wps">
+            <w:drawing>
+              <wp:anchor distT="0" distB="0" distL="114300" distR="114300" simplePos="0" relativeHeight="251730944" behindDoc="0" locked="0" layoutInCell="1" allowOverlap="1" wp14:anchorId="7D2711C5" wp14:editId="3FE48834">
+                <wp:simplePos x="0" y="0"/>
+                <wp:positionH relativeFrom="margin">
+                  <wp:align>center</wp:align>
+                </wp:positionH>
+                <wp:positionV relativeFrom="paragraph">
+                  <wp:posOffset>1356360</wp:posOffset>
+                </wp:positionV>
+                <wp:extent cx="2476500" cy="276225"/>
+                <wp:effectExtent l="0" t="0" r="0" b="9525"/>
+                <wp:wrapTopAndBottom/>
+                <wp:docPr id="48" name="Надпись 48"/>
+                <wp:cNvGraphicFramePr/>
+                <a:graphic xmlns:a="http://schemas.openxmlformats.org/drawingml/2006/main">
+                  <a:graphicData uri="http://schemas.microsoft.com/office/word/2010/wordprocessingShape">
+                    <wps:wsp>
+                      <wps:cNvSpPr txBox="1"/>
+                      <wps:spPr>
+                        <a:xfrm>
+                          <a:off x="0" y="0"/>
+                          <a:ext cx="2476500" cy="276225"/>
+                        </a:xfrm>
+                        <a:prstGeom prst="rect">
+                          <a:avLst/>
+                        </a:prstGeom>
+                        <a:solidFill>
+                          <a:prstClr val="white"/>
+                        </a:solidFill>
+                        <a:ln>
+                          <a:noFill/>
+                        </a:ln>
+                      </wps:spPr>
+                      <wps:txbx>
+                        <w:txbxContent>
+                          <w:p>
+                            <w:pPr>
+                              <w:pStyle w:val="af1"/>
+                              <w:ind w:firstLine="0"/>
+                              <w:rPr>
+                                <w:rFonts w:cs="Times New Roman"/>
+                                <w:b w:val="0"/>
+                                <w:bCs w:val="0"/>
+                                <w:i/>
+                                <w:iCs/>
+                                <w:color w:val="auto"/>
+                                <w:sz w:val="28"/>
+                                <w:szCs w:val="28"/>
+                              </w:rPr>
+                            </w:pPr>
+                            <w:r>
+                              <w:rPr>
+                                <w:b w:val="0"/>
+                                <w:bCs w:val="0"/>
+                                <w:color w:val="auto"/>
+                                <w:sz w:val="28"/>
+                                <w:szCs w:val="28"/>
+                              </w:rPr>
+                              <w:t xml:space="preserve">Рисунок </w:t>
+                            </w:r>
+                            <w:r>
+                              <w:rPr>
+                                <w:b w:val="0"/>
+                                <w:bCs w:val="0"/>
+                                <w:color w:val="auto"/>
+                                <w:sz w:val="28"/>
+                                <w:szCs w:val="28"/>
+                              </w:rPr>
+                              <w:t>2</w:t>
+                            </w:r>
+                            <w:r>
+                              <w:rPr>
+                                <w:b w:val="0"/>
+                                <w:bCs w:val="0"/>
+                                <w:color w:val="auto"/>
+                                <w:sz w:val="28"/>
+                                <w:szCs w:val="28"/>
+                              </w:rPr>
+                              <w:t>4</w:t>
+                            </w:r>
+                            <w:r>
+                              <w:rPr>
+                                <w:b w:val="0"/>
+                                <w:bCs w:val="0"/>
+                                <w:color w:val="auto"/>
+                                <w:sz w:val="28"/>
+                                <w:szCs w:val="28"/>
+                              </w:rPr>
+                              <w:t xml:space="preserve"> </w:t>
+                            </w:r>
+                            <w:r>
+                              <w:rPr>
+                                <w:b w:val="0"/>
+                                <w:bCs w:val="0"/>
+                                <w:color w:val="auto"/>
+                                <w:sz w:val="28"/>
+                                <w:szCs w:val="28"/>
+                              </w:rPr>
+                              <w:t>–</w:t>
+                            </w:r>
+                            <w:r>
+                              <w:rPr>
+                                <w:b w:val="0"/>
+                                <w:bCs w:val="0"/>
+                                <w:color w:val="auto"/>
+                                <w:sz w:val="28"/>
+                                <w:szCs w:val="28"/>
+                              </w:rPr>
+                              <w:t xml:space="preserve"> </w:t>
+                            </w:r>
+                            <w:r>
+                              <w:rPr>
+                                <w:b w:val="0"/>
+                                <w:bCs w:val="0"/>
+                                <w:color w:val="auto"/>
+                                <w:sz w:val="28"/>
+                                <w:szCs w:val="28"/>
+                              </w:rPr>
+                              <w:t>запрос на удаление</w:t>
+                            </w:r>
+                          </w:p>
+                        </w:txbxContent>
+                      </wps:txbx>
+                      <wps:bodyPr rot="0" spcFirstLastPara="0" vertOverflow="overflow" horzOverflow="overflow" vert="horz" wrap="square" lIns="0" tIns="0" rIns="0" bIns="0" numCol="1" spcCol="0" rtlCol="0" fromWordArt="0" anchor="t" anchorCtr="0" forceAA="0" compatLnSpc="1">
+                        <a:prstTxWarp prst="textNoShape">
+                          <a:avLst/>
+                        </a:prstTxWarp>
+                        <a:noAutofit/>
+                      </wps:bodyPr>
+                    </wps:wsp>
+                  </a:graphicData>
+                </a:graphic>
+                <wp14:sizeRelH relativeFrom="margin">
+                  <wp14:pctWidth>0</wp14:pctWidth>
+                </wp14:sizeRelH>
+                <wp14:sizeRelV relativeFrom="margin">
+                  <wp14:pctHeight>0</wp14:pctHeight>
+                </wp14:sizeRelV>
+              </wp:anchor>
+            </w:drawing>
+          </mc:Choice>
+          <mc:Fallback>
+            <w:pict>
+              <v:shape w14:anchorId="7D2711C5" id="Надпись 48" o:spid="_x0000_s1051" type="#_x0000_t202" style="position:absolute;margin-left:0;margin-top:106.8pt;width:195pt;height:21.75pt;z-index:251730944;visibility:visible;mso-wrap-style:square;mso-width-percent:0;mso-height-percent:0;mso-wrap-distance-left:9pt;mso-wrap-distance-top:0;mso-wrap-distance-right:9pt;mso-wrap-distance-bottom:0;mso-position-horizontal:center;mso-position-horizontal-relative:margin;mso-position-vertical:absolute;mso-position-vertical-relative:text;mso-width-percent:0;mso-height-percent:0;mso-width-relative:margin;mso-height-relative:margin;v-text-anchor:top" o:gfxdata="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" stroked="f">
+                <v:textbox inset="0,0,0,0">
+                  <w:txbxContent>
+                    <w:p>
+                      <w:pPr>
+                        <w:pStyle w:val="af1"/>
+                        <w:ind w:firstLine="0"/>
+                        <w:rPr>
+                          <w:rFonts w:cs="Times New Roman"/>
+                          <w:b w:val="0"/>
+                          <w:bCs w:val="0"/>
+                          <w:i/>
+                          <w:iCs/>
+                          <w:color w:val="auto"/>
+                          <w:sz w:val="28"/>
+                          <w:szCs w:val="28"/>
+                        </w:rPr>
+                      </w:pPr>
+                      <w:r>
+                        <w:rPr>
+                          <w:b w:val="0"/>
+                          <w:bCs w:val="0"/>
+                          <w:color w:val="auto"/>
+                          <w:sz w:val="28"/>
+                          <w:szCs w:val="28"/>
+                        </w:rPr>
+                        <w:t xml:space="preserve">Рисунок </w:t>
+                      </w:r>
+                      <w:r>
+                        <w:rPr>
+                          <w:b w:val="0"/>
+                          <w:bCs w:val="0"/>
+                          <w:color w:val="auto"/>
+                          <w:sz w:val="28"/>
+                          <w:szCs w:val="28"/>
+                        </w:rPr>
+                        <w:t>2</w:t>
+                      </w:r>
+                      <w:r>
+                        <w:rPr>
+                          <w:b w:val="0"/>
+                          <w:bCs w:val="0"/>
+                          <w:color w:val="auto"/>
+                          <w:sz w:val="28"/>
+                          <w:szCs w:val="28"/>
+                        </w:rPr>
+                        <w:t>4</w:t>
+                      </w:r>
+                      <w:r>
+                        <w:rPr>
+                          <w:b w:val="0"/>
+                          <w:bCs w:val="0"/>
+                          <w:color w:val="auto"/>
+                          <w:sz w:val="28"/>
+                          <w:szCs w:val="28"/>
+                        </w:rPr>
+                        <w:t xml:space="preserve"> </w:t>
+                      </w:r>
+                      <w:r>
+                        <w:rPr>
+                          <w:b w:val="0"/>
+                          <w:bCs w:val="0"/>
+                          <w:color w:val="auto"/>
+                          <w:sz w:val="28"/>
+                          <w:szCs w:val="28"/>
+                        </w:rPr>
+                        <w:t>–</w:t>
+                      </w:r>
+                      <w:r>
+                        <w:rPr>
+                          <w:b w:val="0"/>
+                          <w:bCs w:val="0"/>
+                          <w:color w:val="auto"/>
+                          <w:sz w:val="28"/>
+                          <w:szCs w:val="28"/>
+                        </w:rPr>
+                        <w:t xml:space="preserve"> </w:t>
+                      </w:r>
+                      <w:r>
+                        <w:rPr>
+                          <w:b w:val="0"/>
+                          <w:bCs w:val="0"/>
+                          <w:color w:val="auto"/>
+                          <w:sz w:val="28"/>
+                          <w:szCs w:val="28"/>
+                        </w:rPr>
+                        <w:t>запрос на удаление</w:t>
+                      </w:r>
+                    </w:p>
+                  </w:txbxContent>
+                </v:textbox>
+                <w10:wrap type="topAndBottom" anchorx="margin"/>
+              </v:shape>
+            </w:pict>
+          </mc:Fallback>
+        </mc:AlternateContent>
+      </w:r>
+      <w:r>
+        <w:drawing>
+          <wp:anchor distT="0" distB="0" distL="114300" distR="114300" simplePos="0" relativeHeight="251731968" behindDoc="0" locked="0" layoutInCell="1" allowOverlap="1" wp14:anchorId="26F8355A" wp14:editId="2C441A84">
+            <wp:simplePos x="0" y="0"/>
+            <wp:positionH relativeFrom="margin">
+              <wp:align>center</wp:align>
+            </wp:positionH>
+            <wp:positionV relativeFrom="paragraph">
+              <wp:posOffset>0</wp:posOffset>
+            </wp:positionV>
+            <wp:extent cx="4334480" cy="1324160"/>
+            <wp:effectExtent l="0" t="0" r="0" b="9525"/>
+            <wp:wrapTopAndBottom/>
+            <wp:docPr id="49" name="Рисунок 49"/>
+            <wp:cNvGraphicFramePr>
+              <a:graphicFrameLocks xmlns:a="http://schemas.openxmlformats.org/drawingml/2006/main" noChangeAspect="1"/>
+            </wp:cNvGraphicFramePr>
+            <a:graphic xmlns:a="http://schemas.openxmlformats.org/drawingml/2006/main">
+              <a:graphicData uri="http://schemas.openxmlformats.org/drawingml/2006/picture">
+                <pic:pic xmlns:pic="http://schemas.openxmlformats.org/drawingml/2006/picture">
+                  <pic:nvPicPr>
+                    <pic:cNvPr id="1" name=""/>
+                    <pic:cNvPicPr/>
+                  </pic:nvPicPr>
+                  <pic:blipFill>
+                    <a:blip r:embed="rId32">
+                      <a:extLst>
+                        <a:ext uri="{28A0092B-C50C-407E-A947-70E740481C1C}">
+                          <a14:useLocalDpi xmlns:a14="http://schemas.microsoft.com/office/drawing/2010/main" val="0"/>
+                        </a:ext>
+                      </a:extLst>
+                    </a:blip>
+                    <a:stretch>
+                      <a:fillRect/>
+                    </a:stretch>
+                  </pic:blipFill>
+                  <pic:spPr>
+                    <a:xfrm>
+                      <a:off x="0" y="0"/>
+                      <a:ext cx="4334480" cy="1324160"/>
+                    </a:xfrm>
+                    <a:prstGeom prst="rect">
+                      <a:avLst/>
+                    </a:prstGeom>
+                  </pic:spPr>
+                </pic:pic>
+              </a:graphicData>
+            </a:graphic>
+            <wp14:sizeRelH relativeFrom="page">
+              <wp14:pctWidth>0</wp14:pctWidth>
+            </wp14:sizeRelH>
+            <wp14:sizeRelV relativeFrom="page">
+              <wp14:pctHeight>0</wp14:pctHeight>
+            </wp14:sizeRelV>
+          </wp:anchor>
+        </w:drawing>
+      </w:r>
+      <w:r>
+        <w:br w:type="page"/>
+      </w:r>
+    </w:p>
+    <w:p/>
     <w:sectPr>
-      <w:footerReference w:type="default" r:id="rId26"/>
+      <w:footerReference w:type="default" r:id="rId33"/>
       <w:pgSz w:w="11906" w:h="16838"/>
       <w:pgMar w:top="1134" w:right="850" w:bottom="1134" w:left="1701" w:header="709" w:footer="709" w:gutter="0"/>
       <w:cols w:space="708"/>
@@ -11999,7 +14156,7 @@
 </file>
 
 <file path=word/endnotes.xml><?xml version="1.0" encoding="utf-8"?>
-<w:endnotes xmlns:wpc="http://schemas.microsoft.com/office/word/2010/wordprocessingCanvas" xmlns:cx="http://schemas.microsoft.com/office/drawing/2014/chartex" xmlns:cx1="http://schemas.microsoft.com/office/drawing/2015/9/8/chartex" xmlns:cx2="http://schemas.microsoft.com/office/drawing/2015/10/21/chartex" xmlns:cx3="http://schemas.microsoft.com/office/drawing/2016/5/9/chartex" xmlns:cx4="http://schemas.microsoft.com/office/drawing/2016/5/10/chartex" xmlns:cx5="http://schemas.microsoft.com/office/drawing/2016/5/11/chartex" xmlns:cx6="http://schemas.microsoft.com/office/drawing/2016/5/12/chartex" xmlns:cx7="http://schemas.microsoft.com/office/drawing/2016/5/13/chartex" xmlns:cx8="http://schemas.microsoft.com/office/drawing/2016/5/14/chartex" xmlns:mc="http://schemas.openxmlformats.org/markup-compatibility/2006" xmlns:aink="http://schemas.microsoft.com/office/drawing/2016/ink" xmlns:am3d="http://schemas.microsoft.com/office/drawing/2017/model3d" xmlns:o="urn:schemas-microsoft-com:office:office" xmlns:oel="http://schemas.microsoft.com/office/2019/extlst" xmlns:r="http://schemas.openxmlformats.org/officeDocument/2006/relationships" xmlns:m="http://schemas.openxmlformats.org/officeDocument/2006/math" xmlns:v="urn:schemas-microsoft-com:vml" xmlns:wp14="http://schemas.microsoft.com/office/word/2010/wordprocessingDrawing" xmlns:wp="http://schemas.openxmlformats.org/drawingml/2006/wordprocessingDrawing" xmlns:w10="urn:schemas-microsoft-com:office:word" xmlns:w="http://schemas.openxmlformats.org/wordprocessingml/2006/main" xmlns:w14="http://schemas.microsoft.com/office/word/2010/wordml" xmlns:w15="http://schemas.microsoft.com/office/word/2012/wordml" xmlns:w16cex="http://schemas.microsoft.com/office/word/2018/wordml/cex" xmlns:w16cid="http://schemas.microsoft.com/office/word/2016/wordml/cid" xmlns:w16="http://schemas.microsoft.com/office/word/2018/wordml" xmlns:w16sdtdh="http://schemas.microsoft.com/office/word/2020/wordml/sdtdatahash" xmlns:w16se="http://schemas.microsoft.com/office/word/2015/wordml/symex" xmlns:wpg="http://schemas.microsoft.com/office/word/2010/wordprocessingGroup" xmlns:wpi="http://schemas.microsoft.com/office/word/2010/wordprocessingInk" xmlns:wne="http://schemas.microsoft.com/office/word/2006/wordml" xmlns:wps="http://schemas.microsoft.com/office/word/2010/wordprocessingShape" mc:Ignorable="w14 w15 w16se w16cid w16 w16cex w16sdtdh wp14">
+<w:endnotes xmlns:wpc="http://schemas.microsoft.com/office/word/2010/wordprocessingCanvas" xmlns:cx="http://schemas.microsoft.com/office/drawing/2014/chartex" xmlns:cx1="http://schemas.microsoft.com/office/drawing/2015/9/8/chartex" xmlns:cx2="http://schemas.microsoft.com/office/drawing/2015/10/21/chartex" xmlns:cx3="http://schemas.microsoft.com/office/drawing/2016/5/9/chartex" xmlns:cx4="http://schemas.microsoft.com/office/drawing/2016/5/10/chartex" xmlns:cx5="http://schemas.microsoft.com/office/drawing/2016/5/11/chartex" xmlns:cx6="http://schemas.microsoft.com/office/drawing/2016/5/12/chartex" xmlns:cx7="http://schemas.microsoft.com/office/drawing/2016/5/13/chartex" xmlns:cx8="http://schemas.microsoft.com/office/drawing/2016/5/14/chartex" xmlns:mc="http://schemas.openxmlformats.org/markup-compatibility/2006" xmlns:aink="http://schemas.microsoft.com/office/drawing/2016/ink" xmlns:am3d="http://schemas.microsoft.com/office/drawing/2017/model3d" xmlns:o="urn:schemas-microsoft-com:office:office" xmlns:r="http://schemas.openxmlformats.org/officeDocument/2006/relationships" xmlns:m="http://schemas.openxmlformats.org/officeDocument/2006/math" xmlns:v="urn:schemas-microsoft-com:vml" xmlns:wp14="http://schemas.microsoft.com/office/word/2010/wordprocessingDrawing" xmlns:wp="http://schemas.openxmlformats.org/drawingml/2006/wordprocessingDrawing" xmlns:w10="urn:schemas-microsoft-com:office:word" xmlns:w="http://schemas.openxmlformats.org/wordprocessingml/2006/main" xmlns:w14="http://schemas.microsoft.com/office/word/2010/wordml" xmlns:w15="http://schemas.microsoft.com/office/word/2012/wordml" xmlns:w16cex="http://schemas.microsoft.com/office/word/2018/wordml/cex" xmlns:w16cid="http://schemas.microsoft.com/office/word/2016/wordml/cid" xmlns:w16="http://schemas.microsoft.com/office/word/2018/wordml" xmlns:w16sdtdh="http://schemas.microsoft.com/office/word/2020/wordml/sdtdatahash" xmlns:w16se="http://schemas.microsoft.com/office/word/2015/wordml/symex" xmlns:wpg="http://schemas.microsoft.com/office/word/2010/wordprocessingGroup" xmlns:wpi="http://schemas.microsoft.com/office/word/2010/wordprocessingInk" xmlns:wne="http://schemas.microsoft.com/office/word/2006/wordml" xmlns:wps="http://schemas.microsoft.com/office/word/2010/wordprocessingShape" mc:Ignorable="w14 w15 w16se w16cid w16 w16cex w16sdtdh wp14">
   <w:endnote w:type="separator" w:id="-1">
     <w:p>
       <w:pPr>
@@ -12024,7 +14181,7 @@
 </file>
 
 <file path=word/footer1.xml><?xml version="1.0" encoding="utf-8"?>
-<w:ftr xmlns:wpc="http://schemas.microsoft.com/office/word/2010/wordprocessingCanvas" xmlns:cx="http://schemas.microsoft.com/office/drawing/2014/chartex" xmlns:cx1="http://schemas.microsoft.com/office/drawing/2015/9/8/chartex" xmlns:cx2="http://schemas.microsoft.com/office/drawing/2015/10/21/chartex" xmlns:cx3="http://schemas.microsoft.com/office/drawing/2016/5/9/chartex" xmlns:cx4="http://schemas.microsoft.com/office/drawing/2016/5/10/chartex" xmlns:cx5="http://schemas.microsoft.com/office/drawing/2016/5/11/chartex" xmlns:cx6="http://schemas.microsoft.com/office/drawing/2016/5/12/chartex" xmlns:cx7="http://schemas.microsoft.com/office/drawing/2016/5/13/chartex" xmlns:cx8="http://schemas.microsoft.com/office/drawing/2016/5/14/chartex" xmlns:mc="http://schemas.openxmlformats.org/markup-compatibility/2006" xmlns:aink="http://schemas.microsoft.com/office/drawing/2016/ink" xmlns:am3d="http://schemas.microsoft.com/office/drawing/2017/model3d" xmlns:o="urn:schemas-microsoft-com:office:office" xmlns:oel="http://schemas.microsoft.com/office/2019/extlst" xmlns:r="http://schemas.openxmlformats.org/officeDocument/2006/relationships" xmlns:m="http://schemas.openxmlformats.org/officeDocument/2006/math" xmlns:v="urn:schemas-microsoft-com:vml" xmlns:wp14="http://schemas.microsoft.com/office/word/2010/wordprocessingDrawing" xmlns:wp="http://schemas.openxmlformats.org/drawingml/2006/wordprocessingDrawing" xmlns:w10="urn:schemas-microsoft-com:office:word" xmlns:w="http://schemas.openxmlformats.org/wordprocessingml/2006/main" xmlns:w14="http://schemas.microsoft.com/office/word/2010/wordml" xmlns:w15="http://schemas.microsoft.com/office/word/2012/wordml" xmlns:w16cex="http://schemas.microsoft.com/office/word/2018/wordml/cex" xmlns:w16cid="http://schemas.microsoft.com/office/word/2016/wordml/cid" xmlns:w16="http://schemas.microsoft.com/office/word/2018/wordml" xmlns:w16sdtdh="http://schemas.microsoft.com/office/word/2020/wordml/sdtdatahash" xmlns:w16se="http://schemas.microsoft.com/office/word/2015/wordml/symex" xmlns:wpg="http://schemas.microsoft.com/office/word/2010/wordprocessingGroup" xmlns:wpi="http://schemas.microsoft.com/office/word/2010/wordprocessingInk" xmlns:wne="http://schemas.microsoft.com/office/word/2006/wordml" xmlns:wps="http://schemas.microsoft.com/office/word/2010/wordprocessingShape" mc:Ignorable="w14 w15 w16se w16cid w16 w16cex w16sdtdh wp14">
+<w:ftr xmlns:wpc="http://schemas.microsoft.com/office/word/2010/wordprocessingCanvas" xmlns:cx="http://schemas.microsoft.com/office/drawing/2014/chartex" xmlns:cx1="http://schemas.microsoft.com/office/drawing/2015/9/8/chartex" xmlns:cx2="http://schemas.microsoft.com/office/drawing/2015/10/21/chartex" xmlns:cx3="http://schemas.microsoft.com/office/drawing/2016/5/9/chartex" xmlns:cx4="http://schemas.microsoft.com/office/drawing/2016/5/10/chartex" xmlns:cx5="http://schemas.microsoft.com/office/drawing/2016/5/11/chartex" xmlns:cx6="http://schemas.microsoft.com/office/drawing/2016/5/12/chartex" xmlns:cx7="http://schemas.microsoft.com/office/drawing/2016/5/13/chartex" xmlns:cx8="http://schemas.microsoft.com/office/drawing/2016/5/14/chartex" xmlns:mc="http://schemas.openxmlformats.org/markup-compatibility/2006" xmlns:aink="http://schemas.microsoft.com/office/drawing/2016/ink" xmlns:am3d="http://schemas.microsoft.com/office/drawing/2017/model3d" xmlns:o="urn:schemas-microsoft-com:office:office" xmlns:r="http://schemas.openxmlformats.org/officeDocument/2006/relationships" xmlns:m="http://schemas.openxmlformats.org/officeDocument/2006/math" xmlns:v="urn:schemas-microsoft-com:vml" xmlns:wp14="http://schemas.microsoft.com/office/word/2010/wordprocessingDrawing" xmlns:wp="http://schemas.openxmlformats.org/drawingml/2006/wordprocessingDrawing" xmlns:w10="urn:schemas-microsoft-com:office:word" xmlns:w="http://schemas.openxmlformats.org/wordprocessingml/2006/main" xmlns:w14="http://schemas.microsoft.com/office/word/2010/wordml" xmlns:w15="http://schemas.microsoft.com/office/word/2012/wordml" xmlns:w16cex="http://schemas.microsoft.com/office/word/2018/wordml/cex" xmlns:w16cid="http://schemas.microsoft.com/office/word/2016/wordml/cid" xmlns:w16="http://schemas.microsoft.com/office/word/2018/wordml" xmlns:w16sdtdh="http://schemas.microsoft.com/office/word/2020/wordml/sdtdatahash" xmlns:w16se="http://schemas.microsoft.com/office/word/2015/wordml/symex" xmlns:wpg="http://schemas.microsoft.com/office/word/2010/wordprocessingGroup" xmlns:wpi="http://schemas.microsoft.com/office/word/2010/wordprocessingInk" xmlns:wne="http://schemas.microsoft.com/office/word/2006/wordml" xmlns:wps="http://schemas.microsoft.com/office/word/2010/wordprocessingShape" mc:Ignorable="w14 w15 w16se w16cid w16 w16cex w16sdtdh wp14">
   <w:sdt>
     <w:sdtPr>
       <w:id w:val="-1588379665"/>
@@ -12033,6 +14190,7 @@
         <w:docPartUnique/>
       </w:docPartObj>
     </w:sdtPr>
+    <w:sdtEndPr/>
     <w:sdtContent>
       <w:p>
         <w:pPr>
@@ -12066,7 +14224,7 @@
 </file>
 
 <file path=word/footnotes.xml><?xml version="1.0" encoding="utf-8"?>
-<w:footnotes xmlns:wpc="http://schemas.microsoft.com/office/word/2010/wordprocessingCanvas" xmlns:cx="http://schemas.microsoft.com/office/drawing/2014/chartex" xmlns:cx1="http://schemas.microsoft.com/office/drawing/2015/9/8/chartex" xmlns:cx2="http://schemas.microsoft.com/office/drawing/2015/10/21/chartex" xmlns:cx3="http://schemas.microsoft.com/office/drawing/2016/5/9/chartex" xmlns:cx4="http://schemas.microsoft.com/office/drawing/2016/5/10/chartex" xmlns:cx5="http://schemas.microsoft.com/office/drawing/2016/5/11/chartex" xmlns:cx6="http://schemas.microsoft.com/office/drawing/2016/5/12/chartex" xmlns:cx7="http://schemas.microsoft.com/office/drawing/2016/5/13/chartex" xmlns:cx8="http://schemas.microsoft.com/office/drawing/2016/5/14/chartex" xmlns:mc="http://schemas.openxmlformats.org/markup-compatibility/2006" xmlns:aink="http://schemas.microsoft.com/office/drawing/2016/ink" xmlns:am3d="http://schemas.microsoft.com/office/drawing/2017/model3d" xmlns:o="urn:schemas-microsoft-com:office:office" xmlns:oel="http://schemas.microsoft.com/office/2019/extlst" xmlns:r="http://schemas.openxmlformats.org/officeDocument/2006/relationships" xmlns:m="http://schemas.openxmlformats.org/officeDocument/2006/math" xmlns:v="urn:schemas-microsoft-com:vml" xmlns:wp14="http://schemas.microsoft.com/office/word/2010/wordprocessingDrawing" xmlns:wp="http://schemas.openxmlformats.org/drawingml/2006/wordprocessingDrawing" xmlns:w10="urn:schemas-microsoft-com:office:word" xmlns:w="http://schemas.openxmlformats.org/wordprocessingml/2006/main" xmlns:w14="http://schemas.microsoft.com/office/word/2010/wordml" xmlns:w15="http://schemas.microsoft.com/office/word/2012/wordml" xmlns:w16cex="http://schemas.microsoft.com/office/word/2018/wordml/cex" xmlns:w16cid="http://schemas.microsoft.com/office/word/2016/wordml/cid" xmlns:w16="http://schemas.microsoft.com/office/word/2018/wordml" xmlns:w16sdtdh="http://schemas.microsoft.com/office/word/2020/wordml/sdtdatahash" xmlns:w16se="http://schemas.microsoft.com/office/word/2015/wordml/symex" xmlns:wpg="http://schemas.microsoft.com/office/word/2010/wordprocessingGroup" xmlns:wpi="http://schemas.microsoft.com/office/word/2010/wordprocessingInk" xmlns:wne="http://schemas.microsoft.com/office/word/2006/wordml" xmlns:wps="http://schemas.microsoft.com/office/word/2010/wordprocessingShape" mc:Ignorable="w14 w15 w16se w16cid w16 w16cex w16sdtdh wp14">
+<w:footnotes xmlns:wpc="http://schemas.microsoft.com/office/word/2010/wordprocessingCanvas" xmlns:cx="http://schemas.microsoft.com/office/drawing/2014/chartex" xmlns:cx1="http://schemas.microsoft.com/office/drawing/2015/9/8/chartex" xmlns:cx2="http://schemas.microsoft.com/office/drawing/2015/10/21/chartex" xmlns:cx3="http://schemas.microsoft.com/office/drawing/2016/5/9/chartex" xmlns:cx4="http://schemas.microsoft.com/office/drawing/2016/5/10/chartex" xmlns:cx5="http://schemas.microsoft.com/office/drawing/2016/5/11/chartex" xmlns:cx6="http://schemas.microsoft.com/office/drawing/2016/5/12/chartex" xmlns:cx7="http://schemas.microsoft.com/office/drawing/2016/5/13/chartex" xmlns:cx8="http://schemas.microsoft.com/office/drawing/2016/5/14/chartex" xmlns:mc="http://schemas.openxmlformats.org/markup-compatibility/2006" xmlns:aink="http://schemas.microsoft.com/office/drawing/2016/ink" xmlns:am3d="http://schemas.microsoft.com/office/drawing/2017/model3d" xmlns:o="urn:schemas-microsoft-com:office:office" xmlns:r="http://schemas.openxmlformats.org/officeDocument/2006/relationships" xmlns:m="http://schemas.openxmlformats.org/officeDocument/2006/math" xmlns:v="urn:schemas-microsoft-com:vml" xmlns:wp14="http://schemas.microsoft.com/office/word/2010/wordprocessingDrawing" xmlns:wp="http://schemas.openxmlformats.org/drawingml/2006/wordprocessingDrawing" xmlns:w10="urn:schemas-microsoft-com:office:word" xmlns:w="http://schemas.openxmlformats.org/wordprocessingml/2006/main" xmlns:w14="http://schemas.microsoft.com/office/word/2010/wordml" xmlns:w15="http://schemas.microsoft.com/office/word/2012/wordml" xmlns:w16cex="http://schemas.microsoft.com/office/word/2018/wordml/cex" xmlns:w16cid="http://schemas.microsoft.com/office/word/2016/wordml/cid" xmlns:w16="http://schemas.microsoft.com/office/word/2018/wordml" xmlns:w16sdtdh="http://schemas.microsoft.com/office/word/2020/wordml/sdtdatahash" xmlns:w16se="http://schemas.microsoft.com/office/word/2015/wordml/symex" xmlns:wpg="http://schemas.microsoft.com/office/word/2010/wordprocessingGroup" xmlns:wpi="http://schemas.microsoft.com/office/word/2010/wordprocessingInk" xmlns:wne="http://schemas.microsoft.com/office/word/2006/wordml" xmlns:wps="http://schemas.microsoft.com/office/word/2010/wordprocessingShape" mc:Ignorable="w14 w15 w16se w16cid w16 w16cex w16sdtdh wp14">
   <w:footnote w:type="separator" w:id="-1">
     <w:p>
       <w:pPr>
@@ -12091,7 +14249,7 @@
 </file>
 
 <file path=word/numbering.xml><?xml version="1.0" encoding="utf-8"?>
-<w:numbering xmlns:wpc="http://schemas.microsoft.com/office/word/2010/wordprocessingCanvas" xmlns:cx="http://schemas.microsoft.com/office/drawing/2014/chartex" xmlns:cx1="http://schemas.microsoft.com/office/drawing/2015/9/8/chartex" xmlns:cx2="http://schemas.microsoft.com/office/drawing/2015/10/21/chartex" xmlns:cx3="http://schemas.microsoft.com/office/drawing/2016/5/9/chartex" xmlns:cx4="http://schemas.microsoft.com/office/drawing/2016/5/10/chartex" xmlns:cx5="http://schemas.microsoft.com/office/drawing/2016/5/11/chartex" xmlns:cx6="http://schemas.microsoft.com/office/drawing/2016/5/12/chartex" xmlns:cx7="http://schemas.microsoft.com/office/drawing/2016/5/13/chartex" xmlns:cx8="http://schemas.microsoft.com/office/drawing/2016/5/14/chartex" xmlns:mc="http://schemas.openxmlformats.org/markup-compatibility/2006" xmlns:aink="http://schemas.microsoft.com/office/drawing/2016/ink" xmlns:am3d="http://schemas.microsoft.com/office/drawing/2017/model3d" xmlns:o="urn:schemas-microsoft-com:office:office" xmlns:oel="http://schemas.microsoft.com/office/2019/extlst" xmlns:r="http://schemas.openxmlformats.org/officeDocument/2006/relationships" xmlns:m="http://schemas.openxmlformats.org/officeDocument/2006/math" xmlns:v="urn:schemas-microsoft-com:vml" xmlns:wp14="http://schemas.microsoft.com/office/word/2010/wordprocessingDrawing" xmlns:wp="http://schemas.openxmlformats.org/drawingml/2006/wordprocessingDrawing" xmlns:w10="urn:schemas-microsoft-com:office:word" xmlns:w="http://schemas.openxmlformats.org/wordprocessingml/2006/main" xmlns:w14="http://schemas.microsoft.com/office/word/2010/wordml" xmlns:w15="http://schemas.microsoft.com/office/word/2012/wordml" xmlns:w16cex="http://schemas.microsoft.com/office/word/2018/wordml/cex" xmlns:w16cid="http://schemas.microsoft.com/office/word/2016/wordml/cid" xmlns:w16="http://schemas.microsoft.com/office/word/2018/wordml" xmlns:w16sdtdh="http://schemas.microsoft.com/office/word/2020/wordml/sdtdatahash" xmlns:w16se="http://schemas.microsoft.com/office/word/2015/wordml/symex" xmlns:wpg="http://schemas.microsoft.com/office/word/2010/wordprocessingGroup" xmlns:wpi="http://schemas.microsoft.com/office/word/2010/wordprocessingInk" xmlns:wne="http://schemas.microsoft.com/office/word/2006/wordml" xmlns:wps="http://schemas.microsoft.com/office/word/2010/wordprocessingShape" mc:Ignorable="w14 w15 w16se w16cid w16 w16cex w16sdtdh wp14">
+<w:numbering xmlns:wpc="http://schemas.microsoft.com/office/word/2010/wordprocessingCanvas" xmlns:cx="http://schemas.microsoft.com/office/drawing/2014/chartex" xmlns:cx1="http://schemas.microsoft.com/office/drawing/2015/9/8/chartex" xmlns:cx2="http://schemas.microsoft.com/office/drawing/2015/10/21/chartex" xmlns:cx3="http://schemas.microsoft.com/office/drawing/2016/5/9/chartex" xmlns:cx4="http://schemas.microsoft.com/office/drawing/2016/5/10/chartex" xmlns:cx5="http://schemas.microsoft.com/office/drawing/2016/5/11/chartex" xmlns:cx6="http://schemas.microsoft.com/office/drawing/2016/5/12/chartex" xmlns:cx7="http://schemas.microsoft.com/office/drawing/2016/5/13/chartex" xmlns:cx8="http://schemas.microsoft.com/office/drawing/2016/5/14/chartex" xmlns:mc="http://schemas.openxmlformats.org/markup-compatibility/2006" xmlns:aink="http://schemas.microsoft.com/office/drawing/2016/ink" xmlns:am3d="http://schemas.microsoft.com/office/drawing/2017/model3d" xmlns:o="urn:schemas-microsoft-com:office:office" xmlns:r="http://schemas.openxmlformats.org/officeDocument/2006/relationships" xmlns:m="http://schemas.openxmlformats.org/officeDocument/2006/math" xmlns:v="urn:schemas-microsoft-com:vml" xmlns:wp14="http://schemas.microsoft.com/office/word/2010/wordprocessingDrawing" xmlns:wp="http://schemas.openxmlformats.org/drawingml/2006/wordprocessingDrawing" xmlns:w10="urn:schemas-microsoft-com:office:word" xmlns:w="http://schemas.openxmlformats.org/wordprocessingml/2006/main" xmlns:w14="http://schemas.microsoft.com/office/word/2010/wordml" xmlns:w15="http://schemas.microsoft.com/office/word/2012/wordml" xmlns:w16cex="http://schemas.microsoft.com/office/word/2018/wordml/cex" xmlns:w16cid="http://schemas.microsoft.com/office/word/2016/wordml/cid" xmlns:w16="http://schemas.microsoft.com/office/word/2018/wordml" xmlns:w16sdtdh="http://schemas.microsoft.com/office/word/2020/wordml/sdtdatahash" xmlns:w16se="http://schemas.microsoft.com/office/word/2015/wordml/symex" xmlns:wpg="http://schemas.microsoft.com/office/word/2010/wordprocessingGroup" xmlns:wpi="http://schemas.microsoft.com/office/word/2010/wordprocessingInk" xmlns:wne="http://schemas.microsoft.com/office/word/2006/wordml" xmlns:wps="http://schemas.microsoft.com/office/word/2010/wordprocessingShape" mc:Ignorable="w14 w15 w16se w16cid w16 w16cex w16sdtdh wp14">
   <w:abstractNum w:abstractNumId="0" w15:restartNumberingAfterBreak="0">
     <w:nsid w:val="02547A40"/>
     <w:multiLevelType w:val="hybridMultilevel"/>
@@ -14582,73 +16740,73 @@
       </w:rPr>
     </w:lvl>
   </w:abstractNum>
-  <w:num w:numId="1" w16cid:durableId="699210861">
+  <w:num w:numId="1">
     <w:abstractNumId w:val="8"/>
   </w:num>
-  <w:num w:numId="2" w16cid:durableId="1064987505">
+  <w:num w:numId="2">
     <w:abstractNumId w:val="4"/>
   </w:num>
-  <w:num w:numId="3" w16cid:durableId="1672218273">
+  <w:num w:numId="3">
     <w:abstractNumId w:val="1"/>
   </w:num>
-  <w:num w:numId="4" w16cid:durableId="1100226259">
+  <w:num w:numId="4">
     <w:abstractNumId w:val="20"/>
   </w:num>
-  <w:num w:numId="5" w16cid:durableId="450978166">
+  <w:num w:numId="5">
     <w:abstractNumId w:val="9"/>
   </w:num>
-  <w:num w:numId="6" w16cid:durableId="1576085260">
+  <w:num w:numId="6">
     <w:abstractNumId w:val="15"/>
   </w:num>
-  <w:num w:numId="7" w16cid:durableId="1938754410">
+  <w:num w:numId="7">
     <w:abstractNumId w:val="6"/>
   </w:num>
-  <w:num w:numId="8" w16cid:durableId="279578275">
+  <w:num w:numId="8">
     <w:abstractNumId w:val="21"/>
   </w:num>
-  <w:num w:numId="9" w16cid:durableId="1987860081">
+  <w:num w:numId="9">
     <w:abstractNumId w:val="22"/>
   </w:num>
-  <w:num w:numId="10" w16cid:durableId="1162157839">
+  <w:num w:numId="10">
     <w:abstractNumId w:val="19"/>
   </w:num>
-  <w:num w:numId="11" w16cid:durableId="1241408740">
+  <w:num w:numId="11">
     <w:abstractNumId w:val="14"/>
   </w:num>
-  <w:num w:numId="12" w16cid:durableId="467212346">
+  <w:num w:numId="12">
     <w:abstractNumId w:val="3"/>
   </w:num>
-  <w:num w:numId="13" w16cid:durableId="156653047">
+  <w:num w:numId="13">
     <w:abstractNumId w:val="11"/>
   </w:num>
-  <w:num w:numId="14" w16cid:durableId="757797413">
+  <w:num w:numId="14">
     <w:abstractNumId w:val="12"/>
   </w:num>
-  <w:num w:numId="15" w16cid:durableId="1502116345">
+  <w:num w:numId="15">
     <w:abstractNumId w:val="7"/>
   </w:num>
-  <w:num w:numId="16" w16cid:durableId="1779326393">
+  <w:num w:numId="16">
     <w:abstractNumId w:val="17"/>
   </w:num>
-  <w:num w:numId="17" w16cid:durableId="408431476">
+  <w:num w:numId="17">
     <w:abstractNumId w:val="16"/>
   </w:num>
-  <w:num w:numId="18" w16cid:durableId="899361037">
+  <w:num w:numId="18">
     <w:abstractNumId w:val="5"/>
   </w:num>
-  <w:num w:numId="19" w16cid:durableId="1417437066">
+  <w:num w:numId="19">
     <w:abstractNumId w:val="0"/>
   </w:num>
-  <w:num w:numId="20" w16cid:durableId="2066905167">
+  <w:num w:numId="20">
     <w:abstractNumId w:val="10"/>
   </w:num>
-  <w:num w:numId="21" w16cid:durableId="2130394937">
+  <w:num w:numId="21">
     <w:abstractNumId w:val="13"/>
   </w:num>
-  <w:num w:numId="22" w16cid:durableId="1647856308">
+  <w:num w:numId="22">
     <w:abstractNumId w:val="2"/>
   </w:num>
-  <w:num w:numId="23" w16cid:durableId="672608964">
+  <w:num w:numId="23">
     <w:abstractNumId w:val="18"/>
   </w:num>
 </w:numbering>

--- a/02.docx
+++ b/02.docx
@@ -1,6 +1,6 @@
 
 <file path=word/document.xml><?xml version="1.0" encoding="utf-8"?>
-<w:document xmlns:wpc="http://schemas.microsoft.com/office/word/2010/wordprocessingCanvas" xmlns:cx="http://schemas.microsoft.com/office/drawing/2014/chartex" xmlns:cx1="http://schemas.microsoft.com/office/drawing/2015/9/8/chartex" xmlns:cx2="http://schemas.microsoft.com/office/drawing/2015/10/21/chartex" xmlns:cx3="http://schemas.microsoft.com/office/drawing/2016/5/9/chartex" xmlns:cx4="http://schemas.microsoft.com/office/drawing/2016/5/10/chartex" xmlns:cx5="http://schemas.microsoft.com/office/drawing/2016/5/11/chartex" xmlns:cx6="http://schemas.microsoft.com/office/drawing/2016/5/12/chartex" xmlns:cx7="http://schemas.microsoft.com/office/drawing/2016/5/13/chartex" xmlns:cx8="http://schemas.microsoft.com/office/drawing/2016/5/14/chartex" xmlns:mc="http://schemas.openxmlformats.org/markup-compatibility/2006" xmlns:aink="http://schemas.microsoft.com/office/drawing/2016/ink" xmlns:am3d="http://schemas.microsoft.com/office/drawing/2017/model3d" xmlns:o="urn:schemas-microsoft-com:office:office" xmlns:r="http://schemas.openxmlformats.org/officeDocument/2006/relationships" xmlns:m="http://schemas.openxmlformats.org/officeDocument/2006/math" xmlns:v="urn:schemas-microsoft-com:vml" xmlns:wp14="http://schemas.microsoft.com/office/word/2010/wordprocessingDrawing" xmlns:wp="http://schemas.openxmlformats.org/drawingml/2006/wordprocessingDrawing" xmlns:w10="urn:schemas-microsoft-com:office:word" xmlns:w="http://schemas.openxmlformats.org/wordprocessingml/2006/main" xmlns:w14="http://schemas.microsoft.com/office/word/2010/wordml" xmlns:w15="http://schemas.microsoft.com/office/word/2012/wordml" xmlns:w16cex="http://schemas.microsoft.com/office/word/2018/wordml/cex" xmlns:w16cid="http://schemas.microsoft.com/office/word/2016/wordml/cid" xmlns:w16="http://schemas.microsoft.com/office/word/2018/wordml" xmlns:w16sdtdh="http://schemas.microsoft.com/office/word/2020/wordml/sdtdatahash" xmlns:w16se="http://schemas.microsoft.com/office/word/2015/wordml/symex" xmlns:wpg="http://schemas.microsoft.com/office/word/2010/wordprocessingGroup" xmlns:wpi="http://schemas.microsoft.com/office/word/2010/wordprocessingInk" xmlns:wne="http://schemas.microsoft.com/office/word/2006/wordml" xmlns:wps="http://schemas.microsoft.com/office/word/2010/wordprocessingShape" mc:Ignorable="w14 w15 w16se w16cid w16 w16cex w16sdtdh wp14">
+<w:document xmlns:wpc="http://schemas.microsoft.com/office/word/2010/wordprocessingCanvas" xmlns:cx="http://schemas.microsoft.com/office/drawing/2014/chartex" xmlns:cx1="http://schemas.microsoft.com/office/drawing/2015/9/8/chartex" xmlns:cx2="http://schemas.microsoft.com/office/drawing/2015/10/21/chartex" xmlns:cx3="http://schemas.microsoft.com/office/drawing/2016/5/9/chartex" xmlns:cx4="http://schemas.microsoft.com/office/drawing/2016/5/10/chartex" xmlns:cx5="http://schemas.microsoft.com/office/drawing/2016/5/11/chartex" xmlns:cx6="http://schemas.microsoft.com/office/drawing/2016/5/12/chartex" xmlns:cx7="http://schemas.microsoft.com/office/drawing/2016/5/13/chartex" xmlns:cx8="http://schemas.microsoft.com/office/drawing/2016/5/14/chartex" xmlns:mc="http://schemas.openxmlformats.org/markup-compatibility/2006" xmlns:aink="http://schemas.microsoft.com/office/drawing/2016/ink" xmlns:am3d="http://schemas.microsoft.com/office/drawing/2017/model3d" xmlns:o="urn:schemas-microsoft-com:office:office" xmlns:oel="http://schemas.microsoft.com/office/2019/extlst" xmlns:r="http://schemas.openxmlformats.org/officeDocument/2006/relationships" xmlns:m="http://schemas.openxmlformats.org/officeDocument/2006/math" xmlns:v="urn:schemas-microsoft-com:vml" xmlns:wp14="http://schemas.microsoft.com/office/word/2010/wordprocessingDrawing" xmlns:wp="http://schemas.openxmlformats.org/drawingml/2006/wordprocessingDrawing" xmlns:w10="urn:schemas-microsoft-com:office:word" xmlns:w="http://schemas.openxmlformats.org/wordprocessingml/2006/main" xmlns:w14="http://schemas.microsoft.com/office/word/2010/wordml" xmlns:w15="http://schemas.microsoft.com/office/word/2012/wordml" xmlns:w16cex="http://schemas.microsoft.com/office/word/2018/wordml/cex" xmlns:w16cid="http://schemas.microsoft.com/office/word/2016/wordml/cid" xmlns:w16="http://schemas.microsoft.com/office/word/2018/wordml" xmlns:w16sdtdh="http://schemas.microsoft.com/office/word/2020/wordml/sdtdatahash" xmlns:w16se="http://schemas.microsoft.com/office/word/2015/wordml/symex" xmlns:wpg="http://schemas.microsoft.com/office/word/2010/wordprocessingGroup" xmlns:wpi="http://schemas.microsoft.com/office/word/2010/wordprocessingInk" xmlns:wne="http://schemas.microsoft.com/office/word/2006/wordml" xmlns:wps="http://schemas.microsoft.com/office/word/2010/wordprocessingShape" mc:Ignorable="w14 w15 w16se w16cid w16 w16cex w16sdtdh wp14">
   <w:body>
     <w:p>
       <w:pPr>
@@ -1414,15 +1414,7 @@
       </w:r>
       <w:proofErr w:type="spellEnd"/>
       <w:r>
-        <w:t xml:space="preserve"> была составлена </w:t>
-      </w:r>
-      <w:proofErr w:type="spellStart"/>
-      <w:r>
-        <w:t>Канбан</w:t>
-      </w:r>
-      <w:proofErr w:type="spellEnd"/>
-      <w:r>
-        <w:t>-доска с первостепенными задачами и основными составляющими системы. В последствии Канбан-доска будет расширяться и дополняться.</w:t>
+        <w:t xml:space="preserve"> была составлена Канбан-доска с первостепенными задачами и основными составляющими системы. В последствии Канбан-доска будет расширяться и дополняться.</w:t>
       </w:r>
     </w:p>
     <w:p>
@@ -1602,7 +1594,7 @@
               </wp:anchor>
             </w:drawing>
           </mc:Choice>
-          <mc:Fallback xmlns:oel="http://schemas.microsoft.com/office/2019/extlst">
+          <mc:Fallback>
             <w:pict>
               <v:shapetype w14:anchorId="37F5AB15" id="_x0000_t202" coordsize="21600,21600" o:spt="202" path="m,l,21600r21600,l21600,xe">
                 <v:stroke joinstyle="miter"/>
@@ -1890,7 +1882,7 @@
               </wp:anchor>
             </w:drawing>
           </mc:Choice>
-          <mc:Fallback xmlns:oel="http://schemas.microsoft.com/office/2019/extlst">
+          <mc:Fallback>
             <w:pict>
               <v:shape w14:anchorId="281D23F7" id="Надпись 5" o:spid="_x0000_s1027" type="#_x0000_t202" style="position:absolute;left:0;text-align:left;margin-left:0;margin-top:467.55pt;width:240pt;height:.05pt;z-index:251663360;visibility:visible;mso-wrap-style:square;mso-width-percent:0;mso-wrap-distance-left:9pt;mso-wrap-distance-top:0;mso-wrap-distance-right:9pt;mso-wrap-distance-bottom:0;mso-position-horizontal:center;mso-position-horizontal-relative:margin;mso-position-vertical:absolute;mso-position-vertical-relative:text;mso-width-percent:0;mso-width-relative:margin;v-text-anchor:top" o:gfxdata="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" stroked="f">
                 <v:textbox style="mso-fit-shape-to-text:t" inset="0,0,0,0">
@@ -2168,7 +2160,7 @@
               </wp:anchor>
             </w:drawing>
           </mc:Choice>
-          <mc:Fallback xmlns:oel="http://schemas.microsoft.com/office/2019/extlst">
+          <mc:Fallback>
             <w:pict>
               <v:shape w14:anchorId="3A63E802" id="Надпись 13" o:spid="_x0000_s1028" type="#_x0000_t202" style="position:absolute;left:0;text-align:left;margin-left:0;margin-top:661.05pt;width:399pt;height:.05pt;z-index:251672576;visibility:visible;mso-wrap-style:square;mso-width-percent:0;mso-wrap-distance-left:9pt;mso-wrap-distance-top:0;mso-wrap-distance-right:9pt;mso-wrap-distance-bottom:0;mso-position-horizontal:center;mso-position-horizontal-relative:margin;mso-position-vertical:absolute;mso-position-vertical-relative:text;mso-width-percent:0;mso-width-relative:margin;v-text-anchor:top" o:gfxdata="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" stroked="f">
                 <v:textbox style="mso-fit-shape-to-text:t" inset="0,0,0,0">
@@ -2355,7 +2347,7 @@
               </wp:anchor>
             </w:drawing>
           </mc:Choice>
-          <mc:Fallback xmlns:oel="http://schemas.microsoft.com/office/2019/extlst">
+          <mc:Fallback>
             <w:pict>
               <v:shape w14:anchorId="2DDCE428" id="Надпись 11" o:spid="_x0000_s1029" type="#_x0000_t202" style="position:absolute;left:0;text-align:left;margin-left:0;margin-top:479.55pt;width:282.75pt;height:.05pt;z-index:251669504;visibility:visible;mso-wrap-style:square;mso-width-percent:0;mso-wrap-distance-left:9pt;mso-wrap-distance-top:0;mso-wrap-distance-right:9pt;mso-wrap-distance-bottom:0;mso-position-horizontal:center;mso-position-horizontal-relative:margin;mso-position-vertical:absolute;mso-position-vertical-relative:text;mso-width-percent:0;mso-width-relative:margin;v-text-anchor:top" o:gfxdata="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" stroked="f">
                 <v:textbox style="mso-fit-shape-to-text:t" inset="0,0,0,0">
@@ -2426,7 +2418,7 @@
           <w:noProof/>
         </w:rPr>
         <w:drawing>
-          <wp:anchor distT="0" distB="0" distL="114300" distR="114300" simplePos="0" relativeHeight="251670528" behindDoc="0" locked="0" layoutInCell="1" allowOverlap="1" wp14:anchorId="178AA712" wp14:editId="3BDB75A9">
+          <wp:anchor distT="0" distB="0" distL="114300" distR="114300" simplePos="0" relativeHeight="251670528" behindDoc="0" locked="0" layoutInCell="1" allowOverlap="1" wp14:anchorId="178AA712" wp14:editId="47E727D3">
             <wp:simplePos x="0" y="0"/>
             <wp:positionH relativeFrom="column">
               <wp:posOffset>129540</wp:posOffset>
@@ -2652,7 +2644,7 @@
               </wp:anchor>
             </w:drawing>
           </mc:Choice>
-          <mc:Fallback xmlns:oel="http://schemas.microsoft.com/office/2019/extlst">
+          <mc:Fallback>
             <w:pict>
               <v:shape w14:anchorId="31EC6AE3" id="Надпись 9" o:spid="_x0000_s1030" type="#_x0000_t202" style="position:absolute;left:0;text-align:left;margin-left:0;margin-top:252.3pt;width:293.25pt;height:.05pt;z-index:251666432;visibility:visible;mso-wrap-style:square;mso-width-percent:0;mso-wrap-distance-left:9pt;mso-wrap-distance-top:0;mso-wrap-distance-right:9pt;mso-wrap-distance-bottom:0;mso-position-horizontal:center;mso-position-horizontal-relative:margin;mso-position-vertical:absolute;mso-position-vertical-relative:text;mso-width-percent:0;mso-width-relative:margin;v-text-anchor:top" o:gfxdata="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" stroked="f">
                 <v:textbox style="mso-fit-shape-to-text:t" inset="0,0,0,0">
@@ -2936,15 +2928,7 @@
       </w:r>
       <w:proofErr w:type="spellEnd"/>
       <w:r>
-        <w:t xml:space="preserve"> (через </w:t>
-      </w:r>
-      <w:proofErr w:type="spellStart"/>
-      <w:r>
-        <w:t>логи</w:t>
-      </w:r>
-      <w:proofErr w:type="spellEnd"/>
-      <w:r>
-        <w:t xml:space="preserve"> ошибок) и просматривает аналитику: популярные страны у путешественников, частота запросов разговорника, количество отправленных уведомлений о рисках. При необходимости администратор может заблокировать пользователя (например, при фальшивых отзывах или спаме).</w:t>
+        <w:t xml:space="preserve"> (через логи ошибок) и просматривает аналитику: популярные страны у путешественников, частота запросов разговорника, количество отправленных уведомлений о рисках. При необходимости администратор может заблокировать пользователя (например, при фальшивых отзывах или спаме).</w:t>
       </w:r>
     </w:p>
     <w:p>
@@ -3357,23 +3341,7 @@
           <w:rFonts w:cs="Times New Roman"/>
           <w:szCs w:val="28"/>
         </w:rPr>
-        <w:t xml:space="preserve"> и </w:t>
-      </w:r>
-      <w:proofErr w:type="spellStart"/>
-      <w:r>
-        <w:rPr>
-          <w:rFonts w:cs="Times New Roman"/>
-          <w:szCs w:val="28"/>
-        </w:rPr>
-        <w:t>кешем</w:t>
-      </w:r>
-      <w:proofErr w:type="spellEnd"/>
-      <w:r>
-        <w:rPr>
-          <w:rFonts w:cs="Times New Roman"/>
-          <w:szCs w:val="28"/>
-        </w:rPr>
-        <w:t xml:space="preserve"> для часто запрашиваемых данных (курсы, лимиты);</w:t>
+        <w:t xml:space="preserve"> и кешем для часто запрашиваемых данных (курсы, лимиты);</w:t>
       </w:r>
     </w:p>
     <w:p>
@@ -3424,23 +3392,7 @@
           <w:szCs w:val="28"/>
         </w:rPr>
         <w:lastRenderedPageBreak/>
-        <w:t xml:space="preserve">разговорника, правила стран, топ приложений, актуальные курсы валют, новостные события и </w:t>
-      </w:r>
-      <w:proofErr w:type="spellStart"/>
-      <w:r>
-        <w:rPr>
-          <w:rFonts w:cs="Times New Roman"/>
-          <w:szCs w:val="28"/>
-        </w:rPr>
-        <w:t>логи</w:t>
-      </w:r>
-      <w:proofErr w:type="spellEnd"/>
-      <w:r>
-        <w:rPr>
-          <w:rFonts w:cs="Times New Roman"/>
-          <w:szCs w:val="28"/>
-        </w:rPr>
-        <w:t xml:space="preserve"> </w:t>
+        <w:t xml:space="preserve">разговорника, правила стран, топ приложений, актуальные курсы валют, новостные события и логи </w:t>
       </w:r>
       <w:proofErr w:type="spellStart"/>
       <w:r>
@@ -3812,7 +3764,7 @@
               </wp:anchor>
             </w:drawing>
           </mc:Choice>
-          <mc:Fallback xmlns:oel="http://schemas.microsoft.com/office/2019/extlst">
+          <mc:Fallback>
             <w:pict>
               <v:shape w14:anchorId="07DAEC26" id="Надпись 7" o:spid="_x0000_s1031" type="#_x0000_t202" style="position:absolute;left:0;text-align:left;margin-left:0;margin-top:385.3pt;width:231.75pt;height:25.5pt;z-index:251674624;visibility:visible;mso-wrap-style:square;mso-width-percent:0;mso-height-percent:0;mso-wrap-distance-left:9pt;mso-wrap-distance-top:0;mso-wrap-distance-right:9pt;mso-wrap-distance-bottom:0;mso-position-horizontal:center;mso-position-horizontal-relative:margin;mso-position-vertical:absolute;mso-position-vertical-relative:text;mso-width-percent:0;mso-height-percent:0;mso-width-relative:margin;mso-height-relative:margin;v-text-anchor:top" o:gfxdata="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" stroked="f">
                 <v:textbox inset="0,0,0,0">
@@ -4664,7 +4616,7 @@
               </wp:anchor>
             </w:drawing>
           </mc:Choice>
-          <mc:Fallback xmlns:oel="http://schemas.microsoft.com/office/2019/extlst">
+          <mc:Fallback>
             <w:pict>
               <v:shape w14:anchorId="32D736CE" id="Надпись 15" o:spid="_x0000_s1032" type="#_x0000_t202" style="position:absolute;left:0;text-align:left;margin-left:0;margin-top:598.2pt;width:225.75pt;height:.05pt;z-index:251677696;visibility:visible;mso-wrap-style:square;mso-width-percent:0;mso-wrap-distance-left:9pt;mso-wrap-distance-top:0;mso-wrap-distance-right:9pt;mso-wrap-distance-bottom:0;mso-position-horizontal:center;mso-position-horizontal-relative:margin;mso-position-vertical:absolute;mso-position-vertical-relative:text;mso-width-percent:0;mso-width-relative:margin;v-text-anchor:top" o:gfxdata="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" stroked="f">
                 <v:textbox style="mso-fit-shape-to-text:t" inset="0,0,0,0">
@@ -5497,7 +5449,7 @@
               </wp:anchor>
             </w:drawing>
           </mc:Choice>
-          <mc:Fallback xmlns:oel="http://schemas.microsoft.com/office/2019/extlst">
+          <mc:Fallback>
             <w:pict>
               <v:shape w14:anchorId="1F341E66" id="Надпись 18" o:spid="_x0000_s1033" type="#_x0000_t202" style="position:absolute;left:0;text-align:left;margin-left:51.45pt;margin-top:657.3pt;width:392.25pt;height:.05pt;z-index:251681792;visibility:visible;mso-wrap-style:square;mso-width-percent:0;mso-wrap-distance-left:9pt;mso-wrap-distance-top:0;mso-wrap-distance-right:9pt;mso-wrap-distance-bottom:0;mso-position-horizontal:absolute;mso-position-horizontal-relative:margin;mso-position-vertical:absolute;mso-position-vertical-relative:text;mso-width-percent:0;mso-width-relative:margin;v-text-anchor:top" o:gfxdata="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" stroked="f">
                 <v:textbox style="mso-fit-shape-to-text:t" inset="0,0,0,0">
@@ -5991,7 +5943,7 @@
               </wp:anchor>
             </w:drawing>
           </mc:Choice>
-          <mc:Fallback xmlns:oel="http://schemas.microsoft.com/office/2019/extlst">
+          <mc:Fallback>
             <w:pict>
               <v:shape w14:anchorId="55C34C7B" id="Надпись 19" o:spid="_x0000_s1034" type="#_x0000_t202" style="position:absolute;left:0;text-align:left;margin-left:50.25pt;margin-top:624.1pt;width:380.25pt;height:19.5pt;z-index:251683840;visibility:visible;mso-wrap-style:square;mso-width-percent:0;mso-height-percent:0;mso-wrap-distance-left:9pt;mso-wrap-distance-top:0;mso-wrap-distance-right:9pt;mso-wrap-distance-bottom:0;mso-position-horizontal:absolute;mso-position-horizontal-relative:margin;mso-position-vertical:absolute;mso-position-vertical-relative:text;mso-width-percent:0;mso-height-percent:0;mso-width-relative:margin;mso-height-relative:margin;v-text-anchor:top" o:gfxdata="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" stroked="f">
                 <v:textbox inset="0,0,0,0">
@@ -6452,7 +6404,7 @@
               </wp:anchor>
             </w:drawing>
           </mc:Choice>
-          <mc:Fallback xmlns:oel="http://schemas.microsoft.com/office/2019/extlst">
+          <mc:Fallback>
             <w:pict>
               <v:shape w14:anchorId="693C0AE0" id="Надпись 20" o:spid="_x0000_s1035" type="#_x0000_t202" style="position:absolute;left:0;text-align:left;margin-left:2.7pt;margin-top:388.05pt;width:467.25pt;height:21.75pt;z-index:251686912;visibility:visible;mso-wrap-style:square;mso-width-percent:0;mso-height-percent:0;mso-wrap-distance-left:9pt;mso-wrap-distance-top:0;mso-wrap-distance-right:9pt;mso-wrap-distance-bottom:0;mso-position-horizontal:absolute;mso-position-horizontal-relative:margin;mso-position-vertical:absolute;mso-position-vertical-relative:text;mso-width-percent:0;mso-height-percent:0;mso-width-relative:margin;mso-height-relative:margin;v-text-anchor:top" o:gfxdata="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" stroked="f">
                 <v:textbox inset="0,0,0,0">
@@ -7470,7 +7422,7 @@
               </wp:anchor>
             </w:drawing>
           </mc:Choice>
-          <mc:Fallback xmlns:oel="http://schemas.microsoft.com/office/2019/extlst">
+          <mc:Fallback>
             <w:pict>
               <v:shape w14:anchorId="76D06EB2" id="Надпись 22" o:spid="_x0000_s1036" type="#_x0000_t202" style="position:absolute;left:0;text-align:left;margin-left:58.95pt;margin-top:385.05pt;width:382.5pt;height:21.75pt;z-index:251689984;visibility:visible;mso-wrap-style:square;mso-width-percent:0;mso-height-percent:0;mso-wrap-distance-left:9pt;mso-wrap-distance-top:0;mso-wrap-distance-right:9pt;mso-wrap-distance-bottom:0;mso-position-horizontal:absolute;mso-position-horizontal-relative:margin;mso-position-vertical:absolute;mso-position-vertical-relative:text;mso-width-percent:0;mso-height-percent:0;mso-width-relative:margin;mso-height-relative:margin;v-text-anchor:top" o:gfxdata="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" stroked="f">
                 <v:textbox inset="0,0,0,0">
@@ -8548,7 +8500,7 @@
               </wp:anchor>
             </w:drawing>
           </mc:Choice>
-          <mc:Fallback xmlns:oel="http://schemas.microsoft.com/office/2019/extlst">
+          <mc:Fallback>
             <w:pict>
               <v:shape w14:anchorId="52AE1A4A" id="Надпись 6" o:spid="_x0000_s1037" type="#_x0000_t202" style="position:absolute;left:0;text-align:left;margin-left:96.45pt;margin-top:579.3pt;width:300pt;height:25.5pt;z-index:251693056;visibility:visible;mso-wrap-style:square;mso-width-percent:0;mso-height-percent:0;mso-wrap-distance-left:9pt;mso-wrap-distance-top:0;mso-wrap-distance-right:9pt;mso-wrap-distance-bottom:0;mso-position-horizontal:absolute;mso-position-horizontal-relative:margin;mso-position-vertical:absolute;mso-position-vertical-relative:text;mso-width-percent:0;mso-height-percent:0;mso-width-relative:margin;mso-height-relative:margin;v-text-anchor:top" o:gfxdata="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" stroked="f">
                 <v:textbox inset="0,0,0,0">
@@ -9149,7 +9101,7 @@
               </wp:anchor>
             </w:drawing>
           </mc:Choice>
-          <mc:Fallback xmlns:oel="http://schemas.microsoft.com/office/2019/extlst">
+          <mc:Fallback>
             <w:pict>
               <v:shape w14:anchorId="206513C1" id="Надпись 25" o:spid="_x0000_s1038" type="#_x0000_t202" style="position:absolute;left:0;text-align:left;margin-left:410.05pt;margin-top:369.3pt;width:461.25pt;height:21.75pt;z-index:251696128;visibility:visible;mso-wrap-style:square;mso-width-percent:0;mso-height-percent:0;mso-wrap-distance-left:9pt;mso-wrap-distance-top:0;mso-wrap-distance-right:9pt;mso-wrap-distance-bottom:0;mso-position-horizontal:right;mso-position-horizontal-relative:margin;mso-position-vertical:absolute;mso-position-vertical-relative:text;mso-width-percent:0;mso-height-percent:0;mso-width-relative:margin;mso-height-relative:margin;v-text-anchor:top" o:gfxdata="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" stroked="f">
                 <v:textbox inset="0,0,0,0">
@@ -9540,7 +9492,23 @@
           <w:szCs w:val="28"/>
         </w:rPr>
         <w:lastRenderedPageBreak/>
-        <w:t xml:space="preserve">сущностью Поездка связью один ко многим по коду страны, также сущность Страна связана с сущностью Статья по коду страны. Сущность Страна связана связью один ко многим с сущностью фраза. Сущность Страна связана с сущностью Локальное приложение связью один ко многим через код страны. Сущность Категория фразы с сущностью Фраза связана связью один ко </w:t>
+        <w:t xml:space="preserve">сущностью Поездка связью один ко многим по коду страны, также сущность Страна связана с сущностью Статья по коду страны. Сущность Страна связана связью один ко многим с сущностью фраза. Сущность Страна связана </w:t>
+      </w:r>
+      <w:proofErr w:type="gramStart"/>
+      <w:r>
+        <w:rPr>
+          <w:rFonts w:cs="Times New Roman"/>
+          <w:szCs w:val="28"/>
+        </w:rPr>
+        <w:t>с сущностью</w:t>
+      </w:r>
+      <w:proofErr w:type="gramEnd"/>
+      <w:r>
+        <w:rPr>
+          <w:rFonts w:cs="Times New Roman"/>
+          <w:szCs w:val="28"/>
+        </w:rPr>
+        <w:t xml:space="preserve"> Локальное приложение связью один ко многим через код страны. Сущность Категория фразы с сущностью Фраза связана связью один ко </w:t>
       </w:r>
       <w:r>
         <w:rPr>
@@ -9727,7 +9695,7 @@
               </wp:anchor>
             </w:drawing>
           </mc:Choice>
-          <mc:Fallback xmlns:oel="http://schemas.microsoft.com/office/2019/extlst">
+          <mc:Fallback>
             <w:pict>
               <v:shape w14:anchorId="7FC21DDC" id="Надпись 28" o:spid="_x0000_s1039" type="#_x0000_t202" style="position:absolute;left:0;text-align:left;margin-left:159pt;margin-top:658.5pt;width:177pt;height:21.75pt;z-index:251700224;visibility:visible;mso-wrap-style:square;mso-width-percent:0;mso-height-percent:0;mso-wrap-distance-left:9pt;mso-wrap-distance-top:0;mso-wrap-distance-right:9pt;mso-wrap-distance-bottom:0;mso-position-horizontal:absolute;mso-position-horizontal-relative:margin;mso-position-vertical:absolute;mso-position-vertical-relative:text;mso-width-percent:0;mso-height-percent:0;mso-width-relative:margin;mso-height-relative:margin;v-text-anchor:top" o:gfxdata="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" stroked="f">
                 <v:textbox inset="0,0,0,0">
@@ -10138,7 +10106,7 @@
               </wp:anchor>
             </w:drawing>
           </mc:Choice>
-          <mc:Fallback xmlns:oel="http://schemas.microsoft.com/office/2019/extlst">
+          <mc:Fallback>
             <w:pict>
               <v:shape w14:anchorId="273DE176" id="Надпись 32" o:spid="_x0000_s1040" type="#_x0000_t202" style="position:absolute;left:0;text-align:left;margin-left:0;margin-top:439.8pt;width:185.25pt;height:21.75pt;z-index:251706368;visibility:visible;mso-wrap-style:square;mso-width-percent:0;mso-height-percent:0;mso-wrap-distance-left:9pt;mso-wrap-distance-top:0;mso-wrap-distance-right:9pt;mso-wrap-distance-bottom:0;mso-position-horizontal:center;mso-position-horizontal-relative:margin;mso-position-vertical:absolute;mso-position-vertical-relative:text;mso-width-percent:0;mso-height-percent:0;mso-width-relative:margin;mso-height-relative:margin;v-text-anchor:top" o:gfxdata="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" stroked="f">
                 <v:textbox inset="0,0,0,0">
@@ -10508,7 +10476,7 @@
               </wp:anchor>
             </w:drawing>
           </mc:Choice>
-          <mc:Fallback xmlns:oel="http://schemas.microsoft.com/office/2019/extlst">
+          <mc:Fallback>
             <w:pict>
               <v:shape w14:anchorId="201B0D83" id="Надпись 30" o:spid="_x0000_s1041" type="#_x0000_t202" style="position:absolute;left:0;text-align:left;margin-left:0;margin-top:214.15pt;width:252pt;height:21.75pt;z-index:251703296;visibility:visible;mso-wrap-style:square;mso-width-percent:0;mso-height-percent:0;mso-wrap-distance-left:9pt;mso-wrap-distance-top:0;mso-wrap-distance-right:9pt;mso-wrap-distance-bottom:0;mso-position-horizontal:center;mso-position-horizontal-relative:margin;mso-position-vertical:absolute;mso-position-vertical-relative:text;mso-width-percent:0;mso-height-percent:0;mso-width-relative:margin;mso-height-relative:margin;v-text-anchor:top" o:gfxdata="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" stroked="f">
                 <v:textbox inset="0,0,0,0">
@@ -10932,7 +10900,7 @@
               </wp:anchor>
             </w:drawing>
           </mc:Choice>
-          <mc:Fallback xmlns:oel="http://schemas.microsoft.com/office/2019/extlst">
+          <mc:Fallback>
             <w:pict>
               <v:shape w14:anchorId="61D5C8FC" id="Надпись 34" o:spid="_x0000_s1042" type="#_x0000_t202" style="position:absolute;left:0;text-align:left;margin-left:136.4pt;margin-top:142.05pt;width:223.5pt;height:21.75pt;z-index:251709440;visibility:visible;mso-wrap-style:square;mso-width-percent:0;mso-height-percent:0;mso-wrap-distance-left:9pt;mso-wrap-distance-top:0;mso-wrap-distance-right:9pt;mso-wrap-distance-bottom:0;mso-position-horizontal:absolute;mso-position-horizontal-relative:margin;mso-position-vertical:absolute;mso-position-vertical-relative:text;mso-width-percent:0;mso-height-percent:0;mso-width-relative:margin;mso-height-relative:margin;v-text-anchor:top" o:gfxdata="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" stroked="f">
                 <v:textbox inset="0,0,0,0">
@@ -11377,7 +11345,7 @@
               </wp:anchor>
             </w:drawing>
           </mc:Choice>
-          <mc:Fallback xmlns:oel="http://schemas.microsoft.com/office/2019/extlst">
+          <mc:Fallback>
             <w:pict>
               <v:shape w14:anchorId="49D55103" id="Надпись 37" o:spid="_x0000_s1043" type="#_x0000_t202" style="position:absolute;left:0;text-align:left;margin-left:0;margin-top:203.1pt;width:246pt;height:21.75pt;z-index:251712512;visibility:visible;mso-wrap-style:square;mso-width-percent:0;mso-height-percent:0;mso-wrap-distance-left:9pt;mso-wrap-distance-top:0;mso-wrap-distance-right:9pt;mso-wrap-distance-bottom:0;mso-position-horizontal:center;mso-position-horizontal-relative:margin;mso-position-vertical:absolute;mso-position-vertical-relative:text;mso-width-percent:0;mso-height-percent:0;mso-width-relative:margin;mso-height-relative:margin;v-text-anchor:top" o:gfxdata="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" stroked="f">
                 <v:textbox inset="0,0,0,0">
@@ -11492,27 +11460,7 @@
                           <w:sz w:val="28"/>
                           <w:szCs w:val="28"/>
                         </w:rPr>
-                        <w:t xml:space="preserve"> </w:t>
-                      </w:r>
-                      <w:r>
-                        <w:rPr>
-                          <w:b w:val="0"/>
-                          <w:bCs w:val="0"/>
-                          <w:color w:val="auto"/>
-                          <w:sz w:val="28"/>
-                          <w:szCs w:val="28"/>
-                        </w:rPr>
-                        <w:t>раздел</w:t>
-                      </w:r>
-                      <w:r>
-                        <w:rPr>
-                          <w:b w:val="0"/>
-                          <w:bCs w:val="0"/>
-                          <w:color w:val="auto"/>
-                          <w:sz w:val="28"/>
-                          <w:szCs w:val="28"/>
-                        </w:rPr>
-                        <w:t xml:space="preserve"> с</w:t>
+                        <w:t xml:space="preserve"> раздел с</w:t>
                       </w:r>
                       <w:r>
                         <w:rPr>
@@ -11875,7 +11823,7 @@
               </wp:anchor>
             </w:drawing>
           </mc:Choice>
-          <mc:Fallback xmlns:oel="http://schemas.microsoft.com/office/2019/extlst">
+          <mc:Fallback>
             <w:pict>
               <v:shape w14:anchorId="1B907DF9" id="Надпись 39" o:spid="_x0000_s1044" type="#_x0000_t202" style="position:absolute;left:0;text-align:left;margin-left:0;margin-top:216.3pt;width:186.75pt;height:21.75pt;z-index:251715584;visibility:visible;mso-wrap-style:square;mso-width-percent:0;mso-height-percent:0;mso-wrap-distance-left:9pt;mso-wrap-distance-top:0;mso-wrap-distance-right:9pt;mso-wrap-distance-bottom:0;mso-position-horizontal:center;mso-position-horizontal-relative:margin;mso-position-vertical:absolute;mso-position-vertical-relative:text;mso-width-percent:0;mso-height-percent:0;mso-width-relative:margin;mso-height-relative:margin;v-text-anchor:top" o:gfxdata="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" stroked="f">
                 <v:textbox inset="0,0,0,0">
@@ -12175,11 +12123,7 @@
           </mc:Choice>
           <mc:Fallback>
             <w:pict>
-              <v:shapetype w14:anchorId="1559E418" id="_x0000_t202" coordsize="21600,21600" o:spt="202" path="m,l,21600r21600,l21600,xe">
-                <v:stroke joinstyle="miter"/>
-                <v:path gradientshapeok="t" o:connecttype="rect"/>
-              </v:shapetype>
-              <v:shape id="Надпись 46" o:spid="_x0000_s1045" type="#_x0000_t202" style="position:absolute;left:0;text-align:left;margin-left:0;margin-top:670.05pt;width:228pt;height:21.75pt;z-index:251727872;visibility:visible;mso-wrap-style:square;mso-width-percent:0;mso-height-percent:0;mso-wrap-distance-left:9pt;mso-wrap-distance-top:0;mso-wrap-distance-right:9pt;mso-wrap-distance-bottom:0;mso-position-horizontal:center;mso-position-horizontal-relative:page;mso-position-vertical:absolute;mso-position-vertical-relative:text;mso-width-percent:0;mso-height-percent:0;mso-width-relative:margin;mso-height-relative:margin;v-text-anchor:top" o:gfxdata="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" stroked="f">
+              <v:shape w14:anchorId="1559E418" id="Надпись 46" o:spid="_x0000_s1045" type="#_x0000_t202" style="position:absolute;left:0;text-align:left;margin-left:0;margin-top:670.05pt;width:228pt;height:21.75pt;z-index:251727872;visibility:visible;mso-wrap-style:square;mso-width-percent:0;mso-height-percent:0;mso-wrap-distance-left:9pt;mso-wrap-distance-top:0;mso-wrap-distance-right:9pt;mso-wrap-distance-bottom:0;mso-position-horizontal:center;mso-position-horizontal-relative:page;mso-position-vertical:absolute;mso-position-vertical-relative:text;mso-width-percent:0;mso-height-percent:0;mso-width-relative:margin;mso-height-relative:margin;v-text-anchor:top" o:gfxdata="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" stroked="f">
                 <v:textbox inset="0,0,0,0">
                   <w:txbxContent>
                     <w:p>
@@ -12255,17 +12199,7 @@
                           <w:sz w:val="28"/>
                           <w:szCs w:val="28"/>
                         </w:rPr>
-                        <w:t xml:space="preserve"> добавление </w:t>
-                      </w:r>
-                      <w:r>
-                        <w:rPr>
-                          <w:b w:val="0"/>
-                          <w:bCs w:val="0"/>
-                          <w:color w:val="auto"/>
-                          <w:sz w:val="28"/>
-                          <w:szCs w:val="28"/>
-                        </w:rPr>
-                        <w:t>приложений</w:t>
+                        <w:t xml:space="preserve"> добавление приложений</w:t>
                       </w:r>
                     </w:p>
                   </w:txbxContent>
@@ -12482,7 +12416,7 @@
           </mc:Choice>
           <mc:Fallback>
             <w:pict>
-              <v:shape w14:anchorId="59040926" id="Надпись 44" o:spid="_x0000_s1046" type="#_x0000_t202" style="position:absolute;left:0;text-align:left;margin-left:0;margin-top:503.5pt;width:189pt;height:21.75pt;z-index:251724800;visibility:visible;mso-wrap-style:square;mso-width-percent:0;mso-height-percent:0;mso-wrap-distance-left:9pt;mso-wrap-distance-top:0;mso-wrap-distance-right:9pt;mso-wrap-distance-bottom:0;mso-position-horizontal:center;mso-position-horizontal-relative:page;mso-position-vertical:absolute;mso-position-vertical-relative:text;mso-width-percent:0;mso-height-percent:0;mso-width-relative:margin;mso-height-relative:margin;v-text-anchor:top" o:gfxdata="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" stroked="f">
+              <v:shape w14:anchorId="59040926" id="Надпись 44" o:spid="_x0000_s1046" type="#_x0000_t202" style="position:absolute;left:0;text-align:left;margin-left:0;margin-top:503.5pt;width:189pt;height:21.75pt;z-index:251724800;visibility:visible;mso-wrap-style:square;mso-width-percent:0;mso-height-percent:0;mso-wrap-distance-left:9pt;mso-wrap-distance-top:0;mso-wrap-distance-right:9pt;mso-wrap-distance-bottom:0;mso-position-horizontal:center;mso-position-horizontal-relative:page;mso-position-vertical:absolute;mso-position-vertical-relative:text;mso-width-percent:0;mso-height-percent:0;mso-width-relative:margin;mso-height-relative:margin;v-text-anchor:top" o:gfxdata="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" stroked="f">
                 <v:textbox inset="0,0,0,0">
                   <w:txbxContent>
                     <w:p>
@@ -12558,17 +12492,7 @@
                           <w:sz w:val="28"/>
                           <w:szCs w:val="28"/>
                         </w:rPr>
-                        <w:t xml:space="preserve"> добавление </w:t>
-                      </w:r>
-                      <w:r>
-                        <w:rPr>
-                          <w:b w:val="0"/>
-                          <w:bCs w:val="0"/>
-                          <w:color w:val="auto"/>
-                          <w:sz w:val="28"/>
-                          <w:szCs w:val="28"/>
-                        </w:rPr>
-                        <w:t>статей</w:t>
+                        <w:t xml:space="preserve"> добавление статей</w:t>
                       </w:r>
                     </w:p>
                   </w:txbxContent>
@@ -12778,7 +12702,7 @@
           </mc:Choice>
           <mc:Fallback>
             <w:pict>
-              <v:shape w14:anchorId="17C4E9BA" id="Надпись 42" o:spid="_x0000_s1047" type="#_x0000_t202" style="position:absolute;left:0;text-align:left;margin-left:114pt;margin-top:352.8pt;width:189pt;height:21.75pt;z-index:251721728;visibility:visible;mso-wrap-style:square;mso-width-percent:0;mso-height-percent:0;mso-wrap-distance-left:9pt;mso-wrap-distance-top:0;mso-wrap-distance-right:9pt;mso-wrap-distance-bottom:0;mso-position-horizontal:absolute;mso-position-horizontal-relative:margin;mso-position-vertical:absolute;mso-position-vertical-relative:text;mso-width-percent:0;mso-height-percent:0;mso-width-relative:margin;mso-height-relative:margin;v-text-anchor:top" o:gfxdata="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" stroked="f">
+              <v:shape w14:anchorId="17C4E9BA" id="Надпись 42" o:spid="_x0000_s1047" type="#_x0000_t202" style="position:absolute;left:0;text-align:left;margin-left:114pt;margin-top:352.8pt;width:189pt;height:21.75pt;z-index:251721728;visibility:visible;mso-wrap-style:square;mso-width-percent:0;mso-height-percent:0;mso-wrap-distance-left:9pt;mso-wrap-distance-top:0;mso-wrap-distance-right:9pt;mso-wrap-distance-bottom:0;mso-position-horizontal:absolute;mso-position-horizontal-relative:margin;mso-position-vertical:absolute;mso-position-vertical-relative:text;mso-width-percent:0;mso-height-percent:0;mso-width-relative:margin;mso-height-relative:margin;v-text-anchor:top" o:gfxdata="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" stroked="f">
                 <v:textbox inset="0,0,0,0">
                   <w:txbxContent>
                     <w:p>
@@ -12854,17 +12778,7 @@
                           <w:sz w:val="28"/>
                           <w:szCs w:val="28"/>
                         </w:rPr>
-                        <w:t xml:space="preserve"> добавление </w:t>
-                      </w:r>
-                      <w:r>
-                        <w:rPr>
-                          <w:b w:val="0"/>
-                          <w:bCs w:val="0"/>
-                          <w:color w:val="auto"/>
-                          <w:sz w:val="28"/>
-                          <w:szCs w:val="28"/>
-                        </w:rPr>
-                        <w:t>фраз</w:t>
+                        <w:t xml:space="preserve"> добавление фраз</w:t>
                       </w:r>
                     </w:p>
                   </w:txbxContent>
@@ -13054,7 +12968,7 @@
           </mc:Choice>
           <mc:Fallback>
             <w:pict>
-              <v:shape w14:anchorId="3C054E8A" id="Надпись 40" o:spid="_x0000_s1048" type="#_x0000_t202" style="position:absolute;left:0;text-align:left;margin-left:0;margin-top:166.8pt;width:216.75pt;height:21.75pt;z-index:251718656;visibility:visible;mso-wrap-style:square;mso-width-percent:0;mso-height-percent:0;mso-wrap-distance-left:9pt;mso-wrap-distance-top:0;mso-wrap-distance-right:9pt;mso-wrap-distance-bottom:0;mso-position-horizontal:center;mso-position-horizontal-relative:page;mso-position-vertical:absolute;mso-position-vertical-relative:text;mso-width-percent:0;mso-height-percent:0;mso-width-relative:margin;mso-height-relative:margin;v-text-anchor:top" o:gfxdata="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" stroked="f">
+              <v:shape w14:anchorId="3C054E8A" id="Надпись 40" o:spid="_x0000_s1048" type="#_x0000_t202" style="position:absolute;left:0;text-align:left;margin-left:0;margin-top:166.8pt;width:216.75pt;height:21.75pt;z-index:251718656;visibility:visible;mso-wrap-style:square;mso-width-percent:0;mso-height-percent:0;mso-wrap-distance-left:9pt;mso-wrap-distance-top:0;mso-wrap-distance-right:9pt;mso-wrap-distance-bottom:0;mso-position-horizontal:center;mso-position-horizontal-relative:page;mso-position-vertical:absolute;mso-position-vertical-relative:text;mso-width-percent:0;mso-height-percent:0;mso-width-relative:margin;mso-height-relative:margin;v-text-anchor:top" o:gfxdata="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" stroked="f">
                 <v:textbox inset="0,0,0,0">
                   <w:txbxContent>
                     <w:p>
@@ -13090,17 +13004,7 @@
                           <w:sz w:val="28"/>
                           <w:szCs w:val="28"/>
                         </w:rPr>
-                        <w:t>20</w:t>
-                      </w:r>
-                      <w:r>
-                        <w:rPr>
-                          <w:b w:val="0"/>
-                          <w:bCs w:val="0"/>
-                          <w:color w:val="auto"/>
-                          <w:sz w:val="28"/>
-                          <w:szCs w:val="28"/>
-                        </w:rPr>
-                        <w:t xml:space="preserve"> </w:t>
+                        <w:t xml:space="preserve">20 </w:t>
                       </w:r>
                       <w:r>
                         <w:rPr>
@@ -13120,17 +13024,7 @@
                           <w:sz w:val="28"/>
                           <w:szCs w:val="28"/>
                         </w:rPr>
-                        <w:t xml:space="preserve"> </w:t>
-                      </w:r>
-                      <w:r>
-                        <w:rPr>
-                          <w:b w:val="0"/>
-                          <w:bCs w:val="0"/>
-                          <w:color w:val="auto"/>
-                          <w:sz w:val="28"/>
-                          <w:szCs w:val="28"/>
-                        </w:rPr>
-                        <w:t>добавление категорий</w:t>
+                        <w:t xml:space="preserve"> добавление категорий</w:t>
                       </w:r>
                     </w:p>
                   </w:txbxContent>
@@ -13220,9 +13114,10 @@
     <w:p/>
     <w:p>
       <w:pPr>
-        <w:spacing w:after="160" w:line="259" w:lineRule="auto"/>
-        <w:ind w:firstLine="0"/>
-        <w:jc w:val="left"/>
+        <w:pStyle w:val="2"/>
+        <w:rPr>
+          <w:lang w:val="en-US"/>
+        </w:rPr>
       </w:pPr>
       <w:r>
         <w:rPr>
@@ -13232,13 +13127,13 @@
         <mc:AlternateContent>
           <mc:Choice Requires="wps">
             <w:drawing>
-              <wp:anchor distT="0" distB="0" distL="114300" distR="114300" simplePos="0" relativeHeight="251738112" behindDoc="0" locked="0" layoutInCell="1" allowOverlap="1" wp14:anchorId="245816BF" wp14:editId="324B715E">
+              <wp:anchor distT="0" distB="0" distL="114300" distR="114300" simplePos="0" relativeHeight="251738112" behindDoc="0" locked="0" layoutInCell="1" allowOverlap="1" wp14:anchorId="245816BF" wp14:editId="78D9091D">
                 <wp:simplePos x="0" y="0"/>
                 <wp:positionH relativeFrom="page">
                   <wp:align>center</wp:align>
                 </wp:positionH>
                 <wp:positionV relativeFrom="paragraph">
-                  <wp:posOffset>5347335</wp:posOffset>
+                  <wp:posOffset>5366385</wp:posOffset>
                 </wp:positionV>
                 <wp:extent cx="2343150" cy="276225"/>
                 <wp:effectExtent l="0" t="0" r="0" b="9525"/>
@@ -13339,17 +13234,7 @@
                                 <w:sz w:val="28"/>
                                 <w:szCs w:val="28"/>
                               </w:rPr>
-                              <w:t xml:space="preserve"> </w:t>
-                            </w:r>
-                            <w:r>
-                              <w:rPr>
-                                <w:b w:val="0"/>
-                                <w:bCs w:val="0"/>
-                                <w:color w:val="auto"/>
-                                <w:sz w:val="28"/>
-                                <w:szCs w:val="28"/>
-                              </w:rPr>
-                              <w:t>редактирование</w:t>
+                              <w:t xml:space="preserve"> редактирование</w:t>
                             </w:r>
                           </w:p>
                         </w:txbxContent>
@@ -13378,7 +13263,7 @@
                 <v:stroke joinstyle="miter"/>
                 <v:path gradientshapeok="t" o:connecttype="rect"/>
               </v:shapetype>
-              <v:shape id="Надпись 53" o:spid="_x0000_s1049" type="#_x0000_t202" style="position:absolute;margin-left:0;margin-top:421.05pt;width:184.5pt;height:21.75pt;z-index:251738112;visibility:visible;mso-wrap-style:square;mso-width-percent:0;mso-height-percent:0;mso-wrap-distance-left:9pt;mso-wrap-distance-top:0;mso-wrap-distance-right:9pt;mso-wrap-distance-bottom:0;mso-position-horizontal:center;mso-position-horizontal-relative:page;mso-position-vertical:absolute;mso-position-vertical-relative:text;mso-width-percent:0;mso-height-percent:0;mso-width-relative:margin;mso-height-relative:margin;v-text-anchor:top" o:gfxdata="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" stroked="f">
+              <v:shape id="Надпись 53" o:spid="_x0000_s1049" type="#_x0000_t202" style="position:absolute;left:0;text-align:left;margin-left:0;margin-top:422.55pt;width:184.5pt;height:21.75pt;z-index:251738112;visibility:visible;mso-wrap-style:square;mso-width-percent:0;mso-height-percent:0;mso-wrap-distance-left:9pt;mso-wrap-distance-top:0;mso-wrap-distance-right:9pt;mso-wrap-distance-bottom:0;mso-position-horizontal:center;mso-position-horizontal-relative:page;mso-position-vertical:absolute;mso-position-vertical-relative:text;mso-width-percent:0;mso-height-percent:0;mso-width-relative:margin;mso-height-relative:margin;v-text-anchor:top" o:gfxdata="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" stroked="f">
                 <v:textbox inset="0,0,0,0">
                   <w:txbxContent>
                     <w:p>
@@ -13454,17 +13339,7 @@
                           <w:sz w:val="28"/>
                           <w:szCs w:val="28"/>
                         </w:rPr>
-                        <w:t xml:space="preserve"> </w:t>
-                      </w:r>
-                      <w:r>
-                        <w:rPr>
-                          <w:b w:val="0"/>
-                          <w:bCs w:val="0"/>
-                          <w:color w:val="auto"/>
-                          <w:sz w:val="28"/>
-                          <w:szCs w:val="28"/>
-                        </w:rPr>
-                        <w:t>редактирование</w:t>
+                        <w:t xml:space="preserve"> редактирование</w:t>
                       </w:r>
                     </w:p>
                   </w:txbxContent>
@@ -13476,6 +13351,9 @@
         </mc:AlternateContent>
       </w:r>
       <w:r>
+        <w:rPr>
+          <w:noProof/>
+        </w:rPr>
         <w:drawing>
           <wp:anchor distT="0" distB="0" distL="114300" distR="114300" simplePos="0" relativeHeight="251736064" behindDoc="0" locked="0" layoutInCell="1" allowOverlap="1" wp14:anchorId="5A38C689" wp14:editId="600AD31E">
             <wp:simplePos x="0" y="0"/>
@@ -13646,17 +13524,7 @@
                                 <w:sz w:val="28"/>
                                 <w:szCs w:val="28"/>
                               </w:rPr>
-                              <w:t xml:space="preserve"> </w:t>
-                            </w:r>
-                            <w:r>
-                              <w:rPr>
-                                <w:b w:val="0"/>
-                                <w:bCs w:val="0"/>
-                                <w:color w:val="auto"/>
-                                <w:sz w:val="28"/>
-                                <w:szCs w:val="28"/>
-                              </w:rPr>
-                              <w:t>подтверждение удаления</w:t>
+                              <w:t xml:space="preserve"> подтверждение удаления</w:t>
                             </w:r>
                           </w:p>
                         </w:txbxContent>
@@ -13681,7 +13549,7 @@
           </mc:Choice>
           <mc:Fallback>
             <w:pict>
-              <v:shape w14:anchorId="387E2C25" id="Надпись 51" o:spid="_x0000_s1050" type="#_x0000_t202" style="position:absolute;margin-left:200.25pt;margin-top:235.05pt;width:231pt;height:21.75pt;z-index:251735040;visibility:visible;mso-wrap-style:square;mso-width-percent:0;mso-height-percent:0;mso-wrap-distance-left:9pt;mso-wrap-distance-top:0;mso-wrap-distance-right:9pt;mso-wrap-distance-bottom:0;mso-position-horizontal:absolute;mso-position-horizontal-relative:page;mso-position-vertical:absolute;mso-position-vertical-relative:text;mso-width-percent:0;mso-height-percent:0;mso-width-relative:margin;mso-height-relative:margin;v-text-anchor:top" o:gfxdata="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" stroked="f">
+              <v:shape w14:anchorId="387E2C25" id="Надпись 51" o:spid="_x0000_s1050" type="#_x0000_t202" style="position:absolute;margin-left:200.25pt;margin-top:235.05pt;width:231pt;height:21.75pt;z-index:251735040;visibility:visible;mso-wrap-style:square;mso-width-percent:0;mso-height-percent:0;mso-wrap-distance-left:9pt;mso-wrap-distance-top:0;mso-wrap-distance-right:9pt;mso-wrap-distance-bottom:0;mso-position-horizontal:absolute;mso-position-horizontal-relative:page;mso-position-vertical:absolute;mso-position-vertical-relative:text;mso-width-percent:0;mso-height-percent:0;mso-width-relative:margin;mso-height-relative:margin;v-text-anchor:top" o:gfxdata="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" stroked="f">
                 <v:textbox inset="0,0,0,0">
                   <w:txbxContent>
                     <w:p>
@@ -13757,17 +13625,7 @@
                           <w:sz w:val="28"/>
                           <w:szCs w:val="28"/>
                         </w:rPr>
-                        <w:t xml:space="preserve"> </w:t>
-                      </w:r>
-                      <w:r>
-                        <w:rPr>
-                          <w:b w:val="0"/>
-                          <w:bCs w:val="0"/>
-                          <w:color w:val="auto"/>
-                          <w:sz w:val="28"/>
-                          <w:szCs w:val="28"/>
-                        </w:rPr>
-                        <w:t>подтверждение удаления</w:t>
+                        <w:t xml:space="preserve"> подтверждение удаления</w:t>
                       </w:r>
                     </w:p>
                   </w:txbxContent>
@@ -13779,6 +13637,9 @@
         </mc:AlternateContent>
       </w:r>
       <w:r>
+        <w:rPr>
+          <w:noProof/>
+        </w:rPr>
         <w:drawing>
           <wp:anchor distT="0" distB="0" distL="114300" distR="114300" simplePos="0" relativeHeight="251732992" behindDoc="0" locked="0" layoutInCell="1" allowOverlap="1" wp14:anchorId="116CB327" wp14:editId="4DCF3042">
             <wp:simplePos x="0" y="0"/>
@@ -13984,7 +13845,7 @@
           </mc:Choice>
           <mc:Fallback>
             <w:pict>
-              <v:shape w14:anchorId="7D2711C5" id="Надпись 48" o:spid="_x0000_s1051" type="#_x0000_t202" style="position:absolute;margin-left:0;margin-top:106.8pt;width:195pt;height:21.75pt;z-index:251730944;visibility:visible;mso-wrap-style:square;mso-width-percent:0;mso-height-percent:0;mso-wrap-distance-left:9pt;mso-wrap-distance-top:0;mso-wrap-distance-right:9pt;mso-wrap-distance-bottom:0;mso-position-horizontal:center;mso-position-horizontal-relative:margin;mso-position-vertical:absolute;mso-position-vertical-relative:text;mso-width-percent:0;mso-height-percent:0;mso-width-relative:margin;mso-height-relative:margin;v-text-anchor:top" o:gfxdata="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" stroked="f">
+              <v:shape w14:anchorId="7D2711C5" id="Надпись 48" o:spid="_x0000_s1051" type="#_x0000_t202" style="position:absolute;margin-left:0;margin-top:106.8pt;width:195pt;height:21.75pt;z-index:251730944;visibility:visible;mso-wrap-style:square;mso-width-percent:0;mso-height-percent:0;mso-wrap-distance-left:9pt;mso-wrap-distance-top:0;mso-wrap-distance-right:9pt;mso-wrap-distance-bottom:0;mso-position-horizontal:center;mso-position-horizontal-relative:margin;mso-position-vertical:absolute;mso-position-vertical-relative:text;mso-width-percent:0;mso-height-percent:0;mso-width-relative:margin;mso-height-relative:margin;v-text-anchor:top" o:gfxdata="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" stroked="f">
                 <v:textbox inset="0,0,0,0">
                   <w:txbxContent>
                     <w:p>
@@ -14082,6 +13943,9 @@
         </mc:AlternateContent>
       </w:r>
       <w:r>
+        <w:rPr>
+          <w:noProof/>
+        </w:rPr>
         <w:drawing>
           <wp:anchor distT="0" distB="0" distL="114300" distR="114300" simplePos="0" relativeHeight="251731968" behindDoc="0" locked="0" layoutInCell="1" allowOverlap="1" wp14:anchorId="26F8355A" wp14:editId="2C441A84">
             <wp:simplePos x="0" y="0"/>
@@ -14138,13 +14002,544 @@
           </wp:anchor>
         </w:drawing>
       </w:r>
+    </w:p>
+    <w:p>
+      <w:r>
+        <w:t xml:space="preserve">Был сделан </w:t>
+      </w:r>
+      <w:r>
+        <w:rPr>
+          <w:lang w:val="en-US"/>
+        </w:rPr>
+        <w:t>merge</w:t>
+      </w:r>
+      <w:r>
+        <w:t xml:space="preserve"> </w:t>
+      </w:r>
+      <w:r>
+        <w:t xml:space="preserve">между ветками </w:t>
+      </w:r>
+      <w:proofErr w:type="spellStart"/>
+      <w:r>
+        <w:rPr>
+          <w:lang w:val="en-US"/>
+        </w:rPr>
+        <w:t>developA</w:t>
+      </w:r>
+      <w:proofErr w:type="spellEnd"/>
+      <w:r>
+        <w:t xml:space="preserve"> </w:t>
+      </w:r>
+      <w:r>
+        <w:t xml:space="preserve">и </w:t>
+      </w:r>
+      <w:r>
+        <w:rPr>
+          <w:lang w:val="en-US"/>
+        </w:rPr>
+        <w:t>develop</w:t>
+      </w:r>
+      <w:r>
+        <w:t>, так же при слиянии веток были устранены конфликты.</w:t>
+      </w:r>
+    </w:p>
+    <w:p>
+      <w:pPr>
+        <w:spacing w:after="160" w:line="259" w:lineRule="auto"/>
+        <w:ind w:firstLine="0"/>
+        <w:jc w:val="left"/>
+      </w:pPr>
       <w:r>
         <w:br w:type="page"/>
       </w:r>
     </w:p>
-    <w:p/>
+    <w:p>
+      <w:pPr>
+        <w:pStyle w:val="2"/>
+      </w:pPr>
+      <w:r>
+        <w:t>2.</w:t>
+      </w:r>
+      <w:r>
+        <w:t>6</w:t>
+      </w:r>
+      <w:r>
+        <w:t xml:space="preserve"> </w:t>
+      </w:r>
+      <w:r>
+        <w:t>Объединение двух рабочих версий</w:t>
+      </w:r>
+    </w:p>
+    <w:p>
+      <w:pPr>
+        <w:rPr>
+          <w:lang w:val="en-US"/>
+        </w:rPr>
+      </w:pPr>
+      <w:r>
+        <w:t xml:space="preserve">Был сделан </w:t>
+      </w:r>
+      <w:r>
+        <w:rPr>
+          <w:lang w:val="en-US"/>
+        </w:rPr>
+        <w:t>merge</w:t>
+      </w:r>
+      <w:r>
+        <w:t xml:space="preserve"> </w:t>
+      </w:r>
+      <w:r>
+        <w:t xml:space="preserve">между ветками </w:t>
+      </w:r>
+      <w:proofErr w:type="spellStart"/>
+      <w:r>
+        <w:rPr>
+          <w:lang w:val="en-US"/>
+        </w:rPr>
+        <w:t>developA</w:t>
+      </w:r>
+      <w:proofErr w:type="spellEnd"/>
+      <w:r>
+        <w:t xml:space="preserve"> </w:t>
+      </w:r>
+      <w:r>
+        <w:t xml:space="preserve">и </w:t>
+      </w:r>
+      <w:r>
+        <w:rPr>
+          <w:lang w:val="en-US"/>
+        </w:rPr>
+        <w:t>develop</w:t>
+      </w:r>
+      <w:r>
+        <w:t>, так же при слиянии веток были устранены конфликты.</w:t>
+      </w:r>
+    </w:p>
+    <w:p>
+      <w:pPr>
+        <w:autoSpaceDE w:val="0"/>
+        <w:autoSpaceDN w:val="0"/>
+        <w:adjustRightInd w:val="0"/>
+        <w:spacing w:line="240" w:lineRule="auto"/>
+        <w:ind w:firstLine="708"/>
+        <w:rPr>
+          <w:rFonts w:cs="Times New Roman"/>
+          <w:szCs w:val="28"/>
+        </w:rPr>
+      </w:pPr>
+      <w:r>
+        <w:t xml:space="preserve">Для этого была создана новая ветка от нужного коммита с помощью команды </w:t>
+      </w:r>
+      <w:proofErr w:type="spellStart"/>
+      <w:r>
+        <w:rPr>
+          <w:rFonts w:ascii="Lucida Console" w:hAnsi="Lucida Console" w:cs="Lucida Console"/>
+          <w:sz w:val="18"/>
+          <w:szCs w:val="18"/>
+        </w:rPr>
+        <w:t>git</w:t>
+      </w:r>
+      <w:proofErr w:type="spellEnd"/>
+      <w:r>
+        <w:rPr>
+          <w:rFonts w:ascii="Lucida Console" w:hAnsi="Lucida Console" w:cs="Lucida Console"/>
+          <w:sz w:val="18"/>
+          <w:szCs w:val="18"/>
+        </w:rPr>
+        <w:t xml:space="preserve"> </w:t>
+      </w:r>
+      <w:proofErr w:type="spellStart"/>
+      <w:r>
+        <w:rPr>
+          <w:rFonts w:ascii="Lucida Console" w:hAnsi="Lucida Console" w:cs="Lucida Console"/>
+          <w:sz w:val="18"/>
+          <w:szCs w:val="18"/>
+        </w:rPr>
+        <w:t>checkout</w:t>
+      </w:r>
+      <w:proofErr w:type="spellEnd"/>
+      <w:r>
+        <w:rPr>
+          <w:rFonts w:ascii="Lucida Console" w:hAnsi="Lucida Console" w:cs="Lucida Console"/>
+          <w:sz w:val="18"/>
+          <w:szCs w:val="18"/>
+        </w:rPr>
+        <w:t xml:space="preserve"> -b </w:t>
+      </w:r>
+      <w:proofErr w:type="spellStart"/>
+      <w:r>
+        <w:rPr>
+          <w:rFonts w:ascii="Lucida Console" w:hAnsi="Lucida Console" w:cs="Lucida Console"/>
+          <w:sz w:val="18"/>
+          <w:szCs w:val="18"/>
+        </w:rPr>
+        <w:t>temp-merge</w:t>
+      </w:r>
+      <w:proofErr w:type="spellEnd"/>
+      <w:r>
+        <w:rPr>
+          <w:rFonts w:ascii="Lucida Console" w:hAnsi="Lucida Console" w:cs="Lucida Console"/>
+          <w:sz w:val="18"/>
+          <w:szCs w:val="18"/>
+        </w:rPr>
+        <w:t xml:space="preserve"> 9ef94f56767185f400d0e069f28d1df968511e44</w:t>
+      </w:r>
+      <w:r>
+        <w:rPr>
+          <w:rFonts w:ascii="Lucida Console" w:hAnsi="Lucida Console" w:cs="Lucida Console"/>
+          <w:sz w:val="18"/>
+          <w:szCs w:val="18"/>
+        </w:rPr>
+        <w:t xml:space="preserve"> </w:t>
+      </w:r>
+    </w:p>
+    <w:p>
+      <w:pPr>
+        <w:ind w:firstLine="0"/>
+      </w:pPr>
+      <w:r>
+        <w:t xml:space="preserve">и сделан </w:t>
+      </w:r>
+      <w:r>
+        <w:rPr>
+          <w:lang w:val="en-US"/>
+        </w:rPr>
+        <w:t>merge</w:t>
+      </w:r>
+      <w:r>
+        <w:t xml:space="preserve"> </w:t>
+      </w:r>
+      <w:r>
+        <w:t>со временной веткой. Далее были разрешены все конфликты (удалены ненужные файлы</w:t>
+      </w:r>
+      <w:r>
+        <w:t>, удалены маркеры и объединены изменения вручную</w:t>
+      </w:r>
+      <w:r>
+        <w:t>).</w:t>
+      </w:r>
+    </w:p>
+    <w:p>
+      <w:pPr>
+        <w:spacing w:after="160" w:line="259" w:lineRule="auto"/>
+        <w:ind w:firstLine="0"/>
+        <w:jc w:val="left"/>
+      </w:pPr>
+      <w:r>
+        <w:br w:type="page"/>
+      </w:r>
+    </w:p>
+    <w:p>
+      <w:pPr>
+        <w:ind w:firstLine="0"/>
+      </w:pPr>
+      <w:r>
+        <w:rPr>
+          <w:noProof/>
+        </w:rPr>
+        <w:lastRenderedPageBreak/>
+        <mc:AlternateContent>
+          <mc:Choice Requires="wps">
+            <w:drawing>
+              <wp:anchor distT="0" distB="0" distL="114300" distR="114300" simplePos="0" relativeHeight="251741184" behindDoc="0" locked="0" layoutInCell="1" allowOverlap="1" wp14:anchorId="55DEB5CE" wp14:editId="724BD573">
+                <wp:simplePos x="0" y="0"/>
+                <wp:positionH relativeFrom="margin">
+                  <wp:align>center</wp:align>
+                </wp:positionH>
+                <wp:positionV relativeFrom="paragraph">
+                  <wp:posOffset>2945765</wp:posOffset>
+                </wp:positionV>
+                <wp:extent cx="3276600" cy="276225"/>
+                <wp:effectExtent l="0" t="0" r="0" b="9525"/>
+                <wp:wrapTopAndBottom/>
+                <wp:docPr id="54" name="Надпись 54"/>
+                <wp:cNvGraphicFramePr/>
+                <a:graphic xmlns:a="http://schemas.openxmlformats.org/drawingml/2006/main">
+                  <a:graphicData uri="http://schemas.microsoft.com/office/word/2010/wordprocessingShape">
+                    <wps:wsp>
+                      <wps:cNvSpPr txBox="1"/>
+                      <wps:spPr>
+                        <a:xfrm>
+                          <a:off x="0" y="0"/>
+                          <a:ext cx="3276600" cy="276225"/>
+                        </a:xfrm>
+                        <a:prstGeom prst="rect">
+                          <a:avLst/>
+                        </a:prstGeom>
+                        <a:solidFill>
+                          <a:prstClr val="white"/>
+                        </a:solidFill>
+                        <a:ln>
+                          <a:noFill/>
+                        </a:ln>
+                      </wps:spPr>
+                      <wps:txbx>
+                        <w:txbxContent>
+                          <w:p>
+                            <w:pPr>
+                              <w:pStyle w:val="af1"/>
+                              <w:ind w:firstLine="0"/>
+                              <w:rPr>
+                                <w:rFonts w:cs="Times New Roman"/>
+                                <w:b w:val="0"/>
+                                <w:bCs w:val="0"/>
+                                <w:i/>
+                                <w:iCs/>
+                                <w:color w:val="auto"/>
+                                <w:sz w:val="28"/>
+                                <w:szCs w:val="28"/>
+                              </w:rPr>
+                            </w:pPr>
+                            <w:r>
+                              <w:rPr>
+                                <w:b w:val="0"/>
+                                <w:bCs w:val="0"/>
+                                <w:color w:val="auto"/>
+                                <w:sz w:val="28"/>
+                                <w:szCs w:val="28"/>
+                              </w:rPr>
+                              <w:t xml:space="preserve">Рисунок </w:t>
+                            </w:r>
+                            <w:r>
+                              <w:rPr>
+                                <w:b w:val="0"/>
+                                <w:bCs w:val="0"/>
+                                <w:color w:val="auto"/>
+                                <w:sz w:val="28"/>
+                                <w:szCs w:val="28"/>
+                              </w:rPr>
+                              <w:t>2</w:t>
+                            </w:r>
+                            <w:r>
+                              <w:rPr>
+                                <w:b w:val="0"/>
+                                <w:bCs w:val="0"/>
+                                <w:color w:val="auto"/>
+                                <w:sz w:val="28"/>
+                                <w:szCs w:val="28"/>
+                              </w:rPr>
+                              <w:t>7</w:t>
+                            </w:r>
+                            <w:r>
+                              <w:rPr>
+                                <w:b w:val="0"/>
+                                <w:bCs w:val="0"/>
+                                <w:color w:val="auto"/>
+                                <w:sz w:val="28"/>
+                                <w:szCs w:val="28"/>
+                              </w:rPr>
+                              <w:t xml:space="preserve"> </w:t>
+                            </w:r>
+                            <w:r>
+                              <w:rPr>
+                                <w:b w:val="0"/>
+                                <w:bCs w:val="0"/>
+                                <w:color w:val="auto"/>
+                                <w:sz w:val="28"/>
+                                <w:szCs w:val="28"/>
+                              </w:rPr>
+                              <w:t>–</w:t>
+                            </w:r>
+                            <w:r>
+                              <w:rPr>
+                                <w:b w:val="0"/>
+                                <w:bCs w:val="0"/>
+                                <w:color w:val="auto"/>
+                                <w:sz w:val="28"/>
+                                <w:szCs w:val="28"/>
+                              </w:rPr>
+                              <w:t xml:space="preserve"> </w:t>
+                            </w:r>
+                            <w:r>
+                              <w:rPr>
+                                <w:b w:val="0"/>
+                                <w:bCs w:val="0"/>
+                                <w:color w:val="auto"/>
+                                <w:sz w:val="28"/>
+                                <w:szCs w:val="28"/>
+                              </w:rPr>
+                              <w:t>объединение версий проекта</w:t>
+                            </w:r>
+                          </w:p>
+                        </w:txbxContent>
+                      </wps:txbx>
+                      <wps:bodyPr rot="0" spcFirstLastPara="0" vertOverflow="overflow" horzOverflow="overflow" vert="horz" wrap="square" lIns="0" tIns="0" rIns="0" bIns="0" numCol="1" spcCol="0" rtlCol="0" fromWordArt="0" anchor="t" anchorCtr="0" forceAA="0" compatLnSpc="1">
+                        <a:prstTxWarp prst="textNoShape">
+                          <a:avLst/>
+                        </a:prstTxWarp>
+                        <a:noAutofit/>
+                      </wps:bodyPr>
+                    </wps:wsp>
+                  </a:graphicData>
+                </a:graphic>
+                <wp14:sizeRelH relativeFrom="margin">
+                  <wp14:pctWidth>0</wp14:pctWidth>
+                </wp14:sizeRelH>
+                <wp14:sizeRelV relativeFrom="margin">
+                  <wp14:pctHeight>0</wp14:pctHeight>
+                </wp14:sizeRelV>
+              </wp:anchor>
+            </w:drawing>
+          </mc:Choice>
+          <mc:Fallback>
+            <w:pict>
+              <v:shape w14:anchorId="55DEB5CE" id="Надпись 54" o:spid="_x0000_s1052" type="#_x0000_t202" style="position:absolute;left:0;text-align:left;margin-left:0;margin-top:231.95pt;width:258pt;height:21.75pt;z-index:251741184;visibility:visible;mso-wrap-style:square;mso-width-percent:0;mso-height-percent:0;mso-wrap-distance-left:9pt;mso-wrap-distance-top:0;mso-wrap-distance-right:9pt;mso-wrap-distance-bottom:0;mso-position-horizontal:center;mso-position-horizontal-relative:margin;mso-position-vertical:absolute;mso-position-vertical-relative:text;mso-width-percent:0;mso-height-percent:0;mso-width-relative:margin;mso-height-relative:margin;v-text-anchor:top" o:gfxdata="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" stroked="f">
+                <v:textbox inset="0,0,0,0">
+                  <w:txbxContent>
+                    <w:p>
+                      <w:pPr>
+                        <w:pStyle w:val="af1"/>
+                        <w:ind w:firstLine="0"/>
+                        <w:rPr>
+                          <w:rFonts w:cs="Times New Roman"/>
+                          <w:b w:val="0"/>
+                          <w:bCs w:val="0"/>
+                          <w:i/>
+                          <w:iCs/>
+                          <w:color w:val="auto"/>
+                          <w:sz w:val="28"/>
+                          <w:szCs w:val="28"/>
+                        </w:rPr>
+                      </w:pPr>
+                      <w:r>
+                        <w:rPr>
+                          <w:b w:val="0"/>
+                          <w:bCs w:val="0"/>
+                          <w:color w:val="auto"/>
+                          <w:sz w:val="28"/>
+                          <w:szCs w:val="28"/>
+                        </w:rPr>
+                        <w:t xml:space="preserve">Рисунок </w:t>
+                      </w:r>
+                      <w:r>
+                        <w:rPr>
+                          <w:b w:val="0"/>
+                          <w:bCs w:val="0"/>
+                          <w:color w:val="auto"/>
+                          <w:sz w:val="28"/>
+                          <w:szCs w:val="28"/>
+                        </w:rPr>
+                        <w:t>2</w:t>
+                      </w:r>
+                      <w:r>
+                        <w:rPr>
+                          <w:b w:val="0"/>
+                          <w:bCs w:val="0"/>
+                          <w:color w:val="auto"/>
+                          <w:sz w:val="28"/>
+                          <w:szCs w:val="28"/>
+                        </w:rPr>
+                        <w:t>7</w:t>
+                      </w:r>
+                      <w:r>
+                        <w:rPr>
+                          <w:b w:val="0"/>
+                          <w:bCs w:val="0"/>
+                          <w:color w:val="auto"/>
+                          <w:sz w:val="28"/>
+                          <w:szCs w:val="28"/>
+                        </w:rPr>
+                        <w:t xml:space="preserve"> </w:t>
+                      </w:r>
+                      <w:r>
+                        <w:rPr>
+                          <w:b w:val="0"/>
+                          <w:bCs w:val="0"/>
+                          <w:color w:val="auto"/>
+                          <w:sz w:val="28"/>
+                          <w:szCs w:val="28"/>
+                        </w:rPr>
+                        <w:t>–</w:t>
+                      </w:r>
+                      <w:r>
+                        <w:rPr>
+                          <w:b w:val="0"/>
+                          <w:bCs w:val="0"/>
+                          <w:color w:val="auto"/>
+                          <w:sz w:val="28"/>
+                          <w:szCs w:val="28"/>
+                        </w:rPr>
+                        <w:t xml:space="preserve"> </w:t>
+                      </w:r>
+                      <w:r>
+                        <w:rPr>
+                          <w:b w:val="0"/>
+                          <w:bCs w:val="0"/>
+                          <w:color w:val="auto"/>
+                          <w:sz w:val="28"/>
+                          <w:szCs w:val="28"/>
+                        </w:rPr>
+                        <w:t>объединение версий проекта</w:t>
+                      </w:r>
+                    </w:p>
+                  </w:txbxContent>
+                </v:textbox>
+                <w10:wrap type="topAndBottom" anchorx="margin"/>
+              </v:shape>
+            </w:pict>
+          </mc:Fallback>
+        </mc:AlternateContent>
+      </w:r>
+      <w:r>
+        <w:drawing>
+          <wp:anchor distT="0" distB="0" distL="114300" distR="114300" simplePos="0" relativeHeight="251739136" behindDoc="0" locked="0" layoutInCell="1" allowOverlap="1" wp14:anchorId="777EFDF2" wp14:editId="54D06EB1">
+            <wp:simplePos x="0" y="0"/>
+            <wp:positionH relativeFrom="margin">
+              <wp:align>right</wp:align>
+            </wp:positionH>
+            <wp:positionV relativeFrom="paragraph">
+              <wp:posOffset>0</wp:posOffset>
+            </wp:positionV>
+            <wp:extent cx="5940425" cy="2922905"/>
+            <wp:effectExtent l="0" t="0" r="3175" b="0"/>
+            <wp:wrapTopAndBottom/>
+            <wp:docPr id="47" name="Рисунок 47"/>
+            <wp:cNvGraphicFramePr>
+              <a:graphicFrameLocks xmlns:a="http://schemas.openxmlformats.org/drawingml/2006/main" noChangeAspect="1"/>
+            </wp:cNvGraphicFramePr>
+            <a:graphic xmlns:a="http://schemas.openxmlformats.org/drawingml/2006/main">
+              <a:graphicData uri="http://schemas.openxmlformats.org/drawingml/2006/picture">
+                <pic:pic xmlns:pic="http://schemas.openxmlformats.org/drawingml/2006/picture">
+                  <pic:nvPicPr>
+                    <pic:cNvPr id="1" name=""/>
+                    <pic:cNvPicPr/>
+                  </pic:nvPicPr>
+                  <pic:blipFill>
+                    <a:blip r:embed="rId33">
+                      <a:extLst>
+                        <a:ext uri="{28A0092B-C50C-407E-A947-70E740481C1C}">
+                          <a14:useLocalDpi xmlns:a14="http://schemas.microsoft.com/office/drawing/2010/main" val="0"/>
+                        </a:ext>
+                      </a:extLst>
+                    </a:blip>
+                    <a:stretch>
+                      <a:fillRect/>
+                    </a:stretch>
+                  </pic:blipFill>
+                  <pic:spPr>
+                    <a:xfrm>
+                      <a:off x="0" y="0"/>
+                      <a:ext cx="5940425" cy="2922905"/>
+                    </a:xfrm>
+                    <a:prstGeom prst="rect">
+                      <a:avLst/>
+                    </a:prstGeom>
+                  </pic:spPr>
+                </pic:pic>
+              </a:graphicData>
+            </a:graphic>
+            <wp14:sizeRelH relativeFrom="page">
+              <wp14:pctWidth>0</wp14:pctWidth>
+            </wp14:sizeRelH>
+            <wp14:sizeRelV relativeFrom="page">
+              <wp14:pctHeight>0</wp14:pctHeight>
+            </wp14:sizeRelV>
+          </wp:anchor>
+        </w:drawing>
+      </w:r>
+    </w:p>
     <w:sectPr>
-      <w:footerReference w:type="default" r:id="rId33"/>
+      <w:footerReference w:type="default" r:id="rId34"/>
       <w:pgSz w:w="11906" w:h="16838"/>
       <w:pgMar w:top="1134" w:right="850" w:bottom="1134" w:left="1701" w:header="709" w:footer="709" w:gutter="0"/>
       <w:cols w:space="708"/>
@@ -14156,7 +14551,7 @@
 </file>
 
 <file path=word/endnotes.xml><?xml version="1.0" encoding="utf-8"?>
-<w:endnotes xmlns:wpc="http://schemas.microsoft.com/office/word/2010/wordprocessingCanvas" xmlns:cx="http://schemas.microsoft.com/office/drawing/2014/chartex" xmlns:cx1="http://schemas.microsoft.com/office/drawing/2015/9/8/chartex" xmlns:cx2="http://schemas.microsoft.com/office/drawing/2015/10/21/chartex" xmlns:cx3="http://schemas.microsoft.com/office/drawing/2016/5/9/chartex" xmlns:cx4="http://schemas.microsoft.com/office/drawing/2016/5/10/chartex" xmlns:cx5="http://schemas.microsoft.com/office/drawing/2016/5/11/chartex" xmlns:cx6="http://schemas.microsoft.com/office/drawing/2016/5/12/chartex" xmlns:cx7="http://schemas.microsoft.com/office/drawing/2016/5/13/chartex" xmlns:cx8="http://schemas.microsoft.com/office/drawing/2016/5/14/chartex" xmlns:mc="http://schemas.openxmlformats.org/markup-compatibility/2006" xmlns:aink="http://schemas.microsoft.com/office/drawing/2016/ink" xmlns:am3d="http://schemas.microsoft.com/office/drawing/2017/model3d" xmlns:o="urn:schemas-microsoft-com:office:office" xmlns:r="http://schemas.openxmlformats.org/officeDocument/2006/relationships" xmlns:m="http://schemas.openxmlformats.org/officeDocument/2006/math" xmlns:v="urn:schemas-microsoft-com:vml" xmlns:wp14="http://schemas.microsoft.com/office/word/2010/wordprocessingDrawing" xmlns:wp="http://schemas.openxmlformats.org/drawingml/2006/wordprocessingDrawing" xmlns:w10="urn:schemas-microsoft-com:office:word" xmlns:w="http://schemas.openxmlformats.org/wordprocessingml/2006/main" xmlns:w14="http://schemas.microsoft.com/office/word/2010/wordml" xmlns:w15="http://schemas.microsoft.com/office/word/2012/wordml" xmlns:w16cex="http://schemas.microsoft.com/office/word/2018/wordml/cex" xmlns:w16cid="http://schemas.microsoft.com/office/word/2016/wordml/cid" xmlns:w16="http://schemas.microsoft.com/office/word/2018/wordml" xmlns:w16sdtdh="http://schemas.microsoft.com/office/word/2020/wordml/sdtdatahash" xmlns:w16se="http://schemas.microsoft.com/office/word/2015/wordml/symex" xmlns:wpg="http://schemas.microsoft.com/office/word/2010/wordprocessingGroup" xmlns:wpi="http://schemas.microsoft.com/office/word/2010/wordprocessingInk" xmlns:wne="http://schemas.microsoft.com/office/word/2006/wordml" xmlns:wps="http://schemas.microsoft.com/office/word/2010/wordprocessingShape" mc:Ignorable="w14 w15 w16se w16cid w16 w16cex w16sdtdh wp14">
+<w:endnotes xmlns:wpc="http://schemas.microsoft.com/office/word/2010/wordprocessingCanvas" xmlns:cx="http://schemas.microsoft.com/office/drawing/2014/chartex" xmlns:cx1="http://schemas.microsoft.com/office/drawing/2015/9/8/chartex" xmlns:cx2="http://schemas.microsoft.com/office/drawing/2015/10/21/chartex" xmlns:cx3="http://schemas.microsoft.com/office/drawing/2016/5/9/chartex" xmlns:cx4="http://schemas.microsoft.com/office/drawing/2016/5/10/chartex" xmlns:cx5="http://schemas.microsoft.com/office/drawing/2016/5/11/chartex" xmlns:cx6="http://schemas.microsoft.com/office/drawing/2016/5/12/chartex" xmlns:cx7="http://schemas.microsoft.com/office/drawing/2016/5/13/chartex" xmlns:cx8="http://schemas.microsoft.com/office/drawing/2016/5/14/chartex" xmlns:mc="http://schemas.openxmlformats.org/markup-compatibility/2006" xmlns:aink="http://schemas.microsoft.com/office/drawing/2016/ink" xmlns:am3d="http://schemas.microsoft.com/office/drawing/2017/model3d" xmlns:o="urn:schemas-microsoft-com:office:office" xmlns:oel="http://schemas.microsoft.com/office/2019/extlst" xmlns:r="http://schemas.openxmlformats.org/officeDocument/2006/relationships" xmlns:m="http://schemas.openxmlformats.org/officeDocument/2006/math" xmlns:v="urn:schemas-microsoft-com:vml" xmlns:wp14="http://schemas.microsoft.com/office/word/2010/wordprocessingDrawing" xmlns:wp="http://schemas.openxmlformats.org/drawingml/2006/wordprocessingDrawing" xmlns:w10="urn:schemas-microsoft-com:office:word" xmlns:w="http://schemas.openxmlformats.org/wordprocessingml/2006/main" xmlns:w14="http://schemas.microsoft.com/office/word/2010/wordml" xmlns:w15="http://schemas.microsoft.com/office/word/2012/wordml" xmlns:w16cex="http://schemas.microsoft.com/office/word/2018/wordml/cex" xmlns:w16cid="http://schemas.microsoft.com/office/word/2016/wordml/cid" xmlns:w16="http://schemas.microsoft.com/office/word/2018/wordml" xmlns:w16sdtdh="http://schemas.microsoft.com/office/word/2020/wordml/sdtdatahash" xmlns:w16se="http://schemas.microsoft.com/office/word/2015/wordml/symex" xmlns:wpg="http://schemas.microsoft.com/office/word/2010/wordprocessingGroup" xmlns:wpi="http://schemas.microsoft.com/office/word/2010/wordprocessingInk" xmlns:wne="http://schemas.microsoft.com/office/word/2006/wordml" xmlns:wps="http://schemas.microsoft.com/office/word/2010/wordprocessingShape" mc:Ignorable="w14 w15 w16se w16cid w16 w16cex w16sdtdh wp14">
   <w:endnote w:type="separator" w:id="-1">
     <w:p>
       <w:pPr>
@@ -14181,7 +14576,7 @@
 </file>
 
 <file path=word/footer1.xml><?xml version="1.0" encoding="utf-8"?>
-<w:ftr xmlns:wpc="http://schemas.microsoft.com/office/word/2010/wordprocessingCanvas" xmlns:cx="http://schemas.microsoft.com/office/drawing/2014/chartex" xmlns:cx1="http://schemas.microsoft.com/office/drawing/2015/9/8/chartex" xmlns:cx2="http://schemas.microsoft.com/office/drawing/2015/10/21/chartex" xmlns:cx3="http://schemas.microsoft.com/office/drawing/2016/5/9/chartex" xmlns:cx4="http://schemas.microsoft.com/office/drawing/2016/5/10/chartex" xmlns:cx5="http://schemas.microsoft.com/office/drawing/2016/5/11/chartex" xmlns:cx6="http://schemas.microsoft.com/office/drawing/2016/5/12/chartex" xmlns:cx7="http://schemas.microsoft.com/office/drawing/2016/5/13/chartex" xmlns:cx8="http://schemas.microsoft.com/office/drawing/2016/5/14/chartex" xmlns:mc="http://schemas.openxmlformats.org/markup-compatibility/2006" xmlns:aink="http://schemas.microsoft.com/office/drawing/2016/ink" xmlns:am3d="http://schemas.microsoft.com/office/drawing/2017/model3d" xmlns:o="urn:schemas-microsoft-com:office:office" xmlns:r="http://schemas.openxmlformats.org/officeDocument/2006/relationships" xmlns:m="http://schemas.openxmlformats.org/officeDocument/2006/math" xmlns:v="urn:schemas-microsoft-com:vml" xmlns:wp14="http://schemas.microsoft.com/office/word/2010/wordprocessingDrawing" xmlns:wp="http://schemas.openxmlformats.org/drawingml/2006/wordprocessingDrawing" xmlns:w10="urn:schemas-microsoft-com:office:word" xmlns:w="http://schemas.openxmlformats.org/wordprocessingml/2006/main" xmlns:w14="http://schemas.microsoft.com/office/word/2010/wordml" xmlns:w15="http://schemas.microsoft.com/office/word/2012/wordml" xmlns:w16cex="http://schemas.microsoft.com/office/word/2018/wordml/cex" xmlns:w16cid="http://schemas.microsoft.com/office/word/2016/wordml/cid" xmlns:w16="http://schemas.microsoft.com/office/word/2018/wordml" xmlns:w16sdtdh="http://schemas.microsoft.com/office/word/2020/wordml/sdtdatahash" xmlns:w16se="http://schemas.microsoft.com/office/word/2015/wordml/symex" xmlns:wpg="http://schemas.microsoft.com/office/word/2010/wordprocessingGroup" xmlns:wpi="http://schemas.microsoft.com/office/word/2010/wordprocessingInk" xmlns:wne="http://schemas.microsoft.com/office/word/2006/wordml" xmlns:wps="http://schemas.microsoft.com/office/word/2010/wordprocessingShape" mc:Ignorable="w14 w15 w16se w16cid w16 w16cex w16sdtdh wp14">
+<w:ftr xmlns:wpc="http://schemas.microsoft.com/office/word/2010/wordprocessingCanvas" xmlns:cx="http://schemas.microsoft.com/office/drawing/2014/chartex" xmlns:cx1="http://schemas.microsoft.com/office/drawing/2015/9/8/chartex" xmlns:cx2="http://schemas.microsoft.com/office/drawing/2015/10/21/chartex" xmlns:cx3="http://schemas.microsoft.com/office/drawing/2016/5/9/chartex" xmlns:cx4="http://schemas.microsoft.com/office/drawing/2016/5/10/chartex" xmlns:cx5="http://schemas.microsoft.com/office/drawing/2016/5/11/chartex" xmlns:cx6="http://schemas.microsoft.com/office/drawing/2016/5/12/chartex" xmlns:cx7="http://schemas.microsoft.com/office/drawing/2016/5/13/chartex" xmlns:cx8="http://schemas.microsoft.com/office/drawing/2016/5/14/chartex" xmlns:mc="http://schemas.openxmlformats.org/markup-compatibility/2006" xmlns:aink="http://schemas.microsoft.com/office/drawing/2016/ink" xmlns:am3d="http://schemas.microsoft.com/office/drawing/2017/model3d" xmlns:o="urn:schemas-microsoft-com:office:office" xmlns:oel="http://schemas.microsoft.com/office/2019/extlst" xmlns:r="http://schemas.openxmlformats.org/officeDocument/2006/relationships" xmlns:m="http://schemas.openxmlformats.org/officeDocument/2006/math" xmlns:v="urn:schemas-microsoft-com:vml" xmlns:wp14="http://schemas.microsoft.com/office/word/2010/wordprocessingDrawing" xmlns:wp="http://schemas.openxmlformats.org/drawingml/2006/wordprocessingDrawing" xmlns:w10="urn:schemas-microsoft-com:office:word" xmlns:w="http://schemas.openxmlformats.org/wordprocessingml/2006/main" xmlns:w14="http://schemas.microsoft.com/office/word/2010/wordml" xmlns:w15="http://schemas.microsoft.com/office/word/2012/wordml" xmlns:w16cex="http://schemas.microsoft.com/office/word/2018/wordml/cex" xmlns:w16cid="http://schemas.microsoft.com/office/word/2016/wordml/cid" xmlns:w16="http://schemas.microsoft.com/office/word/2018/wordml" xmlns:w16sdtdh="http://schemas.microsoft.com/office/word/2020/wordml/sdtdatahash" xmlns:w16se="http://schemas.microsoft.com/office/word/2015/wordml/symex" xmlns:wpg="http://schemas.microsoft.com/office/word/2010/wordprocessingGroup" xmlns:wpi="http://schemas.microsoft.com/office/word/2010/wordprocessingInk" xmlns:wne="http://schemas.microsoft.com/office/word/2006/wordml" xmlns:wps="http://schemas.microsoft.com/office/word/2010/wordprocessingShape" mc:Ignorable="w14 w15 w16se w16cid w16 w16cex w16sdtdh wp14">
   <w:sdt>
     <w:sdtPr>
       <w:id w:val="-1588379665"/>
@@ -14190,7 +14585,6 @@
         <w:docPartUnique/>
       </w:docPartObj>
     </w:sdtPr>
-    <w:sdtEndPr/>
     <w:sdtContent>
       <w:p>
         <w:pPr>
@@ -14224,7 +14618,7 @@
 </file>
 
 <file path=word/footnotes.xml><?xml version="1.0" encoding="utf-8"?>
-<w:footnotes xmlns:wpc="http://schemas.microsoft.com/office/word/2010/wordprocessingCanvas" xmlns:cx="http://schemas.microsoft.com/office/drawing/2014/chartex" xmlns:cx1="http://schemas.microsoft.com/office/drawing/2015/9/8/chartex" xmlns:cx2="http://schemas.microsoft.com/office/drawing/2015/10/21/chartex" xmlns:cx3="http://schemas.microsoft.com/office/drawing/2016/5/9/chartex" xmlns:cx4="http://schemas.microsoft.com/office/drawing/2016/5/10/chartex" xmlns:cx5="http://schemas.microsoft.com/office/drawing/2016/5/11/chartex" xmlns:cx6="http://schemas.microsoft.com/office/drawing/2016/5/12/chartex" xmlns:cx7="http://schemas.microsoft.com/office/drawing/2016/5/13/chartex" xmlns:cx8="http://schemas.microsoft.com/office/drawing/2016/5/14/chartex" xmlns:mc="http://schemas.openxmlformats.org/markup-compatibility/2006" xmlns:aink="http://schemas.microsoft.com/office/drawing/2016/ink" xmlns:am3d="http://schemas.microsoft.com/office/drawing/2017/model3d" xmlns:o="urn:schemas-microsoft-com:office:office" xmlns:r="http://schemas.openxmlformats.org/officeDocument/2006/relationships" xmlns:m="http://schemas.openxmlformats.org/officeDocument/2006/math" xmlns:v="urn:schemas-microsoft-com:vml" xmlns:wp14="http://schemas.microsoft.com/office/word/2010/wordprocessingDrawing" xmlns:wp="http://schemas.openxmlformats.org/drawingml/2006/wordprocessingDrawing" xmlns:w10="urn:schemas-microsoft-com:office:word" xmlns:w="http://schemas.openxmlformats.org/wordprocessingml/2006/main" xmlns:w14="http://schemas.microsoft.com/office/word/2010/wordml" xmlns:w15="http://schemas.microsoft.com/office/word/2012/wordml" xmlns:w16cex="http://schemas.microsoft.com/office/word/2018/wordml/cex" xmlns:w16cid="http://schemas.microsoft.com/office/word/2016/wordml/cid" xmlns:w16="http://schemas.microsoft.com/office/word/2018/wordml" xmlns:w16sdtdh="http://schemas.microsoft.com/office/word/2020/wordml/sdtdatahash" xmlns:w16se="http://schemas.microsoft.com/office/word/2015/wordml/symex" xmlns:wpg="http://schemas.microsoft.com/office/word/2010/wordprocessingGroup" xmlns:wpi="http://schemas.microsoft.com/office/word/2010/wordprocessingInk" xmlns:wne="http://schemas.microsoft.com/office/word/2006/wordml" xmlns:wps="http://schemas.microsoft.com/office/word/2010/wordprocessingShape" mc:Ignorable="w14 w15 w16se w16cid w16 w16cex w16sdtdh wp14">
+<w:footnotes xmlns:wpc="http://schemas.microsoft.com/office/word/2010/wordprocessingCanvas" xmlns:cx="http://schemas.microsoft.com/office/drawing/2014/chartex" xmlns:cx1="http://schemas.microsoft.com/office/drawing/2015/9/8/chartex" xmlns:cx2="http://schemas.microsoft.com/office/drawing/2015/10/21/chartex" xmlns:cx3="http://schemas.microsoft.com/office/drawing/2016/5/9/chartex" xmlns:cx4="http://schemas.microsoft.com/office/drawing/2016/5/10/chartex" xmlns:cx5="http://schemas.microsoft.com/office/drawing/2016/5/11/chartex" xmlns:cx6="http://schemas.microsoft.com/office/drawing/2016/5/12/chartex" xmlns:cx7="http://schemas.microsoft.com/office/drawing/2016/5/13/chartex" xmlns:cx8="http://schemas.microsoft.com/office/drawing/2016/5/14/chartex" xmlns:mc="http://schemas.openxmlformats.org/markup-compatibility/2006" xmlns:aink="http://schemas.microsoft.com/office/drawing/2016/ink" xmlns:am3d="http://schemas.microsoft.com/office/drawing/2017/model3d" xmlns:o="urn:schemas-microsoft-com:office:office" xmlns:oel="http://schemas.microsoft.com/office/2019/extlst" xmlns:r="http://schemas.openxmlformats.org/officeDocument/2006/relationships" xmlns:m="http://schemas.openxmlformats.org/officeDocument/2006/math" xmlns:v="urn:schemas-microsoft-com:vml" xmlns:wp14="http://schemas.microsoft.com/office/word/2010/wordprocessingDrawing" xmlns:wp="http://schemas.openxmlformats.org/drawingml/2006/wordprocessingDrawing" xmlns:w10="urn:schemas-microsoft-com:office:word" xmlns:w="http://schemas.openxmlformats.org/wordprocessingml/2006/main" xmlns:w14="http://schemas.microsoft.com/office/word/2010/wordml" xmlns:w15="http://schemas.microsoft.com/office/word/2012/wordml" xmlns:w16cex="http://schemas.microsoft.com/office/word/2018/wordml/cex" xmlns:w16cid="http://schemas.microsoft.com/office/word/2016/wordml/cid" xmlns:w16="http://schemas.microsoft.com/office/word/2018/wordml" xmlns:w16sdtdh="http://schemas.microsoft.com/office/word/2020/wordml/sdtdatahash" xmlns:w16se="http://schemas.microsoft.com/office/word/2015/wordml/symex" xmlns:wpg="http://schemas.microsoft.com/office/word/2010/wordprocessingGroup" xmlns:wpi="http://schemas.microsoft.com/office/word/2010/wordprocessingInk" xmlns:wne="http://schemas.microsoft.com/office/word/2006/wordml" xmlns:wps="http://schemas.microsoft.com/office/word/2010/wordprocessingShape" mc:Ignorable="w14 w15 w16se w16cid w16 w16cex w16sdtdh wp14">
   <w:footnote w:type="separator" w:id="-1">
     <w:p>
       <w:pPr>
@@ -14249,7 +14643,7 @@
 </file>
 
 <file path=word/numbering.xml><?xml version="1.0" encoding="utf-8"?>
-<w:numbering xmlns:wpc="http://schemas.microsoft.com/office/word/2010/wordprocessingCanvas" xmlns:cx="http://schemas.microsoft.com/office/drawing/2014/chartex" xmlns:cx1="http://schemas.microsoft.com/office/drawing/2015/9/8/chartex" xmlns:cx2="http://schemas.microsoft.com/office/drawing/2015/10/21/chartex" xmlns:cx3="http://schemas.microsoft.com/office/drawing/2016/5/9/chartex" xmlns:cx4="http://schemas.microsoft.com/office/drawing/2016/5/10/chartex" xmlns:cx5="http://schemas.microsoft.com/office/drawing/2016/5/11/chartex" xmlns:cx6="http://schemas.microsoft.com/office/drawing/2016/5/12/chartex" xmlns:cx7="http://schemas.microsoft.com/office/drawing/2016/5/13/chartex" xmlns:cx8="http://schemas.microsoft.com/office/drawing/2016/5/14/chartex" xmlns:mc="http://schemas.openxmlformats.org/markup-compatibility/2006" xmlns:aink="http://schemas.microsoft.com/office/drawing/2016/ink" xmlns:am3d="http://schemas.microsoft.com/office/drawing/2017/model3d" xmlns:o="urn:schemas-microsoft-com:office:office" xmlns:r="http://schemas.openxmlformats.org/officeDocument/2006/relationships" xmlns:m="http://schemas.openxmlformats.org/officeDocument/2006/math" xmlns:v="urn:schemas-microsoft-com:vml" xmlns:wp14="http://schemas.microsoft.com/office/word/2010/wordprocessingDrawing" xmlns:wp="http://schemas.openxmlformats.org/drawingml/2006/wordprocessingDrawing" xmlns:w10="urn:schemas-microsoft-com:office:word" xmlns:w="http://schemas.openxmlformats.org/wordprocessingml/2006/main" xmlns:w14="http://schemas.microsoft.com/office/word/2010/wordml" xmlns:w15="http://schemas.microsoft.com/office/word/2012/wordml" xmlns:w16cex="http://schemas.microsoft.com/office/word/2018/wordml/cex" xmlns:w16cid="http://schemas.microsoft.com/office/word/2016/wordml/cid" xmlns:w16="http://schemas.microsoft.com/office/word/2018/wordml" xmlns:w16sdtdh="http://schemas.microsoft.com/office/word/2020/wordml/sdtdatahash" xmlns:w16se="http://schemas.microsoft.com/office/word/2015/wordml/symex" xmlns:wpg="http://schemas.microsoft.com/office/word/2010/wordprocessingGroup" xmlns:wpi="http://schemas.microsoft.com/office/word/2010/wordprocessingInk" xmlns:wne="http://schemas.microsoft.com/office/word/2006/wordml" xmlns:wps="http://schemas.microsoft.com/office/word/2010/wordprocessingShape" mc:Ignorable="w14 w15 w16se w16cid w16 w16cex w16sdtdh wp14">
+<w:numbering xmlns:wpc="http://schemas.microsoft.com/office/word/2010/wordprocessingCanvas" xmlns:cx="http://schemas.microsoft.com/office/drawing/2014/chartex" xmlns:cx1="http://schemas.microsoft.com/office/drawing/2015/9/8/chartex" xmlns:cx2="http://schemas.microsoft.com/office/drawing/2015/10/21/chartex" xmlns:cx3="http://schemas.microsoft.com/office/drawing/2016/5/9/chartex" xmlns:cx4="http://schemas.microsoft.com/office/drawing/2016/5/10/chartex" xmlns:cx5="http://schemas.microsoft.com/office/drawing/2016/5/11/chartex" xmlns:cx6="http://schemas.microsoft.com/office/drawing/2016/5/12/chartex" xmlns:cx7="http://schemas.microsoft.com/office/drawing/2016/5/13/chartex" xmlns:cx8="http://schemas.microsoft.com/office/drawing/2016/5/14/chartex" xmlns:mc="http://schemas.openxmlformats.org/markup-compatibility/2006" xmlns:aink="http://schemas.microsoft.com/office/drawing/2016/ink" xmlns:am3d="http://schemas.microsoft.com/office/drawing/2017/model3d" xmlns:o="urn:schemas-microsoft-com:office:office" xmlns:oel="http://schemas.microsoft.com/office/2019/extlst" xmlns:r="http://schemas.openxmlformats.org/officeDocument/2006/relationships" xmlns:m="http://schemas.openxmlformats.org/officeDocument/2006/math" xmlns:v="urn:schemas-microsoft-com:vml" xmlns:wp14="http://schemas.microsoft.com/office/word/2010/wordprocessingDrawing" xmlns:wp="http://schemas.openxmlformats.org/drawingml/2006/wordprocessingDrawing" xmlns:w10="urn:schemas-microsoft-com:office:word" xmlns:w="http://schemas.openxmlformats.org/wordprocessingml/2006/main" xmlns:w14="http://schemas.microsoft.com/office/word/2010/wordml" xmlns:w15="http://schemas.microsoft.com/office/word/2012/wordml" xmlns:w16cex="http://schemas.microsoft.com/office/word/2018/wordml/cex" xmlns:w16cid="http://schemas.microsoft.com/office/word/2016/wordml/cid" xmlns:w16="http://schemas.microsoft.com/office/word/2018/wordml" xmlns:w16sdtdh="http://schemas.microsoft.com/office/word/2020/wordml/sdtdatahash" xmlns:w16se="http://schemas.microsoft.com/office/word/2015/wordml/symex" xmlns:wpg="http://schemas.microsoft.com/office/word/2010/wordprocessingGroup" xmlns:wpi="http://schemas.microsoft.com/office/word/2010/wordprocessingInk" xmlns:wne="http://schemas.microsoft.com/office/word/2006/wordml" xmlns:wps="http://schemas.microsoft.com/office/word/2010/wordprocessingShape" mc:Ignorable="w14 w15 w16se w16cid w16 w16cex w16sdtdh wp14">
   <w:abstractNum w:abstractNumId="0" w15:restartNumberingAfterBreak="0">
     <w:nsid w:val="02547A40"/>
     <w:multiLevelType w:val="hybridMultilevel"/>
@@ -16740,73 +17134,73 @@
       </w:rPr>
     </w:lvl>
   </w:abstractNum>
-  <w:num w:numId="1">
+  <w:num w:numId="1" w16cid:durableId="1036925862">
     <w:abstractNumId w:val="8"/>
   </w:num>
-  <w:num w:numId="2">
+  <w:num w:numId="2" w16cid:durableId="113330227">
     <w:abstractNumId w:val="4"/>
   </w:num>
-  <w:num w:numId="3">
+  <w:num w:numId="3" w16cid:durableId="1332218067">
     <w:abstractNumId w:val="1"/>
   </w:num>
-  <w:num w:numId="4">
+  <w:num w:numId="4" w16cid:durableId="684749434">
     <w:abstractNumId w:val="20"/>
   </w:num>
-  <w:num w:numId="5">
+  <w:num w:numId="5" w16cid:durableId="1420365982">
     <w:abstractNumId w:val="9"/>
   </w:num>
-  <w:num w:numId="6">
+  <w:num w:numId="6" w16cid:durableId="2044136785">
     <w:abstractNumId w:val="15"/>
   </w:num>
-  <w:num w:numId="7">
+  <w:num w:numId="7" w16cid:durableId="1192963018">
     <w:abstractNumId w:val="6"/>
   </w:num>
-  <w:num w:numId="8">
+  <w:num w:numId="8" w16cid:durableId="273168943">
     <w:abstractNumId w:val="21"/>
   </w:num>
-  <w:num w:numId="9">
+  <w:num w:numId="9" w16cid:durableId="255669989">
     <w:abstractNumId w:val="22"/>
   </w:num>
-  <w:num w:numId="10">
+  <w:num w:numId="10" w16cid:durableId="369110149">
     <w:abstractNumId w:val="19"/>
   </w:num>
-  <w:num w:numId="11">
+  <w:num w:numId="11" w16cid:durableId="251818880">
     <w:abstractNumId w:val="14"/>
   </w:num>
-  <w:num w:numId="12">
+  <w:num w:numId="12" w16cid:durableId="674574485">
     <w:abstractNumId w:val="3"/>
   </w:num>
-  <w:num w:numId="13">
+  <w:num w:numId="13" w16cid:durableId="175703343">
     <w:abstractNumId w:val="11"/>
   </w:num>
-  <w:num w:numId="14">
+  <w:num w:numId="14" w16cid:durableId="2137605435">
     <w:abstractNumId w:val="12"/>
   </w:num>
-  <w:num w:numId="15">
+  <w:num w:numId="15" w16cid:durableId="1839229692">
     <w:abstractNumId w:val="7"/>
   </w:num>
-  <w:num w:numId="16">
+  <w:num w:numId="16" w16cid:durableId="1468208139">
     <w:abstractNumId w:val="17"/>
   </w:num>
-  <w:num w:numId="17">
+  <w:num w:numId="17" w16cid:durableId="910578679">
     <w:abstractNumId w:val="16"/>
   </w:num>
-  <w:num w:numId="18">
+  <w:num w:numId="18" w16cid:durableId="920022193">
     <w:abstractNumId w:val="5"/>
   </w:num>
-  <w:num w:numId="19">
+  <w:num w:numId="19" w16cid:durableId="1967470603">
     <w:abstractNumId w:val="0"/>
   </w:num>
-  <w:num w:numId="20">
+  <w:num w:numId="20" w16cid:durableId="725638776">
     <w:abstractNumId w:val="10"/>
   </w:num>
-  <w:num w:numId="21">
+  <w:num w:numId="21" w16cid:durableId="1328554012">
     <w:abstractNumId w:val="13"/>
   </w:num>
-  <w:num w:numId="22">
+  <w:num w:numId="22" w16cid:durableId="839544265">
     <w:abstractNumId w:val="2"/>
   </w:num>
-  <w:num w:numId="23">
+  <w:num w:numId="23" w16cid:durableId="1991639622">
     <w:abstractNumId w:val="18"/>
   </w:num>
 </w:numbering>
@@ -17417,7 +17811,6 @@
   <w:style w:type="character" w:default="1" w:styleId="a0">
     <w:name w:val="Default Paragraph Font"/>
     <w:uiPriority w:val="1"/>
-    <w:semiHidden/>
     <w:unhideWhenUsed/>
   </w:style>
   <w:style w:type="table" w:default="1" w:styleId="a1">

--- a/02.docx
+++ b/02.docx
@@ -2418,7 +2418,7 @@
           <w:noProof/>
         </w:rPr>
         <w:drawing>
-          <wp:anchor distT="0" distB="0" distL="114300" distR="114300" simplePos="0" relativeHeight="251670528" behindDoc="0" locked="0" layoutInCell="1" allowOverlap="1" wp14:anchorId="178AA712" wp14:editId="47E727D3">
+          <wp:anchor distT="0" distB="0" distL="114300" distR="114300" simplePos="0" relativeHeight="251670528" behindDoc="0" locked="0" layoutInCell="1" allowOverlap="1" wp14:anchorId="178AA712" wp14:editId="5FBB3C0B">
             <wp:simplePos x="0" y="0"/>
             <wp:positionH relativeFrom="column">
               <wp:posOffset>129540</wp:posOffset>
@@ -13115,9 +13115,6 @@
     <w:p>
       <w:pPr>
         <w:pStyle w:val="2"/>
-        <w:rPr>
-          <w:lang w:val="en-US"/>
-        </w:rPr>
       </w:pPr>
       <w:r>
         <w:rPr>
@@ -14058,6 +14055,7 @@
         <w:pStyle w:val="2"/>
       </w:pPr>
       <w:r>
+        <w:lastRenderedPageBreak/>
         <w:t>2.</w:t>
       </w:r>
       <w:r>
@@ -14071,11 +14069,6 @@
       </w:r>
     </w:p>
     <w:p>
-      <w:pPr>
-        <w:rPr>
-          <w:lang w:val="en-US"/>
-        </w:rPr>
-      </w:pPr>
       <w:r>
         <w:t xml:space="preserve">Был сделан </w:t>
       </w:r>
@@ -14182,15 +14175,7 @@
           <w:sz w:val="18"/>
           <w:szCs w:val="18"/>
         </w:rPr>
-        <w:t xml:space="preserve"> 9ef94f56767185f400d0e069f28d1df968511e44</w:t>
-      </w:r>
-      <w:r>
-        <w:rPr>
-          <w:rFonts w:ascii="Lucida Console" w:hAnsi="Lucida Console" w:cs="Lucida Console"/>
-          <w:sz w:val="18"/>
-          <w:szCs w:val="18"/>
-        </w:rPr>
-        <w:t xml:space="preserve"> </w:t>
+        <w:t xml:space="preserve"> 9ef94f56767185f400d0e069f28d1df968511e44 </w:t>
       </w:r>
     </w:p>
     <w:p>
@@ -14198,56 +14183,326 @@
         <w:ind w:firstLine="0"/>
       </w:pPr>
       <w:r>
-        <w:t xml:space="preserve">и сделан </w:t>
-      </w:r>
-      <w:r>
-        <w:rPr>
-          <w:lang w:val="en-US"/>
-        </w:rPr>
-        <w:t>merge</w:t>
-      </w:r>
-      <w:r>
-        <w:t xml:space="preserve"> </w:t>
-      </w:r>
-      <w:r>
-        <w:t>со временной веткой. Далее были разрешены все конфликты (удалены ненужные файлы</w:t>
-      </w:r>
-      <w:r>
-        <w:t>, удалены маркеры и объединены изменения вручную</w:t>
-      </w:r>
-      <w:r>
-        <w:t>).</w:t>
-      </w:r>
-    </w:p>
-    <w:p>
-      <w:pPr>
-        <w:spacing w:after="160" w:line="259" w:lineRule="auto"/>
-        <w:ind w:firstLine="0"/>
-        <w:jc w:val="left"/>
-      </w:pPr>
-      <w:r>
-        <w:br w:type="page"/>
-      </w:r>
-    </w:p>
-    <w:p>
-      <w:pPr>
-        <w:ind w:firstLine="0"/>
-      </w:pPr>
-      <w:r>
         <w:rPr>
           <w:noProof/>
         </w:rPr>
-        <w:lastRenderedPageBreak/>
         <mc:AlternateContent>
           <mc:Choice Requires="wps">
             <w:drawing>
-              <wp:anchor distT="0" distB="0" distL="114300" distR="114300" simplePos="0" relativeHeight="251741184" behindDoc="0" locked="0" layoutInCell="1" allowOverlap="1" wp14:anchorId="55DEB5CE" wp14:editId="724BD573">
+              <wp:anchor distT="0" distB="0" distL="114300" distR="114300" simplePos="0" relativeHeight="251744256" behindDoc="0" locked="0" layoutInCell="1" allowOverlap="1" wp14:anchorId="5C876847" wp14:editId="62F6F1BC">
                 <wp:simplePos x="0" y="0"/>
                 <wp:positionH relativeFrom="margin">
                   <wp:align>center</wp:align>
                 </wp:positionH>
                 <wp:positionV relativeFrom="paragraph">
-                  <wp:posOffset>2945765</wp:posOffset>
+                  <wp:posOffset>6904355</wp:posOffset>
+                </wp:positionV>
+                <wp:extent cx="3495675" cy="276225"/>
+                <wp:effectExtent l="0" t="0" r="9525" b="9525"/>
+                <wp:wrapTopAndBottom/>
+                <wp:docPr id="56" name="Надпись 56"/>
+                <wp:cNvGraphicFramePr/>
+                <a:graphic xmlns:a="http://schemas.openxmlformats.org/drawingml/2006/main">
+                  <a:graphicData uri="http://schemas.microsoft.com/office/word/2010/wordprocessingShape">
+                    <wps:wsp>
+                      <wps:cNvSpPr txBox="1"/>
+                      <wps:spPr>
+                        <a:xfrm>
+                          <a:off x="0" y="0"/>
+                          <a:ext cx="3495675" cy="276225"/>
+                        </a:xfrm>
+                        <a:prstGeom prst="rect">
+                          <a:avLst/>
+                        </a:prstGeom>
+                        <a:solidFill>
+                          <a:prstClr val="white"/>
+                        </a:solidFill>
+                        <a:ln>
+                          <a:noFill/>
+                        </a:ln>
+                      </wps:spPr>
+                      <wps:txbx>
+                        <w:txbxContent>
+                          <w:p>
+                            <w:pPr>
+                              <w:pStyle w:val="af1"/>
+                              <w:ind w:firstLine="0"/>
+                              <w:rPr>
+                                <w:rFonts w:cs="Times New Roman"/>
+                                <w:b w:val="0"/>
+                                <w:bCs w:val="0"/>
+                                <w:i/>
+                                <w:iCs/>
+                                <w:color w:val="auto"/>
+                                <w:sz w:val="28"/>
+                                <w:szCs w:val="28"/>
+                              </w:rPr>
+                            </w:pPr>
+                            <w:r>
+                              <w:rPr>
+                                <w:b w:val="0"/>
+                                <w:bCs w:val="0"/>
+                                <w:color w:val="auto"/>
+                                <w:sz w:val="28"/>
+                                <w:szCs w:val="28"/>
+                              </w:rPr>
+                              <w:t xml:space="preserve">Рисунок </w:t>
+                            </w:r>
+                            <w:r>
+                              <w:rPr>
+                                <w:b w:val="0"/>
+                                <w:bCs w:val="0"/>
+                                <w:color w:val="auto"/>
+                                <w:sz w:val="28"/>
+                                <w:szCs w:val="28"/>
+                              </w:rPr>
+                              <w:t>2</w:t>
+                            </w:r>
+                            <w:r>
+                              <w:rPr>
+                                <w:b w:val="0"/>
+                                <w:bCs w:val="0"/>
+                                <w:color w:val="auto"/>
+                                <w:sz w:val="28"/>
+                                <w:szCs w:val="28"/>
+                              </w:rPr>
+                              <w:t>8</w:t>
+                            </w:r>
+                            <w:r>
+                              <w:rPr>
+                                <w:b w:val="0"/>
+                                <w:bCs w:val="0"/>
+                                <w:color w:val="auto"/>
+                                <w:sz w:val="28"/>
+                                <w:szCs w:val="28"/>
+                              </w:rPr>
+                              <w:t xml:space="preserve"> </w:t>
+                            </w:r>
+                            <w:r>
+                              <w:rPr>
+                                <w:b w:val="0"/>
+                                <w:bCs w:val="0"/>
+                                <w:color w:val="auto"/>
+                                <w:sz w:val="28"/>
+                                <w:szCs w:val="28"/>
+                              </w:rPr>
+                              <w:t>–</w:t>
+                            </w:r>
+                            <w:r>
+                              <w:rPr>
+                                <w:b w:val="0"/>
+                                <w:bCs w:val="0"/>
+                                <w:color w:val="auto"/>
+                                <w:sz w:val="28"/>
+                                <w:szCs w:val="28"/>
+                              </w:rPr>
+                              <w:t xml:space="preserve"> объединение </w:t>
+                            </w:r>
+                            <w:r>
+                              <w:rPr>
+                                <w:b w:val="0"/>
+                                <w:bCs w:val="0"/>
+                                <w:color w:val="auto"/>
+                                <w:sz w:val="28"/>
+                                <w:szCs w:val="28"/>
+                              </w:rPr>
+                              <w:t>результат слияния</w:t>
+                            </w:r>
+                          </w:p>
+                        </w:txbxContent>
+                      </wps:txbx>
+                      <wps:bodyPr rot="0" spcFirstLastPara="0" vertOverflow="overflow" horzOverflow="overflow" vert="horz" wrap="square" lIns="0" tIns="0" rIns="0" bIns="0" numCol="1" spcCol="0" rtlCol="0" fromWordArt="0" anchor="t" anchorCtr="0" forceAA="0" compatLnSpc="1">
+                        <a:prstTxWarp prst="textNoShape">
+                          <a:avLst/>
+                        </a:prstTxWarp>
+                        <a:noAutofit/>
+                      </wps:bodyPr>
+                    </wps:wsp>
+                  </a:graphicData>
+                </a:graphic>
+                <wp14:sizeRelH relativeFrom="margin">
+                  <wp14:pctWidth>0</wp14:pctWidth>
+                </wp14:sizeRelH>
+                <wp14:sizeRelV relativeFrom="margin">
+                  <wp14:pctHeight>0</wp14:pctHeight>
+                </wp14:sizeRelV>
+              </wp:anchor>
+            </w:drawing>
+          </mc:Choice>
+          <mc:Fallback>
+            <w:pict>
+              <v:shapetype w14:anchorId="5C876847" id="_x0000_t202" coordsize="21600,21600" o:spt="202" path="m,l,21600r21600,l21600,xe">
+                <v:stroke joinstyle="miter"/>
+                <v:path gradientshapeok="t" o:connecttype="rect"/>
+              </v:shapetype>
+              <v:shape id="Надпись 56" o:spid="_x0000_s1052" type="#_x0000_t202" style="position:absolute;left:0;text-align:left;margin-left:0;margin-top:543.65pt;width:275.25pt;height:21.75pt;z-index:251744256;visibility:visible;mso-wrap-style:square;mso-width-percent:0;mso-height-percent:0;mso-wrap-distance-left:9pt;mso-wrap-distance-top:0;mso-wrap-distance-right:9pt;mso-wrap-distance-bottom:0;mso-position-horizontal:center;mso-position-horizontal-relative:margin;mso-position-vertical:absolute;mso-position-vertical-relative:text;mso-width-percent:0;mso-height-percent:0;mso-width-relative:margin;mso-height-relative:margin;v-text-anchor:top" o:gfxdata="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" stroked="f">
+                <v:textbox inset="0,0,0,0">
+                  <w:txbxContent>
+                    <w:p>
+                      <w:pPr>
+                        <w:pStyle w:val="af1"/>
+                        <w:ind w:firstLine="0"/>
+                        <w:rPr>
+                          <w:rFonts w:cs="Times New Roman"/>
+                          <w:b w:val="0"/>
+                          <w:bCs w:val="0"/>
+                          <w:i/>
+                          <w:iCs/>
+                          <w:color w:val="auto"/>
+                          <w:sz w:val="28"/>
+                          <w:szCs w:val="28"/>
+                        </w:rPr>
+                      </w:pPr>
+                      <w:r>
+                        <w:rPr>
+                          <w:b w:val="0"/>
+                          <w:bCs w:val="0"/>
+                          <w:color w:val="auto"/>
+                          <w:sz w:val="28"/>
+                          <w:szCs w:val="28"/>
+                        </w:rPr>
+                        <w:t xml:space="preserve">Рисунок </w:t>
+                      </w:r>
+                      <w:r>
+                        <w:rPr>
+                          <w:b w:val="0"/>
+                          <w:bCs w:val="0"/>
+                          <w:color w:val="auto"/>
+                          <w:sz w:val="28"/>
+                          <w:szCs w:val="28"/>
+                        </w:rPr>
+                        <w:t>2</w:t>
+                      </w:r>
+                      <w:r>
+                        <w:rPr>
+                          <w:b w:val="0"/>
+                          <w:bCs w:val="0"/>
+                          <w:color w:val="auto"/>
+                          <w:sz w:val="28"/>
+                          <w:szCs w:val="28"/>
+                        </w:rPr>
+                        <w:t>8</w:t>
+                      </w:r>
+                      <w:r>
+                        <w:rPr>
+                          <w:b w:val="0"/>
+                          <w:bCs w:val="0"/>
+                          <w:color w:val="auto"/>
+                          <w:sz w:val="28"/>
+                          <w:szCs w:val="28"/>
+                        </w:rPr>
+                        <w:t xml:space="preserve"> </w:t>
+                      </w:r>
+                      <w:r>
+                        <w:rPr>
+                          <w:b w:val="0"/>
+                          <w:bCs w:val="0"/>
+                          <w:color w:val="auto"/>
+                          <w:sz w:val="28"/>
+                          <w:szCs w:val="28"/>
+                        </w:rPr>
+                        <w:t>–</w:t>
+                      </w:r>
+                      <w:r>
+                        <w:rPr>
+                          <w:b w:val="0"/>
+                          <w:bCs w:val="0"/>
+                          <w:color w:val="auto"/>
+                          <w:sz w:val="28"/>
+                          <w:szCs w:val="28"/>
+                        </w:rPr>
+                        <w:t xml:space="preserve"> объединение </w:t>
+                      </w:r>
+                      <w:r>
+                        <w:rPr>
+                          <w:b w:val="0"/>
+                          <w:bCs w:val="0"/>
+                          <w:color w:val="auto"/>
+                          <w:sz w:val="28"/>
+                          <w:szCs w:val="28"/>
+                        </w:rPr>
+                        <w:t>результат слияния</w:t>
+                      </w:r>
+                    </w:p>
+                  </w:txbxContent>
+                </v:textbox>
+                <w10:wrap type="topAndBottom" anchorx="margin"/>
+              </v:shape>
+            </w:pict>
+          </mc:Fallback>
+        </mc:AlternateContent>
+      </w:r>
+      <w:r>
+        <w:drawing>
+          <wp:anchor distT="0" distB="0" distL="114300" distR="114300" simplePos="0" relativeHeight="251742208" behindDoc="0" locked="0" layoutInCell="1" allowOverlap="1" wp14:anchorId="48461085" wp14:editId="36A4A4F8">
+            <wp:simplePos x="0" y="0"/>
+            <wp:positionH relativeFrom="column">
+              <wp:posOffset>-32385</wp:posOffset>
+            </wp:positionH>
+            <wp:positionV relativeFrom="paragraph">
+              <wp:posOffset>4065905</wp:posOffset>
+            </wp:positionV>
+            <wp:extent cx="5940425" cy="2820035"/>
+            <wp:effectExtent l="0" t="0" r="3175" b="0"/>
+            <wp:wrapTopAndBottom/>
+            <wp:docPr id="55" name="Рисунок 55"/>
+            <wp:cNvGraphicFramePr>
+              <a:graphicFrameLocks xmlns:a="http://schemas.openxmlformats.org/drawingml/2006/main" noChangeAspect="1"/>
+            </wp:cNvGraphicFramePr>
+            <a:graphic xmlns:a="http://schemas.openxmlformats.org/drawingml/2006/main">
+              <a:graphicData uri="http://schemas.openxmlformats.org/drawingml/2006/picture">
+                <pic:pic xmlns:pic="http://schemas.openxmlformats.org/drawingml/2006/picture">
+                  <pic:nvPicPr>
+                    <pic:cNvPr id="1" name=""/>
+                    <pic:cNvPicPr/>
+                  </pic:nvPicPr>
+                  <pic:blipFill>
+                    <a:blip r:embed="rId33" cstate="print">
+                      <a:extLst>
+                        <a:ext uri="{28A0092B-C50C-407E-A947-70E740481C1C}">
+                          <a14:useLocalDpi xmlns:a14="http://schemas.microsoft.com/office/drawing/2010/main" val="0"/>
+                        </a:ext>
+                      </a:extLst>
+                    </a:blip>
+                    <a:stretch>
+                      <a:fillRect/>
+                    </a:stretch>
+                  </pic:blipFill>
+                  <pic:spPr>
+                    <a:xfrm>
+                      <a:off x="0" y="0"/>
+                      <a:ext cx="5940425" cy="2820035"/>
+                    </a:xfrm>
+                    <a:prstGeom prst="rect">
+                      <a:avLst/>
+                    </a:prstGeom>
+                  </pic:spPr>
+                </pic:pic>
+              </a:graphicData>
+            </a:graphic>
+            <wp14:sizeRelH relativeFrom="page">
+              <wp14:pctWidth>0</wp14:pctWidth>
+            </wp14:sizeRelH>
+            <wp14:sizeRelV relativeFrom="page">
+              <wp14:pctHeight>0</wp14:pctHeight>
+            </wp14:sizeRelV>
+          </wp:anchor>
+        </w:drawing>
+      </w:r>
+      <w:r>
+        <w:rPr>
+          <w:noProof/>
+        </w:rPr>
+        <mc:AlternateContent>
+          <mc:Choice Requires="wps">
+            <w:drawing>
+              <wp:anchor distT="0" distB="0" distL="114300" distR="114300" simplePos="0" relativeHeight="251741184" behindDoc="0" locked="0" layoutInCell="1" allowOverlap="1" wp14:anchorId="55DEB5CE" wp14:editId="5E8A6B95">
+                <wp:simplePos x="0" y="0"/>
+                <wp:positionH relativeFrom="margin">
+                  <wp:align>center</wp:align>
+                </wp:positionH>
+                <wp:positionV relativeFrom="paragraph">
+                  <wp:posOffset>3777615</wp:posOffset>
                 </wp:positionV>
                 <wp:extent cx="3276600" cy="276225"/>
                 <wp:effectExtent l="0" t="0" r="0" b="9525"/>
@@ -14348,17 +14603,7 @@
                                 <w:sz w:val="28"/>
                                 <w:szCs w:val="28"/>
                               </w:rPr>
-                              <w:t xml:space="preserve"> </w:t>
-                            </w:r>
-                            <w:r>
-                              <w:rPr>
-                                <w:b w:val="0"/>
-                                <w:bCs w:val="0"/>
-                                <w:color w:val="auto"/>
-                                <w:sz w:val="28"/>
-                                <w:szCs w:val="28"/>
-                              </w:rPr>
-                              <w:t>объединение версий проекта</w:t>
+                              <w:t xml:space="preserve"> объединение версий проекта</w:t>
                             </w:r>
                           </w:p>
                         </w:txbxContent>
@@ -14383,7 +14628,7 @@
           </mc:Choice>
           <mc:Fallback>
             <w:pict>
-              <v:shape w14:anchorId="55DEB5CE" id="Надпись 54" o:spid="_x0000_s1052" type="#_x0000_t202" style="position:absolute;left:0;text-align:left;margin-left:0;margin-top:231.95pt;width:258pt;height:21.75pt;z-index:251741184;visibility:visible;mso-wrap-style:square;mso-width-percent:0;mso-height-percent:0;mso-wrap-distance-left:9pt;mso-wrap-distance-top:0;mso-wrap-distance-right:9pt;mso-wrap-distance-bottom:0;mso-position-horizontal:center;mso-position-horizontal-relative:margin;mso-position-vertical:absolute;mso-position-vertical-relative:text;mso-width-percent:0;mso-height-percent:0;mso-width-relative:margin;mso-height-relative:margin;v-text-anchor:top" o:gfxdata="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" stroked="f">
+              <v:shape w14:anchorId="55DEB5CE" id="Надпись 54" o:spid="_x0000_s1053" type="#_x0000_t202" style="position:absolute;left:0;text-align:left;margin-left:0;margin-top:297.45pt;width:258pt;height:21.75pt;z-index:251741184;visibility:visible;mso-wrap-style:square;mso-width-percent:0;mso-height-percent:0;mso-wrap-distance-left:9pt;mso-wrap-distance-top:0;mso-wrap-distance-right:9pt;mso-wrap-distance-bottom:0;mso-position-horizontal:center;mso-position-horizontal-relative:margin;mso-position-vertical:absolute;mso-position-vertical-relative:text;mso-width-percent:0;mso-height-percent:0;mso-width-relative:margin;mso-height-relative:margin;v-text-anchor:top" o:gfxdata="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" stroked="f">
                 <v:textbox inset="0,0,0,0">
                   <w:txbxContent>
                     <w:p>
@@ -14459,17 +14704,7 @@
                           <w:sz w:val="28"/>
                           <w:szCs w:val="28"/>
                         </w:rPr>
-                        <w:t xml:space="preserve"> </w:t>
-                      </w:r>
-                      <w:r>
-                        <w:rPr>
-                          <w:b w:val="0"/>
-                          <w:bCs w:val="0"/>
-                          <w:color w:val="auto"/>
-                          <w:sz w:val="28"/>
-                          <w:szCs w:val="28"/>
-                        </w:rPr>
-                        <w:t>объединение версий проекта</w:t>
+                        <w:t xml:space="preserve"> объединение версий проекта</w:t>
                       </w:r>
                     </w:p>
                   </w:txbxContent>
@@ -14481,14 +14716,17 @@
         </mc:AlternateContent>
       </w:r>
       <w:r>
+        <w:rPr>
+          <w:noProof/>
+        </w:rPr>
         <w:drawing>
-          <wp:anchor distT="0" distB="0" distL="114300" distR="114300" simplePos="0" relativeHeight="251739136" behindDoc="0" locked="0" layoutInCell="1" allowOverlap="1" wp14:anchorId="777EFDF2" wp14:editId="54D06EB1">
+          <wp:anchor distT="0" distB="0" distL="114300" distR="114300" simplePos="0" relativeHeight="251739136" behindDoc="0" locked="0" layoutInCell="1" allowOverlap="1" wp14:anchorId="777EFDF2" wp14:editId="39EA6AA3">
             <wp:simplePos x="0" y="0"/>
             <wp:positionH relativeFrom="margin">
               <wp:align>right</wp:align>
             </wp:positionH>
             <wp:positionV relativeFrom="paragraph">
-              <wp:posOffset>0</wp:posOffset>
+              <wp:posOffset>857250</wp:posOffset>
             </wp:positionV>
             <wp:extent cx="5940425" cy="2922905"/>
             <wp:effectExtent l="0" t="0" r="3175" b="0"/>
@@ -14505,7 +14743,7 @@
                     <pic:cNvPicPr/>
                   </pic:nvPicPr>
                   <pic:blipFill>
-                    <a:blip r:embed="rId33">
+                    <a:blip r:embed="rId34">
                       <a:extLst>
                         <a:ext uri="{28A0092B-C50C-407E-A947-70E740481C1C}">
                           <a14:useLocalDpi xmlns:a14="http://schemas.microsoft.com/office/drawing/2010/main" val="0"/>
@@ -14537,9 +14775,88 @@
           </wp:anchor>
         </w:drawing>
       </w:r>
+      <w:r>
+        <w:t xml:space="preserve">и сделан </w:t>
+      </w:r>
+      <w:r>
+        <w:rPr>
+          <w:lang w:val="en-US"/>
+        </w:rPr>
+        <w:t>merge</w:t>
+      </w:r>
+      <w:r>
+        <w:t xml:space="preserve"> </w:t>
+      </w:r>
+      <w:r>
+        <w:t>со временной веткой. Далее были разрешены все конфликты (удалены ненужные файлы</w:t>
+      </w:r>
+      <w:r>
+        <w:t>, удалены маркеры и объединены изменения вручную</w:t>
+      </w:r>
+      <w:r>
+        <w:t>).</w:t>
+      </w:r>
+    </w:p>
+    <w:p>
+      <w:pPr>
+        <w:spacing w:after="160" w:line="259" w:lineRule="auto"/>
+        <w:ind w:firstLine="0"/>
+        <w:jc w:val="left"/>
+      </w:pPr>
+    </w:p>
+    <w:p>
+      <w:pPr>
+        <w:spacing w:after="160" w:line="259" w:lineRule="auto"/>
+        <w:ind w:firstLine="0"/>
+        <w:jc w:val="left"/>
+      </w:pPr>
+    </w:p>
+    <w:p>
+      <w:pPr>
+        <w:spacing w:after="160" w:line="259" w:lineRule="auto"/>
+        <w:ind w:firstLine="0"/>
+        <w:jc w:val="left"/>
+      </w:pPr>
+    </w:p>
+    <w:p>
+      <w:pPr>
+        <w:spacing w:after="160" w:line="259" w:lineRule="auto"/>
+        <w:ind w:firstLine="0"/>
+        <w:jc w:val="left"/>
+        <w:rPr>
+          <w:lang w:val="en-US"/>
+        </w:rPr>
+      </w:pPr>
+      <w:r>
+        <w:rPr>
+          <w:lang w:val="en-US"/>
+        </w:rPr>
+        <w:t>2</w:t>
+      </w:r>
+      <w:r>
+        <w:t>.7 Применение стиля к шаблонам</w:t>
+      </w:r>
+      <w:r>
+        <w:br w:type="page"/>
+      </w:r>
+    </w:p>
+    <w:p>
+      <w:pPr>
+        <w:spacing w:after="160" w:line="259" w:lineRule="auto"/>
+        <w:ind w:firstLine="0"/>
+        <w:jc w:val="left"/>
+        <w:rPr>
+          <w:lang w:val="en-US"/>
+        </w:rPr>
+      </w:pPr>
+    </w:p>
+    <w:p>
+      <w:pPr>
+        <w:ind w:firstLine="0"/>
+      </w:pPr>
     </w:p>
     <w:sectPr>
-      <w:footerReference w:type="default" r:id="rId34"/>
+      <w:footerReference w:type="default" r:id="rId35"/>
       <w:pgSz w:w="11906" w:h="16838"/>
       <w:pgMar w:top="1134" w:right="850" w:bottom="1134" w:left="1701" w:header="709" w:footer="709" w:gutter="0"/>
       <w:cols w:space="708"/>
@@ -17811,6 +18128,7 @@
   <w:style w:type="character" w:default="1" w:styleId="a0">
     <w:name w:val="Default Paragraph Font"/>
     <w:uiPriority w:val="1"/>
+    <w:semiHidden/>
     <w:unhideWhenUsed/>
   </w:style>
   <w:style w:type="table" w:default="1" w:styleId="a1">

--- a/02.docx
+++ b/02.docx
@@ -13256,11 +13256,7 @@
           </mc:Choice>
           <mc:Fallback>
             <w:pict>
-              <v:shapetype w14:anchorId="245816BF" id="_x0000_t202" coordsize="21600,21600" o:spt="202" path="m,l,21600r21600,l21600,xe">
-                <v:stroke joinstyle="miter"/>
-                <v:path gradientshapeok="t" o:connecttype="rect"/>
-              </v:shapetype>
-              <v:shape id="Надпись 53" o:spid="_x0000_s1049" type="#_x0000_t202" style="position:absolute;left:0;text-align:left;margin-left:0;margin-top:422.55pt;width:184.5pt;height:21.75pt;z-index:251738112;visibility:visible;mso-wrap-style:square;mso-width-percent:0;mso-height-percent:0;mso-wrap-distance-left:9pt;mso-wrap-distance-top:0;mso-wrap-distance-right:9pt;mso-wrap-distance-bottom:0;mso-position-horizontal:center;mso-position-horizontal-relative:page;mso-position-vertical:absolute;mso-position-vertical-relative:text;mso-width-percent:0;mso-height-percent:0;mso-width-relative:margin;mso-height-relative:margin;v-text-anchor:top" o:gfxdata="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" stroked="f">
+              <v:shape w14:anchorId="245816BF" id="Надпись 53" o:spid="_x0000_s1049" type="#_x0000_t202" style="position:absolute;left:0;text-align:left;margin-left:0;margin-top:422.55pt;width:184.5pt;height:21.75pt;z-index:251738112;visibility:visible;mso-wrap-style:square;mso-width-percent:0;mso-height-percent:0;mso-wrap-distance-left:9pt;mso-wrap-distance-top:0;mso-wrap-distance-right:9pt;mso-wrap-distance-bottom:0;mso-position-horizontal:center;mso-position-horizontal-relative:page;mso-position-vertical:absolute;mso-position-vertical-relative:text;mso-width-percent:0;mso-height-percent:0;mso-width-relative:margin;mso-height-relative:margin;v-text-anchor:top" o:gfxdata="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" stroked="f">
                 <v:textbox inset="0,0,0,0">
                   <w:txbxContent>
                     <w:p>
@@ -13546,7 +13542,7 @@
           </mc:Choice>
           <mc:Fallback>
             <w:pict>
-              <v:shape w14:anchorId="387E2C25" id="Надпись 51" o:spid="_x0000_s1050" type="#_x0000_t202" style="position:absolute;margin-left:200.25pt;margin-top:235.05pt;width:231pt;height:21.75pt;z-index:251735040;visibility:visible;mso-wrap-style:square;mso-width-percent:0;mso-height-percent:0;mso-wrap-distance-left:9pt;mso-wrap-distance-top:0;mso-wrap-distance-right:9pt;mso-wrap-distance-bottom:0;mso-position-horizontal:absolute;mso-position-horizontal-relative:page;mso-position-vertical:absolute;mso-position-vertical-relative:text;mso-width-percent:0;mso-height-percent:0;mso-width-relative:margin;mso-height-relative:margin;v-text-anchor:top" o:gfxdata="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" stroked="f">
+              <v:shape w14:anchorId="387E2C25" id="Надпись 51" o:spid="_x0000_s1050" type="#_x0000_t202" style="position:absolute;left:0;text-align:left;margin-left:200.25pt;margin-top:235.05pt;width:231pt;height:21.75pt;z-index:251735040;visibility:visible;mso-wrap-style:square;mso-width-percent:0;mso-height-percent:0;mso-wrap-distance-left:9pt;mso-wrap-distance-top:0;mso-wrap-distance-right:9pt;mso-wrap-distance-bottom:0;mso-position-horizontal:absolute;mso-position-horizontal-relative:page;mso-position-vertical:absolute;mso-position-vertical-relative:text;mso-width-percent:0;mso-height-percent:0;mso-width-relative:margin;mso-height-relative:margin;v-text-anchor:top" o:gfxdata="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" stroked="f">
                 <v:textbox inset="0,0,0,0">
                   <w:txbxContent>
                     <w:p>
@@ -13842,7 +13838,7 @@
           </mc:Choice>
           <mc:Fallback>
             <w:pict>
-              <v:shape w14:anchorId="7D2711C5" id="Надпись 48" o:spid="_x0000_s1051" type="#_x0000_t202" style="position:absolute;margin-left:0;margin-top:106.8pt;width:195pt;height:21.75pt;z-index:251730944;visibility:visible;mso-wrap-style:square;mso-width-percent:0;mso-height-percent:0;mso-wrap-distance-left:9pt;mso-wrap-distance-top:0;mso-wrap-distance-right:9pt;mso-wrap-distance-bottom:0;mso-position-horizontal:center;mso-position-horizontal-relative:margin;mso-position-vertical:absolute;mso-position-vertical-relative:text;mso-width-percent:0;mso-height-percent:0;mso-width-relative:margin;mso-height-relative:margin;v-text-anchor:top" o:gfxdata="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" stroked="f">
+              <v:shape w14:anchorId="7D2711C5" id="Надпись 48" o:spid="_x0000_s1051" type="#_x0000_t202" style="position:absolute;left:0;text-align:left;margin-left:0;margin-top:106.8pt;width:195pt;height:21.75pt;z-index:251730944;visibility:visible;mso-wrap-style:square;mso-width-percent:0;mso-height-percent:0;mso-wrap-distance-left:9pt;mso-wrap-distance-top:0;mso-wrap-distance-right:9pt;mso-wrap-distance-bottom:0;mso-position-horizontal:center;mso-position-horizontal-relative:margin;mso-position-vertical:absolute;mso-position-vertical-relative:text;mso-width-percent:0;mso-height-percent:0;mso-width-relative:margin;mso-height-relative:margin;v-text-anchor:top" o:gfxdata="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" stroked="f">
                 <v:textbox inset="0,0,0,0">
                   <w:txbxContent>
                     <w:p>
@@ -14183,13 +14179,70 @@
         <w:ind w:firstLine="0"/>
       </w:pPr>
       <w:r>
+        <w:drawing>
+          <wp:anchor distT="0" distB="0" distL="114300" distR="114300" simplePos="0" relativeHeight="251742208" behindDoc="0" locked="0" layoutInCell="1" allowOverlap="1" wp14:anchorId="48461085" wp14:editId="5C61C455">
+            <wp:simplePos x="0" y="0"/>
+            <wp:positionH relativeFrom="margin">
+              <wp:align>right</wp:align>
+            </wp:positionH>
+            <wp:positionV relativeFrom="paragraph">
+              <wp:posOffset>4084320</wp:posOffset>
+            </wp:positionV>
+            <wp:extent cx="5940425" cy="2820035"/>
+            <wp:effectExtent l="0" t="0" r="3175" b="0"/>
+            <wp:wrapTopAndBottom/>
+            <wp:docPr id="55" name="Рисунок 55"/>
+            <wp:cNvGraphicFramePr>
+              <a:graphicFrameLocks xmlns:a="http://schemas.openxmlformats.org/drawingml/2006/main" noChangeAspect="1"/>
+            </wp:cNvGraphicFramePr>
+            <a:graphic xmlns:a="http://schemas.openxmlformats.org/drawingml/2006/main">
+              <a:graphicData uri="http://schemas.openxmlformats.org/drawingml/2006/picture">
+                <pic:pic xmlns:pic="http://schemas.openxmlformats.org/drawingml/2006/picture">
+                  <pic:nvPicPr>
+                    <pic:cNvPr id="1" name=""/>
+                    <pic:cNvPicPr/>
+                  </pic:nvPicPr>
+                  <pic:blipFill>
+                    <a:blip r:embed="rId33" cstate="print">
+                      <a:extLst>
+                        <a:ext uri="{28A0092B-C50C-407E-A947-70E740481C1C}">
+                          <a14:useLocalDpi xmlns:a14="http://schemas.microsoft.com/office/drawing/2010/main" val="0"/>
+                        </a:ext>
+                      </a:extLst>
+                    </a:blip>
+                    <a:stretch>
+                      <a:fillRect/>
+                    </a:stretch>
+                  </pic:blipFill>
+                  <pic:spPr>
+                    <a:xfrm>
+                      <a:off x="0" y="0"/>
+                      <a:ext cx="5940425" cy="2820035"/>
+                    </a:xfrm>
+                    <a:prstGeom prst="rect">
+                      <a:avLst/>
+                    </a:prstGeom>
+                  </pic:spPr>
+                </pic:pic>
+              </a:graphicData>
+            </a:graphic>
+            <wp14:sizeRelH relativeFrom="page">
+              <wp14:pctWidth>0</wp14:pctWidth>
+            </wp14:sizeRelH>
+            <wp14:sizeRelV relativeFrom="page">
+              <wp14:pctHeight>0</wp14:pctHeight>
+            </wp14:sizeRelV>
+          </wp:anchor>
+        </w:drawing>
+      </w:r>
+      <w:r>
         <w:rPr>
           <w:noProof/>
         </w:rPr>
         <mc:AlternateContent>
           <mc:Choice Requires="wps">
             <w:drawing>
-              <wp:anchor distT="0" distB="0" distL="114300" distR="114300" simplePos="0" relativeHeight="251744256" behindDoc="0" locked="0" layoutInCell="1" allowOverlap="1" wp14:anchorId="5C876847" wp14:editId="62F6F1BC">
+              <wp:anchor distT="0" distB="0" distL="114300" distR="114300" simplePos="0" relativeHeight="251744256" behindDoc="0" locked="0" layoutInCell="1" allowOverlap="1" wp14:anchorId="5C876847" wp14:editId="5490024E">
                 <wp:simplePos x="0" y="0"/>
                 <wp:positionH relativeFrom="margin">
                   <wp:align>center</wp:align>
@@ -14331,11 +14384,7 @@
           </mc:Choice>
           <mc:Fallback>
             <w:pict>
-              <v:shapetype w14:anchorId="5C876847" id="_x0000_t202" coordsize="21600,21600" o:spt="202" path="m,l,21600r21600,l21600,xe">
-                <v:stroke joinstyle="miter"/>
-                <v:path gradientshapeok="t" o:connecttype="rect"/>
-              </v:shapetype>
-              <v:shape id="Надпись 56" o:spid="_x0000_s1052" type="#_x0000_t202" style="position:absolute;left:0;text-align:left;margin-left:0;margin-top:543.65pt;width:275.25pt;height:21.75pt;z-index:251744256;visibility:visible;mso-wrap-style:square;mso-width-percent:0;mso-height-percent:0;mso-wrap-distance-left:9pt;mso-wrap-distance-top:0;mso-wrap-distance-right:9pt;mso-wrap-distance-bottom:0;mso-position-horizontal:center;mso-position-horizontal-relative:margin;mso-position-vertical:absolute;mso-position-vertical-relative:text;mso-width-percent:0;mso-height-percent:0;mso-width-relative:margin;mso-height-relative:margin;v-text-anchor:top" o:gfxdata="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" stroked="f">
+              <v:shape w14:anchorId="5C876847" id="Надпись 56" o:spid="_x0000_s1052" type="#_x0000_t202" style="position:absolute;left:0;text-align:left;margin-left:0;margin-top:543.65pt;width:275.25pt;height:21.75pt;z-index:251744256;visibility:visible;mso-wrap-style:square;mso-width-percent:0;mso-height-percent:0;mso-wrap-distance-left:9pt;mso-wrap-distance-top:0;mso-wrap-distance-right:9pt;mso-wrap-distance-bottom:0;mso-position-horizontal:center;mso-position-horizontal-relative:margin;mso-position-vertical:absolute;mso-position-vertical-relative:text;mso-width-percent:0;mso-height-percent:0;mso-width-relative:margin;mso-height-relative:margin;v-text-anchor:top" o:gfxdata="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" stroked="f">
                 <v:textbox inset="0,0,0,0">
                   <w:txbxContent>
                     <w:p>
@@ -14431,63 +14480,6 @@
             </w:pict>
           </mc:Fallback>
         </mc:AlternateContent>
-      </w:r>
-      <w:r>
-        <w:drawing>
-          <wp:anchor distT="0" distB="0" distL="114300" distR="114300" simplePos="0" relativeHeight="251742208" behindDoc="0" locked="0" layoutInCell="1" allowOverlap="1" wp14:anchorId="48461085" wp14:editId="36A4A4F8">
-            <wp:simplePos x="0" y="0"/>
-            <wp:positionH relativeFrom="column">
-              <wp:posOffset>-32385</wp:posOffset>
-            </wp:positionH>
-            <wp:positionV relativeFrom="paragraph">
-              <wp:posOffset>4065905</wp:posOffset>
-            </wp:positionV>
-            <wp:extent cx="5940425" cy="2820035"/>
-            <wp:effectExtent l="0" t="0" r="3175" b="0"/>
-            <wp:wrapTopAndBottom/>
-            <wp:docPr id="55" name="Рисунок 55"/>
-            <wp:cNvGraphicFramePr>
-              <a:graphicFrameLocks xmlns:a="http://schemas.openxmlformats.org/drawingml/2006/main" noChangeAspect="1"/>
-            </wp:cNvGraphicFramePr>
-            <a:graphic xmlns:a="http://schemas.openxmlformats.org/drawingml/2006/main">
-              <a:graphicData uri="http://schemas.openxmlformats.org/drawingml/2006/picture">
-                <pic:pic xmlns:pic="http://schemas.openxmlformats.org/drawingml/2006/picture">
-                  <pic:nvPicPr>
-                    <pic:cNvPr id="1" name=""/>
-                    <pic:cNvPicPr/>
-                  </pic:nvPicPr>
-                  <pic:blipFill>
-                    <a:blip r:embed="rId33" cstate="print">
-                      <a:extLst>
-                        <a:ext uri="{28A0092B-C50C-407E-A947-70E740481C1C}">
-                          <a14:useLocalDpi xmlns:a14="http://schemas.microsoft.com/office/drawing/2010/main" val="0"/>
-                        </a:ext>
-                      </a:extLst>
-                    </a:blip>
-                    <a:stretch>
-                      <a:fillRect/>
-                    </a:stretch>
-                  </pic:blipFill>
-                  <pic:spPr>
-                    <a:xfrm>
-                      <a:off x="0" y="0"/>
-                      <a:ext cx="5940425" cy="2820035"/>
-                    </a:xfrm>
-                    <a:prstGeom prst="rect">
-                      <a:avLst/>
-                    </a:prstGeom>
-                  </pic:spPr>
-                </pic:pic>
-              </a:graphicData>
-            </a:graphic>
-            <wp14:sizeRelH relativeFrom="page">
-              <wp14:pctWidth>0</wp14:pctWidth>
-            </wp14:sizeRelH>
-            <wp14:sizeRelV relativeFrom="page">
-              <wp14:pctHeight>0</wp14:pctHeight>
-            </wp14:sizeRelV>
-          </wp:anchor>
-        </w:drawing>
       </w:r>
       <w:r>
         <w:rPr>
@@ -14813,41 +14805,42 @@
     </w:p>
     <w:p>
       <w:pPr>
+        <w:pStyle w:val="2"/>
+      </w:pPr>
+      <w:r>
+        <w:rPr>
+          <w:lang w:val="en-US"/>
+        </w:rPr>
+        <w:lastRenderedPageBreak/>
+        <w:t>2</w:t>
+      </w:r>
+      <w:r>
+        <w:t>.7 Применение стиля к шаблонам</w:t>
+      </w:r>
+    </w:p>
+    <w:p>
+      <w:pPr>
+        <w:rPr>
+          <w:lang w:val="en-US"/>
+        </w:rPr>
+      </w:pPr>
+      <w:r>
+        <w:t>К созданным страницам и формам были применены разработанные ранее стили.</w:t>
+      </w:r>
+    </w:p>
+    <w:p>
+      <w:pPr>
+        <w:pStyle w:val="aff"/>
+      </w:pPr>
+      <w:r>
+        <w:br w:type="page"/>
+      </w:r>
+    </w:p>
+    <w:p>
+      <w:pPr>
         <w:spacing w:after="160" w:line="259" w:lineRule="auto"/>
         <w:ind w:firstLine="0"/>
         <w:jc w:val="left"/>
-      </w:pPr>
-    </w:p>
-    <w:p>
-      <w:pPr>
-        <w:spacing w:after="160" w:line="259" w:lineRule="auto"/>
-        <w:ind w:firstLine="0"/>
-        <w:jc w:val="left"/>
-        <w:rPr>
-          <w:lang w:val="en-US"/>
-        </w:rPr>
-      </w:pPr>
-      <w:r>
-        <w:rPr>
-          <w:lang w:val="en-US"/>
-        </w:rPr>
-        <w:t>2</w:t>
-      </w:r>
-      <w:r>
-        <w:t>.7 Применение стиля к шаблонам</w:t>
-      </w:r>
-      <w:r>
-        <w:br w:type="page"/>
-      </w:r>
-    </w:p>
-    <w:p>
-      <w:pPr>
-        <w:spacing w:after="160" w:line="259" w:lineRule="auto"/>
-        <w:ind w:firstLine="0"/>
-        <w:jc w:val="left"/>
-        <w:rPr>
-          <w:lang w:val="en-US"/>
-        </w:rPr>
       </w:pPr>
     </w:p>
     <w:p>

--- a/02.docx
+++ b/02.docx
@@ -262,18 +262,8 @@
           <w:szCs w:val="28"/>
           <w:lang w:eastAsia="ru-RU"/>
         </w:rPr>
-        <w:t xml:space="preserve">____________ Ю.С. </w:t>
-      </w:r>
-      <w:proofErr w:type="spellStart"/>
-      <w:r>
-        <w:rPr>
-          <w:rFonts w:eastAsia="Times New Roman" w:cs="Times New Roman"/>
-          <w:szCs w:val="28"/>
-          <w:lang w:eastAsia="ru-RU"/>
-        </w:rPr>
-        <w:t>Мамшева</w:t>
-      </w:r>
-      <w:proofErr w:type="spellEnd"/>
+        <w:t>____________ Ю.С. Мамшева</w:t>
+      </w:r>
     </w:p>
     <w:p>
       <w:pPr>
@@ -635,23 +625,7 @@
           <w:rFonts w:eastAsia="Times New Roman" w:cs="Times New Roman"/>
           <w:lang w:eastAsia="ru-RU"/>
         </w:rPr>
-        <w:t xml:space="preserve">Руководитель: ___________ </w:t>
-      </w:r>
-      <w:proofErr w:type="spellStart"/>
-      <w:r>
-        <w:rPr>
-          <w:rFonts w:eastAsia="Times New Roman" w:cs="Times New Roman"/>
-          <w:lang w:eastAsia="ru-RU"/>
-        </w:rPr>
-        <w:t>Мамшева</w:t>
-      </w:r>
-      <w:proofErr w:type="spellEnd"/>
-      <w:r>
-        <w:rPr>
-          <w:rFonts w:eastAsia="Times New Roman" w:cs="Times New Roman"/>
-          <w:lang w:eastAsia="ru-RU"/>
-        </w:rPr>
-        <w:t xml:space="preserve"> Ю.С. </w:t>
+        <w:t xml:space="preserve">Руководитель: ___________ Мамшева Ю.С. </w:t>
       </w:r>
       <w:r>
         <w:rPr>
@@ -1405,29 +1379,19 @@
       <w:r>
         <w:t xml:space="preserve">С помощью онлайн-сервиса </w:t>
       </w:r>
-      <w:proofErr w:type="spellStart"/>
       <w:r>
         <w:rPr>
           <w:lang w:val="en-US"/>
         </w:rPr>
         <w:t>Shtab</w:t>
       </w:r>
-      <w:proofErr w:type="spellEnd"/>
       <w:r>
         <w:t xml:space="preserve"> была составлена Канбан-доска с первостепенными задачами и основными составляющими системы. В последствии Канбан-доска будет расширяться и дополняться.</w:t>
       </w:r>
     </w:p>
     <w:p>
       <w:r>
-        <w:t>Было создано четыре колонки, каждая из которых отвечает за определённое состояние задачи на данном этапе: Новые, В процессе</w:t>
-      </w:r>
-      <w:proofErr w:type="gramStart"/>
-      <w:r>
-        <w:t>, Готово</w:t>
-      </w:r>
-      <w:proofErr w:type="gramEnd"/>
-      <w:r>
-        <w:t>, Отложено. Каждой задаче будет присвоен</w:t>
+        <w:t>Было создано четыре колонки, каждая из которых отвечает за определённое состояние задачи на данном этапе: Новые, В процессе, Готово, Отложено. Каждой задаче будет присвоен</w:t>
       </w:r>
       <w:r>
         <w:t xml:space="preserve"> приоритет</w:t>
@@ -2849,15 +2813,7 @@
         <w:ind w:left="0" w:firstLine="709"/>
       </w:pPr>
       <w:r>
-        <w:t xml:space="preserve">Финансовый контроль: при каждой покупке пользователь вводит сумму траты (или система автоматически списывает при интеграции с картой). Приложение конвертирует сумму в валюту лимита (через актуальные курсы из API), вычитает из дневного лимита и отображает остаток. При достижении порогов 50%, 80% и 100% от дневного лимита отправляются </w:t>
-      </w:r>
-      <w:proofErr w:type="spellStart"/>
-      <w:r>
-        <w:t>push</w:t>
-      </w:r>
-      <w:proofErr w:type="spellEnd"/>
-      <w:r>
-        <w:t>-уведомления о перерасходе. Пользователь также может подсчитать добавочный налог на продукцию (например, VAT) через встроенный калькулятор.</w:t>
+        <w:t>Финансовый контроль: при каждой покупке пользователь вводит сумму траты (или система автоматически списывает при интеграции с картой). Приложение конвертирует сумму в валюту лимита (через актуальные курсы из API), вычитает из дневного лимита и отображает остаток. При достижении порогов 50%, 80% и 100% от дневного лимита отправляются push-уведомления о перерасходе. Пользователь также может подсчитать добавочный налог на продукцию (например, VAT) через встроенный калькулятор.</w:t>
       </w:r>
     </w:p>
     <w:p>
@@ -2871,23 +2827,7 @@
       </w:pPr>
       <w:r>
         <w:lastRenderedPageBreak/>
-        <w:t xml:space="preserve">Безопасность: система в фоновом режиме (каждые 15 минут) запрашивает API новостей и МИД, фильтрует </w:t>
-      </w:r>
-      <w:proofErr w:type="gramStart"/>
-      <w:r>
-        <w:t>сообщения по ключевым словам</w:t>
-      </w:r>
-      <w:proofErr w:type="gramEnd"/>
-      <w:r>
-        <w:t xml:space="preserve"> («протесты», «стихия», «теракт», «МИД рекомендует»). При обнаружении события с высоким риском приложение отправляет </w:t>
-      </w:r>
-      <w:proofErr w:type="spellStart"/>
-      <w:r>
-        <w:t>push</w:t>
-      </w:r>
-      <w:proofErr w:type="spellEnd"/>
-      <w:r>
-        <w:t>-уведомление с кратким описанием и рекомендацией (например, «Избегайте центра города»). Пользователь может нажать на уведомление и получить развёрнутую статью с рекомендациями (контакты посольства, безопасные маршруты).</w:t>
+        <w:t>Безопасность: система в фоновом режиме (каждые 15 минут) запрашивает API новостей и МИД, фильтрует сообщения по ключевым словам («протесты», «стихия», «теракт», «МИД рекомендует»). При обнаружении события с высоким риском приложение отправляет push-уведомление с кратким описанием и рекомендацией (например, «Избегайте центра города»). Пользователь может нажать на уведомление и получить развёрнутую статью с рекомендациями (контакты посольства, безопасные маршруты).</w:t>
       </w:r>
     </w:p>
     <w:p>
@@ -2920,15 +2860,7 @@
     </w:p>
     <w:p>
       <w:r>
-        <w:t xml:space="preserve">Администратор через веб-сайт (или мобильную версию) управляет контентом: добавляет/редактирует статьи о странах, обновляет разговорник, корректирует топ-10 локальных приложений. Также он настраивает API-ключи для доступа к внешним сервисам (курсы валют, новости), отслеживает корректность </w:t>
-      </w:r>
-      <w:proofErr w:type="spellStart"/>
-      <w:r>
-        <w:t>парсинга</w:t>
-      </w:r>
-      <w:proofErr w:type="spellEnd"/>
-      <w:r>
-        <w:t xml:space="preserve"> (через логи ошибок) и просматривает аналитику: популярные страны у путешественников, частота запросов разговорника, количество отправленных уведомлений о рисках. При необходимости администратор может заблокировать пользователя (например, при фальшивых отзывах или спаме).</w:t>
+        <w:t>Администратор через веб-сайт (или мобильную версию) управляет контентом: добавляет/редактирует статьи о странах, обновляет разговорник, корректирует топ-10 локальных приложений. Также он настраивает API-ключи для доступа к внешним сервисам (курсы валют, новости), отслеживает корректность парсинга (через логи ошибок) и просматривает аналитику: популярные страны у путешественников, частота запросов разговорника, количество отправленных уведомлений о рисках. При необходимости администратор может заблокировать пользователя (например, при фальшивых отзывах или спаме).</w:t>
       </w:r>
     </w:p>
     <w:p>
@@ -2998,87 +2930,7 @@
           <w:rFonts w:cs="Times New Roman"/>
           <w:szCs w:val="28"/>
         </w:rPr>
-        <w:t xml:space="preserve">Клиентская часть включает два типа устройств: смартфоны под управлением </w:t>
-      </w:r>
-      <w:proofErr w:type="spellStart"/>
-      <w:r>
-        <w:rPr>
-          <w:rFonts w:cs="Times New Roman"/>
-          <w:szCs w:val="28"/>
-        </w:rPr>
-        <w:t>Android</w:t>
-      </w:r>
-      <w:proofErr w:type="spellEnd"/>
-      <w:r>
-        <w:rPr>
-          <w:rFonts w:cs="Times New Roman"/>
-          <w:szCs w:val="28"/>
-        </w:rPr>
-        <w:t xml:space="preserve"> (на которых установлено мобильное приложение, разработанное на </w:t>
-      </w:r>
-      <w:proofErr w:type="spellStart"/>
-      <w:r>
-        <w:rPr>
-          <w:rFonts w:cs="Times New Roman"/>
-          <w:szCs w:val="28"/>
-        </w:rPr>
-        <w:t>Kotlin</w:t>
-      </w:r>
-      <w:proofErr w:type="spellEnd"/>
-      <w:r>
-        <w:rPr>
-          <w:rFonts w:cs="Times New Roman"/>
-          <w:szCs w:val="28"/>
-        </w:rPr>
-        <w:t xml:space="preserve">) и персональные компьютеры (с которых администраторы или путешественники заходят на веб-сайт через обычный браузер). Мобильное приложение обеспечивает офлайн‑доступ к разговорнику, кешированию статей и курсов валют (через локальное хранилище </w:t>
-      </w:r>
-      <w:proofErr w:type="spellStart"/>
-      <w:r>
-        <w:rPr>
-          <w:rFonts w:cs="Times New Roman"/>
-          <w:szCs w:val="28"/>
-        </w:rPr>
-        <w:t>Room</w:t>
-      </w:r>
-      <w:proofErr w:type="spellEnd"/>
-      <w:r>
-        <w:rPr>
-          <w:rFonts w:cs="Times New Roman"/>
-          <w:szCs w:val="28"/>
-        </w:rPr>
-        <w:t xml:space="preserve"> и </w:t>
-      </w:r>
-      <w:proofErr w:type="spellStart"/>
-      <w:r>
-        <w:rPr>
-          <w:rFonts w:cs="Times New Roman"/>
-          <w:szCs w:val="28"/>
-        </w:rPr>
-        <w:t>DataStore</w:t>
-      </w:r>
-      <w:proofErr w:type="spellEnd"/>
-      <w:r>
-        <w:rPr>
-          <w:rFonts w:cs="Times New Roman"/>
-          <w:szCs w:val="28"/>
-        </w:rPr>
-        <w:t xml:space="preserve">) и получает </w:t>
-      </w:r>
-      <w:proofErr w:type="spellStart"/>
-      <w:r>
-        <w:rPr>
-          <w:rFonts w:cs="Times New Roman"/>
-          <w:szCs w:val="28"/>
-        </w:rPr>
-        <w:t>push</w:t>
-      </w:r>
-      <w:proofErr w:type="spellEnd"/>
-      <w:r>
-        <w:rPr>
-          <w:rFonts w:cs="Times New Roman"/>
-          <w:szCs w:val="28"/>
-        </w:rPr>
-        <w:t>‑уведомления через внешний сервис уведомлений. Веб‑браузер используется в основном администраторами для управления контентом (статьи, разговорник, топ приложений) и просмотра аналитики, а также путешественниками на этапе планирования поездки.</w:t>
+        <w:t>Клиентская часть включает два типа устройств: смартфоны под управлением Android (на которых установлено мобильное приложение, разработанное на Kotlin) и персональные компьютеры (с которых администраторы или путешественники заходят на веб-сайт через обычный браузер). Мобильное приложение обеспечивает офлайн‑доступ к разговорнику, кешированию статей и курсов валют (через локальное хранилище Room и DataStore) и получает push‑уведомления через внешний сервис уведомлений. Веб‑браузер используется в основном администраторами для управления контентом (статьи, разговорник, топ приложений) и просмотра аналитики, а также путешественниками на этапе планирования поездки.</w:t>
       </w:r>
     </w:p>
     <w:p>
@@ -3123,23 +2975,7 @@
           <w:rFonts w:cs="Times New Roman"/>
           <w:szCs w:val="28"/>
         </w:rPr>
-        <w:t xml:space="preserve">еб‑сервер (обычно </w:t>
-      </w:r>
-      <w:proofErr w:type="spellStart"/>
-      <w:r>
-        <w:rPr>
-          <w:rFonts w:cs="Times New Roman"/>
-          <w:szCs w:val="28"/>
-        </w:rPr>
-        <w:t>Nginx</w:t>
-      </w:r>
-      <w:proofErr w:type="spellEnd"/>
-      <w:r>
-        <w:rPr>
-          <w:rFonts w:cs="Times New Roman"/>
-          <w:szCs w:val="28"/>
-        </w:rPr>
-        <w:t>) принимает входящие HTTPS‑запросы от клиентов</w:t>
+        <w:t>еб‑сервер (обычно Nginx) принимает входящие HTTPS‑запросы от клиентов</w:t>
       </w:r>
       <w:r>
         <w:rPr>
@@ -3181,167 +3017,7 @@
           <w:rFonts w:cs="Times New Roman"/>
           <w:szCs w:val="28"/>
         </w:rPr>
-        <w:t>ервер приложений (</w:t>
-      </w:r>
-      <w:proofErr w:type="spellStart"/>
-      <w:r>
-        <w:rPr>
-          <w:rFonts w:cs="Times New Roman"/>
-          <w:szCs w:val="28"/>
-        </w:rPr>
-        <w:t>Django</w:t>
-      </w:r>
-      <w:proofErr w:type="spellEnd"/>
-      <w:r>
-        <w:rPr>
-          <w:rFonts w:cs="Times New Roman"/>
-          <w:szCs w:val="28"/>
-        </w:rPr>
-        <w:t xml:space="preserve"> + </w:t>
-      </w:r>
-      <w:proofErr w:type="spellStart"/>
-      <w:r>
-        <w:rPr>
-          <w:rFonts w:cs="Times New Roman"/>
-          <w:szCs w:val="28"/>
-        </w:rPr>
-        <w:t>Django</w:t>
-      </w:r>
-      <w:proofErr w:type="spellEnd"/>
-      <w:r>
-        <w:rPr>
-          <w:rFonts w:cs="Times New Roman"/>
-          <w:szCs w:val="28"/>
-        </w:rPr>
-        <w:t xml:space="preserve"> REST Framework) реализует всю бизнес‑логику: обработка регистрации и профилей, расчёт бюджета поездки, конвертация валют, пороговые уведомления о перерасходе, мониторинг безопасности (анализ новостей), формирование контента (статьи, фразы разговорника, топ‑10 приложений). На этом же узле работают </w:t>
-      </w:r>
-      <w:proofErr w:type="spellStart"/>
-      <w:r>
-        <w:rPr>
-          <w:rFonts w:cs="Times New Roman"/>
-          <w:szCs w:val="28"/>
-        </w:rPr>
-        <w:t>Celery</w:t>
-      </w:r>
-      <w:proofErr w:type="spellEnd"/>
-      <w:r>
-        <w:rPr>
-          <w:rFonts w:cs="Times New Roman"/>
-          <w:szCs w:val="28"/>
-        </w:rPr>
-        <w:t xml:space="preserve"> </w:t>
-      </w:r>
-      <w:proofErr w:type="spellStart"/>
-      <w:r>
-        <w:rPr>
-          <w:rFonts w:cs="Times New Roman"/>
-          <w:szCs w:val="28"/>
-        </w:rPr>
-        <w:t>worker</w:t>
-      </w:r>
-      <w:proofErr w:type="spellEnd"/>
-      <w:r>
-        <w:rPr>
-          <w:rFonts w:cs="Times New Roman"/>
-          <w:szCs w:val="28"/>
-        </w:rPr>
-        <w:t xml:space="preserve"> (фоновая отправка </w:t>
-      </w:r>
-      <w:proofErr w:type="spellStart"/>
-      <w:r>
-        <w:rPr>
-          <w:rFonts w:cs="Times New Roman"/>
-          <w:szCs w:val="28"/>
-        </w:rPr>
-        <w:t>push</w:t>
-      </w:r>
-      <w:proofErr w:type="spellEnd"/>
-      <w:r>
-        <w:rPr>
-          <w:rFonts w:cs="Times New Roman"/>
-          <w:szCs w:val="28"/>
-        </w:rPr>
-        <w:t xml:space="preserve">‑уведомлений, </w:t>
-      </w:r>
-      <w:proofErr w:type="spellStart"/>
-      <w:r>
-        <w:rPr>
-          <w:rFonts w:cs="Times New Roman"/>
-          <w:szCs w:val="28"/>
-        </w:rPr>
-        <w:t>парсинг</w:t>
-      </w:r>
-      <w:proofErr w:type="spellEnd"/>
-      <w:r>
-        <w:rPr>
-          <w:rFonts w:cs="Times New Roman"/>
-          <w:szCs w:val="28"/>
-        </w:rPr>
-        <w:t xml:space="preserve"> внешних API) и </w:t>
-      </w:r>
-      <w:proofErr w:type="spellStart"/>
-      <w:r>
-        <w:rPr>
-          <w:rFonts w:cs="Times New Roman"/>
-          <w:szCs w:val="28"/>
-        </w:rPr>
-        <w:t>Celery</w:t>
-      </w:r>
-      <w:proofErr w:type="spellEnd"/>
-      <w:r>
-        <w:rPr>
-          <w:rFonts w:cs="Times New Roman"/>
-          <w:szCs w:val="28"/>
-        </w:rPr>
-        <w:t xml:space="preserve"> </w:t>
-      </w:r>
-      <w:proofErr w:type="spellStart"/>
-      <w:r>
-        <w:rPr>
-          <w:rFonts w:cs="Times New Roman"/>
-          <w:szCs w:val="28"/>
-        </w:rPr>
-        <w:t>beat</w:t>
-      </w:r>
-      <w:proofErr w:type="spellEnd"/>
-      <w:r>
-        <w:rPr>
-          <w:rFonts w:cs="Times New Roman"/>
-          <w:szCs w:val="28"/>
-        </w:rPr>
-        <w:t xml:space="preserve"> (планировщик периодических задач: обновление курсов валют раз в час, проверка новостей каждые 15 минут), а также </w:t>
-      </w:r>
-      <w:proofErr w:type="spellStart"/>
-      <w:r>
-        <w:rPr>
-          <w:rFonts w:cs="Times New Roman"/>
-          <w:szCs w:val="28"/>
-        </w:rPr>
-        <w:t>Redis</w:t>
-      </w:r>
-      <w:proofErr w:type="spellEnd"/>
-      <w:r>
-        <w:rPr>
-          <w:rFonts w:cs="Times New Roman"/>
-          <w:szCs w:val="28"/>
-        </w:rPr>
-        <w:t xml:space="preserve">, который служит брокером сообщений для </w:t>
-      </w:r>
-      <w:proofErr w:type="spellStart"/>
-      <w:r>
-        <w:rPr>
-          <w:rFonts w:cs="Times New Roman"/>
-          <w:szCs w:val="28"/>
-        </w:rPr>
-        <w:t>Celery</w:t>
-      </w:r>
-      <w:proofErr w:type="spellEnd"/>
-      <w:r>
-        <w:rPr>
-          <w:rFonts w:cs="Times New Roman"/>
-          <w:szCs w:val="28"/>
-        </w:rPr>
-        <w:t xml:space="preserve"> и кешем для часто запрашиваемых данных (курсы, лимиты);</w:t>
+        <w:t>ервер приложений (Django + Django REST Framework) реализует всю бизнес‑логику: обработка регистрации и профилей, расчёт бюджета поездки, конвертация валют, пороговые уведомления о перерасходе, мониторинг безопасности (анализ новостей), формирование контента (статьи, фразы разговорника, топ‑10 приложений). На этом же узле работают Celery worker (фоновая отправка push‑уведомлений, парсинг внешних API) и Celery beat (планировщик периодических задач: обновление курсов валют раз в час, проверка новостей каждые 15 минут), а также Redis, который служит брокером сообщений для Celery и кешем для часто запрашиваемых данных (курсы, лимиты);</w:t>
       </w:r>
     </w:p>
     <w:p>
@@ -3392,23 +3068,7 @@
           <w:szCs w:val="28"/>
         </w:rPr>
         <w:lastRenderedPageBreak/>
-        <w:t xml:space="preserve">разговорника, правила стран, топ приложений, актуальные курсы валют, новостные события и логи </w:t>
-      </w:r>
-      <w:proofErr w:type="spellStart"/>
-      <w:r>
-        <w:rPr>
-          <w:rFonts w:cs="Times New Roman"/>
-          <w:szCs w:val="28"/>
-        </w:rPr>
-        <w:t>парсинга</w:t>
-      </w:r>
-      <w:proofErr w:type="spellEnd"/>
-      <w:r>
-        <w:rPr>
-          <w:rFonts w:cs="Times New Roman"/>
-          <w:szCs w:val="28"/>
-        </w:rPr>
-        <w:t>. Доступ к нему имеет только сервер приложений.</w:t>
+        <w:t>разговорника, правила стран, топ приложений, актуальные курсы валют, новостные события и логи парсинга. Доступ к нему имеет только сервер приложений.</w:t>
       </w:r>
     </w:p>
     <w:p>
@@ -3463,23 +3123,7 @@
           <w:rFonts w:cs="Times New Roman"/>
           <w:szCs w:val="28"/>
         </w:rPr>
-        <w:t xml:space="preserve">клиент (мобильное приложение и браузер) соединяется с веб‑сервером (или напрямую с сервером приложений, в зависимости от конфигурации) по протоколу HTTPS. Веб‑сервер внутри инфраструктуры передаёт динамические запросы серверу приложений по HTTP (или через </w:t>
-      </w:r>
-      <w:proofErr w:type="spellStart"/>
-      <w:r>
-        <w:rPr>
-          <w:rFonts w:cs="Times New Roman"/>
-          <w:szCs w:val="28"/>
-        </w:rPr>
-        <w:t>uWSGI</w:t>
-      </w:r>
-      <w:proofErr w:type="spellEnd"/>
-      <w:r>
-        <w:rPr>
-          <w:rFonts w:cs="Times New Roman"/>
-          <w:szCs w:val="28"/>
-        </w:rPr>
-        <w:t>);</w:t>
+        <w:t>клиент (мобильное приложение и браузер) соединяется с веб‑сервером (или напрямую с сервером приложений, в зависимости от конфигурации) по протоколу HTTPS. Веб‑сервер внутри инфраструктуры передаёт динамические запросы серверу приложений по HTTP (или через uWSGI);</w:t>
       </w:r>
     </w:p>
     <w:p>
@@ -3502,7 +3146,6 @@
         </w:rPr>
         <w:t>сервер приложений постоянно взаимодействует с сервером баз данных по TCP на порту 5432 (протокол SQL</w:t>
       </w:r>
-      <w:proofErr w:type="spellStart"/>
       <w:r>
         <w:rPr>
           <w:rFonts w:cs="Times New Roman"/>
@@ -3511,7 +3154,6 @@
         </w:rPr>
         <w:t>ite</w:t>
       </w:r>
-      <w:proofErr w:type="spellEnd"/>
       <w:r>
         <w:rPr>
           <w:rFonts w:cs="Times New Roman"/>
@@ -3538,23 +3180,7 @@
           <w:rFonts w:cs="Times New Roman"/>
           <w:szCs w:val="28"/>
         </w:rPr>
-        <w:t xml:space="preserve">сервер приложений сам инициирует исходящие HTTPS‑запросы к внешним сервисам (API валют, новостей, платежей, </w:t>
-      </w:r>
-      <w:proofErr w:type="spellStart"/>
-      <w:r>
-        <w:rPr>
-          <w:rFonts w:cs="Times New Roman"/>
-          <w:szCs w:val="28"/>
-        </w:rPr>
-        <w:t>push</w:t>
-      </w:r>
-      <w:proofErr w:type="spellEnd"/>
-      <w:r>
-        <w:rPr>
-          <w:rFonts w:cs="Times New Roman"/>
-          <w:szCs w:val="28"/>
-        </w:rPr>
-        <w:t>‑уведомлений) для получения данных или отправки уведомлений. Внешние сервисы никогда не обращаются к базе данных напрямую – они только отвечают на запросы сервера приложений.</w:t>
+        <w:t>сервер приложений сам инициирует исходящие HTTPS‑запросы к внешним сервисам (API валют, новостей, платежей, push‑уведомлений) для получения данных или отправки уведомлений. Внешние сервисы никогда не обращаются к базе данных напрямую – они только отвечают на запросы сервера приложений.</w:t>
       </w:r>
     </w:p>
     <w:p>
@@ -3994,39 +3620,7 @@
           <w:rFonts w:cs="Times New Roman"/>
           <w:szCs w:val="28"/>
         </w:rPr>
-        <w:t>обильное приложение (</w:t>
-      </w:r>
-      <w:proofErr w:type="spellStart"/>
-      <w:r>
-        <w:rPr>
-          <w:rFonts w:cs="Times New Roman"/>
-          <w:szCs w:val="28"/>
-        </w:rPr>
-        <w:t>Android</w:t>
-      </w:r>
-      <w:proofErr w:type="spellEnd"/>
-      <w:r>
-        <w:rPr>
-          <w:rFonts w:cs="Times New Roman"/>
-          <w:szCs w:val="28"/>
-        </w:rPr>
-        <w:t xml:space="preserve">, </w:t>
-      </w:r>
-      <w:proofErr w:type="spellStart"/>
-      <w:r>
-        <w:rPr>
-          <w:rFonts w:cs="Times New Roman"/>
-          <w:szCs w:val="28"/>
-        </w:rPr>
-        <w:t>Kotlin</w:t>
-      </w:r>
-      <w:proofErr w:type="spellEnd"/>
-      <w:r>
-        <w:rPr>
-          <w:rFonts w:cs="Times New Roman"/>
-          <w:szCs w:val="28"/>
-        </w:rPr>
-        <w:t>)</w:t>
+        <w:t>обильное приложение (Android, Kotlin)</w:t>
       </w:r>
       <w:r>
         <w:rPr>
@@ -4064,17 +3658,8 @@
           <w:rFonts w:cs="Times New Roman"/>
           <w:szCs w:val="28"/>
         </w:rPr>
-        <w:t>(</w:t>
-      </w:r>
-      <w:proofErr w:type="spellStart"/>
-      <w:r>
-        <w:rPr>
-          <w:rFonts w:cs="Times New Roman"/>
-          <w:szCs w:val="28"/>
-        </w:rPr>
-        <w:t>Django</w:t>
-      </w:r>
-      <w:proofErr w:type="spellEnd"/>
+        <w:t>(Django</w:t>
+      </w:r>
       <w:r>
         <w:rPr>
           <w:rFonts w:cs="Times New Roman"/>
@@ -4119,39 +3704,7 @@
           <w:rFonts w:cs="Times New Roman"/>
           <w:szCs w:val="28"/>
         </w:rPr>
-        <w:t xml:space="preserve">. Сервер – центральный компонент, реализующий бизнес-логику: API-шлюз, расчёт бюджета, конвертацию валют, пороговые уведомления, </w:t>
-      </w:r>
-      <w:proofErr w:type="spellStart"/>
-      <w:r>
-        <w:rPr>
-          <w:rFonts w:cs="Times New Roman"/>
-          <w:szCs w:val="28"/>
-        </w:rPr>
-        <w:t>парсинг</w:t>
-      </w:r>
-      <w:proofErr w:type="spellEnd"/>
-      <w:r>
-        <w:rPr>
-          <w:rFonts w:cs="Times New Roman"/>
-          <w:szCs w:val="28"/>
-        </w:rPr>
-        <w:t xml:space="preserve"> внешних источников, отправку </w:t>
-      </w:r>
-      <w:proofErr w:type="spellStart"/>
-      <w:r>
-        <w:rPr>
-          <w:rFonts w:cs="Times New Roman"/>
-          <w:szCs w:val="28"/>
-        </w:rPr>
-        <w:t>push</w:t>
-      </w:r>
-      <w:proofErr w:type="spellEnd"/>
-      <w:r>
-        <w:rPr>
-          <w:rFonts w:cs="Times New Roman"/>
-          <w:szCs w:val="28"/>
-        </w:rPr>
-        <w:t>-уведомлений.</w:t>
+        <w:t>. Сервер – центральный компонент, реализующий бизнес-логику: API-шлюз, расчёт бюджета, конвертацию валют, пороговые уведомления, парсинг внешних источников, отправку push-уведомлений.</w:t>
       </w:r>
     </w:p>
     <w:p>
@@ -4177,7 +3730,6 @@
         </w:rPr>
         <w:t>. База данных (SQL</w:t>
       </w:r>
-      <w:proofErr w:type="spellStart"/>
       <w:r>
         <w:rPr>
           <w:rFonts w:cs="Times New Roman"/>
@@ -4186,7 +3738,6 @@
         </w:rPr>
         <w:t>ite</w:t>
       </w:r>
-      <w:proofErr w:type="spellEnd"/>
       <w:r>
         <w:rPr>
           <w:rFonts w:cs="Times New Roman"/>
@@ -4216,39 +3767,7 @@
           <w:rFonts w:cs="Times New Roman"/>
           <w:szCs w:val="28"/>
         </w:rPr>
-        <w:t>. Локальное хранилище – кеш на устройстве (</w:t>
-      </w:r>
-      <w:proofErr w:type="spellStart"/>
-      <w:r>
-        <w:rPr>
-          <w:rFonts w:cs="Times New Roman"/>
-          <w:szCs w:val="28"/>
-        </w:rPr>
-        <w:t>Room</w:t>
-      </w:r>
-      <w:proofErr w:type="spellEnd"/>
-      <w:r>
-        <w:rPr>
-          <w:rFonts w:cs="Times New Roman"/>
-          <w:szCs w:val="28"/>
-        </w:rPr>
-        <w:t xml:space="preserve"> Database + </w:t>
-      </w:r>
-      <w:proofErr w:type="spellStart"/>
-      <w:r>
-        <w:rPr>
-          <w:rFonts w:cs="Times New Roman"/>
-          <w:szCs w:val="28"/>
-        </w:rPr>
-        <w:t>DataStore</w:t>
-      </w:r>
-      <w:proofErr w:type="spellEnd"/>
-      <w:r>
-        <w:rPr>
-          <w:rFonts w:cs="Times New Roman"/>
-          <w:szCs w:val="28"/>
-        </w:rPr>
-        <w:t>), обеспечивает офлайн‑доступ к разговорнику, статьям, курсам и сохраняет настройки/токен.</w:t>
+        <w:t>. Локальное хранилище – кеш на устройстве (Room Database + DataStore), обеспечивает офлайн‑доступ к разговорнику, статьям, курсам и сохраняет настройки/токен.</w:t>
       </w:r>
     </w:p>
     <w:p>
@@ -4314,23 +3833,7 @@
           <w:rFonts w:cs="Times New Roman"/>
           <w:szCs w:val="28"/>
         </w:rPr>
-        <w:t xml:space="preserve">API новостей и МИД – </w:t>
-      </w:r>
-      <w:proofErr w:type="spellStart"/>
-      <w:r>
-        <w:rPr>
-          <w:rFonts w:cs="Times New Roman"/>
-          <w:szCs w:val="28"/>
-        </w:rPr>
-        <w:t>парсинг</w:t>
-      </w:r>
-      <w:proofErr w:type="spellEnd"/>
-      <w:r>
-        <w:rPr>
-          <w:rFonts w:cs="Times New Roman"/>
-          <w:szCs w:val="28"/>
-        </w:rPr>
-        <w:t xml:space="preserve"> RSS/лент о протестах, стихиях, рекомендациях.</w:t>
+        <w:t>API новостей и МИД – парсинг RSS/лент о протестах, стихиях, рекомендациях.</w:t>
       </w:r>
     </w:p>
     <w:p>
@@ -4437,23 +3940,7 @@
           <w:rFonts w:cs="Times New Roman"/>
           <w:szCs w:val="28"/>
         </w:rPr>
-        <w:t xml:space="preserve">Клиентский интерфейс связан с Сервером. Клиент отправляет все запросы на сервер через REST API. Сервер возвращает данные (рассчитанный бюджет, контент) и </w:t>
-      </w:r>
-      <w:proofErr w:type="spellStart"/>
-      <w:r>
-        <w:rPr>
-          <w:rFonts w:cs="Times New Roman"/>
-          <w:szCs w:val="28"/>
-        </w:rPr>
-        <w:t>push</w:t>
-      </w:r>
-      <w:proofErr w:type="spellEnd"/>
-      <w:r>
-        <w:rPr>
-          <w:rFonts w:cs="Times New Roman"/>
-          <w:szCs w:val="28"/>
-        </w:rPr>
-        <w:t xml:space="preserve">-уведомления. </w:t>
+        <w:t xml:space="preserve">Клиентский интерфейс связан с Сервером. Клиент отправляет все запросы на сервер через REST API. Сервер возвращает данные (рассчитанный бюджет, контент) и push-уведомления. </w:t>
       </w:r>
     </w:p>
     <w:p>
@@ -4923,23 +4410,7 @@
           <w:rFonts w:cs="Times New Roman"/>
           <w:szCs w:val="28"/>
         </w:rPr>
-        <w:t xml:space="preserve">4. </w:t>
-      </w:r>
-      <w:proofErr w:type="spellStart"/>
-      <w:r>
-        <w:rPr>
-          <w:rFonts w:cs="Times New Roman"/>
-          <w:szCs w:val="28"/>
-        </w:rPr>
-        <w:t>Парсинг</w:t>
-      </w:r>
-      <w:proofErr w:type="spellEnd"/>
-      <w:r>
-        <w:rPr>
-          <w:rFonts w:cs="Times New Roman"/>
-          <w:szCs w:val="28"/>
-        </w:rPr>
-        <w:t xml:space="preserve"> и фильтрация – извлечение из новостей ключевых слов («протесты», «стихия», «землетрясение», «теракт», «МИД рекомендует») и отсев нерелевантных сообщений.</w:t>
+        <w:t>4. Парсинг и фильтрация – извлечение из новостей ключевых слов («протесты», «стихия», «землетрясение», «теракт», «МИД рекомендует») и отсев нерелевантных сообщений.</w:t>
       </w:r>
     </w:p>
     <w:p>
@@ -5260,23 +4731,7 @@
           <w:rFonts w:cs="Times New Roman"/>
           <w:szCs w:val="28"/>
         </w:rPr>
-        <w:t xml:space="preserve">Ветвление происходит после этапа </w:t>
-      </w:r>
-      <w:proofErr w:type="spellStart"/>
-      <w:r>
-        <w:rPr>
-          <w:rFonts w:cs="Times New Roman"/>
-          <w:szCs w:val="28"/>
-        </w:rPr>
-        <w:t>парсинга</w:t>
-      </w:r>
-      <w:proofErr w:type="spellEnd"/>
-      <w:r>
-        <w:rPr>
-          <w:rFonts w:cs="Times New Roman"/>
-          <w:szCs w:val="28"/>
-        </w:rPr>
-        <w:t xml:space="preserve"> и фильтрации. Две ветви взаимоисключающие – в зависимости от наличия рисков.</w:t>
+        <w:t>Ветвление происходит после этапа парсинга и фильтрации. Две ветви взаимоисключающие – в зависимости от наличия рисков.</w:t>
       </w:r>
     </w:p>
     <w:p>
@@ -5752,31 +5207,7 @@
           <w:rFonts w:cs="Times New Roman"/>
           <w:szCs w:val="28"/>
         </w:rPr>
-        <w:t xml:space="preserve">Внешние API возвращают «Список новостей» (заголовки, тексты, даты, источники). Интерфейс получает этот список, выполняет </w:t>
-      </w:r>
-      <w:proofErr w:type="spellStart"/>
-      <w:r>
-        <w:rPr>
-          <w:rFonts w:cs="Times New Roman"/>
-          <w:szCs w:val="28"/>
-        </w:rPr>
-        <w:t>парсинг</w:t>
-      </w:r>
-      <w:proofErr w:type="spellEnd"/>
-      <w:r>
-        <w:rPr>
-          <w:rFonts w:cs="Times New Roman"/>
-          <w:szCs w:val="28"/>
-        </w:rPr>
-        <w:t xml:space="preserve"> и </w:t>
-      </w:r>
-      <w:proofErr w:type="gramStart"/>
-      <w:r>
-        <w:rPr>
-          <w:rFonts w:cs="Times New Roman"/>
-          <w:szCs w:val="28"/>
-        </w:rPr>
-        <w:t>фильтрацию</w:t>
+        <w:t>Внешние API возвращают «Список новостей» (заголовки, тексты, даты, источники). Интерфейс получает этот список, выполняет парсинг и фильтрацию</w:t>
       </w:r>
       <w:r>
         <w:rPr>
@@ -5804,15 +5235,7 @@
           <w:rFonts w:cs="Times New Roman"/>
           <w:szCs w:val="28"/>
         </w:rPr>
-        <w:t>ключевым словам</w:t>
-      </w:r>
-      <w:proofErr w:type="gramEnd"/>
-      <w:r>
-        <w:rPr>
-          <w:rFonts w:cs="Times New Roman"/>
-          <w:szCs w:val="28"/>
-        </w:rPr>
-        <w:t xml:space="preserve"> («протесты», «стихия», «теракт», «МИД рекомендует»), определяет уровень риска (опасно / внимание / безопасно). </w:t>
+        <w:t xml:space="preserve">ключевым словам («протесты», «стихия», «теракт», «МИД рекомендует»), определяет уровень риска (опасно / внимание / безопасно). </w:t>
       </w:r>
       <w:r>
         <w:rPr>
@@ -5820,23 +5243,7 @@
           <w:szCs w:val="28"/>
         </w:rPr>
         <w:lastRenderedPageBreak/>
-        <w:t xml:space="preserve">Если уровень риска выше «безопасно», интерфейс формирует «Уведомление» и отправляет его пользователю (через </w:t>
-      </w:r>
-      <w:proofErr w:type="spellStart"/>
-      <w:r>
-        <w:rPr>
-          <w:rFonts w:cs="Times New Roman"/>
-          <w:szCs w:val="28"/>
-        </w:rPr>
-        <w:t>push</w:t>
-      </w:r>
-      <w:proofErr w:type="spellEnd"/>
-      <w:r>
-        <w:rPr>
-          <w:rFonts w:cs="Times New Roman"/>
-          <w:szCs w:val="28"/>
-        </w:rPr>
-        <w:t>-уведомление или SMS).</w:t>
+        <w:t>Если уровень риска выше «безопасно», интерфейс формирует «Уведомление» и отправляет его пользователю (через push-уведомление или SMS).</w:t>
       </w:r>
     </w:p>
     <w:p>
@@ -6118,23 +5525,7 @@
           <w:rFonts w:cs="Times New Roman"/>
           <w:szCs w:val="28"/>
         </w:rPr>
-        <w:t xml:space="preserve">Пользователь – путешественник, инициатор процесса. Регистрируется в системе, редактирует свои данные (и настраивает параметры уведомлений (включение/отключение </w:t>
-      </w:r>
-      <w:proofErr w:type="spellStart"/>
-      <w:r>
-        <w:rPr>
-          <w:rFonts w:cs="Times New Roman"/>
-          <w:szCs w:val="28"/>
-        </w:rPr>
-        <w:t>push</w:t>
-      </w:r>
-      <w:proofErr w:type="spellEnd"/>
-      <w:r>
-        <w:rPr>
-          <w:rFonts w:cs="Times New Roman"/>
-          <w:szCs w:val="28"/>
-        </w:rPr>
-        <w:t>-оповещений о рисках и расходах, установка пороговых значений).</w:t>
+        <w:t>Пользователь – путешественник, инициатор процесса. Регистрируется в системе, редактирует свои данные (и настраивает параметры уведомлений (включение/отключение push-оповещений о рисках и расходах, установка пороговых значений).</w:t>
       </w:r>
     </w:p>
     <w:p>
@@ -6178,7 +5569,6 @@
         </w:rPr>
         <w:t>Сервер – бэкенд с базой данных SQL</w:t>
       </w:r>
-      <w:proofErr w:type="spellStart"/>
       <w:r>
         <w:rPr>
           <w:rFonts w:cs="Times New Roman"/>
@@ -6187,7 +5577,6 @@
         </w:rPr>
         <w:t>ite</w:t>
       </w:r>
-      <w:proofErr w:type="spellEnd"/>
       <w:r>
         <w:rPr>
           <w:rFonts w:cs="Times New Roman"/>
@@ -6281,23 +5670,7 @@
           <w:rFonts w:cs="Times New Roman"/>
           <w:szCs w:val="28"/>
         </w:rPr>
-        <w:t xml:space="preserve">Также пользователь может настроить параметры уведомлений (например, включить </w:t>
-      </w:r>
-      <w:proofErr w:type="spellStart"/>
-      <w:r>
-        <w:rPr>
-          <w:rFonts w:cs="Times New Roman"/>
-          <w:szCs w:val="28"/>
-        </w:rPr>
-        <w:t>push</w:t>
-      </w:r>
-      <w:proofErr w:type="spellEnd"/>
-      <w:r>
-        <w:rPr>
-          <w:rFonts w:cs="Times New Roman"/>
-          <w:szCs w:val="28"/>
-        </w:rPr>
-        <w:t xml:space="preserve">-уведомления о рисках, установить лимит для уведомлений о расходах). Он отправляет «Запросить настройку уведомлений» в интерфейс. Интерфейс передаёт серверу «Передать настройки». Сервер </w:t>
+        <w:t xml:space="preserve">Также пользователь может настроить параметры уведомлений (например, включить push-уведомления о рисках, установить лимит для уведомлений о расходах). Он отправляет «Запросить настройку уведомлений» в интерфейс. Интерфейс передаёт серверу «Передать настройки». Сервер </w:t>
       </w:r>
       <w:r>
         <w:rPr>
@@ -6553,23 +5926,7 @@
           <w:rFonts w:cs="Times New Roman"/>
           <w:szCs w:val="28"/>
         </w:rPr>
-        <w:t>Был выбран объект «Уведомление о безопасности» (</w:t>
-      </w:r>
-      <w:proofErr w:type="spellStart"/>
-      <w:r>
-        <w:rPr>
-          <w:rFonts w:cs="Times New Roman"/>
-          <w:szCs w:val="28"/>
-        </w:rPr>
-        <w:t>push</w:t>
-      </w:r>
-      <w:proofErr w:type="spellEnd"/>
-      <w:r>
-        <w:rPr>
-          <w:rFonts w:cs="Times New Roman"/>
-          <w:szCs w:val="28"/>
-        </w:rPr>
-        <w:t>-уведомление, отправляемое путешественнику при обнаружении рисков).</w:t>
+        <w:t>Был выбран объект «Уведомление о безопасности» (push-уведомление, отправляемое путешественнику при обнаружении рисков).</w:t>
       </w:r>
     </w:p>
     <w:p>
@@ -6644,21 +6001,12 @@
           <w:szCs w:val="28"/>
         </w:rPr>
       </w:pPr>
-      <w:proofErr w:type="spellStart"/>
-      <w:r>
-        <w:rPr>
-          <w:rFonts w:cs="Times New Roman"/>
-          <w:szCs w:val="28"/>
-        </w:rPr>
-        <w:t>entry</w:t>
-      </w:r>
-      <w:proofErr w:type="spellEnd"/>
-      <w:r>
-        <w:rPr>
-          <w:rFonts w:cs="Times New Roman"/>
-          <w:szCs w:val="28"/>
-        </w:rPr>
-        <w:t>/сформулировать текст – при входе в состояние на основе уровня риска и типа события создаётся сообщение (например: «Внимание! В Бангкоке проходят протесты. Рекомендуем избегать центра города»).</w:t>
+      <w:r>
+        <w:rPr>
+          <w:rFonts w:cs="Times New Roman"/>
+          <w:szCs w:val="28"/>
+        </w:rPr>
+        <w:t>entry/сформулировать текст – при входе в состояние на основе уровня риска и типа события создаётся сообщение (например: «Внимание! В Бангкоке проходят протесты. Рекомендуем избегать центра города»).</w:t>
       </w:r>
     </w:p>
     <w:p>
@@ -6674,101 +6022,28 @@
           <w:szCs w:val="28"/>
         </w:rPr>
       </w:pPr>
-      <w:proofErr w:type="spellStart"/>
       <w:r>
         <w:rPr>
           <w:rFonts w:cs="Times New Roman"/>
           <w:szCs w:val="28"/>
         </w:rPr>
         <w:lastRenderedPageBreak/>
-        <w:t>do</w:t>
-      </w:r>
-      <w:proofErr w:type="spellEnd"/>
-      <w:r>
-        <w:rPr>
-          <w:rFonts w:cs="Times New Roman"/>
-          <w:szCs w:val="28"/>
-        </w:rPr>
-        <w:t>/ожидать отправки – уведомление находится в очереди на отправку (</w:t>
-      </w:r>
-      <w:proofErr w:type="spellStart"/>
-      <w:r>
-        <w:rPr>
-          <w:rFonts w:cs="Times New Roman"/>
-          <w:szCs w:val="28"/>
-        </w:rPr>
-        <w:t>Celery</w:t>
-      </w:r>
-      <w:proofErr w:type="spellEnd"/>
-      <w:r>
-        <w:rPr>
-          <w:rFonts w:cs="Times New Roman"/>
-          <w:szCs w:val="28"/>
-        </w:rPr>
-        <w:t xml:space="preserve"> </w:t>
-      </w:r>
-      <w:proofErr w:type="spellStart"/>
-      <w:r>
-        <w:rPr>
-          <w:rFonts w:cs="Times New Roman"/>
-          <w:szCs w:val="28"/>
-        </w:rPr>
-        <w:t>queue</w:t>
-      </w:r>
-      <w:proofErr w:type="spellEnd"/>
-      <w:r>
-        <w:rPr>
-          <w:rFonts w:cs="Times New Roman"/>
-          <w:szCs w:val="28"/>
-        </w:rPr>
-        <w:t xml:space="preserve">), ожидает, когда сервис </w:t>
-      </w:r>
-      <w:proofErr w:type="spellStart"/>
-      <w:r>
-        <w:rPr>
-          <w:rFonts w:cs="Times New Roman"/>
-          <w:szCs w:val="28"/>
-        </w:rPr>
-        <w:t>push</w:t>
-      </w:r>
-      <w:proofErr w:type="spellEnd"/>
-      <w:r>
-        <w:rPr>
-          <w:rFonts w:cs="Times New Roman"/>
-          <w:szCs w:val="28"/>
-        </w:rPr>
-        <w:t>-уведомлений будет готов его принять.</w:t>
-      </w:r>
-    </w:p>
-    <w:p>
-      <w:pPr>
-        <w:rPr>
-          <w:rFonts w:cs="Times New Roman"/>
-          <w:szCs w:val="28"/>
-        </w:rPr>
-      </w:pPr>
-      <w:r>
-        <w:rPr>
-          <w:rFonts w:cs="Times New Roman"/>
-          <w:szCs w:val="28"/>
-        </w:rPr>
-        <w:t xml:space="preserve">Переход в это состояние: создание нового уведомления (после </w:t>
-      </w:r>
-      <w:proofErr w:type="spellStart"/>
-      <w:r>
-        <w:rPr>
-          <w:rFonts w:cs="Times New Roman"/>
-          <w:szCs w:val="28"/>
-        </w:rPr>
-        <w:t>парсинга</w:t>
-      </w:r>
-      <w:proofErr w:type="spellEnd"/>
-      <w:r>
-        <w:rPr>
-          <w:rFonts w:cs="Times New Roman"/>
-          <w:szCs w:val="28"/>
-        </w:rPr>
-        <w:t xml:space="preserve"> новостей, фильтрации и определения уровня риска).</w:t>
+        <w:t>do/ожидать отправки – уведомление находится в очереди на отправку (Celery queue), ожидает, когда сервис push-уведомлений будет готов его принять.</w:t>
+      </w:r>
+    </w:p>
+    <w:p>
+      <w:pPr>
+        <w:rPr>
+          <w:rFonts w:cs="Times New Roman"/>
+          <w:szCs w:val="28"/>
+        </w:rPr>
+      </w:pPr>
+      <w:r>
+        <w:rPr>
+          <w:rFonts w:cs="Times New Roman"/>
+          <w:szCs w:val="28"/>
+        </w:rPr>
+        <w:t>Переход в это состояние: создание нового уведомления (после парсинга новостей, фильтрации и определения уровня риска).</w:t>
       </w:r>
     </w:p>
     <w:p>
@@ -6841,23 +6116,7 @@
           <w:rFonts w:cs="Times New Roman"/>
           <w:szCs w:val="28"/>
         </w:rPr>
-        <w:t xml:space="preserve">Описание: уведомление успешно передано через внешний сервис </w:t>
-      </w:r>
-      <w:proofErr w:type="spellStart"/>
-      <w:r>
-        <w:rPr>
-          <w:rFonts w:cs="Times New Roman"/>
-          <w:szCs w:val="28"/>
-        </w:rPr>
-        <w:t>push</w:t>
-      </w:r>
-      <w:proofErr w:type="spellEnd"/>
-      <w:r>
-        <w:rPr>
-          <w:rFonts w:cs="Times New Roman"/>
-          <w:szCs w:val="28"/>
-        </w:rPr>
-        <w:t>-уведомлений (FCM) на мобильное устройство пользователя. Система зафиксировала время отправки и ожидает, когда пользователь откроет уведомление.</w:t>
+        <w:t>Описание: уведомление успешно передано через внешний сервис push-уведомлений (FCM) на мобильное устройство пользователя. Система зафиксировала время отправки и ожидает, когда пользователь откроет уведомление.</w:t>
       </w:r>
     </w:p>
     <w:p>
@@ -6888,21 +6147,12 @@
           <w:szCs w:val="28"/>
         </w:rPr>
       </w:pPr>
-      <w:proofErr w:type="spellStart"/>
-      <w:r>
-        <w:rPr>
-          <w:rFonts w:cs="Times New Roman"/>
-          <w:szCs w:val="28"/>
-        </w:rPr>
-        <w:t>entry</w:t>
-      </w:r>
-      <w:proofErr w:type="spellEnd"/>
-      <w:r>
-        <w:rPr>
-          <w:rFonts w:cs="Times New Roman"/>
-          <w:szCs w:val="28"/>
-        </w:rPr>
-        <w:t>/зафиксировано время – при входе в состояние в лог (базу данных) записывается дата и время отправки уведомления.</w:t>
+      <w:r>
+        <w:rPr>
+          <w:rFonts w:cs="Times New Roman"/>
+          <w:szCs w:val="28"/>
+        </w:rPr>
+        <w:t>entry/зафиксировано время – при входе в состояние в лог (базу данных) записывается дата и время отправки уведомления.</w:t>
       </w:r>
     </w:p>
     <w:p>
@@ -6918,21 +6168,12 @@
           <w:szCs w:val="28"/>
         </w:rPr>
       </w:pPr>
-      <w:proofErr w:type="spellStart"/>
-      <w:r>
-        <w:rPr>
-          <w:rFonts w:cs="Times New Roman"/>
-          <w:szCs w:val="28"/>
-        </w:rPr>
-        <w:t>do</w:t>
-      </w:r>
-      <w:proofErr w:type="spellEnd"/>
-      <w:r>
-        <w:rPr>
-          <w:rFonts w:cs="Times New Roman"/>
-          <w:szCs w:val="28"/>
-        </w:rPr>
-        <w:t>/ожидает прочтения – система находится в режиме ожидания, отслеживая, откроет ли пользователь уведомление в течение определённого времени (например, 24 часа).</w:t>
+      <w:r>
+        <w:rPr>
+          <w:rFonts w:cs="Times New Roman"/>
+          <w:szCs w:val="28"/>
+        </w:rPr>
+        <w:t>do/ожидает прочтения – система находится в режиме ожидания, отслеживая, откроет ли пользователь уведомление в течение определённого времени (например, 24 часа).</w:t>
       </w:r>
     </w:p>
     <w:p>
@@ -7080,37 +6321,12 @@
           <w:szCs w:val="28"/>
         </w:rPr>
       </w:pPr>
-      <w:proofErr w:type="spellStart"/>
-      <w:r>
-        <w:rPr>
-          <w:rFonts w:cs="Times New Roman"/>
-          <w:szCs w:val="28"/>
-        </w:rPr>
-        <w:t>entry</w:t>
-      </w:r>
-      <w:proofErr w:type="spellEnd"/>
-      <w:r>
-        <w:rPr>
-          <w:rFonts w:cs="Times New Roman"/>
-          <w:szCs w:val="28"/>
-        </w:rPr>
-        <w:t>/</w:t>
-      </w:r>
-      <w:proofErr w:type="gramStart"/>
-      <w:r>
-        <w:rPr>
-          <w:rFonts w:cs="Times New Roman"/>
-          <w:szCs w:val="28"/>
-        </w:rPr>
-        <w:t>отметить</w:t>
-      </w:r>
-      <w:proofErr w:type="gramEnd"/>
-      <w:r>
-        <w:rPr>
-          <w:rFonts w:cs="Times New Roman"/>
-          <w:szCs w:val="28"/>
-        </w:rPr>
-        <w:t xml:space="preserve"> как прочитанное – при входе в состояние в базе данных обновляется статус уведомления (меняется с «отправлено» на «прочитано»).</w:t>
+      <w:r>
+        <w:rPr>
+          <w:rFonts w:cs="Times New Roman"/>
+          <w:szCs w:val="28"/>
+        </w:rPr>
+        <w:t>entry/отметить как прочитанное – при входе в состояние в базе данных обновляется статус уведомления (меняется с «отправлено» на «прочитано»).</w:t>
       </w:r>
     </w:p>
     <w:p>
@@ -7215,21 +6431,12 @@
           <w:szCs w:val="28"/>
         </w:rPr>
       </w:pPr>
-      <w:proofErr w:type="spellStart"/>
-      <w:r>
-        <w:rPr>
-          <w:rFonts w:cs="Times New Roman"/>
-          <w:szCs w:val="28"/>
-        </w:rPr>
-        <w:t>entry</w:t>
-      </w:r>
-      <w:proofErr w:type="spellEnd"/>
-      <w:r>
-        <w:rPr>
-          <w:rFonts w:cs="Times New Roman"/>
-          <w:szCs w:val="28"/>
-        </w:rPr>
-        <w:t>/пометить устаревшим – при входе в состояние в базу данных записывается отметка о том, что уведомление не прочитано вовремя и больше не актуально.</w:t>
+      <w:r>
+        <w:rPr>
+          <w:rFonts w:cs="Times New Roman"/>
+          <w:szCs w:val="28"/>
+        </w:rPr>
+        <w:t>entry/пометить устаревшим – при входе в состояние в базу данных записывается отметка о том, что уведомление не прочитано вовремя и больше не актуально.</w:t>
       </w:r>
     </w:p>
     <w:p>
@@ -7620,23 +6827,7 @@
           <w:rFonts w:cs="Times New Roman"/>
           <w:szCs w:val="28"/>
         </w:rPr>
-        <w:t>1. Состояние</w:t>
-      </w:r>
-      <w:proofErr w:type="gramStart"/>
-      <w:r>
-        <w:rPr>
-          <w:rFonts w:cs="Times New Roman"/>
-          <w:szCs w:val="28"/>
-        </w:rPr>
-        <w:t>: Не</w:t>
-      </w:r>
-      <w:proofErr w:type="gramEnd"/>
-      <w:r>
-        <w:rPr>
-          <w:rFonts w:cs="Times New Roman"/>
-          <w:szCs w:val="28"/>
-        </w:rPr>
-        <w:t xml:space="preserve"> зарегистрирован</w:t>
+        <w:t>1. Состояние: Не зарегистрирован</w:t>
       </w:r>
     </w:p>
     <w:p>
@@ -7698,21 +6889,12 @@
           <w:szCs w:val="28"/>
         </w:rPr>
       </w:pPr>
-      <w:proofErr w:type="spellStart"/>
-      <w:r>
-        <w:rPr>
-          <w:rFonts w:cs="Times New Roman"/>
-          <w:szCs w:val="28"/>
-        </w:rPr>
-        <w:t>entry</w:t>
-      </w:r>
-      <w:proofErr w:type="spellEnd"/>
-      <w:r>
-        <w:rPr>
-          <w:rFonts w:cs="Times New Roman"/>
-          <w:szCs w:val="28"/>
-        </w:rPr>
-        <w:t>/показать форму – при входе в состояние отображается экран регистрации.</w:t>
+      <w:r>
+        <w:rPr>
+          <w:rFonts w:cs="Times New Roman"/>
+          <w:szCs w:val="28"/>
+        </w:rPr>
+        <w:t>entry/показать форму – при входе в состояние отображается экран регистрации.</w:t>
       </w:r>
     </w:p>
     <w:p>
@@ -7728,21 +6910,12 @@
           <w:szCs w:val="28"/>
         </w:rPr>
       </w:pPr>
-      <w:proofErr w:type="spellStart"/>
-      <w:r>
-        <w:rPr>
-          <w:rFonts w:cs="Times New Roman"/>
-          <w:szCs w:val="28"/>
-        </w:rPr>
-        <w:t>do</w:t>
-      </w:r>
-      <w:proofErr w:type="spellEnd"/>
-      <w:r>
-        <w:rPr>
-          <w:rFonts w:cs="Times New Roman"/>
-          <w:szCs w:val="28"/>
-        </w:rPr>
-        <w:t>/ожидать ввод данных – система ожидает, пока пользователь заполнит поля и отправит форму.</w:t>
+      <w:r>
+        <w:rPr>
+          <w:rFonts w:cs="Times New Roman"/>
+          <w:szCs w:val="28"/>
+        </w:rPr>
+        <w:t>do/ожидать ввод данных – система ожидает, пока пользователь заполнит поля и отправит форму.</w:t>
       </w:r>
     </w:p>
     <w:p>
@@ -7835,21 +7008,12 @@
           <w:szCs w:val="28"/>
         </w:rPr>
       </w:pPr>
-      <w:proofErr w:type="spellStart"/>
-      <w:r>
-        <w:rPr>
-          <w:rFonts w:cs="Times New Roman"/>
-          <w:szCs w:val="28"/>
-        </w:rPr>
-        <w:t>entry</w:t>
-      </w:r>
-      <w:proofErr w:type="spellEnd"/>
-      <w:r>
-        <w:rPr>
-          <w:rFonts w:cs="Times New Roman"/>
-          <w:szCs w:val="28"/>
-        </w:rPr>
-        <w:t>/приветствие – при входе в состояние отправляется приветственное сообщение или показывается главный экран.</w:t>
+      <w:r>
+        <w:rPr>
+          <w:rFonts w:cs="Times New Roman"/>
+          <w:szCs w:val="28"/>
+        </w:rPr>
+        <w:t>entry/приветствие – при входе в состояние отправляется приветственное сообщение или показывается главный экран.</w:t>
       </w:r>
     </w:p>
     <w:p>
@@ -7865,83 +7029,42 @@
           <w:szCs w:val="28"/>
         </w:rPr>
       </w:pPr>
-      <w:proofErr w:type="spellStart"/>
-      <w:r>
-        <w:rPr>
-          <w:rFonts w:cs="Times New Roman"/>
-          <w:szCs w:val="28"/>
-        </w:rPr>
-        <w:t>do</w:t>
-      </w:r>
-      <w:proofErr w:type="spellEnd"/>
-      <w:r>
-        <w:rPr>
-          <w:rFonts w:cs="Times New Roman"/>
-          <w:szCs w:val="28"/>
-        </w:rPr>
-        <w:t>/взаимодействие с системой – пользователь может просматривать контент, редактировать профиль, вводить лимиты, настраивать уведомления.</w:t>
-      </w:r>
-    </w:p>
-    <w:p>
-      <w:pPr>
-        <w:rPr>
-          <w:rFonts w:cs="Times New Roman"/>
-          <w:szCs w:val="28"/>
-        </w:rPr>
-      </w:pPr>
-      <w:r>
-        <w:rPr>
-          <w:rFonts w:cs="Times New Roman"/>
-          <w:szCs w:val="28"/>
-        </w:rPr>
-        <w:t xml:space="preserve">Переход в это состояние: из </w:t>
-      </w:r>
-      <w:proofErr w:type="gramStart"/>
-      <w:r>
-        <w:rPr>
-          <w:rFonts w:cs="Times New Roman"/>
-          <w:szCs w:val="28"/>
-        </w:rPr>
-        <w:t>состояния</w:t>
-      </w:r>
-      <w:proofErr w:type="gramEnd"/>
-      <w:r>
-        <w:rPr>
-          <w:rFonts w:cs="Times New Roman"/>
-          <w:szCs w:val="28"/>
-        </w:rPr>
-        <w:t xml:space="preserve"> Не зарегистрирован по событию «ввод данных для регистрации».</w:t>
-      </w:r>
-    </w:p>
-    <w:p>
-      <w:pPr>
-        <w:rPr>
-          <w:rFonts w:cs="Times New Roman"/>
-          <w:szCs w:val="28"/>
-        </w:rPr>
-      </w:pPr>
-      <w:r>
-        <w:rPr>
-          <w:rFonts w:cs="Times New Roman"/>
-          <w:szCs w:val="28"/>
-        </w:rPr>
-        <w:t xml:space="preserve">Переход из этого состояния: по событию «поездка начата» - переход в </w:t>
-      </w:r>
-      <w:proofErr w:type="gramStart"/>
-      <w:r>
-        <w:rPr>
-          <w:rFonts w:cs="Times New Roman"/>
-          <w:szCs w:val="28"/>
-        </w:rPr>
-        <w:t>состояние</w:t>
-      </w:r>
-      <w:proofErr w:type="gramEnd"/>
-      <w:r>
-        <w:rPr>
-          <w:rFonts w:cs="Times New Roman"/>
-          <w:szCs w:val="28"/>
-        </w:rPr>
-        <w:t xml:space="preserve"> В поездке.</w:t>
+      <w:r>
+        <w:rPr>
+          <w:rFonts w:cs="Times New Roman"/>
+          <w:szCs w:val="28"/>
+        </w:rPr>
+        <w:t>do/взаимодействие с системой – пользователь может просматривать контент, редактировать профиль, вводить лимиты, настраивать уведомления.</w:t>
+      </w:r>
+    </w:p>
+    <w:p>
+      <w:pPr>
+        <w:rPr>
+          <w:rFonts w:cs="Times New Roman"/>
+          <w:szCs w:val="28"/>
+        </w:rPr>
+      </w:pPr>
+      <w:r>
+        <w:rPr>
+          <w:rFonts w:cs="Times New Roman"/>
+          <w:szCs w:val="28"/>
+        </w:rPr>
+        <w:t>Переход в это состояние: из состояния Не зарегистрирован по событию «ввод данных для регистрации».</w:t>
+      </w:r>
+    </w:p>
+    <w:p>
+      <w:pPr>
+        <w:rPr>
+          <w:rFonts w:cs="Times New Roman"/>
+          <w:szCs w:val="28"/>
+        </w:rPr>
+      </w:pPr>
+      <w:r>
+        <w:rPr>
+          <w:rFonts w:cs="Times New Roman"/>
+          <w:szCs w:val="28"/>
+        </w:rPr>
+        <w:t>Переход из этого состояния: по событию «поездка начата» - переход в состояние В поездке.</w:t>
       </w:r>
     </w:p>
     <w:p>
@@ -8003,21 +7126,12 @@
           <w:szCs w:val="28"/>
         </w:rPr>
       </w:pPr>
-      <w:proofErr w:type="spellStart"/>
-      <w:r>
-        <w:rPr>
-          <w:rFonts w:cs="Times New Roman"/>
-          <w:szCs w:val="28"/>
-        </w:rPr>
-        <w:t>entry</w:t>
-      </w:r>
-      <w:proofErr w:type="spellEnd"/>
-      <w:r>
-        <w:rPr>
-          <w:rFonts w:cs="Times New Roman"/>
-          <w:szCs w:val="28"/>
-        </w:rPr>
-        <w:t>/активировать учёт расходов и конвертер – при входе в состояние включается автоматический учёт трат, становится доступна конвертация валют.</w:t>
+      <w:r>
+        <w:rPr>
+          <w:rFonts w:cs="Times New Roman"/>
+          <w:szCs w:val="28"/>
+        </w:rPr>
+        <w:t>entry/активировать учёт расходов и конвертер – при входе в состояние включается автоматический учёт трат, становится доступна конвертация валют.</w:t>
       </w:r>
     </w:p>
     <w:p>
@@ -8033,37 +7147,12 @@
           <w:szCs w:val="28"/>
         </w:rPr>
       </w:pPr>
-      <w:proofErr w:type="spellStart"/>
-      <w:r>
-        <w:rPr>
-          <w:rFonts w:cs="Times New Roman"/>
-          <w:szCs w:val="28"/>
-        </w:rPr>
-        <w:t>do</w:t>
-      </w:r>
-      <w:proofErr w:type="spellEnd"/>
-      <w:r>
-        <w:rPr>
-          <w:rFonts w:cs="Times New Roman"/>
-          <w:szCs w:val="28"/>
-        </w:rPr>
-        <w:t xml:space="preserve">/мониторинг бюджета – система постоянно отслеживает текущие расходы относительно дневного и общего лимита, при достижении порогов (50%, 80%, 100%) отправляет </w:t>
-      </w:r>
-      <w:proofErr w:type="spellStart"/>
-      <w:r>
-        <w:rPr>
-          <w:rFonts w:cs="Times New Roman"/>
-          <w:szCs w:val="28"/>
-        </w:rPr>
-        <w:t>push</w:t>
-      </w:r>
-      <w:proofErr w:type="spellEnd"/>
-      <w:r>
-        <w:rPr>
-          <w:rFonts w:cs="Times New Roman"/>
-          <w:szCs w:val="28"/>
-        </w:rPr>
-        <w:t>-уведомления.</w:t>
+      <w:r>
+        <w:rPr>
+          <w:rFonts w:cs="Times New Roman"/>
+          <w:szCs w:val="28"/>
+        </w:rPr>
+        <w:t>do/мониторинг бюджета – система постоянно отслеживает текущие расходы относительно дневного и общего лимита, при достижении порогов (50%, 80%, 100%) отправляет push-уведомления.</w:t>
       </w:r>
     </w:p>
     <w:p>
@@ -8079,22 +7168,13 @@
           <w:szCs w:val="28"/>
         </w:rPr>
       </w:pPr>
-      <w:proofErr w:type="spellStart"/>
       <w:r>
         <w:rPr>
           <w:rFonts w:cs="Times New Roman"/>
           <w:szCs w:val="28"/>
         </w:rPr>
         <w:lastRenderedPageBreak/>
-        <w:t>exit</w:t>
-      </w:r>
-      <w:proofErr w:type="spellEnd"/>
-      <w:r>
-        <w:rPr>
-          <w:rFonts w:cs="Times New Roman"/>
-          <w:szCs w:val="28"/>
-        </w:rPr>
-        <w:t>/сохранить историю поездки – при выходе из состояния все данные о поездке (лимиты, фактические траты, страна, даты) сохраняются в профиль пользователя.</w:t>
+        <w:t>exit/сохранить историю поездки – при выходе из состояния все данные о поездке (лимиты, фактические траты, страна, даты) сохраняются в профиль пользователя.</w:t>
       </w:r>
     </w:p>
     <w:p>
@@ -8187,52 +7267,27 @@
           <w:szCs w:val="28"/>
         </w:rPr>
       </w:pPr>
-      <w:proofErr w:type="spellStart"/>
-      <w:r>
-        <w:rPr>
-          <w:rFonts w:cs="Times New Roman"/>
-          <w:szCs w:val="28"/>
-        </w:rPr>
-        <w:t>entry</w:t>
-      </w:r>
-      <w:proofErr w:type="spellEnd"/>
-      <w:r>
-        <w:rPr>
-          <w:rFonts w:cs="Times New Roman"/>
-          <w:szCs w:val="28"/>
-        </w:rPr>
-        <w:t>/фиксация окончания поездки – при входе в состояние формируется итоговый отчёт о расходах, сравниваются плановые и фактические траты, история поездки добавляется в общий список.</w:t>
-      </w:r>
-    </w:p>
-    <w:p>
-      <w:pPr>
-        <w:rPr>
-          <w:rFonts w:cs="Times New Roman"/>
-          <w:szCs w:val="28"/>
-        </w:rPr>
-      </w:pPr>
-      <w:r>
-        <w:rPr>
-          <w:rFonts w:cs="Times New Roman"/>
-          <w:szCs w:val="28"/>
-        </w:rPr>
-        <w:t xml:space="preserve">Переход в это состояние: из </w:t>
-      </w:r>
-      <w:proofErr w:type="gramStart"/>
-      <w:r>
-        <w:rPr>
-          <w:rFonts w:cs="Times New Roman"/>
-          <w:szCs w:val="28"/>
-        </w:rPr>
-        <w:t>состояния</w:t>
-      </w:r>
-      <w:proofErr w:type="gramEnd"/>
-      <w:r>
-        <w:rPr>
-          <w:rFonts w:cs="Times New Roman"/>
-          <w:szCs w:val="28"/>
-        </w:rPr>
-        <w:t xml:space="preserve"> В поездке по событию «выполнение плана».</w:t>
+      <w:r>
+        <w:rPr>
+          <w:rFonts w:cs="Times New Roman"/>
+          <w:szCs w:val="28"/>
+        </w:rPr>
+        <w:t>entry/фиксация окончания поездки – при входе в состояние формируется итоговый отчёт о расходах, сравниваются плановые и фактические траты, история поездки добавляется в общий список.</w:t>
+      </w:r>
+    </w:p>
+    <w:p>
+      <w:pPr>
+        <w:rPr>
+          <w:rFonts w:cs="Times New Roman"/>
+          <w:szCs w:val="28"/>
+        </w:rPr>
+      </w:pPr>
+      <w:r>
+        <w:rPr>
+          <w:rFonts w:cs="Times New Roman"/>
+          <w:szCs w:val="28"/>
+        </w:rPr>
+        <w:t>Переход в это состояние: из состояния В поездке по событию «выполнение плана».</w:t>
       </w:r>
       <w:r>
         <w:rPr>
@@ -8748,23 +7803,7 @@
           <w:szCs w:val="28"/>
         </w:rPr>
         <w:lastRenderedPageBreak/>
-        <w:t xml:space="preserve">Пользователь – путешественник, инициатор процесса. Регистрируется в системе, редактирует свои данные (и настраивает параметры уведомлений (включение/отключение </w:t>
-      </w:r>
-      <w:proofErr w:type="spellStart"/>
-      <w:r>
-        <w:rPr>
-          <w:rFonts w:cs="Times New Roman"/>
-          <w:szCs w:val="28"/>
-        </w:rPr>
-        <w:t>push</w:t>
-      </w:r>
-      <w:proofErr w:type="spellEnd"/>
-      <w:r>
-        <w:rPr>
-          <w:rFonts w:cs="Times New Roman"/>
-          <w:szCs w:val="28"/>
-        </w:rPr>
-        <w:t>-оповещений о рисках и расходах, установка пороговых значений).</w:t>
+        <w:t>Пользователь – путешественник, инициатор процесса. Регистрируется в системе, редактирует свои данные (и настраивает параметры уведомлений (включение/отключение push-оповещений о рисках и расходах, установка пороговых значений).</w:t>
       </w:r>
     </w:p>
     <w:p>
@@ -8808,7 +7847,6 @@
         </w:rPr>
         <w:t>Сервер – бэкенд с базой данных SQL</w:t>
       </w:r>
-      <w:proofErr w:type="spellStart"/>
       <w:r>
         <w:rPr>
           <w:rFonts w:cs="Times New Roman"/>
@@ -8817,7 +7855,6 @@
         </w:rPr>
         <w:t>ite</w:t>
       </w:r>
-      <w:proofErr w:type="spellEnd"/>
       <w:r>
         <w:rPr>
           <w:rFonts w:cs="Times New Roman"/>
@@ -8911,23 +7948,7 @@
           <w:rFonts w:cs="Times New Roman"/>
           <w:szCs w:val="28"/>
         </w:rPr>
-        <w:t xml:space="preserve">Также пользователь может настроить параметры уведомлений (например, включить </w:t>
-      </w:r>
-      <w:proofErr w:type="spellStart"/>
-      <w:r>
-        <w:rPr>
-          <w:rFonts w:cs="Times New Roman"/>
-          <w:szCs w:val="28"/>
-        </w:rPr>
-        <w:t>push</w:t>
-      </w:r>
-      <w:proofErr w:type="spellEnd"/>
-      <w:r>
-        <w:rPr>
-          <w:rFonts w:cs="Times New Roman"/>
-          <w:szCs w:val="28"/>
-        </w:rPr>
-        <w:t xml:space="preserve">-уведомления о рисках, установить лимит для уведомлений о расходах). Он отправляет «Запросить настройку уведомлений» в интерфейс. Интерфейс передаёт серверу «Передать настройки». Сервер сохраняет настройки в профиле пользователя и возвращает интерфейсу </w:t>
+        <w:t xml:space="preserve">Также пользователь может настроить параметры уведомлений (например, включить push-уведомления о рисках, установить лимит для уведомлений о расходах). Он отправляет «Запросить настройку уведомлений» в интерфейс. Интерфейс передаёт серверу «Передать настройки». Сервер сохраняет настройки в профиле пользователя и возвращает интерфейсу </w:t>
       </w:r>
       <w:r>
         <w:rPr>
@@ -9492,23 +8513,7 @@
           <w:szCs w:val="28"/>
         </w:rPr>
         <w:lastRenderedPageBreak/>
-        <w:t xml:space="preserve">сущностью Поездка связью один ко многим по коду страны, также сущность Страна связана с сущностью Статья по коду страны. Сущность Страна связана связью один ко многим с сущностью фраза. Сущность Страна связана </w:t>
-      </w:r>
-      <w:proofErr w:type="gramStart"/>
-      <w:r>
-        <w:rPr>
-          <w:rFonts w:cs="Times New Roman"/>
-          <w:szCs w:val="28"/>
-        </w:rPr>
-        <w:t>с сущностью</w:t>
-      </w:r>
-      <w:proofErr w:type="gramEnd"/>
-      <w:r>
-        <w:rPr>
-          <w:rFonts w:cs="Times New Roman"/>
-          <w:szCs w:val="28"/>
-        </w:rPr>
-        <w:t xml:space="preserve"> Локальное приложение связью один ко многим через код страны. Сущность Категория фразы с сущностью Фраза связана связью один ко </w:t>
+        <w:t xml:space="preserve">сущностью Поездка связью один ко многим по коду страны, также сущность Страна связана с сущностью Статья по коду страны. Сущность Страна связана связью один ко многим с сущностью фраза. Сущность Страна связана с сущностью Локальное приложение связью один ко многим через код страны. Сущность Категория фразы с сущностью Фраза связана связью один ко </w:t>
       </w:r>
       <w:r>
         <w:rPr>
@@ -14012,14 +13017,12 @@
       <w:r>
         <w:t xml:space="preserve">между ветками </w:t>
       </w:r>
-      <w:proofErr w:type="spellStart"/>
       <w:r>
         <w:rPr>
           <w:lang w:val="en-US"/>
         </w:rPr>
         <w:t>developA</w:t>
       </w:r>
-      <w:proofErr w:type="spellEnd"/>
       <w:r>
         <w:t xml:space="preserve"> </w:t>
       </w:r>
@@ -14080,14 +13083,12 @@
       <w:r>
         <w:t xml:space="preserve">между ветками </w:t>
       </w:r>
-      <w:proofErr w:type="spellStart"/>
       <w:r>
         <w:rPr>
           <w:lang w:val="en-US"/>
         </w:rPr>
         <w:t>developA</w:t>
       </w:r>
-      <w:proofErr w:type="spellEnd"/>
       <w:r>
         <w:t xml:space="preserve"> </w:t>
       </w:r>
@@ -14119,59 +13120,13 @@
       <w:r>
         <w:t xml:space="preserve">Для этого была создана новая ветка от нужного коммита с помощью команды </w:t>
       </w:r>
-      <w:proofErr w:type="spellStart"/>
       <w:r>
         <w:rPr>
           <w:rFonts w:ascii="Lucida Console" w:hAnsi="Lucida Console" w:cs="Lucida Console"/>
           <w:sz w:val="18"/>
           <w:szCs w:val="18"/>
         </w:rPr>
-        <w:t>git</w:t>
-      </w:r>
-      <w:proofErr w:type="spellEnd"/>
-      <w:r>
-        <w:rPr>
-          <w:rFonts w:ascii="Lucida Console" w:hAnsi="Lucida Console" w:cs="Lucida Console"/>
-          <w:sz w:val="18"/>
-          <w:szCs w:val="18"/>
-        </w:rPr>
-        <w:t xml:space="preserve"> </w:t>
-      </w:r>
-      <w:proofErr w:type="spellStart"/>
-      <w:r>
-        <w:rPr>
-          <w:rFonts w:ascii="Lucida Console" w:hAnsi="Lucida Console" w:cs="Lucida Console"/>
-          <w:sz w:val="18"/>
-          <w:szCs w:val="18"/>
-        </w:rPr>
-        <w:t>checkout</w:t>
-      </w:r>
-      <w:proofErr w:type="spellEnd"/>
-      <w:r>
-        <w:rPr>
-          <w:rFonts w:ascii="Lucida Console" w:hAnsi="Lucida Console" w:cs="Lucida Console"/>
-          <w:sz w:val="18"/>
-          <w:szCs w:val="18"/>
-        </w:rPr>
-        <w:t xml:space="preserve"> -b </w:t>
-      </w:r>
-      <w:proofErr w:type="spellStart"/>
-      <w:r>
-        <w:rPr>
-          <w:rFonts w:ascii="Lucida Console" w:hAnsi="Lucida Console" w:cs="Lucida Console"/>
-          <w:sz w:val="18"/>
-          <w:szCs w:val="18"/>
-        </w:rPr>
-        <w:t>temp-merge</w:t>
-      </w:r>
-      <w:proofErr w:type="spellEnd"/>
-      <w:r>
-        <w:rPr>
-          <w:rFonts w:ascii="Lucida Console" w:hAnsi="Lucida Console" w:cs="Lucida Console"/>
-          <w:sz w:val="18"/>
-          <w:szCs w:val="18"/>
-        </w:rPr>
-        <w:t xml:space="preserve"> 9ef94f56767185f400d0e069f28d1df968511e44 </w:t>
+        <w:t xml:space="preserve">git checkout -b temp-merge 9ef94f56767185f400d0e069f28d1df968511e44 </w:t>
       </w:r>
     </w:p>
     <w:p>
@@ -14819,13 +13774,11 @@
       </w:r>
     </w:p>
     <w:p>
-      <w:pPr>
-        <w:rPr>
-          <w:lang w:val="en-US"/>
-        </w:rPr>
-      </w:pPr>
-      <w:r>
-        <w:t>К созданным страницам и формам были применены разработанные ранее стили.</w:t>
+      <w:r>
+        <w:t xml:space="preserve">К созданным страницам и формам были применены разработанные ранее </w:t>
+      </w:r>
+      <w:r>
+        <w:t>и добавлены новые стили.</w:t>
       </w:r>
     </w:p>
     <w:p>

--- a/02.docx
+++ b/02.docx
@@ -262,8 +262,18 @@
           <w:szCs w:val="28"/>
           <w:lang w:eastAsia="ru-RU"/>
         </w:rPr>
-        <w:t>____________ Ю.С. Мамшева</w:t>
-      </w:r>
+        <w:t xml:space="preserve">____________ Ю.С. </w:t>
+      </w:r>
+      <w:proofErr w:type="spellStart"/>
+      <w:r>
+        <w:rPr>
+          <w:rFonts w:eastAsia="Times New Roman" w:cs="Times New Roman"/>
+          <w:szCs w:val="28"/>
+          <w:lang w:eastAsia="ru-RU"/>
+        </w:rPr>
+        <w:t>Мамшева</w:t>
+      </w:r>
+      <w:proofErr w:type="spellEnd"/>
     </w:p>
     <w:p>
       <w:pPr>
@@ -625,7 +635,23 @@
           <w:rFonts w:eastAsia="Times New Roman" w:cs="Times New Roman"/>
           <w:lang w:eastAsia="ru-RU"/>
         </w:rPr>
-        <w:t xml:space="preserve">Руководитель: ___________ Мамшева Ю.С. </w:t>
+        <w:t xml:space="preserve">Руководитель: ___________ </w:t>
+      </w:r>
+      <w:proofErr w:type="spellStart"/>
+      <w:r>
+        <w:rPr>
+          <w:rFonts w:eastAsia="Times New Roman" w:cs="Times New Roman"/>
+          <w:lang w:eastAsia="ru-RU"/>
+        </w:rPr>
+        <w:t>Мамшева</w:t>
+      </w:r>
+      <w:proofErr w:type="spellEnd"/>
+      <w:r>
+        <w:rPr>
+          <w:rFonts w:eastAsia="Times New Roman" w:cs="Times New Roman"/>
+          <w:lang w:eastAsia="ru-RU"/>
+        </w:rPr>
+        <w:t xml:space="preserve"> Ю.С. </w:t>
       </w:r>
       <w:r>
         <w:rPr>
@@ -1379,19 +1405,29 @@
       <w:r>
         <w:t xml:space="preserve">С помощью онлайн-сервиса </w:t>
       </w:r>
+      <w:proofErr w:type="spellStart"/>
       <w:r>
         <w:rPr>
           <w:lang w:val="en-US"/>
         </w:rPr>
         <w:t>Shtab</w:t>
       </w:r>
+      <w:proofErr w:type="spellEnd"/>
       <w:r>
         <w:t xml:space="preserve"> была составлена Канбан-доска с первостепенными задачами и основными составляющими системы. В последствии Канбан-доска будет расширяться и дополняться.</w:t>
       </w:r>
     </w:p>
     <w:p>
       <w:r>
-        <w:t>Было создано четыре колонки, каждая из которых отвечает за определённое состояние задачи на данном этапе: Новые, В процессе, Готово, Отложено. Каждой задаче будет присвоен</w:t>
+        <w:t>Было создано четыре колонки, каждая из которых отвечает за определённое состояние задачи на данном этапе: Новые, В процессе</w:t>
+      </w:r>
+      <w:proofErr w:type="gramStart"/>
+      <w:r>
+        <w:t>, Готово</w:t>
+      </w:r>
+      <w:proofErr w:type="gramEnd"/>
+      <w:r>
+        <w:t>, Отложено. Каждой задаче будет присвоен</w:t>
       </w:r>
       <w:r>
         <w:t xml:space="preserve"> приоритет</w:t>
@@ -2813,7 +2849,15 @@
         <w:ind w:left="0" w:firstLine="709"/>
       </w:pPr>
       <w:r>
-        <w:t>Финансовый контроль: при каждой покупке пользователь вводит сумму траты (или система автоматически списывает при интеграции с картой). Приложение конвертирует сумму в валюту лимита (через актуальные курсы из API), вычитает из дневного лимита и отображает остаток. При достижении порогов 50%, 80% и 100% от дневного лимита отправляются push-уведомления о перерасходе. Пользователь также может подсчитать добавочный налог на продукцию (например, VAT) через встроенный калькулятор.</w:t>
+        <w:t xml:space="preserve">Финансовый контроль: при каждой покупке пользователь вводит сумму траты (или система автоматически списывает при интеграции с картой). Приложение конвертирует сумму в валюту лимита (через актуальные курсы из API), вычитает из дневного лимита и отображает остаток. При достижении порогов 50%, 80% и 100% от дневного лимита отправляются </w:t>
+      </w:r>
+      <w:proofErr w:type="spellStart"/>
+      <w:r>
+        <w:t>push</w:t>
+      </w:r>
+      <w:proofErr w:type="spellEnd"/>
+      <w:r>
+        <w:t>-уведомления о перерасходе. Пользователь также может подсчитать добавочный налог на продукцию (например, VAT) через встроенный калькулятор.</w:t>
       </w:r>
     </w:p>
     <w:p>
@@ -2827,7 +2871,23 @@
       </w:pPr>
       <w:r>
         <w:lastRenderedPageBreak/>
-        <w:t>Безопасность: система в фоновом режиме (каждые 15 минут) запрашивает API новостей и МИД, фильтрует сообщения по ключевым словам («протесты», «стихия», «теракт», «МИД рекомендует»). При обнаружении события с высоким риском приложение отправляет push-уведомление с кратким описанием и рекомендацией (например, «Избегайте центра города»). Пользователь может нажать на уведомление и получить развёрнутую статью с рекомендациями (контакты посольства, безопасные маршруты).</w:t>
+        <w:t xml:space="preserve">Безопасность: система в фоновом режиме (каждые 15 минут) запрашивает API новостей и МИД, фильтрует </w:t>
+      </w:r>
+      <w:proofErr w:type="gramStart"/>
+      <w:r>
+        <w:t>сообщения по ключевым словам</w:t>
+      </w:r>
+      <w:proofErr w:type="gramEnd"/>
+      <w:r>
+        <w:t xml:space="preserve"> («протесты», «стихия», «теракт», «МИД рекомендует»). При обнаружении события с высоким риском приложение отправляет </w:t>
+      </w:r>
+      <w:proofErr w:type="spellStart"/>
+      <w:r>
+        <w:t>push</w:t>
+      </w:r>
+      <w:proofErr w:type="spellEnd"/>
+      <w:r>
+        <w:t>-уведомление с кратким описанием и рекомендацией (например, «Избегайте центра города»). Пользователь может нажать на уведомление и получить развёрнутую статью с рекомендациями (контакты посольства, безопасные маршруты).</w:t>
       </w:r>
     </w:p>
     <w:p>
@@ -2860,7 +2920,15 @@
     </w:p>
     <w:p>
       <w:r>
-        <w:t>Администратор через веб-сайт (или мобильную версию) управляет контентом: добавляет/редактирует статьи о странах, обновляет разговорник, корректирует топ-10 локальных приложений. Также он настраивает API-ключи для доступа к внешним сервисам (курсы валют, новости), отслеживает корректность парсинга (через логи ошибок) и просматривает аналитику: популярные страны у путешественников, частота запросов разговорника, количество отправленных уведомлений о рисках. При необходимости администратор может заблокировать пользователя (например, при фальшивых отзывах или спаме).</w:t>
+        <w:t xml:space="preserve">Администратор через веб-сайт (или мобильную версию) управляет контентом: добавляет/редактирует статьи о странах, обновляет разговорник, корректирует топ-10 локальных приложений. Также он настраивает API-ключи для доступа к внешним сервисам (курсы валют, новости), отслеживает корректность </w:t>
+      </w:r>
+      <w:proofErr w:type="spellStart"/>
+      <w:r>
+        <w:t>парсинга</w:t>
+      </w:r>
+      <w:proofErr w:type="spellEnd"/>
+      <w:r>
+        <w:t xml:space="preserve"> (через логи ошибок) и просматривает аналитику: популярные страны у путешественников, частота запросов разговорника, количество отправленных уведомлений о рисках. При необходимости администратор может заблокировать пользователя (например, при фальшивых отзывах или спаме).</w:t>
       </w:r>
     </w:p>
     <w:p>
@@ -2930,7 +2998,87 @@
           <w:rFonts w:cs="Times New Roman"/>
           <w:szCs w:val="28"/>
         </w:rPr>
-        <w:t>Клиентская часть включает два типа устройств: смартфоны под управлением Android (на которых установлено мобильное приложение, разработанное на Kotlin) и персональные компьютеры (с которых администраторы или путешественники заходят на веб-сайт через обычный браузер). Мобильное приложение обеспечивает офлайн‑доступ к разговорнику, кешированию статей и курсов валют (через локальное хранилище Room и DataStore) и получает push‑уведомления через внешний сервис уведомлений. Веб‑браузер используется в основном администраторами для управления контентом (статьи, разговорник, топ приложений) и просмотра аналитики, а также путешественниками на этапе планирования поездки.</w:t>
+        <w:t xml:space="preserve">Клиентская часть включает два типа устройств: смартфоны под управлением </w:t>
+      </w:r>
+      <w:proofErr w:type="spellStart"/>
+      <w:r>
+        <w:rPr>
+          <w:rFonts w:cs="Times New Roman"/>
+          <w:szCs w:val="28"/>
+        </w:rPr>
+        <w:t>Android</w:t>
+      </w:r>
+      <w:proofErr w:type="spellEnd"/>
+      <w:r>
+        <w:rPr>
+          <w:rFonts w:cs="Times New Roman"/>
+          <w:szCs w:val="28"/>
+        </w:rPr>
+        <w:t xml:space="preserve"> (на которых установлено мобильное приложение, разработанное на </w:t>
+      </w:r>
+      <w:proofErr w:type="spellStart"/>
+      <w:r>
+        <w:rPr>
+          <w:rFonts w:cs="Times New Roman"/>
+          <w:szCs w:val="28"/>
+        </w:rPr>
+        <w:t>Kotlin</w:t>
+      </w:r>
+      <w:proofErr w:type="spellEnd"/>
+      <w:r>
+        <w:rPr>
+          <w:rFonts w:cs="Times New Roman"/>
+          <w:szCs w:val="28"/>
+        </w:rPr>
+        <w:t xml:space="preserve">) и персональные компьютеры (с которых администраторы или путешественники заходят на веб-сайт через обычный браузер). Мобильное приложение обеспечивает офлайн‑доступ к разговорнику, кешированию статей и курсов валют (через локальное хранилище </w:t>
+      </w:r>
+      <w:proofErr w:type="spellStart"/>
+      <w:r>
+        <w:rPr>
+          <w:rFonts w:cs="Times New Roman"/>
+          <w:szCs w:val="28"/>
+        </w:rPr>
+        <w:t>Room</w:t>
+      </w:r>
+      <w:proofErr w:type="spellEnd"/>
+      <w:r>
+        <w:rPr>
+          <w:rFonts w:cs="Times New Roman"/>
+          <w:szCs w:val="28"/>
+        </w:rPr>
+        <w:t xml:space="preserve"> и </w:t>
+      </w:r>
+      <w:proofErr w:type="spellStart"/>
+      <w:r>
+        <w:rPr>
+          <w:rFonts w:cs="Times New Roman"/>
+          <w:szCs w:val="28"/>
+        </w:rPr>
+        <w:t>DataStore</w:t>
+      </w:r>
+      <w:proofErr w:type="spellEnd"/>
+      <w:r>
+        <w:rPr>
+          <w:rFonts w:cs="Times New Roman"/>
+          <w:szCs w:val="28"/>
+        </w:rPr>
+        <w:t xml:space="preserve">) и получает </w:t>
+      </w:r>
+      <w:proofErr w:type="spellStart"/>
+      <w:r>
+        <w:rPr>
+          <w:rFonts w:cs="Times New Roman"/>
+          <w:szCs w:val="28"/>
+        </w:rPr>
+        <w:t>push</w:t>
+      </w:r>
+      <w:proofErr w:type="spellEnd"/>
+      <w:r>
+        <w:rPr>
+          <w:rFonts w:cs="Times New Roman"/>
+          <w:szCs w:val="28"/>
+        </w:rPr>
+        <w:t>‑уведомления через внешний сервис уведомлений. Веб‑браузер используется в основном администраторами для управления контентом (статьи, разговорник, топ приложений) и просмотра аналитики, а также путешественниками на этапе планирования поездки.</w:t>
       </w:r>
     </w:p>
     <w:p>
@@ -2975,7 +3123,23 @@
           <w:rFonts w:cs="Times New Roman"/>
           <w:szCs w:val="28"/>
         </w:rPr>
-        <w:t>еб‑сервер (обычно Nginx) принимает входящие HTTPS‑запросы от клиентов</w:t>
+        <w:t xml:space="preserve">еб‑сервер (обычно </w:t>
+      </w:r>
+      <w:proofErr w:type="spellStart"/>
+      <w:r>
+        <w:rPr>
+          <w:rFonts w:cs="Times New Roman"/>
+          <w:szCs w:val="28"/>
+        </w:rPr>
+        <w:t>Nginx</w:t>
+      </w:r>
+      <w:proofErr w:type="spellEnd"/>
+      <w:r>
+        <w:rPr>
+          <w:rFonts w:cs="Times New Roman"/>
+          <w:szCs w:val="28"/>
+        </w:rPr>
+        <w:t>) принимает входящие HTTPS‑запросы от клиентов</w:t>
       </w:r>
       <w:r>
         <w:rPr>
@@ -3017,7 +3181,167 @@
           <w:rFonts w:cs="Times New Roman"/>
           <w:szCs w:val="28"/>
         </w:rPr>
-        <w:t>ервер приложений (Django + Django REST Framework) реализует всю бизнес‑логику: обработка регистрации и профилей, расчёт бюджета поездки, конвертация валют, пороговые уведомления о перерасходе, мониторинг безопасности (анализ новостей), формирование контента (статьи, фразы разговорника, топ‑10 приложений). На этом же узле работают Celery worker (фоновая отправка push‑уведомлений, парсинг внешних API) и Celery beat (планировщик периодических задач: обновление курсов валют раз в час, проверка новостей каждые 15 минут), а также Redis, который служит брокером сообщений для Celery и кешем для часто запрашиваемых данных (курсы, лимиты);</w:t>
+        <w:t>ервер приложений (</w:t>
+      </w:r>
+      <w:proofErr w:type="spellStart"/>
+      <w:r>
+        <w:rPr>
+          <w:rFonts w:cs="Times New Roman"/>
+          <w:szCs w:val="28"/>
+        </w:rPr>
+        <w:t>Django</w:t>
+      </w:r>
+      <w:proofErr w:type="spellEnd"/>
+      <w:r>
+        <w:rPr>
+          <w:rFonts w:cs="Times New Roman"/>
+          <w:szCs w:val="28"/>
+        </w:rPr>
+        <w:t xml:space="preserve"> + </w:t>
+      </w:r>
+      <w:proofErr w:type="spellStart"/>
+      <w:r>
+        <w:rPr>
+          <w:rFonts w:cs="Times New Roman"/>
+          <w:szCs w:val="28"/>
+        </w:rPr>
+        <w:t>Django</w:t>
+      </w:r>
+      <w:proofErr w:type="spellEnd"/>
+      <w:r>
+        <w:rPr>
+          <w:rFonts w:cs="Times New Roman"/>
+          <w:szCs w:val="28"/>
+        </w:rPr>
+        <w:t xml:space="preserve"> REST Framework) реализует всю бизнес‑логику: обработка регистрации и профилей, расчёт бюджета поездки, конвертация валют, пороговые уведомления о перерасходе, мониторинг безопасности (анализ новостей), формирование контента (статьи, фразы разговорника, топ‑10 приложений). На этом же узле работают </w:t>
+      </w:r>
+      <w:proofErr w:type="spellStart"/>
+      <w:r>
+        <w:rPr>
+          <w:rFonts w:cs="Times New Roman"/>
+          <w:szCs w:val="28"/>
+        </w:rPr>
+        <w:t>Celery</w:t>
+      </w:r>
+      <w:proofErr w:type="spellEnd"/>
+      <w:r>
+        <w:rPr>
+          <w:rFonts w:cs="Times New Roman"/>
+          <w:szCs w:val="28"/>
+        </w:rPr>
+        <w:t xml:space="preserve"> </w:t>
+      </w:r>
+      <w:proofErr w:type="spellStart"/>
+      <w:r>
+        <w:rPr>
+          <w:rFonts w:cs="Times New Roman"/>
+          <w:szCs w:val="28"/>
+        </w:rPr>
+        <w:t>worker</w:t>
+      </w:r>
+      <w:proofErr w:type="spellEnd"/>
+      <w:r>
+        <w:rPr>
+          <w:rFonts w:cs="Times New Roman"/>
+          <w:szCs w:val="28"/>
+        </w:rPr>
+        <w:t xml:space="preserve"> (фоновая отправка </w:t>
+      </w:r>
+      <w:proofErr w:type="spellStart"/>
+      <w:r>
+        <w:rPr>
+          <w:rFonts w:cs="Times New Roman"/>
+          <w:szCs w:val="28"/>
+        </w:rPr>
+        <w:t>push</w:t>
+      </w:r>
+      <w:proofErr w:type="spellEnd"/>
+      <w:r>
+        <w:rPr>
+          <w:rFonts w:cs="Times New Roman"/>
+          <w:szCs w:val="28"/>
+        </w:rPr>
+        <w:t xml:space="preserve">‑уведомлений, </w:t>
+      </w:r>
+      <w:proofErr w:type="spellStart"/>
+      <w:r>
+        <w:rPr>
+          <w:rFonts w:cs="Times New Roman"/>
+          <w:szCs w:val="28"/>
+        </w:rPr>
+        <w:t>парсинг</w:t>
+      </w:r>
+      <w:proofErr w:type="spellEnd"/>
+      <w:r>
+        <w:rPr>
+          <w:rFonts w:cs="Times New Roman"/>
+          <w:szCs w:val="28"/>
+        </w:rPr>
+        <w:t xml:space="preserve"> внешних API) и </w:t>
+      </w:r>
+      <w:proofErr w:type="spellStart"/>
+      <w:r>
+        <w:rPr>
+          <w:rFonts w:cs="Times New Roman"/>
+          <w:szCs w:val="28"/>
+        </w:rPr>
+        <w:t>Celery</w:t>
+      </w:r>
+      <w:proofErr w:type="spellEnd"/>
+      <w:r>
+        <w:rPr>
+          <w:rFonts w:cs="Times New Roman"/>
+          <w:szCs w:val="28"/>
+        </w:rPr>
+        <w:t xml:space="preserve"> </w:t>
+      </w:r>
+      <w:proofErr w:type="spellStart"/>
+      <w:r>
+        <w:rPr>
+          <w:rFonts w:cs="Times New Roman"/>
+          <w:szCs w:val="28"/>
+        </w:rPr>
+        <w:t>beat</w:t>
+      </w:r>
+      <w:proofErr w:type="spellEnd"/>
+      <w:r>
+        <w:rPr>
+          <w:rFonts w:cs="Times New Roman"/>
+          <w:szCs w:val="28"/>
+        </w:rPr>
+        <w:t xml:space="preserve"> (планировщик периодических задач: обновление курсов валют раз в час, проверка новостей каждые 15 минут), а также </w:t>
+      </w:r>
+      <w:proofErr w:type="spellStart"/>
+      <w:r>
+        <w:rPr>
+          <w:rFonts w:cs="Times New Roman"/>
+          <w:szCs w:val="28"/>
+        </w:rPr>
+        <w:t>Redis</w:t>
+      </w:r>
+      <w:proofErr w:type="spellEnd"/>
+      <w:r>
+        <w:rPr>
+          <w:rFonts w:cs="Times New Roman"/>
+          <w:szCs w:val="28"/>
+        </w:rPr>
+        <w:t xml:space="preserve">, который служит брокером сообщений для </w:t>
+      </w:r>
+      <w:proofErr w:type="spellStart"/>
+      <w:r>
+        <w:rPr>
+          <w:rFonts w:cs="Times New Roman"/>
+          <w:szCs w:val="28"/>
+        </w:rPr>
+        <w:t>Celery</w:t>
+      </w:r>
+      <w:proofErr w:type="spellEnd"/>
+      <w:r>
+        <w:rPr>
+          <w:rFonts w:cs="Times New Roman"/>
+          <w:szCs w:val="28"/>
+        </w:rPr>
+        <w:t xml:space="preserve"> и кешем для часто запрашиваемых данных (курсы, лимиты);</w:t>
       </w:r>
     </w:p>
     <w:p>
@@ -3068,7 +3392,23 @@
           <w:szCs w:val="28"/>
         </w:rPr>
         <w:lastRenderedPageBreak/>
-        <w:t>разговорника, правила стран, топ приложений, актуальные курсы валют, новостные события и логи парсинга. Доступ к нему имеет только сервер приложений.</w:t>
+        <w:t xml:space="preserve">разговорника, правила стран, топ приложений, актуальные курсы валют, новостные события и логи </w:t>
+      </w:r>
+      <w:proofErr w:type="spellStart"/>
+      <w:r>
+        <w:rPr>
+          <w:rFonts w:cs="Times New Roman"/>
+          <w:szCs w:val="28"/>
+        </w:rPr>
+        <w:t>парсинга</w:t>
+      </w:r>
+      <w:proofErr w:type="spellEnd"/>
+      <w:r>
+        <w:rPr>
+          <w:rFonts w:cs="Times New Roman"/>
+          <w:szCs w:val="28"/>
+        </w:rPr>
+        <w:t>. Доступ к нему имеет только сервер приложений.</w:t>
       </w:r>
     </w:p>
     <w:p>
@@ -3123,7 +3463,23 @@
           <w:rFonts w:cs="Times New Roman"/>
           <w:szCs w:val="28"/>
         </w:rPr>
-        <w:t>клиент (мобильное приложение и браузер) соединяется с веб‑сервером (или напрямую с сервером приложений, в зависимости от конфигурации) по протоколу HTTPS. Веб‑сервер внутри инфраструктуры передаёт динамические запросы серверу приложений по HTTP (или через uWSGI);</w:t>
+        <w:t xml:space="preserve">клиент (мобильное приложение и браузер) соединяется с веб‑сервером (или напрямую с сервером приложений, в зависимости от конфигурации) по протоколу HTTPS. Веб‑сервер внутри инфраструктуры передаёт динамические запросы серверу приложений по HTTP (или через </w:t>
+      </w:r>
+      <w:proofErr w:type="spellStart"/>
+      <w:r>
+        <w:rPr>
+          <w:rFonts w:cs="Times New Roman"/>
+          <w:szCs w:val="28"/>
+        </w:rPr>
+        <w:t>uWSGI</w:t>
+      </w:r>
+      <w:proofErr w:type="spellEnd"/>
+      <w:r>
+        <w:rPr>
+          <w:rFonts w:cs="Times New Roman"/>
+          <w:szCs w:val="28"/>
+        </w:rPr>
+        <w:t>);</w:t>
       </w:r>
     </w:p>
     <w:p>
@@ -3146,6 +3502,7 @@
         </w:rPr>
         <w:t>сервер приложений постоянно взаимодействует с сервером баз данных по TCP на порту 5432 (протокол SQL</w:t>
       </w:r>
+      <w:proofErr w:type="spellStart"/>
       <w:r>
         <w:rPr>
           <w:rFonts w:cs="Times New Roman"/>
@@ -3154,6 +3511,7 @@
         </w:rPr>
         <w:t>ite</w:t>
       </w:r>
+      <w:proofErr w:type="spellEnd"/>
       <w:r>
         <w:rPr>
           <w:rFonts w:cs="Times New Roman"/>
@@ -3180,7 +3538,23 @@
           <w:rFonts w:cs="Times New Roman"/>
           <w:szCs w:val="28"/>
         </w:rPr>
-        <w:t>сервер приложений сам инициирует исходящие HTTPS‑запросы к внешним сервисам (API валют, новостей, платежей, push‑уведомлений) для получения данных или отправки уведомлений. Внешние сервисы никогда не обращаются к базе данных напрямую – они только отвечают на запросы сервера приложений.</w:t>
+        <w:t xml:space="preserve">сервер приложений сам инициирует исходящие HTTPS‑запросы к внешним сервисам (API валют, новостей, платежей, </w:t>
+      </w:r>
+      <w:proofErr w:type="spellStart"/>
+      <w:r>
+        <w:rPr>
+          <w:rFonts w:cs="Times New Roman"/>
+          <w:szCs w:val="28"/>
+        </w:rPr>
+        <w:t>push</w:t>
+      </w:r>
+      <w:proofErr w:type="spellEnd"/>
+      <w:r>
+        <w:rPr>
+          <w:rFonts w:cs="Times New Roman"/>
+          <w:szCs w:val="28"/>
+        </w:rPr>
+        <w:t>‑уведомлений) для получения данных или отправки уведомлений. Внешние сервисы никогда не обращаются к базе данных напрямую – они только отвечают на запросы сервера приложений.</w:t>
       </w:r>
     </w:p>
     <w:p>
@@ -3620,7 +3994,39 @@
           <w:rFonts w:cs="Times New Roman"/>
           <w:szCs w:val="28"/>
         </w:rPr>
-        <w:t>обильное приложение (Android, Kotlin)</w:t>
+        <w:t>обильное приложение (</w:t>
+      </w:r>
+      <w:proofErr w:type="spellStart"/>
+      <w:r>
+        <w:rPr>
+          <w:rFonts w:cs="Times New Roman"/>
+          <w:szCs w:val="28"/>
+        </w:rPr>
+        <w:t>Android</w:t>
+      </w:r>
+      <w:proofErr w:type="spellEnd"/>
+      <w:r>
+        <w:rPr>
+          <w:rFonts w:cs="Times New Roman"/>
+          <w:szCs w:val="28"/>
+        </w:rPr>
+        <w:t xml:space="preserve">, </w:t>
+      </w:r>
+      <w:proofErr w:type="spellStart"/>
+      <w:r>
+        <w:rPr>
+          <w:rFonts w:cs="Times New Roman"/>
+          <w:szCs w:val="28"/>
+        </w:rPr>
+        <w:t>Kotlin</w:t>
+      </w:r>
+      <w:proofErr w:type="spellEnd"/>
+      <w:r>
+        <w:rPr>
+          <w:rFonts w:cs="Times New Roman"/>
+          <w:szCs w:val="28"/>
+        </w:rPr>
+        <w:t>)</w:t>
       </w:r>
       <w:r>
         <w:rPr>
@@ -3658,8 +4064,17 @@
           <w:rFonts w:cs="Times New Roman"/>
           <w:szCs w:val="28"/>
         </w:rPr>
-        <w:t>(Django</w:t>
-      </w:r>
+        <w:t>(</w:t>
+      </w:r>
+      <w:proofErr w:type="spellStart"/>
+      <w:r>
+        <w:rPr>
+          <w:rFonts w:cs="Times New Roman"/>
+          <w:szCs w:val="28"/>
+        </w:rPr>
+        <w:t>Django</w:t>
+      </w:r>
+      <w:proofErr w:type="spellEnd"/>
       <w:r>
         <w:rPr>
           <w:rFonts w:cs="Times New Roman"/>
@@ -3704,7 +4119,39 @@
           <w:rFonts w:cs="Times New Roman"/>
           <w:szCs w:val="28"/>
         </w:rPr>
-        <w:t>. Сервер – центральный компонент, реализующий бизнес-логику: API-шлюз, расчёт бюджета, конвертацию валют, пороговые уведомления, парсинг внешних источников, отправку push-уведомлений.</w:t>
+        <w:t xml:space="preserve">. Сервер – центральный компонент, реализующий бизнес-логику: API-шлюз, расчёт бюджета, конвертацию валют, пороговые уведомления, </w:t>
+      </w:r>
+      <w:proofErr w:type="spellStart"/>
+      <w:r>
+        <w:rPr>
+          <w:rFonts w:cs="Times New Roman"/>
+          <w:szCs w:val="28"/>
+        </w:rPr>
+        <w:t>парсинг</w:t>
+      </w:r>
+      <w:proofErr w:type="spellEnd"/>
+      <w:r>
+        <w:rPr>
+          <w:rFonts w:cs="Times New Roman"/>
+          <w:szCs w:val="28"/>
+        </w:rPr>
+        <w:t xml:space="preserve"> внешних источников, отправку </w:t>
+      </w:r>
+      <w:proofErr w:type="spellStart"/>
+      <w:r>
+        <w:rPr>
+          <w:rFonts w:cs="Times New Roman"/>
+          <w:szCs w:val="28"/>
+        </w:rPr>
+        <w:t>push</w:t>
+      </w:r>
+      <w:proofErr w:type="spellEnd"/>
+      <w:r>
+        <w:rPr>
+          <w:rFonts w:cs="Times New Roman"/>
+          <w:szCs w:val="28"/>
+        </w:rPr>
+        <w:t>-уведомлений.</w:t>
       </w:r>
     </w:p>
     <w:p>
@@ -3730,6 +4177,7 @@
         </w:rPr>
         <w:t>. База данных (SQL</w:t>
       </w:r>
+      <w:proofErr w:type="spellStart"/>
       <w:r>
         <w:rPr>
           <w:rFonts w:cs="Times New Roman"/>
@@ -3738,6 +4186,7 @@
         </w:rPr>
         <w:t>ite</w:t>
       </w:r>
+      <w:proofErr w:type="spellEnd"/>
       <w:r>
         <w:rPr>
           <w:rFonts w:cs="Times New Roman"/>
@@ -3767,7 +4216,39 @@
           <w:rFonts w:cs="Times New Roman"/>
           <w:szCs w:val="28"/>
         </w:rPr>
-        <w:t>. Локальное хранилище – кеш на устройстве (Room Database + DataStore), обеспечивает офлайн‑доступ к разговорнику, статьям, курсам и сохраняет настройки/токен.</w:t>
+        <w:t>. Локальное хранилище – кеш на устройстве (</w:t>
+      </w:r>
+      <w:proofErr w:type="spellStart"/>
+      <w:r>
+        <w:rPr>
+          <w:rFonts w:cs="Times New Roman"/>
+          <w:szCs w:val="28"/>
+        </w:rPr>
+        <w:t>Room</w:t>
+      </w:r>
+      <w:proofErr w:type="spellEnd"/>
+      <w:r>
+        <w:rPr>
+          <w:rFonts w:cs="Times New Roman"/>
+          <w:szCs w:val="28"/>
+        </w:rPr>
+        <w:t xml:space="preserve"> Database + </w:t>
+      </w:r>
+      <w:proofErr w:type="spellStart"/>
+      <w:r>
+        <w:rPr>
+          <w:rFonts w:cs="Times New Roman"/>
+          <w:szCs w:val="28"/>
+        </w:rPr>
+        <w:t>DataStore</w:t>
+      </w:r>
+      <w:proofErr w:type="spellEnd"/>
+      <w:r>
+        <w:rPr>
+          <w:rFonts w:cs="Times New Roman"/>
+          <w:szCs w:val="28"/>
+        </w:rPr>
+        <w:t>), обеспечивает офлайн‑доступ к разговорнику, статьям, курсам и сохраняет настройки/токен.</w:t>
       </w:r>
     </w:p>
     <w:p>
@@ -3833,7 +4314,23 @@
           <w:rFonts w:cs="Times New Roman"/>
           <w:szCs w:val="28"/>
         </w:rPr>
-        <w:t>API новостей и МИД – парсинг RSS/лент о протестах, стихиях, рекомендациях.</w:t>
+        <w:t xml:space="preserve">API новостей и МИД – </w:t>
+      </w:r>
+      <w:proofErr w:type="spellStart"/>
+      <w:r>
+        <w:rPr>
+          <w:rFonts w:cs="Times New Roman"/>
+          <w:szCs w:val="28"/>
+        </w:rPr>
+        <w:t>парсинг</w:t>
+      </w:r>
+      <w:proofErr w:type="spellEnd"/>
+      <w:r>
+        <w:rPr>
+          <w:rFonts w:cs="Times New Roman"/>
+          <w:szCs w:val="28"/>
+        </w:rPr>
+        <w:t xml:space="preserve"> RSS/лент о протестах, стихиях, рекомендациях.</w:t>
       </w:r>
     </w:p>
     <w:p>
@@ -3940,7 +4437,23 @@
           <w:rFonts w:cs="Times New Roman"/>
           <w:szCs w:val="28"/>
         </w:rPr>
-        <w:t xml:space="preserve">Клиентский интерфейс связан с Сервером. Клиент отправляет все запросы на сервер через REST API. Сервер возвращает данные (рассчитанный бюджет, контент) и push-уведомления. </w:t>
+        <w:t xml:space="preserve">Клиентский интерфейс связан с Сервером. Клиент отправляет все запросы на сервер через REST API. Сервер возвращает данные (рассчитанный бюджет, контент) и </w:t>
+      </w:r>
+      <w:proofErr w:type="spellStart"/>
+      <w:r>
+        <w:rPr>
+          <w:rFonts w:cs="Times New Roman"/>
+          <w:szCs w:val="28"/>
+        </w:rPr>
+        <w:t>push</w:t>
+      </w:r>
+      <w:proofErr w:type="spellEnd"/>
+      <w:r>
+        <w:rPr>
+          <w:rFonts w:cs="Times New Roman"/>
+          <w:szCs w:val="28"/>
+        </w:rPr>
+        <w:t xml:space="preserve">-уведомления. </w:t>
       </w:r>
     </w:p>
     <w:p>
@@ -4410,7 +4923,23 @@
           <w:rFonts w:cs="Times New Roman"/>
           <w:szCs w:val="28"/>
         </w:rPr>
-        <w:t>4. Парсинг и фильтрация – извлечение из новостей ключевых слов («протесты», «стихия», «землетрясение», «теракт», «МИД рекомендует») и отсев нерелевантных сообщений.</w:t>
+        <w:t xml:space="preserve">4. </w:t>
+      </w:r>
+      <w:proofErr w:type="spellStart"/>
+      <w:r>
+        <w:rPr>
+          <w:rFonts w:cs="Times New Roman"/>
+          <w:szCs w:val="28"/>
+        </w:rPr>
+        <w:t>Парсинг</w:t>
+      </w:r>
+      <w:proofErr w:type="spellEnd"/>
+      <w:r>
+        <w:rPr>
+          <w:rFonts w:cs="Times New Roman"/>
+          <w:szCs w:val="28"/>
+        </w:rPr>
+        <w:t xml:space="preserve"> и фильтрация – извлечение из новостей ключевых слов («протесты», «стихия», «землетрясение», «теракт», «МИД рекомендует») и отсев нерелевантных сообщений.</w:t>
       </w:r>
     </w:p>
     <w:p>
@@ -4731,7 +5260,23 @@
           <w:rFonts w:cs="Times New Roman"/>
           <w:szCs w:val="28"/>
         </w:rPr>
-        <w:t>Ветвление происходит после этапа парсинга и фильтрации. Две ветви взаимоисключающие – в зависимости от наличия рисков.</w:t>
+        <w:t xml:space="preserve">Ветвление происходит после этапа </w:t>
+      </w:r>
+      <w:proofErr w:type="spellStart"/>
+      <w:r>
+        <w:rPr>
+          <w:rFonts w:cs="Times New Roman"/>
+          <w:szCs w:val="28"/>
+        </w:rPr>
+        <w:t>парсинга</w:t>
+      </w:r>
+      <w:proofErr w:type="spellEnd"/>
+      <w:r>
+        <w:rPr>
+          <w:rFonts w:cs="Times New Roman"/>
+          <w:szCs w:val="28"/>
+        </w:rPr>
+        <w:t xml:space="preserve"> и фильтрации. Две ветви взаимоисключающие – в зависимости от наличия рисков.</w:t>
       </w:r>
     </w:p>
     <w:p>
@@ -5207,7 +5752,31 @@
           <w:rFonts w:cs="Times New Roman"/>
           <w:szCs w:val="28"/>
         </w:rPr>
-        <w:t>Внешние API возвращают «Список новостей» (заголовки, тексты, даты, источники). Интерфейс получает этот список, выполняет парсинг и фильтрацию</w:t>
+        <w:t xml:space="preserve">Внешние API возвращают «Список новостей» (заголовки, тексты, даты, источники). Интерфейс получает этот список, выполняет </w:t>
+      </w:r>
+      <w:proofErr w:type="spellStart"/>
+      <w:r>
+        <w:rPr>
+          <w:rFonts w:cs="Times New Roman"/>
+          <w:szCs w:val="28"/>
+        </w:rPr>
+        <w:t>парсинг</w:t>
+      </w:r>
+      <w:proofErr w:type="spellEnd"/>
+      <w:r>
+        <w:rPr>
+          <w:rFonts w:cs="Times New Roman"/>
+          <w:szCs w:val="28"/>
+        </w:rPr>
+        <w:t xml:space="preserve"> и </w:t>
+      </w:r>
+      <w:proofErr w:type="gramStart"/>
+      <w:r>
+        <w:rPr>
+          <w:rFonts w:cs="Times New Roman"/>
+          <w:szCs w:val="28"/>
+        </w:rPr>
+        <w:t>фильтрацию</w:t>
       </w:r>
       <w:r>
         <w:rPr>
@@ -5235,7 +5804,15 @@
           <w:rFonts w:cs="Times New Roman"/>
           <w:szCs w:val="28"/>
         </w:rPr>
-        <w:t xml:space="preserve">ключевым словам («протесты», «стихия», «теракт», «МИД рекомендует»), определяет уровень риска (опасно / внимание / безопасно). </w:t>
+        <w:t>ключевым словам</w:t>
+      </w:r>
+      <w:proofErr w:type="gramEnd"/>
+      <w:r>
+        <w:rPr>
+          <w:rFonts w:cs="Times New Roman"/>
+          <w:szCs w:val="28"/>
+        </w:rPr>
+        <w:t xml:space="preserve"> («протесты», «стихия», «теракт», «МИД рекомендует»), определяет уровень риска (опасно / внимание / безопасно). </w:t>
       </w:r>
       <w:r>
         <w:rPr>
@@ -5243,7 +5820,23 @@
           <w:szCs w:val="28"/>
         </w:rPr>
         <w:lastRenderedPageBreak/>
-        <w:t>Если уровень риска выше «безопасно», интерфейс формирует «Уведомление» и отправляет его пользователю (через push-уведомление или SMS).</w:t>
+        <w:t xml:space="preserve">Если уровень риска выше «безопасно», интерфейс формирует «Уведомление» и отправляет его пользователю (через </w:t>
+      </w:r>
+      <w:proofErr w:type="spellStart"/>
+      <w:r>
+        <w:rPr>
+          <w:rFonts w:cs="Times New Roman"/>
+          <w:szCs w:val="28"/>
+        </w:rPr>
+        <w:t>push</w:t>
+      </w:r>
+      <w:proofErr w:type="spellEnd"/>
+      <w:r>
+        <w:rPr>
+          <w:rFonts w:cs="Times New Roman"/>
+          <w:szCs w:val="28"/>
+        </w:rPr>
+        <w:t>-уведомление или SMS).</w:t>
       </w:r>
     </w:p>
     <w:p>
@@ -5525,7 +6118,23 @@
           <w:rFonts w:cs="Times New Roman"/>
           <w:szCs w:val="28"/>
         </w:rPr>
-        <w:t>Пользователь – путешественник, инициатор процесса. Регистрируется в системе, редактирует свои данные (и настраивает параметры уведомлений (включение/отключение push-оповещений о рисках и расходах, установка пороговых значений).</w:t>
+        <w:t xml:space="preserve">Пользователь – путешественник, инициатор процесса. Регистрируется в системе, редактирует свои данные (и настраивает параметры уведомлений (включение/отключение </w:t>
+      </w:r>
+      <w:proofErr w:type="spellStart"/>
+      <w:r>
+        <w:rPr>
+          <w:rFonts w:cs="Times New Roman"/>
+          <w:szCs w:val="28"/>
+        </w:rPr>
+        <w:t>push</w:t>
+      </w:r>
+      <w:proofErr w:type="spellEnd"/>
+      <w:r>
+        <w:rPr>
+          <w:rFonts w:cs="Times New Roman"/>
+          <w:szCs w:val="28"/>
+        </w:rPr>
+        <w:t>-оповещений о рисках и расходах, установка пороговых значений).</w:t>
       </w:r>
     </w:p>
     <w:p>
@@ -5569,6 +6178,7 @@
         </w:rPr>
         <w:t>Сервер – бэкенд с базой данных SQL</w:t>
       </w:r>
+      <w:proofErr w:type="spellStart"/>
       <w:r>
         <w:rPr>
           <w:rFonts w:cs="Times New Roman"/>
@@ -5577,6 +6187,7 @@
         </w:rPr>
         <w:t>ite</w:t>
       </w:r>
+      <w:proofErr w:type="spellEnd"/>
       <w:r>
         <w:rPr>
           <w:rFonts w:cs="Times New Roman"/>
@@ -5670,7 +6281,23 @@
           <w:rFonts w:cs="Times New Roman"/>
           <w:szCs w:val="28"/>
         </w:rPr>
-        <w:t xml:space="preserve">Также пользователь может настроить параметры уведомлений (например, включить push-уведомления о рисках, установить лимит для уведомлений о расходах). Он отправляет «Запросить настройку уведомлений» в интерфейс. Интерфейс передаёт серверу «Передать настройки». Сервер </w:t>
+        <w:t xml:space="preserve">Также пользователь может настроить параметры уведомлений (например, включить </w:t>
+      </w:r>
+      <w:proofErr w:type="spellStart"/>
+      <w:r>
+        <w:rPr>
+          <w:rFonts w:cs="Times New Roman"/>
+          <w:szCs w:val="28"/>
+        </w:rPr>
+        <w:t>push</w:t>
+      </w:r>
+      <w:proofErr w:type="spellEnd"/>
+      <w:r>
+        <w:rPr>
+          <w:rFonts w:cs="Times New Roman"/>
+          <w:szCs w:val="28"/>
+        </w:rPr>
+        <w:t xml:space="preserve">-уведомления о рисках, установить лимит для уведомлений о расходах). Он отправляет «Запросить настройку уведомлений» в интерфейс. Интерфейс передаёт серверу «Передать настройки». Сервер </w:t>
       </w:r>
       <w:r>
         <w:rPr>
@@ -5926,7 +6553,23 @@
           <w:rFonts w:cs="Times New Roman"/>
           <w:szCs w:val="28"/>
         </w:rPr>
-        <w:t>Был выбран объект «Уведомление о безопасности» (push-уведомление, отправляемое путешественнику при обнаружении рисков).</w:t>
+        <w:t>Был выбран объект «Уведомление о безопасности» (</w:t>
+      </w:r>
+      <w:proofErr w:type="spellStart"/>
+      <w:r>
+        <w:rPr>
+          <w:rFonts w:cs="Times New Roman"/>
+          <w:szCs w:val="28"/>
+        </w:rPr>
+        <w:t>push</w:t>
+      </w:r>
+      <w:proofErr w:type="spellEnd"/>
+      <w:r>
+        <w:rPr>
+          <w:rFonts w:cs="Times New Roman"/>
+          <w:szCs w:val="28"/>
+        </w:rPr>
+        <w:t>-уведомление, отправляемое путешественнику при обнаружении рисков).</w:t>
       </w:r>
     </w:p>
     <w:p>
@@ -6001,12 +6644,21 @@
           <w:szCs w:val="28"/>
         </w:rPr>
       </w:pPr>
-      <w:r>
-        <w:rPr>
-          <w:rFonts w:cs="Times New Roman"/>
-          <w:szCs w:val="28"/>
-        </w:rPr>
-        <w:t>entry/сформулировать текст – при входе в состояние на основе уровня риска и типа события создаётся сообщение (например: «Внимание! В Бангкоке проходят протесты. Рекомендуем избегать центра города»).</w:t>
+      <w:proofErr w:type="spellStart"/>
+      <w:r>
+        <w:rPr>
+          <w:rFonts w:cs="Times New Roman"/>
+          <w:szCs w:val="28"/>
+        </w:rPr>
+        <w:t>entry</w:t>
+      </w:r>
+      <w:proofErr w:type="spellEnd"/>
+      <w:r>
+        <w:rPr>
+          <w:rFonts w:cs="Times New Roman"/>
+          <w:szCs w:val="28"/>
+        </w:rPr>
+        <w:t>/сформулировать текст – при входе в состояние на основе уровня риска и типа события создаётся сообщение (например: «Внимание! В Бангкоке проходят протесты. Рекомендуем избегать центра города»).</w:t>
       </w:r>
     </w:p>
     <w:p>
@@ -6022,13 +6674,70 @@
           <w:szCs w:val="28"/>
         </w:rPr>
       </w:pPr>
+      <w:proofErr w:type="spellStart"/>
       <w:r>
         <w:rPr>
           <w:rFonts w:cs="Times New Roman"/>
           <w:szCs w:val="28"/>
         </w:rPr>
         <w:lastRenderedPageBreak/>
-        <w:t>do/ожидать отправки – уведомление находится в очереди на отправку (Celery queue), ожидает, когда сервис push-уведомлений будет готов его принять.</w:t>
+        <w:t>do</w:t>
+      </w:r>
+      <w:proofErr w:type="spellEnd"/>
+      <w:r>
+        <w:rPr>
+          <w:rFonts w:cs="Times New Roman"/>
+          <w:szCs w:val="28"/>
+        </w:rPr>
+        <w:t>/ожидать отправки – уведомление находится в очереди на отправку (</w:t>
+      </w:r>
+      <w:proofErr w:type="spellStart"/>
+      <w:r>
+        <w:rPr>
+          <w:rFonts w:cs="Times New Roman"/>
+          <w:szCs w:val="28"/>
+        </w:rPr>
+        <w:t>Celery</w:t>
+      </w:r>
+      <w:proofErr w:type="spellEnd"/>
+      <w:r>
+        <w:rPr>
+          <w:rFonts w:cs="Times New Roman"/>
+          <w:szCs w:val="28"/>
+        </w:rPr>
+        <w:t xml:space="preserve"> </w:t>
+      </w:r>
+      <w:proofErr w:type="spellStart"/>
+      <w:r>
+        <w:rPr>
+          <w:rFonts w:cs="Times New Roman"/>
+          <w:szCs w:val="28"/>
+        </w:rPr>
+        <w:t>queue</w:t>
+      </w:r>
+      <w:proofErr w:type="spellEnd"/>
+      <w:r>
+        <w:rPr>
+          <w:rFonts w:cs="Times New Roman"/>
+          <w:szCs w:val="28"/>
+        </w:rPr>
+        <w:t xml:space="preserve">), ожидает, когда сервис </w:t>
+      </w:r>
+      <w:proofErr w:type="spellStart"/>
+      <w:r>
+        <w:rPr>
+          <w:rFonts w:cs="Times New Roman"/>
+          <w:szCs w:val="28"/>
+        </w:rPr>
+        <w:t>push</w:t>
+      </w:r>
+      <w:proofErr w:type="spellEnd"/>
+      <w:r>
+        <w:rPr>
+          <w:rFonts w:cs="Times New Roman"/>
+          <w:szCs w:val="28"/>
+        </w:rPr>
+        <w:t>-уведомлений будет готов его принять.</w:t>
       </w:r>
     </w:p>
     <w:p>
@@ -6043,7 +6752,23 @@
           <w:rFonts w:cs="Times New Roman"/>
           <w:szCs w:val="28"/>
         </w:rPr>
-        <w:t>Переход в это состояние: создание нового уведомления (после парсинга новостей, фильтрации и определения уровня риска).</w:t>
+        <w:t xml:space="preserve">Переход в это состояние: создание нового уведомления (после </w:t>
+      </w:r>
+      <w:proofErr w:type="spellStart"/>
+      <w:r>
+        <w:rPr>
+          <w:rFonts w:cs="Times New Roman"/>
+          <w:szCs w:val="28"/>
+        </w:rPr>
+        <w:t>парсинга</w:t>
+      </w:r>
+      <w:proofErr w:type="spellEnd"/>
+      <w:r>
+        <w:rPr>
+          <w:rFonts w:cs="Times New Roman"/>
+          <w:szCs w:val="28"/>
+        </w:rPr>
+        <w:t xml:space="preserve"> новостей, фильтрации и определения уровня риска).</w:t>
       </w:r>
     </w:p>
     <w:p>
@@ -6116,7 +6841,23 @@
           <w:rFonts w:cs="Times New Roman"/>
           <w:szCs w:val="28"/>
         </w:rPr>
-        <w:t>Описание: уведомление успешно передано через внешний сервис push-уведомлений (FCM) на мобильное устройство пользователя. Система зафиксировала время отправки и ожидает, когда пользователь откроет уведомление.</w:t>
+        <w:t xml:space="preserve">Описание: уведомление успешно передано через внешний сервис </w:t>
+      </w:r>
+      <w:proofErr w:type="spellStart"/>
+      <w:r>
+        <w:rPr>
+          <w:rFonts w:cs="Times New Roman"/>
+          <w:szCs w:val="28"/>
+        </w:rPr>
+        <w:t>push</w:t>
+      </w:r>
+      <w:proofErr w:type="spellEnd"/>
+      <w:r>
+        <w:rPr>
+          <w:rFonts w:cs="Times New Roman"/>
+          <w:szCs w:val="28"/>
+        </w:rPr>
+        <w:t>-уведомлений (FCM) на мобильное устройство пользователя. Система зафиксировала время отправки и ожидает, когда пользователь откроет уведомление.</w:t>
       </w:r>
     </w:p>
     <w:p>
@@ -6147,12 +6888,21 @@
           <w:szCs w:val="28"/>
         </w:rPr>
       </w:pPr>
-      <w:r>
-        <w:rPr>
-          <w:rFonts w:cs="Times New Roman"/>
-          <w:szCs w:val="28"/>
-        </w:rPr>
-        <w:t>entry/зафиксировано время – при входе в состояние в лог (базу данных) записывается дата и время отправки уведомления.</w:t>
+      <w:proofErr w:type="spellStart"/>
+      <w:r>
+        <w:rPr>
+          <w:rFonts w:cs="Times New Roman"/>
+          <w:szCs w:val="28"/>
+        </w:rPr>
+        <w:t>entry</w:t>
+      </w:r>
+      <w:proofErr w:type="spellEnd"/>
+      <w:r>
+        <w:rPr>
+          <w:rFonts w:cs="Times New Roman"/>
+          <w:szCs w:val="28"/>
+        </w:rPr>
+        <w:t>/зафиксировано время – при входе в состояние в лог (базу данных) записывается дата и время отправки уведомления.</w:t>
       </w:r>
     </w:p>
     <w:p>
@@ -6168,12 +6918,21 @@
           <w:szCs w:val="28"/>
         </w:rPr>
       </w:pPr>
-      <w:r>
-        <w:rPr>
-          <w:rFonts w:cs="Times New Roman"/>
-          <w:szCs w:val="28"/>
-        </w:rPr>
-        <w:t>do/ожидает прочтения – система находится в режиме ожидания, отслеживая, откроет ли пользователь уведомление в течение определённого времени (например, 24 часа).</w:t>
+      <w:proofErr w:type="spellStart"/>
+      <w:r>
+        <w:rPr>
+          <w:rFonts w:cs="Times New Roman"/>
+          <w:szCs w:val="28"/>
+        </w:rPr>
+        <w:t>do</w:t>
+      </w:r>
+      <w:proofErr w:type="spellEnd"/>
+      <w:r>
+        <w:rPr>
+          <w:rFonts w:cs="Times New Roman"/>
+          <w:szCs w:val="28"/>
+        </w:rPr>
+        <w:t>/ожидает прочтения – система находится в режиме ожидания, отслеживая, откроет ли пользователь уведомление в течение определённого времени (например, 24 часа).</w:t>
       </w:r>
     </w:p>
     <w:p>
@@ -6321,12 +7080,37 @@
           <w:szCs w:val="28"/>
         </w:rPr>
       </w:pPr>
-      <w:r>
-        <w:rPr>
-          <w:rFonts w:cs="Times New Roman"/>
-          <w:szCs w:val="28"/>
-        </w:rPr>
-        <w:t>entry/отметить как прочитанное – при входе в состояние в базе данных обновляется статус уведомления (меняется с «отправлено» на «прочитано»).</w:t>
+      <w:proofErr w:type="spellStart"/>
+      <w:r>
+        <w:rPr>
+          <w:rFonts w:cs="Times New Roman"/>
+          <w:szCs w:val="28"/>
+        </w:rPr>
+        <w:t>entry</w:t>
+      </w:r>
+      <w:proofErr w:type="spellEnd"/>
+      <w:r>
+        <w:rPr>
+          <w:rFonts w:cs="Times New Roman"/>
+          <w:szCs w:val="28"/>
+        </w:rPr>
+        <w:t>/</w:t>
+      </w:r>
+      <w:proofErr w:type="gramStart"/>
+      <w:r>
+        <w:rPr>
+          <w:rFonts w:cs="Times New Roman"/>
+          <w:szCs w:val="28"/>
+        </w:rPr>
+        <w:t>отметить</w:t>
+      </w:r>
+      <w:proofErr w:type="gramEnd"/>
+      <w:r>
+        <w:rPr>
+          <w:rFonts w:cs="Times New Roman"/>
+          <w:szCs w:val="28"/>
+        </w:rPr>
+        <w:t xml:space="preserve"> как прочитанное – при входе в состояние в базе данных обновляется статус уведомления (меняется с «отправлено» на «прочитано»).</w:t>
       </w:r>
     </w:p>
     <w:p>
@@ -6431,12 +7215,21 @@
           <w:szCs w:val="28"/>
         </w:rPr>
       </w:pPr>
-      <w:r>
-        <w:rPr>
-          <w:rFonts w:cs="Times New Roman"/>
-          <w:szCs w:val="28"/>
-        </w:rPr>
-        <w:t>entry/пометить устаревшим – при входе в состояние в базу данных записывается отметка о том, что уведомление не прочитано вовремя и больше не актуально.</w:t>
+      <w:proofErr w:type="spellStart"/>
+      <w:r>
+        <w:rPr>
+          <w:rFonts w:cs="Times New Roman"/>
+          <w:szCs w:val="28"/>
+        </w:rPr>
+        <w:t>entry</w:t>
+      </w:r>
+      <w:proofErr w:type="spellEnd"/>
+      <w:r>
+        <w:rPr>
+          <w:rFonts w:cs="Times New Roman"/>
+          <w:szCs w:val="28"/>
+        </w:rPr>
+        <w:t>/пометить устаревшим – при входе в состояние в базу данных записывается отметка о том, что уведомление не прочитано вовремя и больше не актуально.</w:t>
       </w:r>
     </w:p>
     <w:p>
@@ -6827,7 +7620,23 @@
           <w:rFonts w:cs="Times New Roman"/>
           <w:szCs w:val="28"/>
         </w:rPr>
-        <w:t>1. Состояние: Не зарегистрирован</w:t>
+        <w:t>1. Состояние</w:t>
+      </w:r>
+      <w:proofErr w:type="gramStart"/>
+      <w:r>
+        <w:rPr>
+          <w:rFonts w:cs="Times New Roman"/>
+          <w:szCs w:val="28"/>
+        </w:rPr>
+        <w:t>: Не</w:t>
+      </w:r>
+      <w:proofErr w:type="gramEnd"/>
+      <w:r>
+        <w:rPr>
+          <w:rFonts w:cs="Times New Roman"/>
+          <w:szCs w:val="28"/>
+        </w:rPr>
+        <w:t xml:space="preserve"> зарегистрирован</w:t>
       </w:r>
     </w:p>
     <w:p>
@@ -6889,12 +7698,21 @@
           <w:szCs w:val="28"/>
         </w:rPr>
       </w:pPr>
-      <w:r>
-        <w:rPr>
-          <w:rFonts w:cs="Times New Roman"/>
-          <w:szCs w:val="28"/>
-        </w:rPr>
-        <w:t>entry/показать форму – при входе в состояние отображается экран регистрации.</w:t>
+      <w:proofErr w:type="spellStart"/>
+      <w:r>
+        <w:rPr>
+          <w:rFonts w:cs="Times New Roman"/>
+          <w:szCs w:val="28"/>
+        </w:rPr>
+        <w:t>entry</w:t>
+      </w:r>
+      <w:proofErr w:type="spellEnd"/>
+      <w:r>
+        <w:rPr>
+          <w:rFonts w:cs="Times New Roman"/>
+          <w:szCs w:val="28"/>
+        </w:rPr>
+        <w:t>/показать форму – при входе в состояние отображается экран регистрации.</w:t>
       </w:r>
     </w:p>
     <w:p>
@@ -6910,12 +7728,21 @@
           <w:szCs w:val="28"/>
         </w:rPr>
       </w:pPr>
-      <w:r>
-        <w:rPr>
-          <w:rFonts w:cs="Times New Roman"/>
-          <w:szCs w:val="28"/>
-        </w:rPr>
-        <w:t>do/ожидать ввод данных – система ожидает, пока пользователь заполнит поля и отправит форму.</w:t>
+      <w:proofErr w:type="spellStart"/>
+      <w:r>
+        <w:rPr>
+          <w:rFonts w:cs="Times New Roman"/>
+          <w:szCs w:val="28"/>
+        </w:rPr>
+        <w:t>do</w:t>
+      </w:r>
+      <w:proofErr w:type="spellEnd"/>
+      <w:r>
+        <w:rPr>
+          <w:rFonts w:cs="Times New Roman"/>
+          <w:szCs w:val="28"/>
+        </w:rPr>
+        <w:t>/ожидать ввод данных – система ожидает, пока пользователь заполнит поля и отправит форму.</w:t>
       </w:r>
     </w:p>
     <w:p>
@@ -7008,12 +7835,21 @@
           <w:szCs w:val="28"/>
         </w:rPr>
       </w:pPr>
-      <w:r>
-        <w:rPr>
-          <w:rFonts w:cs="Times New Roman"/>
-          <w:szCs w:val="28"/>
-        </w:rPr>
-        <w:t>entry/приветствие – при входе в состояние отправляется приветственное сообщение или показывается главный экран.</w:t>
+      <w:proofErr w:type="spellStart"/>
+      <w:r>
+        <w:rPr>
+          <w:rFonts w:cs="Times New Roman"/>
+          <w:szCs w:val="28"/>
+        </w:rPr>
+        <w:t>entry</w:t>
+      </w:r>
+      <w:proofErr w:type="spellEnd"/>
+      <w:r>
+        <w:rPr>
+          <w:rFonts w:cs="Times New Roman"/>
+          <w:szCs w:val="28"/>
+        </w:rPr>
+        <w:t>/приветствие – при входе в состояние отправляется приветственное сообщение или показывается главный экран.</w:t>
       </w:r>
     </w:p>
     <w:p>
@@ -7029,12 +7865,21 @@
           <w:szCs w:val="28"/>
         </w:rPr>
       </w:pPr>
-      <w:r>
-        <w:rPr>
-          <w:rFonts w:cs="Times New Roman"/>
-          <w:szCs w:val="28"/>
-        </w:rPr>
-        <w:t>do/взаимодействие с системой – пользователь может просматривать контент, редактировать профиль, вводить лимиты, настраивать уведомления.</w:t>
+      <w:proofErr w:type="spellStart"/>
+      <w:r>
+        <w:rPr>
+          <w:rFonts w:cs="Times New Roman"/>
+          <w:szCs w:val="28"/>
+        </w:rPr>
+        <w:t>do</w:t>
+      </w:r>
+      <w:proofErr w:type="spellEnd"/>
+      <w:r>
+        <w:rPr>
+          <w:rFonts w:cs="Times New Roman"/>
+          <w:szCs w:val="28"/>
+        </w:rPr>
+        <w:t>/взаимодействие с системой – пользователь может просматривать контент, редактировать профиль, вводить лимиты, настраивать уведомления.</w:t>
       </w:r>
     </w:p>
     <w:p>
@@ -7049,7 +7894,23 @@
           <w:rFonts w:cs="Times New Roman"/>
           <w:szCs w:val="28"/>
         </w:rPr>
-        <w:t>Переход в это состояние: из состояния Не зарегистрирован по событию «ввод данных для регистрации».</w:t>
+        <w:t xml:space="preserve">Переход в это состояние: из </w:t>
+      </w:r>
+      <w:proofErr w:type="gramStart"/>
+      <w:r>
+        <w:rPr>
+          <w:rFonts w:cs="Times New Roman"/>
+          <w:szCs w:val="28"/>
+        </w:rPr>
+        <w:t>состояния</w:t>
+      </w:r>
+      <w:proofErr w:type="gramEnd"/>
+      <w:r>
+        <w:rPr>
+          <w:rFonts w:cs="Times New Roman"/>
+          <w:szCs w:val="28"/>
+        </w:rPr>
+        <w:t xml:space="preserve"> Не зарегистрирован по событию «ввод данных для регистрации».</w:t>
       </w:r>
     </w:p>
     <w:p>
@@ -7064,7 +7925,23 @@
           <w:rFonts w:cs="Times New Roman"/>
           <w:szCs w:val="28"/>
         </w:rPr>
-        <w:t>Переход из этого состояния: по событию «поездка начата» - переход в состояние В поездке.</w:t>
+        <w:t xml:space="preserve">Переход из этого состояния: по событию «поездка начата» - переход в </w:t>
+      </w:r>
+      <w:proofErr w:type="gramStart"/>
+      <w:r>
+        <w:rPr>
+          <w:rFonts w:cs="Times New Roman"/>
+          <w:szCs w:val="28"/>
+        </w:rPr>
+        <w:t>состояние</w:t>
+      </w:r>
+      <w:proofErr w:type="gramEnd"/>
+      <w:r>
+        <w:rPr>
+          <w:rFonts w:cs="Times New Roman"/>
+          <w:szCs w:val="28"/>
+        </w:rPr>
+        <w:t xml:space="preserve"> В поездке.</w:t>
       </w:r>
     </w:p>
     <w:p>
@@ -7126,12 +8003,21 @@
           <w:szCs w:val="28"/>
         </w:rPr>
       </w:pPr>
-      <w:r>
-        <w:rPr>
-          <w:rFonts w:cs="Times New Roman"/>
-          <w:szCs w:val="28"/>
-        </w:rPr>
-        <w:t>entry/активировать учёт расходов и конвертер – при входе в состояние включается автоматический учёт трат, становится доступна конвертация валют.</w:t>
+      <w:proofErr w:type="spellStart"/>
+      <w:r>
+        <w:rPr>
+          <w:rFonts w:cs="Times New Roman"/>
+          <w:szCs w:val="28"/>
+        </w:rPr>
+        <w:t>entry</w:t>
+      </w:r>
+      <w:proofErr w:type="spellEnd"/>
+      <w:r>
+        <w:rPr>
+          <w:rFonts w:cs="Times New Roman"/>
+          <w:szCs w:val="28"/>
+        </w:rPr>
+        <w:t>/активировать учёт расходов и конвертер – при входе в состояние включается автоматический учёт трат, становится доступна конвертация валют.</w:t>
       </w:r>
     </w:p>
     <w:p>
@@ -7147,12 +8033,37 @@
           <w:szCs w:val="28"/>
         </w:rPr>
       </w:pPr>
-      <w:r>
-        <w:rPr>
-          <w:rFonts w:cs="Times New Roman"/>
-          <w:szCs w:val="28"/>
-        </w:rPr>
-        <w:t>do/мониторинг бюджета – система постоянно отслеживает текущие расходы относительно дневного и общего лимита, при достижении порогов (50%, 80%, 100%) отправляет push-уведомления.</w:t>
+      <w:proofErr w:type="spellStart"/>
+      <w:r>
+        <w:rPr>
+          <w:rFonts w:cs="Times New Roman"/>
+          <w:szCs w:val="28"/>
+        </w:rPr>
+        <w:t>do</w:t>
+      </w:r>
+      <w:proofErr w:type="spellEnd"/>
+      <w:r>
+        <w:rPr>
+          <w:rFonts w:cs="Times New Roman"/>
+          <w:szCs w:val="28"/>
+        </w:rPr>
+        <w:t xml:space="preserve">/мониторинг бюджета – система постоянно отслеживает текущие расходы относительно дневного и общего лимита, при достижении порогов (50%, 80%, 100%) отправляет </w:t>
+      </w:r>
+      <w:proofErr w:type="spellStart"/>
+      <w:r>
+        <w:rPr>
+          <w:rFonts w:cs="Times New Roman"/>
+          <w:szCs w:val="28"/>
+        </w:rPr>
+        <w:t>push</w:t>
+      </w:r>
+      <w:proofErr w:type="spellEnd"/>
+      <w:r>
+        <w:rPr>
+          <w:rFonts w:cs="Times New Roman"/>
+          <w:szCs w:val="28"/>
+        </w:rPr>
+        <w:t>-уведомления.</w:t>
       </w:r>
     </w:p>
     <w:p>
@@ -7168,13 +8079,22 @@
           <w:szCs w:val="28"/>
         </w:rPr>
       </w:pPr>
+      <w:proofErr w:type="spellStart"/>
       <w:r>
         <w:rPr>
           <w:rFonts w:cs="Times New Roman"/>
           <w:szCs w:val="28"/>
         </w:rPr>
         <w:lastRenderedPageBreak/>
-        <w:t>exit/сохранить историю поездки – при выходе из состояния все данные о поездке (лимиты, фактические траты, страна, даты) сохраняются в профиль пользователя.</w:t>
+        <w:t>exit</w:t>
+      </w:r>
+      <w:proofErr w:type="spellEnd"/>
+      <w:r>
+        <w:rPr>
+          <w:rFonts w:cs="Times New Roman"/>
+          <w:szCs w:val="28"/>
+        </w:rPr>
+        <w:t>/сохранить историю поездки – при выходе из состояния все данные о поездке (лимиты, фактические траты, страна, даты) сохраняются в профиль пользователя.</w:t>
       </w:r>
     </w:p>
     <w:p>
@@ -7267,12 +8187,21 @@
           <w:szCs w:val="28"/>
         </w:rPr>
       </w:pPr>
-      <w:r>
-        <w:rPr>
-          <w:rFonts w:cs="Times New Roman"/>
-          <w:szCs w:val="28"/>
-        </w:rPr>
-        <w:t>entry/фиксация окончания поездки – при входе в состояние формируется итоговый отчёт о расходах, сравниваются плановые и фактические траты, история поездки добавляется в общий список.</w:t>
+      <w:proofErr w:type="spellStart"/>
+      <w:r>
+        <w:rPr>
+          <w:rFonts w:cs="Times New Roman"/>
+          <w:szCs w:val="28"/>
+        </w:rPr>
+        <w:t>entry</w:t>
+      </w:r>
+      <w:proofErr w:type="spellEnd"/>
+      <w:r>
+        <w:rPr>
+          <w:rFonts w:cs="Times New Roman"/>
+          <w:szCs w:val="28"/>
+        </w:rPr>
+        <w:t>/фиксация окончания поездки – при входе в состояние формируется итоговый отчёт о расходах, сравниваются плановые и фактические траты, история поездки добавляется в общий список.</w:t>
       </w:r>
     </w:p>
     <w:p>
@@ -7287,7 +8216,23 @@
           <w:rFonts w:cs="Times New Roman"/>
           <w:szCs w:val="28"/>
         </w:rPr>
-        <w:t>Переход в это состояние: из состояния В поездке по событию «выполнение плана».</w:t>
+        <w:t xml:space="preserve">Переход в это состояние: из </w:t>
+      </w:r>
+      <w:proofErr w:type="gramStart"/>
+      <w:r>
+        <w:rPr>
+          <w:rFonts w:cs="Times New Roman"/>
+          <w:szCs w:val="28"/>
+        </w:rPr>
+        <w:t>состояния</w:t>
+      </w:r>
+      <w:proofErr w:type="gramEnd"/>
+      <w:r>
+        <w:rPr>
+          <w:rFonts w:cs="Times New Roman"/>
+          <w:szCs w:val="28"/>
+        </w:rPr>
+        <w:t xml:space="preserve"> В поездке по событию «выполнение плана».</w:t>
       </w:r>
       <w:r>
         <w:rPr>
@@ -7803,7 +8748,23 @@
           <w:szCs w:val="28"/>
         </w:rPr>
         <w:lastRenderedPageBreak/>
-        <w:t>Пользователь – путешественник, инициатор процесса. Регистрируется в системе, редактирует свои данные (и настраивает параметры уведомлений (включение/отключение push-оповещений о рисках и расходах, установка пороговых значений).</w:t>
+        <w:t xml:space="preserve">Пользователь – путешественник, инициатор процесса. Регистрируется в системе, редактирует свои данные (и настраивает параметры уведомлений (включение/отключение </w:t>
+      </w:r>
+      <w:proofErr w:type="spellStart"/>
+      <w:r>
+        <w:rPr>
+          <w:rFonts w:cs="Times New Roman"/>
+          <w:szCs w:val="28"/>
+        </w:rPr>
+        <w:t>push</w:t>
+      </w:r>
+      <w:proofErr w:type="spellEnd"/>
+      <w:r>
+        <w:rPr>
+          <w:rFonts w:cs="Times New Roman"/>
+          <w:szCs w:val="28"/>
+        </w:rPr>
+        <w:t>-оповещений о рисках и расходах, установка пороговых значений).</w:t>
       </w:r>
     </w:p>
     <w:p>
@@ -7847,6 +8808,7 @@
         </w:rPr>
         <w:t>Сервер – бэкенд с базой данных SQL</w:t>
       </w:r>
+      <w:proofErr w:type="spellStart"/>
       <w:r>
         <w:rPr>
           <w:rFonts w:cs="Times New Roman"/>
@@ -7855,6 +8817,7 @@
         </w:rPr>
         <w:t>ite</w:t>
       </w:r>
+      <w:proofErr w:type="spellEnd"/>
       <w:r>
         <w:rPr>
           <w:rFonts w:cs="Times New Roman"/>
@@ -7948,7 +8911,23 @@
           <w:rFonts w:cs="Times New Roman"/>
           <w:szCs w:val="28"/>
         </w:rPr>
-        <w:t xml:space="preserve">Также пользователь может настроить параметры уведомлений (например, включить push-уведомления о рисках, установить лимит для уведомлений о расходах). Он отправляет «Запросить настройку уведомлений» в интерфейс. Интерфейс передаёт серверу «Передать настройки». Сервер сохраняет настройки в профиле пользователя и возвращает интерфейсу </w:t>
+        <w:t xml:space="preserve">Также пользователь может настроить параметры уведомлений (например, включить </w:t>
+      </w:r>
+      <w:proofErr w:type="spellStart"/>
+      <w:r>
+        <w:rPr>
+          <w:rFonts w:cs="Times New Roman"/>
+          <w:szCs w:val="28"/>
+        </w:rPr>
+        <w:t>push</w:t>
+      </w:r>
+      <w:proofErr w:type="spellEnd"/>
+      <w:r>
+        <w:rPr>
+          <w:rFonts w:cs="Times New Roman"/>
+          <w:szCs w:val="28"/>
+        </w:rPr>
+        <w:t xml:space="preserve">-уведомления о рисках, установить лимит для уведомлений о расходах). Он отправляет «Запросить настройку уведомлений» в интерфейс. Интерфейс передаёт серверу «Передать настройки». Сервер сохраняет настройки в профиле пользователя и возвращает интерфейсу </w:t>
       </w:r>
       <w:r>
         <w:rPr>
@@ -8513,7 +9492,23 @@
           <w:szCs w:val="28"/>
         </w:rPr>
         <w:lastRenderedPageBreak/>
-        <w:t xml:space="preserve">сущностью Поездка связью один ко многим по коду страны, также сущность Страна связана с сущностью Статья по коду страны. Сущность Страна связана связью один ко многим с сущностью фраза. Сущность Страна связана с сущностью Локальное приложение связью один ко многим через код страны. Сущность Категория фразы с сущностью Фраза связана связью один ко </w:t>
+        <w:t xml:space="preserve">сущностью Поездка связью один ко многим по коду страны, также сущность Страна связана с сущностью Статья по коду страны. Сущность Страна связана связью один ко многим с сущностью фраза. Сущность Страна связана </w:t>
+      </w:r>
+      <w:proofErr w:type="gramStart"/>
+      <w:r>
+        <w:rPr>
+          <w:rFonts w:cs="Times New Roman"/>
+          <w:szCs w:val="28"/>
+        </w:rPr>
+        <w:t>с сущностью</w:t>
+      </w:r>
+      <w:proofErr w:type="gramEnd"/>
+      <w:r>
+        <w:rPr>
+          <w:rFonts w:cs="Times New Roman"/>
+          <w:szCs w:val="28"/>
+        </w:rPr>
+        <w:t xml:space="preserve"> Локальное приложение связью один ко многим через код страны. Сущность Категория фразы с сущностью Фраза связана связью один ко </w:t>
       </w:r>
       <w:r>
         <w:rPr>
@@ -13017,12 +14012,14 @@
       <w:r>
         <w:t xml:space="preserve">между ветками </w:t>
       </w:r>
+      <w:proofErr w:type="spellStart"/>
       <w:r>
         <w:rPr>
           <w:lang w:val="en-US"/>
         </w:rPr>
         <w:t>developA</w:t>
       </w:r>
+      <w:proofErr w:type="spellEnd"/>
       <w:r>
         <w:t xml:space="preserve"> </w:t>
       </w:r>
@@ -13083,12 +14080,14 @@
       <w:r>
         <w:t xml:space="preserve">между ветками </w:t>
       </w:r>
+      <w:proofErr w:type="spellStart"/>
       <w:r>
         <w:rPr>
           <w:lang w:val="en-US"/>
         </w:rPr>
         <w:t>developA</w:t>
       </w:r>
+      <w:proofErr w:type="spellEnd"/>
       <w:r>
         <w:t xml:space="preserve"> </w:t>
       </w:r>
@@ -13120,13 +14119,59 @@
       <w:r>
         <w:t xml:space="preserve">Для этого была создана новая ветка от нужного коммита с помощью команды </w:t>
       </w:r>
+      <w:proofErr w:type="spellStart"/>
       <w:r>
         <w:rPr>
           <w:rFonts w:ascii="Lucida Console" w:hAnsi="Lucida Console" w:cs="Lucida Console"/>
           <w:sz w:val="18"/>
           <w:szCs w:val="18"/>
         </w:rPr>
-        <w:t xml:space="preserve">git checkout -b temp-merge 9ef94f56767185f400d0e069f28d1df968511e44 </w:t>
+        <w:t>git</w:t>
+      </w:r>
+      <w:proofErr w:type="spellEnd"/>
+      <w:r>
+        <w:rPr>
+          <w:rFonts w:ascii="Lucida Console" w:hAnsi="Lucida Console" w:cs="Lucida Console"/>
+          <w:sz w:val="18"/>
+          <w:szCs w:val="18"/>
+        </w:rPr>
+        <w:t xml:space="preserve"> </w:t>
+      </w:r>
+      <w:proofErr w:type="spellStart"/>
+      <w:r>
+        <w:rPr>
+          <w:rFonts w:ascii="Lucida Console" w:hAnsi="Lucida Console" w:cs="Lucida Console"/>
+          <w:sz w:val="18"/>
+          <w:szCs w:val="18"/>
+        </w:rPr>
+        <w:t>checkout</w:t>
+      </w:r>
+      <w:proofErr w:type="spellEnd"/>
+      <w:r>
+        <w:rPr>
+          <w:rFonts w:ascii="Lucida Console" w:hAnsi="Lucida Console" w:cs="Lucida Console"/>
+          <w:sz w:val="18"/>
+          <w:szCs w:val="18"/>
+        </w:rPr>
+        <w:t xml:space="preserve"> -b </w:t>
+      </w:r>
+      <w:proofErr w:type="spellStart"/>
+      <w:r>
+        <w:rPr>
+          <w:rFonts w:ascii="Lucida Console" w:hAnsi="Lucida Console" w:cs="Lucida Console"/>
+          <w:sz w:val="18"/>
+          <w:szCs w:val="18"/>
+        </w:rPr>
+        <w:t>temp-merge</w:t>
+      </w:r>
+      <w:proofErr w:type="spellEnd"/>
+      <w:r>
+        <w:rPr>
+          <w:rFonts w:ascii="Lucida Console" w:hAnsi="Lucida Console" w:cs="Lucida Console"/>
+          <w:sz w:val="18"/>
+          <w:szCs w:val="18"/>
+        </w:rPr>
+        <w:t xml:space="preserve"> 9ef94f56767185f400d0e069f28d1df968511e44 </w:t>
       </w:r>
     </w:p>
     <w:p>
@@ -13775,12 +14820,316 @@
     </w:p>
     <w:p>
       <w:r>
+        <w:rPr>
+          <w:noProof/>
+        </w:rPr>
+        <mc:AlternateContent>
+          <mc:Choice Requires="wps">
+            <w:drawing>
+              <wp:anchor distT="0" distB="0" distL="114300" distR="114300" simplePos="0" relativeHeight="251747328" behindDoc="0" locked="0" layoutInCell="1" allowOverlap="1" wp14:anchorId="7AB6B5A1" wp14:editId="66BFDAE7">
+                <wp:simplePos x="0" y="0"/>
+                <wp:positionH relativeFrom="margin">
+                  <wp:align>center</wp:align>
+                </wp:positionH>
+                <wp:positionV relativeFrom="paragraph">
+                  <wp:posOffset>3897630</wp:posOffset>
+                </wp:positionV>
+                <wp:extent cx="3324225" cy="276225"/>
+                <wp:effectExtent l="0" t="0" r="9525" b="9525"/>
+                <wp:wrapTopAndBottom/>
+                <wp:docPr id="58" name="Надпись 58"/>
+                <wp:cNvGraphicFramePr/>
+                <a:graphic xmlns:a="http://schemas.openxmlformats.org/drawingml/2006/main">
+                  <a:graphicData uri="http://schemas.microsoft.com/office/word/2010/wordprocessingShape">
+                    <wps:wsp>
+                      <wps:cNvSpPr txBox="1"/>
+                      <wps:spPr>
+                        <a:xfrm>
+                          <a:off x="0" y="0"/>
+                          <a:ext cx="3324225" cy="276225"/>
+                        </a:xfrm>
+                        <a:prstGeom prst="rect">
+                          <a:avLst/>
+                        </a:prstGeom>
+                        <a:solidFill>
+                          <a:prstClr val="white"/>
+                        </a:solidFill>
+                        <a:ln>
+                          <a:noFill/>
+                        </a:ln>
+                      </wps:spPr>
+                      <wps:txbx>
+                        <w:txbxContent>
+                          <w:p>
+                            <w:pPr>
+                              <w:pStyle w:val="af1"/>
+                              <w:ind w:firstLine="0"/>
+                              <w:rPr>
+                                <w:rFonts w:cs="Times New Roman"/>
+                                <w:b w:val="0"/>
+                                <w:bCs w:val="0"/>
+                                <w:i/>
+                                <w:iCs/>
+                                <w:color w:val="auto"/>
+                                <w:sz w:val="28"/>
+                                <w:szCs w:val="28"/>
+                              </w:rPr>
+                            </w:pPr>
+                            <w:r>
+                              <w:rPr>
+                                <w:b w:val="0"/>
+                                <w:bCs w:val="0"/>
+                                <w:color w:val="auto"/>
+                                <w:sz w:val="28"/>
+                                <w:szCs w:val="28"/>
+                              </w:rPr>
+                              <w:t xml:space="preserve">Рисунок </w:t>
+                            </w:r>
+                            <w:r>
+                              <w:rPr>
+                                <w:b w:val="0"/>
+                                <w:bCs w:val="0"/>
+                                <w:color w:val="auto"/>
+                                <w:sz w:val="28"/>
+                                <w:szCs w:val="28"/>
+                              </w:rPr>
+                              <w:t>2</w:t>
+                            </w:r>
+                            <w:r>
+                              <w:rPr>
+                                <w:b w:val="0"/>
+                                <w:bCs w:val="0"/>
+                                <w:color w:val="auto"/>
+                                <w:sz w:val="28"/>
+                                <w:szCs w:val="28"/>
+                              </w:rPr>
+                              <w:t>9</w:t>
+                            </w:r>
+                            <w:r>
+                              <w:rPr>
+                                <w:b w:val="0"/>
+                                <w:bCs w:val="0"/>
+                                <w:color w:val="auto"/>
+                                <w:sz w:val="28"/>
+                                <w:szCs w:val="28"/>
+                              </w:rPr>
+                              <w:t xml:space="preserve"> </w:t>
+                            </w:r>
+                            <w:r>
+                              <w:rPr>
+                                <w:b w:val="0"/>
+                                <w:bCs w:val="0"/>
+                                <w:color w:val="auto"/>
+                                <w:sz w:val="28"/>
+                                <w:szCs w:val="28"/>
+                              </w:rPr>
+                              <w:t>–</w:t>
+                            </w:r>
+                            <w:r>
+                              <w:rPr>
+                                <w:b w:val="0"/>
+                                <w:bCs w:val="0"/>
+                                <w:color w:val="auto"/>
+                                <w:sz w:val="28"/>
+                                <w:szCs w:val="28"/>
+                              </w:rPr>
+                              <w:t xml:space="preserve"> </w:t>
+                            </w:r>
+                            <w:r>
+                              <w:rPr>
+                                <w:b w:val="0"/>
+                                <w:bCs w:val="0"/>
+                                <w:color w:val="auto"/>
+                                <w:sz w:val="28"/>
+                                <w:szCs w:val="28"/>
+                              </w:rPr>
+                              <w:t>применение стилей к статьям</w:t>
+                            </w:r>
+                          </w:p>
+                        </w:txbxContent>
+                      </wps:txbx>
+                      <wps:bodyPr rot="0" spcFirstLastPara="0" vertOverflow="overflow" horzOverflow="overflow" vert="horz" wrap="square" lIns="0" tIns="0" rIns="0" bIns="0" numCol="1" spcCol="0" rtlCol="0" fromWordArt="0" anchor="t" anchorCtr="0" forceAA="0" compatLnSpc="1">
+                        <a:prstTxWarp prst="textNoShape">
+                          <a:avLst/>
+                        </a:prstTxWarp>
+                        <a:noAutofit/>
+                      </wps:bodyPr>
+                    </wps:wsp>
+                  </a:graphicData>
+                </a:graphic>
+                <wp14:sizeRelH relativeFrom="margin">
+                  <wp14:pctWidth>0</wp14:pctWidth>
+                </wp14:sizeRelH>
+                <wp14:sizeRelV relativeFrom="margin">
+                  <wp14:pctHeight>0</wp14:pctHeight>
+                </wp14:sizeRelV>
+              </wp:anchor>
+            </w:drawing>
+          </mc:Choice>
+          <mc:Fallback>
+            <w:pict>
+              <v:shape w14:anchorId="7AB6B5A1" id="Надпись 58" o:spid="_x0000_s1054" type="#_x0000_t202" style="position:absolute;left:0;text-align:left;margin-left:0;margin-top:306.9pt;width:261.75pt;height:21.75pt;z-index:251747328;visibility:visible;mso-wrap-style:square;mso-width-percent:0;mso-height-percent:0;mso-wrap-distance-left:9pt;mso-wrap-distance-top:0;mso-wrap-distance-right:9pt;mso-wrap-distance-bottom:0;mso-position-horizontal:center;mso-position-horizontal-relative:margin;mso-position-vertical:absolute;mso-position-vertical-relative:text;mso-width-percent:0;mso-height-percent:0;mso-width-relative:margin;mso-height-relative:margin;v-text-anchor:top" o:gfxdata="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" stroked="f">
+                <v:textbox inset="0,0,0,0">
+                  <w:txbxContent>
+                    <w:p>
+                      <w:pPr>
+                        <w:pStyle w:val="af1"/>
+                        <w:ind w:firstLine="0"/>
+                        <w:rPr>
+                          <w:rFonts w:cs="Times New Roman"/>
+                          <w:b w:val="0"/>
+                          <w:bCs w:val="0"/>
+                          <w:i/>
+                          <w:iCs/>
+                          <w:color w:val="auto"/>
+                          <w:sz w:val="28"/>
+                          <w:szCs w:val="28"/>
+                        </w:rPr>
+                      </w:pPr>
+                      <w:r>
+                        <w:rPr>
+                          <w:b w:val="0"/>
+                          <w:bCs w:val="0"/>
+                          <w:color w:val="auto"/>
+                          <w:sz w:val="28"/>
+                          <w:szCs w:val="28"/>
+                        </w:rPr>
+                        <w:t xml:space="preserve">Рисунок </w:t>
+                      </w:r>
+                      <w:r>
+                        <w:rPr>
+                          <w:b w:val="0"/>
+                          <w:bCs w:val="0"/>
+                          <w:color w:val="auto"/>
+                          <w:sz w:val="28"/>
+                          <w:szCs w:val="28"/>
+                        </w:rPr>
+                        <w:t>2</w:t>
+                      </w:r>
+                      <w:r>
+                        <w:rPr>
+                          <w:b w:val="0"/>
+                          <w:bCs w:val="0"/>
+                          <w:color w:val="auto"/>
+                          <w:sz w:val="28"/>
+                          <w:szCs w:val="28"/>
+                        </w:rPr>
+                        <w:t>9</w:t>
+                      </w:r>
+                      <w:r>
+                        <w:rPr>
+                          <w:b w:val="0"/>
+                          <w:bCs w:val="0"/>
+                          <w:color w:val="auto"/>
+                          <w:sz w:val="28"/>
+                          <w:szCs w:val="28"/>
+                        </w:rPr>
+                        <w:t xml:space="preserve"> </w:t>
+                      </w:r>
+                      <w:r>
+                        <w:rPr>
+                          <w:b w:val="0"/>
+                          <w:bCs w:val="0"/>
+                          <w:color w:val="auto"/>
+                          <w:sz w:val="28"/>
+                          <w:szCs w:val="28"/>
+                        </w:rPr>
+                        <w:t>–</w:t>
+                      </w:r>
+                      <w:r>
+                        <w:rPr>
+                          <w:b w:val="0"/>
+                          <w:bCs w:val="0"/>
+                          <w:color w:val="auto"/>
+                          <w:sz w:val="28"/>
+                          <w:szCs w:val="28"/>
+                        </w:rPr>
+                        <w:t xml:space="preserve"> </w:t>
+                      </w:r>
+                      <w:r>
+                        <w:rPr>
+                          <w:b w:val="0"/>
+                          <w:bCs w:val="0"/>
+                          <w:color w:val="auto"/>
+                          <w:sz w:val="28"/>
+                          <w:szCs w:val="28"/>
+                        </w:rPr>
+                        <w:t>применение стилей к статьям</w:t>
+                      </w:r>
+                    </w:p>
+                  </w:txbxContent>
+                </v:textbox>
+                <w10:wrap type="topAndBottom" anchorx="margin"/>
+              </v:shape>
+            </w:pict>
+          </mc:Fallback>
+        </mc:AlternateContent>
+      </w:r>
+      <w:r>
+        <w:drawing>
+          <wp:anchor distT="0" distB="0" distL="114300" distR="114300" simplePos="0" relativeHeight="251745280" behindDoc="0" locked="0" layoutInCell="1" allowOverlap="1" wp14:anchorId="5AC497D9" wp14:editId="76B05271">
+            <wp:simplePos x="0" y="0"/>
+            <wp:positionH relativeFrom="margin">
+              <wp:align>right</wp:align>
+            </wp:positionH>
+            <wp:positionV relativeFrom="paragraph">
+              <wp:posOffset>621030</wp:posOffset>
+            </wp:positionV>
+            <wp:extent cx="5940425" cy="3256280"/>
+            <wp:effectExtent l="0" t="0" r="3175" b="1270"/>
+            <wp:wrapTopAndBottom/>
+            <wp:docPr id="57" name="Рисунок 57"/>
+            <wp:cNvGraphicFramePr>
+              <a:graphicFrameLocks xmlns:a="http://schemas.openxmlformats.org/drawingml/2006/main" noChangeAspect="1"/>
+            </wp:cNvGraphicFramePr>
+            <a:graphic xmlns:a="http://schemas.openxmlformats.org/drawingml/2006/main">
+              <a:graphicData uri="http://schemas.openxmlformats.org/drawingml/2006/picture">
+                <pic:pic xmlns:pic="http://schemas.openxmlformats.org/drawingml/2006/picture">
+                  <pic:nvPicPr>
+                    <pic:cNvPr id="1" name=""/>
+                    <pic:cNvPicPr/>
+                  </pic:nvPicPr>
+                  <pic:blipFill>
+                    <a:blip r:embed="rId35">
+                      <a:extLst>
+                        <a:ext uri="{28A0092B-C50C-407E-A947-70E740481C1C}">
+                          <a14:useLocalDpi xmlns:a14="http://schemas.microsoft.com/office/drawing/2010/main" val="0"/>
+                        </a:ext>
+                      </a:extLst>
+                    </a:blip>
+                    <a:stretch>
+                      <a:fillRect/>
+                    </a:stretch>
+                  </pic:blipFill>
+                  <pic:spPr>
+                    <a:xfrm>
+                      <a:off x="0" y="0"/>
+                      <a:ext cx="5940425" cy="3256280"/>
+                    </a:xfrm>
+                    <a:prstGeom prst="rect">
+                      <a:avLst/>
+                    </a:prstGeom>
+                  </pic:spPr>
+                </pic:pic>
+              </a:graphicData>
+            </a:graphic>
+            <wp14:sizeRelH relativeFrom="page">
+              <wp14:pctWidth>0</wp14:pctWidth>
+            </wp14:sizeRelH>
+            <wp14:sizeRelV relativeFrom="page">
+              <wp14:pctHeight>0</wp14:pctHeight>
+            </wp14:sizeRelV>
+          </wp:anchor>
+        </w:drawing>
+      </w:r>
+      <w:r>
         <w:t xml:space="preserve">К созданным страницам и формам были применены разработанные ранее </w:t>
       </w:r>
       <w:r>
         <w:t>и добавлены новые стили.</w:t>
       </w:r>
     </w:p>
+    <w:p/>
     <w:p>
       <w:pPr>
         <w:pStyle w:val="aff"/>
@@ -13802,7 +15151,7 @@
       </w:pPr>
     </w:p>
     <w:sectPr>
-      <w:footerReference w:type="default" r:id="rId35"/>
+      <w:footerReference w:type="default" r:id="rId36"/>
       <w:pgSz w:w="11906" w:h="16838"/>
       <w:pgMar w:top="1134" w:right="850" w:bottom="1134" w:left="1701" w:header="709" w:footer="709" w:gutter="0"/>
       <w:cols w:space="708"/>

--- a/02.docx
+++ b/02.docx
@@ -2418,7 +2418,7 @@
           <w:noProof/>
         </w:rPr>
         <w:drawing>
-          <wp:anchor distT="0" distB="0" distL="114300" distR="114300" simplePos="0" relativeHeight="251670528" behindDoc="0" locked="0" layoutInCell="1" allowOverlap="1" wp14:anchorId="178AA712" wp14:editId="5FBB3C0B">
+          <wp:anchor distT="0" distB="0" distL="114300" distR="114300" simplePos="0" relativeHeight="251670528" behindDoc="0" locked="0" layoutInCell="1" allowOverlap="1" wp14:anchorId="178AA712" wp14:editId="7FCB51A6">
             <wp:simplePos x="0" y="0"/>
             <wp:positionH relativeFrom="column">
               <wp:posOffset>129540</wp:posOffset>
@@ -14179,6 +14179,9 @@
         <w:ind w:firstLine="0"/>
       </w:pPr>
       <w:r>
+        <w:rPr>
+          <w:noProof/>
+        </w:rPr>
         <w:drawing>
           <wp:anchor distT="0" distB="0" distL="114300" distR="114300" simplePos="0" relativeHeight="251742208" behindDoc="0" locked="0" layoutInCell="1" allowOverlap="1" wp14:anchorId="48461085" wp14:editId="5C61C455">
             <wp:simplePos x="0" y="0"/>
@@ -14349,17 +14352,7 @@
                                 <w:sz w:val="28"/>
                                 <w:szCs w:val="28"/>
                               </w:rPr>
-                              <w:t xml:space="preserve"> объединение </w:t>
-                            </w:r>
-                            <w:r>
-                              <w:rPr>
-                                <w:b w:val="0"/>
-                                <w:bCs w:val="0"/>
-                                <w:color w:val="auto"/>
-                                <w:sz w:val="28"/>
-                                <w:szCs w:val="28"/>
-                              </w:rPr>
-                              <w:t>результат слияния</w:t>
+                              <w:t xml:space="preserve"> объединение результат слияния</w:t>
                             </w:r>
                           </w:p>
                         </w:txbxContent>
@@ -14808,9 +14801,6 @@
         <w:pStyle w:val="2"/>
       </w:pPr>
       <w:r>
-        <w:rPr>
-          <w:lang w:val="en-US"/>
-        </w:rPr>
         <w:lastRenderedPageBreak/>
         <w:t>2</w:t>
       </w:r>
@@ -14826,7 +14816,314 @@
         <mc:AlternateContent>
           <mc:Choice Requires="wps">
             <w:drawing>
-              <wp:anchor distT="0" distB="0" distL="114300" distR="114300" simplePos="0" relativeHeight="251747328" behindDoc="0" locked="0" layoutInCell="1" allowOverlap="1" wp14:anchorId="7AB6B5A1" wp14:editId="66BFDAE7">
+              <wp:anchor distT="0" distB="0" distL="114300" distR="114300" simplePos="0" relativeHeight="251750400" behindDoc="0" locked="0" layoutInCell="1" allowOverlap="1" wp14:anchorId="27D4052E" wp14:editId="263FFCA0">
+                <wp:simplePos x="0" y="0"/>
+                <wp:positionH relativeFrom="margin">
+                  <wp:align>center</wp:align>
+                </wp:positionH>
+                <wp:positionV relativeFrom="paragraph">
+                  <wp:posOffset>6593205</wp:posOffset>
+                </wp:positionV>
+                <wp:extent cx="3714750" cy="276225"/>
+                <wp:effectExtent l="0" t="0" r="0" b="9525"/>
+                <wp:wrapTopAndBottom/>
+                <wp:docPr id="60" name="Надпись 60"/>
+                <wp:cNvGraphicFramePr/>
+                <a:graphic xmlns:a="http://schemas.openxmlformats.org/drawingml/2006/main">
+                  <a:graphicData uri="http://schemas.microsoft.com/office/word/2010/wordprocessingShape">
+                    <wps:wsp>
+                      <wps:cNvSpPr txBox="1"/>
+                      <wps:spPr>
+                        <a:xfrm>
+                          <a:off x="0" y="0"/>
+                          <a:ext cx="3714750" cy="276225"/>
+                        </a:xfrm>
+                        <a:prstGeom prst="rect">
+                          <a:avLst/>
+                        </a:prstGeom>
+                        <a:solidFill>
+                          <a:prstClr val="white"/>
+                        </a:solidFill>
+                        <a:ln>
+                          <a:noFill/>
+                        </a:ln>
+                      </wps:spPr>
+                      <wps:txbx>
+                        <w:txbxContent>
+                          <w:p>
+                            <w:pPr>
+                              <w:pStyle w:val="af1"/>
+                              <w:ind w:firstLine="0"/>
+                              <w:rPr>
+                                <w:rFonts w:cs="Times New Roman"/>
+                                <w:b w:val="0"/>
+                                <w:bCs w:val="0"/>
+                                <w:i/>
+                                <w:iCs/>
+                                <w:color w:val="auto"/>
+                                <w:sz w:val="28"/>
+                                <w:szCs w:val="28"/>
+                              </w:rPr>
+                            </w:pPr>
+                            <w:r>
+                              <w:rPr>
+                                <w:b w:val="0"/>
+                                <w:bCs w:val="0"/>
+                                <w:color w:val="auto"/>
+                                <w:sz w:val="28"/>
+                                <w:szCs w:val="28"/>
+                              </w:rPr>
+                              <w:t xml:space="preserve">Рисунок </w:t>
+                            </w:r>
+                            <w:r>
+                              <w:rPr>
+                                <w:b w:val="0"/>
+                                <w:bCs w:val="0"/>
+                                <w:color w:val="auto"/>
+                                <w:sz w:val="28"/>
+                                <w:szCs w:val="28"/>
+                              </w:rPr>
+                              <w:t>30</w:t>
+                            </w:r>
+                            <w:r>
+                              <w:rPr>
+                                <w:b w:val="0"/>
+                                <w:bCs w:val="0"/>
+                                <w:color w:val="auto"/>
+                                <w:sz w:val="28"/>
+                                <w:szCs w:val="28"/>
+                              </w:rPr>
+                              <w:t xml:space="preserve"> </w:t>
+                            </w:r>
+                            <w:r>
+                              <w:rPr>
+                                <w:b w:val="0"/>
+                                <w:bCs w:val="0"/>
+                                <w:color w:val="auto"/>
+                                <w:sz w:val="28"/>
+                                <w:szCs w:val="28"/>
+                              </w:rPr>
+                              <w:t>–</w:t>
+                            </w:r>
+                            <w:r>
+                              <w:rPr>
+                                <w:b w:val="0"/>
+                                <w:bCs w:val="0"/>
+                                <w:color w:val="auto"/>
+                                <w:sz w:val="28"/>
+                                <w:szCs w:val="28"/>
+                              </w:rPr>
+                              <w:t xml:space="preserve"> применение стилей к</w:t>
+                            </w:r>
+                            <w:r>
+                              <w:rPr>
+                                <w:b w:val="0"/>
+                                <w:bCs w:val="0"/>
+                                <w:color w:val="auto"/>
+                                <w:sz w:val="28"/>
+                                <w:szCs w:val="28"/>
+                              </w:rPr>
+                              <w:t xml:space="preserve"> </w:t>
+                            </w:r>
+                            <w:r>
+                              <w:rPr>
+                                <w:b w:val="0"/>
+                                <w:bCs w:val="0"/>
+                                <w:color w:val="auto"/>
+                                <w:sz w:val="28"/>
+                                <w:szCs w:val="28"/>
+                              </w:rPr>
+                              <w:t>приложениям</w:t>
+                            </w:r>
+                          </w:p>
+                        </w:txbxContent>
+                      </wps:txbx>
+                      <wps:bodyPr rot="0" spcFirstLastPara="0" vertOverflow="overflow" horzOverflow="overflow" vert="horz" wrap="square" lIns="0" tIns="0" rIns="0" bIns="0" numCol="1" spcCol="0" rtlCol="0" fromWordArt="0" anchor="t" anchorCtr="0" forceAA="0" compatLnSpc="1">
+                        <a:prstTxWarp prst="textNoShape">
+                          <a:avLst/>
+                        </a:prstTxWarp>
+                        <a:noAutofit/>
+                      </wps:bodyPr>
+                    </wps:wsp>
+                  </a:graphicData>
+                </a:graphic>
+                <wp14:sizeRelH relativeFrom="margin">
+                  <wp14:pctWidth>0</wp14:pctWidth>
+                </wp14:sizeRelH>
+                <wp14:sizeRelV relativeFrom="margin">
+                  <wp14:pctHeight>0</wp14:pctHeight>
+                </wp14:sizeRelV>
+              </wp:anchor>
+            </w:drawing>
+          </mc:Choice>
+          <mc:Fallback>
+            <w:pict>
+              <v:shapetype w14:anchorId="27D4052E" id="_x0000_t202" coordsize="21600,21600" o:spt="202" path="m,l,21600r21600,l21600,xe">
+                <v:stroke joinstyle="miter"/>
+                <v:path gradientshapeok="t" o:connecttype="rect"/>
+              </v:shapetype>
+              <v:shape id="Надпись 60" o:spid="_x0000_s1054" type="#_x0000_t202" style="position:absolute;left:0;text-align:left;margin-left:0;margin-top:519.15pt;width:292.5pt;height:21.75pt;z-index:251750400;visibility:visible;mso-wrap-style:square;mso-width-percent:0;mso-height-percent:0;mso-wrap-distance-left:9pt;mso-wrap-distance-top:0;mso-wrap-distance-right:9pt;mso-wrap-distance-bottom:0;mso-position-horizontal:center;mso-position-horizontal-relative:margin;mso-position-vertical:absolute;mso-position-vertical-relative:text;mso-width-percent:0;mso-height-percent:0;mso-width-relative:margin;mso-height-relative:margin;v-text-anchor:top" o:gfxdata="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" stroked="f">
+                <v:textbox inset="0,0,0,0">
+                  <w:txbxContent>
+                    <w:p>
+                      <w:pPr>
+                        <w:pStyle w:val="af1"/>
+                        <w:ind w:firstLine="0"/>
+                        <w:rPr>
+                          <w:rFonts w:cs="Times New Roman"/>
+                          <w:b w:val="0"/>
+                          <w:bCs w:val="0"/>
+                          <w:i/>
+                          <w:iCs/>
+                          <w:color w:val="auto"/>
+                          <w:sz w:val="28"/>
+                          <w:szCs w:val="28"/>
+                        </w:rPr>
+                      </w:pPr>
+                      <w:r>
+                        <w:rPr>
+                          <w:b w:val="0"/>
+                          <w:bCs w:val="0"/>
+                          <w:color w:val="auto"/>
+                          <w:sz w:val="28"/>
+                          <w:szCs w:val="28"/>
+                        </w:rPr>
+                        <w:t xml:space="preserve">Рисунок </w:t>
+                      </w:r>
+                      <w:r>
+                        <w:rPr>
+                          <w:b w:val="0"/>
+                          <w:bCs w:val="0"/>
+                          <w:color w:val="auto"/>
+                          <w:sz w:val="28"/>
+                          <w:szCs w:val="28"/>
+                        </w:rPr>
+                        <w:t>30</w:t>
+                      </w:r>
+                      <w:r>
+                        <w:rPr>
+                          <w:b w:val="0"/>
+                          <w:bCs w:val="0"/>
+                          <w:color w:val="auto"/>
+                          <w:sz w:val="28"/>
+                          <w:szCs w:val="28"/>
+                        </w:rPr>
+                        <w:t xml:space="preserve"> </w:t>
+                      </w:r>
+                      <w:r>
+                        <w:rPr>
+                          <w:b w:val="0"/>
+                          <w:bCs w:val="0"/>
+                          <w:color w:val="auto"/>
+                          <w:sz w:val="28"/>
+                          <w:szCs w:val="28"/>
+                        </w:rPr>
+                        <w:t>–</w:t>
+                      </w:r>
+                      <w:r>
+                        <w:rPr>
+                          <w:b w:val="0"/>
+                          <w:bCs w:val="0"/>
+                          <w:color w:val="auto"/>
+                          <w:sz w:val="28"/>
+                          <w:szCs w:val="28"/>
+                        </w:rPr>
+                        <w:t xml:space="preserve"> применение стилей к</w:t>
+                      </w:r>
+                      <w:r>
+                        <w:rPr>
+                          <w:b w:val="0"/>
+                          <w:bCs w:val="0"/>
+                          <w:color w:val="auto"/>
+                          <w:sz w:val="28"/>
+                          <w:szCs w:val="28"/>
+                        </w:rPr>
+                        <w:t xml:space="preserve"> </w:t>
+                      </w:r>
+                      <w:r>
+                        <w:rPr>
+                          <w:b w:val="0"/>
+                          <w:bCs w:val="0"/>
+                          <w:color w:val="auto"/>
+                          <w:sz w:val="28"/>
+                          <w:szCs w:val="28"/>
+                        </w:rPr>
+                        <w:t>приложениям</w:t>
+                      </w:r>
+                    </w:p>
+                  </w:txbxContent>
+                </v:textbox>
+                <w10:wrap type="topAndBottom" anchorx="margin"/>
+              </v:shape>
+            </w:pict>
+          </mc:Fallback>
+        </mc:AlternateContent>
+      </w:r>
+      <w:r>
+        <w:drawing>
+          <wp:anchor distT="0" distB="0" distL="114300" distR="114300" simplePos="0" relativeHeight="251748352" behindDoc="0" locked="0" layoutInCell="1" allowOverlap="1" wp14:anchorId="36C7B95D" wp14:editId="0441FE72">
+            <wp:simplePos x="0" y="0"/>
+            <wp:positionH relativeFrom="column">
+              <wp:posOffset>-22860</wp:posOffset>
+            </wp:positionH>
+            <wp:positionV relativeFrom="paragraph">
+              <wp:posOffset>4173855</wp:posOffset>
+            </wp:positionV>
+            <wp:extent cx="5940425" cy="2386965"/>
+            <wp:effectExtent l="0" t="0" r="3175" b="0"/>
+            <wp:wrapTopAndBottom/>
+            <wp:docPr id="59" name="Рисунок 59"/>
+            <wp:cNvGraphicFramePr>
+              <a:graphicFrameLocks xmlns:a="http://schemas.openxmlformats.org/drawingml/2006/main" noChangeAspect="1"/>
+            </wp:cNvGraphicFramePr>
+            <a:graphic xmlns:a="http://schemas.openxmlformats.org/drawingml/2006/main">
+              <a:graphicData uri="http://schemas.openxmlformats.org/drawingml/2006/picture">
+                <pic:pic xmlns:pic="http://schemas.openxmlformats.org/drawingml/2006/picture">
+                  <pic:nvPicPr>
+                    <pic:cNvPr id="1" name=""/>
+                    <pic:cNvPicPr/>
+                  </pic:nvPicPr>
+                  <pic:blipFill>
+                    <a:blip r:embed="rId35">
+                      <a:extLst>
+                        <a:ext uri="{28A0092B-C50C-407E-A947-70E740481C1C}">
+                          <a14:useLocalDpi xmlns:a14="http://schemas.microsoft.com/office/drawing/2010/main" val="0"/>
+                        </a:ext>
+                      </a:extLst>
+                    </a:blip>
+                    <a:stretch>
+                      <a:fillRect/>
+                    </a:stretch>
+                  </pic:blipFill>
+                  <pic:spPr>
+                    <a:xfrm>
+                      <a:off x="0" y="0"/>
+                      <a:ext cx="5940425" cy="2386965"/>
+                    </a:xfrm>
+                    <a:prstGeom prst="rect">
+                      <a:avLst/>
+                    </a:prstGeom>
+                  </pic:spPr>
+                </pic:pic>
+              </a:graphicData>
+            </a:graphic>
+            <wp14:sizeRelH relativeFrom="page">
+              <wp14:pctWidth>0</wp14:pctWidth>
+            </wp14:sizeRelH>
+            <wp14:sizeRelV relativeFrom="page">
+              <wp14:pctHeight>0</wp14:pctHeight>
+            </wp14:sizeRelV>
+          </wp:anchor>
+        </w:drawing>
+      </w:r>
+      <w:r>
+        <w:rPr>
+          <w:noProof/>
+        </w:rPr>
+        <mc:AlternateContent>
+          <mc:Choice Requires="wps">
+            <w:drawing>
+              <wp:anchor distT="0" distB="0" distL="114300" distR="114300" simplePos="0" relativeHeight="251747328" behindDoc="0" locked="0" layoutInCell="1" allowOverlap="1" wp14:anchorId="7AB6B5A1" wp14:editId="6E445899">
                 <wp:simplePos x="0" y="0"/>
                 <wp:positionH relativeFrom="margin">
                   <wp:align>center</wp:align>
@@ -14933,17 +15230,7 @@
                                 <w:sz w:val="28"/>
                                 <w:szCs w:val="28"/>
                               </w:rPr>
-                              <w:t xml:space="preserve"> </w:t>
-                            </w:r>
-                            <w:r>
-                              <w:rPr>
-                                <w:b w:val="0"/>
-                                <w:bCs w:val="0"/>
-                                <w:color w:val="auto"/>
-                                <w:sz w:val="28"/>
-                                <w:szCs w:val="28"/>
-                              </w:rPr>
-                              <w:t>применение стилей к статьям</w:t>
+                              <w:t xml:space="preserve"> применение стилей к статьям</w:t>
                             </w:r>
                           </w:p>
                         </w:txbxContent>
@@ -14968,7 +15255,7 @@
           </mc:Choice>
           <mc:Fallback>
             <w:pict>
-              <v:shape w14:anchorId="7AB6B5A1" id="Надпись 58" o:spid="_x0000_s1054" type="#_x0000_t202" style="position:absolute;left:0;text-align:left;margin-left:0;margin-top:306.9pt;width:261.75pt;height:21.75pt;z-index:251747328;visibility:visible;mso-wrap-style:square;mso-width-percent:0;mso-height-percent:0;mso-wrap-distance-left:9pt;mso-wrap-distance-top:0;mso-wrap-distance-right:9pt;mso-wrap-distance-bottom:0;mso-position-horizontal:center;mso-position-horizontal-relative:margin;mso-position-vertical:absolute;mso-position-vertical-relative:text;mso-width-percent:0;mso-height-percent:0;mso-width-relative:margin;mso-height-relative:margin;v-text-anchor:top" o:gfxdata="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" stroked="f">
+              <v:shape w14:anchorId="7AB6B5A1" id="Надпись 58" o:spid="_x0000_s1055" type="#_x0000_t202" style="position:absolute;left:0;text-align:left;margin-left:0;margin-top:306.9pt;width:261.75pt;height:21.75pt;z-index:251747328;visibility:visible;mso-wrap-style:square;mso-width-percent:0;mso-height-percent:0;mso-wrap-distance-left:9pt;mso-wrap-distance-top:0;mso-wrap-distance-right:9pt;mso-wrap-distance-bottom:0;mso-position-horizontal:center;mso-position-horizontal-relative:margin;mso-position-vertical:absolute;mso-position-vertical-relative:text;mso-width-percent:0;mso-height-percent:0;mso-width-relative:margin;mso-height-relative:margin;v-text-anchor:top" o:gfxdata="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" stroked="f">
                 <v:textbox inset="0,0,0,0">
                   <w:txbxContent>
                     <w:p>
@@ -15044,17 +15331,7 @@
                           <w:sz w:val="28"/>
                           <w:szCs w:val="28"/>
                         </w:rPr>
-                        <w:t xml:space="preserve"> </w:t>
-                      </w:r>
-                      <w:r>
-                        <w:rPr>
-                          <w:b w:val="0"/>
-                          <w:bCs w:val="0"/>
-                          <w:color w:val="auto"/>
-                          <w:sz w:val="28"/>
-                          <w:szCs w:val="28"/>
-                        </w:rPr>
-                        <w:t>применение стилей к статьям</w:t>
+                        <w:t xml:space="preserve"> применение стилей к статьям</w:t>
                       </w:r>
                     </w:p>
                   </w:txbxContent>
@@ -15066,6 +15343,9 @@
         </mc:AlternateContent>
       </w:r>
       <w:r>
+        <w:rPr>
+          <w:noProof/>
+        </w:rPr>
         <w:drawing>
           <wp:anchor distT="0" distB="0" distL="114300" distR="114300" simplePos="0" relativeHeight="251745280" behindDoc="0" locked="0" layoutInCell="1" allowOverlap="1" wp14:anchorId="5AC497D9" wp14:editId="76B05271">
             <wp:simplePos x="0" y="0"/>
@@ -15090,7 +15370,7 @@
                     <pic:cNvPicPr/>
                   </pic:nvPicPr>
                   <pic:blipFill>
-                    <a:blip r:embed="rId35">
+                    <a:blip r:embed="rId36">
                       <a:extLst>
                         <a:ext uri="{28A0092B-C50C-407E-A947-70E740481C1C}">
                           <a14:useLocalDpi xmlns:a14="http://schemas.microsoft.com/office/drawing/2010/main" val="0"/>
@@ -15135,6 +15415,653 @@
         <w:pStyle w:val="aff"/>
       </w:pPr>
       <w:r>
+        <w:rPr>
+          <w:noProof/>
+        </w:rPr>
+        <w:lastRenderedPageBreak/>
+        <mc:AlternateContent>
+          <mc:Choice Requires="wps">
+            <w:drawing>
+              <wp:anchor distT="0" distB="0" distL="114300" distR="114300" simplePos="0" relativeHeight="251756544" behindDoc="0" locked="0" layoutInCell="1" allowOverlap="1" wp14:anchorId="7A2C91C0" wp14:editId="4DEAB157">
+                <wp:simplePos x="0" y="0"/>
+                <wp:positionH relativeFrom="margin">
+                  <wp:align>center</wp:align>
+                </wp:positionH>
+                <wp:positionV relativeFrom="paragraph">
+                  <wp:posOffset>8414385</wp:posOffset>
+                </wp:positionV>
+                <wp:extent cx="4200525" cy="276225"/>
+                <wp:effectExtent l="0" t="0" r="9525" b="9525"/>
+                <wp:wrapTopAndBottom/>
+                <wp:docPr id="64" name="Надпись 64"/>
+                <wp:cNvGraphicFramePr/>
+                <a:graphic xmlns:a="http://schemas.openxmlformats.org/drawingml/2006/main">
+                  <a:graphicData uri="http://schemas.microsoft.com/office/word/2010/wordprocessingShape">
+                    <wps:wsp>
+                      <wps:cNvSpPr txBox="1"/>
+                      <wps:spPr>
+                        <a:xfrm>
+                          <a:off x="0" y="0"/>
+                          <a:ext cx="4200525" cy="276225"/>
+                        </a:xfrm>
+                        <a:prstGeom prst="rect">
+                          <a:avLst/>
+                        </a:prstGeom>
+                        <a:solidFill>
+                          <a:prstClr val="white"/>
+                        </a:solidFill>
+                        <a:ln>
+                          <a:noFill/>
+                        </a:ln>
+                      </wps:spPr>
+                      <wps:txbx>
+                        <w:txbxContent>
+                          <w:p>
+                            <w:pPr>
+                              <w:pStyle w:val="af1"/>
+                              <w:ind w:firstLine="0"/>
+                              <w:rPr>
+                                <w:rFonts w:cs="Times New Roman"/>
+                                <w:b w:val="0"/>
+                                <w:bCs w:val="0"/>
+                                <w:i/>
+                                <w:iCs/>
+                                <w:color w:val="auto"/>
+                                <w:sz w:val="28"/>
+                                <w:szCs w:val="28"/>
+                              </w:rPr>
+                            </w:pPr>
+                            <w:r>
+                              <w:rPr>
+                                <w:b w:val="0"/>
+                                <w:bCs w:val="0"/>
+                                <w:color w:val="auto"/>
+                                <w:sz w:val="28"/>
+                                <w:szCs w:val="28"/>
+                              </w:rPr>
+                              <w:t xml:space="preserve">Рисунок </w:t>
+                            </w:r>
+                            <w:r>
+                              <w:rPr>
+                                <w:b w:val="0"/>
+                                <w:bCs w:val="0"/>
+                                <w:color w:val="auto"/>
+                                <w:sz w:val="28"/>
+                                <w:szCs w:val="28"/>
+                              </w:rPr>
+                              <w:t>3</w:t>
+                            </w:r>
+                            <w:r>
+                              <w:rPr>
+                                <w:b w:val="0"/>
+                                <w:bCs w:val="0"/>
+                                <w:color w:val="auto"/>
+                                <w:sz w:val="28"/>
+                                <w:szCs w:val="28"/>
+                              </w:rPr>
+                              <w:t>2</w:t>
+                            </w:r>
+                            <w:r>
+                              <w:rPr>
+                                <w:b w:val="0"/>
+                                <w:bCs w:val="0"/>
+                                <w:color w:val="auto"/>
+                                <w:sz w:val="28"/>
+                                <w:szCs w:val="28"/>
+                              </w:rPr>
+                              <w:t xml:space="preserve"> </w:t>
+                            </w:r>
+                            <w:r>
+                              <w:rPr>
+                                <w:b w:val="0"/>
+                                <w:bCs w:val="0"/>
+                                <w:color w:val="auto"/>
+                                <w:sz w:val="28"/>
+                                <w:szCs w:val="28"/>
+                              </w:rPr>
+                              <w:t>–</w:t>
+                            </w:r>
+                            <w:r>
+                              <w:rPr>
+                                <w:b w:val="0"/>
+                                <w:bCs w:val="0"/>
+                                <w:color w:val="auto"/>
+                                <w:sz w:val="28"/>
+                                <w:szCs w:val="28"/>
+                              </w:rPr>
+                              <w:t xml:space="preserve"> применение стилей к</w:t>
+                            </w:r>
+                            <w:r>
+                              <w:rPr>
+                                <w:b w:val="0"/>
+                                <w:bCs w:val="0"/>
+                                <w:color w:val="auto"/>
+                                <w:sz w:val="28"/>
+                                <w:szCs w:val="28"/>
+                              </w:rPr>
+                              <w:t xml:space="preserve"> </w:t>
+                            </w:r>
+                            <w:r>
+                              <w:rPr>
+                                <w:b w:val="0"/>
+                                <w:bCs w:val="0"/>
+                                <w:color w:val="auto"/>
+                                <w:sz w:val="28"/>
+                                <w:szCs w:val="28"/>
+                              </w:rPr>
+                              <w:t>добавлению статей</w:t>
+                            </w:r>
+                          </w:p>
+                        </w:txbxContent>
+                      </wps:txbx>
+                      <wps:bodyPr rot="0" spcFirstLastPara="0" vertOverflow="overflow" horzOverflow="overflow" vert="horz" wrap="square" lIns="0" tIns="0" rIns="0" bIns="0" numCol="1" spcCol="0" rtlCol="0" fromWordArt="0" anchor="t" anchorCtr="0" forceAA="0" compatLnSpc="1">
+                        <a:prstTxWarp prst="textNoShape">
+                          <a:avLst/>
+                        </a:prstTxWarp>
+                        <a:noAutofit/>
+                      </wps:bodyPr>
+                    </wps:wsp>
+                  </a:graphicData>
+                </a:graphic>
+                <wp14:sizeRelH relativeFrom="margin">
+                  <wp14:pctWidth>0</wp14:pctWidth>
+                </wp14:sizeRelH>
+                <wp14:sizeRelV relativeFrom="margin">
+                  <wp14:pctHeight>0</wp14:pctHeight>
+                </wp14:sizeRelV>
+              </wp:anchor>
+            </w:drawing>
+          </mc:Choice>
+          <mc:Fallback>
+            <w:pict>
+              <v:shape w14:anchorId="7A2C91C0" id="Надпись 64" o:spid="_x0000_s1056" type="#_x0000_t202" style="position:absolute;margin-left:0;margin-top:662.55pt;width:330.75pt;height:21.75pt;z-index:251756544;visibility:visible;mso-wrap-style:square;mso-width-percent:0;mso-height-percent:0;mso-wrap-distance-left:9pt;mso-wrap-distance-top:0;mso-wrap-distance-right:9pt;mso-wrap-distance-bottom:0;mso-position-horizontal:center;mso-position-horizontal-relative:margin;mso-position-vertical:absolute;mso-position-vertical-relative:text;mso-width-percent:0;mso-height-percent:0;mso-width-relative:margin;mso-height-relative:margin;v-text-anchor:top" o:gfxdata="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" stroked="f">
+                <v:textbox inset="0,0,0,0">
+                  <w:txbxContent>
+                    <w:p>
+                      <w:pPr>
+                        <w:pStyle w:val="af1"/>
+                        <w:ind w:firstLine="0"/>
+                        <w:rPr>
+                          <w:rFonts w:cs="Times New Roman"/>
+                          <w:b w:val="0"/>
+                          <w:bCs w:val="0"/>
+                          <w:i/>
+                          <w:iCs/>
+                          <w:color w:val="auto"/>
+                          <w:sz w:val="28"/>
+                          <w:szCs w:val="28"/>
+                        </w:rPr>
+                      </w:pPr>
+                      <w:r>
+                        <w:rPr>
+                          <w:b w:val="0"/>
+                          <w:bCs w:val="0"/>
+                          <w:color w:val="auto"/>
+                          <w:sz w:val="28"/>
+                          <w:szCs w:val="28"/>
+                        </w:rPr>
+                        <w:t xml:space="preserve">Рисунок </w:t>
+                      </w:r>
+                      <w:r>
+                        <w:rPr>
+                          <w:b w:val="0"/>
+                          <w:bCs w:val="0"/>
+                          <w:color w:val="auto"/>
+                          <w:sz w:val="28"/>
+                          <w:szCs w:val="28"/>
+                        </w:rPr>
+                        <w:t>3</w:t>
+                      </w:r>
+                      <w:r>
+                        <w:rPr>
+                          <w:b w:val="0"/>
+                          <w:bCs w:val="0"/>
+                          <w:color w:val="auto"/>
+                          <w:sz w:val="28"/>
+                          <w:szCs w:val="28"/>
+                        </w:rPr>
+                        <w:t>2</w:t>
+                      </w:r>
+                      <w:r>
+                        <w:rPr>
+                          <w:b w:val="0"/>
+                          <w:bCs w:val="0"/>
+                          <w:color w:val="auto"/>
+                          <w:sz w:val="28"/>
+                          <w:szCs w:val="28"/>
+                        </w:rPr>
+                        <w:t xml:space="preserve"> </w:t>
+                      </w:r>
+                      <w:r>
+                        <w:rPr>
+                          <w:b w:val="0"/>
+                          <w:bCs w:val="0"/>
+                          <w:color w:val="auto"/>
+                          <w:sz w:val="28"/>
+                          <w:szCs w:val="28"/>
+                        </w:rPr>
+                        <w:t>–</w:t>
+                      </w:r>
+                      <w:r>
+                        <w:rPr>
+                          <w:b w:val="0"/>
+                          <w:bCs w:val="0"/>
+                          <w:color w:val="auto"/>
+                          <w:sz w:val="28"/>
+                          <w:szCs w:val="28"/>
+                        </w:rPr>
+                        <w:t xml:space="preserve"> применение стилей к</w:t>
+                      </w:r>
+                      <w:r>
+                        <w:rPr>
+                          <w:b w:val="0"/>
+                          <w:bCs w:val="0"/>
+                          <w:color w:val="auto"/>
+                          <w:sz w:val="28"/>
+                          <w:szCs w:val="28"/>
+                        </w:rPr>
+                        <w:t xml:space="preserve"> </w:t>
+                      </w:r>
+                      <w:r>
+                        <w:rPr>
+                          <w:b w:val="0"/>
+                          <w:bCs w:val="0"/>
+                          <w:color w:val="auto"/>
+                          <w:sz w:val="28"/>
+                          <w:szCs w:val="28"/>
+                        </w:rPr>
+                        <w:t>добавлению статей</w:t>
+                      </w:r>
+                    </w:p>
+                  </w:txbxContent>
+                </v:textbox>
+                <w10:wrap type="topAndBottom" anchorx="margin"/>
+              </v:shape>
+            </w:pict>
+          </mc:Fallback>
+        </mc:AlternateContent>
+      </w:r>
+      <w:r>
+        <w:drawing>
+          <wp:anchor distT="0" distB="0" distL="114300" distR="114300" simplePos="0" relativeHeight="251754496" behindDoc="0" locked="0" layoutInCell="1" allowOverlap="1" wp14:anchorId="2FB638E4" wp14:editId="690B63FE">
+            <wp:simplePos x="0" y="0"/>
+            <wp:positionH relativeFrom="margin">
+              <wp:align>center</wp:align>
+            </wp:positionH>
+            <wp:positionV relativeFrom="paragraph">
+              <wp:posOffset>4061460</wp:posOffset>
+            </wp:positionV>
+            <wp:extent cx="3810532" cy="4334480"/>
+            <wp:effectExtent l="0" t="0" r="0" b="9525"/>
+            <wp:wrapTopAndBottom/>
+            <wp:docPr id="63" name="Рисунок 63"/>
+            <wp:cNvGraphicFramePr>
+              <a:graphicFrameLocks xmlns:a="http://schemas.openxmlformats.org/drawingml/2006/main" noChangeAspect="1"/>
+            </wp:cNvGraphicFramePr>
+            <a:graphic xmlns:a="http://schemas.openxmlformats.org/drawingml/2006/main">
+              <a:graphicData uri="http://schemas.openxmlformats.org/drawingml/2006/picture">
+                <pic:pic xmlns:pic="http://schemas.openxmlformats.org/drawingml/2006/picture">
+                  <pic:nvPicPr>
+                    <pic:cNvPr id="1" name=""/>
+                    <pic:cNvPicPr/>
+                  </pic:nvPicPr>
+                  <pic:blipFill>
+                    <a:blip r:embed="rId37">
+                      <a:extLst>
+                        <a:ext uri="{28A0092B-C50C-407E-A947-70E740481C1C}">
+                          <a14:useLocalDpi xmlns:a14="http://schemas.microsoft.com/office/drawing/2010/main" val="0"/>
+                        </a:ext>
+                      </a:extLst>
+                    </a:blip>
+                    <a:stretch>
+                      <a:fillRect/>
+                    </a:stretch>
+                  </pic:blipFill>
+                  <pic:spPr>
+                    <a:xfrm>
+                      <a:off x="0" y="0"/>
+                      <a:ext cx="3810532" cy="4334480"/>
+                    </a:xfrm>
+                    <a:prstGeom prst="rect">
+                      <a:avLst/>
+                    </a:prstGeom>
+                  </pic:spPr>
+                </pic:pic>
+              </a:graphicData>
+            </a:graphic>
+            <wp14:sizeRelH relativeFrom="page">
+              <wp14:pctWidth>0</wp14:pctWidth>
+            </wp14:sizeRelH>
+            <wp14:sizeRelV relativeFrom="page">
+              <wp14:pctHeight>0</wp14:pctHeight>
+            </wp14:sizeRelV>
+          </wp:anchor>
+        </w:drawing>
+      </w:r>
+      <w:r>
+        <w:rPr>
+          <w:noProof/>
+        </w:rPr>
+        <mc:AlternateContent>
+          <mc:Choice Requires="wps">
+            <w:drawing>
+              <wp:anchor distT="0" distB="0" distL="114300" distR="114300" simplePos="0" relativeHeight="251753472" behindDoc="0" locked="0" layoutInCell="1" allowOverlap="1" wp14:anchorId="184F4757" wp14:editId="22DC9D26">
+                <wp:simplePos x="0" y="0"/>
+                <wp:positionH relativeFrom="margin">
+                  <wp:posOffset>990600</wp:posOffset>
+                </wp:positionH>
+                <wp:positionV relativeFrom="paragraph">
+                  <wp:posOffset>3685540</wp:posOffset>
+                </wp:positionV>
+                <wp:extent cx="4333875" cy="276225"/>
+                <wp:effectExtent l="0" t="0" r="9525" b="9525"/>
+                <wp:wrapTopAndBottom/>
+                <wp:docPr id="62" name="Надпись 62"/>
+                <wp:cNvGraphicFramePr/>
+                <a:graphic xmlns:a="http://schemas.openxmlformats.org/drawingml/2006/main">
+                  <a:graphicData uri="http://schemas.microsoft.com/office/word/2010/wordprocessingShape">
+                    <wps:wsp>
+                      <wps:cNvSpPr txBox="1"/>
+                      <wps:spPr>
+                        <a:xfrm>
+                          <a:off x="0" y="0"/>
+                          <a:ext cx="4333875" cy="276225"/>
+                        </a:xfrm>
+                        <a:prstGeom prst="rect">
+                          <a:avLst/>
+                        </a:prstGeom>
+                        <a:solidFill>
+                          <a:prstClr val="white"/>
+                        </a:solidFill>
+                        <a:ln>
+                          <a:noFill/>
+                        </a:ln>
+                      </wps:spPr>
+                      <wps:txbx>
+                        <w:txbxContent>
+                          <w:p>
+                            <w:pPr>
+                              <w:pStyle w:val="af1"/>
+                              <w:ind w:firstLine="0"/>
+                              <w:rPr>
+                                <w:rFonts w:cs="Times New Roman"/>
+                                <w:b w:val="0"/>
+                                <w:bCs w:val="0"/>
+                                <w:i/>
+                                <w:iCs/>
+                                <w:color w:val="auto"/>
+                                <w:sz w:val="28"/>
+                                <w:szCs w:val="28"/>
+                              </w:rPr>
+                            </w:pPr>
+                            <w:r>
+                              <w:rPr>
+                                <w:b w:val="0"/>
+                                <w:bCs w:val="0"/>
+                                <w:color w:val="auto"/>
+                                <w:sz w:val="28"/>
+                                <w:szCs w:val="28"/>
+                              </w:rPr>
+                              <w:t xml:space="preserve">Рисунок </w:t>
+                            </w:r>
+                            <w:r>
+                              <w:rPr>
+                                <w:b w:val="0"/>
+                                <w:bCs w:val="0"/>
+                                <w:color w:val="auto"/>
+                                <w:sz w:val="28"/>
+                                <w:szCs w:val="28"/>
+                              </w:rPr>
+                              <w:t>3</w:t>
+                            </w:r>
+                            <w:r>
+                              <w:rPr>
+                                <w:b w:val="0"/>
+                                <w:bCs w:val="0"/>
+                                <w:color w:val="auto"/>
+                                <w:sz w:val="28"/>
+                                <w:szCs w:val="28"/>
+                              </w:rPr>
+                              <w:t>1</w:t>
+                            </w:r>
+                            <w:r>
+                              <w:rPr>
+                                <w:b w:val="0"/>
+                                <w:bCs w:val="0"/>
+                                <w:color w:val="auto"/>
+                                <w:sz w:val="28"/>
+                                <w:szCs w:val="28"/>
+                              </w:rPr>
+                              <w:t xml:space="preserve"> </w:t>
+                            </w:r>
+                            <w:r>
+                              <w:rPr>
+                                <w:b w:val="0"/>
+                                <w:bCs w:val="0"/>
+                                <w:color w:val="auto"/>
+                                <w:sz w:val="28"/>
+                                <w:szCs w:val="28"/>
+                              </w:rPr>
+                              <w:t>–</w:t>
+                            </w:r>
+                            <w:r>
+                              <w:rPr>
+                                <w:b w:val="0"/>
+                                <w:bCs w:val="0"/>
+                                <w:color w:val="auto"/>
+                                <w:sz w:val="28"/>
+                                <w:szCs w:val="28"/>
+                              </w:rPr>
+                              <w:t xml:space="preserve"> применение стилей к</w:t>
+                            </w:r>
+                            <w:r>
+                              <w:rPr>
+                                <w:b w:val="0"/>
+                                <w:bCs w:val="0"/>
+                                <w:color w:val="auto"/>
+                                <w:sz w:val="28"/>
+                                <w:szCs w:val="28"/>
+                              </w:rPr>
+                              <w:t xml:space="preserve"> </w:t>
+                            </w:r>
+                            <w:r>
+                              <w:rPr>
+                                <w:b w:val="0"/>
+                                <w:bCs w:val="0"/>
+                                <w:color w:val="auto"/>
+                                <w:sz w:val="28"/>
+                                <w:szCs w:val="28"/>
+                              </w:rPr>
+                              <w:t>категориям и фразам</w:t>
+                            </w:r>
+                          </w:p>
+                        </w:txbxContent>
+                      </wps:txbx>
+                      <wps:bodyPr rot="0" spcFirstLastPara="0" vertOverflow="overflow" horzOverflow="overflow" vert="horz" wrap="square" lIns="0" tIns="0" rIns="0" bIns="0" numCol="1" spcCol="0" rtlCol="0" fromWordArt="0" anchor="t" anchorCtr="0" forceAA="0" compatLnSpc="1">
+                        <a:prstTxWarp prst="textNoShape">
+                          <a:avLst/>
+                        </a:prstTxWarp>
+                        <a:noAutofit/>
+                      </wps:bodyPr>
+                    </wps:wsp>
+                  </a:graphicData>
+                </a:graphic>
+                <wp14:sizeRelH relativeFrom="margin">
+                  <wp14:pctWidth>0</wp14:pctWidth>
+                </wp14:sizeRelH>
+                <wp14:sizeRelV relativeFrom="margin">
+                  <wp14:pctHeight>0</wp14:pctHeight>
+                </wp14:sizeRelV>
+              </wp:anchor>
+            </w:drawing>
+          </mc:Choice>
+          <mc:Fallback>
+            <w:pict>
+              <v:shape w14:anchorId="184F4757" id="Надпись 62" o:spid="_x0000_s1057" type="#_x0000_t202" style="position:absolute;margin-left:78pt;margin-top:290.2pt;width:341.25pt;height:21.75pt;z-index:251753472;visibility:visible;mso-wrap-style:square;mso-width-percent:0;mso-height-percent:0;mso-wrap-distance-left:9pt;mso-wrap-distance-top:0;mso-wrap-distance-right:9pt;mso-wrap-distance-bottom:0;mso-position-horizontal:absolute;mso-position-horizontal-relative:margin;mso-position-vertical:absolute;mso-position-vertical-relative:text;mso-width-percent:0;mso-height-percent:0;mso-width-relative:margin;mso-height-relative:margin;v-text-anchor:top" o:gfxdata="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" stroked="f">
+                <v:textbox inset="0,0,0,0">
+                  <w:txbxContent>
+                    <w:p>
+                      <w:pPr>
+                        <w:pStyle w:val="af1"/>
+                        <w:ind w:firstLine="0"/>
+                        <w:rPr>
+                          <w:rFonts w:cs="Times New Roman"/>
+                          <w:b w:val="0"/>
+                          <w:bCs w:val="0"/>
+                          <w:i/>
+                          <w:iCs/>
+                          <w:color w:val="auto"/>
+                          <w:sz w:val="28"/>
+                          <w:szCs w:val="28"/>
+                        </w:rPr>
+                      </w:pPr>
+                      <w:r>
+                        <w:rPr>
+                          <w:b w:val="0"/>
+                          <w:bCs w:val="0"/>
+                          <w:color w:val="auto"/>
+                          <w:sz w:val="28"/>
+                          <w:szCs w:val="28"/>
+                        </w:rPr>
+                        <w:t xml:space="preserve">Рисунок </w:t>
+                      </w:r>
+                      <w:r>
+                        <w:rPr>
+                          <w:b w:val="0"/>
+                          <w:bCs w:val="0"/>
+                          <w:color w:val="auto"/>
+                          <w:sz w:val="28"/>
+                          <w:szCs w:val="28"/>
+                        </w:rPr>
+                        <w:t>3</w:t>
+                      </w:r>
+                      <w:r>
+                        <w:rPr>
+                          <w:b w:val="0"/>
+                          <w:bCs w:val="0"/>
+                          <w:color w:val="auto"/>
+                          <w:sz w:val="28"/>
+                          <w:szCs w:val="28"/>
+                        </w:rPr>
+                        <w:t>1</w:t>
+                      </w:r>
+                      <w:r>
+                        <w:rPr>
+                          <w:b w:val="0"/>
+                          <w:bCs w:val="0"/>
+                          <w:color w:val="auto"/>
+                          <w:sz w:val="28"/>
+                          <w:szCs w:val="28"/>
+                        </w:rPr>
+                        <w:t xml:space="preserve"> </w:t>
+                      </w:r>
+                      <w:r>
+                        <w:rPr>
+                          <w:b w:val="0"/>
+                          <w:bCs w:val="0"/>
+                          <w:color w:val="auto"/>
+                          <w:sz w:val="28"/>
+                          <w:szCs w:val="28"/>
+                        </w:rPr>
+                        <w:t>–</w:t>
+                      </w:r>
+                      <w:r>
+                        <w:rPr>
+                          <w:b w:val="0"/>
+                          <w:bCs w:val="0"/>
+                          <w:color w:val="auto"/>
+                          <w:sz w:val="28"/>
+                          <w:szCs w:val="28"/>
+                        </w:rPr>
+                        <w:t xml:space="preserve"> применение стилей к</w:t>
+                      </w:r>
+                      <w:r>
+                        <w:rPr>
+                          <w:b w:val="0"/>
+                          <w:bCs w:val="0"/>
+                          <w:color w:val="auto"/>
+                          <w:sz w:val="28"/>
+                          <w:szCs w:val="28"/>
+                        </w:rPr>
+                        <w:t xml:space="preserve"> </w:t>
+                      </w:r>
+                      <w:r>
+                        <w:rPr>
+                          <w:b w:val="0"/>
+                          <w:bCs w:val="0"/>
+                          <w:color w:val="auto"/>
+                          <w:sz w:val="28"/>
+                          <w:szCs w:val="28"/>
+                        </w:rPr>
+                        <w:t>категориям и фразам</w:t>
+                      </w:r>
+                    </w:p>
+                  </w:txbxContent>
+                </v:textbox>
+                <w10:wrap type="topAndBottom" anchorx="margin"/>
+              </v:shape>
+            </w:pict>
+          </mc:Fallback>
+        </mc:AlternateContent>
+      </w:r>
+      <w:r>
+        <w:drawing>
+          <wp:anchor distT="0" distB="0" distL="114300" distR="114300" simplePos="0" relativeHeight="251751424" behindDoc="0" locked="0" layoutInCell="1" allowOverlap="1" wp14:anchorId="571B8313" wp14:editId="38A11222">
+            <wp:simplePos x="0" y="0"/>
+            <wp:positionH relativeFrom="margin">
+              <wp:align>right</wp:align>
+            </wp:positionH>
+            <wp:positionV relativeFrom="paragraph">
+              <wp:posOffset>0</wp:posOffset>
+            </wp:positionV>
+            <wp:extent cx="5940425" cy="3681730"/>
+            <wp:effectExtent l="0" t="0" r="3175" b="0"/>
+            <wp:wrapTopAndBottom/>
+            <wp:docPr id="61" name="Рисунок 61"/>
+            <wp:cNvGraphicFramePr>
+              <a:graphicFrameLocks xmlns:a="http://schemas.openxmlformats.org/drawingml/2006/main" noChangeAspect="1"/>
+            </wp:cNvGraphicFramePr>
+            <a:graphic xmlns:a="http://schemas.openxmlformats.org/drawingml/2006/main">
+              <a:graphicData uri="http://schemas.openxmlformats.org/drawingml/2006/picture">
+                <pic:pic xmlns:pic="http://schemas.openxmlformats.org/drawingml/2006/picture">
+                  <pic:nvPicPr>
+                    <pic:cNvPr id="1" name=""/>
+                    <pic:cNvPicPr/>
+                  </pic:nvPicPr>
+                  <pic:blipFill>
+                    <a:blip r:embed="rId38">
+                      <a:extLst>
+                        <a:ext uri="{28A0092B-C50C-407E-A947-70E740481C1C}">
+                          <a14:useLocalDpi xmlns:a14="http://schemas.microsoft.com/office/drawing/2010/main" val="0"/>
+                        </a:ext>
+                      </a:extLst>
+                    </a:blip>
+                    <a:stretch>
+                      <a:fillRect/>
+                    </a:stretch>
+                  </pic:blipFill>
+                  <pic:spPr>
+                    <a:xfrm>
+                      <a:off x="0" y="0"/>
+                      <a:ext cx="5940425" cy="3681730"/>
+                    </a:xfrm>
+                    <a:prstGeom prst="rect">
+                      <a:avLst/>
+                    </a:prstGeom>
+                  </pic:spPr>
+                </pic:pic>
+              </a:graphicData>
+            </a:graphic>
+            <wp14:sizeRelH relativeFrom="page">
+              <wp14:pctWidth>0</wp14:pctWidth>
+            </wp14:sizeRelH>
+            <wp14:sizeRelV relativeFrom="page">
+              <wp14:pctHeight>0</wp14:pctHeight>
+            </wp14:sizeRelV>
+          </wp:anchor>
+        </w:drawing>
+      </w:r>
+      <w:r>
         <w:br w:type="page"/>
       </w:r>
     </w:p>
@@ -15143,15 +16070,2503 @@
         <w:spacing w:after="160" w:line="259" w:lineRule="auto"/>
         <w:ind w:firstLine="0"/>
         <w:jc w:val="left"/>
-      </w:pPr>
+        <w:rPr>
+          <w:rFonts w:asciiTheme="minorHAnsi" w:hAnsiTheme="minorHAnsi"/>
+          <w:sz w:val="22"/>
+        </w:rPr>
+      </w:pPr>
+      <w:r>
+        <w:rPr>
+          <w:noProof/>
+        </w:rPr>
+        <w:lastRenderedPageBreak/>
+        <mc:AlternateContent>
+          <mc:Choice Requires="wps">
+            <w:drawing>
+              <wp:anchor distT="0" distB="0" distL="114300" distR="114300" simplePos="0" relativeHeight="251759616" behindDoc="0" locked="0" layoutInCell="1" allowOverlap="1" wp14:anchorId="7D2CC776" wp14:editId="43623747">
+                <wp:simplePos x="0" y="0"/>
+                <wp:positionH relativeFrom="page">
+                  <wp:align>center</wp:align>
+                </wp:positionH>
+                <wp:positionV relativeFrom="paragraph">
+                  <wp:posOffset>5576570</wp:posOffset>
+                </wp:positionV>
+                <wp:extent cx="4667250" cy="276225"/>
+                <wp:effectExtent l="0" t="0" r="0" b="9525"/>
+                <wp:wrapTopAndBottom/>
+                <wp:docPr id="66" name="Надпись 66"/>
+                <wp:cNvGraphicFramePr/>
+                <a:graphic xmlns:a="http://schemas.openxmlformats.org/drawingml/2006/main">
+                  <a:graphicData uri="http://schemas.microsoft.com/office/word/2010/wordprocessingShape">
+                    <wps:wsp>
+                      <wps:cNvSpPr txBox="1"/>
+                      <wps:spPr>
+                        <a:xfrm>
+                          <a:off x="0" y="0"/>
+                          <a:ext cx="4667250" cy="276225"/>
+                        </a:xfrm>
+                        <a:prstGeom prst="rect">
+                          <a:avLst/>
+                        </a:prstGeom>
+                        <a:solidFill>
+                          <a:prstClr val="white"/>
+                        </a:solidFill>
+                        <a:ln>
+                          <a:noFill/>
+                        </a:ln>
+                      </wps:spPr>
+                      <wps:txbx>
+                        <w:txbxContent>
+                          <w:p>
+                            <w:pPr>
+                              <w:pStyle w:val="af1"/>
+                              <w:ind w:firstLine="0"/>
+                              <w:rPr>
+                                <w:rFonts w:cs="Times New Roman"/>
+                                <w:b w:val="0"/>
+                                <w:bCs w:val="0"/>
+                                <w:i/>
+                                <w:iCs/>
+                                <w:color w:val="auto"/>
+                                <w:sz w:val="28"/>
+                                <w:szCs w:val="28"/>
+                              </w:rPr>
+                            </w:pPr>
+                            <w:r>
+                              <w:rPr>
+                                <w:b w:val="0"/>
+                                <w:bCs w:val="0"/>
+                                <w:color w:val="auto"/>
+                                <w:sz w:val="28"/>
+                                <w:szCs w:val="28"/>
+                              </w:rPr>
+                              <w:t xml:space="preserve">Рисунок </w:t>
+                            </w:r>
+                            <w:r>
+                              <w:rPr>
+                                <w:b w:val="0"/>
+                                <w:bCs w:val="0"/>
+                                <w:color w:val="auto"/>
+                                <w:sz w:val="28"/>
+                                <w:szCs w:val="28"/>
+                              </w:rPr>
+                              <w:t>3</w:t>
+                            </w:r>
+                            <w:r>
+                              <w:rPr>
+                                <w:b w:val="0"/>
+                                <w:bCs w:val="0"/>
+                                <w:color w:val="auto"/>
+                                <w:sz w:val="28"/>
+                                <w:szCs w:val="28"/>
+                              </w:rPr>
+                              <w:t>2</w:t>
+                            </w:r>
+                            <w:r>
+                              <w:rPr>
+                                <w:b w:val="0"/>
+                                <w:bCs w:val="0"/>
+                                <w:color w:val="auto"/>
+                                <w:sz w:val="28"/>
+                                <w:szCs w:val="28"/>
+                              </w:rPr>
+                              <w:t xml:space="preserve"> </w:t>
+                            </w:r>
+                            <w:r>
+                              <w:rPr>
+                                <w:b w:val="0"/>
+                                <w:bCs w:val="0"/>
+                                <w:color w:val="auto"/>
+                                <w:sz w:val="28"/>
+                                <w:szCs w:val="28"/>
+                              </w:rPr>
+                              <w:t>–</w:t>
+                            </w:r>
+                            <w:r>
+                              <w:rPr>
+                                <w:b w:val="0"/>
+                                <w:bCs w:val="0"/>
+                                <w:color w:val="auto"/>
+                                <w:sz w:val="28"/>
+                                <w:szCs w:val="28"/>
+                              </w:rPr>
+                              <w:t xml:space="preserve"> применение стилей к</w:t>
+                            </w:r>
+                            <w:r>
+                              <w:rPr>
+                                <w:b w:val="0"/>
+                                <w:bCs w:val="0"/>
+                                <w:color w:val="auto"/>
+                                <w:sz w:val="28"/>
+                                <w:szCs w:val="28"/>
+                              </w:rPr>
+                              <w:t xml:space="preserve"> </w:t>
+                            </w:r>
+                            <w:r>
+                              <w:rPr>
+                                <w:b w:val="0"/>
+                                <w:bCs w:val="0"/>
+                                <w:color w:val="auto"/>
+                                <w:sz w:val="28"/>
+                                <w:szCs w:val="28"/>
+                              </w:rPr>
+                              <w:t>добавл</w:t>
+                            </w:r>
+                            <w:r>
+                              <w:rPr>
+                                <w:b w:val="0"/>
+                                <w:bCs w:val="0"/>
+                                <w:color w:val="auto"/>
+                                <w:sz w:val="28"/>
+                                <w:szCs w:val="28"/>
+                              </w:rPr>
+                              <w:t>ению приложений</w:t>
+                            </w:r>
+                          </w:p>
+                        </w:txbxContent>
+                      </wps:txbx>
+                      <wps:bodyPr rot="0" spcFirstLastPara="0" vertOverflow="overflow" horzOverflow="overflow" vert="horz" wrap="square" lIns="0" tIns="0" rIns="0" bIns="0" numCol="1" spcCol="0" rtlCol="0" fromWordArt="0" anchor="t" anchorCtr="0" forceAA="0" compatLnSpc="1">
+                        <a:prstTxWarp prst="textNoShape">
+                          <a:avLst/>
+                        </a:prstTxWarp>
+                        <a:noAutofit/>
+                      </wps:bodyPr>
+                    </wps:wsp>
+                  </a:graphicData>
+                </a:graphic>
+                <wp14:sizeRelH relativeFrom="margin">
+                  <wp14:pctWidth>0</wp14:pctWidth>
+                </wp14:sizeRelH>
+                <wp14:sizeRelV relativeFrom="margin">
+                  <wp14:pctHeight>0</wp14:pctHeight>
+                </wp14:sizeRelV>
+              </wp:anchor>
+            </w:drawing>
+          </mc:Choice>
+          <mc:Fallback>
+            <w:pict>
+              <v:shape w14:anchorId="7D2CC776" id="Надпись 66" o:spid="_x0000_s1058" type="#_x0000_t202" style="position:absolute;margin-left:0;margin-top:439.1pt;width:367.5pt;height:21.75pt;z-index:251759616;visibility:visible;mso-wrap-style:square;mso-width-percent:0;mso-height-percent:0;mso-wrap-distance-left:9pt;mso-wrap-distance-top:0;mso-wrap-distance-right:9pt;mso-wrap-distance-bottom:0;mso-position-horizontal:center;mso-position-horizontal-relative:page;mso-position-vertical:absolute;mso-position-vertical-relative:text;mso-width-percent:0;mso-height-percent:0;mso-width-relative:margin;mso-height-relative:margin;v-text-anchor:top" o:gfxdata="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" stroked="f">
+                <v:textbox inset="0,0,0,0">
+                  <w:txbxContent>
+                    <w:p>
+                      <w:pPr>
+                        <w:pStyle w:val="af1"/>
+                        <w:ind w:firstLine="0"/>
+                        <w:rPr>
+                          <w:rFonts w:cs="Times New Roman"/>
+                          <w:b w:val="0"/>
+                          <w:bCs w:val="0"/>
+                          <w:i/>
+                          <w:iCs/>
+                          <w:color w:val="auto"/>
+                          <w:sz w:val="28"/>
+                          <w:szCs w:val="28"/>
+                        </w:rPr>
+                      </w:pPr>
+                      <w:r>
+                        <w:rPr>
+                          <w:b w:val="0"/>
+                          <w:bCs w:val="0"/>
+                          <w:color w:val="auto"/>
+                          <w:sz w:val="28"/>
+                          <w:szCs w:val="28"/>
+                        </w:rPr>
+                        <w:t xml:space="preserve">Рисунок </w:t>
+                      </w:r>
+                      <w:r>
+                        <w:rPr>
+                          <w:b w:val="0"/>
+                          <w:bCs w:val="0"/>
+                          <w:color w:val="auto"/>
+                          <w:sz w:val="28"/>
+                          <w:szCs w:val="28"/>
+                        </w:rPr>
+                        <w:t>3</w:t>
+                      </w:r>
+                      <w:r>
+                        <w:rPr>
+                          <w:b w:val="0"/>
+                          <w:bCs w:val="0"/>
+                          <w:color w:val="auto"/>
+                          <w:sz w:val="28"/>
+                          <w:szCs w:val="28"/>
+                        </w:rPr>
+                        <w:t>2</w:t>
+                      </w:r>
+                      <w:r>
+                        <w:rPr>
+                          <w:b w:val="0"/>
+                          <w:bCs w:val="0"/>
+                          <w:color w:val="auto"/>
+                          <w:sz w:val="28"/>
+                          <w:szCs w:val="28"/>
+                        </w:rPr>
+                        <w:t xml:space="preserve"> </w:t>
+                      </w:r>
+                      <w:r>
+                        <w:rPr>
+                          <w:b w:val="0"/>
+                          <w:bCs w:val="0"/>
+                          <w:color w:val="auto"/>
+                          <w:sz w:val="28"/>
+                          <w:szCs w:val="28"/>
+                        </w:rPr>
+                        <w:t>–</w:t>
+                      </w:r>
+                      <w:r>
+                        <w:rPr>
+                          <w:b w:val="0"/>
+                          <w:bCs w:val="0"/>
+                          <w:color w:val="auto"/>
+                          <w:sz w:val="28"/>
+                          <w:szCs w:val="28"/>
+                        </w:rPr>
+                        <w:t xml:space="preserve"> применение стилей к</w:t>
+                      </w:r>
+                      <w:r>
+                        <w:rPr>
+                          <w:b w:val="0"/>
+                          <w:bCs w:val="0"/>
+                          <w:color w:val="auto"/>
+                          <w:sz w:val="28"/>
+                          <w:szCs w:val="28"/>
+                        </w:rPr>
+                        <w:t xml:space="preserve"> </w:t>
+                      </w:r>
+                      <w:r>
+                        <w:rPr>
+                          <w:b w:val="0"/>
+                          <w:bCs w:val="0"/>
+                          <w:color w:val="auto"/>
+                          <w:sz w:val="28"/>
+                          <w:szCs w:val="28"/>
+                        </w:rPr>
+                        <w:t>добавл</w:t>
+                      </w:r>
+                      <w:r>
+                        <w:rPr>
+                          <w:b w:val="0"/>
+                          <w:bCs w:val="0"/>
+                          <w:color w:val="auto"/>
+                          <w:sz w:val="28"/>
+                          <w:szCs w:val="28"/>
+                        </w:rPr>
+                        <w:t>ению приложений</w:t>
+                      </w:r>
+                    </w:p>
+                  </w:txbxContent>
+                </v:textbox>
+                <w10:wrap type="topAndBottom" anchorx="page"/>
+              </v:shape>
+            </w:pict>
+          </mc:Fallback>
+        </mc:AlternateContent>
+      </w:r>
+      <w:r>
+        <w:drawing>
+          <wp:anchor distT="0" distB="0" distL="114300" distR="114300" simplePos="0" relativeHeight="251757568" behindDoc="0" locked="0" layoutInCell="1" allowOverlap="1" wp14:anchorId="0D031BBC" wp14:editId="04EE8DC6">
+            <wp:simplePos x="0" y="0"/>
+            <wp:positionH relativeFrom="page">
+              <wp:align>center</wp:align>
+            </wp:positionH>
+            <wp:positionV relativeFrom="paragraph">
+              <wp:posOffset>0</wp:posOffset>
+            </wp:positionV>
+            <wp:extent cx="3934374" cy="5572903"/>
+            <wp:effectExtent l="0" t="0" r="9525" b="8890"/>
+            <wp:wrapTopAndBottom/>
+            <wp:docPr id="65" name="Рисунок 65"/>
+            <wp:cNvGraphicFramePr>
+              <a:graphicFrameLocks xmlns:a="http://schemas.openxmlformats.org/drawingml/2006/main" noChangeAspect="1"/>
+            </wp:cNvGraphicFramePr>
+            <a:graphic xmlns:a="http://schemas.openxmlformats.org/drawingml/2006/main">
+              <a:graphicData uri="http://schemas.openxmlformats.org/drawingml/2006/picture">
+                <pic:pic xmlns:pic="http://schemas.openxmlformats.org/drawingml/2006/picture">
+                  <pic:nvPicPr>
+                    <pic:cNvPr id="1" name=""/>
+                    <pic:cNvPicPr/>
+                  </pic:nvPicPr>
+                  <pic:blipFill>
+                    <a:blip r:embed="rId39">
+                      <a:extLst>
+                        <a:ext uri="{28A0092B-C50C-407E-A947-70E740481C1C}">
+                          <a14:useLocalDpi xmlns:a14="http://schemas.microsoft.com/office/drawing/2010/main" val="0"/>
+                        </a:ext>
+                      </a:extLst>
+                    </a:blip>
+                    <a:stretch>
+                      <a:fillRect/>
+                    </a:stretch>
+                  </pic:blipFill>
+                  <pic:spPr>
+                    <a:xfrm>
+                      <a:off x="0" y="0"/>
+                      <a:ext cx="3934374" cy="5572903"/>
+                    </a:xfrm>
+                    <a:prstGeom prst="rect">
+                      <a:avLst/>
+                    </a:prstGeom>
+                  </pic:spPr>
+                </pic:pic>
+              </a:graphicData>
+            </a:graphic>
+            <wp14:sizeRelH relativeFrom="page">
+              <wp14:pctWidth>0</wp14:pctWidth>
+            </wp14:sizeRelH>
+            <wp14:sizeRelV relativeFrom="page">
+              <wp14:pctHeight>0</wp14:pctHeight>
+            </wp14:sizeRelV>
+          </wp:anchor>
+        </w:drawing>
+      </w:r>
+      <w:r>
+        <w:br w:type="page"/>
+      </w:r>
     </w:p>
     <w:p>
       <w:pPr>
+        <w:pStyle w:val="aff"/>
+      </w:pPr>
+      <w:r>
+        <w:rPr>
+          <w:noProof/>
+        </w:rPr>
+        <w:lastRenderedPageBreak/>
+        <mc:AlternateContent>
+          <mc:Choice Requires="wps">
+            <w:drawing>
+              <wp:anchor distT="0" distB="0" distL="114300" distR="114300" simplePos="0" relativeHeight="251762688" behindDoc="0" locked="0" layoutInCell="1" allowOverlap="1" wp14:anchorId="435D8BD9" wp14:editId="192E8757">
+                <wp:simplePos x="0" y="0"/>
+                <wp:positionH relativeFrom="margin">
+                  <wp:align>center</wp:align>
+                </wp:positionH>
+                <wp:positionV relativeFrom="paragraph">
+                  <wp:posOffset>6814820</wp:posOffset>
+                </wp:positionV>
+                <wp:extent cx="5000625" cy="276225"/>
+                <wp:effectExtent l="0" t="0" r="9525" b="9525"/>
+                <wp:wrapTopAndBottom/>
+                <wp:docPr id="68" name="Надпись 68"/>
+                <wp:cNvGraphicFramePr/>
+                <a:graphic xmlns:a="http://schemas.openxmlformats.org/drawingml/2006/main">
+                  <a:graphicData uri="http://schemas.microsoft.com/office/word/2010/wordprocessingShape">
+                    <wps:wsp>
+                      <wps:cNvSpPr txBox="1"/>
+                      <wps:spPr>
+                        <a:xfrm>
+                          <a:off x="0" y="0"/>
+                          <a:ext cx="5000625" cy="276225"/>
+                        </a:xfrm>
+                        <a:prstGeom prst="rect">
+                          <a:avLst/>
+                        </a:prstGeom>
+                        <a:solidFill>
+                          <a:prstClr val="white"/>
+                        </a:solidFill>
+                        <a:ln>
+                          <a:noFill/>
+                        </a:ln>
+                      </wps:spPr>
+                      <wps:txbx>
+                        <w:txbxContent>
+                          <w:p>
+                            <w:pPr>
+                              <w:pStyle w:val="af1"/>
+                              <w:ind w:firstLine="0"/>
+                              <w:rPr>
+                                <w:rFonts w:cs="Times New Roman"/>
+                                <w:b w:val="0"/>
+                                <w:bCs w:val="0"/>
+                                <w:i/>
+                                <w:iCs/>
+                                <w:color w:val="auto"/>
+                                <w:sz w:val="28"/>
+                                <w:szCs w:val="28"/>
+                              </w:rPr>
+                            </w:pPr>
+                            <w:r>
+                              <w:rPr>
+                                <w:b w:val="0"/>
+                                <w:bCs w:val="0"/>
+                                <w:color w:val="auto"/>
+                                <w:sz w:val="28"/>
+                                <w:szCs w:val="28"/>
+                              </w:rPr>
+                              <w:t xml:space="preserve">Рисунок </w:t>
+                            </w:r>
+                            <w:r>
+                              <w:rPr>
+                                <w:b w:val="0"/>
+                                <w:bCs w:val="0"/>
+                                <w:color w:val="auto"/>
+                                <w:sz w:val="28"/>
+                                <w:szCs w:val="28"/>
+                              </w:rPr>
+                              <w:t>3</w:t>
+                            </w:r>
+                            <w:r>
+                              <w:rPr>
+                                <w:b w:val="0"/>
+                                <w:bCs w:val="0"/>
+                                <w:color w:val="auto"/>
+                                <w:sz w:val="28"/>
+                                <w:szCs w:val="28"/>
+                              </w:rPr>
+                              <w:t>3</w:t>
+                            </w:r>
+                            <w:r>
+                              <w:rPr>
+                                <w:b w:val="0"/>
+                                <w:bCs w:val="0"/>
+                                <w:color w:val="auto"/>
+                                <w:sz w:val="28"/>
+                                <w:szCs w:val="28"/>
+                              </w:rPr>
+                              <w:t xml:space="preserve"> </w:t>
+                            </w:r>
+                            <w:r>
+                              <w:rPr>
+                                <w:b w:val="0"/>
+                                <w:bCs w:val="0"/>
+                                <w:color w:val="auto"/>
+                                <w:sz w:val="28"/>
+                                <w:szCs w:val="28"/>
+                              </w:rPr>
+                              <w:t>–</w:t>
+                            </w:r>
+                            <w:r>
+                              <w:rPr>
+                                <w:b w:val="0"/>
+                                <w:bCs w:val="0"/>
+                                <w:color w:val="auto"/>
+                                <w:sz w:val="28"/>
+                                <w:szCs w:val="28"/>
+                              </w:rPr>
+                              <w:t xml:space="preserve"> применение стилей к</w:t>
+                            </w:r>
+                            <w:r>
+                              <w:rPr>
+                                <w:b w:val="0"/>
+                                <w:bCs w:val="0"/>
+                                <w:color w:val="auto"/>
+                                <w:sz w:val="28"/>
+                                <w:szCs w:val="28"/>
+                              </w:rPr>
+                              <w:t xml:space="preserve"> </w:t>
+                            </w:r>
+                            <w:r>
+                              <w:rPr>
+                                <w:b w:val="0"/>
+                                <w:bCs w:val="0"/>
+                                <w:color w:val="auto"/>
+                                <w:sz w:val="28"/>
+                                <w:szCs w:val="28"/>
+                              </w:rPr>
+                              <w:t>редактированию</w:t>
+                            </w:r>
+                            <w:r>
+                              <w:rPr>
+                                <w:b w:val="0"/>
+                                <w:bCs w:val="0"/>
+                                <w:color w:val="auto"/>
+                                <w:sz w:val="28"/>
+                                <w:szCs w:val="28"/>
+                              </w:rPr>
+                              <w:t xml:space="preserve"> приложений</w:t>
+                            </w:r>
+                          </w:p>
+                        </w:txbxContent>
+                      </wps:txbx>
+                      <wps:bodyPr rot="0" spcFirstLastPara="0" vertOverflow="overflow" horzOverflow="overflow" vert="horz" wrap="square" lIns="0" tIns="0" rIns="0" bIns="0" numCol="1" spcCol="0" rtlCol="0" fromWordArt="0" anchor="t" anchorCtr="0" forceAA="0" compatLnSpc="1">
+                        <a:prstTxWarp prst="textNoShape">
+                          <a:avLst/>
+                        </a:prstTxWarp>
+                        <a:noAutofit/>
+                      </wps:bodyPr>
+                    </wps:wsp>
+                  </a:graphicData>
+                </a:graphic>
+                <wp14:sizeRelH relativeFrom="margin">
+                  <wp14:pctWidth>0</wp14:pctWidth>
+                </wp14:sizeRelH>
+                <wp14:sizeRelV relativeFrom="margin">
+                  <wp14:pctHeight>0</wp14:pctHeight>
+                </wp14:sizeRelV>
+              </wp:anchor>
+            </w:drawing>
+          </mc:Choice>
+          <mc:Fallback>
+            <w:pict>
+              <v:shape w14:anchorId="435D8BD9" id="Надпись 68" o:spid="_x0000_s1059" type="#_x0000_t202" style="position:absolute;margin-left:0;margin-top:536.6pt;width:393.75pt;height:21.75pt;z-index:251762688;visibility:visible;mso-wrap-style:square;mso-width-percent:0;mso-height-percent:0;mso-wrap-distance-left:9pt;mso-wrap-distance-top:0;mso-wrap-distance-right:9pt;mso-wrap-distance-bottom:0;mso-position-horizontal:center;mso-position-horizontal-relative:margin;mso-position-vertical:absolute;mso-position-vertical-relative:text;mso-width-percent:0;mso-height-percent:0;mso-width-relative:margin;mso-height-relative:margin;v-text-anchor:top" o:gfxdata="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" stroked="f">
+                <v:textbox inset="0,0,0,0">
+                  <w:txbxContent>
+                    <w:p>
+                      <w:pPr>
+                        <w:pStyle w:val="af1"/>
+                        <w:ind w:firstLine="0"/>
+                        <w:rPr>
+                          <w:rFonts w:cs="Times New Roman"/>
+                          <w:b w:val="0"/>
+                          <w:bCs w:val="0"/>
+                          <w:i/>
+                          <w:iCs/>
+                          <w:color w:val="auto"/>
+                          <w:sz w:val="28"/>
+                          <w:szCs w:val="28"/>
+                        </w:rPr>
+                      </w:pPr>
+                      <w:r>
+                        <w:rPr>
+                          <w:b w:val="0"/>
+                          <w:bCs w:val="0"/>
+                          <w:color w:val="auto"/>
+                          <w:sz w:val="28"/>
+                          <w:szCs w:val="28"/>
+                        </w:rPr>
+                        <w:t xml:space="preserve">Рисунок </w:t>
+                      </w:r>
+                      <w:r>
+                        <w:rPr>
+                          <w:b w:val="0"/>
+                          <w:bCs w:val="0"/>
+                          <w:color w:val="auto"/>
+                          <w:sz w:val="28"/>
+                          <w:szCs w:val="28"/>
+                        </w:rPr>
+                        <w:t>3</w:t>
+                      </w:r>
+                      <w:r>
+                        <w:rPr>
+                          <w:b w:val="0"/>
+                          <w:bCs w:val="0"/>
+                          <w:color w:val="auto"/>
+                          <w:sz w:val="28"/>
+                          <w:szCs w:val="28"/>
+                        </w:rPr>
+                        <w:t>3</w:t>
+                      </w:r>
+                      <w:r>
+                        <w:rPr>
+                          <w:b w:val="0"/>
+                          <w:bCs w:val="0"/>
+                          <w:color w:val="auto"/>
+                          <w:sz w:val="28"/>
+                          <w:szCs w:val="28"/>
+                        </w:rPr>
+                        <w:t xml:space="preserve"> </w:t>
+                      </w:r>
+                      <w:r>
+                        <w:rPr>
+                          <w:b w:val="0"/>
+                          <w:bCs w:val="0"/>
+                          <w:color w:val="auto"/>
+                          <w:sz w:val="28"/>
+                          <w:szCs w:val="28"/>
+                        </w:rPr>
+                        <w:t>–</w:t>
+                      </w:r>
+                      <w:r>
+                        <w:rPr>
+                          <w:b w:val="0"/>
+                          <w:bCs w:val="0"/>
+                          <w:color w:val="auto"/>
+                          <w:sz w:val="28"/>
+                          <w:szCs w:val="28"/>
+                        </w:rPr>
+                        <w:t xml:space="preserve"> применение стилей к</w:t>
+                      </w:r>
+                      <w:r>
+                        <w:rPr>
+                          <w:b w:val="0"/>
+                          <w:bCs w:val="0"/>
+                          <w:color w:val="auto"/>
+                          <w:sz w:val="28"/>
+                          <w:szCs w:val="28"/>
+                        </w:rPr>
+                        <w:t xml:space="preserve"> </w:t>
+                      </w:r>
+                      <w:r>
+                        <w:rPr>
+                          <w:b w:val="0"/>
+                          <w:bCs w:val="0"/>
+                          <w:color w:val="auto"/>
+                          <w:sz w:val="28"/>
+                          <w:szCs w:val="28"/>
+                        </w:rPr>
+                        <w:t>редактированию</w:t>
+                      </w:r>
+                      <w:r>
+                        <w:rPr>
+                          <w:b w:val="0"/>
+                          <w:bCs w:val="0"/>
+                          <w:color w:val="auto"/>
+                          <w:sz w:val="28"/>
+                          <w:szCs w:val="28"/>
+                        </w:rPr>
+                        <w:t xml:space="preserve"> приложений</w:t>
+                      </w:r>
+                    </w:p>
+                  </w:txbxContent>
+                </v:textbox>
+                <w10:wrap type="topAndBottom" anchorx="margin"/>
+              </v:shape>
+            </w:pict>
+          </mc:Fallback>
+        </mc:AlternateContent>
+      </w:r>
+      <w:r>
+        <w:drawing>
+          <wp:anchor distT="0" distB="0" distL="114300" distR="114300" simplePos="0" relativeHeight="251760640" behindDoc="0" locked="0" layoutInCell="1" allowOverlap="1" wp14:anchorId="283A7D18" wp14:editId="424191DF">
+            <wp:simplePos x="0" y="0"/>
+            <wp:positionH relativeFrom="margin">
+              <wp:align>center</wp:align>
+            </wp:positionH>
+            <wp:positionV relativeFrom="paragraph">
+              <wp:posOffset>0</wp:posOffset>
+            </wp:positionV>
+            <wp:extent cx="3886742" cy="6811326"/>
+            <wp:effectExtent l="0" t="0" r="0" b="8890"/>
+            <wp:wrapTopAndBottom/>
+            <wp:docPr id="67" name="Рисунок 67"/>
+            <wp:cNvGraphicFramePr>
+              <a:graphicFrameLocks xmlns:a="http://schemas.openxmlformats.org/drawingml/2006/main" noChangeAspect="1"/>
+            </wp:cNvGraphicFramePr>
+            <a:graphic xmlns:a="http://schemas.openxmlformats.org/drawingml/2006/main">
+              <a:graphicData uri="http://schemas.openxmlformats.org/drawingml/2006/picture">
+                <pic:pic xmlns:pic="http://schemas.openxmlformats.org/drawingml/2006/picture">
+                  <pic:nvPicPr>
+                    <pic:cNvPr id="1" name=""/>
+                    <pic:cNvPicPr/>
+                  </pic:nvPicPr>
+                  <pic:blipFill>
+                    <a:blip r:embed="rId40">
+                      <a:extLst>
+                        <a:ext uri="{28A0092B-C50C-407E-A947-70E740481C1C}">
+                          <a14:useLocalDpi xmlns:a14="http://schemas.microsoft.com/office/drawing/2010/main" val="0"/>
+                        </a:ext>
+                      </a:extLst>
+                    </a:blip>
+                    <a:stretch>
+                      <a:fillRect/>
+                    </a:stretch>
+                  </pic:blipFill>
+                  <pic:spPr>
+                    <a:xfrm>
+                      <a:off x="0" y="0"/>
+                      <a:ext cx="3886742" cy="6811326"/>
+                    </a:xfrm>
+                    <a:prstGeom prst="rect">
+                      <a:avLst/>
+                    </a:prstGeom>
+                  </pic:spPr>
+                </pic:pic>
+              </a:graphicData>
+            </a:graphic>
+            <wp14:sizeRelH relativeFrom="page">
+              <wp14:pctWidth>0</wp14:pctWidth>
+            </wp14:sizeRelH>
+            <wp14:sizeRelV relativeFrom="page">
+              <wp14:pctHeight>0</wp14:pctHeight>
+            </wp14:sizeRelV>
+          </wp:anchor>
+        </w:drawing>
+      </w:r>
+    </w:p>
+    <w:p>
+      <w:pPr>
+        <w:spacing w:after="160" w:line="259" w:lineRule="auto"/>
         <w:ind w:firstLine="0"/>
+        <w:jc w:val="left"/>
       </w:pPr>
     </w:p>
+    <w:p>
+      <w:pPr>
+        <w:ind w:firstLine="0"/>
+      </w:pPr>
+    </w:p>
+    <w:p>
+      <w:pPr>
+        <w:spacing w:after="160" w:line="259" w:lineRule="auto"/>
+        <w:ind w:firstLine="0"/>
+        <w:jc w:val="left"/>
+      </w:pPr>
+      <w:r>
+        <w:br w:type="page"/>
+      </w:r>
+    </w:p>
+    <w:p>
+      <w:pPr>
+        <w:ind w:firstLine="0"/>
+      </w:pPr>
+      <w:r>
+        <w:rPr>
+          <w:noProof/>
+        </w:rPr>
+        <w:lastRenderedPageBreak/>
+        <mc:AlternateContent>
+          <mc:Choice Requires="wps">
+            <w:drawing>
+              <wp:anchor distT="0" distB="0" distL="114300" distR="114300" simplePos="0" relativeHeight="251768832" behindDoc="0" locked="0" layoutInCell="1" allowOverlap="1" wp14:anchorId="14D08739" wp14:editId="22B5B765">
+                <wp:simplePos x="0" y="0"/>
+                <wp:positionH relativeFrom="margin">
+                  <wp:align>center</wp:align>
+                </wp:positionH>
+                <wp:positionV relativeFrom="paragraph">
+                  <wp:posOffset>7014210</wp:posOffset>
+                </wp:positionV>
+                <wp:extent cx="4505325" cy="276225"/>
+                <wp:effectExtent l="0" t="0" r="9525" b="9525"/>
+                <wp:wrapTopAndBottom/>
+                <wp:docPr id="72" name="Надпись 72"/>
+                <wp:cNvGraphicFramePr/>
+                <a:graphic xmlns:a="http://schemas.openxmlformats.org/drawingml/2006/main">
+                  <a:graphicData uri="http://schemas.microsoft.com/office/word/2010/wordprocessingShape">
+                    <wps:wsp>
+                      <wps:cNvSpPr txBox="1"/>
+                      <wps:spPr>
+                        <a:xfrm>
+                          <a:off x="0" y="0"/>
+                          <a:ext cx="4505325" cy="276225"/>
+                        </a:xfrm>
+                        <a:prstGeom prst="rect">
+                          <a:avLst/>
+                        </a:prstGeom>
+                        <a:solidFill>
+                          <a:prstClr val="white"/>
+                        </a:solidFill>
+                        <a:ln>
+                          <a:noFill/>
+                        </a:ln>
+                      </wps:spPr>
+                      <wps:txbx>
+                        <w:txbxContent>
+                          <w:p>
+                            <w:pPr>
+                              <w:pStyle w:val="af1"/>
+                              <w:ind w:firstLine="0"/>
+                              <w:rPr>
+                                <w:rFonts w:cs="Times New Roman"/>
+                                <w:b w:val="0"/>
+                                <w:bCs w:val="0"/>
+                                <w:i/>
+                                <w:iCs/>
+                                <w:color w:val="auto"/>
+                                <w:sz w:val="28"/>
+                                <w:szCs w:val="28"/>
+                              </w:rPr>
+                            </w:pPr>
+                            <w:r>
+                              <w:rPr>
+                                <w:b w:val="0"/>
+                                <w:bCs w:val="0"/>
+                                <w:color w:val="auto"/>
+                                <w:sz w:val="28"/>
+                                <w:szCs w:val="28"/>
+                              </w:rPr>
+                              <w:t xml:space="preserve">Рисунок </w:t>
+                            </w:r>
+                            <w:r>
+                              <w:rPr>
+                                <w:b w:val="0"/>
+                                <w:bCs w:val="0"/>
+                                <w:color w:val="auto"/>
+                                <w:sz w:val="28"/>
+                                <w:szCs w:val="28"/>
+                              </w:rPr>
+                              <w:t>3</w:t>
+                            </w:r>
+                            <w:r>
+                              <w:rPr>
+                                <w:b w:val="0"/>
+                                <w:bCs w:val="0"/>
+                                <w:color w:val="auto"/>
+                                <w:sz w:val="28"/>
+                                <w:szCs w:val="28"/>
+                              </w:rPr>
+                              <w:t>5</w:t>
+                            </w:r>
+                            <w:r>
+                              <w:rPr>
+                                <w:b w:val="0"/>
+                                <w:bCs w:val="0"/>
+                                <w:color w:val="auto"/>
+                                <w:sz w:val="28"/>
+                                <w:szCs w:val="28"/>
+                              </w:rPr>
+                              <w:t xml:space="preserve"> </w:t>
+                            </w:r>
+                            <w:r>
+                              <w:rPr>
+                                <w:b w:val="0"/>
+                                <w:bCs w:val="0"/>
+                                <w:color w:val="auto"/>
+                                <w:sz w:val="28"/>
+                                <w:szCs w:val="28"/>
+                              </w:rPr>
+                              <w:t>–</w:t>
+                            </w:r>
+                            <w:r>
+                              <w:rPr>
+                                <w:b w:val="0"/>
+                                <w:bCs w:val="0"/>
+                                <w:color w:val="auto"/>
+                                <w:sz w:val="28"/>
+                                <w:szCs w:val="28"/>
+                              </w:rPr>
+                              <w:t xml:space="preserve"> применение стилей к</w:t>
+                            </w:r>
+                            <w:r>
+                              <w:rPr>
+                                <w:b w:val="0"/>
+                                <w:bCs w:val="0"/>
+                                <w:color w:val="auto"/>
+                                <w:sz w:val="28"/>
+                                <w:szCs w:val="28"/>
+                              </w:rPr>
+                              <w:t xml:space="preserve"> </w:t>
+                            </w:r>
+                            <w:r>
+                              <w:rPr>
+                                <w:b w:val="0"/>
+                                <w:bCs w:val="0"/>
+                                <w:color w:val="auto"/>
+                                <w:sz w:val="28"/>
+                                <w:szCs w:val="28"/>
+                              </w:rPr>
+                              <w:t>добавлению категорий</w:t>
+                            </w:r>
+                          </w:p>
+                        </w:txbxContent>
+                      </wps:txbx>
+                      <wps:bodyPr rot="0" spcFirstLastPara="0" vertOverflow="overflow" horzOverflow="overflow" vert="horz" wrap="square" lIns="0" tIns="0" rIns="0" bIns="0" numCol="1" spcCol="0" rtlCol="0" fromWordArt="0" anchor="t" anchorCtr="0" forceAA="0" compatLnSpc="1">
+                        <a:prstTxWarp prst="textNoShape">
+                          <a:avLst/>
+                        </a:prstTxWarp>
+                        <a:noAutofit/>
+                      </wps:bodyPr>
+                    </wps:wsp>
+                  </a:graphicData>
+                </a:graphic>
+                <wp14:sizeRelH relativeFrom="margin">
+                  <wp14:pctWidth>0</wp14:pctWidth>
+                </wp14:sizeRelH>
+                <wp14:sizeRelV relativeFrom="margin">
+                  <wp14:pctHeight>0</wp14:pctHeight>
+                </wp14:sizeRelV>
+              </wp:anchor>
+            </w:drawing>
+          </mc:Choice>
+          <mc:Fallback>
+            <w:pict>
+              <v:shape w14:anchorId="14D08739" id="Надпись 72" o:spid="_x0000_s1060" type="#_x0000_t202" style="position:absolute;left:0;text-align:left;margin-left:0;margin-top:552.3pt;width:354.75pt;height:21.75pt;z-index:251768832;visibility:visible;mso-wrap-style:square;mso-width-percent:0;mso-height-percent:0;mso-wrap-distance-left:9pt;mso-wrap-distance-top:0;mso-wrap-distance-right:9pt;mso-wrap-distance-bottom:0;mso-position-horizontal:center;mso-position-horizontal-relative:margin;mso-position-vertical:absolute;mso-position-vertical-relative:text;mso-width-percent:0;mso-height-percent:0;mso-width-relative:margin;mso-height-relative:margin;v-text-anchor:top" o:gfxdata="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" stroked="f">
+                <v:textbox inset="0,0,0,0">
+                  <w:txbxContent>
+                    <w:p>
+                      <w:pPr>
+                        <w:pStyle w:val="af1"/>
+                        <w:ind w:firstLine="0"/>
+                        <w:rPr>
+                          <w:rFonts w:cs="Times New Roman"/>
+                          <w:b w:val="0"/>
+                          <w:bCs w:val="0"/>
+                          <w:i/>
+                          <w:iCs/>
+                          <w:color w:val="auto"/>
+                          <w:sz w:val="28"/>
+                          <w:szCs w:val="28"/>
+                        </w:rPr>
+                      </w:pPr>
+                      <w:r>
+                        <w:rPr>
+                          <w:b w:val="0"/>
+                          <w:bCs w:val="0"/>
+                          <w:color w:val="auto"/>
+                          <w:sz w:val="28"/>
+                          <w:szCs w:val="28"/>
+                        </w:rPr>
+                        <w:t xml:space="preserve">Рисунок </w:t>
+                      </w:r>
+                      <w:r>
+                        <w:rPr>
+                          <w:b w:val="0"/>
+                          <w:bCs w:val="0"/>
+                          <w:color w:val="auto"/>
+                          <w:sz w:val="28"/>
+                          <w:szCs w:val="28"/>
+                        </w:rPr>
+                        <w:t>3</w:t>
+                      </w:r>
+                      <w:r>
+                        <w:rPr>
+                          <w:b w:val="0"/>
+                          <w:bCs w:val="0"/>
+                          <w:color w:val="auto"/>
+                          <w:sz w:val="28"/>
+                          <w:szCs w:val="28"/>
+                        </w:rPr>
+                        <w:t>5</w:t>
+                      </w:r>
+                      <w:r>
+                        <w:rPr>
+                          <w:b w:val="0"/>
+                          <w:bCs w:val="0"/>
+                          <w:color w:val="auto"/>
+                          <w:sz w:val="28"/>
+                          <w:szCs w:val="28"/>
+                        </w:rPr>
+                        <w:t xml:space="preserve"> </w:t>
+                      </w:r>
+                      <w:r>
+                        <w:rPr>
+                          <w:b w:val="0"/>
+                          <w:bCs w:val="0"/>
+                          <w:color w:val="auto"/>
+                          <w:sz w:val="28"/>
+                          <w:szCs w:val="28"/>
+                        </w:rPr>
+                        <w:t>–</w:t>
+                      </w:r>
+                      <w:r>
+                        <w:rPr>
+                          <w:b w:val="0"/>
+                          <w:bCs w:val="0"/>
+                          <w:color w:val="auto"/>
+                          <w:sz w:val="28"/>
+                          <w:szCs w:val="28"/>
+                        </w:rPr>
+                        <w:t xml:space="preserve"> применение стилей к</w:t>
+                      </w:r>
+                      <w:r>
+                        <w:rPr>
+                          <w:b w:val="0"/>
+                          <w:bCs w:val="0"/>
+                          <w:color w:val="auto"/>
+                          <w:sz w:val="28"/>
+                          <w:szCs w:val="28"/>
+                        </w:rPr>
+                        <w:t xml:space="preserve"> </w:t>
+                      </w:r>
+                      <w:r>
+                        <w:rPr>
+                          <w:b w:val="0"/>
+                          <w:bCs w:val="0"/>
+                          <w:color w:val="auto"/>
+                          <w:sz w:val="28"/>
+                          <w:szCs w:val="28"/>
+                        </w:rPr>
+                        <w:t>добавлению категорий</w:t>
+                      </w:r>
+                    </w:p>
+                  </w:txbxContent>
+                </v:textbox>
+                <w10:wrap type="topAndBottom" anchorx="margin"/>
+              </v:shape>
+            </w:pict>
+          </mc:Fallback>
+        </mc:AlternateContent>
+      </w:r>
+      <w:r>
+        <w:drawing>
+          <wp:anchor distT="0" distB="0" distL="114300" distR="114300" simplePos="0" relativeHeight="251766784" behindDoc="0" locked="0" layoutInCell="1" allowOverlap="1" wp14:anchorId="3F2790E7" wp14:editId="06E8C922">
+            <wp:simplePos x="0" y="0"/>
+            <wp:positionH relativeFrom="margin">
+              <wp:align>center</wp:align>
+            </wp:positionH>
+            <wp:positionV relativeFrom="paragraph">
+              <wp:posOffset>4632960</wp:posOffset>
+            </wp:positionV>
+            <wp:extent cx="3524742" cy="2362530"/>
+            <wp:effectExtent l="0" t="0" r="0" b="0"/>
+            <wp:wrapTopAndBottom/>
+            <wp:docPr id="71" name="Рисунок 71"/>
+            <wp:cNvGraphicFramePr>
+              <a:graphicFrameLocks xmlns:a="http://schemas.openxmlformats.org/drawingml/2006/main" noChangeAspect="1"/>
+            </wp:cNvGraphicFramePr>
+            <a:graphic xmlns:a="http://schemas.openxmlformats.org/drawingml/2006/main">
+              <a:graphicData uri="http://schemas.openxmlformats.org/drawingml/2006/picture">
+                <pic:pic xmlns:pic="http://schemas.openxmlformats.org/drawingml/2006/picture">
+                  <pic:nvPicPr>
+                    <pic:cNvPr id="1" name=""/>
+                    <pic:cNvPicPr/>
+                  </pic:nvPicPr>
+                  <pic:blipFill>
+                    <a:blip r:embed="rId41">
+                      <a:extLst>
+                        <a:ext uri="{28A0092B-C50C-407E-A947-70E740481C1C}">
+                          <a14:useLocalDpi xmlns:a14="http://schemas.microsoft.com/office/drawing/2010/main" val="0"/>
+                        </a:ext>
+                      </a:extLst>
+                    </a:blip>
+                    <a:stretch>
+                      <a:fillRect/>
+                    </a:stretch>
+                  </pic:blipFill>
+                  <pic:spPr>
+                    <a:xfrm>
+                      <a:off x="0" y="0"/>
+                      <a:ext cx="3524742" cy="2362530"/>
+                    </a:xfrm>
+                    <a:prstGeom prst="rect">
+                      <a:avLst/>
+                    </a:prstGeom>
+                  </pic:spPr>
+                </pic:pic>
+              </a:graphicData>
+            </a:graphic>
+            <wp14:sizeRelH relativeFrom="page">
+              <wp14:pctWidth>0</wp14:pctWidth>
+            </wp14:sizeRelH>
+            <wp14:sizeRelV relativeFrom="page">
+              <wp14:pctHeight>0</wp14:pctHeight>
+            </wp14:sizeRelV>
+          </wp:anchor>
+        </w:drawing>
+      </w:r>
+      <w:r>
+        <w:rPr>
+          <w:noProof/>
+        </w:rPr>
+        <mc:AlternateContent>
+          <mc:Choice Requires="wps">
+            <w:drawing>
+              <wp:anchor distT="0" distB="0" distL="114300" distR="114300" simplePos="0" relativeHeight="251765760" behindDoc="0" locked="0" layoutInCell="1" allowOverlap="1" wp14:anchorId="6BBBE29E" wp14:editId="67E730FA">
+                <wp:simplePos x="0" y="0"/>
+                <wp:positionH relativeFrom="margin">
+                  <wp:align>center</wp:align>
+                </wp:positionH>
+                <wp:positionV relativeFrom="paragraph">
+                  <wp:posOffset>4280535</wp:posOffset>
+                </wp:positionV>
+                <wp:extent cx="4505325" cy="276225"/>
+                <wp:effectExtent l="0" t="0" r="9525" b="9525"/>
+                <wp:wrapTopAndBottom/>
+                <wp:docPr id="70" name="Надпись 70"/>
+                <wp:cNvGraphicFramePr/>
+                <a:graphic xmlns:a="http://schemas.openxmlformats.org/drawingml/2006/main">
+                  <a:graphicData uri="http://schemas.microsoft.com/office/word/2010/wordprocessingShape">
+                    <wps:wsp>
+                      <wps:cNvSpPr txBox="1"/>
+                      <wps:spPr>
+                        <a:xfrm>
+                          <a:off x="0" y="0"/>
+                          <a:ext cx="4505325" cy="276225"/>
+                        </a:xfrm>
+                        <a:prstGeom prst="rect">
+                          <a:avLst/>
+                        </a:prstGeom>
+                        <a:solidFill>
+                          <a:prstClr val="white"/>
+                        </a:solidFill>
+                        <a:ln>
+                          <a:noFill/>
+                        </a:ln>
+                      </wps:spPr>
+                      <wps:txbx>
+                        <w:txbxContent>
+                          <w:p>
+                            <w:pPr>
+                              <w:pStyle w:val="af1"/>
+                              <w:ind w:firstLine="0"/>
+                              <w:rPr>
+                                <w:rFonts w:cs="Times New Roman"/>
+                                <w:b w:val="0"/>
+                                <w:bCs w:val="0"/>
+                                <w:i/>
+                                <w:iCs/>
+                                <w:color w:val="auto"/>
+                                <w:sz w:val="28"/>
+                                <w:szCs w:val="28"/>
+                              </w:rPr>
+                            </w:pPr>
+                            <w:r>
+                              <w:rPr>
+                                <w:b w:val="0"/>
+                                <w:bCs w:val="0"/>
+                                <w:color w:val="auto"/>
+                                <w:sz w:val="28"/>
+                                <w:szCs w:val="28"/>
+                              </w:rPr>
+                              <w:t xml:space="preserve">Рисунок </w:t>
+                            </w:r>
+                            <w:r>
+                              <w:rPr>
+                                <w:b w:val="0"/>
+                                <w:bCs w:val="0"/>
+                                <w:color w:val="auto"/>
+                                <w:sz w:val="28"/>
+                                <w:szCs w:val="28"/>
+                              </w:rPr>
+                              <w:t>3</w:t>
+                            </w:r>
+                            <w:r>
+                              <w:rPr>
+                                <w:b w:val="0"/>
+                                <w:bCs w:val="0"/>
+                                <w:color w:val="auto"/>
+                                <w:sz w:val="28"/>
+                                <w:szCs w:val="28"/>
+                              </w:rPr>
+                              <w:t>4</w:t>
+                            </w:r>
+                            <w:r>
+                              <w:rPr>
+                                <w:b w:val="0"/>
+                                <w:bCs w:val="0"/>
+                                <w:color w:val="auto"/>
+                                <w:sz w:val="28"/>
+                                <w:szCs w:val="28"/>
+                              </w:rPr>
+                              <w:t xml:space="preserve"> </w:t>
+                            </w:r>
+                            <w:r>
+                              <w:rPr>
+                                <w:b w:val="0"/>
+                                <w:bCs w:val="0"/>
+                                <w:color w:val="auto"/>
+                                <w:sz w:val="28"/>
+                                <w:szCs w:val="28"/>
+                              </w:rPr>
+                              <w:t>–</w:t>
+                            </w:r>
+                            <w:r>
+                              <w:rPr>
+                                <w:b w:val="0"/>
+                                <w:bCs w:val="0"/>
+                                <w:color w:val="auto"/>
+                                <w:sz w:val="28"/>
+                                <w:szCs w:val="28"/>
+                              </w:rPr>
+                              <w:t xml:space="preserve"> применение стилей к</w:t>
+                            </w:r>
+                            <w:r>
+                              <w:rPr>
+                                <w:b w:val="0"/>
+                                <w:bCs w:val="0"/>
+                                <w:color w:val="auto"/>
+                                <w:sz w:val="28"/>
+                                <w:szCs w:val="28"/>
+                              </w:rPr>
+                              <w:t xml:space="preserve"> </w:t>
+                            </w:r>
+                            <w:r>
+                              <w:rPr>
+                                <w:b w:val="0"/>
+                                <w:bCs w:val="0"/>
+                                <w:color w:val="auto"/>
+                                <w:sz w:val="28"/>
+                                <w:szCs w:val="28"/>
+                              </w:rPr>
+                              <w:t xml:space="preserve">редактированию </w:t>
+                            </w:r>
+                            <w:r>
+                              <w:rPr>
+                                <w:b w:val="0"/>
+                                <w:bCs w:val="0"/>
+                                <w:color w:val="auto"/>
+                                <w:sz w:val="28"/>
+                                <w:szCs w:val="28"/>
+                              </w:rPr>
+                              <w:t>статей</w:t>
+                            </w:r>
+                          </w:p>
+                        </w:txbxContent>
+                      </wps:txbx>
+                      <wps:bodyPr rot="0" spcFirstLastPara="0" vertOverflow="overflow" horzOverflow="overflow" vert="horz" wrap="square" lIns="0" tIns="0" rIns="0" bIns="0" numCol="1" spcCol="0" rtlCol="0" fromWordArt="0" anchor="t" anchorCtr="0" forceAA="0" compatLnSpc="1">
+                        <a:prstTxWarp prst="textNoShape">
+                          <a:avLst/>
+                        </a:prstTxWarp>
+                        <a:noAutofit/>
+                      </wps:bodyPr>
+                    </wps:wsp>
+                  </a:graphicData>
+                </a:graphic>
+                <wp14:sizeRelH relativeFrom="margin">
+                  <wp14:pctWidth>0</wp14:pctWidth>
+                </wp14:sizeRelH>
+                <wp14:sizeRelV relativeFrom="margin">
+                  <wp14:pctHeight>0</wp14:pctHeight>
+                </wp14:sizeRelV>
+              </wp:anchor>
+            </w:drawing>
+          </mc:Choice>
+          <mc:Fallback>
+            <w:pict>
+              <v:shape w14:anchorId="6BBBE29E" id="Надпись 70" o:spid="_x0000_s1061" type="#_x0000_t202" style="position:absolute;left:0;text-align:left;margin-left:0;margin-top:337.05pt;width:354.75pt;height:21.75pt;z-index:251765760;visibility:visible;mso-wrap-style:square;mso-width-percent:0;mso-height-percent:0;mso-wrap-distance-left:9pt;mso-wrap-distance-top:0;mso-wrap-distance-right:9pt;mso-wrap-distance-bottom:0;mso-position-horizontal:center;mso-position-horizontal-relative:margin;mso-position-vertical:absolute;mso-position-vertical-relative:text;mso-width-percent:0;mso-height-percent:0;mso-width-relative:margin;mso-height-relative:margin;v-text-anchor:top" o:gfxdata="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" stroked="f">
+                <v:textbox inset="0,0,0,0">
+                  <w:txbxContent>
+                    <w:p>
+                      <w:pPr>
+                        <w:pStyle w:val="af1"/>
+                        <w:ind w:firstLine="0"/>
+                        <w:rPr>
+                          <w:rFonts w:cs="Times New Roman"/>
+                          <w:b w:val="0"/>
+                          <w:bCs w:val="0"/>
+                          <w:i/>
+                          <w:iCs/>
+                          <w:color w:val="auto"/>
+                          <w:sz w:val="28"/>
+                          <w:szCs w:val="28"/>
+                        </w:rPr>
+                      </w:pPr>
+                      <w:r>
+                        <w:rPr>
+                          <w:b w:val="0"/>
+                          <w:bCs w:val="0"/>
+                          <w:color w:val="auto"/>
+                          <w:sz w:val="28"/>
+                          <w:szCs w:val="28"/>
+                        </w:rPr>
+                        <w:t xml:space="preserve">Рисунок </w:t>
+                      </w:r>
+                      <w:r>
+                        <w:rPr>
+                          <w:b w:val="0"/>
+                          <w:bCs w:val="0"/>
+                          <w:color w:val="auto"/>
+                          <w:sz w:val="28"/>
+                          <w:szCs w:val="28"/>
+                        </w:rPr>
+                        <w:t>3</w:t>
+                      </w:r>
+                      <w:r>
+                        <w:rPr>
+                          <w:b w:val="0"/>
+                          <w:bCs w:val="0"/>
+                          <w:color w:val="auto"/>
+                          <w:sz w:val="28"/>
+                          <w:szCs w:val="28"/>
+                        </w:rPr>
+                        <w:t>4</w:t>
+                      </w:r>
+                      <w:r>
+                        <w:rPr>
+                          <w:b w:val="0"/>
+                          <w:bCs w:val="0"/>
+                          <w:color w:val="auto"/>
+                          <w:sz w:val="28"/>
+                          <w:szCs w:val="28"/>
+                        </w:rPr>
+                        <w:t xml:space="preserve"> </w:t>
+                      </w:r>
+                      <w:r>
+                        <w:rPr>
+                          <w:b w:val="0"/>
+                          <w:bCs w:val="0"/>
+                          <w:color w:val="auto"/>
+                          <w:sz w:val="28"/>
+                          <w:szCs w:val="28"/>
+                        </w:rPr>
+                        <w:t>–</w:t>
+                      </w:r>
+                      <w:r>
+                        <w:rPr>
+                          <w:b w:val="0"/>
+                          <w:bCs w:val="0"/>
+                          <w:color w:val="auto"/>
+                          <w:sz w:val="28"/>
+                          <w:szCs w:val="28"/>
+                        </w:rPr>
+                        <w:t xml:space="preserve"> применение стилей к</w:t>
+                      </w:r>
+                      <w:r>
+                        <w:rPr>
+                          <w:b w:val="0"/>
+                          <w:bCs w:val="0"/>
+                          <w:color w:val="auto"/>
+                          <w:sz w:val="28"/>
+                          <w:szCs w:val="28"/>
+                        </w:rPr>
+                        <w:t xml:space="preserve"> </w:t>
+                      </w:r>
+                      <w:r>
+                        <w:rPr>
+                          <w:b w:val="0"/>
+                          <w:bCs w:val="0"/>
+                          <w:color w:val="auto"/>
+                          <w:sz w:val="28"/>
+                          <w:szCs w:val="28"/>
+                        </w:rPr>
+                        <w:t xml:space="preserve">редактированию </w:t>
+                      </w:r>
+                      <w:r>
+                        <w:rPr>
+                          <w:b w:val="0"/>
+                          <w:bCs w:val="0"/>
+                          <w:color w:val="auto"/>
+                          <w:sz w:val="28"/>
+                          <w:szCs w:val="28"/>
+                        </w:rPr>
+                        <w:t>статей</w:t>
+                      </w:r>
+                    </w:p>
+                  </w:txbxContent>
+                </v:textbox>
+                <w10:wrap type="topAndBottom" anchorx="margin"/>
+              </v:shape>
+            </w:pict>
+          </mc:Fallback>
+        </mc:AlternateContent>
+      </w:r>
+      <w:r>
+        <w:drawing>
+          <wp:anchor distT="0" distB="0" distL="114300" distR="114300" simplePos="0" relativeHeight="251763712" behindDoc="0" locked="0" layoutInCell="1" allowOverlap="1" wp14:anchorId="29B006B6" wp14:editId="79A57004">
+            <wp:simplePos x="0" y="0"/>
+            <wp:positionH relativeFrom="margin">
+              <wp:align>center</wp:align>
+            </wp:positionH>
+            <wp:positionV relativeFrom="paragraph">
+              <wp:posOffset>0</wp:posOffset>
+            </wp:positionV>
+            <wp:extent cx="2934109" cy="4258269"/>
+            <wp:effectExtent l="0" t="0" r="0" b="9525"/>
+            <wp:wrapTopAndBottom/>
+            <wp:docPr id="69" name="Рисунок 69"/>
+            <wp:cNvGraphicFramePr>
+              <a:graphicFrameLocks xmlns:a="http://schemas.openxmlformats.org/drawingml/2006/main" noChangeAspect="1"/>
+            </wp:cNvGraphicFramePr>
+            <a:graphic xmlns:a="http://schemas.openxmlformats.org/drawingml/2006/main">
+              <a:graphicData uri="http://schemas.openxmlformats.org/drawingml/2006/picture">
+                <pic:pic xmlns:pic="http://schemas.openxmlformats.org/drawingml/2006/picture">
+                  <pic:nvPicPr>
+                    <pic:cNvPr id="1" name=""/>
+                    <pic:cNvPicPr/>
+                  </pic:nvPicPr>
+                  <pic:blipFill>
+                    <a:blip r:embed="rId42">
+                      <a:extLst>
+                        <a:ext uri="{28A0092B-C50C-407E-A947-70E740481C1C}">
+                          <a14:useLocalDpi xmlns:a14="http://schemas.microsoft.com/office/drawing/2010/main" val="0"/>
+                        </a:ext>
+                      </a:extLst>
+                    </a:blip>
+                    <a:stretch>
+                      <a:fillRect/>
+                    </a:stretch>
+                  </pic:blipFill>
+                  <pic:spPr>
+                    <a:xfrm>
+                      <a:off x="0" y="0"/>
+                      <a:ext cx="2934109" cy="4258269"/>
+                    </a:xfrm>
+                    <a:prstGeom prst="rect">
+                      <a:avLst/>
+                    </a:prstGeom>
+                  </pic:spPr>
+                </pic:pic>
+              </a:graphicData>
+            </a:graphic>
+            <wp14:sizeRelH relativeFrom="page">
+              <wp14:pctWidth>0</wp14:pctWidth>
+            </wp14:sizeRelH>
+            <wp14:sizeRelV relativeFrom="page">
+              <wp14:pctHeight>0</wp14:pctHeight>
+            </wp14:sizeRelV>
+          </wp:anchor>
+        </w:drawing>
+      </w:r>
+    </w:p>
+    <w:p/>
+    <w:p/>
+    <w:p>
+      <w:pPr>
+        <w:tabs>
+          <w:tab w:val="left" w:pos="4215"/>
+        </w:tabs>
+      </w:pPr>
+      <w:r>
+        <w:tab/>
+      </w:r>
+    </w:p>
+    <w:p>
+      <w:pPr>
+        <w:spacing w:after="160" w:line="259" w:lineRule="auto"/>
+        <w:ind w:firstLine="0"/>
+        <w:jc w:val="left"/>
+      </w:pPr>
+      <w:r>
+        <w:br w:type="page"/>
+      </w:r>
+    </w:p>
+    <w:p>
+      <w:pPr>
+        <w:tabs>
+          <w:tab w:val="left" w:pos="4215"/>
+        </w:tabs>
+      </w:pPr>
+      <w:r>
+        <w:rPr>
+          <w:noProof/>
+        </w:rPr>
+        <w:lastRenderedPageBreak/>
+        <mc:AlternateContent>
+          <mc:Choice Requires="wps">
+            <w:drawing>
+              <wp:anchor distT="0" distB="0" distL="114300" distR="114300" simplePos="0" relativeHeight="251771904" behindDoc="0" locked="0" layoutInCell="1" allowOverlap="1" wp14:anchorId="14382470" wp14:editId="1B7B2347">
+                <wp:simplePos x="0" y="0"/>
+                <wp:positionH relativeFrom="margin">
+                  <wp:posOffset>767715</wp:posOffset>
+                </wp:positionH>
+                <wp:positionV relativeFrom="paragraph">
+                  <wp:posOffset>5986145</wp:posOffset>
+                </wp:positionV>
+                <wp:extent cx="4343400" cy="276225"/>
+                <wp:effectExtent l="0" t="0" r="0" b="9525"/>
+                <wp:wrapTopAndBottom/>
+                <wp:docPr id="74" name="Надпись 74"/>
+                <wp:cNvGraphicFramePr/>
+                <a:graphic xmlns:a="http://schemas.openxmlformats.org/drawingml/2006/main">
+                  <a:graphicData uri="http://schemas.microsoft.com/office/word/2010/wordprocessingShape">
+                    <wps:wsp>
+                      <wps:cNvSpPr txBox="1"/>
+                      <wps:spPr>
+                        <a:xfrm>
+                          <a:off x="0" y="0"/>
+                          <a:ext cx="4343400" cy="276225"/>
+                        </a:xfrm>
+                        <a:prstGeom prst="rect">
+                          <a:avLst/>
+                        </a:prstGeom>
+                        <a:solidFill>
+                          <a:prstClr val="white"/>
+                        </a:solidFill>
+                        <a:ln>
+                          <a:noFill/>
+                        </a:ln>
+                      </wps:spPr>
+                      <wps:txbx>
+                        <w:txbxContent>
+                          <w:p>
+                            <w:pPr>
+                              <w:pStyle w:val="af1"/>
+                              <w:ind w:firstLine="0"/>
+                              <w:rPr>
+                                <w:rFonts w:cs="Times New Roman"/>
+                                <w:b w:val="0"/>
+                                <w:bCs w:val="0"/>
+                                <w:i/>
+                                <w:iCs/>
+                                <w:color w:val="auto"/>
+                                <w:sz w:val="28"/>
+                                <w:szCs w:val="28"/>
+                              </w:rPr>
+                            </w:pPr>
+                            <w:r>
+                              <w:rPr>
+                                <w:b w:val="0"/>
+                                <w:bCs w:val="0"/>
+                                <w:color w:val="auto"/>
+                                <w:sz w:val="28"/>
+                                <w:szCs w:val="28"/>
+                              </w:rPr>
+                              <w:t xml:space="preserve">Рисунок </w:t>
+                            </w:r>
+                            <w:r>
+                              <w:rPr>
+                                <w:b w:val="0"/>
+                                <w:bCs w:val="0"/>
+                                <w:color w:val="auto"/>
+                                <w:sz w:val="28"/>
+                                <w:szCs w:val="28"/>
+                              </w:rPr>
+                              <w:t>3</w:t>
+                            </w:r>
+                            <w:r>
+                              <w:rPr>
+                                <w:b w:val="0"/>
+                                <w:bCs w:val="0"/>
+                                <w:color w:val="auto"/>
+                                <w:sz w:val="28"/>
+                                <w:szCs w:val="28"/>
+                              </w:rPr>
+                              <w:t>6</w:t>
+                            </w:r>
+                            <w:r>
+                              <w:rPr>
+                                <w:b w:val="0"/>
+                                <w:bCs w:val="0"/>
+                                <w:color w:val="auto"/>
+                                <w:sz w:val="28"/>
+                                <w:szCs w:val="28"/>
+                              </w:rPr>
+                              <w:t xml:space="preserve"> </w:t>
+                            </w:r>
+                            <w:r>
+                              <w:rPr>
+                                <w:b w:val="0"/>
+                                <w:bCs w:val="0"/>
+                                <w:color w:val="auto"/>
+                                <w:sz w:val="28"/>
+                                <w:szCs w:val="28"/>
+                              </w:rPr>
+                              <w:t>–</w:t>
+                            </w:r>
+                            <w:r>
+                              <w:rPr>
+                                <w:b w:val="0"/>
+                                <w:bCs w:val="0"/>
+                                <w:color w:val="auto"/>
+                                <w:sz w:val="28"/>
+                                <w:szCs w:val="28"/>
+                              </w:rPr>
+                              <w:t xml:space="preserve"> применение стилей к</w:t>
+                            </w:r>
+                            <w:r>
+                              <w:rPr>
+                                <w:b w:val="0"/>
+                                <w:bCs w:val="0"/>
+                                <w:color w:val="auto"/>
+                                <w:sz w:val="28"/>
+                                <w:szCs w:val="28"/>
+                              </w:rPr>
+                              <w:t xml:space="preserve"> </w:t>
+                            </w:r>
+                            <w:r>
+                              <w:rPr>
+                                <w:b w:val="0"/>
+                                <w:bCs w:val="0"/>
+                                <w:color w:val="auto"/>
+                                <w:sz w:val="28"/>
+                                <w:szCs w:val="28"/>
+                              </w:rPr>
+                              <w:t>редактированию</w:t>
+                            </w:r>
+                            <w:r>
+                              <w:rPr>
+                                <w:b w:val="0"/>
+                                <w:bCs w:val="0"/>
+                                <w:color w:val="auto"/>
+                                <w:sz w:val="28"/>
+                                <w:szCs w:val="28"/>
+                              </w:rPr>
+                              <w:t xml:space="preserve"> </w:t>
+                            </w:r>
+                            <w:r>
+                              <w:rPr>
+                                <w:b w:val="0"/>
+                                <w:bCs w:val="0"/>
+                                <w:color w:val="auto"/>
+                                <w:sz w:val="28"/>
+                                <w:szCs w:val="28"/>
+                              </w:rPr>
+                              <w:t>фраз</w:t>
+                            </w:r>
+                          </w:p>
+                        </w:txbxContent>
+                      </wps:txbx>
+                      <wps:bodyPr rot="0" spcFirstLastPara="0" vertOverflow="overflow" horzOverflow="overflow" vert="horz" wrap="square" lIns="0" tIns="0" rIns="0" bIns="0" numCol="1" spcCol="0" rtlCol="0" fromWordArt="0" anchor="t" anchorCtr="0" forceAA="0" compatLnSpc="1">
+                        <a:prstTxWarp prst="textNoShape">
+                          <a:avLst/>
+                        </a:prstTxWarp>
+                        <a:noAutofit/>
+                      </wps:bodyPr>
+                    </wps:wsp>
+                  </a:graphicData>
+                </a:graphic>
+                <wp14:sizeRelH relativeFrom="margin">
+                  <wp14:pctWidth>0</wp14:pctWidth>
+                </wp14:sizeRelH>
+                <wp14:sizeRelV relativeFrom="margin">
+                  <wp14:pctHeight>0</wp14:pctHeight>
+                </wp14:sizeRelV>
+              </wp:anchor>
+            </w:drawing>
+          </mc:Choice>
+          <mc:Fallback>
+            <w:pict>
+              <v:shape w14:anchorId="14382470" id="Надпись 74" o:spid="_x0000_s1062" type="#_x0000_t202" style="position:absolute;left:0;text-align:left;margin-left:60.45pt;margin-top:471.35pt;width:342pt;height:21.75pt;z-index:251771904;visibility:visible;mso-wrap-style:square;mso-width-percent:0;mso-height-percent:0;mso-wrap-distance-left:9pt;mso-wrap-distance-top:0;mso-wrap-distance-right:9pt;mso-wrap-distance-bottom:0;mso-position-horizontal:absolute;mso-position-horizontal-relative:margin;mso-position-vertical:absolute;mso-position-vertical-relative:text;mso-width-percent:0;mso-height-percent:0;mso-width-relative:margin;mso-height-relative:margin;v-text-anchor:top" o:gfxdata="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" stroked="f">
+                <v:textbox inset="0,0,0,0">
+                  <w:txbxContent>
+                    <w:p>
+                      <w:pPr>
+                        <w:pStyle w:val="af1"/>
+                        <w:ind w:firstLine="0"/>
+                        <w:rPr>
+                          <w:rFonts w:cs="Times New Roman"/>
+                          <w:b w:val="0"/>
+                          <w:bCs w:val="0"/>
+                          <w:i/>
+                          <w:iCs/>
+                          <w:color w:val="auto"/>
+                          <w:sz w:val="28"/>
+                          <w:szCs w:val="28"/>
+                        </w:rPr>
+                      </w:pPr>
+                      <w:r>
+                        <w:rPr>
+                          <w:b w:val="0"/>
+                          <w:bCs w:val="0"/>
+                          <w:color w:val="auto"/>
+                          <w:sz w:val="28"/>
+                          <w:szCs w:val="28"/>
+                        </w:rPr>
+                        <w:t xml:space="preserve">Рисунок </w:t>
+                      </w:r>
+                      <w:r>
+                        <w:rPr>
+                          <w:b w:val="0"/>
+                          <w:bCs w:val="0"/>
+                          <w:color w:val="auto"/>
+                          <w:sz w:val="28"/>
+                          <w:szCs w:val="28"/>
+                        </w:rPr>
+                        <w:t>3</w:t>
+                      </w:r>
+                      <w:r>
+                        <w:rPr>
+                          <w:b w:val="0"/>
+                          <w:bCs w:val="0"/>
+                          <w:color w:val="auto"/>
+                          <w:sz w:val="28"/>
+                          <w:szCs w:val="28"/>
+                        </w:rPr>
+                        <w:t>6</w:t>
+                      </w:r>
+                      <w:r>
+                        <w:rPr>
+                          <w:b w:val="0"/>
+                          <w:bCs w:val="0"/>
+                          <w:color w:val="auto"/>
+                          <w:sz w:val="28"/>
+                          <w:szCs w:val="28"/>
+                        </w:rPr>
+                        <w:t xml:space="preserve"> </w:t>
+                      </w:r>
+                      <w:r>
+                        <w:rPr>
+                          <w:b w:val="0"/>
+                          <w:bCs w:val="0"/>
+                          <w:color w:val="auto"/>
+                          <w:sz w:val="28"/>
+                          <w:szCs w:val="28"/>
+                        </w:rPr>
+                        <w:t>–</w:t>
+                      </w:r>
+                      <w:r>
+                        <w:rPr>
+                          <w:b w:val="0"/>
+                          <w:bCs w:val="0"/>
+                          <w:color w:val="auto"/>
+                          <w:sz w:val="28"/>
+                          <w:szCs w:val="28"/>
+                        </w:rPr>
+                        <w:t xml:space="preserve"> применение стилей к</w:t>
+                      </w:r>
+                      <w:r>
+                        <w:rPr>
+                          <w:b w:val="0"/>
+                          <w:bCs w:val="0"/>
+                          <w:color w:val="auto"/>
+                          <w:sz w:val="28"/>
+                          <w:szCs w:val="28"/>
+                        </w:rPr>
+                        <w:t xml:space="preserve"> </w:t>
+                      </w:r>
+                      <w:r>
+                        <w:rPr>
+                          <w:b w:val="0"/>
+                          <w:bCs w:val="0"/>
+                          <w:color w:val="auto"/>
+                          <w:sz w:val="28"/>
+                          <w:szCs w:val="28"/>
+                        </w:rPr>
+                        <w:t>редактированию</w:t>
+                      </w:r>
+                      <w:r>
+                        <w:rPr>
+                          <w:b w:val="0"/>
+                          <w:bCs w:val="0"/>
+                          <w:color w:val="auto"/>
+                          <w:sz w:val="28"/>
+                          <w:szCs w:val="28"/>
+                        </w:rPr>
+                        <w:t xml:space="preserve"> </w:t>
+                      </w:r>
+                      <w:r>
+                        <w:rPr>
+                          <w:b w:val="0"/>
+                          <w:bCs w:val="0"/>
+                          <w:color w:val="auto"/>
+                          <w:sz w:val="28"/>
+                          <w:szCs w:val="28"/>
+                        </w:rPr>
+                        <w:t>фраз</w:t>
+                      </w:r>
+                    </w:p>
+                  </w:txbxContent>
+                </v:textbox>
+                <w10:wrap type="topAndBottom" anchorx="margin"/>
+              </v:shape>
+            </w:pict>
+          </mc:Fallback>
+        </mc:AlternateContent>
+      </w:r>
+      <w:r>
+        <w:drawing>
+          <wp:anchor distT="0" distB="0" distL="114300" distR="114300" simplePos="0" relativeHeight="251773952" behindDoc="0" locked="0" layoutInCell="1" allowOverlap="1" wp14:anchorId="07E34AE5" wp14:editId="7B0B83AF">
+            <wp:simplePos x="0" y="0"/>
+            <wp:positionH relativeFrom="margin">
+              <wp:align>center</wp:align>
+            </wp:positionH>
+            <wp:positionV relativeFrom="paragraph">
+              <wp:posOffset>0</wp:posOffset>
+            </wp:positionV>
+            <wp:extent cx="3886200" cy="5982335"/>
+            <wp:effectExtent l="0" t="0" r="0" b="0"/>
+            <wp:wrapTopAndBottom/>
+            <wp:docPr id="75" name="Рисунок 75"/>
+            <wp:cNvGraphicFramePr>
+              <a:graphicFrameLocks xmlns:a="http://schemas.openxmlformats.org/drawingml/2006/main" noChangeAspect="1"/>
+            </wp:cNvGraphicFramePr>
+            <a:graphic xmlns:a="http://schemas.openxmlformats.org/drawingml/2006/main">
+              <a:graphicData uri="http://schemas.openxmlformats.org/drawingml/2006/picture">
+                <pic:pic xmlns:pic="http://schemas.openxmlformats.org/drawingml/2006/picture">
+                  <pic:nvPicPr>
+                    <pic:cNvPr id="1" name=""/>
+                    <pic:cNvPicPr/>
+                  </pic:nvPicPr>
+                  <pic:blipFill>
+                    <a:blip r:embed="rId43">
+                      <a:extLst>
+                        <a:ext uri="{28A0092B-C50C-407E-A947-70E740481C1C}">
+                          <a14:useLocalDpi xmlns:a14="http://schemas.microsoft.com/office/drawing/2010/main" val="0"/>
+                        </a:ext>
+                      </a:extLst>
+                    </a:blip>
+                    <a:stretch>
+                      <a:fillRect/>
+                    </a:stretch>
+                  </pic:blipFill>
+                  <pic:spPr>
+                    <a:xfrm>
+                      <a:off x="0" y="0"/>
+                      <a:ext cx="3886200" cy="5982335"/>
+                    </a:xfrm>
+                    <a:prstGeom prst="rect">
+                      <a:avLst/>
+                    </a:prstGeom>
+                  </pic:spPr>
+                </pic:pic>
+              </a:graphicData>
+            </a:graphic>
+            <wp14:sizeRelH relativeFrom="page">
+              <wp14:pctWidth>0</wp14:pctWidth>
+            </wp14:sizeRelH>
+            <wp14:sizeRelV relativeFrom="page">
+              <wp14:pctHeight>0</wp14:pctHeight>
+            </wp14:sizeRelV>
+          </wp:anchor>
+        </w:drawing>
+      </w:r>
+    </w:p>
+    <w:p>
+      <w:pPr>
+        <w:spacing w:after="160" w:line="259" w:lineRule="auto"/>
+        <w:ind w:firstLine="0"/>
+        <w:jc w:val="left"/>
+      </w:pPr>
+      <w:r>
+        <w:br w:type="page"/>
+      </w:r>
+    </w:p>
+    <w:p>
+      <w:pPr>
+        <w:tabs>
+          <w:tab w:val="left" w:pos="4215"/>
+        </w:tabs>
+      </w:pPr>
+      <w:r>
+        <w:rPr>
+          <w:noProof/>
+        </w:rPr>
+        <w:lastRenderedPageBreak/>
+        <mc:AlternateContent>
+          <mc:Choice Requires="wps">
+            <w:drawing>
+              <wp:anchor distT="0" distB="0" distL="114300" distR="114300" simplePos="0" relativeHeight="251778048" behindDoc="0" locked="0" layoutInCell="1" allowOverlap="1" wp14:anchorId="769E9AEC" wp14:editId="2F44EE91">
+                <wp:simplePos x="0" y="0"/>
+                <wp:positionH relativeFrom="margin">
+                  <wp:posOffset>1456055</wp:posOffset>
+                </wp:positionH>
+                <wp:positionV relativeFrom="paragraph">
+                  <wp:posOffset>8176260</wp:posOffset>
+                </wp:positionV>
+                <wp:extent cx="3467100" cy="276225"/>
+                <wp:effectExtent l="0" t="0" r="0" b="9525"/>
+                <wp:wrapTopAndBottom/>
+                <wp:docPr id="78" name="Надпись 78"/>
+                <wp:cNvGraphicFramePr/>
+                <a:graphic xmlns:a="http://schemas.openxmlformats.org/drawingml/2006/main">
+                  <a:graphicData uri="http://schemas.microsoft.com/office/word/2010/wordprocessingShape">
+                    <wps:wsp>
+                      <wps:cNvSpPr txBox="1"/>
+                      <wps:spPr>
+                        <a:xfrm>
+                          <a:off x="0" y="0"/>
+                          <a:ext cx="3467100" cy="276225"/>
+                        </a:xfrm>
+                        <a:prstGeom prst="rect">
+                          <a:avLst/>
+                        </a:prstGeom>
+                        <a:solidFill>
+                          <a:prstClr val="white"/>
+                        </a:solidFill>
+                        <a:ln>
+                          <a:noFill/>
+                        </a:ln>
+                      </wps:spPr>
+                      <wps:txbx>
+                        <w:txbxContent>
+                          <w:p>
+                            <w:pPr>
+                              <w:pStyle w:val="af1"/>
+                              <w:ind w:firstLine="0"/>
+                              <w:rPr>
+                                <w:rFonts w:cs="Times New Roman"/>
+                                <w:b w:val="0"/>
+                                <w:bCs w:val="0"/>
+                                <w:i/>
+                                <w:iCs/>
+                                <w:color w:val="auto"/>
+                                <w:sz w:val="28"/>
+                                <w:szCs w:val="28"/>
+                              </w:rPr>
+                            </w:pPr>
+                            <w:r>
+                              <w:rPr>
+                                <w:b w:val="0"/>
+                                <w:bCs w:val="0"/>
+                                <w:color w:val="auto"/>
+                                <w:sz w:val="28"/>
+                                <w:szCs w:val="28"/>
+                              </w:rPr>
+                              <w:t xml:space="preserve">Рисунок </w:t>
+                            </w:r>
+                            <w:r>
+                              <w:rPr>
+                                <w:b w:val="0"/>
+                                <w:bCs w:val="0"/>
+                                <w:color w:val="auto"/>
+                                <w:sz w:val="28"/>
+                                <w:szCs w:val="28"/>
+                              </w:rPr>
+                              <w:t>3</w:t>
+                            </w:r>
+                            <w:r>
+                              <w:rPr>
+                                <w:b w:val="0"/>
+                                <w:bCs w:val="0"/>
+                                <w:color w:val="auto"/>
+                                <w:sz w:val="28"/>
+                                <w:szCs w:val="28"/>
+                              </w:rPr>
+                              <w:t>8</w:t>
+                            </w:r>
+                            <w:r>
+                              <w:rPr>
+                                <w:b w:val="0"/>
+                                <w:bCs w:val="0"/>
+                                <w:color w:val="auto"/>
+                                <w:sz w:val="28"/>
+                                <w:szCs w:val="28"/>
+                              </w:rPr>
+                              <w:t xml:space="preserve"> </w:t>
+                            </w:r>
+                            <w:r>
+                              <w:rPr>
+                                <w:b w:val="0"/>
+                                <w:bCs w:val="0"/>
+                                <w:color w:val="auto"/>
+                                <w:sz w:val="28"/>
+                                <w:szCs w:val="28"/>
+                              </w:rPr>
+                              <w:t>–</w:t>
+                            </w:r>
+                            <w:r>
+                              <w:rPr>
+                                <w:b w:val="0"/>
+                                <w:bCs w:val="0"/>
+                                <w:color w:val="auto"/>
+                                <w:sz w:val="28"/>
+                                <w:szCs w:val="28"/>
+                              </w:rPr>
+                              <w:t xml:space="preserve"> применение стилей к</w:t>
+                            </w:r>
+                            <w:r>
+                              <w:rPr>
+                                <w:b w:val="0"/>
+                                <w:bCs w:val="0"/>
+                                <w:color w:val="auto"/>
+                                <w:sz w:val="28"/>
+                                <w:szCs w:val="28"/>
+                              </w:rPr>
+                              <w:t xml:space="preserve"> </w:t>
+                            </w:r>
+                            <w:r>
+                              <w:rPr>
+                                <w:b w:val="0"/>
+                                <w:bCs w:val="0"/>
+                                <w:color w:val="auto"/>
+                                <w:sz w:val="28"/>
+                                <w:szCs w:val="28"/>
+                              </w:rPr>
+                              <w:t>удалению</w:t>
+                            </w:r>
+                          </w:p>
+                        </w:txbxContent>
+                      </wps:txbx>
+                      <wps:bodyPr rot="0" spcFirstLastPara="0" vertOverflow="overflow" horzOverflow="overflow" vert="horz" wrap="square" lIns="0" tIns="0" rIns="0" bIns="0" numCol="1" spcCol="0" rtlCol="0" fromWordArt="0" anchor="t" anchorCtr="0" forceAA="0" compatLnSpc="1">
+                        <a:prstTxWarp prst="textNoShape">
+                          <a:avLst/>
+                        </a:prstTxWarp>
+                        <a:noAutofit/>
+                      </wps:bodyPr>
+                    </wps:wsp>
+                  </a:graphicData>
+                </a:graphic>
+                <wp14:sizeRelH relativeFrom="margin">
+                  <wp14:pctWidth>0</wp14:pctWidth>
+                </wp14:sizeRelH>
+                <wp14:sizeRelV relativeFrom="margin">
+                  <wp14:pctHeight>0</wp14:pctHeight>
+                </wp14:sizeRelV>
+              </wp:anchor>
+            </w:drawing>
+          </mc:Choice>
+          <mc:Fallback>
+            <w:pict>
+              <v:shape w14:anchorId="769E9AEC" id="Надпись 78" o:spid="_x0000_s1063" type="#_x0000_t202" style="position:absolute;left:0;text-align:left;margin-left:114.65pt;margin-top:643.8pt;width:273pt;height:21.75pt;z-index:251778048;visibility:visible;mso-wrap-style:square;mso-width-percent:0;mso-height-percent:0;mso-wrap-distance-left:9pt;mso-wrap-distance-top:0;mso-wrap-distance-right:9pt;mso-wrap-distance-bottom:0;mso-position-horizontal:absolute;mso-position-horizontal-relative:margin;mso-position-vertical:absolute;mso-position-vertical-relative:text;mso-width-percent:0;mso-height-percent:0;mso-width-relative:margin;mso-height-relative:margin;v-text-anchor:top" o:gfxdata="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" stroked="f">
+                <v:textbox inset="0,0,0,0">
+                  <w:txbxContent>
+                    <w:p>
+                      <w:pPr>
+                        <w:pStyle w:val="af1"/>
+                        <w:ind w:firstLine="0"/>
+                        <w:rPr>
+                          <w:rFonts w:cs="Times New Roman"/>
+                          <w:b w:val="0"/>
+                          <w:bCs w:val="0"/>
+                          <w:i/>
+                          <w:iCs/>
+                          <w:color w:val="auto"/>
+                          <w:sz w:val="28"/>
+                          <w:szCs w:val="28"/>
+                        </w:rPr>
+                      </w:pPr>
+                      <w:r>
+                        <w:rPr>
+                          <w:b w:val="0"/>
+                          <w:bCs w:val="0"/>
+                          <w:color w:val="auto"/>
+                          <w:sz w:val="28"/>
+                          <w:szCs w:val="28"/>
+                        </w:rPr>
+                        <w:t xml:space="preserve">Рисунок </w:t>
+                      </w:r>
+                      <w:r>
+                        <w:rPr>
+                          <w:b w:val="0"/>
+                          <w:bCs w:val="0"/>
+                          <w:color w:val="auto"/>
+                          <w:sz w:val="28"/>
+                          <w:szCs w:val="28"/>
+                        </w:rPr>
+                        <w:t>3</w:t>
+                      </w:r>
+                      <w:r>
+                        <w:rPr>
+                          <w:b w:val="0"/>
+                          <w:bCs w:val="0"/>
+                          <w:color w:val="auto"/>
+                          <w:sz w:val="28"/>
+                          <w:szCs w:val="28"/>
+                        </w:rPr>
+                        <w:t>8</w:t>
+                      </w:r>
+                      <w:r>
+                        <w:rPr>
+                          <w:b w:val="0"/>
+                          <w:bCs w:val="0"/>
+                          <w:color w:val="auto"/>
+                          <w:sz w:val="28"/>
+                          <w:szCs w:val="28"/>
+                        </w:rPr>
+                        <w:t xml:space="preserve"> </w:t>
+                      </w:r>
+                      <w:r>
+                        <w:rPr>
+                          <w:b w:val="0"/>
+                          <w:bCs w:val="0"/>
+                          <w:color w:val="auto"/>
+                          <w:sz w:val="28"/>
+                          <w:szCs w:val="28"/>
+                        </w:rPr>
+                        <w:t>–</w:t>
+                      </w:r>
+                      <w:r>
+                        <w:rPr>
+                          <w:b w:val="0"/>
+                          <w:bCs w:val="0"/>
+                          <w:color w:val="auto"/>
+                          <w:sz w:val="28"/>
+                          <w:szCs w:val="28"/>
+                        </w:rPr>
+                        <w:t xml:space="preserve"> применение стилей к</w:t>
+                      </w:r>
+                      <w:r>
+                        <w:rPr>
+                          <w:b w:val="0"/>
+                          <w:bCs w:val="0"/>
+                          <w:color w:val="auto"/>
+                          <w:sz w:val="28"/>
+                          <w:szCs w:val="28"/>
+                        </w:rPr>
+                        <w:t xml:space="preserve"> </w:t>
+                      </w:r>
+                      <w:r>
+                        <w:rPr>
+                          <w:b w:val="0"/>
+                          <w:bCs w:val="0"/>
+                          <w:color w:val="auto"/>
+                          <w:sz w:val="28"/>
+                          <w:szCs w:val="28"/>
+                        </w:rPr>
+                        <w:t>удалению</w:t>
+                      </w:r>
+                    </w:p>
+                  </w:txbxContent>
+                </v:textbox>
+                <w10:wrap type="topAndBottom" anchorx="margin"/>
+              </v:shape>
+            </w:pict>
+          </mc:Fallback>
+        </mc:AlternateContent>
+      </w:r>
+      <w:r>
+        <w:drawing>
+          <wp:anchor distT="0" distB="0" distL="114300" distR="114300" simplePos="0" relativeHeight="251772928" behindDoc="0" locked="0" layoutInCell="1" allowOverlap="1" wp14:anchorId="6F82E5F1" wp14:editId="70539CA9">
+            <wp:simplePos x="0" y="0"/>
+            <wp:positionH relativeFrom="margin">
+              <wp:posOffset>998855</wp:posOffset>
+            </wp:positionH>
+            <wp:positionV relativeFrom="paragraph">
+              <wp:posOffset>6010275</wp:posOffset>
+            </wp:positionV>
+            <wp:extent cx="4267200" cy="2152650"/>
+            <wp:effectExtent l="0" t="0" r="0" b="0"/>
+            <wp:wrapTopAndBottom/>
+            <wp:docPr id="76" name="Рисунок 76"/>
+            <wp:cNvGraphicFramePr>
+              <a:graphicFrameLocks xmlns:a="http://schemas.openxmlformats.org/drawingml/2006/main" noChangeAspect="1"/>
+            </wp:cNvGraphicFramePr>
+            <a:graphic xmlns:a="http://schemas.openxmlformats.org/drawingml/2006/main">
+              <a:graphicData uri="http://schemas.openxmlformats.org/drawingml/2006/picture">
+                <pic:pic xmlns:pic="http://schemas.openxmlformats.org/drawingml/2006/picture">
+                  <pic:nvPicPr>
+                    <pic:cNvPr id="1" name=""/>
+                    <pic:cNvPicPr/>
+                  </pic:nvPicPr>
+                  <pic:blipFill>
+                    <a:blip r:embed="rId44">
+                      <a:extLst>
+                        <a:ext uri="{28A0092B-C50C-407E-A947-70E740481C1C}">
+                          <a14:useLocalDpi xmlns:a14="http://schemas.microsoft.com/office/drawing/2010/main" val="0"/>
+                        </a:ext>
+                      </a:extLst>
+                    </a:blip>
+                    <a:stretch>
+                      <a:fillRect/>
+                    </a:stretch>
+                  </pic:blipFill>
+                  <pic:spPr>
+                    <a:xfrm>
+                      <a:off x="0" y="0"/>
+                      <a:ext cx="4267200" cy="2152650"/>
+                    </a:xfrm>
+                    <a:prstGeom prst="rect">
+                      <a:avLst/>
+                    </a:prstGeom>
+                  </pic:spPr>
+                </pic:pic>
+              </a:graphicData>
+            </a:graphic>
+            <wp14:sizeRelH relativeFrom="page">
+              <wp14:pctWidth>0</wp14:pctWidth>
+            </wp14:sizeRelH>
+            <wp14:sizeRelV relativeFrom="page">
+              <wp14:pctHeight>0</wp14:pctHeight>
+            </wp14:sizeRelV>
+          </wp:anchor>
+        </w:drawing>
+      </w:r>
+      <w:r>
+        <w:rPr>
+          <w:noProof/>
+        </w:rPr>
+        <mc:AlternateContent>
+          <mc:Choice Requires="wps">
+            <w:drawing>
+              <wp:anchor distT="0" distB="0" distL="114300" distR="114300" simplePos="0" relativeHeight="251776000" behindDoc="0" locked="0" layoutInCell="1" allowOverlap="1" wp14:anchorId="2144BE4A" wp14:editId="1F8253AB">
+                <wp:simplePos x="0" y="0"/>
+                <wp:positionH relativeFrom="margin">
+                  <wp:posOffset>1038225</wp:posOffset>
+                </wp:positionH>
+                <wp:positionV relativeFrom="paragraph">
+                  <wp:posOffset>5660390</wp:posOffset>
+                </wp:positionV>
+                <wp:extent cx="4067175" cy="276225"/>
+                <wp:effectExtent l="0" t="0" r="9525" b="9525"/>
+                <wp:wrapTopAndBottom/>
+                <wp:docPr id="77" name="Надпись 77"/>
+                <wp:cNvGraphicFramePr/>
+                <a:graphic xmlns:a="http://schemas.openxmlformats.org/drawingml/2006/main">
+                  <a:graphicData uri="http://schemas.microsoft.com/office/word/2010/wordprocessingShape">
+                    <wps:wsp>
+                      <wps:cNvSpPr txBox="1"/>
+                      <wps:spPr>
+                        <a:xfrm>
+                          <a:off x="0" y="0"/>
+                          <a:ext cx="4067175" cy="276225"/>
+                        </a:xfrm>
+                        <a:prstGeom prst="rect">
+                          <a:avLst/>
+                        </a:prstGeom>
+                        <a:solidFill>
+                          <a:prstClr val="white"/>
+                        </a:solidFill>
+                        <a:ln>
+                          <a:noFill/>
+                        </a:ln>
+                      </wps:spPr>
+                      <wps:txbx>
+                        <w:txbxContent>
+                          <w:p>
+                            <w:pPr>
+                              <w:pStyle w:val="af1"/>
+                              <w:ind w:firstLine="0"/>
+                              <w:rPr>
+                                <w:rFonts w:cs="Times New Roman"/>
+                                <w:b w:val="0"/>
+                                <w:bCs w:val="0"/>
+                                <w:i/>
+                                <w:iCs/>
+                                <w:color w:val="auto"/>
+                                <w:sz w:val="28"/>
+                                <w:szCs w:val="28"/>
+                              </w:rPr>
+                            </w:pPr>
+                            <w:r>
+                              <w:rPr>
+                                <w:b w:val="0"/>
+                                <w:bCs w:val="0"/>
+                                <w:color w:val="auto"/>
+                                <w:sz w:val="28"/>
+                                <w:szCs w:val="28"/>
+                              </w:rPr>
+                              <w:t xml:space="preserve">Рисунок </w:t>
+                            </w:r>
+                            <w:r>
+                              <w:rPr>
+                                <w:b w:val="0"/>
+                                <w:bCs w:val="0"/>
+                                <w:color w:val="auto"/>
+                                <w:sz w:val="28"/>
+                                <w:szCs w:val="28"/>
+                              </w:rPr>
+                              <w:t>3</w:t>
+                            </w:r>
+                            <w:r>
+                              <w:rPr>
+                                <w:b w:val="0"/>
+                                <w:bCs w:val="0"/>
+                                <w:color w:val="auto"/>
+                                <w:sz w:val="28"/>
+                                <w:szCs w:val="28"/>
+                              </w:rPr>
+                              <w:t>7</w:t>
+                            </w:r>
+                            <w:r>
+                              <w:rPr>
+                                <w:b w:val="0"/>
+                                <w:bCs w:val="0"/>
+                                <w:color w:val="auto"/>
+                                <w:sz w:val="28"/>
+                                <w:szCs w:val="28"/>
+                              </w:rPr>
+                              <w:t xml:space="preserve"> </w:t>
+                            </w:r>
+                            <w:r>
+                              <w:rPr>
+                                <w:b w:val="0"/>
+                                <w:bCs w:val="0"/>
+                                <w:color w:val="auto"/>
+                                <w:sz w:val="28"/>
+                                <w:szCs w:val="28"/>
+                              </w:rPr>
+                              <w:t>–</w:t>
+                            </w:r>
+                            <w:r>
+                              <w:rPr>
+                                <w:b w:val="0"/>
+                                <w:bCs w:val="0"/>
+                                <w:color w:val="auto"/>
+                                <w:sz w:val="28"/>
+                                <w:szCs w:val="28"/>
+                              </w:rPr>
+                              <w:t xml:space="preserve"> применение стилей к</w:t>
+                            </w:r>
+                            <w:r>
+                              <w:rPr>
+                                <w:b w:val="0"/>
+                                <w:bCs w:val="0"/>
+                                <w:color w:val="auto"/>
+                                <w:sz w:val="28"/>
+                                <w:szCs w:val="28"/>
+                              </w:rPr>
+                              <w:t xml:space="preserve"> </w:t>
+                            </w:r>
+                            <w:r>
+                              <w:rPr>
+                                <w:b w:val="0"/>
+                                <w:bCs w:val="0"/>
+                                <w:color w:val="auto"/>
+                                <w:sz w:val="28"/>
+                                <w:szCs w:val="28"/>
+                              </w:rPr>
+                              <w:t>добавлению фраз</w:t>
+                            </w:r>
+                          </w:p>
+                        </w:txbxContent>
+                      </wps:txbx>
+                      <wps:bodyPr rot="0" spcFirstLastPara="0" vertOverflow="overflow" horzOverflow="overflow" vert="horz" wrap="square" lIns="0" tIns="0" rIns="0" bIns="0" numCol="1" spcCol="0" rtlCol="0" fromWordArt="0" anchor="t" anchorCtr="0" forceAA="0" compatLnSpc="1">
+                        <a:prstTxWarp prst="textNoShape">
+                          <a:avLst/>
+                        </a:prstTxWarp>
+                        <a:noAutofit/>
+                      </wps:bodyPr>
+                    </wps:wsp>
+                  </a:graphicData>
+                </a:graphic>
+                <wp14:sizeRelH relativeFrom="margin">
+                  <wp14:pctWidth>0</wp14:pctWidth>
+                </wp14:sizeRelH>
+                <wp14:sizeRelV relativeFrom="margin">
+                  <wp14:pctHeight>0</wp14:pctHeight>
+                </wp14:sizeRelV>
+              </wp:anchor>
+            </w:drawing>
+          </mc:Choice>
+          <mc:Fallback>
+            <w:pict>
+              <v:shape w14:anchorId="2144BE4A" id="Надпись 77" o:spid="_x0000_s1064" type="#_x0000_t202" style="position:absolute;left:0;text-align:left;margin-left:81.75pt;margin-top:445.7pt;width:320.25pt;height:21.75pt;z-index:251776000;visibility:visible;mso-wrap-style:square;mso-width-percent:0;mso-height-percent:0;mso-wrap-distance-left:9pt;mso-wrap-distance-top:0;mso-wrap-distance-right:9pt;mso-wrap-distance-bottom:0;mso-position-horizontal:absolute;mso-position-horizontal-relative:margin;mso-position-vertical:absolute;mso-position-vertical-relative:text;mso-width-percent:0;mso-height-percent:0;mso-width-relative:margin;mso-height-relative:margin;v-text-anchor:top" o:gfxdata="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" stroked="f">
+                <v:textbox inset="0,0,0,0">
+                  <w:txbxContent>
+                    <w:p>
+                      <w:pPr>
+                        <w:pStyle w:val="af1"/>
+                        <w:ind w:firstLine="0"/>
+                        <w:rPr>
+                          <w:rFonts w:cs="Times New Roman"/>
+                          <w:b w:val="0"/>
+                          <w:bCs w:val="0"/>
+                          <w:i/>
+                          <w:iCs/>
+                          <w:color w:val="auto"/>
+                          <w:sz w:val="28"/>
+                          <w:szCs w:val="28"/>
+                        </w:rPr>
+                      </w:pPr>
+                      <w:r>
+                        <w:rPr>
+                          <w:b w:val="0"/>
+                          <w:bCs w:val="0"/>
+                          <w:color w:val="auto"/>
+                          <w:sz w:val="28"/>
+                          <w:szCs w:val="28"/>
+                        </w:rPr>
+                        <w:t xml:space="preserve">Рисунок </w:t>
+                      </w:r>
+                      <w:r>
+                        <w:rPr>
+                          <w:b w:val="0"/>
+                          <w:bCs w:val="0"/>
+                          <w:color w:val="auto"/>
+                          <w:sz w:val="28"/>
+                          <w:szCs w:val="28"/>
+                        </w:rPr>
+                        <w:t>3</w:t>
+                      </w:r>
+                      <w:r>
+                        <w:rPr>
+                          <w:b w:val="0"/>
+                          <w:bCs w:val="0"/>
+                          <w:color w:val="auto"/>
+                          <w:sz w:val="28"/>
+                          <w:szCs w:val="28"/>
+                        </w:rPr>
+                        <w:t>7</w:t>
+                      </w:r>
+                      <w:r>
+                        <w:rPr>
+                          <w:b w:val="0"/>
+                          <w:bCs w:val="0"/>
+                          <w:color w:val="auto"/>
+                          <w:sz w:val="28"/>
+                          <w:szCs w:val="28"/>
+                        </w:rPr>
+                        <w:t xml:space="preserve"> </w:t>
+                      </w:r>
+                      <w:r>
+                        <w:rPr>
+                          <w:b w:val="0"/>
+                          <w:bCs w:val="0"/>
+                          <w:color w:val="auto"/>
+                          <w:sz w:val="28"/>
+                          <w:szCs w:val="28"/>
+                        </w:rPr>
+                        <w:t>–</w:t>
+                      </w:r>
+                      <w:r>
+                        <w:rPr>
+                          <w:b w:val="0"/>
+                          <w:bCs w:val="0"/>
+                          <w:color w:val="auto"/>
+                          <w:sz w:val="28"/>
+                          <w:szCs w:val="28"/>
+                        </w:rPr>
+                        <w:t xml:space="preserve"> применение стилей к</w:t>
+                      </w:r>
+                      <w:r>
+                        <w:rPr>
+                          <w:b w:val="0"/>
+                          <w:bCs w:val="0"/>
+                          <w:color w:val="auto"/>
+                          <w:sz w:val="28"/>
+                          <w:szCs w:val="28"/>
+                        </w:rPr>
+                        <w:t xml:space="preserve"> </w:t>
+                      </w:r>
+                      <w:r>
+                        <w:rPr>
+                          <w:b w:val="0"/>
+                          <w:bCs w:val="0"/>
+                          <w:color w:val="auto"/>
+                          <w:sz w:val="28"/>
+                          <w:szCs w:val="28"/>
+                        </w:rPr>
+                        <w:t>добавлению фраз</w:t>
+                      </w:r>
+                    </w:p>
+                  </w:txbxContent>
+                </v:textbox>
+                <w10:wrap type="topAndBottom" anchorx="margin"/>
+              </v:shape>
+            </w:pict>
+          </mc:Fallback>
+        </mc:AlternateContent>
+      </w:r>
+      <w:r>
+        <w:drawing>
+          <wp:anchor distT="0" distB="0" distL="114300" distR="114300" simplePos="0" relativeHeight="251769856" behindDoc="0" locked="0" layoutInCell="1" allowOverlap="1" wp14:anchorId="0CAC752E" wp14:editId="5DEBA2B9">
+            <wp:simplePos x="0" y="0"/>
+            <wp:positionH relativeFrom="margin">
+              <wp:align>center</wp:align>
+            </wp:positionH>
+            <wp:positionV relativeFrom="paragraph">
+              <wp:posOffset>0</wp:posOffset>
+            </wp:positionV>
+            <wp:extent cx="2857899" cy="5658640"/>
+            <wp:effectExtent l="0" t="0" r="0" b="0"/>
+            <wp:wrapTopAndBottom/>
+            <wp:docPr id="73" name="Рисунок 73"/>
+            <wp:cNvGraphicFramePr>
+              <a:graphicFrameLocks xmlns:a="http://schemas.openxmlformats.org/drawingml/2006/main" noChangeAspect="1"/>
+            </wp:cNvGraphicFramePr>
+            <a:graphic xmlns:a="http://schemas.openxmlformats.org/drawingml/2006/main">
+              <a:graphicData uri="http://schemas.openxmlformats.org/drawingml/2006/picture">
+                <pic:pic xmlns:pic="http://schemas.openxmlformats.org/drawingml/2006/picture">
+                  <pic:nvPicPr>
+                    <pic:cNvPr id="1" name=""/>
+                    <pic:cNvPicPr/>
+                  </pic:nvPicPr>
+                  <pic:blipFill>
+                    <a:blip r:embed="rId45">
+                      <a:extLst>
+                        <a:ext uri="{28A0092B-C50C-407E-A947-70E740481C1C}">
+                          <a14:useLocalDpi xmlns:a14="http://schemas.microsoft.com/office/drawing/2010/main" val="0"/>
+                        </a:ext>
+                      </a:extLst>
+                    </a:blip>
+                    <a:stretch>
+                      <a:fillRect/>
+                    </a:stretch>
+                  </pic:blipFill>
+                  <pic:spPr>
+                    <a:xfrm>
+                      <a:off x="0" y="0"/>
+                      <a:ext cx="2857899" cy="5658640"/>
+                    </a:xfrm>
+                    <a:prstGeom prst="rect">
+                      <a:avLst/>
+                    </a:prstGeom>
+                  </pic:spPr>
+                </pic:pic>
+              </a:graphicData>
+            </a:graphic>
+            <wp14:sizeRelH relativeFrom="page">
+              <wp14:pctWidth>0</wp14:pctWidth>
+            </wp14:sizeRelH>
+            <wp14:sizeRelV relativeFrom="page">
+              <wp14:pctHeight>0</wp14:pctHeight>
+            </wp14:sizeRelV>
+          </wp:anchor>
+        </w:drawing>
+      </w:r>
+    </w:p>
+    <w:p/>
+    <w:p/>
+    <w:p/>
+    <w:p/>
+    <w:p/>
+    <w:p>
+      <w:pPr>
+        <w:jc w:val="right"/>
+      </w:pPr>
+    </w:p>
+    <w:p>
+      <w:pPr>
+        <w:spacing w:after="160" w:line="259" w:lineRule="auto"/>
+        <w:ind w:firstLine="0"/>
+        <w:jc w:val="left"/>
+      </w:pPr>
+      <w:r>
+        <w:br w:type="page"/>
+      </w:r>
+    </w:p>
+    <w:p>
+      <w:pPr>
+        <w:jc w:val="right"/>
+      </w:pPr>
+    </w:p>
+    <w:p/>
+    <w:p/>
+    <w:p/>
+    <w:p/>
+    <w:p/>
+    <w:p/>
+    <w:p/>
+    <w:p/>
+    <w:p/>
+    <w:p/>
+    <w:p/>
+    <w:p/>
+    <w:p/>
+    <w:p/>
+    <w:p/>
+    <w:p/>
+    <w:p/>
     <w:sectPr>
-      <w:footerReference w:type="default" r:id="rId36"/>
+      <w:footerReference w:type="default" r:id="rId46"/>
       <w:pgSz w:w="11906" w:h="16838"/>
       <w:pgMar w:top="1134" w:right="850" w:bottom="1134" w:left="1701" w:header="709" w:footer="709" w:gutter="0"/>
       <w:cols w:space="708"/>

--- a/02.docx
+++ b/02.docx
@@ -1,6 +1,6 @@
 
 <file path=word/document.xml><?xml version="1.0" encoding="utf-8"?>
-<w:document xmlns:wpc="http://schemas.microsoft.com/office/word/2010/wordprocessingCanvas" xmlns:cx="http://schemas.microsoft.com/office/drawing/2014/chartex" xmlns:cx1="http://schemas.microsoft.com/office/drawing/2015/9/8/chartex" xmlns:cx2="http://schemas.microsoft.com/office/drawing/2015/10/21/chartex" xmlns:cx3="http://schemas.microsoft.com/office/drawing/2016/5/9/chartex" xmlns:cx4="http://schemas.microsoft.com/office/drawing/2016/5/10/chartex" xmlns:cx5="http://schemas.microsoft.com/office/drawing/2016/5/11/chartex" xmlns:cx6="http://schemas.microsoft.com/office/drawing/2016/5/12/chartex" xmlns:cx7="http://schemas.microsoft.com/office/drawing/2016/5/13/chartex" xmlns:cx8="http://schemas.microsoft.com/office/drawing/2016/5/14/chartex" xmlns:mc="http://schemas.openxmlformats.org/markup-compatibility/2006" xmlns:aink="http://schemas.microsoft.com/office/drawing/2016/ink" xmlns:am3d="http://schemas.microsoft.com/office/drawing/2017/model3d" xmlns:o="urn:schemas-microsoft-com:office:office" xmlns:oel="http://schemas.microsoft.com/office/2019/extlst" xmlns:r="http://schemas.openxmlformats.org/officeDocument/2006/relationships" xmlns:m="http://schemas.openxmlformats.org/officeDocument/2006/math" xmlns:v="urn:schemas-microsoft-com:vml" xmlns:wp14="http://schemas.microsoft.com/office/word/2010/wordprocessingDrawing" xmlns:wp="http://schemas.openxmlformats.org/drawingml/2006/wordprocessingDrawing" xmlns:w10="urn:schemas-microsoft-com:office:word" xmlns:w="http://schemas.openxmlformats.org/wordprocessingml/2006/main" xmlns:w14="http://schemas.microsoft.com/office/word/2010/wordml" xmlns:w15="http://schemas.microsoft.com/office/word/2012/wordml" xmlns:w16cex="http://schemas.microsoft.com/office/word/2018/wordml/cex" xmlns:w16cid="http://schemas.microsoft.com/office/word/2016/wordml/cid" xmlns:w16="http://schemas.microsoft.com/office/word/2018/wordml" xmlns:w16sdtdh="http://schemas.microsoft.com/office/word/2020/wordml/sdtdatahash" xmlns:w16se="http://schemas.microsoft.com/office/word/2015/wordml/symex" xmlns:wpg="http://schemas.microsoft.com/office/word/2010/wordprocessingGroup" xmlns:wpi="http://schemas.microsoft.com/office/word/2010/wordprocessingInk" xmlns:wne="http://schemas.microsoft.com/office/word/2006/wordml" xmlns:wps="http://schemas.microsoft.com/office/word/2010/wordprocessingShape" mc:Ignorable="w14 w15 w16se w16cid w16 w16cex w16sdtdh wp14">
+<w:document xmlns:wpc="http://schemas.microsoft.com/office/word/2010/wordprocessingCanvas" xmlns:cx="http://schemas.microsoft.com/office/drawing/2014/chartex" xmlns:cx1="http://schemas.microsoft.com/office/drawing/2015/9/8/chartex" xmlns:cx2="http://schemas.microsoft.com/office/drawing/2015/10/21/chartex" xmlns:cx3="http://schemas.microsoft.com/office/drawing/2016/5/9/chartex" xmlns:cx4="http://schemas.microsoft.com/office/drawing/2016/5/10/chartex" xmlns:cx5="http://schemas.microsoft.com/office/drawing/2016/5/11/chartex" xmlns:cx6="http://schemas.microsoft.com/office/drawing/2016/5/12/chartex" xmlns:cx7="http://schemas.microsoft.com/office/drawing/2016/5/13/chartex" xmlns:cx8="http://schemas.microsoft.com/office/drawing/2016/5/14/chartex" xmlns:mc="http://schemas.openxmlformats.org/markup-compatibility/2006" xmlns:aink="http://schemas.microsoft.com/office/drawing/2016/ink" xmlns:am3d="http://schemas.microsoft.com/office/drawing/2017/model3d" xmlns:o="urn:schemas-microsoft-com:office:office" xmlns:r="http://schemas.openxmlformats.org/officeDocument/2006/relationships" xmlns:m="http://schemas.openxmlformats.org/officeDocument/2006/math" xmlns:v="urn:schemas-microsoft-com:vml" xmlns:wp14="http://schemas.microsoft.com/office/word/2010/wordprocessingDrawing" xmlns:wp="http://schemas.openxmlformats.org/drawingml/2006/wordprocessingDrawing" xmlns:w10="urn:schemas-microsoft-com:office:word" xmlns:w="http://schemas.openxmlformats.org/wordprocessingml/2006/main" xmlns:w14="http://schemas.microsoft.com/office/word/2010/wordml" xmlns:w15="http://schemas.microsoft.com/office/word/2012/wordml" xmlns:w16cex="http://schemas.microsoft.com/office/word/2018/wordml/cex" xmlns:w16cid="http://schemas.microsoft.com/office/word/2016/wordml/cid" xmlns:w16="http://schemas.microsoft.com/office/word/2018/wordml" xmlns:w16sdtdh="http://schemas.microsoft.com/office/word/2020/wordml/sdtdatahash" xmlns:w16se="http://schemas.microsoft.com/office/word/2015/wordml/symex" xmlns:wpg="http://schemas.microsoft.com/office/word/2010/wordprocessingGroup" xmlns:wpi="http://schemas.microsoft.com/office/word/2010/wordprocessingInk" xmlns:wne="http://schemas.microsoft.com/office/word/2006/wordml" xmlns:wps="http://schemas.microsoft.com/office/word/2010/wordprocessingShape" mc:Ignorable="w14 w15 w16se w16cid w16 w16cex w16sdtdh wp14">
   <w:body>
     <w:p>
       <w:pPr>
@@ -1414,7 +1414,15 @@
       </w:r>
       <w:proofErr w:type="spellEnd"/>
       <w:r>
-        <w:t xml:space="preserve"> была составлена Канбан-доска с первостепенными задачами и основными составляющими системы. В последствии Канбан-доска будет расширяться и дополняться.</w:t>
+        <w:t xml:space="preserve"> была составлена </w:t>
+      </w:r>
+      <w:proofErr w:type="spellStart"/>
+      <w:r>
+        <w:t>Канбан</w:t>
+      </w:r>
+      <w:proofErr w:type="spellEnd"/>
+      <w:r>
+        <w:t>-доска с первостепенными задачами и основными составляющими системы. В последствии Канбан-доска будет расширяться и дополняться.</w:t>
       </w:r>
     </w:p>
     <w:p>
@@ -1600,7 +1608,7 @@
                 <v:stroke joinstyle="miter"/>
                 <v:path gradientshapeok="t" o:connecttype="rect"/>
               </v:shapetype>
-              <v:shape id="Надпись 2" o:spid="_x0000_s1026" type="#_x0000_t202" style="position:absolute;left:0;text-align:left;margin-left:0;margin-top:422.55pt;width:344.25pt;height:.05pt;z-index:251660288;visibility:visible;mso-wrap-style:square;mso-width-percent:0;mso-wrap-distance-left:9pt;mso-wrap-distance-top:0;mso-wrap-distance-right:9pt;mso-wrap-distance-bottom:0;mso-position-horizontal:center;mso-position-horizontal-relative:margin;mso-position-vertical:absolute;mso-position-vertical-relative:text;mso-width-percent:0;mso-width-relative:margin;v-text-anchor:top" o:gfxdata="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" stroked="f">
+              <v:shape id="Надпись 2" o:spid="_x0000_s1026" type="#_x0000_t202" style="position:absolute;left:0;text-align:left;margin-left:0;margin-top:422.55pt;width:344.25pt;height:.05pt;z-index:251660288;visibility:visible;mso-wrap-style:square;mso-width-percent:0;mso-wrap-distance-left:9pt;mso-wrap-distance-top:0;mso-wrap-distance-right:9pt;mso-wrap-distance-bottom:0;mso-position-horizontal:center;mso-position-horizontal-relative:margin;mso-position-vertical:absolute;mso-position-vertical-relative:text;mso-width-percent:0;mso-width-relative:margin;v-text-anchor:top" o:gfxdata="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" stroked="f">
                 <v:textbox style="mso-fit-shape-to-text:t" inset="0,0,0,0">
                   <w:txbxContent>
                     <w:p>
@@ -1884,7 +1892,7 @@
           </mc:Choice>
           <mc:Fallback>
             <w:pict>
-              <v:shape w14:anchorId="281D23F7" id="Надпись 5" o:spid="_x0000_s1027" type="#_x0000_t202" style="position:absolute;left:0;text-align:left;margin-left:0;margin-top:467.55pt;width:240pt;height:.05pt;z-index:251663360;visibility:visible;mso-wrap-style:square;mso-width-percent:0;mso-wrap-distance-left:9pt;mso-wrap-distance-top:0;mso-wrap-distance-right:9pt;mso-wrap-distance-bottom:0;mso-position-horizontal:center;mso-position-horizontal-relative:margin;mso-position-vertical:absolute;mso-position-vertical-relative:text;mso-width-percent:0;mso-width-relative:margin;v-text-anchor:top" o:gfxdata="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" stroked="f">
+              <v:shape w14:anchorId="281D23F7" id="Надпись 5" o:spid="_x0000_s1027" type="#_x0000_t202" style="position:absolute;left:0;text-align:left;margin-left:0;margin-top:467.55pt;width:240pt;height:.05pt;z-index:251663360;visibility:visible;mso-wrap-style:square;mso-width-percent:0;mso-wrap-distance-left:9pt;mso-wrap-distance-top:0;mso-wrap-distance-right:9pt;mso-wrap-distance-bottom:0;mso-position-horizontal:center;mso-position-horizontal-relative:margin;mso-position-vertical:absolute;mso-position-vertical-relative:text;mso-width-percent:0;mso-width-relative:margin;v-text-anchor:top" o:gfxdata="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" stroked="f">
                 <v:textbox style="mso-fit-shape-to-text:t" inset="0,0,0,0">
                   <w:txbxContent>
                     <w:p>
@@ -2162,7 +2170,7 @@
           </mc:Choice>
           <mc:Fallback>
             <w:pict>
-              <v:shape w14:anchorId="3A63E802" id="Надпись 13" o:spid="_x0000_s1028" type="#_x0000_t202" style="position:absolute;left:0;text-align:left;margin-left:0;margin-top:661.05pt;width:399pt;height:.05pt;z-index:251672576;visibility:visible;mso-wrap-style:square;mso-width-percent:0;mso-wrap-distance-left:9pt;mso-wrap-distance-top:0;mso-wrap-distance-right:9pt;mso-wrap-distance-bottom:0;mso-position-horizontal:center;mso-position-horizontal-relative:margin;mso-position-vertical:absolute;mso-position-vertical-relative:text;mso-width-percent:0;mso-width-relative:margin;v-text-anchor:top" o:gfxdata="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" stroked="f">
+              <v:shape w14:anchorId="3A63E802" id="Надпись 13" o:spid="_x0000_s1028" type="#_x0000_t202" style="position:absolute;left:0;text-align:left;margin-left:0;margin-top:661.05pt;width:399pt;height:.05pt;z-index:251672576;visibility:visible;mso-wrap-style:square;mso-width-percent:0;mso-wrap-distance-left:9pt;mso-wrap-distance-top:0;mso-wrap-distance-right:9pt;mso-wrap-distance-bottom:0;mso-position-horizontal:center;mso-position-horizontal-relative:margin;mso-position-vertical:absolute;mso-position-vertical-relative:text;mso-width-percent:0;mso-width-relative:margin;v-text-anchor:top" o:gfxdata="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" stroked="f">
                 <v:textbox style="mso-fit-shape-to-text:t" inset="0,0,0,0">
                   <w:txbxContent>
                     <w:p>
@@ -2349,7 +2357,7 @@
           </mc:Choice>
           <mc:Fallback>
             <w:pict>
-              <v:shape w14:anchorId="2DDCE428" id="Надпись 11" o:spid="_x0000_s1029" type="#_x0000_t202" style="position:absolute;left:0;text-align:left;margin-left:0;margin-top:479.55pt;width:282.75pt;height:.05pt;z-index:251669504;visibility:visible;mso-wrap-style:square;mso-width-percent:0;mso-wrap-distance-left:9pt;mso-wrap-distance-top:0;mso-wrap-distance-right:9pt;mso-wrap-distance-bottom:0;mso-position-horizontal:center;mso-position-horizontal-relative:margin;mso-position-vertical:absolute;mso-position-vertical-relative:text;mso-width-percent:0;mso-width-relative:margin;v-text-anchor:top" o:gfxdata="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" stroked="f">
+              <v:shape w14:anchorId="2DDCE428" id="Надпись 11" o:spid="_x0000_s1029" type="#_x0000_t202" style="position:absolute;left:0;text-align:left;margin-left:0;margin-top:479.55pt;width:282.75pt;height:.05pt;z-index:251669504;visibility:visible;mso-wrap-style:square;mso-width-percent:0;mso-wrap-distance-left:9pt;mso-wrap-distance-top:0;mso-wrap-distance-right:9pt;mso-wrap-distance-bottom:0;mso-position-horizontal:center;mso-position-horizontal-relative:margin;mso-position-vertical:absolute;mso-position-vertical-relative:text;mso-width-percent:0;mso-width-relative:margin;v-text-anchor:top" o:gfxdata="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" stroked="f">
                 <v:textbox style="mso-fit-shape-to-text:t" inset="0,0,0,0">
                   <w:txbxContent>
                     <w:p>
@@ -2646,7 +2654,7 @@
           </mc:Choice>
           <mc:Fallback>
             <w:pict>
-              <v:shape w14:anchorId="31EC6AE3" id="Надпись 9" o:spid="_x0000_s1030" type="#_x0000_t202" style="position:absolute;left:0;text-align:left;margin-left:0;margin-top:252.3pt;width:293.25pt;height:.05pt;z-index:251666432;visibility:visible;mso-wrap-style:square;mso-width-percent:0;mso-wrap-distance-left:9pt;mso-wrap-distance-top:0;mso-wrap-distance-right:9pt;mso-wrap-distance-bottom:0;mso-position-horizontal:center;mso-position-horizontal-relative:margin;mso-position-vertical:absolute;mso-position-vertical-relative:text;mso-width-percent:0;mso-width-relative:margin;v-text-anchor:top" o:gfxdata="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" stroked="f">
+              <v:shape w14:anchorId="31EC6AE3" id="Надпись 9" o:spid="_x0000_s1030" type="#_x0000_t202" style="position:absolute;left:0;text-align:left;margin-left:0;margin-top:252.3pt;width:293.25pt;height:.05pt;z-index:251666432;visibility:visible;mso-wrap-style:square;mso-width-percent:0;mso-wrap-distance-left:9pt;mso-wrap-distance-top:0;mso-wrap-distance-right:9pt;mso-wrap-distance-bottom:0;mso-position-horizontal:center;mso-position-horizontal-relative:margin;mso-position-vertical:absolute;mso-position-vertical-relative:text;mso-width-percent:0;mso-width-relative:margin;v-text-anchor:top" o:gfxdata="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" stroked="f">
                 <v:textbox style="mso-fit-shape-to-text:t" inset="0,0,0,0">
                   <w:txbxContent>
                     <w:p>
@@ -2928,7 +2936,15 @@
       </w:r>
       <w:proofErr w:type="spellEnd"/>
       <w:r>
-        <w:t xml:space="preserve"> (через логи ошибок) и просматривает аналитику: популярные страны у путешественников, частота запросов разговорника, количество отправленных уведомлений о рисках. При необходимости администратор может заблокировать пользователя (например, при фальшивых отзывах или спаме).</w:t>
+        <w:t xml:space="preserve"> (через </w:t>
+      </w:r>
+      <w:proofErr w:type="spellStart"/>
+      <w:r>
+        <w:t>логи</w:t>
+      </w:r>
+      <w:proofErr w:type="spellEnd"/>
+      <w:r>
+        <w:t xml:space="preserve"> ошибок) и просматривает аналитику: популярные страны у путешественников, частота запросов разговорника, количество отправленных уведомлений о рисках. При необходимости администратор может заблокировать пользователя (например, при фальшивых отзывах или спаме).</w:t>
       </w:r>
     </w:p>
     <w:p>
@@ -3341,7 +3357,23 @@
           <w:rFonts w:cs="Times New Roman"/>
           <w:szCs w:val="28"/>
         </w:rPr>
-        <w:t xml:space="preserve"> и кешем для часто запрашиваемых данных (курсы, лимиты);</w:t>
+        <w:t xml:space="preserve"> и </w:t>
+      </w:r>
+      <w:proofErr w:type="spellStart"/>
+      <w:r>
+        <w:rPr>
+          <w:rFonts w:cs="Times New Roman"/>
+          <w:szCs w:val="28"/>
+        </w:rPr>
+        <w:t>кешем</w:t>
+      </w:r>
+      <w:proofErr w:type="spellEnd"/>
+      <w:r>
+        <w:rPr>
+          <w:rFonts w:cs="Times New Roman"/>
+          <w:szCs w:val="28"/>
+        </w:rPr>
+        <w:t xml:space="preserve"> для часто запрашиваемых данных (курсы, лимиты);</w:t>
       </w:r>
     </w:p>
     <w:p>
@@ -3392,7 +3424,23 @@
           <w:szCs w:val="28"/>
         </w:rPr>
         <w:lastRenderedPageBreak/>
-        <w:t xml:space="preserve">разговорника, правила стран, топ приложений, актуальные курсы валют, новостные события и логи </w:t>
+        <w:t xml:space="preserve">разговорника, правила стран, топ приложений, актуальные курсы валют, новостные события и </w:t>
+      </w:r>
+      <w:proofErr w:type="spellStart"/>
+      <w:r>
+        <w:rPr>
+          <w:rFonts w:cs="Times New Roman"/>
+          <w:szCs w:val="28"/>
+        </w:rPr>
+        <w:t>логи</w:t>
+      </w:r>
+      <w:proofErr w:type="spellEnd"/>
+      <w:r>
+        <w:rPr>
+          <w:rFonts w:cs="Times New Roman"/>
+          <w:szCs w:val="28"/>
+        </w:rPr>
+        <w:t xml:space="preserve"> </w:t>
       </w:r>
       <w:proofErr w:type="spellStart"/>
       <w:r>
@@ -3766,7 +3814,7 @@
           </mc:Choice>
           <mc:Fallback>
             <w:pict>
-              <v:shape w14:anchorId="07DAEC26" id="Надпись 7" o:spid="_x0000_s1031" type="#_x0000_t202" style="position:absolute;left:0;text-align:left;margin-left:0;margin-top:385.3pt;width:231.75pt;height:25.5pt;z-index:251674624;visibility:visible;mso-wrap-style:square;mso-width-percent:0;mso-height-percent:0;mso-wrap-distance-left:9pt;mso-wrap-distance-top:0;mso-wrap-distance-right:9pt;mso-wrap-distance-bottom:0;mso-position-horizontal:center;mso-position-horizontal-relative:margin;mso-position-vertical:absolute;mso-position-vertical-relative:text;mso-width-percent:0;mso-height-percent:0;mso-width-relative:margin;mso-height-relative:margin;v-text-anchor:top" o:gfxdata="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" stroked="f">
+              <v:shape w14:anchorId="07DAEC26" id="Надпись 7" o:spid="_x0000_s1031" type="#_x0000_t202" style="position:absolute;left:0;text-align:left;margin-left:0;margin-top:385.3pt;width:231.75pt;height:25.5pt;z-index:251674624;visibility:visible;mso-wrap-style:square;mso-width-percent:0;mso-height-percent:0;mso-wrap-distance-left:9pt;mso-wrap-distance-top:0;mso-wrap-distance-right:9pt;mso-wrap-distance-bottom:0;mso-position-horizontal:center;mso-position-horizontal-relative:margin;mso-position-vertical:absolute;mso-position-vertical-relative:text;mso-width-percent:0;mso-height-percent:0;mso-width-relative:margin;mso-height-relative:margin;v-text-anchor:top" o:gfxdata="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" stroked="f">
                 <v:textbox inset="0,0,0,0">
                   <w:txbxContent>
                     <w:p>
@@ -4618,7 +4666,7 @@
           </mc:Choice>
           <mc:Fallback>
             <w:pict>
-              <v:shape w14:anchorId="32D736CE" id="Надпись 15" o:spid="_x0000_s1032" type="#_x0000_t202" style="position:absolute;left:0;text-align:left;margin-left:0;margin-top:598.2pt;width:225.75pt;height:.05pt;z-index:251677696;visibility:visible;mso-wrap-style:square;mso-width-percent:0;mso-wrap-distance-left:9pt;mso-wrap-distance-top:0;mso-wrap-distance-right:9pt;mso-wrap-distance-bottom:0;mso-position-horizontal:center;mso-position-horizontal-relative:margin;mso-position-vertical:absolute;mso-position-vertical-relative:text;mso-width-percent:0;mso-width-relative:margin;v-text-anchor:top" o:gfxdata="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" stroked="f">
+              <v:shape w14:anchorId="32D736CE" id="Надпись 15" o:spid="_x0000_s1032" type="#_x0000_t202" style="position:absolute;left:0;text-align:left;margin-left:0;margin-top:598.2pt;width:225.75pt;height:.05pt;z-index:251677696;visibility:visible;mso-wrap-style:square;mso-width-percent:0;mso-wrap-distance-left:9pt;mso-wrap-distance-top:0;mso-wrap-distance-right:9pt;mso-wrap-distance-bottom:0;mso-position-horizontal:center;mso-position-horizontal-relative:margin;mso-position-vertical:absolute;mso-position-vertical-relative:text;mso-width-percent:0;mso-width-relative:margin;v-text-anchor:top" o:gfxdata="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" stroked="f">
                 <v:textbox style="mso-fit-shape-to-text:t" inset="0,0,0,0">
                   <w:txbxContent>
                     <w:p>
@@ -5451,7 +5499,7 @@
           </mc:Choice>
           <mc:Fallback>
             <w:pict>
-              <v:shape w14:anchorId="1F341E66" id="Надпись 18" o:spid="_x0000_s1033" type="#_x0000_t202" style="position:absolute;left:0;text-align:left;margin-left:51.45pt;margin-top:657.3pt;width:392.25pt;height:.05pt;z-index:251681792;visibility:visible;mso-wrap-style:square;mso-width-percent:0;mso-wrap-distance-left:9pt;mso-wrap-distance-top:0;mso-wrap-distance-right:9pt;mso-wrap-distance-bottom:0;mso-position-horizontal:absolute;mso-position-horizontal-relative:margin;mso-position-vertical:absolute;mso-position-vertical-relative:text;mso-width-percent:0;mso-width-relative:margin;v-text-anchor:top" o:gfxdata="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" stroked="f">
+              <v:shape w14:anchorId="1F341E66" id="Надпись 18" o:spid="_x0000_s1033" type="#_x0000_t202" style="position:absolute;left:0;text-align:left;margin-left:51.45pt;margin-top:657.3pt;width:392.25pt;height:.05pt;z-index:251681792;visibility:visible;mso-wrap-style:square;mso-width-percent:0;mso-wrap-distance-left:9pt;mso-wrap-distance-top:0;mso-wrap-distance-right:9pt;mso-wrap-distance-bottom:0;mso-position-horizontal:absolute;mso-position-horizontal-relative:margin;mso-position-vertical:absolute;mso-position-vertical-relative:text;mso-width-percent:0;mso-width-relative:margin;v-text-anchor:top" o:gfxdata="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" stroked="f">
                 <v:textbox style="mso-fit-shape-to-text:t" inset="0,0,0,0">
                   <w:txbxContent>
                     <w:p>
@@ -5945,7 +5993,7 @@
           </mc:Choice>
           <mc:Fallback>
             <w:pict>
-              <v:shape w14:anchorId="55C34C7B" id="Надпись 19" o:spid="_x0000_s1034" type="#_x0000_t202" style="position:absolute;left:0;text-align:left;margin-left:50.25pt;margin-top:624.1pt;width:380.25pt;height:19.5pt;z-index:251683840;visibility:visible;mso-wrap-style:square;mso-width-percent:0;mso-height-percent:0;mso-wrap-distance-left:9pt;mso-wrap-distance-top:0;mso-wrap-distance-right:9pt;mso-wrap-distance-bottom:0;mso-position-horizontal:absolute;mso-position-horizontal-relative:margin;mso-position-vertical:absolute;mso-position-vertical-relative:text;mso-width-percent:0;mso-height-percent:0;mso-width-relative:margin;mso-height-relative:margin;v-text-anchor:top" o:gfxdata="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" stroked="f">
+              <v:shape w14:anchorId="55C34C7B" id="Надпись 19" o:spid="_x0000_s1034" type="#_x0000_t202" style="position:absolute;left:0;text-align:left;margin-left:50.25pt;margin-top:624.1pt;width:380.25pt;height:19.5pt;z-index:251683840;visibility:visible;mso-wrap-style:square;mso-width-percent:0;mso-height-percent:0;mso-wrap-distance-left:9pt;mso-wrap-distance-top:0;mso-wrap-distance-right:9pt;mso-wrap-distance-bottom:0;mso-position-horizontal:absolute;mso-position-horizontal-relative:margin;mso-position-vertical:absolute;mso-position-vertical-relative:text;mso-width-percent:0;mso-height-percent:0;mso-width-relative:margin;mso-height-relative:margin;v-text-anchor:top" o:gfxdata="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" stroked="f">
                 <v:textbox inset="0,0,0,0">
                   <w:txbxContent>
                     <w:p>
@@ -6406,7 +6454,7 @@
           </mc:Choice>
           <mc:Fallback>
             <w:pict>
-              <v:shape w14:anchorId="693C0AE0" id="Надпись 20" o:spid="_x0000_s1035" type="#_x0000_t202" style="position:absolute;left:0;text-align:left;margin-left:2.7pt;margin-top:388.05pt;width:467.25pt;height:21.75pt;z-index:251686912;visibility:visible;mso-wrap-style:square;mso-width-percent:0;mso-height-percent:0;mso-wrap-distance-left:9pt;mso-wrap-distance-top:0;mso-wrap-distance-right:9pt;mso-wrap-distance-bottom:0;mso-position-horizontal:absolute;mso-position-horizontal-relative:margin;mso-position-vertical:absolute;mso-position-vertical-relative:text;mso-width-percent:0;mso-height-percent:0;mso-width-relative:margin;mso-height-relative:margin;v-text-anchor:top" o:gfxdata="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" stroked="f">
+              <v:shape w14:anchorId="693C0AE0" id="Надпись 20" o:spid="_x0000_s1035" type="#_x0000_t202" style="position:absolute;left:0;text-align:left;margin-left:2.7pt;margin-top:388.05pt;width:467.25pt;height:21.75pt;z-index:251686912;visibility:visible;mso-wrap-style:square;mso-width-percent:0;mso-height-percent:0;mso-wrap-distance-left:9pt;mso-wrap-distance-top:0;mso-wrap-distance-right:9pt;mso-wrap-distance-bottom:0;mso-position-horizontal:absolute;mso-position-horizontal-relative:margin;mso-position-vertical:absolute;mso-position-vertical-relative:text;mso-width-percent:0;mso-height-percent:0;mso-width-relative:margin;mso-height-relative:margin;v-text-anchor:top" o:gfxdata="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" stroked="f">
                 <v:textbox inset="0,0,0,0">
                   <w:txbxContent>
                     <w:p>
@@ -7424,7 +7472,7 @@
           </mc:Choice>
           <mc:Fallback>
             <w:pict>
-              <v:shape w14:anchorId="76D06EB2" id="Надпись 22" o:spid="_x0000_s1036" type="#_x0000_t202" style="position:absolute;left:0;text-align:left;margin-left:58.95pt;margin-top:385.05pt;width:382.5pt;height:21.75pt;z-index:251689984;visibility:visible;mso-wrap-style:square;mso-width-percent:0;mso-height-percent:0;mso-wrap-distance-left:9pt;mso-wrap-distance-top:0;mso-wrap-distance-right:9pt;mso-wrap-distance-bottom:0;mso-position-horizontal:absolute;mso-position-horizontal-relative:margin;mso-position-vertical:absolute;mso-position-vertical-relative:text;mso-width-percent:0;mso-height-percent:0;mso-width-relative:margin;mso-height-relative:margin;v-text-anchor:top" o:gfxdata="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" stroked="f">
+              <v:shape w14:anchorId="76D06EB2" id="Надпись 22" o:spid="_x0000_s1036" type="#_x0000_t202" style="position:absolute;left:0;text-align:left;margin-left:58.95pt;margin-top:385.05pt;width:382.5pt;height:21.75pt;z-index:251689984;visibility:visible;mso-wrap-style:square;mso-width-percent:0;mso-height-percent:0;mso-wrap-distance-left:9pt;mso-wrap-distance-top:0;mso-wrap-distance-right:9pt;mso-wrap-distance-bottom:0;mso-position-horizontal:absolute;mso-position-horizontal-relative:margin;mso-position-vertical:absolute;mso-position-vertical-relative:text;mso-width-percent:0;mso-height-percent:0;mso-width-relative:margin;mso-height-relative:margin;v-text-anchor:top" o:gfxdata="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" stroked="f">
                 <v:textbox inset="0,0,0,0">
                   <w:txbxContent>
                     <w:p>
@@ -8502,7 +8550,7 @@
           </mc:Choice>
           <mc:Fallback>
             <w:pict>
-              <v:shape w14:anchorId="52AE1A4A" id="Надпись 6" o:spid="_x0000_s1037" type="#_x0000_t202" style="position:absolute;left:0;text-align:left;margin-left:96.45pt;margin-top:579.3pt;width:300pt;height:25.5pt;z-index:251693056;visibility:visible;mso-wrap-style:square;mso-width-percent:0;mso-height-percent:0;mso-wrap-distance-left:9pt;mso-wrap-distance-top:0;mso-wrap-distance-right:9pt;mso-wrap-distance-bottom:0;mso-position-horizontal:absolute;mso-position-horizontal-relative:margin;mso-position-vertical:absolute;mso-position-vertical-relative:text;mso-width-percent:0;mso-height-percent:0;mso-width-relative:margin;mso-height-relative:margin;v-text-anchor:top" o:gfxdata="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" stroked="f">
+              <v:shape w14:anchorId="52AE1A4A" id="Надпись 6" o:spid="_x0000_s1037" type="#_x0000_t202" style="position:absolute;left:0;text-align:left;margin-left:96.45pt;margin-top:579.3pt;width:300pt;height:25.5pt;z-index:251693056;visibility:visible;mso-wrap-style:square;mso-width-percent:0;mso-height-percent:0;mso-wrap-distance-left:9pt;mso-wrap-distance-top:0;mso-wrap-distance-right:9pt;mso-wrap-distance-bottom:0;mso-position-horizontal:absolute;mso-position-horizontal-relative:margin;mso-position-vertical:absolute;mso-position-vertical-relative:text;mso-width-percent:0;mso-height-percent:0;mso-width-relative:margin;mso-height-relative:margin;v-text-anchor:top" o:gfxdata="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" stroked="f">
                 <v:textbox inset="0,0,0,0">
                   <w:txbxContent>
                     <w:p>
@@ -9103,7 +9151,7 @@
           </mc:Choice>
           <mc:Fallback>
             <w:pict>
-              <v:shape w14:anchorId="206513C1" id="Надпись 25" o:spid="_x0000_s1038" type="#_x0000_t202" style="position:absolute;left:0;text-align:left;margin-left:410.05pt;margin-top:369.3pt;width:461.25pt;height:21.75pt;z-index:251696128;visibility:visible;mso-wrap-style:square;mso-width-percent:0;mso-height-percent:0;mso-wrap-distance-left:9pt;mso-wrap-distance-top:0;mso-wrap-distance-right:9pt;mso-wrap-distance-bottom:0;mso-position-horizontal:right;mso-position-horizontal-relative:margin;mso-position-vertical:absolute;mso-position-vertical-relative:text;mso-width-percent:0;mso-height-percent:0;mso-width-relative:margin;mso-height-relative:margin;v-text-anchor:top" o:gfxdata="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" stroked="f">
+              <v:shape w14:anchorId="206513C1" id="Надпись 25" o:spid="_x0000_s1038" type="#_x0000_t202" style="position:absolute;left:0;text-align:left;margin-left:410.05pt;margin-top:369.3pt;width:461.25pt;height:21.75pt;z-index:251696128;visibility:visible;mso-wrap-style:square;mso-width-percent:0;mso-height-percent:0;mso-wrap-distance-left:9pt;mso-wrap-distance-top:0;mso-wrap-distance-right:9pt;mso-wrap-distance-bottom:0;mso-position-horizontal:right;mso-position-horizontal-relative:margin;mso-position-vertical:absolute;mso-position-vertical-relative:text;mso-width-percent:0;mso-height-percent:0;mso-width-relative:margin;mso-height-relative:margin;v-text-anchor:top" o:gfxdata="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" stroked="f">
                 <v:textbox inset="0,0,0,0">
                   <w:txbxContent>
                     <w:p>
@@ -9492,23 +9540,7 @@
           <w:szCs w:val="28"/>
         </w:rPr>
         <w:lastRenderedPageBreak/>
-        <w:t xml:space="preserve">сущностью Поездка связью один ко многим по коду страны, также сущность Страна связана с сущностью Статья по коду страны. Сущность Страна связана связью один ко многим с сущностью фраза. Сущность Страна связана </w:t>
-      </w:r>
-      <w:proofErr w:type="gramStart"/>
-      <w:r>
-        <w:rPr>
-          <w:rFonts w:cs="Times New Roman"/>
-          <w:szCs w:val="28"/>
-        </w:rPr>
-        <w:t>с сущностью</w:t>
-      </w:r>
-      <w:proofErr w:type="gramEnd"/>
-      <w:r>
-        <w:rPr>
-          <w:rFonts w:cs="Times New Roman"/>
-          <w:szCs w:val="28"/>
-        </w:rPr>
-        <w:t xml:space="preserve"> Локальное приложение связью один ко многим через код страны. Сущность Категория фразы с сущностью Фраза связана связью один ко </w:t>
+        <w:t xml:space="preserve">сущностью Поездка связью один ко многим по коду страны, также сущность Страна связана с сущностью Статья по коду страны. Сущность Страна связана связью один ко многим с сущностью фраза. Сущность Страна связана с сущностью Локальное приложение связью один ко многим через код страны. Сущность Категория фразы с сущностью Фраза связана связью один ко </w:t>
       </w:r>
       <w:r>
         <w:rPr>
@@ -9697,7 +9729,7 @@
           </mc:Choice>
           <mc:Fallback>
             <w:pict>
-              <v:shape w14:anchorId="7FC21DDC" id="Надпись 28" o:spid="_x0000_s1039" type="#_x0000_t202" style="position:absolute;left:0;text-align:left;margin-left:159pt;margin-top:658.5pt;width:177pt;height:21.75pt;z-index:251700224;visibility:visible;mso-wrap-style:square;mso-width-percent:0;mso-height-percent:0;mso-wrap-distance-left:9pt;mso-wrap-distance-top:0;mso-wrap-distance-right:9pt;mso-wrap-distance-bottom:0;mso-position-horizontal:absolute;mso-position-horizontal-relative:margin;mso-position-vertical:absolute;mso-position-vertical-relative:text;mso-width-percent:0;mso-height-percent:0;mso-width-relative:margin;mso-height-relative:margin;v-text-anchor:top" o:gfxdata="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" stroked="f">
+              <v:shape w14:anchorId="7FC21DDC" id="Надпись 28" o:spid="_x0000_s1039" type="#_x0000_t202" style="position:absolute;left:0;text-align:left;margin-left:159pt;margin-top:658.5pt;width:177pt;height:21.75pt;z-index:251700224;visibility:visible;mso-wrap-style:square;mso-width-percent:0;mso-height-percent:0;mso-wrap-distance-left:9pt;mso-wrap-distance-top:0;mso-wrap-distance-right:9pt;mso-wrap-distance-bottom:0;mso-position-horizontal:absolute;mso-position-horizontal-relative:margin;mso-position-vertical:absolute;mso-position-vertical-relative:text;mso-width-percent:0;mso-height-percent:0;mso-width-relative:margin;mso-height-relative:margin;v-text-anchor:top" o:gfxdata="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" stroked="f">
                 <v:textbox inset="0,0,0,0">
                   <w:txbxContent>
                     <w:p>
@@ -10108,7 +10140,7 @@
           </mc:Choice>
           <mc:Fallback>
             <w:pict>
-              <v:shape w14:anchorId="273DE176" id="Надпись 32" o:spid="_x0000_s1040" type="#_x0000_t202" style="position:absolute;left:0;text-align:left;margin-left:0;margin-top:439.8pt;width:185.25pt;height:21.75pt;z-index:251706368;visibility:visible;mso-wrap-style:square;mso-width-percent:0;mso-height-percent:0;mso-wrap-distance-left:9pt;mso-wrap-distance-top:0;mso-wrap-distance-right:9pt;mso-wrap-distance-bottom:0;mso-position-horizontal:center;mso-position-horizontal-relative:margin;mso-position-vertical:absolute;mso-position-vertical-relative:text;mso-width-percent:0;mso-height-percent:0;mso-width-relative:margin;mso-height-relative:margin;v-text-anchor:top" o:gfxdata="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" stroked="f">
+              <v:shape w14:anchorId="273DE176" id="Надпись 32" o:spid="_x0000_s1040" type="#_x0000_t202" style="position:absolute;left:0;text-align:left;margin-left:0;margin-top:439.8pt;width:185.25pt;height:21.75pt;z-index:251706368;visibility:visible;mso-wrap-style:square;mso-width-percent:0;mso-height-percent:0;mso-wrap-distance-left:9pt;mso-wrap-distance-top:0;mso-wrap-distance-right:9pt;mso-wrap-distance-bottom:0;mso-position-horizontal:center;mso-position-horizontal-relative:margin;mso-position-vertical:absolute;mso-position-vertical-relative:text;mso-width-percent:0;mso-height-percent:0;mso-width-relative:margin;mso-height-relative:margin;v-text-anchor:top" o:gfxdata="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" stroked="f">
                 <v:textbox inset="0,0,0,0">
                   <w:txbxContent>
                     <w:p>
@@ -10478,7 +10510,7 @@
           </mc:Choice>
           <mc:Fallback>
             <w:pict>
-              <v:shape w14:anchorId="201B0D83" id="Надпись 30" o:spid="_x0000_s1041" type="#_x0000_t202" style="position:absolute;left:0;text-align:left;margin-left:0;margin-top:214.15pt;width:252pt;height:21.75pt;z-index:251703296;visibility:visible;mso-wrap-style:square;mso-width-percent:0;mso-height-percent:0;mso-wrap-distance-left:9pt;mso-wrap-distance-top:0;mso-wrap-distance-right:9pt;mso-wrap-distance-bottom:0;mso-position-horizontal:center;mso-position-horizontal-relative:margin;mso-position-vertical:absolute;mso-position-vertical-relative:text;mso-width-percent:0;mso-height-percent:0;mso-width-relative:margin;mso-height-relative:margin;v-text-anchor:top" o:gfxdata="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" stroked="f">
+              <v:shape w14:anchorId="201B0D83" id="Надпись 30" o:spid="_x0000_s1041" type="#_x0000_t202" style="position:absolute;left:0;text-align:left;margin-left:0;margin-top:214.15pt;width:252pt;height:21.75pt;z-index:251703296;visibility:visible;mso-wrap-style:square;mso-width-percent:0;mso-height-percent:0;mso-wrap-distance-left:9pt;mso-wrap-distance-top:0;mso-wrap-distance-right:9pt;mso-wrap-distance-bottom:0;mso-position-horizontal:center;mso-position-horizontal-relative:margin;mso-position-vertical:absolute;mso-position-vertical-relative:text;mso-width-percent:0;mso-height-percent:0;mso-width-relative:margin;mso-height-relative:margin;v-text-anchor:top" o:gfxdata="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" stroked="f">
                 <v:textbox inset="0,0,0,0">
                   <w:txbxContent>
                     <w:p>
@@ -10902,7 +10934,7 @@
           </mc:Choice>
           <mc:Fallback>
             <w:pict>
-              <v:shape w14:anchorId="61D5C8FC" id="Надпись 34" o:spid="_x0000_s1042" type="#_x0000_t202" style="position:absolute;left:0;text-align:left;margin-left:136.4pt;margin-top:142.05pt;width:223.5pt;height:21.75pt;z-index:251709440;visibility:visible;mso-wrap-style:square;mso-width-percent:0;mso-height-percent:0;mso-wrap-distance-left:9pt;mso-wrap-distance-top:0;mso-wrap-distance-right:9pt;mso-wrap-distance-bottom:0;mso-position-horizontal:absolute;mso-position-horizontal-relative:margin;mso-position-vertical:absolute;mso-position-vertical-relative:text;mso-width-percent:0;mso-height-percent:0;mso-width-relative:margin;mso-height-relative:margin;v-text-anchor:top" o:gfxdata="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" stroked="f">
+              <v:shape w14:anchorId="61D5C8FC" id="Надпись 34" o:spid="_x0000_s1042" type="#_x0000_t202" style="position:absolute;left:0;text-align:left;margin-left:136.4pt;margin-top:142.05pt;width:223.5pt;height:21.75pt;z-index:251709440;visibility:visible;mso-wrap-style:square;mso-width-percent:0;mso-height-percent:0;mso-wrap-distance-left:9pt;mso-wrap-distance-top:0;mso-wrap-distance-right:9pt;mso-wrap-distance-bottom:0;mso-position-horizontal:absolute;mso-position-horizontal-relative:margin;mso-position-vertical:absolute;mso-position-vertical-relative:text;mso-width-percent:0;mso-height-percent:0;mso-width-relative:margin;mso-height-relative:margin;v-text-anchor:top" o:gfxdata="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" stroked="f">
                 <v:textbox inset="0,0,0,0">
                   <w:txbxContent>
                     <w:p>
@@ -11347,7 +11379,7 @@
           </mc:Choice>
           <mc:Fallback>
             <w:pict>
-              <v:shape w14:anchorId="49D55103" id="Надпись 37" o:spid="_x0000_s1043" type="#_x0000_t202" style="position:absolute;left:0;text-align:left;margin-left:0;margin-top:203.1pt;width:246pt;height:21.75pt;z-index:251712512;visibility:visible;mso-wrap-style:square;mso-width-percent:0;mso-height-percent:0;mso-wrap-distance-left:9pt;mso-wrap-distance-top:0;mso-wrap-distance-right:9pt;mso-wrap-distance-bottom:0;mso-position-horizontal:center;mso-position-horizontal-relative:margin;mso-position-vertical:absolute;mso-position-vertical-relative:text;mso-width-percent:0;mso-height-percent:0;mso-width-relative:margin;mso-height-relative:margin;v-text-anchor:top" o:gfxdata="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" stroked="f">
+              <v:shape w14:anchorId="49D55103" id="Надпись 37" o:spid="_x0000_s1043" type="#_x0000_t202" style="position:absolute;left:0;text-align:left;margin-left:0;margin-top:203.1pt;width:246pt;height:21.75pt;z-index:251712512;visibility:visible;mso-wrap-style:square;mso-width-percent:0;mso-height-percent:0;mso-wrap-distance-left:9pt;mso-wrap-distance-top:0;mso-wrap-distance-right:9pt;mso-wrap-distance-bottom:0;mso-position-horizontal:center;mso-position-horizontal-relative:margin;mso-position-vertical:absolute;mso-position-vertical-relative:text;mso-width-percent:0;mso-height-percent:0;mso-width-relative:margin;mso-height-relative:margin;v-text-anchor:top" o:gfxdata="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" stroked="f">
                 <v:textbox inset="0,0,0,0">
                   <w:txbxContent>
                     <w:p>
@@ -11825,7 +11857,7 @@
           </mc:Choice>
           <mc:Fallback>
             <w:pict>
-              <v:shape w14:anchorId="1B907DF9" id="Надпись 39" o:spid="_x0000_s1044" type="#_x0000_t202" style="position:absolute;left:0;text-align:left;margin-left:0;margin-top:216.3pt;width:186.75pt;height:21.75pt;z-index:251715584;visibility:visible;mso-wrap-style:square;mso-width-percent:0;mso-height-percent:0;mso-wrap-distance-left:9pt;mso-wrap-distance-top:0;mso-wrap-distance-right:9pt;mso-wrap-distance-bottom:0;mso-position-horizontal:center;mso-position-horizontal-relative:margin;mso-position-vertical:absolute;mso-position-vertical-relative:text;mso-width-percent:0;mso-height-percent:0;mso-width-relative:margin;mso-height-relative:margin;v-text-anchor:top" o:gfxdata="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" stroked="f">
+              <v:shape w14:anchorId="1B907DF9" id="Надпись 39" o:spid="_x0000_s1044" type="#_x0000_t202" style="position:absolute;left:0;text-align:left;margin-left:0;margin-top:216.3pt;width:186.75pt;height:21.75pt;z-index:251715584;visibility:visible;mso-wrap-style:square;mso-width-percent:0;mso-height-percent:0;mso-wrap-distance-left:9pt;mso-wrap-distance-top:0;mso-wrap-distance-right:9pt;mso-wrap-distance-bottom:0;mso-position-horizontal:center;mso-position-horizontal-relative:margin;mso-position-vertical:absolute;mso-position-vertical-relative:text;mso-width-percent:0;mso-height-percent:0;mso-width-relative:margin;mso-height-relative:margin;v-text-anchor:top" o:gfxdata="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" stroked="f">
                 <v:textbox inset="0,0,0,0">
                   <w:txbxContent>
                     <w:p>
@@ -12123,7 +12155,7 @@
           </mc:Choice>
           <mc:Fallback>
             <w:pict>
-              <v:shape w14:anchorId="1559E418" id="Надпись 46" o:spid="_x0000_s1045" type="#_x0000_t202" style="position:absolute;left:0;text-align:left;margin-left:0;margin-top:670.05pt;width:228pt;height:21.75pt;z-index:251727872;visibility:visible;mso-wrap-style:square;mso-width-percent:0;mso-height-percent:0;mso-wrap-distance-left:9pt;mso-wrap-distance-top:0;mso-wrap-distance-right:9pt;mso-wrap-distance-bottom:0;mso-position-horizontal:center;mso-position-horizontal-relative:page;mso-position-vertical:absolute;mso-position-vertical-relative:text;mso-width-percent:0;mso-height-percent:0;mso-width-relative:margin;mso-height-relative:margin;v-text-anchor:top" o:gfxdata="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" stroked="f">
+              <v:shape w14:anchorId="1559E418" id="Надпись 46" o:spid="_x0000_s1045" type="#_x0000_t202" style="position:absolute;left:0;text-align:left;margin-left:0;margin-top:670.05pt;width:228pt;height:21.75pt;z-index:251727872;visibility:visible;mso-wrap-style:square;mso-width-percent:0;mso-height-percent:0;mso-wrap-distance-left:9pt;mso-wrap-distance-top:0;mso-wrap-distance-right:9pt;mso-wrap-distance-bottom:0;mso-position-horizontal:center;mso-position-horizontal-relative:page;mso-position-vertical:absolute;mso-position-vertical-relative:text;mso-width-percent:0;mso-height-percent:0;mso-width-relative:margin;mso-height-relative:margin;v-text-anchor:top" o:gfxdata="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" stroked="f">
                 <v:textbox inset="0,0,0,0">
                   <w:txbxContent>
                     <w:p>
@@ -12416,7 +12448,7 @@
           </mc:Choice>
           <mc:Fallback>
             <w:pict>
-              <v:shape w14:anchorId="59040926" id="Надпись 44" o:spid="_x0000_s1046" type="#_x0000_t202" style="position:absolute;left:0;text-align:left;margin-left:0;margin-top:503.5pt;width:189pt;height:21.75pt;z-index:251724800;visibility:visible;mso-wrap-style:square;mso-width-percent:0;mso-height-percent:0;mso-wrap-distance-left:9pt;mso-wrap-distance-top:0;mso-wrap-distance-right:9pt;mso-wrap-distance-bottom:0;mso-position-horizontal:center;mso-position-horizontal-relative:page;mso-position-vertical:absolute;mso-position-vertical-relative:text;mso-width-percent:0;mso-height-percent:0;mso-width-relative:margin;mso-height-relative:margin;v-text-anchor:top" o:gfxdata="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" stroked="f">
+              <v:shape w14:anchorId="59040926" id="Надпись 44" o:spid="_x0000_s1046" type="#_x0000_t202" style="position:absolute;left:0;text-align:left;margin-left:0;margin-top:503.5pt;width:189pt;height:21.75pt;z-index:251724800;visibility:visible;mso-wrap-style:square;mso-width-percent:0;mso-height-percent:0;mso-wrap-distance-left:9pt;mso-wrap-distance-top:0;mso-wrap-distance-right:9pt;mso-wrap-distance-bottom:0;mso-position-horizontal:center;mso-position-horizontal-relative:page;mso-position-vertical:absolute;mso-position-vertical-relative:text;mso-width-percent:0;mso-height-percent:0;mso-width-relative:margin;mso-height-relative:margin;v-text-anchor:top" o:gfxdata="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" stroked="f">
                 <v:textbox inset="0,0,0,0">
                   <w:txbxContent>
                     <w:p>
@@ -12702,7 +12734,7 @@
           </mc:Choice>
           <mc:Fallback>
             <w:pict>
-              <v:shape w14:anchorId="17C4E9BA" id="Надпись 42" o:spid="_x0000_s1047" type="#_x0000_t202" style="position:absolute;left:0;text-align:left;margin-left:114pt;margin-top:352.8pt;width:189pt;height:21.75pt;z-index:251721728;visibility:visible;mso-wrap-style:square;mso-width-percent:0;mso-height-percent:0;mso-wrap-distance-left:9pt;mso-wrap-distance-top:0;mso-wrap-distance-right:9pt;mso-wrap-distance-bottom:0;mso-position-horizontal:absolute;mso-position-horizontal-relative:margin;mso-position-vertical:absolute;mso-position-vertical-relative:text;mso-width-percent:0;mso-height-percent:0;mso-width-relative:margin;mso-height-relative:margin;v-text-anchor:top" o:gfxdata="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" stroked="f">
+              <v:shape w14:anchorId="17C4E9BA" id="Надпись 42" o:spid="_x0000_s1047" type="#_x0000_t202" style="position:absolute;left:0;text-align:left;margin-left:114pt;margin-top:352.8pt;width:189pt;height:21.75pt;z-index:251721728;visibility:visible;mso-wrap-style:square;mso-width-percent:0;mso-height-percent:0;mso-wrap-distance-left:9pt;mso-wrap-distance-top:0;mso-wrap-distance-right:9pt;mso-wrap-distance-bottom:0;mso-position-horizontal:absolute;mso-position-horizontal-relative:margin;mso-position-vertical:absolute;mso-position-vertical-relative:text;mso-width-percent:0;mso-height-percent:0;mso-width-relative:margin;mso-height-relative:margin;v-text-anchor:top" o:gfxdata="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" stroked="f">
                 <v:textbox inset="0,0,0,0">
                   <w:txbxContent>
                     <w:p>
@@ -12968,7 +13000,7 @@
           </mc:Choice>
           <mc:Fallback>
             <w:pict>
-              <v:shape w14:anchorId="3C054E8A" id="Надпись 40" o:spid="_x0000_s1048" type="#_x0000_t202" style="position:absolute;left:0;text-align:left;margin-left:0;margin-top:166.8pt;width:216.75pt;height:21.75pt;z-index:251718656;visibility:visible;mso-wrap-style:square;mso-width-percent:0;mso-height-percent:0;mso-wrap-distance-left:9pt;mso-wrap-distance-top:0;mso-wrap-distance-right:9pt;mso-wrap-distance-bottom:0;mso-position-horizontal:center;mso-position-horizontal-relative:page;mso-position-vertical:absolute;mso-position-vertical-relative:text;mso-width-percent:0;mso-height-percent:0;mso-width-relative:margin;mso-height-relative:margin;v-text-anchor:top" o:gfxdata="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" stroked="f">
+              <v:shape w14:anchorId="3C054E8A" id="Надпись 40" o:spid="_x0000_s1048" type="#_x0000_t202" style="position:absolute;left:0;text-align:left;margin-left:0;margin-top:166.8pt;width:216.75pt;height:21.75pt;z-index:251718656;visibility:visible;mso-wrap-style:square;mso-width-percent:0;mso-height-percent:0;mso-wrap-distance-left:9pt;mso-wrap-distance-top:0;mso-wrap-distance-right:9pt;mso-wrap-distance-bottom:0;mso-position-horizontal:center;mso-position-horizontal-relative:page;mso-position-vertical:absolute;mso-position-vertical-relative:text;mso-width-percent:0;mso-height-percent:0;mso-width-relative:margin;mso-height-relative:margin;v-text-anchor:top" o:gfxdata="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" stroked="f">
                 <v:textbox inset="0,0,0,0">
                   <w:txbxContent>
                     <w:p>
@@ -13256,7 +13288,7 @@
           </mc:Choice>
           <mc:Fallback>
             <w:pict>
-              <v:shape w14:anchorId="245816BF" id="Надпись 53" o:spid="_x0000_s1049" type="#_x0000_t202" style="position:absolute;left:0;text-align:left;margin-left:0;margin-top:422.55pt;width:184.5pt;height:21.75pt;z-index:251738112;visibility:visible;mso-wrap-style:square;mso-width-percent:0;mso-height-percent:0;mso-wrap-distance-left:9pt;mso-wrap-distance-top:0;mso-wrap-distance-right:9pt;mso-wrap-distance-bottom:0;mso-position-horizontal:center;mso-position-horizontal-relative:page;mso-position-vertical:absolute;mso-position-vertical-relative:text;mso-width-percent:0;mso-height-percent:0;mso-width-relative:margin;mso-height-relative:margin;v-text-anchor:top" o:gfxdata="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" stroked="f">
+              <v:shape w14:anchorId="245816BF" id="Надпись 53" o:spid="_x0000_s1049" type="#_x0000_t202" style="position:absolute;left:0;text-align:left;margin-left:0;margin-top:422.55pt;width:184.5pt;height:21.75pt;z-index:251738112;visibility:visible;mso-wrap-style:square;mso-width-percent:0;mso-height-percent:0;mso-wrap-distance-left:9pt;mso-wrap-distance-top:0;mso-wrap-distance-right:9pt;mso-wrap-distance-bottom:0;mso-position-horizontal:center;mso-position-horizontal-relative:page;mso-position-vertical:absolute;mso-position-vertical-relative:text;mso-width-percent:0;mso-height-percent:0;mso-width-relative:margin;mso-height-relative:margin;v-text-anchor:top" o:gfxdata="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" stroked="f">
                 <v:textbox inset="0,0,0,0">
                   <w:txbxContent>
                     <w:p>
@@ -13542,7 +13574,7 @@
           </mc:Choice>
           <mc:Fallback>
             <w:pict>
-              <v:shape w14:anchorId="387E2C25" id="Надпись 51" o:spid="_x0000_s1050" type="#_x0000_t202" style="position:absolute;left:0;text-align:left;margin-left:200.25pt;margin-top:235.05pt;width:231pt;height:21.75pt;z-index:251735040;visibility:visible;mso-wrap-style:square;mso-width-percent:0;mso-height-percent:0;mso-wrap-distance-left:9pt;mso-wrap-distance-top:0;mso-wrap-distance-right:9pt;mso-wrap-distance-bottom:0;mso-position-horizontal:absolute;mso-position-horizontal-relative:page;mso-position-vertical:absolute;mso-position-vertical-relative:text;mso-width-percent:0;mso-height-percent:0;mso-width-relative:margin;mso-height-relative:margin;v-text-anchor:top" o:gfxdata="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" stroked="f">
+              <v:shape w14:anchorId="387E2C25" id="Надпись 51" o:spid="_x0000_s1050" type="#_x0000_t202" style="position:absolute;left:0;text-align:left;margin-left:200.25pt;margin-top:235.05pt;width:231pt;height:21.75pt;z-index:251735040;visibility:visible;mso-wrap-style:square;mso-width-percent:0;mso-height-percent:0;mso-wrap-distance-left:9pt;mso-wrap-distance-top:0;mso-wrap-distance-right:9pt;mso-wrap-distance-bottom:0;mso-position-horizontal:absolute;mso-position-horizontal-relative:page;mso-position-vertical:absolute;mso-position-vertical-relative:text;mso-width-percent:0;mso-height-percent:0;mso-width-relative:margin;mso-height-relative:margin;v-text-anchor:top" o:gfxdata="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" stroked="f">
                 <v:textbox inset="0,0,0,0">
                   <w:txbxContent>
                     <w:p>
@@ -13838,7 +13870,7 @@
           </mc:Choice>
           <mc:Fallback>
             <w:pict>
-              <v:shape w14:anchorId="7D2711C5" id="Надпись 48" o:spid="_x0000_s1051" type="#_x0000_t202" style="position:absolute;left:0;text-align:left;margin-left:0;margin-top:106.8pt;width:195pt;height:21.75pt;z-index:251730944;visibility:visible;mso-wrap-style:square;mso-width-percent:0;mso-height-percent:0;mso-wrap-distance-left:9pt;mso-wrap-distance-top:0;mso-wrap-distance-right:9pt;mso-wrap-distance-bottom:0;mso-position-horizontal:center;mso-position-horizontal-relative:margin;mso-position-vertical:absolute;mso-position-vertical-relative:text;mso-width-percent:0;mso-height-percent:0;mso-width-relative:margin;mso-height-relative:margin;v-text-anchor:top" o:gfxdata="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" stroked="f">
+              <v:shape w14:anchorId="7D2711C5" id="Надпись 48" o:spid="_x0000_s1051" type="#_x0000_t202" style="position:absolute;left:0;text-align:left;margin-left:0;margin-top:106.8pt;width:195pt;height:21.75pt;z-index:251730944;visibility:visible;mso-wrap-style:square;mso-width-percent:0;mso-height-percent:0;mso-wrap-distance-left:9pt;mso-wrap-distance-top:0;mso-wrap-distance-right:9pt;mso-wrap-distance-bottom:0;mso-position-horizontal:center;mso-position-horizontal-relative:margin;mso-position-vertical:absolute;mso-position-vertical-relative:text;mso-width-percent:0;mso-height-percent:0;mso-width-relative:margin;mso-height-relative:margin;v-text-anchor:top" o:gfxdata="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" stroked="f">
                 <v:textbox inset="0,0,0,0">
                   <w:txbxContent>
                     <w:p>
@@ -14377,7 +14409,7 @@
           </mc:Choice>
           <mc:Fallback>
             <w:pict>
-              <v:shape w14:anchorId="5C876847" id="Надпись 56" o:spid="_x0000_s1052" type="#_x0000_t202" style="position:absolute;left:0;text-align:left;margin-left:0;margin-top:543.65pt;width:275.25pt;height:21.75pt;z-index:251744256;visibility:visible;mso-wrap-style:square;mso-width-percent:0;mso-height-percent:0;mso-wrap-distance-left:9pt;mso-wrap-distance-top:0;mso-wrap-distance-right:9pt;mso-wrap-distance-bottom:0;mso-position-horizontal:center;mso-position-horizontal-relative:margin;mso-position-vertical:absolute;mso-position-vertical-relative:text;mso-width-percent:0;mso-height-percent:0;mso-width-relative:margin;mso-height-relative:margin;v-text-anchor:top" o:gfxdata="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" stroked="f">
+              <v:shape w14:anchorId="5C876847" id="Надпись 56" o:spid="_x0000_s1052" type="#_x0000_t202" style="position:absolute;left:0;text-align:left;margin-left:0;margin-top:543.65pt;width:275.25pt;height:21.75pt;z-index:251744256;visibility:visible;mso-wrap-style:square;mso-width-percent:0;mso-height-percent:0;mso-wrap-distance-left:9pt;mso-wrap-distance-top:0;mso-wrap-distance-right:9pt;mso-wrap-distance-bottom:0;mso-position-horizontal:center;mso-position-horizontal-relative:margin;mso-position-vertical:absolute;mso-position-vertical-relative:text;mso-width-percent:0;mso-height-percent:0;mso-width-relative:margin;mso-height-relative:margin;v-text-anchor:top" o:gfxdata="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" stroked="f">
                 <v:textbox inset="0,0,0,0">
                   <w:txbxContent>
                     <w:p>
@@ -14453,17 +14485,7 @@
                           <w:sz w:val="28"/>
                           <w:szCs w:val="28"/>
                         </w:rPr>
-                        <w:t xml:space="preserve"> объединение </w:t>
-                      </w:r>
-                      <w:r>
-                        <w:rPr>
-                          <w:b w:val="0"/>
-                          <w:bCs w:val="0"/>
-                          <w:color w:val="auto"/>
-                          <w:sz w:val="28"/>
-                          <w:szCs w:val="28"/>
-                        </w:rPr>
-                        <w:t>результат слияния</w:t>
+                        <w:t xml:space="preserve"> объединение результат слияния</w:t>
                       </w:r>
                     </w:p>
                   </w:txbxContent>
@@ -14613,7 +14635,7 @@
           </mc:Choice>
           <mc:Fallback>
             <w:pict>
-              <v:shape w14:anchorId="55DEB5CE" id="Надпись 54" o:spid="_x0000_s1053" type="#_x0000_t202" style="position:absolute;left:0;text-align:left;margin-left:0;margin-top:297.45pt;width:258pt;height:21.75pt;z-index:251741184;visibility:visible;mso-wrap-style:square;mso-width-percent:0;mso-height-percent:0;mso-wrap-distance-left:9pt;mso-wrap-distance-top:0;mso-wrap-distance-right:9pt;mso-wrap-distance-bottom:0;mso-position-horizontal:center;mso-position-horizontal-relative:margin;mso-position-vertical:absolute;mso-position-vertical-relative:text;mso-width-percent:0;mso-height-percent:0;mso-width-relative:margin;mso-height-relative:margin;v-text-anchor:top" o:gfxdata="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" stroked="f">
+              <v:shape w14:anchorId="55DEB5CE" id="Надпись 54" o:spid="_x0000_s1053" type="#_x0000_t202" style="position:absolute;left:0;text-align:left;margin-left:0;margin-top:297.45pt;width:258pt;height:21.75pt;z-index:251741184;visibility:visible;mso-wrap-style:square;mso-width-percent:0;mso-height-percent:0;mso-wrap-distance-left:9pt;mso-wrap-distance-top:0;mso-wrap-distance-right:9pt;mso-wrap-distance-bottom:0;mso-position-horizontal:center;mso-position-horizontal-relative:margin;mso-position-vertical:absolute;mso-position-vertical-relative:text;mso-width-percent:0;mso-height-percent:0;mso-width-relative:margin;mso-height-relative:margin;v-text-anchor:top" o:gfxdata="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" stroked="f">
                 <v:textbox inset="0,0,0,0">
                   <w:txbxContent>
                     <w:p>
@@ -14958,11 +14980,7 @@
           </mc:Choice>
           <mc:Fallback>
             <w:pict>
-              <v:shapetype w14:anchorId="27D4052E" id="_x0000_t202" coordsize="21600,21600" o:spt="202" path="m,l,21600r21600,l21600,xe">
-                <v:stroke joinstyle="miter"/>
-                <v:path gradientshapeok="t" o:connecttype="rect"/>
-              </v:shapetype>
-              <v:shape id="Надпись 60" o:spid="_x0000_s1054" type="#_x0000_t202" style="position:absolute;left:0;text-align:left;margin-left:0;margin-top:519.15pt;width:292.5pt;height:21.75pt;z-index:251750400;visibility:visible;mso-wrap-style:square;mso-width-percent:0;mso-height-percent:0;mso-wrap-distance-left:9pt;mso-wrap-distance-top:0;mso-wrap-distance-right:9pt;mso-wrap-distance-bottom:0;mso-position-horizontal:center;mso-position-horizontal-relative:margin;mso-position-vertical:absolute;mso-position-vertical-relative:text;mso-width-percent:0;mso-height-percent:0;mso-width-relative:margin;mso-height-relative:margin;v-text-anchor:top" o:gfxdata="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" stroked="f">
+              <v:shape w14:anchorId="27D4052E" id="Надпись 60" o:spid="_x0000_s1054" type="#_x0000_t202" style="position:absolute;left:0;text-align:left;margin-left:0;margin-top:519.15pt;width:292.5pt;height:21.75pt;z-index:251750400;visibility:visible;mso-wrap-style:square;mso-width-percent:0;mso-height-percent:0;mso-wrap-distance-left:9pt;mso-wrap-distance-top:0;mso-wrap-distance-right:9pt;mso-wrap-distance-bottom:0;mso-position-horizontal:center;mso-position-horizontal-relative:margin;mso-position-vertical:absolute;mso-position-vertical-relative:text;mso-width-percent:0;mso-height-percent:0;mso-width-relative:margin;mso-height-relative:margin;v-text-anchor:top" o:gfxdata="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" stroked="f">
                 <v:textbox inset="0,0,0,0">
                   <w:txbxContent>
                     <w:p>
@@ -15060,6 +15078,9 @@
         </mc:AlternateContent>
       </w:r>
       <w:r>
+        <w:rPr>
+          <w:noProof/>
+        </w:rPr>
         <w:drawing>
           <wp:anchor distT="0" distB="0" distL="114300" distR="114300" simplePos="0" relativeHeight="251748352" behindDoc="0" locked="0" layoutInCell="1" allowOverlap="1" wp14:anchorId="36C7B95D" wp14:editId="0441FE72">
             <wp:simplePos x="0" y="0"/>
@@ -15255,7 +15276,7 @@
           </mc:Choice>
           <mc:Fallback>
             <w:pict>
-              <v:shape w14:anchorId="7AB6B5A1" id="Надпись 58" o:spid="_x0000_s1055" type="#_x0000_t202" style="position:absolute;left:0;text-align:left;margin-left:0;margin-top:306.9pt;width:261.75pt;height:21.75pt;z-index:251747328;visibility:visible;mso-wrap-style:square;mso-width-percent:0;mso-height-percent:0;mso-wrap-distance-left:9pt;mso-wrap-distance-top:0;mso-wrap-distance-right:9pt;mso-wrap-distance-bottom:0;mso-position-horizontal:center;mso-position-horizontal-relative:margin;mso-position-vertical:absolute;mso-position-vertical-relative:text;mso-width-percent:0;mso-height-percent:0;mso-width-relative:margin;mso-height-relative:margin;v-text-anchor:top" o:gfxdata="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" stroked="f">
+              <v:shape w14:anchorId="7AB6B5A1" id="Надпись 58" o:spid="_x0000_s1055" type="#_x0000_t202" style="position:absolute;left:0;text-align:left;margin-left:0;margin-top:306.9pt;width:261.75pt;height:21.75pt;z-index:251747328;visibility:visible;mso-wrap-style:square;mso-width-percent:0;mso-height-percent:0;mso-wrap-distance-left:9pt;mso-wrap-distance-top:0;mso-wrap-distance-right:9pt;mso-wrap-distance-bottom:0;mso-position-horizontal:center;mso-position-horizontal-relative:margin;mso-position-vertical:absolute;mso-position-vertical-relative:text;mso-width-percent:0;mso-height-percent:0;mso-width-relative:margin;mso-height-relative:margin;v-text-anchor:top" o:gfxdata="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" stroked="f">
                 <v:textbox inset="0,0,0,0">
                   <w:txbxContent>
                     <w:p>
@@ -15574,7 +15595,7 @@
           </mc:Choice>
           <mc:Fallback>
             <w:pict>
-              <v:shape w14:anchorId="7A2C91C0" id="Надпись 64" o:spid="_x0000_s1056" type="#_x0000_t202" style="position:absolute;margin-left:0;margin-top:662.55pt;width:330.75pt;height:21.75pt;z-index:251756544;visibility:visible;mso-wrap-style:square;mso-width-percent:0;mso-height-percent:0;mso-wrap-distance-left:9pt;mso-wrap-distance-top:0;mso-wrap-distance-right:9pt;mso-wrap-distance-bottom:0;mso-position-horizontal:center;mso-position-horizontal-relative:margin;mso-position-vertical:absolute;mso-position-vertical-relative:text;mso-width-percent:0;mso-height-percent:0;mso-width-relative:margin;mso-height-relative:margin;v-text-anchor:top" o:gfxdata="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" stroked="f">
+              <v:shape w14:anchorId="7A2C91C0" id="Надпись 64" o:spid="_x0000_s1056" type="#_x0000_t202" style="position:absolute;margin-left:0;margin-top:662.55pt;width:330.75pt;height:21.75pt;z-index:251756544;visibility:visible;mso-wrap-style:square;mso-width-percent:0;mso-height-percent:0;mso-wrap-distance-left:9pt;mso-wrap-distance-top:0;mso-wrap-distance-right:9pt;mso-wrap-distance-bottom:0;mso-position-horizontal:center;mso-position-horizontal-relative:margin;mso-position-vertical:absolute;mso-position-vertical-relative:text;mso-width-percent:0;mso-height-percent:0;mso-width-relative:margin;mso-height-relative:margin;v-text-anchor:top" o:gfxdata="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" stroked="f">
                 <v:textbox inset="0,0,0,0">
                   <w:txbxContent>
                     <w:p>
@@ -15682,6 +15703,9 @@
         </mc:AlternateContent>
       </w:r>
       <w:r>
+        <w:rPr>
+          <w:noProof/>
+        </w:rPr>
         <w:drawing>
           <wp:anchor distT="0" distB="0" distL="114300" distR="114300" simplePos="0" relativeHeight="251754496" behindDoc="0" locked="0" layoutInCell="1" allowOverlap="1" wp14:anchorId="2FB638E4" wp14:editId="690B63FE">
             <wp:simplePos x="0" y="0"/>
@@ -15897,7 +15921,7 @@
           </mc:Choice>
           <mc:Fallback>
             <w:pict>
-              <v:shape w14:anchorId="184F4757" id="Надпись 62" o:spid="_x0000_s1057" type="#_x0000_t202" style="position:absolute;margin-left:78pt;margin-top:290.2pt;width:341.25pt;height:21.75pt;z-index:251753472;visibility:visible;mso-wrap-style:square;mso-width-percent:0;mso-height-percent:0;mso-wrap-distance-left:9pt;mso-wrap-distance-top:0;mso-wrap-distance-right:9pt;mso-wrap-distance-bottom:0;mso-position-horizontal:absolute;mso-position-horizontal-relative:margin;mso-position-vertical:absolute;mso-position-vertical-relative:text;mso-width-percent:0;mso-height-percent:0;mso-width-relative:margin;mso-height-relative:margin;v-text-anchor:top" o:gfxdata="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" stroked="f">
+              <v:shape w14:anchorId="184F4757" id="Надпись 62" o:spid="_x0000_s1057" type="#_x0000_t202" style="position:absolute;margin-left:78pt;margin-top:290.2pt;width:341.25pt;height:21.75pt;z-index:251753472;visibility:visible;mso-wrap-style:square;mso-width-percent:0;mso-height-percent:0;mso-wrap-distance-left:9pt;mso-wrap-distance-top:0;mso-wrap-distance-right:9pt;mso-wrap-distance-bottom:0;mso-position-horizontal:absolute;mso-position-horizontal-relative:margin;mso-position-vertical:absolute;mso-position-vertical-relative:text;mso-width-percent:0;mso-height-percent:0;mso-width-relative:margin;mso-height-relative:margin;v-text-anchor:top" o:gfxdata="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" stroked="f">
                 <v:textbox inset="0,0,0,0">
                   <w:txbxContent>
                     <w:p>
@@ -16005,6 +16029,9 @@
         </mc:AlternateContent>
       </w:r>
       <w:r>
+        <w:rPr>
+          <w:noProof/>
+        </w:rPr>
         <w:drawing>
           <wp:anchor distT="0" distB="0" distL="114300" distR="114300" simplePos="0" relativeHeight="251751424" behindDoc="0" locked="0" layoutInCell="1" allowOverlap="1" wp14:anchorId="571B8313" wp14:editId="38A11222">
             <wp:simplePos x="0" y="0"/>
@@ -16210,17 +16237,7 @@
                                 <w:sz w:val="28"/>
                                 <w:szCs w:val="28"/>
                               </w:rPr>
-                              <w:t>добавл</w:t>
-                            </w:r>
-                            <w:r>
-                              <w:rPr>
-                                <w:b w:val="0"/>
-                                <w:bCs w:val="0"/>
-                                <w:color w:val="auto"/>
-                                <w:sz w:val="28"/>
-                                <w:szCs w:val="28"/>
-                              </w:rPr>
-                              <w:t>ению приложений</w:t>
+                              <w:t>добавлению приложений</w:t>
                             </w:r>
                           </w:p>
                         </w:txbxContent>
@@ -16245,7 +16262,7 @@
           </mc:Choice>
           <mc:Fallback>
             <w:pict>
-              <v:shape w14:anchorId="7D2CC776" id="Надпись 66" o:spid="_x0000_s1058" type="#_x0000_t202" style="position:absolute;margin-left:0;margin-top:439.1pt;width:367.5pt;height:21.75pt;z-index:251759616;visibility:visible;mso-wrap-style:square;mso-width-percent:0;mso-height-percent:0;mso-wrap-distance-left:9pt;mso-wrap-distance-top:0;mso-wrap-distance-right:9pt;mso-wrap-distance-bottom:0;mso-position-horizontal:center;mso-position-horizontal-relative:page;mso-position-vertical:absolute;mso-position-vertical-relative:text;mso-width-percent:0;mso-height-percent:0;mso-width-relative:margin;mso-height-relative:margin;v-text-anchor:top" o:gfxdata="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" stroked="f">
+              <v:shape w14:anchorId="7D2CC776" id="Надпись 66" o:spid="_x0000_s1058" type="#_x0000_t202" style="position:absolute;margin-left:0;margin-top:439.1pt;width:367.5pt;height:21.75pt;z-index:251759616;visibility:visible;mso-wrap-style:square;mso-width-percent:0;mso-height-percent:0;mso-wrap-distance-left:9pt;mso-wrap-distance-top:0;mso-wrap-distance-right:9pt;mso-wrap-distance-bottom:0;mso-position-horizontal:center;mso-position-horizontal-relative:page;mso-position-vertical:absolute;mso-position-vertical-relative:text;mso-width-percent:0;mso-height-percent:0;mso-width-relative:margin;mso-height-relative:margin;v-text-anchor:top" o:gfxdata="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" stroked="f">
                 <v:textbox inset="0,0,0,0">
                   <w:txbxContent>
                     <w:p>
@@ -16341,17 +16358,7 @@
                           <w:sz w:val="28"/>
                           <w:szCs w:val="28"/>
                         </w:rPr>
-                        <w:t>добавл</w:t>
-                      </w:r>
-                      <w:r>
-                        <w:rPr>
-                          <w:b w:val="0"/>
-                          <w:bCs w:val="0"/>
-                          <w:color w:val="auto"/>
-                          <w:sz w:val="28"/>
-                          <w:szCs w:val="28"/>
-                        </w:rPr>
-                        <w:t>ению приложений</w:t>
+                        <w:t>добавлению приложений</w:t>
                       </w:r>
                     </w:p>
                   </w:txbxContent>
@@ -16363,6 +16370,9 @@
         </mc:AlternateContent>
       </w:r>
       <w:r>
+        <w:rPr>
+          <w:noProof/>
+        </w:rPr>
         <w:drawing>
           <wp:anchor distT="0" distB="0" distL="114300" distR="114300" simplePos="0" relativeHeight="251757568" behindDoc="0" locked="0" layoutInCell="1" allowOverlap="1" wp14:anchorId="0D031BBC" wp14:editId="04EE8DC6">
             <wp:simplePos x="0" y="0"/>
@@ -16562,17 +16572,7 @@
                                 <w:sz w:val="28"/>
                                 <w:szCs w:val="28"/>
                               </w:rPr>
-                              <w:t>редактированию</w:t>
-                            </w:r>
-                            <w:r>
-                              <w:rPr>
-                                <w:b w:val="0"/>
-                                <w:bCs w:val="0"/>
-                                <w:color w:val="auto"/>
-                                <w:sz w:val="28"/>
-                                <w:szCs w:val="28"/>
-                              </w:rPr>
-                              <w:t xml:space="preserve"> приложений</w:t>
+                              <w:t>редактированию приложений</w:t>
                             </w:r>
                           </w:p>
                         </w:txbxContent>
@@ -16597,7 +16597,7 @@
           </mc:Choice>
           <mc:Fallback>
             <w:pict>
-              <v:shape w14:anchorId="435D8BD9" id="Надпись 68" o:spid="_x0000_s1059" type="#_x0000_t202" style="position:absolute;margin-left:0;margin-top:536.6pt;width:393.75pt;height:21.75pt;z-index:251762688;visibility:visible;mso-wrap-style:square;mso-width-percent:0;mso-height-percent:0;mso-wrap-distance-left:9pt;mso-wrap-distance-top:0;mso-wrap-distance-right:9pt;mso-wrap-distance-bottom:0;mso-position-horizontal:center;mso-position-horizontal-relative:margin;mso-position-vertical:absolute;mso-position-vertical-relative:text;mso-width-percent:0;mso-height-percent:0;mso-width-relative:margin;mso-height-relative:margin;v-text-anchor:top" o:gfxdata="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" stroked="f">
+              <v:shape w14:anchorId="435D8BD9" id="Надпись 68" o:spid="_x0000_s1059" type="#_x0000_t202" style="position:absolute;margin-left:0;margin-top:536.6pt;width:393.75pt;height:21.75pt;z-index:251762688;visibility:visible;mso-wrap-style:square;mso-width-percent:0;mso-height-percent:0;mso-wrap-distance-left:9pt;mso-wrap-distance-top:0;mso-wrap-distance-right:9pt;mso-wrap-distance-bottom:0;mso-position-horizontal:center;mso-position-horizontal-relative:margin;mso-position-vertical:absolute;mso-position-vertical-relative:text;mso-width-percent:0;mso-height-percent:0;mso-width-relative:margin;mso-height-relative:margin;v-text-anchor:top" o:gfxdata="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" stroked="f">
                 <v:textbox inset="0,0,0,0">
                   <w:txbxContent>
                     <w:p>
@@ -16693,17 +16693,7 @@
                           <w:sz w:val="28"/>
                           <w:szCs w:val="28"/>
                         </w:rPr>
-                        <w:t>редактированию</w:t>
-                      </w:r>
-                      <w:r>
-                        <w:rPr>
-                          <w:b w:val="0"/>
-                          <w:bCs w:val="0"/>
-                          <w:color w:val="auto"/>
-                          <w:sz w:val="28"/>
-                          <w:szCs w:val="28"/>
-                        </w:rPr>
-                        <w:t xml:space="preserve"> приложений</w:t>
+                        <w:t>редактированию приложений</w:t>
                       </w:r>
                     </w:p>
                   </w:txbxContent>
@@ -16715,6 +16705,9 @@
         </mc:AlternateContent>
       </w:r>
       <w:r>
+        <w:rPr>
+          <w:noProof/>
+        </w:rPr>
         <w:drawing>
           <wp:anchor distT="0" distB="0" distL="114300" distR="114300" simplePos="0" relativeHeight="251760640" behindDoc="0" locked="0" layoutInCell="1" allowOverlap="1" wp14:anchorId="283A7D18" wp14:editId="424191DF">
             <wp:simplePos x="0" y="0"/>
@@ -16958,7 +16951,7 @@
           </mc:Choice>
           <mc:Fallback>
             <w:pict>
-              <v:shape w14:anchorId="14D08739" id="Надпись 72" o:spid="_x0000_s1060" type="#_x0000_t202" style="position:absolute;left:0;text-align:left;margin-left:0;margin-top:552.3pt;width:354.75pt;height:21.75pt;z-index:251768832;visibility:visible;mso-wrap-style:square;mso-width-percent:0;mso-height-percent:0;mso-wrap-distance-left:9pt;mso-wrap-distance-top:0;mso-wrap-distance-right:9pt;mso-wrap-distance-bottom:0;mso-position-horizontal:center;mso-position-horizontal-relative:margin;mso-position-vertical:absolute;mso-position-vertical-relative:text;mso-width-percent:0;mso-height-percent:0;mso-width-relative:margin;mso-height-relative:margin;v-text-anchor:top" o:gfxdata="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" stroked="f">
+              <v:shape w14:anchorId="14D08739" id="Надпись 72" o:spid="_x0000_s1060" type="#_x0000_t202" style="position:absolute;left:0;text-align:left;margin-left:0;margin-top:552.3pt;width:354.75pt;height:21.75pt;z-index:251768832;visibility:visible;mso-wrap-style:square;mso-width-percent:0;mso-height-percent:0;mso-wrap-distance-left:9pt;mso-wrap-distance-top:0;mso-wrap-distance-right:9pt;mso-wrap-distance-bottom:0;mso-position-horizontal:center;mso-position-horizontal-relative:margin;mso-position-vertical:absolute;mso-position-vertical-relative:text;mso-width-percent:0;mso-height-percent:0;mso-width-relative:margin;mso-height-relative:margin;v-text-anchor:top" o:gfxdata="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" stroked="f">
                 <v:textbox inset="0,0,0,0">
                   <w:txbxContent>
                     <w:p>
@@ -17066,6 +17059,9 @@
         </mc:AlternateContent>
       </w:r>
       <w:r>
+        <w:rPr>
+          <w:noProof/>
+        </w:rPr>
         <w:drawing>
           <wp:anchor distT="0" distB="0" distL="114300" distR="114300" simplePos="0" relativeHeight="251766784" behindDoc="0" locked="0" layoutInCell="1" allowOverlap="1" wp14:anchorId="3F2790E7" wp14:editId="06E8C922">
             <wp:simplePos x="0" y="0"/>
@@ -17256,17 +17252,7 @@
                                 <w:sz w:val="28"/>
                                 <w:szCs w:val="28"/>
                               </w:rPr>
-                              <w:t xml:space="preserve">редактированию </w:t>
-                            </w:r>
-                            <w:r>
-                              <w:rPr>
-                                <w:b w:val="0"/>
-                                <w:bCs w:val="0"/>
-                                <w:color w:val="auto"/>
-                                <w:sz w:val="28"/>
-                                <w:szCs w:val="28"/>
-                              </w:rPr>
-                              <w:t>статей</w:t>
+                              <w:t>редактированию статей</w:t>
                             </w:r>
                           </w:p>
                         </w:txbxContent>
@@ -17291,7 +17277,7 @@
           </mc:Choice>
           <mc:Fallback>
             <w:pict>
-              <v:shape w14:anchorId="6BBBE29E" id="Надпись 70" o:spid="_x0000_s1061" type="#_x0000_t202" style="position:absolute;left:0;text-align:left;margin-left:0;margin-top:337.05pt;width:354.75pt;height:21.75pt;z-index:251765760;visibility:visible;mso-wrap-style:square;mso-width-percent:0;mso-height-percent:0;mso-wrap-distance-left:9pt;mso-wrap-distance-top:0;mso-wrap-distance-right:9pt;mso-wrap-distance-bottom:0;mso-position-horizontal:center;mso-position-horizontal-relative:margin;mso-position-vertical:absolute;mso-position-vertical-relative:text;mso-width-percent:0;mso-height-percent:0;mso-width-relative:margin;mso-height-relative:margin;v-text-anchor:top" o:gfxdata="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" stroked="f">
+              <v:shape w14:anchorId="6BBBE29E" id="Надпись 70" o:spid="_x0000_s1061" type="#_x0000_t202" style="position:absolute;left:0;text-align:left;margin-left:0;margin-top:337.05pt;width:354.75pt;height:21.75pt;z-index:251765760;visibility:visible;mso-wrap-style:square;mso-width-percent:0;mso-height-percent:0;mso-wrap-distance-left:9pt;mso-wrap-distance-top:0;mso-wrap-distance-right:9pt;mso-wrap-distance-bottom:0;mso-position-horizontal:center;mso-position-horizontal-relative:margin;mso-position-vertical:absolute;mso-position-vertical-relative:text;mso-width-percent:0;mso-height-percent:0;mso-width-relative:margin;mso-height-relative:margin;v-text-anchor:top" o:gfxdata="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" stroked="f">
                 <v:textbox inset="0,0,0,0">
                   <w:txbxContent>
                     <w:p>
@@ -17387,17 +17373,7 @@
                           <w:sz w:val="28"/>
                           <w:szCs w:val="28"/>
                         </w:rPr>
-                        <w:t xml:space="preserve">редактированию </w:t>
-                      </w:r>
-                      <w:r>
-                        <w:rPr>
-                          <w:b w:val="0"/>
-                          <w:bCs w:val="0"/>
-                          <w:color w:val="auto"/>
-                          <w:sz w:val="28"/>
-                          <w:szCs w:val="28"/>
-                        </w:rPr>
-                        <w:t>статей</w:t>
+                        <w:t>редактированию статей</w:t>
                       </w:r>
                     </w:p>
                   </w:txbxContent>
@@ -17409,6 +17385,9 @@
         </mc:AlternateContent>
       </w:r>
       <w:r>
+        <w:rPr>
+          <w:noProof/>
+        </w:rPr>
         <w:drawing>
           <wp:anchor distT="0" distB="0" distL="114300" distR="114300" simplePos="0" relativeHeight="251763712" behindDoc="0" locked="0" layoutInCell="1" allowOverlap="1" wp14:anchorId="29B006B6" wp14:editId="79A57004">
             <wp:simplePos x="0" y="0"/>
@@ -17639,17 +17618,7 @@
                                 <w:sz w:val="28"/>
                                 <w:szCs w:val="28"/>
                               </w:rPr>
-                              <w:t xml:space="preserve"> </w:t>
-                            </w:r>
-                            <w:r>
-                              <w:rPr>
-                                <w:b w:val="0"/>
-                                <w:bCs w:val="0"/>
-                                <w:color w:val="auto"/>
-                                <w:sz w:val="28"/>
-                                <w:szCs w:val="28"/>
-                              </w:rPr>
-                              <w:t>фраз</w:t>
+                              <w:t xml:space="preserve"> фраз</w:t>
                             </w:r>
                           </w:p>
                         </w:txbxContent>
@@ -17674,7 +17643,7 @@
           </mc:Choice>
           <mc:Fallback>
             <w:pict>
-              <v:shape w14:anchorId="14382470" id="Надпись 74" o:spid="_x0000_s1062" type="#_x0000_t202" style="position:absolute;left:0;text-align:left;margin-left:60.45pt;margin-top:471.35pt;width:342pt;height:21.75pt;z-index:251771904;visibility:visible;mso-wrap-style:square;mso-width-percent:0;mso-height-percent:0;mso-wrap-distance-left:9pt;mso-wrap-distance-top:0;mso-wrap-distance-right:9pt;mso-wrap-distance-bottom:0;mso-position-horizontal:absolute;mso-position-horizontal-relative:margin;mso-position-vertical:absolute;mso-position-vertical-relative:text;mso-width-percent:0;mso-height-percent:0;mso-width-relative:margin;mso-height-relative:margin;v-text-anchor:top" o:gfxdata="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" stroked="f">
+              <v:shape w14:anchorId="14382470" id="Надпись 74" o:spid="_x0000_s1062" type="#_x0000_t202" style="position:absolute;left:0;text-align:left;margin-left:60.45pt;margin-top:471.35pt;width:342pt;height:21.75pt;z-index:251771904;visibility:visible;mso-wrap-style:square;mso-width-percent:0;mso-height-percent:0;mso-wrap-distance-left:9pt;mso-wrap-distance-top:0;mso-wrap-distance-right:9pt;mso-wrap-distance-bottom:0;mso-position-horizontal:absolute;mso-position-horizontal-relative:margin;mso-position-vertical:absolute;mso-position-vertical-relative:text;mso-width-percent:0;mso-height-percent:0;mso-width-relative:margin;mso-height-relative:margin;v-text-anchor:top" o:gfxdata="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" stroked="f">
                 <v:textbox inset="0,0,0,0">
                   <w:txbxContent>
                     <w:p>
@@ -17780,17 +17749,7 @@
                           <w:sz w:val="28"/>
                           <w:szCs w:val="28"/>
                         </w:rPr>
-                        <w:t xml:space="preserve"> </w:t>
-                      </w:r>
-                      <w:r>
-                        <w:rPr>
-                          <w:b w:val="0"/>
-                          <w:bCs w:val="0"/>
-                          <w:color w:val="auto"/>
-                          <w:sz w:val="28"/>
-                          <w:szCs w:val="28"/>
-                        </w:rPr>
-                        <w:t>фраз</w:t>
+                        <w:t xml:space="preserve"> фраз</w:t>
                       </w:r>
                     </w:p>
                   </w:txbxContent>
@@ -17802,6 +17761,9 @@
         </mc:AlternateContent>
       </w:r>
       <w:r>
+        <w:rPr>
+          <w:noProof/>
+        </w:rPr>
         <w:drawing>
           <wp:anchor distT="0" distB="0" distL="114300" distR="114300" simplePos="0" relativeHeight="251773952" behindDoc="0" locked="0" layoutInCell="1" allowOverlap="1" wp14:anchorId="07E34AE5" wp14:editId="7B0B83AF">
             <wp:simplePos x="0" y="0"/>
@@ -18035,7 +17997,7 @@
           </mc:Choice>
           <mc:Fallback>
             <w:pict>
-              <v:shape w14:anchorId="769E9AEC" id="Надпись 78" o:spid="_x0000_s1063" type="#_x0000_t202" style="position:absolute;left:0;text-align:left;margin-left:114.65pt;margin-top:643.8pt;width:273pt;height:21.75pt;z-index:251778048;visibility:visible;mso-wrap-style:square;mso-width-percent:0;mso-height-percent:0;mso-wrap-distance-left:9pt;mso-wrap-distance-top:0;mso-wrap-distance-right:9pt;mso-wrap-distance-bottom:0;mso-position-horizontal:absolute;mso-position-horizontal-relative:margin;mso-position-vertical:absolute;mso-position-vertical-relative:text;mso-width-percent:0;mso-height-percent:0;mso-width-relative:margin;mso-height-relative:margin;v-text-anchor:top" o:gfxdata="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" stroked="f">
+              <v:shape w14:anchorId="769E9AEC" id="Надпись 78" o:spid="_x0000_s1063" type="#_x0000_t202" style="position:absolute;left:0;text-align:left;margin-left:114.65pt;margin-top:643.8pt;width:273pt;height:21.75pt;z-index:251778048;visibility:visible;mso-wrap-style:square;mso-width-percent:0;mso-height-percent:0;mso-wrap-distance-left:9pt;mso-wrap-distance-top:0;mso-wrap-distance-right:9pt;mso-wrap-distance-bottom:0;mso-position-horizontal:absolute;mso-position-horizontal-relative:margin;mso-position-vertical:absolute;mso-position-vertical-relative:text;mso-width-percent:0;mso-height-percent:0;mso-width-relative:margin;mso-height-relative:margin;v-text-anchor:top" o:gfxdata="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" stroked="f">
                 <v:textbox inset="0,0,0,0">
                   <w:txbxContent>
                     <w:p>
@@ -18143,6 +18105,9 @@
         </mc:AlternateContent>
       </w:r>
       <w:r>
+        <w:rPr>
+          <w:noProof/>
+        </w:rPr>
         <w:drawing>
           <wp:anchor distT="0" distB="0" distL="114300" distR="114300" simplePos="0" relativeHeight="251772928" behindDoc="0" locked="0" layoutInCell="1" allowOverlap="1" wp14:anchorId="6F82E5F1" wp14:editId="70539CA9">
             <wp:simplePos x="0" y="0"/>
@@ -18358,7 +18323,7 @@
           </mc:Choice>
           <mc:Fallback>
             <w:pict>
-              <v:shape w14:anchorId="2144BE4A" id="Надпись 77" o:spid="_x0000_s1064" type="#_x0000_t202" style="position:absolute;left:0;text-align:left;margin-left:81.75pt;margin-top:445.7pt;width:320.25pt;height:21.75pt;z-index:251776000;visibility:visible;mso-wrap-style:square;mso-width-percent:0;mso-height-percent:0;mso-wrap-distance-left:9pt;mso-wrap-distance-top:0;mso-wrap-distance-right:9pt;mso-wrap-distance-bottom:0;mso-position-horizontal:absolute;mso-position-horizontal-relative:margin;mso-position-vertical:absolute;mso-position-vertical-relative:text;mso-width-percent:0;mso-height-percent:0;mso-width-relative:margin;mso-height-relative:margin;v-text-anchor:top" o:gfxdata="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" stroked="f">
+              <v:shape w14:anchorId="2144BE4A" id="Надпись 77" o:spid="_x0000_s1064" type="#_x0000_t202" style="position:absolute;left:0;text-align:left;margin-left:81.75pt;margin-top:445.7pt;width:320.25pt;height:21.75pt;z-index:251776000;visibility:visible;mso-wrap-style:square;mso-width-percent:0;mso-height-percent:0;mso-wrap-distance-left:9pt;mso-wrap-distance-top:0;mso-wrap-distance-right:9pt;mso-wrap-distance-bottom:0;mso-position-horizontal:absolute;mso-position-horizontal-relative:margin;mso-position-vertical:absolute;mso-position-vertical-relative:text;mso-width-percent:0;mso-height-percent:0;mso-width-relative:margin;mso-height-relative:margin;v-text-anchor:top" o:gfxdata="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" stroked="f">
                 <v:textbox inset="0,0,0,0">
                   <w:txbxContent>
                     <w:p>
@@ -18466,6 +18431,9 @@
         </mc:AlternateContent>
       </w:r>
       <w:r>
+        <w:rPr>
+          <w:noProof/>
+        </w:rPr>
         <w:drawing>
           <wp:anchor distT="0" distB="0" distL="114300" distR="114300" simplePos="0" relativeHeight="251769856" behindDoc="0" locked="0" layoutInCell="1" allowOverlap="1" wp14:anchorId="0CAC752E" wp14:editId="5DEBA2B9">
             <wp:simplePos x="0" y="0"/>
@@ -18524,6 +18492,615 @@
       </w:r>
     </w:p>
     <w:p/>
+    <w:p>
+      <w:pPr>
+        <w:pStyle w:val="1"/>
+      </w:pPr>
+      <w:r>
+        <w:lastRenderedPageBreak/>
+        <w:t>3. ТЕСТИРОВАНИЕ</w:t>
+      </w:r>
+    </w:p>
+    <w:p>
+      <w:pPr>
+        <w:pStyle w:val="2"/>
+      </w:pPr>
+      <w:r>
+        <w:t xml:space="preserve">3.1 Создание </w:t>
+      </w:r>
+      <w:r>
+        <w:rPr>
+          <w:lang w:val="en-US"/>
+        </w:rPr>
+        <w:t>unit</w:t>
+      </w:r>
+      <w:r>
+        <w:t>-тестов.</w:t>
+      </w:r>
+    </w:p>
+    <w:p>
+      <w:r>
+        <w:t xml:space="preserve">Для </w:t>
+      </w:r>
+      <w:r>
+        <w:rPr>
+          <w:lang w:val="en-US"/>
+        </w:rPr>
+        <w:t>Django</w:t>
+      </w:r>
+      <w:r>
+        <w:t xml:space="preserve"> </w:t>
+      </w:r>
+      <w:r>
+        <w:t xml:space="preserve">на </w:t>
+      </w:r>
+      <w:r>
+        <w:rPr>
+          <w:lang w:val="en-US"/>
+        </w:rPr>
+        <w:t>Python</w:t>
+      </w:r>
+      <w:r>
+        <w:t xml:space="preserve"> </w:t>
+      </w:r>
+      <w:r>
+        <w:t xml:space="preserve">были написаны </w:t>
+      </w:r>
+      <w:r>
+        <w:rPr>
+          <w:lang w:val="en-US"/>
+        </w:rPr>
+        <w:t>unit</w:t>
+      </w:r>
+      <w:r>
+        <w:t xml:space="preserve">-тесты </w:t>
+      </w:r>
+      <w:r>
+        <w:t xml:space="preserve">с использованием встроенного модуля </w:t>
+      </w:r>
+      <w:proofErr w:type="spellStart"/>
+      <w:r>
+        <w:t>unittest</w:t>
+      </w:r>
+      <w:proofErr w:type="spellEnd"/>
+      <w:r>
+        <w:t xml:space="preserve"> и возможностей </w:t>
+      </w:r>
+      <w:proofErr w:type="spellStart"/>
+      <w:r>
+        <w:t>Django</w:t>
+      </w:r>
+      <w:proofErr w:type="spellEnd"/>
+      <w:r>
+        <w:t>.</w:t>
+      </w:r>
+    </w:p>
+    <w:p>
+      <w:r>
+        <w:rPr>
+          <w:noProof/>
+        </w:rPr>
+        <mc:AlternateContent>
+          <mc:Choice Requires="wps">
+            <w:drawing>
+              <wp:anchor distT="0" distB="0" distL="114300" distR="114300" simplePos="0" relativeHeight="251781120" behindDoc="0" locked="0" layoutInCell="1" allowOverlap="1" wp14:anchorId="4A12CBCC" wp14:editId="274B548C">
+                <wp:simplePos x="0" y="0"/>
+                <wp:positionH relativeFrom="margin">
+                  <wp:posOffset>1729740</wp:posOffset>
+                </wp:positionH>
+                <wp:positionV relativeFrom="paragraph">
+                  <wp:posOffset>7386955</wp:posOffset>
+                </wp:positionV>
+                <wp:extent cx="2952750" cy="276225"/>
+                <wp:effectExtent l="0" t="0" r="0" b="9525"/>
+                <wp:wrapTopAndBottom/>
+                <wp:docPr id="80" name="Надпись 80"/>
+                <wp:cNvGraphicFramePr/>
+                <a:graphic xmlns:a="http://schemas.openxmlformats.org/drawingml/2006/main">
+                  <a:graphicData uri="http://schemas.microsoft.com/office/word/2010/wordprocessingShape">
+                    <wps:wsp>
+                      <wps:cNvSpPr txBox="1"/>
+                      <wps:spPr>
+                        <a:xfrm>
+                          <a:off x="0" y="0"/>
+                          <a:ext cx="2952750" cy="276225"/>
+                        </a:xfrm>
+                        <a:prstGeom prst="rect">
+                          <a:avLst/>
+                        </a:prstGeom>
+                        <a:solidFill>
+                          <a:prstClr val="white"/>
+                        </a:solidFill>
+                        <a:ln>
+                          <a:noFill/>
+                        </a:ln>
+                      </wps:spPr>
+                      <wps:txbx>
+                        <w:txbxContent>
+                          <w:p>
+                            <w:pPr>
+                              <w:pStyle w:val="af1"/>
+                              <w:ind w:firstLine="0"/>
+                              <w:rPr>
+                                <w:rFonts w:cs="Times New Roman"/>
+                                <w:b w:val="0"/>
+                                <w:bCs w:val="0"/>
+                                <w:i/>
+                                <w:iCs/>
+                                <w:color w:val="auto"/>
+                                <w:sz w:val="28"/>
+                                <w:szCs w:val="28"/>
+                              </w:rPr>
+                            </w:pPr>
+                            <w:r>
+                              <w:rPr>
+                                <w:b w:val="0"/>
+                                <w:bCs w:val="0"/>
+                                <w:color w:val="auto"/>
+                                <w:sz w:val="28"/>
+                                <w:szCs w:val="28"/>
+                              </w:rPr>
+                              <w:t xml:space="preserve">Рисунок </w:t>
+                            </w:r>
+                            <w:r>
+                              <w:rPr>
+                                <w:b w:val="0"/>
+                                <w:bCs w:val="0"/>
+                                <w:color w:val="auto"/>
+                                <w:sz w:val="28"/>
+                                <w:szCs w:val="28"/>
+                              </w:rPr>
+                              <w:t>3</w:t>
+                            </w:r>
+                            <w:r>
+                              <w:rPr>
+                                <w:b w:val="0"/>
+                                <w:bCs w:val="0"/>
+                                <w:color w:val="auto"/>
+                                <w:sz w:val="28"/>
+                                <w:szCs w:val="28"/>
+                              </w:rPr>
+                              <w:t>9</w:t>
+                            </w:r>
+                            <w:r>
+                              <w:rPr>
+                                <w:b w:val="0"/>
+                                <w:bCs w:val="0"/>
+                                <w:color w:val="auto"/>
+                                <w:sz w:val="28"/>
+                                <w:szCs w:val="28"/>
+                              </w:rPr>
+                              <w:t xml:space="preserve"> </w:t>
+                            </w:r>
+                            <w:r>
+                              <w:rPr>
+                                <w:b w:val="0"/>
+                                <w:bCs w:val="0"/>
+                                <w:color w:val="auto"/>
+                                <w:sz w:val="28"/>
+                                <w:szCs w:val="28"/>
+                              </w:rPr>
+                              <w:t>–</w:t>
+                            </w:r>
+                            <w:r>
+                              <w:rPr>
+                                <w:b w:val="0"/>
+                                <w:bCs w:val="0"/>
+                                <w:color w:val="auto"/>
+                                <w:sz w:val="28"/>
+                                <w:szCs w:val="28"/>
+                              </w:rPr>
+                              <w:t xml:space="preserve"> пр</w:t>
+                            </w:r>
+                            <w:r>
+                              <w:rPr>
+                                <w:b w:val="0"/>
+                                <w:bCs w:val="0"/>
+                                <w:color w:val="auto"/>
+                                <w:sz w:val="28"/>
+                                <w:szCs w:val="28"/>
+                              </w:rPr>
+                              <w:t xml:space="preserve">охождение </w:t>
+                            </w:r>
+                            <w:r>
+                              <w:rPr>
+                                <w:b w:val="0"/>
+                                <w:bCs w:val="0"/>
+                                <w:color w:val="auto"/>
+                                <w:sz w:val="28"/>
+                                <w:szCs w:val="28"/>
+                                <w:lang w:val="en-US"/>
+                              </w:rPr>
+                              <w:t>unit-</w:t>
+                            </w:r>
+                            <w:r>
+                              <w:rPr>
+                                <w:b w:val="0"/>
+                                <w:bCs w:val="0"/>
+                                <w:color w:val="auto"/>
+                                <w:sz w:val="28"/>
+                                <w:szCs w:val="28"/>
+                              </w:rPr>
+                              <w:t>тестов</w:t>
+                            </w:r>
+                          </w:p>
+                        </w:txbxContent>
+                      </wps:txbx>
+                      <wps:bodyPr rot="0" spcFirstLastPara="0" vertOverflow="overflow" horzOverflow="overflow" vert="horz" wrap="square" lIns="0" tIns="0" rIns="0" bIns="0" numCol="1" spcCol="0" rtlCol="0" fromWordArt="0" anchor="t" anchorCtr="0" forceAA="0" compatLnSpc="1">
+                        <a:prstTxWarp prst="textNoShape">
+                          <a:avLst/>
+                        </a:prstTxWarp>
+                        <a:noAutofit/>
+                      </wps:bodyPr>
+                    </wps:wsp>
+                  </a:graphicData>
+                </a:graphic>
+                <wp14:sizeRelH relativeFrom="margin">
+                  <wp14:pctWidth>0</wp14:pctWidth>
+                </wp14:sizeRelH>
+                <wp14:sizeRelV relativeFrom="margin">
+                  <wp14:pctHeight>0</wp14:pctHeight>
+                </wp14:sizeRelV>
+              </wp:anchor>
+            </w:drawing>
+          </mc:Choice>
+          <mc:Fallback>
+            <w:pict>
+              <v:shape w14:anchorId="4A12CBCC" id="Надпись 80" o:spid="_x0000_s1065" type="#_x0000_t202" style="position:absolute;left:0;text-align:left;margin-left:136.2pt;margin-top:581.65pt;width:232.5pt;height:21.75pt;z-index:251781120;visibility:visible;mso-wrap-style:square;mso-width-percent:0;mso-height-percent:0;mso-wrap-distance-left:9pt;mso-wrap-distance-top:0;mso-wrap-distance-right:9pt;mso-wrap-distance-bottom:0;mso-position-horizontal:absolute;mso-position-horizontal-relative:margin;mso-position-vertical:absolute;mso-position-vertical-relative:text;mso-width-percent:0;mso-height-percent:0;mso-width-relative:margin;mso-height-relative:margin;v-text-anchor:top" o:gfxdata="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" stroked="f">
+                <v:textbox inset="0,0,0,0">
+                  <w:txbxContent>
+                    <w:p>
+                      <w:pPr>
+                        <w:pStyle w:val="af1"/>
+                        <w:ind w:firstLine="0"/>
+                        <w:rPr>
+                          <w:rFonts w:cs="Times New Roman"/>
+                          <w:b w:val="0"/>
+                          <w:bCs w:val="0"/>
+                          <w:i/>
+                          <w:iCs/>
+                          <w:color w:val="auto"/>
+                          <w:sz w:val="28"/>
+                          <w:szCs w:val="28"/>
+                        </w:rPr>
+                      </w:pPr>
+                      <w:r>
+                        <w:rPr>
+                          <w:b w:val="0"/>
+                          <w:bCs w:val="0"/>
+                          <w:color w:val="auto"/>
+                          <w:sz w:val="28"/>
+                          <w:szCs w:val="28"/>
+                        </w:rPr>
+                        <w:t xml:space="preserve">Рисунок </w:t>
+                      </w:r>
+                      <w:r>
+                        <w:rPr>
+                          <w:b w:val="0"/>
+                          <w:bCs w:val="0"/>
+                          <w:color w:val="auto"/>
+                          <w:sz w:val="28"/>
+                          <w:szCs w:val="28"/>
+                        </w:rPr>
+                        <w:t>3</w:t>
+                      </w:r>
+                      <w:r>
+                        <w:rPr>
+                          <w:b w:val="0"/>
+                          <w:bCs w:val="0"/>
+                          <w:color w:val="auto"/>
+                          <w:sz w:val="28"/>
+                          <w:szCs w:val="28"/>
+                        </w:rPr>
+                        <w:t>9</w:t>
+                      </w:r>
+                      <w:r>
+                        <w:rPr>
+                          <w:b w:val="0"/>
+                          <w:bCs w:val="0"/>
+                          <w:color w:val="auto"/>
+                          <w:sz w:val="28"/>
+                          <w:szCs w:val="28"/>
+                        </w:rPr>
+                        <w:t xml:space="preserve"> </w:t>
+                      </w:r>
+                      <w:r>
+                        <w:rPr>
+                          <w:b w:val="0"/>
+                          <w:bCs w:val="0"/>
+                          <w:color w:val="auto"/>
+                          <w:sz w:val="28"/>
+                          <w:szCs w:val="28"/>
+                        </w:rPr>
+                        <w:t>–</w:t>
+                      </w:r>
+                      <w:r>
+                        <w:rPr>
+                          <w:b w:val="0"/>
+                          <w:bCs w:val="0"/>
+                          <w:color w:val="auto"/>
+                          <w:sz w:val="28"/>
+                          <w:szCs w:val="28"/>
+                        </w:rPr>
+                        <w:t xml:space="preserve"> пр</w:t>
+                      </w:r>
+                      <w:r>
+                        <w:rPr>
+                          <w:b w:val="0"/>
+                          <w:bCs w:val="0"/>
+                          <w:color w:val="auto"/>
+                          <w:sz w:val="28"/>
+                          <w:szCs w:val="28"/>
+                        </w:rPr>
+                        <w:t xml:space="preserve">охождение </w:t>
+                      </w:r>
+                      <w:r>
+                        <w:rPr>
+                          <w:b w:val="0"/>
+                          <w:bCs w:val="0"/>
+                          <w:color w:val="auto"/>
+                          <w:sz w:val="28"/>
+                          <w:szCs w:val="28"/>
+                          <w:lang w:val="en-US"/>
+                        </w:rPr>
+                        <w:t>unit-</w:t>
+                      </w:r>
+                      <w:r>
+                        <w:rPr>
+                          <w:b w:val="0"/>
+                          <w:bCs w:val="0"/>
+                          <w:color w:val="auto"/>
+                          <w:sz w:val="28"/>
+                          <w:szCs w:val="28"/>
+                        </w:rPr>
+                        <w:t>тестов</w:t>
+                      </w:r>
+                    </w:p>
+                  </w:txbxContent>
+                </v:textbox>
+                <w10:wrap type="topAndBottom" anchorx="margin"/>
+              </v:shape>
+            </w:pict>
+          </mc:Fallback>
+        </mc:AlternateContent>
+      </w:r>
+      <w:r>
+        <w:drawing>
+          <wp:anchor distT="0" distB="0" distL="114300" distR="114300" simplePos="0" relativeHeight="251779072" behindDoc="0" locked="0" layoutInCell="1" allowOverlap="1" wp14:anchorId="0DDB43BC" wp14:editId="3E875D95">
+            <wp:simplePos x="0" y="0"/>
+            <wp:positionH relativeFrom="margin">
+              <wp:posOffset>485775</wp:posOffset>
+            </wp:positionH>
+            <wp:positionV relativeFrom="paragraph">
+              <wp:posOffset>3067050</wp:posOffset>
+            </wp:positionV>
+            <wp:extent cx="5267325" cy="4319905"/>
+            <wp:effectExtent l="0" t="0" r="9525" b="4445"/>
+            <wp:wrapTopAndBottom/>
+            <wp:docPr id="79" name="Рисунок 79"/>
+            <wp:cNvGraphicFramePr>
+              <a:graphicFrameLocks xmlns:a="http://schemas.openxmlformats.org/drawingml/2006/main" noChangeAspect="1"/>
+            </wp:cNvGraphicFramePr>
+            <a:graphic xmlns:a="http://schemas.openxmlformats.org/drawingml/2006/main">
+              <a:graphicData uri="http://schemas.openxmlformats.org/drawingml/2006/picture">
+                <pic:pic xmlns:pic="http://schemas.openxmlformats.org/drawingml/2006/picture">
+                  <pic:nvPicPr>
+                    <pic:cNvPr id="1" name=""/>
+                    <pic:cNvPicPr/>
+                  </pic:nvPicPr>
+                  <pic:blipFill>
+                    <a:blip r:embed="rId46">
+                      <a:extLst>
+                        <a:ext uri="{28A0092B-C50C-407E-A947-70E740481C1C}">
+                          <a14:useLocalDpi xmlns:a14="http://schemas.microsoft.com/office/drawing/2010/main" val="0"/>
+                        </a:ext>
+                      </a:extLst>
+                    </a:blip>
+                    <a:stretch>
+                      <a:fillRect/>
+                    </a:stretch>
+                  </pic:blipFill>
+                  <pic:spPr>
+                    <a:xfrm>
+                      <a:off x="0" y="0"/>
+                      <a:ext cx="5267325" cy="4319905"/>
+                    </a:xfrm>
+                    <a:prstGeom prst="rect">
+                      <a:avLst/>
+                    </a:prstGeom>
+                  </pic:spPr>
+                </pic:pic>
+              </a:graphicData>
+            </a:graphic>
+            <wp14:sizeRelH relativeFrom="page">
+              <wp14:pctWidth>0</wp14:pctWidth>
+            </wp14:sizeRelH>
+            <wp14:sizeRelV relativeFrom="page">
+              <wp14:pctHeight>0</wp14:pctHeight>
+            </wp14:sizeRelV>
+          </wp:anchor>
+        </w:drawing>
+      </w:r>
+      <w:r>
+        <w:t xml:space="preserve">Для того, чтобы тесты запустились и заработали были удалены конфликтующие миграции </w:t>
+      </w:r>
+      <w:r>
+        <w:t>(</w:t>
+      </w:r>
+      <w:r>
+        <w:t>с помощью команд</w:t>
+      </w:r>
+      <w:r>
+        <w:t xml:space="preserve"> </w:t>
+      </w:r>
+      <w:proofErr w:type="spellStart"/>
+      <w:r>
+        <w:t>rm</w:t>
+      </w:r>
+      <w:proofErr w:type="spellEnd"/>
+      <w:r>
+        <w:t xml:space="preserve"> -f </w:t>
+      </w:r>
+      <w:proofErr w:type="spellStart"/>
+      <w:r>
+        <w:t>guides</w:t>
+      </w:r>
+      <w:proofErr w:type="spellEnd"/>
+      <w:r>
+        <w:t>/</w:t>
+      </w:r>
+      <w:proofErr w:type="spellStart"/>
+      <w:r>
+        <w:t>migrations</w:t>
+      </w:r>
+      <w:proofErr w:type="spellEnd"/>
+      <w:r>
+        <w:t>/00*.</w:t>
+      </w:r>
+      <w:proofErr w:type="spellStart"/>
+      <w:r>
+        <w:t>py</w:t>
+      </w:r>
+      <w:proofErr w:type="spellEnd"/>
+      <w:r>
+        <w:t xml:space="preserve">, </w:t>
+      </w:r>
+      <w:proofErr w:type="spellStart"/>
+      <w:r>
+        <w:t>rm</w:t>
+      </w:r>
+      <w:proofErr w:type="spellEnd"/>
+      <w:r>
+        <w:t xml:space="preserve"> -f </w:t>
+      </w:r>
+      <w:proofErr w:type="spellStart"/>
+      <w:r>
+        <w:t>guides</w:t>
+      </w:r>
+      <w:proofErr w:type="spellEnd"/>
+      <w:r>
+        <w:t>/</w:t>
+      </w:r>
+      <w:proofErr w:type="spellStart"/>
+      <w:r>
+        <w:t>migrations</w:t>
+      </w:r>
+      <w:proofErr w:type="spellEnd"/>
+      <w:r>
+        <w:t>/00*.</w:t>
+      </w:r>
+      <w:proofErr w:type="spellStart"/>
+      <w:r>
+        <w:t>pyc</w:t>
+      </w:r>
+      <w:proofErr w:type="spellEnd"/>
+      <w:r>
+        <w:t>) и удалена база данных (</w:t>
+      </w:r>
+      <w:proofErr w:type="spellStart"/>
+      <w:r>
+        <w:t>Remove-Item</w:t>
+      </w:r>
+      <w:proofErr w:type="spellEnd"/>
+      <w:r>
+        <w:t xml:space="preserve"> -Force db.sqlite3</w:t>
+      </w:r>
+      <w:r>
+        <w:t>), затем были заново созданы и применены миграции и запущены тесты (</w:t>
+      </w:r>
+      <w:proofErr w:type="spellStart"/>
+      <w:r>
+        <w:t>python</w:t>
+      </w:r>
+      <w:proofErr w:type="spellEnd"/>
+      <w:r>
+        <w:t xml:space="preserve"> manage.py </w:t>
+      </w:r>
+      <w:proofErr w:type="spellStart"/>
+      <w:r>
+        <w:t>test</w:t>
+      </w:r>
+      <w:proofErr w:type="spellEnd"/>
+      <w:r>
+        <w:t xml:space="preserve"> </w:t>
+      </w:r>
+      <w:proofErr w:type="spellStart"/>
+      <w:r>
+        <w:t>guides</w:t>
+      </w:r>
+      <w:proofErr w:type="spellEnd"/>
+      <w:r>
+        <w:t xml:space="preserve"> -v 2</w:t>
+      </w:r>
+      <w:r>
+        <w:t xml:space="preserve">). Часть проекта была полностью протестирована: модели </w:t>
+      </w:r>
+      <w:r>
+        <w:rPr>
+          <w:lang w:val="en-US"/>
+        </w:rPr>
+        <w:t>Country</w:t>
+      </w:r>
+      <w:r>
+        <w:t xml:space="preserve">, </w:t>
+      </w:r>
+      <w:r>
+        <w:rPr>
+          <w:lang w:val="en-US"/>
+        </w:rPr>
+        <w:t>Article</w:t>
+      </w:r>
+      <w:r>
+        <w:t xml:space="preserve">, </w:t>
+      </w:r>
+      <w:proofErr w:type="spellStart"/>
+      <w:r>
+        <w:rPr>
+          <w:lang w:val="en-US"/>
+        </w:rPr>
+        <w:t>LocalApp</w:t>
+      </w:r>
+      <w:proofErr w:type="spellEnd"/>
+      <w:r>
+        <w:t xml:space="preserve">, </w:t>
+      </w:r>
+      <w:proofErr w:type="spellStart"/>
+      <w:r>
+        <w:rPr>
+          <w:lang w:val="en-US"/>
+        </w:rPr>
+        <w:t>PhraseCategory</w:t>
+      </w:r>
+      <w:proofErr w:type="spellEnd"/>
+      <w:r>
+        <w:t xml:space="preserve">, </w:t>
+      </w:r>
+      <w:proofErr w:type="spellStart"/>
+      <w:r>
+        <w:t>Phrase</w:t>
+      </w:r>
+      <w:proofErr w:type="spellEnd"/>
+      <w:r>
+        <w:t xml:space="preserve">, </w:t>
+      </w:r>
+      <w:r>
+        <w:t>связи между моделями и каскадное удаление. Также было проверено создание записей в БД, строковые представления, автоматическое обновление дат, связи один ко многим (страна – статьи), каскадное удаление, удаление категорий (</w:t>
+      </w:r>
+      <w:r>
+        <w:t xml:space="preserve">у фраз </w:t>
+      </w:r>
+      <w:proofErr w:type="spellStart"/>
+      <w:r>
+        <w:t>category_id</w:t>
+      </w:r>
+      <w:proofErr w:type="spellEnd"/>
+      <w:r>
+        <w:t xml:space="preserve"> становится NULL</w:t>
+      </w:r>
+      <w:r>
+        <w:t>).</w:t>
+      </w:r>
+    </w:p>
     <w:p/>
     <w:p/>
     <w:p/>
@@ -18566,7 +19143,7 @@
     <w:p/>
     <w:p/>
     <w:sectPr>
-      <w:footerReference w:type="default" r:id="rId46"/>
+      <w:footerReference w:type="default" r:id="rId47"/>
       <w:pgSz w:w="11906" w:h="16838"/>
       <w:pgMar w:top="1134" w:right="850" w:bottom="1134" w:left="1701" w:header="709" w:footer="709" w:gutter="0"/>
       <w:cols w:space="708"/>
@@ -18578,7 +19155,7 @@
 </file>
 
 <file path=word/endnotes.xml><?xml version="1.0" encoding="utf-8"?>
-<w:endnotes xmlns:wpc="http://schemas.microsoft.com/office/word/2010/wordprocessingCanvas" xmlns:cx="http://schemas.microsoft.com/office/drawing/2014/chartex" xmlns:cx1="http://schemas.microsoft.com/office/drawing/2015/9/8/chartex" xmlns:cx2="http://schemas.microsoft.com/office/drawing/2015/10/21/chartex" xmlns:cx3="http://schemas.microsoft.com/office/drawing/2016/5/9/chartex" xmlns:cx4="http://schemas.microsoft.com/office/drawing/2016/5/10/chartex" xmlns:cx5="http://schemas.microsoft.com/office/drawing/2016/5/11/chartex" xmlns:cx6="http://schemas.microsoft.com/office/drawing/2016/5/12/chartex" xmlns:cx7="http://schemas.microsoft.com/office/drawing/2016/5/13/chartex" xmlns:cx8="http://schemas.microsoft.com/office/drawing/2016/5/14/chartex" xmlns:mc="http://schemas.openxmlformats.org/markup-compatibility/2006" xmlns:aink="http://schemas.microsoft.com/office/drawing/2016/ink" xmlns:am3d="http://schemas.microsoft.com/office/drawing/2017/model3d" xmlns:o="urn:schemas-microsoft-com:office:office" xmlns:oel="http://schemas.microsoft.com/office/2019/extlst" xmlns:r="http://schemas.openxmlformats.org/officeDocument/2006/relationships" xmlns:m="http://schemas.openxmlformats.org/officeDocument/2006/math" xmlns:v="urn:schemas-microsoft-com:vml" xmlns:wp14="http://schemas.microsoft.com/office/word/2010/wordprocessingDrawing" xmlns:wp="http://schemas.openxmlformats.org/drawingml/2006/wordprocessingDrawing" xmlns:w10="urn:schemas-microsoft-com:office:word" xmlns:w="http://schemas.openxmlformats.org/wordprocessingml/2006/main" xmlns:w14="http://schemas.microsoft.com/office/word/2010/wordml" xmlns:w15="http://schemas.microsoft.com/office/word/2012/wordml" xmlns:w16cex="http://schemas.microsoft.com/office/word/2018/wordml/cex" xmlns:w16cid="http://schemas.microsoft.com/office/word/2016/wordml/cid" xmlns:w16="http://schemas.microsoft.com/office/word/2018/wordml" xmlns:w16sdtdh="http://schemas.microsoft.com/office/word/2020/wordml/sdtdatahash" xmlns:w16se="http://schemas.microsoft.com/office/word/2015/wordml/symex" xmlns:wpg="http://schemas.microsoft.com/office/word/2010/wordprocessingGroup" xmlns:wpi="http://schemas.microsoft.com/office/word/2010/wordprocessingInk" xmlns:wne="http://schemas.microsoft.com/office/word/2006/wordml" xmlns:wps="http://schemas.microsoft.com/office/word/2010/wordprocessingShape" mc:Ignorable="w14 w15 w16se w16cid w16 w16cex w16sdtdh wp14">
+<w:endnotes xmlns:wpc="http://schemas.microsoft.com/office/word/2010/wordprocessingCanvas" xmlns:cx="http://schemas.microsoft.com/office/drawing/2014/chartex" xmlns:cx1="http://schemas.microsoft.com/office/drawing/2015/9/8/chartex" xmlns:cx2="http://schemas.microsoft.com/office/drawing/2015/10/21/chartex" xmlns:cx3="http://schemas.microsoft.com/office/drawing/2016/5/9/chartex" xmlns:cx4="http://schemas.microsoft.com/office/drawing/2016/5/10/chartex" xmlns:cx5="http://schemas.microsoft.com/office/drawing/2016/5/11/chartex" xmlns:cx6="http://schemas.microsoft.com/office/drawing/2016/5/12/chartex" xmlns:cx7="http://schemas.microsoft.com/office/drawing/2016/5/13/chartex" xmlns:cx8="http://schemas.microsoft.com/office/drawing/2016/5/14/chartex" xmlns:mc="http://schemas.openxmlformats.org/markup-compatibility/2006" xmlns:aink="http://schemas.microsoft.com/office/drawing/2016/ink" xmlns:am3d="http://schemas.microsoft.com/office/drawing/2017/model3d" xmlns:o="urn:schemas-microsoft-com:office:office" xmlns:r="http://schemas.openxmlformats.org/officeDocument/2006/relationships" xmlns:m="http://schemas.openxmlformats.org/officeDocument/2006/math" xmlns:v="urn:schemas-microsoft-com:vml" xmlns:wp14="http://schemas.microsoft.com/office/word/2010/wordprocessingDrawing" xmlns:wp="http://schemas.openxmlformats.org/drawingml/2006/wordprocessingDrawing" xmlns:w10="urn:schemas-microsoft-com:office:word" xmlns:w="http://schemas.openxmlformats.org/wordprocessingml/2006/main" xmlns:w14="http://schemas.microsoft.com/office/word/2010/wordml" xmlns:w15="http://schemas.microsoft.com/office/word/2012/wordml" xmlns:w16cex="http://schemas.microsoft.com/office/word/2018/wordml/cex" xmlns:w16cid="http://schemas.microsoft.com/office/word/2016/wordml/cid" xmlns:w16="http://schemas.microsoft.com/office/word/2018/wordml" xmlns:w16sdtdh="http://schemas.microsoft.com/office/word/2020/wordml/sdtdatahash" xmlns:w16se="http://schemas.microsoft.com/office/word/2015/wordml/symex" xmlns:wpg="http://schemas.microsoft.com/office/word/2010/wordprocessingGroup" xmlns:wpi="http://schemas.microsoft.com/office/word/2010/wordprocessingInk" xmlns:wne="http://schemas.microsoft.com/office/word/2006/wordml" xmlns:wps="http://schemas.microsoft.com/office/word/2010/wordprocessingShape" mc:Ignorable="w14 w15 w16se w16cid w16 w16cex w16sdtdh wp14">
   <w:endnote w:type="separator" w:id="-1">
     <w:p>
       <w:pPr>
@@ -18603,7 +19180,7 @@
 </file>
 
 <file path=word/footer1.xml><?xml version="1.0" encoding="utf-8"?>
-<w:ftr xmlns:wpc="http://schemas.microsoft.com/office/word/2010/wordprocessingCanvas" xmlns:cx="http://schemas.microsoft.com/office/drawing/2014/chartex" xmlns:cx1="http://schemas.microsoft.com/office/drawing/2015/9/8/chartex" xmlns:cx2="http://schemas.microsoft.com/office/drawing/2015/10/21/chartex" xmlns:cx3="http://schemas.microsoft.com/office/drawing/2016/5/9/chartex" xmlns:cx4="http://schemas.microsoft.com/office/drawing/2016/5/10/chartex" xmlns:cx5="http://schemas.microsoft.com/office/drawing/2016/5/11/chartex" xmlns:cx6="http://schemas.microsoft.com/office/drawing/2016/5/12/chartex" xmlns:cx7="http://schemas.microsoft.com/office/drawing/2016/5/13/chartex" xmlns:cx8="http://schemas.microsoft.com/office/drawing/2016/5/14/chartex" xmlns:mc="http://schemas.openxmlformats.org/markup-compatibility/2006" xmlns:aink="http://schemas.microsoft.com/office/drawing/2016/ink" xmlns:am3d="http://schemas.microsoft.com/office/drawing/2017/model3d" xmlns:o="urn:schemas-microsoft-com:office:office" xmlns:oel="http://schemas.microsoft.com/office/2019/extlst" xmlns:r="http://schemas.openxmlformats.org/officeDocument/2006/relationships" xmlns:m="http://schemas.openxmlformats.org/officeDocument/2006/math" xmlns:v="urn:schemas-microsoft-com:vml" xmlns:wp14="http://schemas.microsoft.com/office/word/2010/wordprocessingDrawing" xmlns:wp="http://schemas.openxmlformats.org/drawingml/2006/wordprocessingDrawing" xmlns:w10="urn:schemas-microsoft-com:office:word" xmlns:w="http://schemas.openxmlformats.org/wordprocessingml/2006/main" xmlns:w14="http://schemas.microsoft.com/office/word/2010/wordml" xmlns:w15="http://schemas.microsoft.com/office/word/2012/wordml" xmlns:w16cex="http://schemas.microsoft.com/office/word/2018/wordml/cex" xmlns:w16cid="http://schemas.microsoft.com/office/word/2016/wordml/cid" xmlns:w16="http://schemas.microsoft.com/office/word/2018/wordml" xmlns:w16sdtdh="http://schemas.microsoft.com/office/word/2020/wordml/sdtdatahash" xmlns:w16se="http://schemas.microsoft.com/office/word/2015/wordml/symex" xmlns:wpg="http://schemas.microsoft.com/office/word/2010/wordprocessingGroup" xmlns:wpi="http://schemas.microsoft.com/office/word/2010/wordprocessingInk" xmlns:wne="http://schemas.microsoft.com/office/word/2006/wordml" xmlns:wps="http://schemas.microsoft.com/office/word/2010/wordprocessingShape" mc:Ignorable="w14 w15 w16se w16cid w16 w16cex w16sdtdh wp14">
+<w:ftr xmlns:wpc="http://schemas.microsoft.com/office/word/2010/wordprocessingCanvas" xmlns:cx="http://schemas.microsoft.com/office/drawing/2014/chartex" xmlns:cx1="http://schemas.microsoft.com/office/drawing/2015/9/8/chartex" xmlns:cx2="http://schemas.microsoft.com/office/drawing/2015/10/21/chartex" xmlns:cx3="http://schemas.microsoft.com/office/drawing/2016/5/9/chartex" xmlns:cx4="http://schemas.microsoft.com/office/drawing/2016/5/10/chartex" xmlns:cx5="http://schemas.microsoft.com/office/drawing/2016/5/11/chartex" xmlns:cx6="http://schemas.microsoft.com/office/drawing/2016/5/12/chartex" xmlns:cx7="http://schemas.microsoft.com/office/drawing/2016/5/13/chartex" xmlns:cx8="http://schemas.microsoft.com/office/drawing/2016/5/14/chartex" xmlns:mc="http://schemas.openxmlformats.org/markup-compatibility/2006" xmlns:aink="http://schemas.microsoft.com/office/drawing/2016/ink" xmlns:am3d="http://schemas.microsoft.com/office/drawing/2017/model3d" xmlns:o="urn:schemas-microsoft-com:office:office" xmlns:r="http://schemas.openxmlformats.org/officeDocument/2006/relationships" xmlns:m="http://schemas.openxmlformats.org/officeDocument/2006/math" xmlns:v="urn:schemas-microsoft-com:vml" xmlns:wp14="http://schemas.microsoft.com/office/word/2010/wordprocessingDrawing" xmlns:wp="http://schemas.openxmlformats.org/drawingml/2006/wordprocessingDrawing" xmlns:w10="urn:schemas-microsoft-com:office:word" xmlns:w="http://schemas.openxmlformats.org/wordprocessingml/2006/main" xmlns:w14="http://schemas.microsoft.com/office/word/2010/wordml" xmlns:w15="http://schemas.microsoft.com/office/word/2012/wordml" xmlns:w16cex="http://schemas.microsoft.com/office/word/2018/wordml/cex" xmlns:w16cid="http://schemas.microsoft.com/office/word/2016/wordml/cid" xmlns:w16="http://schemas.microsoft.com/office/word/2018/wordml" xmlns:w16sdtdh="http://schemas.microsoft.com/office/word/2020/wordml/sdtdatahash" xmlns:w16se="http://schemas.microsoft.com/office/word/2015/wordml/symex" xmlns:wpg="http://schemas.microsoft.com/office/word/2010/wordprocessingGroup" xmlns:wpi="http://schemas.microsoft.com/office/word/2010/wordprocessingInk" xmlns:wne="http://schemas.microsoft.com/office/word/2006/wordml" xmlns:wps="http://schemas.microsoft.com/office/word/2010/wordprocessingShape" mc:Ignorable="w14 w15 w16se w16cid w16 w16cex w16sdtdh wp14">
   <w:sdt>
     <w:sdtPr>
       <w:id w:val="-1588379665"/>
@@ -18612,6 +19189,7 @@
         <w:docPartUnique/>
       </w:docPartObj>
     </w:sdtPr>
+    <w:sdtEndPr/>
     <w:sdtContent>
       <w:p>
         <w:pPr>
@@ -18645,7 +19223,7 @@
 </file>
 
 <file path=word/footnotes.xml><?xml version="1.0" encoding="utf-8"?>
-<w:footnotes xmlns:wpc="http://schemas.microsoft.com/office/word/2010/wordprocessingCanvas" xmlns:cx="http://schemas.microsoft.com/office/drawing/2014/chartex" xmlns:cx1="http://schemas.microsoft.com/office/drawing/2015/9/8/chartex" xmlns:cx2="http://schemas.microsoft.com/office/drawing/2015/10/21/chartex" xmlns:cx3="http://schemas.microsoft.com/office/drawing/2016/5/9/chartex" xmlns:cx4="http://schemas.microsoft.com/office/drawing/2016/5/10/chartex" xmlns:cx5="http://schemas.microsoft.com/office/drawing/2016/5/11/chartex" xmlns:cx6="http://schemas.microsoft.com/office/drawing/2016/5/12/chartex" xmlns:cx7="http://schemas.microsoft.com/office/drawing/2016/5/13/chartex" xmlns:cx8="http://schemas.microsoft.com/office/drawing/2016/5/14/chartex" xmlns:mc="http://schemas.openxmlformats.org/markup-compatibility/2006" xmlns:aink="http://schemas.microsoft.com/office/drawing/2016/ink" xmlns:am3d="http://schemas.microsoft.com/office/drawing/2017/model3d" xmlns:o="urn:schemas-microsoft-com:office:office" xmlns:oel="http://schemas.microsoft.com/office/2019/extlst" xmlns:r="http://schemas.openxmlformats.org/officeDocument/2006/relationships" xmlns:m="http://schemas.openxmlformats.org/officeDocument/2006/math" xmlns:v="urn:schemas-microsoft-com:vml" xmlns:wp14="http://schemas.microsoft.com/office/word/2010/wordprocessingDrawing" xmlns:wp="http://schemas.openxmlformats.org/drawingml/2006/wordprocessingDrawing" xmlns:w10="urn:schemas-microsoft-com:office:word" xmlns:w="http://schemas.openxmlformats.org/wordprocessingml/2006/main" xmlns:w14="http://schemas.microsoft.com/office/word/2010/wordml" xmlns:w15="http://schemas.microsoft.com/office/word/2012/wordml" xmlns:w16cex="http://schemas.microsoft.com/office/word/2018/wordml/cex" xmlns:w16cid="http://schemas.microsoft.com/office/word/2016/wordml/cid" xmlns:w16="http://schemas.microsoft.com/office/word/2018/wordml" xmlns:w16sdtdh="http://schemas.microsoft.com/office/word/2020/wordml/sdtdatahash" xmlns:w16se="http://schemas.microsoft.com/office/word/2015/wordml/symex" xmlns:wpg="http://schemas.microsoft.com/office/word/2010/wordprocessingGroup" xmlns:wpi="http://schemas.microsoft.com/office/word/2010/wordprocessingInk" xmlns:wne="http://schemas.microsoft.com/office/word/2006/wordml" xmlns:wps="http://schemas.microsoft.com/office/word/2010/wordprocessingShape" mc:Ignorable="w14 w15 w16se w16cid w16 w16cex w16sdtdh wp14">
+<w:footnotes xmlns:wpc="http://schemas.microsoft.com/office/word/2010/wordprocessingCanvas" xmlns:cx="http://schemas.microsoft.com/office/drawing/2014/chartex" xmlns:cx1="http://schemas.microsoft.com/office/drawing/2015/9/8/chartex" xmlns:cx2="http://schemas.microsoft.com/office/drawing/2015/10/21/chartex" xmlns:cx3="http://schemas.microsoft.com/office/drawing/2016/5/9/chartex" xmlns:cx4="http://schemas.microsoft.com/office/drawing/2016/5/10/chartex" xmlns:cx5="http://schemas.microsoft.com/office/drawing/2016/5/11/chartex" xmlns:cx6="http://schemas.microsoft.com/office/drawing/2016/5/12/chartex" xmlns:cx7="http://schemas.microsoft.com/office/drawing/2016/5/13/chartex" xmlns:cx8="http://schemas.microsoft.com/office/drawing/2016/5/14/chartex" xmlns:mc="http://schemas.openxmlformats.org/markup-compatibility/2006" xmlns:aink="http://schemas.microsoft.com/office/drawing/2016/ink" xmlns:am3d="http://schemas.microsoft.com/office/drawing/2017/model3d" xmlns:o="urn:schemas-microsoft-com:office:office" xmlns:r="http://schemas.openxmlformats.org/officeDocument/2006/relationships" xmlns:m="http://schemas.openxmlformats.org/officeDocument/2006/math" xmlns:v="urn:schemas-microsoft-com:vml" xmlns:wp14="http://schemas.microsoft.com/office/word/2010/wordprocessingDrawing" xmlns:wp="http://schemas.openxmlformats.org/drawingml/2006/wordprocessingDrawing" xmlns:w10="urn:schemas-microsoft-com:office:word" xmlns:w="http://schemas.openxmlformats.org/wordprocessingml/2006/main" xmlns:w14="http://schemas.microsoft.com/office/word/2010/wordml" xmlns:w15="http://schemas.microsoft.com/office/word/2012/wordml" xmlns:w16cex="http://schemas.microsoft.com/office/word/2018/wordml/cex" xmlns:w16cid="http://schemas.microsoft.com/office/word/2016/wordml/cid" xmlns:w16="http://schemas.microsoft.com/office/word/2018/wordml" xmlns:w16sdtdh="http://schemas.microsoft.com/office/word/2020/wordml/sdtdatahash" xmlns:w16se="http://schemas.microsoft.com/office/word/2015/wordml/symex" xmlns:wpg="http://schemas.microsoft.com/office/word/2010/wordprocessingGroup" xmlns:wpi="http://schemas.microsoft.com/office/word/2010/wordprocessingInk" xmlns:wne="http://schemas.microsoft.com/office/word/2006/wordml" xmlns:wps="http://schemas.microsoft.com/office/word/2010/wordprocessingShape" mc:Ignorable="w14 w15 w16se w16cid w16 w16cex w16sdtdh wp14">
   <w:footnote w:type="separator" w:id="-1">
     <w:p>
       <w:pPr>
@@ -18670,7 +19248,7 @@
 </file>
 
 <file path=word/numbering.xml><?xml version="1.0" encoding="utf-8"?>
-<w:numbering xmlns:wpc="http://schemas.microsoft.com/office/word/2010/wordprocessingCanvas" xmlns:cx="http://schemas.microsoft.com/office/drawing/2014/chartex" xmlns:cx1="http://schemas.microsoft.com/office/drawing/2015/9/8/chartex" xmlns:cx2="http://schemas.microsoft.com/office/drawing/2015/10/21/chartex" xmlns:cx3="http://schemas.microsoft.com/office/drawing/2016/5/9/chartex" xmlns:cx4="http://schemas.microsoft.com/office/drawing/2016/5/10/chartex" xmlns:cx5="http://schemas.microsoft.com/office/drawing/2016/5/11/chartex" xmlns:cx6="http://schemas.microsoft.com/office/drawing/2016/5/12/chartex" xmlns:cx7="http://schemas.microsoft.com/office/drawing/2016/5/13/chartex" xmlns:cx8="http://schemas.microsoft.com/office/drawing/2016/5/14/chartex" xmlns:mc="http://schemas.openxmlformats.org/markup-compatibility/2006" xmlns:aink="http://schemas.microsoft.com/office/drawing/2016/ink" xmlns:am3d="http://schemas.microsoft.com/office/drawing/2017/model3d" xmlns:o="urn:schemas-microsoft-com:office:office" xmlns:oel="http://schemas.microsoft.com/office/2019/extlst" xmlns:r="http://schemas.openxmlformats.org/officeDocument/2006/relationships" xmlns:m="http://schemas.openxmlformats.org/officeDocument/2006/math" xmlns:v="urn:schemas-microsoft-com:vml" xmlns:wp14="http://schemas.microsoft.com/office/word/2010/wordprocessingDrawing" xmlns:wp="http://schemas.openxmlformats.org/drawingml/2006/wordprocessingDrawing" xmlns:w10="urn:schemas-microsoft-com:office:word" xmlns:w="http://schemas.openxmlformats.org/wordprocessingml/2006/main" xmlns:w14="http://schemas.microsoft.com/office/word/2010/wordml" xmlns:w15="http://schemas.microsoft.com/office/word/2012/wordml" xmlns:w16cex="http://schemas.microsoft.com/office/word/2018/wordml/cex" xmlns:w16cid="http://schemas.microsoft.com/office/word/2016/wordml/cid" xmlns:w16="http://schemas.microsoft.com/office/word/2018/wordml" xmlns:w16sdtdh="http://schemas.microsoft.com/office/word/2020/wordml/sdtdatahash" xmlns:w16se="http://schemas.microsoft.com/office/word/2015/wordml/symex" xmlns:wpg="http://schemas.microsoft.com/office/word/2010/wordprocessingGroup" xmlns:wpi="http://schemas.microsoft.com/office/word/2010/wordprocessingInk" xmlns:wne="http://schemas.microsoft.com/office/word/2006/wordml" xmlns:wps="http://schemas.microsoft.com/office/word/2010/wordprocessingShape" mc:Ignorable="w14 w15 w16se w16cid w16 w16cex w16sdtdh wp14">
+<w:numbering xmlns:wpc="http://schemas.microsoft.com/office/word/2010/wordprocessingCanvas" xmlns:cx="http://schemas.microsoft.com/office/drawing/2014/chartex" xmlns:cx1="http://schemas.microsoft.com/office/drawing/2015/9/8/chartex" xmlns:cx2="http://schemas.microsoft.com/office/drawing/2015/10/21/chartex" xmlns:cx3="http://schemas.microsoft.com/office/drawing/2016/5/9/chartex" xmlns:cx4="http://schemas.microsoft.com/office/drawing/2016/5/10/chartex" xmlns:cx5="http://schemas.microsoft.com/office/drawing/2016/5/11/chartex" xmlns:cx6="http://schemas.microsoft.com/office/drawing/2016/5/12/chartex" xmlns:cx7="http://schemas.microsoft.com/office/drawing/2016/5/13/chartex" xmlns:cx8="http://schemas.microsoft.com/office/drawing/2016/5/14/chartex" xmlns:mc="http://schemas.openxmlformats.org/markup-compatibility/2006" xmlns:aink="http://schemas.microsoft.com/office/drawing/2016/ink" xmlns:am3d="http://schemas.microsoft.com/office/drawing/2017/model3d" xmlns:o="urn:schemas-microsoft-com:office:office" xmlns:r="http://schemas.openxmlformats.org/officeDocument/2006/relationships" xmlns:m="http://schemas.openxmlformats.org/officeDocument/2006/math" xmlns:v="urn:schemas-microsoft-com:vml" xmlns:wp14="http://schemas.microsoft.com/office/word/2010/wordprocessingDrawing" xmlns:wp="http://schemas.openxmlformats.org/drawingml/2006/wordprocessingDrawing" xmlns:w10="urn:schemas-microsoft-com:office:word" xmlns:w="http://schemas.openxmlformats.org/wordprocessingml/2006/main" xmlns:w14="http://schemas.microsoft.com/office/word/2010/wordml" xmlns:w15="http://schemas.microsoft.com/office/word/2012/wordml" xmlns:w16cex="http://schemas.microsoft.com/office/word/2018/wordml/cex" xmlns:w16cid="http://schemas.microsoft.com/office/word/2016/wordml/cid" xmlns:w16="http://schemas.microsoft.com/office/word/2018/wordml" xmlns:w16sdtdh="http://schemas.microsoft.com/office/word/2020/wordml/sdtdatahash" xmlns:w16se="http://schemas.microsoft.com/office/word/2015/wordml/symex" xmlns:wpg="http://schemas.microsoft.com/office/word/2010/wordprocessingGroup" xmlns:wpi="http://schemas.microsoft.com/office/word/2010/wordprocessingInk" xmlns:wne="http://schemas.microsoft.com/office/word/2006/wordml" xmlns:wps="http://schemas.microsoft.com/office/word/2010/wordprocessingShape" mc:Ignorable="w14 w15 w16se w16cid w16 w16cex w16sdtdh wp14">
   <w:abstractNum w:abstractNumId="0" w15:restartNumberingAfterBreak="0">
     <w:nsid w:val="02547A40"/>
     <w:multiLevelType w:val="hybridMultilevel"/>
@@ -21161,73 +21739,73 @@
       </w:rPr>
     </w:lvl>
   </w:abstractNum>
-  <w:num w:numId="1" w16cid:durableId="1036925862">
+  <w:num w:numId="1">
     <w:abstractNumId w:val="8"/>
   </w:num>
-  <w:num w:numId="2" w16cid:durableId="113330227">
+  <w:num w:numId="2">
     <w:abstractNumId w:val="4"/>
   </w:num>
-  <w:num w:numId="3" w16cid:durableId="1332218067">
+  <w:num w:numId="3">
     <w:abstractNumId w:val="1"/>
   </w:num>
-  <w:num w:numId="4" w16cid:durableId="684749434">
+  <w:num w:numId="4">
     <w:abstractNumId w:val="20"/>
   </w:num>
-  <w:num w:numId="5" w16cid:durableId="1420365982">
+  <w:num w:numId="5">
     <w:abstractNumId w:val="9"/>
   </w:num>
-  <w:num w:numId="6" w16cid:durableId="2044136785">
+  <w:num w:numId="6">
     <w:abstractNumId w:val="15"/>
   </w:num>
-  <w:num w:numId="7" w16cid:durableId="1192963018">
+  <w:num w:numId="7">
     <w:abstractNumId w:val="6"/>
   </w:num>
-  <w:num w:numId="8" w16cid:durableId="273168943">
+  <w:num w:numId="8">
     <w:abstractNumId w:val="21"/>
   </w:num>
-  <w:num w:numId="9" w16cid:durableId="255669989">
+  <w:num w:numId="9">
     <w:abstractNumId w:val="22"/>
   </w:num>
-  <w:num w:numId="10" w16cid:durableId="369110149">
+  <w:num w:numId="10">
     <w:abstractNumId w:val="19"/>
   </w:num>
-  <w:num w:numId="11" w16cid:durableId="251818880">
+  <w:num w:numId="11">
     <w:abstractNumId w:val="14"/>
   </w:num>
-  <w:num w:numId="12" w16cid:durableId="674574485">
+  <w:num w:numId="12">
     <w:abstractNumId w:val="3"/>
   </w:num>
-  <w:num w:numId="13" w16cid:durableId="175703343">
+  <w:num w:numId="13">
     <w:abstractNumId w:val="11"/>
   </w:num>
-  <w:num w:numId="14" w16cid:durableId="2137605435">
+  <w:num w:numId="14">
     <w:abstractNumId w:val="12"/>
   </w:num>
-  <w:num w:numId="15" w16cid:durableId="1839229692">
+  <w:num w:numId="15">
     <w:abstractNumId w:val="7"/>
   </w:num>
-  <w:num w:numId="16" w16cid:durableId="1468208139">
+  <w:num w:numId="16">
     <w:abstractNumId w:val="17"/>
   </w:num>
-  <w:num w:numId="17" w16cid:durableId="910578679">
+  <w:num w:numId="17">
     <w:abstractNumId w:val="16"/>
   </w:num>
-  <w:num w:numId="18" w16cid:durableId="920022193">
+  <w:num w:numId="18">
     <w:abstractNumId w:val="5"/>
   </w:num>
-  <w:num w:numId="19" w16cid:durableId="1967470603">
+  <w:num w:numId="19">
     <w:abstractNumId w:val="0"/>
   </w:num>
-  <w:num w:numId="20" w16cid:durableId="725638776">
+  <w:num w:numId="20">
     <w:abstractNumId w:val="10"/>
   </w:num>
-  <w:num w:numId="21" w16cid:durableId="1328554012">
+  <w:num w:numId="21">
     <w:abstractNumId w:val="13"/>
   </w:num>
-  <w:num w:numId="22" w16cid:durableId="839544265">
+  <w:num w:numId="22">
     <w:abstractNumId w:val="2"/>
   </w:num>
-  <w:num w:numId="23" w16cid:durableId="1991639622">
+  <w:num w:numId="23">
     <w:abstractNumId w:val="18"/>
   </w:num>
 </w:numbering>

--- a/02.docx
+++ b/02.docx
@@ -1086,6 +1086,1576 @@
       </w:r>
       <w:bookmarkEnd w:id="0"/>
     </w:p>
+    <w:sdt>
+      <w:sdtPr>
+        <w:id w:val="-1448919726"/>
+        <w:docPartObj>
+          <w:docPartGallery w:val="Table of Contents"/>
+          <w:docPartUnique/>
+        </w:docPartObj>
+      </w:sdtPr>
+      <w:sdtEndPr>
+        <w:rPr>
+          <w:rFonts w:ascii="Times New Roman" w:eastAsiaTheme="minorHAnsi" w:hAnsi="Times New Roman" w:cstheme="minorBidi"/>
+          <w:bCs/>
+          <w:color w:val="auto"/>
+          <w:sz w:val="28"/>
+          <w:szCs w:val="22"/>
+          <w:lang w:eastAsia="en-US"/>
+        </w:rPr>
+      </w:sdtEndPr>
+      <w:sdtContent>
+        <w:p>
+          <w:pPr>
+            <w:pStyle w:val="aff0"/>
+            <w:rPr>
+              <w:rFonts w:ascii="Times New Roman" w:hAnsi="Times New Roman" w:cs="Times New Roman"/>
+              <w:color w:val="auto"/>
+            </w:rPr>
+          </w:pPr>
+          <w:r>
+            <w:rPr>
+              <w:rFonts w:ascii="Times New Roman" w:hAnsi="Times New Roman" w:cs="Times New Roman"/>
+              <w:color w:val="auto"/>
+            </w:rPr>
+            <w:t>Оглавление</w:t>
+          </w:r>
+        </w:p>
+        <w:p>
+          <w:pPr>
+            <w:pStyle w:val="13"/>
+            <w:spacing w:after="0"/>
+            <w:rPr>
+              <w:rFonts w:asciiTheme="minorHAnsi" w:eastAsiaTheme="minorEastAsia" w:hAnsiTheme="minorHAnsi"/>
+              <w:noProof/>
+              <w:sz w:val="22"/>
+              <w:lang w:eastAsia="ru-RU"/>
+            </w:rPr>
+          </w:pPr>
+          <w:r>
+            <w:fldChar w:fldCharType="begin"/>
+          </w:r>
+          <w:r>
+            <w:instrText xml:space="preserve"> TOC \o "1-3" \h \z \u </w:instrText>
+          </w:r>
+          <w:r>
+            <w:fldChar w:fldCharType="separate"/>
+          </w:r>
+          <w:hyperlink w:anchor="_Toc231292708" w:history="1">
+            <w:r>
+              <w:rPr>
+                <w:rStyle w:val="aff1"/>
+                <w:noProof/>
+              </w:rPr>
+              <w:t>ВВЕДЕНИЕ</w:t>
+            </w:r>
+            <w:r>
+              <w:rPr>
+                <w:noProof/>
+                <w:webHidden/>
+              </w:rPr>
+              <w:tab/>
+            </w:r>
+            <w:r>
+              <w:rPr>
+                <w:noProof/>
+                <w:webHidden/>
+              </w:rPr>
+              <w:fldChar w:fldCharType="begin"/>
+            </w:r>
+            <w:r>
+              <w:rPr>
+                <w:noProof/>
+                <w:webHidden/>
+              </w:rPr>
+              <w:instrText xml:space="preserve"> PAGEREF _Toc231292708 \h </w:instrText>
+            </w:r>
+            <w:r>
+              <w:rPr>
+                <w:noProof/>
+                <w:webHidden/>
+              </w:rPr>
+            </w:r>
+            <w:r>
+              <w:rPr>
+                <w:noProof/>
+                <w:webHidden/>
+              </w:rPr>
+              <w:fldChar w:fldCharType="separate"/>
+            </w:r>
+            <w:r>
+              <w:rPr>
+                <w:noProof/>
+                <w:webHidden/>
+              </w:rPr>
+              <w:t>3</w:t>
+            </w:r>
+            <w:r>
+              <w:rPr>
+                <w:noProof/>
+                <w:webHidden/>
+              </w:rPr>
+              <w:fldChar w:fldCharType="end"/>
+            </w:r>
+          </w:hyperlink>
+        </w:p>
+        <w:p>
+          <w:pPr>
+            <w:pStyle w:val="13"/>
+            <w:rPr>
+              <w:rFonts w:asciiTheme="minorHAnsi" w:eastAsiaTheme="minorEastAsia" w:hAnsiTheme="minorHAnsi"/>
+              <w:noProof/>
+              <w:sz w:val="22"/>
+              <w:lang w:eastAsia="ru-RU"/>
+            </w:rPr>
+          </w:pPr>
+          <w:hyperlink w:anchor="_Toc231292709" w:history="1">
+            <w:r>
+              <w:rPr>
+                <w:rStyle w:val="aff1"/>
+                <w:noProof/>
+              </w:rPr>
+              <w:t>1. ПРОЕКТРОВАНИЕ ИНФОРМАЦИОННОЙ СИСТЕМЫ</w:t>
+            </w:r>
+            <w:r>
+              <w:rPr>
+                <w:noProof/>
+                <w:webHidden/>
+              </w:rPr>
+              <w:tab/>
+            </w:r>
+            <w:r>
+              <w:rPr>
+                <w:noProof/>
+                <w:webHidden/>
+              </w:rPr>
+              <w:fldChar w:fldCharType="begin"/>
+            </w:r>
+            <w:r>
+              <w:rPr>
+                <w:noProof/>
+                <w:webHidden/>
+              </w:rPr>
+              <w:instrText xml:space="preserve"> PAGEREF _Toc231292709 \h </w:instrText>
+            </w:r>
+            <w:r>
+              <w:rPr>
+                <w:noProof/>
+                <w:webHidden/>
+              </w:rPr>
+            </w:r>
+            <w:r>
+              <w:rPr>
+                <w:noProof/>
+                <w:webHidden/>
+              </w:rPr>
+              <w:fldChar w:fldCharType="separate"/>
+            </w:r>
+            <w:r>
+              <w:rPr>
+                <w:noProof/>
+                <w:webHidden/>
+              </w:rPr>
+              <w:t>4</w:t>
+            </w:r>
+            <w:r>
+              <w:rPr>
+                <w:noProof/>
+                <w:webHidden/>
+              </w:rPr>
+              <w:fldChar w:fldCharType="end"/>
+            </w:r>
+          </w:hyperlink>
+        </w:p>
+        <w:p>
+          <w:pPr>
+            <w:pStyle w:val="24"/>
+            <w:tabs>
+              <w:tab w:val="right" w:leader="dot" w:pos="9345"/>
+            </w:tabs>
+            <w:rPr>
+              <w:rFonts w:asciiTheme="minorHAnsi" w:eastAsiaTheme="minorEastAsia" w:hAnsiTheme="minorHAnsi"/>
+              <w:noProof/>
+              <w:sz w:val="22"/>
+              <w:lang w:eastAsia="ru-RU"/>
+            </w:rPr>
+          </w:pPr>
+          <w:hyperlink w:anchor="_Toc231292710" w:history="1">
+            <w:r>
+              <w:rPr>
+                <w:rStyle w:val="aff1"/>
+                <w:noProof/>
+              </w:rPr>
+              <w:t>1.1 Концепция проекта</w:t>
+            </w:r>
+            <w:r>
+              <w:rPr>
+                <w:noProof/>
+                <w:webHidden/>
+              </w:rPr>
+              <w:tab/>
+            </w:r>
+            <w:r>
+              <w:rPr>
+                <w:noProof/>
+                <w:webHidden/>
+              </w:rPr>
+              <w:fldChar w:fldCharType="begin"/>
+            </w:r>
+            <w:r>
+              <w:rPr>
+                <w:noProof/>
+                <w:webHidden/>
+              </w:rPr>
+              <w:instrText xml:space="preserve"> PAGEREF _Toc231292710 \h </w:instrText>
+            </w:r>
+            <w:r>
+              <w:rPr>
+                <w:noProof/>
+                <w:webHidden/>
+              </w:rPr>
+            </w:r>
+            <w:r>
+              <w:rPr>
+                <w:noProof/>
+                <w:webHidden/>
+              </w:rPr>
+              <w:fldChar w:fldCharType="separate"/>
+            </w:r>
+            <w:r>
+              <w:rPr>
+                <w:noProof/>
+                <w:webHidden/>
+              </w:rPr>
+              <w:t>4</w:t>
+            </w:r>
+            <w:r>
+              <w:rPr>
+                <w:noProof/>
+                <w:webHidden/>
+              </w:rPr>
+              <w:fldChar w:fldCharType="end"/>
+            </w:r>
+          </w:hyperlink>
+        </w:p>
+        <w:p>
+          <w:pPr>
+            <w:pStyle w:val="24"/>
+            <w:tabs>
+              <w:tab w:val="right" w:leader="dot" w:pos="9345"/>
+            </w:tabs>
+            <w:rPr>
+              <w:rFonts w:asciiTheme="minorHAnsi" w:eastAsiaTheme="minorEastAsia" w:hAnsiTheme="minorHAnsi"/>
+              <w:noProof/>
+              <w:sz w:val="22"/>
+              <w:lang w:eastAsia="ru-RU"/>
+            </w:rPr>
+          </w:pPr>
+          <w:hyperlink w:anchor="_Toc231292711" w:history="1">
+            <w:r>
+              <w:rPr>
+                <w:rStyle w:val="aff1"/>
+                <w:noProof/>
+              </w:rPr>
+              <w:t>1.2 Составление Канбан-доски</w:t>
+            </w:r>
+            <w:r>
+              <w:rPr>
+                <w:noProof/>
+                <w:webHidden/>
+              </w:rPr>
+              <w:tab/>
+            </w:r>
+            <w:r>
+              <w:rPr>
+                <w:noProof/>
+                <w:webHidden/>
+              </w:rPr>
+              <w:fldChar w:fldCharType="begin"/>
+            </w:r>
+            <w:r>
+              <w:rPr>
+                <w:noProof/>
+                <w:webHidden/>
+              </w:rPr>
+              <w:instrText xml:space="preserve"> PAGEREF _Toc231292711 \h </w:instrText>
+            </w:r>
+            <w:r>
+              <w:rPr>
+                <w:noProof/>
+                <w:webHidden/>
+              </w:rPr>
+            </w:r>
+            <w:r>
+              <w:rPr>
+                <w:noProof/>
+                <w:webHidden/>
+              </w:rPr>
+              <w:fldChar w:fldCharType="separate"/>
+            </w:r>
+            <w:r>
+              <w:rPr>
+                <w:noProof/>
+                <w:webHidden/>
+              </w:rPr>
+              <w:t>4</w:t>
+            </w:r>
+            <w:r>
+              <w:rPr>
+                <w:noProof/>
+                <w:webHidden/>
+              </w:rPr>
+              <w:fldChar w:fldCharType="end"/>
+            </w:r>
+          </w:hyperlink>
+        </w:p>
+        <w:p>
+          <w:pPr>
+            <w:pStyle w:val="24"/>
+            <w:tabs>
+              <w:tab w:val="right" w:leader="dot" w:pos="9345"/>
+            </w:tabs>
+            <w:rPr>
+              <w:rFonts w:asciiTheme="minorHAnsi" w:eastAsiaTheme="minorEastAsia" w:hAnsiTheme="minorHAnsi"/>
+              <w:noProof/>
+              <w:sz w:val="22"/>
+              <w:lang w:eastAsia="ru-RU"/>
+            </w:rPr>
+          </w:pPr>
+          <w:hyperlink w:anchor="_Toc231292712" w:history="1">
+            <w:r>
+              <w:rPr>
+                <w:rStyle w:val="aff1"/>
+                <w:noProof/>
+              </w:rPr>
+              <w:t xml:space="preserve">1.3 Плановая документация и разработка </w:t>
+            </w:r>
+            <w:r>
+              <w:rPr>
+                <w:rStyle w:val="aff1"/>
+                <w:noProof/>
+                <w:lang w:val="en-US"/>
+              </w:rPr>
+              <w:t>UML</w:t>
+            </w:r>
+            <w:r>
+              <w:rPr>
+                <w:rStyle w:val="aff1"/>
+                <w:noProof/>
+              </w:rPr>
+              <w:t>-диаграмм</w:t>
+            </w:r>
+            <w:r>
+              <w:rPr>
+                <w:noProof/>
+                <w:webHidden/>
+              </w:rPr>
+              <w:tab/>
+            </w:r>
+            <w:r>
+              <w:rPr>
+                <w:noProof/>
+                <w:webHidden/>
+              </w:rPr>
+              <w:fldChar w:fldCharType="begin"/>
+            </w:r>
+            <w:r>
+              <w:rPr>
+                <w:noProof/>
+                <w:webHidden/>
+              </w:rPr>
+              <w:instrText xml:space="preserve"> PAGEREF _Toc231292712 \h </w:instrText>
+            </w:r>
+            <w:r>
+              <w:rPr>
+                <w:noProof/>
+                <w:webHidden/>
+              </w:rPr>
+            </w:r>
+            <w:r>
+              <w:rPr>
+                <w:noProof/>
+                <w:webHidden/>
+              </w:rPr>
+              <w:fldChar w:fldCharType="separate"/>
+            </w:r>
+            <w:r>
+              <w:rPr>
+                <w:noProof/>
+                <w:webHidden/>
+              </w:rPr>
+              <w:t>8</w:t>
+            </w:r>
+            <w:r>
+              <w:rPr>
+                <w:noProof/>
+                <w:webHidden/>
+              </w:rPr>
+              <w:fldChar w:fldCharType="end"/>
+            </w:r>
+          </w:hyperlink>
+        </w:p>
+        <w:p>
+          <w:pPr>
+            <w:pStyle w:val="24"/>
+            <w:tabs>
+              <w:tab w:val="right" w:leader="dot" w:pos="9345"/>
+            </w:tabs>
+            <w:rPr>
+              <w:rFonts w:asciiTheme="minorHAnsi" w:eastAsiaTheme="minorEastAsia" w:hAnsiTheme="minorHAnsi"/>
+              <w:noProof/>
+              <w:sz w:val="22"/>
+              <w:lang w:eastAsia="ru-RU"/>
+            </w:rPr>
+          </w:pPr>
+          <w:hyperlink w:anchor="_Toc231292713" w:history="1">
+            <w:r>
+              <w:rPr>
+                <w:rStyle w:val="aff1"/>
+                <w:noProof/>
+              </w:rPr>
+              <w:t xml:space="preserve">1.4 Построение </w:t>
+            </w:r>
+            <w:r>
+              <w:rPr>
+                <w:rStyle w:val="aff1"/>
+                <w:noProof/>
+                <w:lang w:val="en-US"/>
+              </w:rPr>
+              <w:t>ER</w:t>
+            </w:r>
+            <w:r>
+              <w:rPr>
+                <w:rStyle w:val="aff1"/>
+                <w:noProof/>
+              </w:rPr>
+              <w:t>-диаграммы</w:t>
+            </w:r>
+            <w:r>
+              <w:rPr>
+                <w:noProof/>
+                <w:webHidden/>
+              </w:rPr>
+              <w:tab/>
+            </w:r>
+            <w:r>
+              <w:rPr>
+                <w:noProof/>
+                <w:webHidden/>
+              </w:rPr>
+              <w:fldChar w:fldCharType="begin"/>
+            </w:r>
+            <w:r>
+              <w:rPr>
+                <w:noProof/>
+                <w:webHidden/>
+              </w:rPr>
+              <w:instrText xml:space="preserve"> PAGEREF _Toc231292713 \h </w:instrText>
+            </w:r>
+            <w:r>
+              <w:rPr>
+                <w:noProof/>
+                <w:webHidden/>
+              </w:rPr>
+            </w:r>
+            <w:r>
+              <w:rPr>
+                <w:noProof/>
+                <w:webHidden/>
+              </w:rPr>
+              <w:fldChar w:fldCharType="separate"/>
+            </w:r>
+            <w:r>
+              <w:rPr>
+                <w:noProof/>
+                <w:webHidden/>
+              </w:rPr>
+              <w:t>29</w:t>
+            </w:r>
+            <w:r>
+              <w:rPr>
+                <w:noProof/>
+                <w:webHidden/>
+              </w:rPr>
+              <w:fldChar w:fldCharType="end"/>
+            </w:r>
+          </w:hyperlink>
+        </w:p>
+        <w:p>
+          <w:pPr>
+            <w:pStyle w:val="13"/>
+            <w:rPr>
+              <w:rFonts w:asciiTheme="minorHAnsi" w:eastAsiaTheme="minorEastAsia" w:hAnsiTheme="minorHAnsi"/>
+              <w:noProof/>
+              <w:sz w:val="22"/>
+              <w:lang w:eastAsia="ru-RU"/>
+            </w:rPr>
+          </w:pPr>
+          <w:hyperlink w:anchor="_Toc231292714" w:history="1">
+            <w:r>
+              <w:rPr>
+                <w:rStyle w:val="aff1"/>
+                <w:noProof/>
+              </w:rPr>
+              <w:t>2. Разработка информационной системы</w:t>
+            </w:r>
+            <w:r>
+              <w:rPr>
+                <w:noProof/>
+                <w:webHidden/>
+              </w:rPr>
+              <w:tab/>
+            </w:r>
+            <w:r>
+              <w:rPr>
+                <w:noProof/>
+                <w:webHidden/>
+              </w:rPr>
+              <w:fldChar w:fldCharType="begin"/>
+            </w:r>
+            <w:r>
+              <w:rPr>
+                <w:noProof/>
+                <w:webHidden/>
+              </w:rPr>
+              <w:instrText xml:space="preserve"> PAGEREF _Toc231292714 \h </w:instrText>
+            </w:r>
+            <w:r>
+              <w:rPr>
+                <w:noProof/>
+                <w:webHidden/>
+              </w:rPr>
+            </w:r>
+            <w:r>
+              <w:rPr>
+                <w:noProof/>
+                <w:webHidden/>
+              </w:rPr>
+              <w:fldChar w:fldCharType="separate"/>
+            </w:r>
+            <w:r>
+              <w:rPr>
+                <w:noProof/>
+                <w:webHidden/>
+              </w:rPr>
+              <w:t>32</w:t>
+            </w:r>
+            <w:r>
+              <w:rPr>
+                <w:noProof/>
+                <w:webHidden/>
+              </w:rPr>
+              <w:fldChar w:fldCharType="end"/>
+            </w:r>
+          </w:hyperlink>
+        </w:p>
+        <w:p>
+          <w:pPr>
+            <w:pStyle w:val="24"/>
+            <w:tabs>
+              <w:tab w:val="right" w:leader="dot" w:pos="9345"/>
+            </w:tabs>
+            <w:rPr>
+              <w:rFonts w:asciiTheme="minorHAnsi" w:eastAsiaTheme="minorEastAsia" w:hAnsiTheme="minorHAnsi"/>
+              <w:noProof/>
+              <w:sz w:val="22"/>
+              <w:lang w:eastAsia="ru-RU"/>
+            </w:rPr>
+          </w:pPr>
+          <w:hyperlink w:anchor="_Toc231292715" w:history="1">
+            <w:r>
+              <w:rPr>
+                <w:rStyle w:val="aff1"/>
+                <w:noProof/>
+              </w:rPr>
+              <w:t>2.1. Создание статей</w:t>
+            </w:r>
+            <w:r>
+              <w:rPr>
+                <w:noProof/>
+                <w:webHidden/>
+              </w:rPr>
+              <w:tab/>
+            </w:r>
+            <w:r>
+              <w:rPr>
+                <w:noProof/>
+                <w:webHidden/>
+              </w:rPr>
+              <w:fldChar w:fldCharType="begin"/>
+            </w:r>
+            <w:r>
+              <w:rPr>
+                <w:noProof/>
+                <w:webHidden/>
+              </w:rPr>
+              <w:instrText xml:space="preserve"> PAGEREF _Toc231292715 \h </w:instrText>
+            </w:r>
+            <w:r>
+              <w:rPr>
+                <w:noProof/>
+                <w:webHidden/>
+              </w:rPr>
+            </w:r>
+            <w:r>
+              <w:rPr>
+                <w:noProof/>
+                <w:webHidden/>
+              </w:rPr>
+              <w:fldChar w:fldCharType="separate"/>
+            </w:r>
+            <w:r>
+              <w:rPr>
+                <w:noProof/>
+                <w:webHidden/>
+              </w:rPr>
+              <w:t>32</w:t>
+            </w:r>
+            <w:r>
+              <w:rPr>
+                <w:noProof/>
+                <w:webHidden/>
+              </w:rPr>
+              <w:fldChar w:fldCharType="end"/>
+            </w:r>
+          </w:hyperlink>
+        </w:p>
+        <w:p>
+          <w:pPr>
+            <w:pStyle w:val="24"/>
+            <w:tabs>
+              <w:tab w:val="right" w:leader="dot" w:pos="9345"/>
+            </w:tabs>
+            <w:rPr>
+              <w:rFonts w:asciiTheme="minorHAnsi" w:eastAsiaTheme="minorEastAsia" w:hAnsiTheme="minorHAnsi"/>
+              <w:noProof/>
+              <w:sz w:val="22"/>
+              <w:lang w:eastAsia="ru-RU"/>
+            </w:rPr>
+          </w:pPr>
+          <w:hyperlink w:anchor="_Toc231292716" w:history="1">
+            <w:r>
+              <w:rPr>
+                <w:rStyle w:val="aff1"/>
+                <w:noProof/>
+              </w:rPr>
+              <w:t>2.2 Создание блоков о местных приложениях</w:t>
+            </w:r>
+            <w:r>
+              <w:rPr>
+                <w:noProof/>
+                <w:webHidden/>
+              </w:rPr>
+              <w:tab/>
+            </w:r>
+            <w:r>
+              <w:rPr>
+                <w:noProof/>
+                <w:webHidden/>
+              </w:rPr>
+              <w:fldChar w:fldCharType="begin"/>
+            </w:r>
+            <w:r>
+              <w:rPr>
+                <w:noProof/>
+                <w:webHidden/>
+              </w:rPr>
+              <w:instrText xml:space="preserve"> PAGEREF _Toc231292716 \h </w:instrText>
+            </w:r>
+            <w:r>
+              <w:rPr>
+                <w:noProof/>
+                <w:webHidden/>
+              </w:rPr>
+            </w:r>
+            <w:r>
+              <w:rPr>
+                <w:noProof/>
+                <w:webHidden/>
+              </w:rPr>
+              <w:fldChar w:fldCharType="separate"/>
+            </w:r>
+            <w:r>
+              <w:rPr>
+                <w:noProof/>
+                <w:webHidden/>
+              </w:rPr>
+              <w:t>33</w:t>
+            </w:r>
+            <w:r>
+              <w:rPr>
+                <w:noProof/>
+                <w:webHidden/>
+              </w:rPr>
+              <w:fldChar w:fldCharType="end"/>
+            </w:r>
+          </w:hyperlink>
+        </w:p>
+        <w:p>
+          <w:pPr>
+            <w:pStyle w:val="24"/>
+            <w:tabs>
+              <w:tab w:val="right" w:leader="dot" w:pos="9345"/>
+            </w:tabs>
+            <w:rPr>
+              <w:rFonts w:asciiTheme="minorHAnsi" w:eastAsiaTheme="minorEastAsia" w:hAnsiTheme="minorHAnsi"/>
+              <w:noProof/>
+              <w:sz w:val="22"/>
+              <w:lang w:eastAsia="ru-RU"/>
+            </w:rPr>
+          </w:pPr>
+          <w:hyperlink w:anchor="_Toc231292717" w:history="1">
+            <w:r>
+              <w:rPr>
+                <w:rStyle w:val="aff1"/>
+                <w:noProof/>
+              </w:rPr>
+              <w:t>2.3 Создание категорий фраз.</w:t>
+            </w:r>
+            <w:r>
+              <w:rPr>
+                <w:noProof/>
+                <w:webHidden/>
+              </w:rPr>
+              <w:tab/>
+            </w:r>
+            <w:r>
+              <w:rPr>
+                <w:noProof/>
+                <w:webHidden/>
+              </w:rPr>
+              <w:fldChar w:fldCharType="begin"/>
+            </w:r>
+            <w:r>
+              <w:rPr>
+                <w:noProof/>
+                <w:webHidden/>
+              </w:rPr>
+              <w:instrText xml:space="preserve"> PAGEREF _Toc231292717 \h </w:instrText>
+            </w:r>
+            <w:r>
+              <w:rPr>
+                <w:noProof/>
+                <w:webHidden/>
+              </w:rPr>
+            </w:r>
+            <w:r>
+              <w:rPr>
+                <w:noProof/>
+                <w:webHidden/>
+              </w:rPr>
+              <w:fldChar w:fldCharType="separate"/>
+            </w:r>
+            <w:r>
+              <w:rPr>
+                <w:noProof/>
+                <w:webHidden/>
+              </w:rPr>
+              <w:t>33</w:t>
+            </w:r>
+            <w:r>
+              <w:rPr>
+                <w:noProof/>
+                <w:webHidden/>
+              </w:rPr>
+              <w:fldChar w:fldCharType="end"/>
+            </w:r>
+          </w:hyperlink>
+        </w:p>
+        <w:p>
+          <w:pPr>
+            <w:pStyle w:val="24"/>
+            <w:tabs>
+              <w:tab w:val="right" w:leader="dot" w:pos="9345"/>
+            </w:tabs>
+            <w:rPr>
+              <w:rFonts w:asciiTheme="minorHAnsi" w:eastAsiaTheme="minorEastAsia" w:hAnsiTheme="minorHAnsi"/>
+              <w:noProof/>
+              <w:sz w:val="22"/>
+              <w:lang w:eastAsia="ru-RU"/>
+            </w:rPr>
+          </w:pPr>
+          <w:hyperlink w:anchor="_Toc231292718" w:history="1">
+            <w:r>
+              <w:rPr>
+                <w:rStyle w:val="aff1"/>
+                <w:noProof/>
+              </w:rPr>
+              <w:t>2.4 Создание фраз</w:t>
+            </w:r>
+            <w:r>
+              <w:rPr>
+                <w:noProof/>
+                <w:webHidden/>
+              </w:rPr>
+              <w:tab/>
+            </w:r>
+            <w:r>
+              <w:rPr>
+                <w:noProof/>
+                <w:webHidden/>
+              </w:rPr>
+              <w:fldChar w:fldCharType="begin"/>
+            </w:r>
+            <w:r>
+              <w:rPr>
+                <w:noProof/>
+                <w:webHidden/>
+              </w:rPr>
+              <w:instrText xml:space="preserve"> PAGEREF _Toc231292718 \h </w:instrText>
+            </w:r>
+            <w:r>
+              <w:rPr>
+                <w:noProof/>
+                <w:webHidden/>
+              </w:rPr>
+            </w:r>
+            <w:r>
+              <w:rPr>
+                <w:noProof/>
+                <w:webHidden/>
+              </w:rPr>
+              <w:fldChar w:fldCharType="separate"/>
+            </w:r>
+            <w:r>
+              <w:rPr>
+                <w:noProof/>
+                <w:webHidden/>
+              </w:rPr>
+              <w:t>33</w:t>
+            </w:r>
+            <w:r>
+              <w:rPr>
+                <w:noProof/>
+                <w:webHidden/>
+              </w:rPr>
+              <w:fldChar w:fldCharType="end"/>
+            </w:r>
+          </w:hyperlink>
+        </w:p>
+        <w:p>
+          <w:pPr>
+            <w:pStyle w:val="24"/>
+            <w:tabs>
+              <w:tab w:val="right" w:leader="dot" w:pos="9345"/>
+            </w:tabs>
+            <w:rPr>
+              <w:rFonts w:asciiTheme="minorHAnsi" w:eastAsiaTheme="minorEastAsia" w:hAnsiTheme="minorHAnsi"/>
+              <w:noProof/>
+              <w:sz w:val="22"/>
+              <w:lang w:eastAsia="ru-RU"/>
+            </w:rPr>
+          </w:pPr>
+          <w:hyperlink w:anchor="_Toc231292719" w:history="1">
+            <w:r>
+              <w:rPr>
+                <w:rStyle w:val="aff1"/>
+                <w:noProof/>
+              </w:rPr>
+              <w:t>2.5 Редактирование, добавление и удаление.</w:t>
+            </w:r>
+            <w:r>
+              <w:rPr>
+                <w:noProof/>
+                <w:webHidden/>
+              </w:rPr>
+              <w:tab/>
+            </w:r>
+            <w:r>
+              <w:rPr>
+                <w:noProof/>
+                <w:webHidden/>
+              </w:rPr>
+              <w:fldChar w:fldCharType="begin"/>
+            </w:r>
+            <w:r>
+              <w:rPr>
+                <w:noProof/>
+                <w:webHidden/>
+              </w:rPr>
+              <w:instrText xml:space="preserve"> PAGEREF _Toc231292719 \h </w:instrText>
+            </w:r>
+            <w:r>
+              <w:rPr>
+                <w:noProof/>
+                <w:webHidden/>
+              </w:rPr>
+            </w:r>
+            <w:r>
+              <w:rPr>
+                <w:noProof/>
+                <w:webHidden/>
+              </w:rPr>
+              <w:fldChar w:fldCharType="separate"/>
+            </w:r>
+            <w:r>
+              <w:rPr>
+                <w:noProof/>
+                <w:webHidden/>
+              </w:rPr>
+              <w:t>33</w:t>
+            </w:r>
+            <w:r>
+              <w:rPr>
+                <w:noProof/>
+                <w:webHidden/>
+              </w:rPr>
+              <w:fldChar w:fldCharType="end"/>
+            </w:r>
+          </w:hyperlink>
+        </w:p>
+        <w:p>
+          <w:pPr>
+            <w:pStyle w:val="24"/>
+            <w:tabs>
+              <w:tab w:val="right" w:leader="dot" w:pos="9345"/>
+            </w:tabs>
+            <w:rPr>
+              <w:rFonts w:asciiTheme="minorHAnsi" w:eastAsiaTheme="minorEastAsia" w:hAnsiTheme="minorHAnsi"/>
+              <w:noProof/>
+              <w:sz w:val="22"/>
+              <w:lang w:eastAsia="ru-RU"/>
+            </w:rPr>
+          </w:pPr>
+          <w:hyperlink w:anchor="_Toc231292720" w:history="1">
+            <w:r>
+              <w:rPr>
+                <w:noProof/>
+                <w:webHidden/>
+              </w:rPr>
+              <w:tab/>
+            </w:r>
+            <w:r>
+              <w:rPr>
+                <w:noProof/>
+                <w:webHidden/>
+              </w:rPr>
+              <w:fldChar w:fldCharType="begin"/>
+            </w:r>
+            <w:r>
+              <w:rPr>
+                <w:noProof/>
+                <w:webHidden/>
+              </w:rPr>
+              <w:instrText xml:space="preserve"> PAGEREF _Toc231292720 \h </w:instrText>
+            </w:r>
+            <w:r>
+              <w:rPr>
+                <w:noProof/>
+                <w:webHidden/>
+              </w:rPr>
+            </w:r>
+            <w:r>
+              <w:rPr>
+                <w:noProof/>
+                <w:webHidden/>
+              </w:rPr>
+              <w:fldChar w:fldCharType="separate"/>
+            </w:r>
+            <w:r>
+              <w:rPr>
+                <w:noProof/>
+                <w:webHidden/>
+              </w:rPr>
+              <w:t>35</w:t>
+            </w:r>
+            <w:r>
+              <w:rPr>
+                <w:noProof/>
+                <w:webHidden/>
+              </w:rPr>
+              <w:fldChar w:fldCharType="end"/>
+            </w:r>
+          </w:hyperlink>
+        </w:p>
+        <w:p>
+          <w:pPr>
+            <w:pStyle w:val="24"/>
+            <w:tabs>
+              <w:tab w:val="right" w:leader="dot" w:pos="9345"/>
+            </w:tabs>
+            <w:rPr>
+              <w:rFonts w:asciiTheme="minorHAnsi" w:eastAsiaTheme="minorEastAsia" w:hAnsiTheme="minorHAnsi"/>
+              <w:noProof/>
+              <w:sz w:val="22"/>
+              <w:lang w:eastAsia="ru-RU"/>
+            </w:rPr>
+          </w:pPr>
+          <w:hyperlink w:anchor="_Toc231292721" w:history="1">
+            <w:r>
+              <w:rPr>
+                <w:rStyle w:val="aff1"/>
+                <w:noProof/>
+              </w:rPr>
+              <w:t>2.6 Объединение двух рабочих версий</w:t>
+            </w:r>
+            <w:r>
+              <w:rPr>
+                <w:noProof/>
+                <w:webHidden/>
+              </w:rPr>
+              <w:tab/>
+            </w:r>
+            <w:r>
+              <w:rPr>
+                <w:noProof/>
+                <w:webHidden/>
+              </w:rPr>
+              <w:fldChar w:fldCharType="begin"/>
+            </w:r>
+            <w:r>
+              <w:rPr>
+                <w:noProof/>
+                <w:webHidden/>
+              </w:rPr>
+              <w:instrText xml:space="preserve"> PAGEREF _Toc231292721 \h </w:instrText>
+            </w:r>
+            <w:r>
+              <w:rPr>
+                <w:noProof/>
+                <w:webHidden/>
+              </w:rPr>
+            </w:r>
+            <w:r>
+              <w:rPr>
+                <w:noProof/>
+                <w:webHidden/>
+              </w:rPr>
+              <w:fldChar w:fldCharType="separate"/>
+            </w:r>
+            <w:r>
+              <w:rPr>
+                <w:noProof/>
+                <w:webHidden/>
+              </w:rPr>
+              <w:t>36</w:t>
+            </w:r>
+            <w:r>
+              <w:rPr>
+                <w:noProof/>
+                <w:webHidden/>
+              </w:rPr>
+              <w:fldChar w:fldCharType="end"/>
+            </w:r>
+          </w:hyperlink>
+        </w:p>
+        <w:p>
+          <w:pPr>
+            <w:pStyle w:val="24"/>
+            <w:tabs>
+              <w:tab w:val="right" w:leader="dot" w:pos="9345"/>
+            </w:tabs>
+            <w:rPr>
+              <w:rFonts w:asciiTheme="minorHAnsi" w:eastAsiaTheme="minorEastAsia" w:hAnsiTheme="minorHAnsi"/>
+              <w:noProof/>
+              <w:sz w:val="22"/>
+              <w:lang w:eastAsia="ru-RU"/>
+            </w:rPr>
+          </w:pPr>
+          <w:hyperlink w:anchor="_Toc231292722" w:history="1">
+            <w:r>
+              <w:rPr>
+                <w:rStyle w:val="aff1"/>
+                <w:noProof/>
+              </w:rPr>
+              <w:t>2.7 Применение стиля к шаблонам</w:t>
+            </w:r>
+            <w:r>
+              <w:rPr>
+                <w:noProof/>
+                <w:webHidden/>
+              </w:rPr>
+              <w:tab/>
+            </w:r>
+            <w:r>
+              <w:rPr>
+                <w:noProof/>
+                <w:webHidden/>
+              </w:rPr>
+              <w:fldChar w:fldCharType="begin"/>
+            </w:r>
+            <w:r>
+              <w:rPr>
+                <w:noProof/>
+                <w:webHidden/>
+              </w:rPr>
+              <w:instrText xml:space="preserve"> PAGEREF _Toc231292722 \h </w:instrText>
+            </w:r>
+            <w:r>
+              <w:rPr>
+                <w:noProof/>
+                <w:webHidden/>
+              </w:rPr>
+            </w:r>
+            <w:r>
+              <w:rPr>
+                <w:noProof/>
+                <w:webHidden/>
+              </w:rPr>
+              <w:fldChar w:fldCharType="separate"/>
+            </w:r>
+            <w:r>
+              <w:rPr>
+                <w:noProof/>
+                <w:webHidden/>
+              </w:rPr>
+              <w:t>37</w:t>
+            </w:r>
+            <w:r>
+              <w:rPr>
+                <w:noProof/>
+                <w:webHidden/>
+              </w:rPr>
+              <w:fldChar w:fldCharType="end"/>
+            </w:r>
+          </w:hyperlink>
+        </w:p>
+        <w:p>
+          <w:pPr>
+            <w:pStyle w:val="13"/>
+            <w:rPr>
+              <w:rFonts w:asciiTheme="minorHAnsi" w:eastAsiaTheme="minorEastAsia" w:hAnsiTheme="minorHAnsi"/>
+              <w:noProof/>
+              <w:sz w:val="22"/>
+              <w:lang w:eastAsia="ru-RU"/>
+            </w:rPr>
+          </w:pPr>
+          <w:hyperlink w:anchor="_Toc231292723" w:history="1">
+            <w:r>
+              <w:rPr>
+                <w:rStyle w:val="aff1"/>
+                <w:noProof/>
+              </w:rPr>
+              <w:t>3. ТЕСТИРОВАНИЕ</w:t>
+            </w:r>
+            <w:r>
+              <w:rPr>
+                <w:noProof/>
+                <w:webHidden/>
+              </w:rPr>
+              <w:tab/>
+            </w:r>
+            <w:r>
+              <w:rPr>
+                <w:noProof/>
+                <w:webHidden/>
+              </w:rPr>
+              <w:fldChar w:fldCharType="begin"/>
+            </w:r>
+            <w:r>
+              <w:rPr>
+                <w:noProof/>
+                <w:webHidden/>
+              </w:rPr>
+              <w:instrText xml:space="preserve"> PAGEREF _Toc231292723 \h </w:instrText>
+            </w:r>
+            <w:r>
+              <w:rPr>
+                <w:noProof/>
+                <w:webHidden/>
+              </w:rPr>
+            </w:r>
+            <w:r>
+              <w:rPr>
+                <w:noProof/>
+                <w:webHidden/>
+              </w:rPr>
+              <w:fldChar w:fldCharType="separate"/>
+            </w:r>
+            <w:r>
+              <w:rPr>
+                <w:noProof/>
+                <w:webHidden/>
+              </w:rPr>
+              <w:t>44</w:t>
+            </w:r>
+            <w:r>
+              <w:rPr>
+                <w:noProof/>
+                <w:webHidden/>
+              </w:rPr>
+              <w:fldChar w:fldCharType="end"/>
+            </w:r>
+          </w:hyperlink>
+        </w:p>
+        <w:p>
+          <w:pPr>
+            <w:pStyle w:val="24"/>
+            <w:tabs>
+              <w:tab w:val="right" w:leader="dot" w:pos="9345"/>
+            </w:tabs>
+            <w:rPr>
+              <w:rFonts w:asciiTheme="minorHAnsi" w:eastAsiaTheme="minorEastAsia" w:hAnsiTheme="minorHAnsi"/>
+              <w:noProof/>
+              <w:sz w:val="22"/>
+              <w:lang w:eastAsia="ru-RU"/>
+            </w:rPr>
+          </w:pPr>
+          <w:hyperlink w:anchor="_Toc231292724" w:history="1">
+            <w:r>
+              <w:rPr>
+                <w:rStyle w:val="aff1"/>
+                <w:noProof/>
+              </w:rPr>
+              <w:t xml:space="preserve">3.1 Создание </w:t>
+            </w:r>
+            <w:r>
+              <w:rPr>
+                <w:rStyle w:val="aff1"/>
+                <w:noProof/>
+                <w:lang w:val="en-US"/>
+              </w:rPr>
+              <w:t>unit</w:t>
+            </w:r>
+            <w:r>
+              <w:rPr>
+                <w:rStyle w:val="aff1"/>
+                <w:noProof/>
+              </w:rPr>
+              <w:t>-тестов</w:t>
+            </w:r>
+            <w:r>
+              <w:rPr>
+                <w:noProof/>
+                <w:webHidden/>
+              </w:rPr>
+              <w:tab/>
+            </w:r>
+            <w:r>
+              <w:rPr>
+                <w:noProof/>
+                <w:webHidden/>
+              </w:rPr>
+              <w:fldChar w:fldCharType="begin"/>
+            </w:r>
+            <w:r>
+              <w:rPr>
+                <w:noProof/>
+                <w:webHidden/>
+              </w:rPr>
+              <w:instrText xml:space="preserve"> PAGEREF _Toc231292724 \h </w:instrText>
+            </w:r>
+            <w:r>
+              <w:rPr>
+                <w:noProof/>
+                <w:webHidden/>
+              </w:rPr>
+            </w:r>
+            <w:r>
+              <w:rPr>
+                <w:noProof/>
+                <w:webHidden/>
+              </w:rPr>
+              <w:fldChar w:fldCharType="separate"/>
+            </w:r>
+            <w:r>
+              <w:rPr>
+                <w:noProof/>
+                <w:webHidden/>
+              </w:rPr>
+              <w:t>44</w:t>
+            </w:r>
+            <w:r>
+              <w:rPr>
+                <w:noProof/>
+                <w:webHidden/>
+              </w:rPr>
+              <w:fldChar w:fldCharType="end"/>
+            </w:r>
+          </w:hyperlink>
+        </w:p>
+        <w:p>
+          <w:pPr>
+            <w:pStyle w:val="24"/>
+            <w:tabs>
+              <w:tab w:val="right" w:leader="dot" w:pos="9345"/>
+            </w:tabs>
+            <w:rPr>
+              <w:rFonts w:asciiTheme="minorHAnsi" w:eastAsiaTheme="minorEastAsia" w:hAnsiTheme="minorHAnsi"/>
+              <w:noProof/>
+              <w:sz w:val="22"/>
+              <w:lang w:eastAsia="ru-RU"/>
+            </w:rPr>
+          </w:pPr>
+          <w:hyperlink w:anchor="_Toc231292725" w:history="1">
+            <w:r>
+              <w:rPr>
+                <w:rStyle w:val="aff1"/>
+                <w:noProof/>
+              </w:rPr>
+              <w:t>3.2 Тестовый план</w:t>
+            </w:r>
+            <w:r>
+              <w:rPr>
+                <w:noProof/>
+                <w:webHidden/>
+              </w:rPr>
+              <w:tab/>
+            </w:r>
+            <w:r>
+              <w:rPr>
+                <w:noProof/>
+                <w:webHidden/>
+              </w:rPr>
+              <w:fldChar w:fldCharType="begin"/>
+            </w:r>
+            <w:r>
+              <w:rPr>
+                <w:noProof/>
+                <w:webHidden/>
+              </w:rPr>
+              <w:instrText xml:space="preserve"> PAGEREF _Toc231292725 \h </w:instrText>
+            </w:r>
+            <w:r>
+              <w:rPr>
+                <w:noProof/>
+                <w:webHidden/>
+              </w:rPr>
+            </w:r>
+            <w:r>
+              <w:rPr>
+                <w:noProof/>
+                <w:webHidden/>
+              </w:rPr>
+              <w:fldChar w:fldCharType="separate"/>
+            </w:r>
+            <w:r>
+              <w:rPr>
+                <w:noProof/>
+                <w:webHidden/>
+              </w:rPr>
+              <w:t>45</w:t>
+            </w:r>
+            <w:r>
+              <w:rPr>
+                <w:noProof/>
+                <w:webHidden/>
+              </w:rPr>
+              <w:fldChar w:fldCharType="end"/>
+            </w:r>
+          </w:hyperlink>
+        </w:p>
+        <w:p>
+          <w:pPr>
+            <w:pStyle w:val="24"/>
+            <w:tabs>
+              <w:tab w:val="right" w:leader="dot" w:pos="9345"/>
+            </w:tabs>
+            <w:rPr>
+              <w:rFonts w:asciiTheme="minorHAnsi" w:eastAsiaTheme="minorEastAsia" w:hAnsiTheme="minorHAnsi"/>
+              <w:noProof/>
+              <w:sz w:val="22"/>
+              <w:lang w:eastAsia="ru-RU"/>
+            </w:rPr>
+          </w:pPr>
+          <w:hyperlink w:anchor="_Toc231292726" w:history="1">
+            <w:r>
+              <w:rPr>
+                <w:rStyle w:val="aff1"/>
+                <w:noProof/>
+              </w:rPr>
+              <w:t>3.3 Тест-кейсы</w:t>
+            </w:r>
+            <w:r>
+              <w:rPr>
+                <w:noProof/>
+                <w:webHidden/>
+              </w:rPr>
+              <w:tab/>
+            </w:r>
+            <w:r>
+              <w:rPr>
+                <w:noProof/>
+                <w:webHidden/>
+              </w:rPr>
+              <w:fldChar w:fldCharType="begin"/>
+            </w:r>
+            <w:r>
+              <w:rPr>
+                <w:noProof/>
+                <w:webHidden/>
+              </w:rPr>
+              <w:instrText xml:space="preserve"> PAGEREF _Toc231292726 \h </w:instrText>
+            </w:r>
+            <w:r>
+              <w:rPr>
+                <w:noProof/>
+                <w:webHidden/>
+              </w:rPr>
+            </w:r>
+            <w:r>
+              <w:rPr>
+                <w:noProof/>
+                <w:webHidden/>
+              </w:rPr>
+              <w:fldChar w:fldCharType="separate"/>
+            </w:r>
+            <w:r>
+              <w:rPr>
+                <w:noProof/>
+                <w:webHidden/>
+              </w:rPr>
+              <w:t>50</w:t>
+            </w:r>
+            <w:r>
+              <w:rPr>
+                <w:noProof/>
+                <w:webHidden/>
+              </w:rPr>
+              <w:fldChar w:fldCharType="end"/>
+            </w:r>
+          </w:hyperlink>
+        </w:p>
+        <w:p>
+          <w:pPr>
+            <w:pStyle w:val="24"/>
+            <w:tabs>
+              <w:tab w:val="right" w:leader="dot" w:pos="9345"/>
+            </w:tabs>
+            <w:rPr>
+              <w:rFonts w:asciiTheme="minorHAnsi" w:eastAsiaTheme="minorEastAsia" w:hAnsiTheme="minorHAnsi"/>
+              <w:noProof/>
+              <w:sz w:val="22"/>
+              <w:lang w:eastAsia="ru-RU"/>
+            </w:rPr>
+          </w:pPr>
+          <w:hyperlink w:anchor="_Toc231292727" w:history="1">
+            <w:r>
+              <w:rPr>
+                <w:rStyle w:val="aff1"/>
+                <w:noProof/>
+              </w:rPr>
+              <w:t>3.4 Анализ нефункционального тестирования</w:t>
+            </w:r>
+            <w:r>
+              <w:rPr>
+                <w:noProof/>
+                <w:webHidden/>
+              </w:rPr>
+              <w:tab/>
+            </w:r>
+            <w:r>
+              <w:rPr>
+                <w:noProof/>
+                <w:webHidden/>
+              </w:rPr>
+              <w:fldChar w:fldCharType="begin"/>
+            </w:r>
+            <w:r>
+              <w:rPr>
+                <w:noProof/>
+                <w:webHidden/>
+              </w:rPr>
+              <w:instrText xml:space="preserve"> PAGEREF _Toc231292727 \h </w:instrText>
+            </w:r>
+            <w:r>
+              <w:rPr>
+                <w:noProof/>
+                <w:webHidden/>
+              </w:rPr>
+            </w:r>
+            <w:r>
+              <w:rPr>
+                <w:noProof/>
+                <w:webHidden/>
+              </w:rPr>
+              <w:fldChar w:fldCharType="separate"/>
+            </w:r>
+            <w:r>
+              <w:rPr>
+                <w:noProof/>
+                <w:webHidden/>
+              </w:rPr>
+              <w:t>54</w:t>
+            </w:r>
+            <w:r>
+              <w:rPr>
+                <w:noProof/>
+                <w:webHidden/>
+              </w:rPr>
+              <w:fldChar w:fldCharType="end"/>
+            </w:r>
+          </w:hyperlink>
+        </w:p>
+        <w:p>
+          <w:pPr>
+            <w:pStyle w:val="13"/>
+            <w:rPr>
+              <w:rFonts w:asciiTheme="minorHAnsi" w:eastAsiaTheme="minorEastAsia" w:hAnsiTheme="minorHAnsi"/>
+              <w:noProof/>
+              <w:sz w:val="22"/>
+              <w:lang w:eastAsia="ru-RU"/>
+            </w:rPr>
+          </w:pPr>
+          <w:hyperlink w:anchor="_Toc231292728" w:history="1">
+            <w:r>
+              <w:rPr>
+                <w:rStyle w:val="aff1"/>
+                <w:noProof/>
+              </w:rPr>
+              <w:t>ПРИЛОЖЕНИЕ А</w:t>
+            </w:r>
+            <w:r>
+              <w:rPr>
+                <w:noProof/>
+                <w:webHidden/>
+              </w:rPr>
+              <w:tab/>
+            </w:r>
+            <w:r>
+              <w:rPr>
+                <w:noProof/>
+                <w:webHidden/>
+              </w:rPr>
+              <w:fldChar w:fldCharType="begin"/>
+            </w:r>
+            <w:r>
+              <w:rPr>
+                <w:noProof/>
+                <w:webHidden/>
+              </w:rPr>
+              <w:instrText xml:space="preserve"> PAGEREF _Toc231292728 \h </w:instrText>
+            </w:r>
+            <w:r>
+              <w:rPr>
+                <w:noProof/>
+                <w:webHidden/>
+              </w:rPr>
+            </w:r>
+            <w:r>
+              <w:rPr>
+                <w:noProof/>
+                <w:webHidden/>
+              </w:rPr>
+              <w:fldChar w:fldCharType="separate"/>
+            </w:r>
+            <w:r>
+              <w:rPr>
+                <w:noProof/>
+                <w:webHidden/>
+              </w:rPr>
+              <w:t>58</w:t>
+            </w:r>
+            <w:r>
+              <w:rPr>
+                <w:noProof/>
+                <w:webHidden/>
+              </w:rPr>
+              <w:fldChar w:fldCharType="end"/>
+            </w:r>
+          </w:hyperlink>
+        </w:p>
+        <w:p>
+          <w:r>
+            <w:rPr>
+              <w:b/>
+              <w:bCs/>
+            </w:rPr>
+            <w:fldChar w:fldCharType="end"/>
+          </w:r>
+        </w:p>
+      </w:sdtContent>
+    </w:sdt>
     <w:p>
       <w:pPr>
         <w:spacing w:after="160" w:line="259" w:lineRule="auto"/>
@@ -1103,7 +2673,6 @@
           <w:szCs w:val="28"/>
           <w:lang w:eastAsia="ru-RU"/>
         </w:rPr>
-        <w:lastRenderedPageBreak/>
         <w:br w:type="page"/>
       </w:r>
     </w:p>
@@ -1111,6 +2680,7 @@
       <w:pPr>
         <w:pStyle w:val="1"/>
       </w:pPr>
+      <w:bookmarkStart w:id="2" w:name="_Toc231292708"/>
       <w:r>
         <w:lastRenderedPageBreak/>
         <w:t>В</w:t>
@@ -1118,6 +2688,7 @@
       <w:r>
         <w:t>ВЕДЕНИЕ</w:t>
       </w:r>
+      <w:bookmarkEnd w:id="2"/>
     </w:p>
     <w:p>
       <w:pPr>
@@ -1265,18 +2836,22 @@
       <w:pPr>
         <w:pStyle w:val="1"/>
       </w:pPr>
+      <w:bookmarkStart w:id="3" w:name="_Toc231292709"/>
       <w:r>
         <w:lastRenderedPageBreak/>
         <w:t>1. ПРОЕКТРОВАНИЕ ИНФОРМАЦИОННОЙ СИСТЕМЫ</w:t>
       </w:r>
+      <w:bookmarkEnd w:id="3"/>
     </w:p>
     <w:p>
       <w:pPr>
         <w:pStyle w:val="2"/>
       </w:pPr>
+      <w:bookmarkStart w:id="4" w:name="_Toc231292710"/>
       <w:r>
         <w:t>1.1 Концепция проекта</w:t>
       </w:r>
+      <w:bookmarkEnd w:id="4"/>
     </w:p>
     <w:p>
       <w:r>
@@ -1397,9 +2972,11 @@
       <w:pPr>
         <w:pStyle w:val="2"/>
       </w:pPr>
+      <w:bookmarkStart w:id="5" w:name="_Toc231292711"/>
       <w:r>
         <w:t>1.2 Составление Канбан-доски</w:t>
       </w:r>
+      <w:bookmarkEnd w:id="5"/>
     </w:p>
     <w:p>
       <w:r>
@@ -2786,6 +4363,7 @@
       <w:pPr>
         <w:pStyle w:val="2"/>
       </w:pPr>
+      <w:bookmarkStart w:id="6" w:name="_Toc231292712"/>
       <w:r>
         <w:lastRenderedPageBreak/>
         <w:t xml:space="preserve">1.3 Плановая документация и разработка </w:t>
@@ -2799,6 +4377,7 @@
       <w:r>
         <w:t>-диаграмм</w:t>
       </w:r>
+      <w:bookmarkEnd w:id="6"/>
     </w:p>
     <w:p>
       <w:pPr>
@@ -9350,6 +10929,7 @@
       <w:pPr>
         <w:pStyle w:val="2"/>
       </w:pPr>
+      <w:bookmarkStart w:id="7" w:name="_Toc231292713"/>
       <w:r>
         <w:t xml:space="preserve">1.4 </w:t>
       </w:r>
@@ -9368,6 +10948,7 @@
       <w:r>
         <w:t>диаграммы</w:t>
       </w:r>
+      <w:bookmarkEnd w:id="7"/>
     </w:p>
     <w:p>
       <w:pPr>
@@ -9937,6 +11518,7 @@
       <w:pPr>
         <w:pStyle w:val="1"/>
       </w:pPr>
+      <w:bookmarkStart w:id="8" w:name="_Toc231292714"/>
       <w:r>
         <w:lastRenderedPageBreak/>
         <w:t>2</w:t>
@@ -9944,14 +11526,17 @@
       <w:r>
         <w:t>. Разработка информационной системы</w:t>
       </w:r>
+      <w:bookmarkEnd w:id="8"/>
     </w:p>
     <w:p>
       <w:pPr>
         <w:pStyle w:val="2"/>
       </w:pPr>
+      <w:bookmarkStart w:id="9" w:name="_Toc231292715"/>
       <w:r>
         <w:t>2.1. Создание статей</w:t>
       </w:r>
+      <w:bookmarkEnd w:id="9"/>
     </w:p>
     <w:p>
       <w:r>
@@ -10715,6 +12300,7 @@
       <w:pPr>
         <w:pStyle w:val="2"/>
       </w:pPr>
+      <w:bookmarkStart w:id="10" w:name="_Toc231292716"/>
       <w:r>
         <w:rPr>
           <w:noProof/>
@@ -11171,6 +12757,7 @@
       <w:r>
         <w:t>2.2 Создание блоков о местных приложениях</w:t>
       </w:r>
+      <w:bookmarkEnd w:id="10"/>
     </w:p>
     <w:p>
       <w:pPr>
@@ -11182,6 +12769,7 @@
       <w:pPr>
         <w:pStyle w:val="2"/>
       </w:pPr>
+      <w:bookmarkStart w:id="11" w:name="_Toc231292717"/>
       <w:r>
         <w:rPr>
           <w:noProof/>
@@ -11590,6 +13178,7 @@
       <w:r>
         <w:t>Создание категорий фраз.</w:t>
       </w:r>
+      <w:bookmarkEnd w:id="11"/>
     </w:p>
     <w:p>
       <w:pPr>
@@ -11600,6 +13189,7 @@
       <w:pPr>
         <w:pStyle w:val="2"/>
       </w:pPr>
+      <w:bookmarkStart w:id="12" w:name="_Toc231292718"/>
       <w:r>
         <w:rPr>
           <w:noProof/>
@@ -12005,14 +13595,17 @@
       <w:r>
         <w:t>2.4 Создание фраз</w:t>
       </w:r>
+      <w:bookmarkEnd w:id="12"/>
     </w:p>
     <w:p>
       <w:pPr>
         <w:pStyle w:val="2"/>
       </w:pPr>
+      <w:bookmarkStart w:id="13" w:name="_Toc231292719"/>
       <w:r>
         <w:t>2.5 Редактирование, добавление и удаление.</w:t>
       </w:r>
+      <w:bookmarkEnd w:id="13"/>
     </w:p>
     <w:p>
       <w:r>
@@ -13148,6 +14741,7 @@
       <w:pPr>
         <w:pStyle w:val="2"/>
       </w:pPr>
+      <w:bookmarkStart w:id="14" w:name="_Toc231292720"/>
       <w:r>
         <w:rPr>
           <w:noProof/>
@@ -14027,6 +15621,7 @@
           </wp:anchor>
         </w:drawing>
       </w:r>
+      <w:bookmarkEnd w:id="14"/>
     </w:p>
     <w:p>
       <w:r>
@@ -14082,6 +15677,7 @@
       <w:pPr>
         <w:pStyle w:val="2"/>
       </w:pPr>
+      <w:bookmarkStart w:id="15" w:name="_Toc231292721"/>
       <w:r>
         <w:lastRenderedPageBreak/>
         <w:t>2.</w:t>
@@ -14095,6 +15691,7 @@
       <w:r>
         <w:t>Объединение двух рабочих версий</w:t>
       </w:r>
+      <w:bookmarkEnd w:id="15"/>
     </w:p>
     <w:p>
       <w:r>
@@ -14822,6 +16419,7 @@
       <w:pPr>
         <w:pStyle w:val="2"/>
       </w:pPr>
+      <w:bookmarkStart w:id="16" w:name="_Toc231292722"/>
       <w:r>
         <w:lastRenderedPageBreak/>
         <w:t>2</w:t>
@@ -14829,6 +16427,7 @@
       <w:r>
         <w:t>.7 Применение стиля к шаблонам</w:t>
       </w:r>
+      <w:bookmarkEnd w:id="16"/>
     </w:p>
     <w:p>
       <w:r>
@@ -18496,15 +20095,18 @@
       <w:pPr>
         <w:pStyle w:val="1"/>
       </w:pPr>
+      <w:bookmarkStart w:id="17" w:name="_Toc231292723"/>
       <w:r>
         <w:lastRenderedPageBreak/>
         <w:t>3. ТЕСТИРОВАНИЕ</w:t>
       </w:r>
+      <w:bookmarkEnd w:id="17"/>
     </w:p>
     <w:p>
       <w:pPr>
         <w:pStyle w:val="2"/>
       </w:pPr>
+      <w:bookmarkStart w:id="18" w:name="_Toc231292724"/>
       <w:r>
         <w:t xml:space="preserve">3.1 Создание </w:t>
       </w:r>
@@ -18517,6 +20119,7 @@
       <w:r>
         <w:t>-тестов</w:t>
       </w:r>
+      <w:bookmarkEnd w:id="18"/>
     </w:p>
     <w:p>
       <w:r>
@@ -19088,10 +20691,12 @@
       <w:pPr>
         <w:pStyle w:val="2"/>
       </w:pPr>
+      <w:bookmarkStart w:id="19" w:name="_Toc231292725"/>
       <w:r>
         <w:lastRenderedPageBreak/>
         <w:t>3.2 Тестовый план</w:t>
       </w:r>
+      <w:bookmarkEnd w:id="19"/>
     </w:p>
     <w:p>
       <w:pPr>
@@ -19600,6 +21205,7 @@
           <w:numId w:val="24"/>
         </w:numPr>
         <w:ind w:left="0" w:firstLine="709"/>
+        <w:jc w:val="left"/>
         <w:rPr>
           <w:rFonts w:cs="Times New Roman"/>
           <w:szCs w:val="28"/>
@@ -19616,20 +21222,33 @@
     </w:p>
     <w:p>
       <w:pPr>
-        <w:pStyle w:val="af9"/>
-        <w:ind w:left="709" w:firstLine="0"/>
-        <w:jc w:val="right"/>
-        <w:rPr>
-          <w:rFonts w:cs="Times New Roman"/>
-          <w:szCs w:val="28"/>
-        </w:rPr>
-      </w:pPr>
-      <w:r>
-        <w:rPr>
-          <w:rFonts w:cs="Times New Roman"/>
-          <w:szCs w:val="28"/>
-        </w:rPr>
-        <w:t>Таблица 1 – риски и ущерб</w:t>
+        <w:ind w:firstLine="0"/>
+        <w:jc w:val="left"/>
+        <w:rPr>
+          <w:rFonts w:cs="Times New Roman"/>
+          <w:szCs w:val="28"/>
+        </w:rPr>
+      </w:pPr>
+      <w:r>
+        <w:rPr>
+          <w:rFonts w:cs="Times New Roman"/>
+          <w:szCs w:val="28"/>
+        </w:rPr>
+        <w:t xml:space="preserve">Таблица 1 – </w:t>
+      </w:r>
+      <w:r>
+        <w:rPr>
+          <w:rFonts w:cs="Times New Roman"/>
+          <w:szCs w:val="28"/>
+        </w:rPr>
+        <w:t>Р</w:t>
+      </w:r>
+      <w:r>
+        <w:rPr>
+          <w:rFonts w:cs="Times New Roman"/>
+          <w:szCs w:val="28"/>
+        </w:rPr>
+        <w:t>иски и ущерб</w:t>
       </w:r>
     </w:p>
     <w:tbl>
@@ -20676,41 +22295,33 @@
     </w:p>
     <w:p>
       <w:pPr>
-        <w:pStyle w:val="af9"/>
-        <w:ind w:left="709" w:firstLine="0"/>
-        <w:jc w:val="right"/>
-        <w:rPr>
-          <w:rFonts w:cs="Times New Roman"/>
-          <w:szCs w:val="28"/>
-        </w:rPr>
-      </w:pPr>
-      <w:r>
-        <w:rPr>
-          <w:rFonts w:cs="Times New Roman"/>
-          <w:szCs w:val="28"/>
-        </w:rPr>
-        <w:t xml:space="preserve">Таблица </w:t>
-      </w:r>
-      <w:r>
-        <w:rPr>
-          <w:rFonts w:cs="Times New Roman"/>
-          <w:szCs w:val="28"/>
-        </w:rPr>
-        <w:t>2</w:t>
-      </w:r>
-      <w:r>
-        <w:rPr>
-          <w:rFonts w:cs="Times New Roman"/>
-          <w:szCs w:val="28"/>
-        </w:rPr>
-        <w:t xml:space="preserve"> – </w:t>
-      </w:r>
-      <w:r>
-        <w:rPr>
-          <w:rFonts w:cs="Times New Roman"/>
-          <w:szCs w:val="28"/>
-        </w:rPr>
-        <w:t>риски и стратегия</w:t>
+        <w:ind w:firstLine="0"/>
+        <w:jc w:val="left"/>
+        <w:rPr>
+          <w:rFonts w:cs="Times New Roman"/>
+          <w:szCs w:val="28"/>
+        </w:rPr>
+      </w:pPr>
+      <w:r>
+        <w:rPr>
+          <w:rFonts w:cs="Times New Roman"/>
+          <w:szCs w:val="28"/>
+        </w:rPr>
+        <w:t xml:space="preserve">Таблица 2 – </w:t>
+      </w:r>
+      <w:r>
+        <w:rPr>
+          <w:rFonts w:cs="Times New Roman"/>
+          <w:szCs w:val="28"/>
+        </w:rPr>
+        <w:t>Р</w:t>
+      </w:r>
+      <w:r>
+        <w:rPr>
+          <w:rFonts w:cs="Times New Roman"/>
+          <w:szCs w:val="28"/>
+        </w:rPr>
+        <w:t>иски и стратегия</w:t>
       </w:r>
     </w:p>
     <w:tbl>
@@ -23620,9 +25231,8 @@
     </w:p>
     <w:p>
       <w:pPr>
-        <w:pStyle w:val="af9"/>
-        <w:ind w:left="1069" w:firstLine="0"/>
-        <w:jc w:val="right"/>
+        <w:ind w:firstLine="0"/>
+        <w:jc w:val="left"/>
         <w:rPr>
           <w:rFonts w:cs="Times New Roman"/>
           <w:szCs w:val="28"/>
@@ -23648,14 +25258,21 @@
           <w:rFonts w:cs="Times New Roman"/>
           <w:szCs w:val="28"/>
         </w:rPr>
-        <w:t xml:space="preserve"> –</w:t>
-      </w:r>
-      <w:r>
-        <w:rPr>
-          <w:rFonts w:cs="Times New Roman"/>
-          <w:szCs w:val="28"/>
-        </w:rPr>
-        <w:t xml:space="preserve"> этапы</w:t>
+        <w:t xml:space="preserve"> – </w:t>
+      </w:r>
+      <w:r>
+        <w:rPr>
+          <w:rFonts w:cs="Times New Roman"/>
+          <w:szCs w:val="28"/>
+        </w:rPr>
+        <w:t>Э</w:t>
+      </w:r>
+      <w:r>
+        <w:rPr>
+          <w:rFonts w:cs="Times New Roman"/>
+          <w:szCs w:val="28"/>
+        </w:rPr>
+        <w:t>тапы</w:t>
       </w:r>
     </w:p>
     <w:tbl>
@@ -24089,47 +25706,41 @@
       <w:pPr>
         <w:pStyle w:val="2"/>
       </w:pPr>
+      <w:bookmarkStart w:id="20" w:name="_Toc231292726"/>
       <w:r>
         <w:t>3.3 Тест-кейсы</w:t>
       </w:r>
-    </w:p>
-    <w:p>
-      <w:pPr>
-        <w:pStyle w:val="af9"/>
-        <w:ind w:left="1069" w:firstLine="0"/>
-        <w:jc w:val="right"/>
-        <w:rPr>
-          <w:rFonts w:cs="Times New Roman"/>
-          <w:szCs w:val="28"/>
-        </w:rPr>
-      </w:pPr>
-      <w:r>
-        <w:rPr>
-          <w:rFonts w:cs="Times New Roman"/>
-          <w:szCs w:val="28"/>
-        </w:rPr>
-        <w:t xml:space="preserve">Таблица </w:t>
-      </w:r>
-      <w:r>
-        <w:rPr>
-          <w:rFonts w:cs="Times New Roman"/>
-          <w:szCs w:val="28"/>
-        </w:rPr>
-        <w:t>4</w:t>
-      </w:r>
-      <w:r>
-        <w:rPr>
-          <w:rFonts w:cs="Times New Roman"/>
-          <w:szCs w:val="28"/>
-        </w:rPr>
-        <w:t xml:space="preserve"> – </w:t>
-      </w:r>
-      <w:r>
-        <w:rPr>
-          <w:rFonts w:cs="Times New Roman"/>
-          <w:szCs w:val="28"/>
-        </w:rPr>
-        <w:t>тест-кейсы</w:t>
+      <w:bookmarkEnd w:id="20"/>
+    </w:p>
+    <w:p>
+      <w:pPr>
+        <w:ind w:firstLine="0"/>
+        <w:jc w:val="left"/>
+        <w:rPr>
+          <w:rFonts w:cs="Times New Roman"/>
+          <w:szCs w:val="28"/>
+        </w:rPr>
+      </w:pPr>
+      <w:r>
+        <w:rPr>
+          <w:rFonts w:cs="Times New Roman"/>
+          <w:szCs w:val="28"/>
+        </w:rPr>
+        <w:t xml:space="preserve">Таблица 4 – </w:t>
+      </w:r>
+      <w:r>
+        <w:rPr>
+          <w:rFonts w:cs="Times New Roman"/>
+          <w:szCs w:val="28"/>
+        </w:rPr>
+        <w:t>Т</w:t>
+      </w:r>
+      <w:r>
+        <w:rPr>
+          <w:rFonts w:cs="Times New Roman"/>
+          <w:szCs w:val="28"/>
+        </w:rPr>
+        <w:t>ест-кейсы</w:t>
       </w:r>
     </w:p>
     <w:tbl>
@@ -28215,9 +29826,11 @@
       <w:pPr>
         <w:pStyle w:val="2"/>
       </w:pPr>
+      <w:bookmarkStart w:id="21" w:name="_Toc231292727"/>
       <w:r>
         <w:t>3.4 Анализ нефункционального тестирования</w:t>
       </w:r>
+      <w:bookmarkEnd w:id="21"/>
     </w:p>
     <w:p>
       <w:r>
@@ -28292,10 +29905,7 @@
         <w:t xml:space="preserve"> </w:t>
       </w:r>
       <w:r>
-        <w:t>Ц</w:t>
-      </w:r>
-      <w:r>
-        <w:t>ветовая</w:t>
+        <w:t>Цветовая</w:t>
       </w:r>
       <w:proofErr w:type="gramEnd"/>
       <w:r>
@@ -28428,13 +30038,7 @@
     </w:p>
     <w:p>
       <w:r>
-        <w:t xml:space="preserve">Для обычных пользователей интерфейс остаётся чистым — </w:t>
-      </w:r>
-      <w:r>
-        <w:t>видно</w:t>
-      </w:r>
-      <w:r>
-        <w:t xml:space="preserve"> только контент и не отвлекаются на элементы управления, что делает использование приложения максимально простым и понятным.</w:t>
+        <w:t>Для обычных пользователей интерфейс остаётся чистым — видно только контент и не отвлекаются на элементы управления, что делает использование приложения максимально простым и понятным.</w:t>
       </w:r>
     </w:p>
     <w:p/>
@@ -28461,25 +30065,6331 @@
     </w:p>
     <w:p>
       <w:pPr>
-        <w:jc w:val="right"/>
-      </w:pPr>
-    </w:p>
-    <w:p/>
-    <w:p/>
-    <w:p/>
-    <w:p/>
-    <w:p/>
-    <w:p/>
-    <w:p/>
-    <w:p/>
-    <w:p/>
-    <w:p/>
-    <w:p/>
-    <w:p/>
-    <w:p/>
-    <w:p/>
-    <w:p/>
-    <w:p/>
+        <w:pStyle w:val="1"/>
+      </w:pPr>
+      <w:bookmarkStart w:id="22" w:name="_Toc231292728"/>
+      <w:r>
+        <w:lastRenderedPageBreak/>
+        <w:t>ПРИЛОЖЕНИЕ А</w:t>
+      </w:r>
+      <w:bookmarkEnd w:id="22"/>
+    </w:p>
+    <w:p>
+      <w:pPr>
+        <w:spacing w:line="240" w:lineRule="auto"/>
+        <w:ind w:firstLine="0"/>
+        <w:rPr>
+          <w:rFonts w:eastAsia="Aptos" w:cs="Times New Roman"/>
+          <w:b/>
+          <w:bCs/>
+          <w:kern w:val="2"/>
+          <w:szCs w:val="24"/>
+          <w14:ligatures w14:val="standardContextual"/>
+        </w:rPr>
+      </w:pPr>
+      <w:bookmarkStart w:id="23" w:name="_Toc230982459"/>
+      <w:r>
+        <w:rPr>
+          <w:rFonts w:eastAsia="Aptos" w:cs="Times New Roman"/>
+          <w:b/>
+          <w:bCs/>
+          <w:kern w:val="2"/>
+          <w:szCs w:val="24"/>
+          <w14:ligatures w14:val="standardContextual"/>
+        </w:rPr>
+        <w:t>1. Общие сведения</w:t>
+      </w:r>
+      <w:bookmarkEnd w:id="23"/>
+    </w:p>
+    <w:p>
+      <w:pPr>
+        <w:rPr>
+          <w:rFonts w:eastAsia="Aptos" w:cs="Times New Roman"/>
+          <w:kern w:val="2"/>
+          <w:szCs w:val="24"/>
+          <w14:ligatures w14:val="standardContextual"/>
+        </w:rPr>
+      </w:pPr>
+      <w:r>
+        <w:rPr>
+          <w:rFonts w:eastAsia="Aptos" w:cs="Times New Roman"/>
+          <w:kern w:val="2"/>
+          <w:szCs w:val="24"/>
+          <w14:ligatures w14:val="standardContextual"/>
+        </w:rPr>
+        <w:t>Полное наименование системы Гид по странам, краткое наименование – ГПС.</w:t>
+      </w:r>
+    </w:p>
+    <w:p>
+      <w:pPr>
+        <w:rPr>
+          <w:rFonts w:eastAsia="Aptos" w:cs="Times New Roman"/>
+          <w:kern w:val="2"/>
+          <w:szCs w:val="24"/>
+          <w14:ligatures w14:val="standardContextual"/>
+        </w:rPr>
+      </w:pPr>
+      <w:r>
+        <w:rPr>
+          <w:rFonts w:eastAsia="Aptos" w:cs="Times New Roman"/>
+          <w:kern w:val="2"/>
+          <w:szCs w:val="24"/>
+          <w14:ligatures w14:val="standardContextual"/>
+        </w:rPr>
+        <w:t xml:space="preserve">Работа выполняется на основании договора №10019 от 15.05.2026 между заказчиком ООО «Библия глобус» (юридический адрес: Нижний Новгород, Большая </w:t>
+      </w:r>
+      <w:proofErr w:type="spellStart"/>
+      <w:r>
+        <w:rPr>
+          <w:rFonts w:eastAsia="Aptos" w:cs="Times New Roman"/>
+          <w:kern w:val="2"/>
+          <w:szCs w:val="24"/>
+          <w14:ligatures w14:val="standardContextual"/>
+        </w:rPr>
+        <w:t>Печёрская</w:t>
+      </w:r>
+      <w:proofErr w:type="spellEnd"/>
+      <w:r>
+        <w:rPr>
+          <w:rFonts w:eastAsia="Aptos" w:cs="Times New Roman"/>
+          <w:kern w:val="2"/>
+          <w:szCs w:val="24"/>
+          <w14:ligatures w14:val="standardContextual"/>
+        </w:rPr>
+        <w:t xml:space="preserve"> улица, 26; контактный телефон: 8 831 235 30 53) и разработчиком ООО «</w:t>
+      </w:r>
+      <w:r>
+        <w:rPr>
+          <w:rFonts w:eastAsia="Aptos" w:cs="Times New Roman"/>
+          <w:kern w:val="2"/>
+          <w:szCs w:val="24"/>
+          <w:lang w:val="en-US"/>
+          <w14:ligatures w14:val="standardContextual"/>
+        </w:rPr>
+        <w:t>Masha</w:t>
+      </w:r>
+      <w:r>
+        <w:rPr>
+          <w:rFonts w:eastAsia="Aptos" w:cs="Times New Roman"/>
+          <w:kern w:val="2"/>
+          <w:szCs w:val="24"/>
+          <w14:ligatures w14:val="standardContextual"/>
+        </w:rPr>
+        <w:t xml:space="preserve"> </w:t>
+      </w:r>
+      <w:proofErr w:type="spellStart"/>
+      <w:r>
+        <w:rPr>
+          <w:rFonts w:eastAsia="Aptos" w:cs="Times New Roman"/>
+          <w:kern w:val="2"/>
+          <w:szCs w:val="24"/>
+          <w14:ligatures w14:val="standardContextual"/>
+        </w:rPr>
+        <w:t>Сorporation</w:t>
+      </w:r>
+      <w:proofErr w:type="spellEnd"/>
+      <w:r>
+        <w:rPr>
+          <w:rFonts w:eastAsia="Aptos" w:cs="Times New Roman"/>
+          <w:kern w:val="2"/>
+          <w:szCs w:val="24"/>
+          <w14:ligatures w14:val="standardContextual"/>
+        </w:rPr>
+        <w:t>» (юридический адрес: Московское шоссе, 1, Нижний Новгород, 603116; контактный телефон: 8 831 218 22 01). Плановый срок начала работ по созданию системы с 15.05.2026 по 30.08.2026. Сроки по стадиям проекта могут быть уточнены в процессе его выполнения.</w:t>
+      </w:r>
+    </w:p>
+    <w:p>
+      <w:pPr>
+        <w:rPr>
+          <w:rFonts w:eastAsia="Aptos" w:cs="Times New Roman"/>
+          <w:kern w:val="2"/>
+          <w:szCs w:val="24"/>
+          <w14:ligatures w14:val="standardContextual"/>
+        </w:rPr>
+      </w:pPr>
+      <w:r>
+        <w:rPr>
+          <w:rFonts w:eastAsia="Aptos" w:cs="Times New Roman"/>
+          <w:kern w:val="2"/>
+          <w:szCs w:val="24"/>
+          <w14:ligatures w14:val="standardContextual"/>
+        </w:rPr>
+        <w:t>Все дополнительные сведенья об порядке финансирования работ определены в указном договоре. По результатам каждого этапа заказчику на согласование сдается отчетный документ и представление проекта на данном этапе.</w:t>
+      </w:r>
+    </w:p>
+    <w:p>
+      <w:pPr>
+        <w:spacing w:line="240" w:lineRule="auto"/>
+        <w:ind w:firstLine="0"/>
+        <w:rPr>
+          <w:rFonts w:eastAsia="Aptos" w:cs="Times New Roman"/>
+          <w:b/>
+          <w:bCs/>
+          <w:kern w:val="2"/>
+          <w:szCs w:val="24"/>
+          <w14:ligatures w14:val="standardContextual"/>
+        </w:rPr>
+      </w:pPr>
+      <w:bookmarkStart w:id="24" w:name="_Toc230982460"/>
+    </w:p>
+    <w:p>
+      <w:pPr>
+        <w:spacing w:line="240" w:lineRule="auto"/>
+        <w:ind w:firstLine="0"/>
+        <w:rPr>
+          <w:rFonts w:eastAsia="Aptos" w:cs="Times New Roman"/>
+          <w:b/>
+          <w:bCs/>
+          <w:kern w:val="2"/>
+          <w:szCs w:val="24"/>
+          <w14:ligatures w14:val="standardContextual"/>
+        </w:rPr>
+      </w:pPr>
+      <w:r>
+        <w:rPr>
+          <w:rFonts w:eastAsia="Aptos" w:cs="Times New Roman"/>
+          <w:b/>
+          <w:bCs/>
+          <w:kern w:val="2"/>
+          <w:szCs w:val="24"/>
+          <w14:ligatures w14:val="standardContextual"/>
+        </w:rPr>
+        <w:t>2. Назначение и цели системы</w:t>
+      </w:r>
+      <w:bookmarkEnd w:id="24"/>
+    </w:p>
+    <w:p>
+      <w:pPr>
+        <w:spacing w:line="240" w:lineRule="auto"/>
+        <w:ind w:firstLine="0"/>
+        <w:rPr>
+          <w:rFonts w:eastAsia="Aptos" w:cs="Times New Roman"/>
+          <w:kern w:val="2"/>
+          <w:szCs w:val="24"/>
+          <w14:ligatures w14:val="standardContextual"/>
+        </w:rPr>
+      </w:pPr>
+      <w:bookmarkStart w:id="25" w:name="_Toc230982461"/>
+      <w:r>
+        <w:rPr>
+          <w:rFonts w:eastAsia="Aptos" w:cs="Times New Roman"/>
+          <w:kern w:val="2"/>
+          <w:szCs w:val="24"/>
+          <w14:ligatures w14:val="standardContextual"/>
+        </w:rPr>
+        <w:t>2.1 Назначение системы</w:t>
+      </w:r>
+      <w:bookmarkEnd w:id="25"/>
+    </w:p>
+    <w:p>
+      <w:pPr>
+        <w:rPr>
+          <w:rFonts w:eastAsia="Aptos" w:cs="Times New Roman"/>
+          <w:kern w:val="2"/>
+          <w:szCs w:val="24"/>
+          <w14:ligatures w14:val="standardContextual"/>
+        </w:rPr>
+      </w:pPr>
+      <w:r>
+        <w:rPr>
+          <w:rFonts w:eastAsia="Aptos" w:cs="Times New Roman"/>
+          <w:kern w:val="2"/>
+          <w:szCs w:val="24"/>
+          <w14:ligatures w14:val="standardContextual"/>
+        </w:rPr>
+        <w:t xml:space="preserve">Система «ГПС» предназначена для автоматизации финансового и информационного сопровождения путешественника. Основное предназначение системы – повышение контроля над поездкой путем учета расходов, и доступа к ресурсам с важной информацией о стране, что должно привести к снижению стресса и полной уверенности туриста в зарубежной поездке. Система предназначена для управления такими процессами, как: расчёт бюджета на поездку на основе лимита пользователя, конвертация валют и интеграция с платёжными сервисами, доступ к базовому разговорнику и важнейшим статьям о стране, рекомендация локальных приложений (карты, такси, переводчики). Объектами автоматизации являются: путешественник (турист) и верифицированные источники информации (консульства, открытые API курсов валют, краудсорсинг‑отзывы). Перечень автоматизированных </w:t>
+      </w:r>
+      <w:r>
+        <w:rPr>
+          <w:rFonts w:eastAsia="Aptos" w:cs="Times New Roman"/>
+          <w:kern w:val="2"/>
+          <w:szCs w:val="24"/>
+          <w14:ligatures w14:val="standardContextual"/>
+        </w:rPr>
+        <w:lastRenderedPageBreak/>
+        <w:t>подразделений составляет: центр управления поездками (отвечает за актуальность гайдов, мониторинг безопасности, техподдержку и аналитику популярных направлений), база данных стран и городов (автоматизация обновления курсов валют, визовых правил, локальных приложений и фраз), а также пользовательский профиль (автоматизация учёта трат, чек‑листов и истории поездок с возможностью экспорта сметы).</w:t>
+      </w:r>
+    </w:p>
+    <w:p>
+      <w:pPr>
+        <w:spacing w:line="240" w:lineRule="auto"/>
+        <w:ind w:firstLine="0"/>
+        <w:rPr>
+          <w:rFonts w:eastAsia="Aptos" w:cs="Times New Roman"/>
+          <w:kern w:val="2"/>
+          <w:szCs w:val="24"/>
+          <w14:ligatures w14:val="standardContextual"/>
+        </w:rPr>
+      </w:pPr>
+      <w:bookmarkStart w:id="26" w:name="_Toc230982462"/>
+      <w:r>
+        <w:rPr>
+          <w:rFonts w:eastAsia="Aptos" w:cs="Times New Roman"/>
+          <w:kern w:val="2"/>
+          <w:szCs w:val="24"/>
+          <w14:ligatures w14:val="standardContextual"/>
+        </w:rPr>
+        <w:t>2.2 Цели создания системы</w:t>
+      </w:r>
+      <w:bookmarkEnd w:id="26"/>
+    </w:p>
+    <w:p>
+      <w:pPr>
+        <w:rPr>
+          <w:rFonts w:eastAsia="Aptos" w:cs="Times New Roman"/>
+          <w:kern w:val="2"/>
+          <w:szCs w:val="24"/>
+          <w14:ligatures w14:val="standardContextual"/>
+        </w:rPr>
+      </w:pPr>
+      <w:r>
+        <w:rPr>
+          <w:rFonts w:eastAsia="Aptos" w:cs="Times New Roman"/>
+          <w:kern w:val="2"/>
+          <w:szCs w:val="24"/>
+          <w14:ligatures w14:val="standardContextual"/>
+        </w:rPr>
+        <w:t>Основной целью создания системы «ГПС» является устранение ключевых проблем путешественника, таких как превышение бюджета, потеря денег при конвертации и нехватка достоверной локальной информации. Помимо этого, также имеются такие цели как:</w:t>
+      </w:r>
+    </w:p>
+    <w:p>
+      <w:pPr>
+        <w:numPr>
+          <w:ilvl w:val="0"/>
+          <w:numId w:val="37"/>
+        </w:numPr>
+        <w:tabs>
+          <w:tab w:val="left" w:pos="1134"/>
+        </w:tabs>
+        <w:spacing w:line="278" w:lineRule="auto"/>
+        <w:ind w:left="0" w:firstLine="709"/>
+        <w:contextualSpacing/>
+        <w:rPr>
+          <w:rFonts w:eastAsia="Aptos" w:cs="Times New Roman"/>
+          <w:kern w:val="2"/>
+          <w:szCs w:val="24"/>
+          <w14:ligatures w14:val="standardContextual"/>
+        </w:rPr>
+      </w:pPr>
+      <w:r>
+        <w:rPr>
+          <w:rFonts w:eastAsia="Aptos" w:cs="Times New Roman"/>
+          <w:kern w:val="2"/>
+          <w:szCs w:val="24"/>
+          <w14:ligatures w14:val="standardContextual"/>
+        </w:rPr>
+        <w:t>Обеспечение финансового контроля за счёт конвертера валют, расчёта трат на поездку с привязкой к карте (ввод лимита учёт затрат пороговые уведомления о перерасходе) и возможности подсчёта добавочного налога на продукцию.</w:t>
+      </w:r>
+    </w:p>
+    <w:p>
+      <w:pPr>
+        <w:numPr>
+          <w:ilvl w:val="0"/>
+          <w:numId w:val="37"/>
+        </w:numPr>
+        <w:tabs>
+          <w:tab w:val="left" w:pos="1134"/>
+        </w:tabs>
+        <w:spacing w:line="278" w:lineRule="auto"/>
+        <w:ind w:left="0" w:firstLine="709"/>
+        <w:contextualSpacing/>
+        <w:rPr>
+          <w:rFonts w:eastAsia="Aptos" w:cs="Times New Roman"/>
+          <w:kern w:val="2"/>
+          <w:szCs w:val="24"/>
+          <w14:ligatures w14:val="standardContextual"/>
+        </w:rPr>
+      </w:pPr>
+      <w:r>
+        <w:rPr>
+          <w:rFonts w:eastAsia="Aptos" w:cs="Times New Roman"/>
+          <w:kern w:val="2"/>
+          <w:szCs w:val="24"/>
+          <w14:ligatures w14:val="standardContextual"/>
+        </w:rPr>
+        <w:t>Повышение безопасности путешественника за счёт пассивного мониторинга открытых источников (лента новостей МИД, уведомления о протестах и стихиях).</w:t>
+      </w:r>
+    </w:p>
+    <w:p>
+      <w:pPr>
+        <w:numPr>
+          <w:ilvl w:val="0"/>
+          <w:numId w:val="37"/>
+        </w:numPr>
+        <w:tabs>
+          <w:tab w:val="left" w:pos="1134"/>
+        </w:tabs>
+        <w:spacing w:line="278" w:lineRule="auto"/>
+        <w:ind w:left="0" w:firstLine="709"/>
+        <w:contextualSpacing/>
+        <w:rPr>
+          <w:rFonts w:eastAsia="Aptos" w:cs="Times New Roman"/>
+          <w:kern w:val="2"/>
+          <w:szCs w:val="24"/>
+          <w14:ligatures w14:val="standardContextual"/>
+        </w:rPr>
+      </w:pPr>
+      <w:r>
+        <w:rPr>
+          <w:rFonts w:eastAsia="Aptos" w:cs="Times New Roman"/>
+          <w:kern w:val="2"/>
+          <w:szCs w:val="24"/>
+          <w14:ligatures w14:val="standardContextual"/>
+        </w:rPr>
+        <w:t>Снижение языкового и культурного барьера за счёт мини-разговорника (100 базовых фраз на местном языке), статей о правилах страны и списке «что необходимо взять», а также подборки топ-10 полезных локальных приложений (карты, переводчики и т.д.).</w:t>
+      </w:r>
+    </w:p>
+    <w:p>
+      <w:pPr>
+        <w:numPr>
+          <w:ilvl w:val="0"/>
+          <w:numId w:val="37"/>
+        </w:numPr>
+        <w:tabs>
+          <w:tab w:val="left" w:pos="1134"/>
+        </w:tabs>
+        <w:spacing w:line="278" w:lineRule="auto"/>
+        <w:ind w:left="0" w:firstLine="709"/>
+        <w:contextualSpacing/>
+        <w:rPr>
+          <w:rFonts w:eastAsia="Aptos" w:cs="Times New Roman"/>
+          <w:kern w:val="2"/>
+          <w:szCs w:val="24"/>
+          <w14:ligatures w14:val="standardContextual"/>
+        </w:rPr>
+      </w:pPr>
+      <w:r>
+        <w:rPr>
+          <w:rFonts w:eastAsia="Aptos" w:cs="Times New Roman"/>
+          <w:kern w:val="2"/>
+          <w:szCs w:val="24"/>
+          <w14:ligatures w14:val="standardContextual"/>
+        </w:rPr>
+        <w:t>Создание доступной платформы для последующего масштабирования (интеграция с системами оплаты во второй версии).</w:t>
+      </w:r>
+    </w:p>
+    <w:p>
+      <w:pPr>
+        <w:rPr>
+          <w:rFonts w:eastAsia="Aptos" w:cs="Times New Roman"/>
+          <w:kern w:val="2"/>
+          <w:szCs w:val="24"/>
+          <w14:ligatures w14:val="standardContextual"/>
+        </w:rPr>
+      </w:pPr>
+      <w:r>
+        <w:rPr>
+          <w:rFonts w:eastAsia="Aptos" w:cs="Times New Roman"/>
+          <w:kern w:val="2"/>
+          <w:szCs w:val="24"/>
+          <w14:ligatures w14:val="standardContextual"/>
+        </w:rPr>
+        <w:t>В результате создания сервиса «ГПС» должны быть достигнуты следующие показатели:</w:t>
+      </w:r>
+    </w:p>
+    <w:p>
+      <w:pPr>
+        <w:numPr>
+          <w:ilvl w:val="0"/>
+          <w:numId w:val="37"/>
+        </w:numPr>
+        <w:tabs>
+          <w:tab w:val="left" w:pos="993"/>
+        </w:tabs>
+        <w:spacing w:line="278" w:lineRule="auto"/>
+        <w:ind w:left="0" w:firstLine="709"/>
+        <w:contextualSpacing/>
+        <w:rPr>
+          <w:rFonts w:eastAsia="Aptos" w:cs="Times New Roman"/>
+          <w:kern w:val="2"/>
+          <w:szCs w:val="24"/>
+          <w14:ligatures w14:val="standardContextual"/>
+        </w:rPr>
+      </w:pPr>
+      <w:r>
+        <w:rPr>
+          <w:rFonts w:eastAsia="Aptos" w:cs="Times New Roman"/>
+          <w:kern w:val="2"/>
+          <w:szCs w:val="24"/>
+          <w14:ligatures w14:val="standardContextual"/>
+        </w:rPr>
+        <w:t>Повышение точности контроля расходов (снижение незапланированных перерасходов за счёт лимитов и уведомлений).</w:t>
+      </w:r>
+    </w:p>
+    <w:p>
+      <w:pPr>
+        <w:numPr>
+          <w:ilvl w:val="0"/>
+          <w:numId w:val="37"/>
+        </w:numPr>
+        <w:tabs>
+          <w:tab w:val="left" w:pos="993"/>
+        </w:tabs>
+        <w:spacing w:line="278" w:lineRule="auto"/>
+        <w:ind w:left="0" w:firstLine="709"/>
+        <w:contextualSpacing/>
+        <w:rPr>
+          <w:rFonts w:eastAsia="Aptos" w:cs="Times New Roman"/>
+          <w:kern w:val="2"/>
+          <w:szCs w:val="24"/>
+          <w14:ligatures w14:val="standardContextual"/>
+        </w:rPr>
+      </w:pPr>
+      <w:r>
+        <w:rPr>
+          <w:rFonts w:eastAsia="Aptos" w:cs="Times New Roman"/>
+          <w:kern w:val="2"/>
+          <w:szCs w:val="24"/>
+          <w14:ligatures w14:val="standardContextual"/>
+        </w:rPr>
+        <w:t>Увеличение процента информированности путешественников о локальных рисках и правилах.</w:t>
+      </w:r>
+    </w:p>
+    <w:p>
+      <w:pPr>
+        <w:numPr>
+          <w:ilvl w:val="0"/>
+          <w:numId w:val="37"/>
+        </w:numPr>
+        <w:tabs>
+          <w:tab w:val="left" w:pos="993"/>
+        </w:tabs>
+        <w:spacing w:line="278" w:lineRule="auto"/>
+        <w:ind w:left="0" w:firstLine="709"/>
+        <w:contextualSpacing/>
+        <w:rPr>
+          <w:rFonts w:eastAsia="Aptos" w:cs="Times New Roman"/>
+          <w:kern w:val="2"/>
+          <w:szCs w:val="24"/>
+          <w14:ligatures w14:val="standardContextual"/>
+        </w:rPr>
+      </w:pPr>
+      <w:r>
+        <w:rPr>
+          <w:rFonts w:eastAsia="Aptos" w:cs="Times New Roman"/>
+          <w:kern w:val="2"/>
+          <w:szCs w:val="24"/>
+          <w14:ligatures w14:val="standardContextual"/>
+        </w:rPr>
+        <w:t>Снижение количества ситуаций, связанных с языковыми трудностями и незнанием местных законов/налогов.</w:t>
+      </w:r>
+    </w:p>
+    <w:p>
+      <w:pPr>
+        <w:spacing w:line="240" w:lineRule="auto"/>
+        <w:ind w:firstLine="0"/>
+        <w:rPr>
+          <w:rFonts w:eastAsia="Aptos" w:cs="Times New Roman"/>
+          <w:b/>
+          <w:bCs/>
+          <w:kern w:val="2"/>
+          <w:szCs w:val="24"/>
+          <w14:ligatures w14:val="standardContextual"/>
+        </w:rPr>
+      </w:pPr>
+      <w:bookmarkStart w:id="27" w:name="_Toc230982463"/>
+    </w:p>
+    <w:p>
+      <w:pPr>
+        <w:spacing w:line="240" w:lineRule="auto"/>
+        <w:ind w:firstLine="0"/>
+        <w:rPr>
+          <w:rFonts w:eastAsia="Aptos" w:cs="Times New Roman"/>
+          <w:b/>
+          <w:bCs/>
+          <w:kern w:val="2"/>
+          <w:szCs w:val="24"/>
+          <w14:ligatures w14:val="standardContextual"/>
+        </w:rPr>
+      </w:pPr>
+      <w:r>
+        <w:rPr>
+          <w:rFonts w:eastAsia="Aptos" w:cs="Times New Roman"/>
+          <w:b/>
+          <w:bCs/>
+          <w:kern w:val="2"/>
+          <w:szCs w:val="24"/>
+          <w14:ligatures w14:val="standardContextual"/>
+        </w:rPr>
+        <w:t>3. Характеристика объектов автоматизации</w:t>
+      </w:r>
+      <w:bookmarkEnd w:id="27"/>
+    </w:p>
+    <w:p>
+      <w:pPr>
+        <w:spacing w:after="160"/>
+        <w:rPr>
+          <w:rFonts w:eastAsia="Aptos" w:cs="Times New Roman"/>
+          <w:kern w:val="2"/>
+          <w:szCs w:val="24"/>
+          <w14:ligatures w14:val="standardContextual"/>
+        </w:rPr>
+      </w:pPr>
+      <w:r>
+        <w:rPr>
+          <w:rFonts w:eastAsia="Aptos" w:cs="Times New Roman"/>
+          <w:kern w:val="2"/>
+          <w:szCs w:val="24"/>
+          <w14:ligatures w14:val="standardContextual"/>
+        </w:rPr>
+        <w:lastRenderedPageBreak/>
+        <w:t>Областью деятельности заказчика является организация и предоставление информационно-финансового сопровождения путешественников при поездках в зарубежные страны. Сфера автоматизации включает полный цикл взаимодействия между двумя ключевыми сторонами: клиентом (путешественник/турист) и источниками данных (открытые API курсов валют, новостные ленты МИД, статьи в интернете).</w:t>
+      </w:r>
+    </w:p>
+    <w:p>
+      <w:pPr>
+        <w:spacing w:after="160"/>
+        <w:rPr>
+          <w:rFonts w:eastAsia="Aptos" w:cs="Times New Roman"/>
+          <w:kern w:val="2"/>
+          <w:szCs w:val="24"/>
+          <w14:ligatures w14:val="standardContextual"/>
+        </w:rPr>
+      </w:pPr>
+      <w:r>
+        <w:rPr>
+          <w:rFonts w:eastAsia="Aptos" w:cs="Times New Roman"/>
+          <w:kern w:val="2"/>
+          <w:szCs w:val="24"/>
+          <w14:ligatures w14:val="standardContextual"/>
+        </w:rPr>
+        <w:t>Объектом автоматизации являются бизнес-процессы, выполняемые в рамках структуры сервиса «ГПС», которая объединяет путешественников и источники актуальной информации/сервисы в стране пребывания. Выделены следующие процессы в деятельности, в рамках которых производится анализ информации и вынесены соответствующие выводы о возможности их автоматизации:</w:t>
+      </w:r>
+    </w:p>
+    <w:p>
+      <w:pPr>
+        <w:keepNext/>
+        <w:spacing w:after="200" w:line="240" w:lineRule="auto"/>
+        <w:ind w:firstLine="0"/>
+        <w:rPr>
+          <w:rFonts w:eastAsia="Aptos" w:cs="Times New Roman"/>
+          <w:kern w:val="2"/>
+          <w:szCs w:val="28"/>
+          <w14:ligatures w14:val="standardContextual"/>
+        </w:rPr>
+      </w:pPr>
+      <w:r>
+        <w:rPr>
+          <w:rFonts w:eastAsia="Aptos" w:cs="Times New Roman"/>
+          <w:kern w:val="2"/>
+          <w:szCs w:val="28"/>
+          <w14:ligatures w14:val="standardContextual"/>
+        </w:rPr>
+        <w:t xml:space="preserve">Таблица 5 </w:t>
+      </w:r>
+      <w:r>
+        <w:rPr>
+          <w:rFonts w:eastAsia="Aptos" w:cs="Times New Roman"/>
+          <w:color w:val="0E2841"/>
+          <w:kern w:val="2"/>
+          <w:szCs w:val="28"/>
+          <w14:ligatures w14:val="standardContextual"/>
+        </w:rPr>
+        <w:t>–</w:t>
+      </w:r>
+      <w:r>
+        <w:rPr>
+          <w:rFonts w:eastAsia="Aptos" w:cs="Times New Roman"/>
+          <w:kern w:val="2"/>
+          <w:szCs w:val="28"/>
+          <w14:ligatures w14:val="standardContextual"/>
+        </w:rPr>
+        <w:t xml:space="preserve"> Процессы автоматизации</w:t>
+      </w:r>
+    </w:p>
+    <w:tbl>
+      <w:tblPr>
+        <w:tblStyle w:val="25"/>
+        <w:tblW w:w="0" w:type="auto"/>
+        <w:tblLook w:val="04A0" w:firstRow="1" w:lastRow="0" w:firstColumn="1" w:lastColumn="0" w:noHBand="0" w:noVBand="1"/>
+      </w:tblPr>
+      <w:tblGrid>
+        <w:gridCol w:w="2405"/>
+        <w:gridCol w:w="2226"/>
+        <w:gridCol w:w="2308"/>
+        <w:gridCol w:w="2406"/>
+      </w:tblGrid>
+      <w:tr>
+        <w:tc>
+          <w:tcPr>
+            <w:tcW w:w="2405" w:type="dxa"/>
+          </w:tcPr>
+          <w:p>
+            <w:pPr>
+              <w:spacing w:line="240" w:lineRule="auto"/>
+              <w:ind w:firstLine="0"/>
+              <w:jc w:val="center"/>
+              <w:rPr>
+                <w:rFonts w:eastAsia="Aptos" w:cs="Times New Roman"/>
+                <w:sz w:val="24"/>
+              </w:rPr>
+            </w:pPr>
+            <w:r>
+              <w:rPr>
+                <w:rFonts w:eastAsia="Aptos" w:cs="Times New Roman"/>
+                <w:sz w:val="24"/>
+              </w:rPr>
+              <w:t>Структура подразделения</w:t>
+            </w:r>
+          </w:p>
+        </w:tc>
+        <w:tc>
+          <w:tcPr>
+            <w:tcW w:w="2226" w:type="dxa"/>
+          </w:tcPr>
+          <w:p>
+            <w:pPr>
+              <w:spacing w:line="240" w:lineRule="auto"/>
+              <w:ind w:firstLine="0"/>
+              <w:jc w:val="center"/>
+              <w:rPr>
+                <w:rFonts w:eastAsia="Aptos" w:cs="Times New Roman"/>
+                <w:sz w:val="24"/>
+              </w:rPr>
+            </w:pPr>
+            <w:r>
+              <w:rPr>
+                <w:rFonts w:eastAsia="Aptos" w:cs="Times New Roman"/>
+                <w:sz w:val="24"/>
+              </w:rPr>
+              <w:t>Наименование процесса</w:t>
+            </w:r>
+          </w:p>
+        </w:tc>
+        <w:tc>
+          <w:tcPr>
+            <w:tcW w:w="2308" w:type="dxa"/>
+          </w:tcPr>
+          <w:p>
+            <w:pPr>
+              <w:spacing w:line="240" w:lineRule="auto"/>
+              <w:ind w:firstLine="0"/>
+              <w:jc w:val="center"/>
+              <w:rPr>
+                <w:rFonts w:eastAsia="Aptos" w:cs="Times New Roman"/>
+                <w:sz w:val="24"/>
+              </w:rPr>
+            </w:pPr>
+            <w:r>
+              <w:rPr>
+                <w:rFonts w:eastAsia="Aptos" w:cs="Times New Roman"/>
+                <w:sz w:val="24"/>
+              </w:rPr>
+              <w:t>Возможность автоматизации</w:t>
+            </w:r>
+          </w:p>
+        </w:tc>
+        <w:tc>
+          <w:tcPr>
+            <w:tcW w:w="2406" w:type="dxa"/>
+          </w:tcPr>
+          <w:p>
+            <w:pPr>
+              <w:spacing w:line="240" w:lineRule="auto"/>
+              <w:ind w:firstLine="0"/>
+              <w:jc w:val="center"/>
+              <w:rPr>
+                <w:rFonts w:eastAsia="Aptos" w:cs="Times New Roman"/>
+                <w:sz w:val="24"/>
+              </w:rPr>
+            </w:pPr>
+            <w:r>
+              <w:rPr>
+                <w:rFonts w:eastAsia="Aptos" w:cs="Times New Roman"/>
+                <w:sz w:val="24"/>
+              </w:rPr>
+              <w:t>Решение об автоматизации в ходе проекта</w:t>
+            </w:r>
+          </w:p>
+        </w:tc>
+      </w:tr>
+      <w:tr>
+        <w:tc>
+          <w:tcPr>
+            <w:tcW w:w="2405" w:type="dxa"/>
+          </w:tcPr>
+          <w:p>
+            <w:pPr>
+              <w:spacing w:line="240" w:lineRule="auto"/>
+              <w:ind w:firstLine="0"/>
+              <w:rPr>
+                <w:rFonts w:eastAsia="Aptos" w:cs="Times New Roman"/>
+                <w:sz w:val="24"/>
+              </w:rPr>
+            </w:pPr>
+            <w:r>
+              <w:rPr>
+                <w:rFonts w:eastAsia="Aptos" w:cs="Times New Roman"/>
+                <w:sz w:val="24"/>
+              </w:rPr>
+              <w:t>Клиент (путешественник)</w:t>
+            </w:r>
+          </w:p>
+        </w:tc>
+        <w:tc>
+          <w:tcPr>
+            <w:tcW w:w="2226" w:type="dxa"/>
+          </w:tcPr>
+          <w:p>
+            <w:pPr>
+              <w:spacing w:line="240" w:lineRule="auto"/>
+              <w:ind w:firstLine="0"/>
+              <w:jc w:val="left"/>
+              <w:rPr>
+                <w:rFonts w:eastAsia="Aptos" w:cs="Times New Roman"/>
+                <w:sz w:val="24"/>
+              </w:rPr>
+            </w:pPr>
+            <w:r>
+              <w:rPr>
+                <w:rFonts w:eastAsia="Aptos" w:cs="Times New Roman"/>
+                <w:sz w:val="24"/>
+              </w:rPr>
+              <w:t>Конвертация валют и интеграция с системами оплаты</w:t>
+            </w:r>
+          </w:p>
+        </w:tc>
+        <w:tc>
+          <w:tcPr>
+            <w:tcW w:w="2308" w:type="dxa"/>
+          </w:tcPr>
+          <w:p>
+            <w:pPr>
+              <w:spacing w:line="240" w:lineRule="auto"/>
+              <w:ind w:firstLine="0"/>
+              <w:rPr>
+                <w:rFonts w:eastAsia="Aptos" w:cs="Times New Roman"/>
+                <w:sz w:val="24"/>
+              </w:rPr>
+            </w:pPr>
+            <w:r>
+              <w:rPr>
+                <w:rFonts w:eastAsia="Aptos" w:cs="Times New Roman"/>
+                <w:sz w:val="24"/>
+              </w:rPr>
+              <w:t>Возможна</w:t>
+            </w:r>
+          </w:p>
+        </w:tc>
+        <w:tc>
+          <w:tcPr>
+            <w:tcW w:w="2406" w:type="dxa"/>
+          </w:tcPr>
+          <w:p>
+            <w:pPr>
+              <w:spacing w:line="240" w:lineRule="auto"/>
+              <w:ind w:firstLine="0"/>
+              <w:jc w:val="left"/>
+              <w:rPr>
+                <w:rFonts w:eastAsia="Aptos" w:cs="Times New Roman"/>
+                <w:sz w:val="24"/>
+              </w:rPr>
+            </w:pPr>
+            <w:r>
+              <w:rPr>
+                <w:rFonts w:eastAsia="Aptos" w:cs="Times New Roman"/>
+                <w:sz w:val="24"/>
+              </w:rPr>
+              <w:t>Будет автоматизирован конвертер валют с актуальными курсами; в последующей версии интеграция с платёжными системами</w:t>
+            </w:r>
+          </w:p>
+        </w:tc>
+      </w:tr>
+      <w:tr>
+        <w:tc>
+          <w:tcPr>
+            <w:tcW w:w="2405" w:type="dxa"/>
+          </w:tcPr>
+          <w:p>
+            <w:pPr>
+              <w:spacing w:line="240" w:lineRule="auto"/>
+              <w:ind w:firstLine="0"/>
+              <w:rPr>
+                <w:rFonts w:eastAsia="Aptos" w:cs="Times New Roman"/>
+                <w:sz w:val="24"/>
+              </w:rPr>
+            </w:pPr>
+            <w:r>
+              <w:rPr>
+                <w:rFonts w:eastAsia="Aptos" w:cs="Times New Roman"/>
+                <w:sz w:val="24"/>
+              </w:rPr>
+              <w:t>Клиент (путешественник)</w:t>
+            </w:r>
+          </w:p>
+        </w:tc>
+        <w:tc>
+          <w:tcPr>
+            <w:tcW w:w="2226" w:type="dxa"/>
+          </w:tcPr>
+          <w:p>
+            <w:pPr>
+              <w:spacing w:line="240" w:lineRule="auto"/>
+              <w:ind w:firstLine="0"/>
+              <w:jc w:val="left"/>
+              <w:rPr>
+                <w:rFonts w:eastAsia="Aptos" w:cs="Times New Roman"/>
+                <w:sz w:val="24"/>
+              </w:rPr>
+            </w:pPr>
+            <w:r>
+              <w:rPr>
+                <w:rFonts w:eastAsia="Aptos" w:cs="Times New Roman"/>
+                <w:sz w:val="24"/>
+              </w:rPr>
+              <w:t>Расчёт трат на поездку с вводом лимита и учётом затрат с карты</w:t>
+            </w:r>
+          </w:p>
+        </w:tc>
+        <w:tc>
+          <w:tcPr>
+            <w:tcW w:w="2308" w:type="dxa"/>
+          </w:tcPr>
+          <w:p>
+            <w:pPr>
+              <w:spacing w:line="240" w:lineRule="auto"/>
+              <w:ind w:firstLine="0"/>
+              <w:jc w:val="left"/>
+              <w:rPr>
+                <w:rFonts w:eastAsia="Aptos" w:cs="Times New Roman"/>
+                <w:sz w:val="24"/>
+              </w:rPr>
+            </w:pPr>
+            <w:r>
+              <w:rPr>
+                <w:rFonts w:eastAsia="Aptos" w:cs="Times New Roman"/>
+                <w:sz w:val="24"/>
+              </w:rPr>
+              <w:t>Возможна</w:t>
+            </w:r>
+          </w:p>
+        </w:tc>
+        <w:tc>
+          <w:tcPr>
+            <w:tcW w:w="2406" w:type="dxa"/>
+          </w:tcPr>
+          <w:p>
+            <w:pPr>
+              <w:spacing w:line="240" w:lineRule="auto"/>
+              <w:ind w:firstLine="0"/>
+              <w:jc w:val="left"/>
+              <w:rPr>
+                <w:rFonts w:eastAsia="Aptos" w:cs="Times New Roman"/>
+                <w:sz w:val="24"/>
+              </w:rPr>
+            </w:pPr>
+            <w:r>
+              <w:rPr>
+                <w:rFonts w:eastAsia="Aptos" w:cs="Times New Roman"/>
+                <w:sz w:val="24"/>
+              </w:rPr>
+              <w:t>Будет автоматизирован калькулятор поездки: пользователь вводит лимит, система списывает/учитывает траты, отправляет пороговые уведомления о перерасходе</w:t>
+            </w:r>
+          </w:p>
+        </w:tc>
+      </w:tr>
+      <w:tr>
+        <w:tc>
+          <w:tcPr>
+            <w:tcW w:w="2405" w:type="dxa"/>
+          </w:tcPr>
+          <w:p>
+            <w:pPr>
+              <w:spacing w:line="240" w:lineRule="auto"/>
+              <w:ind w:firstLine="0"/>
+              <w:rPr>
+                <w:rFonts w:eastAsia="Aptos" w:cs="Times New Roman"/>
+                <w:sz w:val="24"/>
+              </w:rPr>
+            </w:pPr>
+            <w:r>
+              <w:rPr>
+                <w:rFonts w:eastAsia="Aptos" w:cs="Times New Roman"/>
+                <w:sz w:val="24"/>
+              </w:rPr>
+              <w:t>Клиент (путешественник)</w:t>
+            </w:r>
+          </w:p>
+        </w:tc>
+        <w:tc>
+          <w:tcPr>
+            <w:tcW w:w="2226" w:type="dxa"/>
+          </w:tcPr>
+          <w:p>
+            <w:pPr>
+              <w:spacing w:line="240" w:lineRule="auto"/>
+              <w:ind w:firstLine="0"/>
+              <w:rPr>
+                <w:rFonts w:eastAsia="Aptos" w:cs="Times New Roman"/>
+                <w:sz w:val="24"/>
+              </w:rPr>
+            </w:pPr>
+            <w:r>
+              <w:rPr>
+                <w:rFonts w:eastAsia="Aptos" w:cs="Times New Roman"/>
+                <w:sz w:val="24"/>
+              </w:rPr>
+              <w:t>Подсчёт добавочного налога на продукцию</w:t>
+            </w:r>
+          </w:p>
+        </w:tc>
+        <w:tc>
+          <w:tcPr>
+            <w:tcW w:w="2308" w:type="dxa"/>
+          </w:tcPr>
+          <w:p>
+            <w:pPr>
+              <w:spacing w:line="240" w:lineRule="auto"/>
+              <w:ind w:firstLine="0"/>
+              <w:rPr>
+                <w:rFonts w:eastAsia="Aptos" w:cs="Times New Roman"/>
+                <w:sz w:val="24"/>
+              </w:rPr>
+            </w:pPr>
+            <w:r>
+              <w:rPr>
+                <w:rFonts w:eastAsia="Aptos" w:cs="Times New Roman"/>
+                <w:sz w:val="24"/>
+              </w:rPr>
+              <w:t>Возможна</w:t>
+            </w:r>
+          </w:p>
+        </w:tc>
+        <w:tc>
+          <w:tcPr>
+            <w:tcW w:w="2406" w:type="dxa"/>
+          </w:tcPr>
+          <w:p>
+            <w:pPr>
+              <w:spacing w:line="240" w:lineRule="auto"/>
+              <w:ind w:firstLine="0"/>
+              <w:rPr>
+                <w:rFonts w:eastAsia="Aptos" w:cs="Times New Roman"/>
+                <w:sz w:val="24"/>
+              </w:rPr>
+            </w:pPr>
+            <w:r>
+              <w:rPr>
+                <w:rFonts w:eastAsia="Aptos" w:cs="Times New Roman"/>
+                <w:sz w:val="24"/>
+              </w:rPr>
+              <w:t xml:space="preserve">Будет автоматизирован калькулятор налога </w:t>
+            </w:r>
+            <w:r>
+              <w:rPr>
+                <w:rFonts w:eastAsia="Aptos" w:cs="Times New Roman"/>
+                <w:sz w:val="24"/>
+              </w:rPr>
+              <w:lastRenderedPageBreak/>
+              <w:t>при вводе суммы покупки</w:t>
+            </w:r>
+          </w:p>
+        </w:tc>
+      </w:tr>
+      <w:tr>
+        <w:tc>
+          <w:tcPr>
+            <w:tcW w:w="2405" w:type="dxa"/>
+          </w:tcPr>
+          <w:p>
+            <w:pPr>
+              <w:spacing w:line="240" w:lineRule="auto"/>
+              <w:ind w:firstLine="0"/>
+              <w:rPr>
+                <w:rFonts w:eastAsia="Aptos" w:cs="Times New Roman"/>
+                <w:sz w:val="24"/>
+              </w:rPr>
+            </w:pPr>
+            <w:r>
+              <w:rPr>
+                <w:rFonts w:eastAsia="Aptos" w:cs="Times New Roman"/>
+                <w:sz w:val="24"/>
+              </w:rPr>
+              <w:lastRenderedPageBreak/>
+              <w:t>Клиент (путешественник)</w:t>
+            </w:r>
+          </w:p>
+        </w:tc>
+        <w:tc>
+          <w:tcPr>
+            <w:tcW w:w="2226" w:type="dxa"/>
+          </w:tcPr>
+          <w:p>
+            <w:pPr>
+              <w:spacing w:line="240" w:lineRule="auto"/>
+              <w:ind w:firstLine="0"/>
+              <w:rPr>
+                <w:rFonts w:eastAsia="Aptos" w:cs="Times New Roman"/>
+                <w:sz w:val="24"/>
+              </w:rPr>
+            </w:pPr>
+            <w:r>
+              <w:rPr>
+                <w:rFonts w:eastAsia="Aptos" w:cs="Times New Roman"/>
+                <w:sz w:val="24"/>
+              </w:rPr>
+              <w:t>Мини-разговорник (100 базовых фраз)</w:t>
+            </w:r>
+          </w:p>
+        </w:tc>
+        <w:tc>
+          <w:tcPr>
+            <w:tcW w:w="2308" w:type="dxa"/>
+          </w:tcPr>
+          <w:p>
+            <w:pPr>
+              <w:spacing w:line="240" w:lineRule="auto"/>
+              <w:ind w:firstLine="0"/>
+              <w:rPr>
+                <w:rFonts w:eastAsia="Aptos" w:cs="Times New Roman"/>
+                <w:sz w:val="24"/>
+              </w:rPr>
+            </w:pPr>
+            <w:r>
+              <w:rPr>
+                <w:rFonts w:eastAsia="Aptos" w:cs="Times New Roman"/>
+                <w:sz w:val="24"/>
+              </w:rPr>
+              <w:t>Возможна</w:t>
+            </w:r>
+          </w:p>
+        </w:tc>
+        <w:tc>
+          <w:tcPr>
+            <w:tcW w:w="2406" w:type="dxa"/>
+          </w:tcPr>
+          <w:p>
+            <w:pPr>
+              <w:spacing w:line="240" w:lineRule="auto"/>
+              <w:ind w:firstLine="0"/>
+              <w:rPr>
+                <w:rFonts w:eastAsia="Aptos" w:cs="Times New Roman"/>
+                <w:sz w:val="24"/>
+              </w:rPr>
+            </w:pPr>
+            <w:r>
+              <w:rPr>
+                <w:rFonts w:eastAsia="Aptos" w:cs="Times New Roman"/>
+                <w:sz w:val="24"/>
+              </w:rPr>
+              <w:t>Будет автоматизирован поиск и отображение фраз по категориям с офлайн-доступом</w:t>
+            </w:r>
+          </w:p>
+        </w:tc>
+      </w:tr>
+      <w:tr>
+        <w:tc>
+          <w:tcPr>
+            <w:tcW w:w="2405" w:type="dxa"/>
+          </w:tcPr>
+          <w:p>
+            <w:pPr>
+              <w:spacing w:line="240" w:lineRule="auto"/>
+              <w:ind w:firstLine="0"/>
+              <w:rPr>
+                <w:rFonts w:eastAsia="Aptos" w:cs="Times New Roman"/>
+                <w:sz w:val="24"/>
+              </w:rPr>
+            </w:pPr>
+            <w:r>
+              <w:rPr>
+                <w:rFonts w:eastAsia="Aptos" w:cs="Times New Roman"/>
+                <w:sz w:val="24"/>
+              </w:rPr>
+              <w:t>Клиент (путешественник)</w:t>
+            </w:r>
+          </w:p>
+        </w:tc>
+        <w:tc>
+          <w:tcPr>
+            <w:tcW w:w="2226" w:type="dxa"/>
+          </w:tcPr>
+          <w:p>
+            <w:pPr>
+              <w:spacing w:line="240" w:lineRule="auto"/>
+              <w:ind w:firstLine="0"/>
+              <w:jc w:val="left"/>
+              <w:rPr>
+                <w:rFonts w:eastAsia="Aptos" w:cs="Times New Roman"/>
+                <w:sz w:val="24"/>
+              </w:rPr>
+            </w:pPr>
+            <w:r>
+              <w:rPr>
+                <w:rFonts w:eastAsia="Aptos" w:cs="Times New Roman"/>
+                <w:sz w:val="24"/>
+              </w:rPr>
+              <w:t>Получение статей о правилах страны и списке «что необходимо взять»</w:t>
+            </w:r>
+          </w:p>
+        </w:tc>
+        <w:tc>
+          <w:tcPr>
+            <w:tcW w:w="2308" w:type="dxa"/>
+          </w:tcPr>
+          <w:p>
+            <w:pPr>
+              <w:spacing w:line="240" w:lineRule="auto"/>
+              <w:ind w:firstLine="0"/>
+              <w:rPr>
+                <w:rFonts w:eastAsia="Aptos" w:cs="Times New Roman"/>
+                <w:sz w:val="24"/>
+              </w:rPr>
+            </w:pPr>
+            <w:r>
+              <w:rPr>
+                <w:rFonts w:eastAsia="Aptos" w:cs="Times New Roman"/>
+                <w:sz w:val="24"/>
+              </w:rPr>
+              <w:t>Возможна</w:t>
+            </w:r>
+          </w:p>
+        </w:tc>
+        <w:tc>
+          <w:tcPr>
+            <w:tcW w:w="2406" w:type="dxa"/>
+          </w:tcPr>
+          <w:p>
+            <w:pPr>
+              <w:spacing w:line="240" w:lineRule="auto"/>
+              <w:ind w:firstLine="0"/>
+              <w:jc w:val="left"/>
+              <w:rPr>
+                <w:rFonts w:eastAsia="Aptos" w:cs="Times New Roman"/>
+                <w:sz w:val="24"/>
+              </w:rPr>
+            </w:pPr>
+            <w:r>
+              <w:rPr>
+                <w:rFonts w:eastAsia="Aptos" w:cs="Times New Roman"/>
+                <w:sz w:val="24"/>
+              </w:rPr>
+              <w:t>Будет добавлены ссылки на необходимые и достоверные статьи о стране для путешественников</w:t>
+            </w:r>
+          </w:p>
+        </w:tc>
+      </w:tr>
+      <w:tr>
+        <w:tc>
+          <w:tcPr>
+            <w:tcW w:w="2405" w:type="dxa"/>
+          </w:tcPr>
+          <w:p>
+            <w:pPr>
+              <w:spacing w:line="240" w:lineRule="auto"/>
+              <w:ind w:firstLine="0"/>
+              <w:rPr>
+                <w:rFonts w:eastAsia="Aptos" w:cs="Times New Roman"/>
+                <w:sz w:val="24"/>
+              </w:rPr>
+            </w:pPr>
+            <w:r>
+              <w:rPr>
+                <w:rFonts w:eastAsia="Aptos" w:cs="Times New Roman"/>
+                <w:sz w:val="24"/>
+              </w:rPr>
+              <w:t>Клиент (путешественник)</w:t>
+            </w:r>
+          </w:p>
+        </w:tc>
+        <w:tc>
+          <w:tcPr>
+            <w:tcW w:w="2226" w:type="dxa"/>
+          </w:tcPr>
+          <w:p>
+            <w:pPr>
+              <w:spacing w:line="240" w:lineRule="auto"/>
+              <w:ind w:firstLine="0"/>
+              <w:rPr>
+                <w:rFonts w:eastAsia="Aptos" w:cs="Times New Roman"/>
+                <w:sz w:val="24"/>
+              </w:rPr>
+            </w:pPr>
+            <w:r>
+              <w:rPr>
+                <w:rFonts w:eastAsia="Aptos" w:cs="Times New Roman"/>
+                <w:sz w:val="24"/>
+              </w:rPr>
+              <w:t>Получение топа-10 полезных локальных приложений (карты, переводчики и т.д.)</w:t>
+            </w:r>
+          </w:p>
+        </w:tc>
+        <w:tc>
+          <w:tcPr>
+            <w:tcW w:w="2308" w:type="dxa"/>
+          </w:tcPr>
+          <w:p>
+            <w:pPr>
+              <w:spacing w:line="240" w:lineRule="auto"/>
+              <w:ind w:firstLine="0"/>
+              <w:rPr>
+                <w:rFonts w:eastAsia="Aptos" w:cs="Times New Roman"/>
+                <w:sz w:val="24"/>
+              </w:rPr>
+            </w:pPr>
+            <w:r>
+              <w:rPr>
+                <w:rFonts w:eastAsia="Aptos" w:cs="Times New Roman"/>
+                <w:sz w:val="24"/>
+              </w:rPr>
+              <w:t>Возможна</w:t>
+            </w:r>
+          </w:p>
+        </w:tc>
+        <w:tc>
+          <w:tcPr>
+            <w:tcW w:w="2406" w:type="dxa"/>
+          </w:tcPr>
+          <w:p>
+            <w:pPr>
+              <w:spacing w:line="240" w:lineRule="auto"/>
+              <w:ind w:firstLine="0"/>
+              <w:jc w:val="left"/>
+              <w:rPr>
+                <w:rFonts w:eastAsia="Aptos" w:cs="Times New Roman"/>
+                <w:sz w:val="24"/>
+              </w:rPr>
+            </w:pPr>
+            <w:r>
+              <w:rPr>
+                <w:rFonts w:eastAsia="Aptos" w:cs="Times New Roman"/>
+                <w:sz w:val="24"/>
+              </w:rPr>
+              <w:t>Будет автоматизировано отображение подборки приложений с описанием и ссылками на установку</w:t>
+            </w:r>
+          </w:p>
+        </w:tc>
+      </w:tr>
+      <w:tr>
+        <w:tc>
+          <w:tcPr>
+            <w:tcW w:w="2405" w:type="dxa"/>
+          </w:tcPr>
+          <w:p>
+            <w:pPr>
+              <w:spacing w:line="240" w:lineRule="auto"/>
+              <w:ind w:firstLine="0"/>
+              <w:rPr>
+                <w:rFonts w:eastAsia="Aptos" w:cs="Times New Roman"/>
+                <w:sz w:val="24"/>
+              </w:rPr>
+            </w:pPr>
+            <w:r>
+              <w:rPr>
+                <w:rFonts w:eastAsia="Aptos" w:cs="Times New Roman"/>
+                <w:sz w:val="24"/>
+              </w:rPr>
+              <w:t>Клиент (путешественник)</w:t>
+            </w:r>
+          </w:p>
+        </w:tc>
+        <w:tc>
+          <w:tcPr>
+            <w:tcW w:w="2226" w:type="dxa"/>
+          </w:tcPr>
+          <w:p>
+            <w:pPr>
+              <w:spacing w:line="240" w:lineRule="auto"/>
+              <w:ind w:firstLine="0"/>
+              <w:jc w:val="left"/>
+              <w:rPr>
+                <w:rFonts w:eastAsia="Aptos" w:cs="Times New Roman"/>
+                <w:sz w:val="24"/>
+              </w:rPr>
+            </w:pPr>
+            <w:r>
+              <w:rPr>
+                <w:rFonts w:eastAsia="Aptos" w:cs="Times New Roman"/>
+                <w:sz w:val="24"/>
+              </w:rPr>
+              <w:t>Мониторинг безопасности (пассивный сбор новостей из открытых источников: МИД, протесты, стихии)</w:t>
+            </w:r>
+          </w:p>
+        </w:tc>
+        <w:tc>
+          <w:tcPr>
+            <w:tcW w:w="2308" w:type="dxa"/>
+          </w:tcPr>
+          <w:p>
+            <w:pPr>
+              <w:spacing w:line="240" w:lineRule="auto"/>
+              <w:ind w:firstLine="0"/>
+              <w:rPr>
+                <w:rFonts w:eastAsia="Aptos" w:cs="Times New Roman"/>
+                <w:sz w:val="24"/>
+              </w:rPr>
+            </w:pPr>
+            <w:r>
+              <w:rPr>
+                <w:rFonts w:eastAsia="Aptos" w:cs="Times New Roman"/>
+                <w:sz w:val="24"/>
+              </w:rPr>
+              <w:t>Возможна</w:t>
+            </w:r>
+          </w:p>
+        </w:tc>
+        <w:tc>
+          <w:tcPr>
+            <w:tcW w:w="2406" w:type="dxa"/>
+          </w:tcPr>
+          <w:p>
+            <w:pPr>
+              <w:spacing w:line="240" w:lineRule="auto"/>
+              <w:ind w:firstLine="0"/>
+              <w:jc w:val="left"/>
+              <w:rPr>
+                <w:rFonts w:eastAsia="Aptos" w:cs="Times New Roman"/>
+                <w:sz w:val="24"/>
+              </w:rPr>
+            </w:pPr>
+            <w:r>
+              <w:rPr>
+                <w:rFonts w:eastAsia="Aptos" w:cs="Times New Roman"/>
+                <w:sz w:val="24"/>
+              </w:rPr>
+              <w:t xml:space="preserve">Будет автоматизирован </w:t>
+            </w:r>
+            <w:proofErr w:type="spellStart"/>
+            <w:r>
+              <w:rPr>
+                <w:rFonts w:eastAsia="Aptos" w:cs="Times New Roman"/>
+                <w:sz w:val="24"/>
+              </w:rPr>
+              <w:t>парсинг</w:t>
+            </w:r>
+            <w:proofErr w:type="spellEnd"/>
+            <w:r>
+              <w:rPr>
+                <w:rFonts w:eastAsia="Aptos" w:cs="Times New Roman"/>
+                <w:sz w:val="24"/>
+              </w:rPr>
+              <w:t xml:space="preserve"> RSS/API и отправка </w:t>
+            </w:r>
+            <w:proofErr w:type="spellStart"/>
+            <w:r>
+              <w:rPr>
+                <w:rFonts w:eastAsia="Aptos" w:cs="Times New Roman"/>
+                <w:sz w:val="24"/>
+              </w:rPr>
+              <w:t>push</w:t>
+            </w:r>
+            <w:proofErr w:type="spellEnd"/>
+            <w:r>
+              <w:rPr>
+                <w:rFonts w:eastAsia="Aptos" w:cs="Times New Roman"/>
+                <w:sz w:val="24"/>
+              </w:rPr>
+              <w:t>-уведомлений</w:t>
+            </w:r>
+          </w:p>
+        </w:tc>
+      </w:tr>
+      <w:tr>
+        <w:tc>
+          <w:tcPr>
+            <w:tcW w:w="2405" w:type="dxa"/>
+          </w:tcPr>
+          <w:p>
+            <w:pPr>
+              <w:spacing w:line="240" w:lineRule="auto"/>
+              <w:ind w:firstLine="0"/>
+              <w:rPr>
+                <w:rFonts w:eastAsia="Aptos" w:cs="Times New Roman"/>
+                <w:sz w:val="24"/>
+              </w:rPr>
+            </w:pPr>
+            <w:r>
+              <w:rPr>
+                <w:rFonts w:eastAsia="Aptos" w:cs="Times New Roman"/>
+                <w:sz w:val="24"/>
+              </w:rPr>
+              <w:t>Клиент (путешественник)</w:t>
+            </w:r>
+          </w:p>
+        </w:tc>
+        <w:tc>
+          <w:tcPr>
+            <w:tcW w:w="2226" w:type="dxa"/>
+          </w:tcPr>
+          <w:p>
+            <w:pPr>
+              <w:spacing w:line="240" w:lineRule="auto"/>
+              <w:ind w:firstLine="0"/>
+              <w:rPr>
+                <w:rFonts w:eastAsia="Aptos" w:cs="Times New Roman"/>
+                <w:sz w:val="24"/>
+              </w:rPr>
+            </w:pPr>
+            <w:r>
+              <w:rPr>
+                <w:rFonts w:eastAsia="Aptos" w:cs="Times New Roman"/>
+                <w:sz w:val="24"/>
+              </w:rPr>
+              <w:t>Пороговые уведомления о расходах (лимит на день, перерасход)</w:t>
+            </w:r>
+          </w:p>
+        </w:tc>
+        <w:tc>
+          <w:tcPr>
+            <w:tcW w:w="2308" w:type="dxa"/>
+          </w:tcPr>
+          <w:p>
+            <w:pPr>
+              <w:spacing w:line="240" w:lineRule="auto"/>
+              <w:ind w:firstLine="0"/>
+              <w:rPr>
+                <w:rFonts w:eastAsia="Aptos" w:cs="Times New Roman"/>
+                <w:sz w:val="24"/>
+              </w:rPr>
+            </w:pPr>
+            <w:r>
+              <w:rPr>
+                <w:rFonts w:eastAsia="Aptos" w:cs="Times New Roman"/>
+                <w:sz w:val="24"/>
+              </w:rPr>
+              <w:t>Возможна</w:t>
+            </w:r>
+          </w:p>
+        </w:tc>
+        <w:tc>
+          <w:tcPr>
+            <w:tcW w:w="2406" w:type="dxa"/>
+          </w:tcPr>
+          <w:p>
+            <w:pPr>
+              <w:spacing w:line="240" w:lineRule="auto"/>
+              <w:ind w:firstLine="0"/>
+              <w:jc w:val="left"/>
+              <w:rPr>
+                <w:rFonts w:eastAsia="Aptos" w:cs="Times New Roman"/>
+                <w:sz w:val="24"/>
+              </w:rPr>
+            </w:pPr>
+            <w:r>
+              <w:rPr>
+                <w:rFonts w:eastAsia="Aptos" w:cs="Times New Roman"/>
+                <w:sz w:val="24"/>
+              </w:rPr>
+              <w:t xml:space="preserve">Будет автоматизирована система триггеров: при превышении дневного лимита пользователь получает </w:t>
+            </w:r>
+            <w:proofErr w:type="spellStart"/>
+            <w:r>
+              <w:rPr>
+                <w:rFonts w:eastAsia="Aptos" w:cs="Times New Roman"/>
+                <w:sz w:val="24"/>
+              </w:rPr>
+              <w:t>push</w:t>
+            </w:r>
+            <w:proofErr w:type="spellEnd"/>
+            <w:r>
+              <w:rPr>
+                <w:rFonts w:eastAsia="Aptos" w:cs="Times New Roman"/>
+                <w:sz w:val="24"/>
+              </w:rPr>
+              <w:t>/</w:t>
+            </w:r>
+            <w:proofErr w:type="spellStart"/>
+            <w:r>
+              <w:rPr>
+                <w:rFonts w:eastAsia="Aptos" w:cs="Times New Roman"/>
+                <w:sz w:val="24"/>
+              </w:rPr>
+              <w:t>email</w:t>
+            </w:r>
+            <w:proofErr w:type="spellEnd"/>
+          </w:p>
+        </w:tc>
+      </w:tr>
+      <w:tr>
+        <w:tc>
+          <w:tcPr>
+            <w:tcW w:w="2405" w:type="dxa"/>
+          </w:tcPr>
+          <w:p>
+            <w:pPr>
+              <w:spacing w:line="240" w:lineRule="auto"/>
+              <w:ind w:firstLine="0"/>
+              <w:rPr>
+                <w:rFonts w:eastAsia="Aptos" w:cs="Times New Roman"/>
+                <w:sz w:val="24"/>
+              </w:rPr>
+            </w:pPr>
+            <w:r>
+              <w:rPr>
+                <w:rFonts w:eastAsia="Aptos" w:cs="Times New Roman"/>
+                <w:sz w:val="24"/>
+              </w:rPr>
+              <w:t>Клиент (путешественник)</w:t>
+            </w:r>
+          </w:p>
+        </w:tc>
+        <w:tc>
+          <w:tcPr>
+            <w:tcW w:w="2226" w:type="dxa"/>
+          </w:tcPr>
+          <w:p>
+            <w:pPr>
+              <w:spacing w:line="240" w:lineRule="auto"/>
+              <w:ind w:firstLine="0"/>
+              <w:jc w:val="left"/>
+              <w:rPr>
+                <w:rFonts w:eastAsia="Aptos" w:cs="Times New Roman"/>
+                <w:b/>
+                <w:bCs/>
+                <w:sz w:val="24"/>
+              </w:rPr>
+            </w:pPr>
+            <w:r>
+              <w:rPr>
+                <w:rFonts w:eastAsia="Aptos" w:cs="Times New Roman"/>
+                <w:sz w:val="24"/>
+              </w:rPr>
+              <w:t>Регистрация и ведение профиля для расчёта стоимости поездки</w:t>
+            </w:r>
+          </w:p>
+        </w:tc>
+        <w:tc>
+          <w:tcPr>
+            <w:tcW w:w="2308" w:type="dxa"/>
+          </w:tcPr>
+          <w:p>
+            <w:pPr>
+              <w:spacing w:line="240" w:lineRule="auto"/>
+              <w:ind w:firstLine="0"/>
+              <w:rPr>
+                <w:rFonts w:eastAsia="Aptos" w:cs="Times New Roman"/>
+                <w:sz w:val="24"/>
+              </w:rPr>
+            </w:pPr>
+            <w:r>
+              <w:rPr>
+                <w:rFonts w:eastAsia="Aptos" w:cs="Times New Roman"/>
+                <w:sz w:val="24"/>
+              </w:rPr>
+              <w:t>Возможна</w:t>
+            </w:r>
+          </w:p>
+        </w:tc>
+        <w:tc>
+          <w:tcPr>
+            <w:tcW w:w="2406" w:type="dxa"/>
+          </w:tcPr>
+          <w:p>
+            <w:pPr>
+              <w:spacing w:line="240" w:lineRule="auto"/>
+              <w:ind w:firstLine="0"/>
+              <w:jc w:val="left"/>
+              <w:rPr>
+                <w:rFonts w:eastAsia="Aptos" w:cs="Times New Roman"/>
+                <w:sz w:val="24"/>
+              </w:rPr>
+            </w:pPr>
+            <w:r>
+              <w:rPr>
+                <w:rFonts w:eastAsia="Aptos" w:cs="Times New Roman"/>
+                <w:sz w:val="24"/>
+              </w:rPr>
+              <w:t>Будет автоматизирована регистрация и хранение истории поездок и лимитов</w:t>
+            </w:r>
+          </w:p>
+        </w:tc>
+      </w:tr>
+      <w:tr>
+        <w:tc>
+          <w:tcPr>
+            <w:tcW w:w="2405" w:type="dxa"/>
+          </w:tcPr>
+          <w:p>
+            <w:pPr>
+              <w:spacing w:line="240" w:lineRule="auto"/>
+              <w:ind w:firstLine="0"/>
+              <w:jc w:val="left"/>
+              <w:rPr>
+                <w:rFonts w:eastAsia="Aptos" w:cs="Times New Roman"/>
+                <w:sz w:val="24"/>
+              </w:rPr>
+            </w:pPr>
+            <w:r>
+              <w:rPr>
+                <w:rFonts w:eastAsia="Aptos" w:cs="Times New Roman"/>
+                <w:sz w:val="24"/>
+              </w:rPr>
+              <w:t>Источники данных (API, ленты, статьи)</w:t>
+            </w:r>
+          </w:p>
+        </w:tc>
+        <w:tc>
+          <w:tcPr>
+            <w:tcW w:w="2226" w:type="dxa"/>
+          </w:tcPr>
+          <w:p>
+            <w:pPr>
+              <w:spacing w:line="240" w:lineRule="auto"/>
+              <w:ind w:firstLine="0"/>
+              <w:jc w:val="left"/>
+              <w:rPr>
+                <w:rFonts w:eastAsia="Aptos" w:cs="Times New Roman"/>
+                <w:sz w:val="24"/>
+              </w:rPr>
+            </w:pPr>
+            <w:r>
+              <w:rPr>
+                <w:rFonts w:eastAsia="Aptos" w:cs="Times New Roman"/>
+                <w:sz w:val="24"/>
+              </w:rPr>
+              <w:t>Сбор и обновление курсов валют</w:t>
+            </w:r>
+          </w:p>
+        </w:tc>
+        <w:tc>
+          <w:tcPr>
+            <w:tcW w:w="2308" w:type="dxa"/>
+          </w:tcPr>
+          <w:p>
+            <w:pPr>
+              <w:spacing w:line="240" w:lineRule="auto"/>
+              <w:ind w:firstLine="0"/>
+              <w:jc w:val="left"/>
+              <w:rPr>
+                <w:rFonts w:eastAsia="Aptos" w:cs="Times New Roman"/>
+                <w:sz w:val="24"/>
+              </w:rPr>
+            </w:pPr>
+            <w:r>
+              <w:rPr>
+                <w:rFonts w:eastAsia="Aptos" w:cs="Times New Roman"/>
+                <w:sz w:val="24"/>
+              </w:rPr>
+              <w:t>Возможна</w:t>
+            </w:r>
+          </w:p>
+        </w:tc>
+        <w:tc>
+          <w:tcPr>
+            <w:tcW w:w="2406" w:type="dxa"/>
+          </w:tcPr>
+          <w:p>
+            <w:pPr>
+              <w:spacing w:line="240" w:lineRule="auto"/>
+              <w:ind w:firstLine="0"/>
+              <w:jc w:val="left"/>
+              <w:rPr>
+                <w:rFonts w:eastAsia="Aptos" w:cs="Times New Roman"/>
+                <w:sz w:val="24"/>
+              </w:rPr>
+            </w:pPr>
+            <w:r>
+              <w:rPr>
+                <w:rFonts w:eastAsia="Aptos" w:cs="Times New Roman"/>
+                <w:sz w:val="24"/>
+              </w:rPr>
+              <w:t>Будет автоматизировано периодическое обновление курсов через открытые API</w:t>
+            </w:r>
+          </w:p>
+        </w:tc>
+      </w:tr>
+      <w:tr>
+        <w:tc>
+          <w:tcPr>
+            <w:tcW w:w="2405" w:type="dxa"/>
+          </w:tcPr>
+          <w:p>
+            <w:pPr>
+              <w:spacing w:line="240" w:lineRule="auto"/>
+              <w:ind w:firstLine="0"/>
+              <w:jc w:val="left"/>
+              <w:rPr>
+                <w:rFonts w:eastAsia="Aptos" w:cs="Times New Roman"/>
+                <w:sz w:val="24"/>
+              </w:rPr>
+            </w:pPr>
+            <w:r>
+              <w:rPr>
+                <w:rFonts w:eastAsia="Aptos" w:cs="Times New Roman"/>
+                <w:sz w:val="24"/>
+              </w:rPr>
+              <w:t>Источники данных (API, ленты, статьи)</w:t>
+            </w:r>
+          </w:p>
+        </w:tc>
+        <w:tc>
+          <w:tcPr>
+            <w:tcW w:w="2226" w:type="dxa"/>
+          </w:tcPr>
+          <w:p>
+            <w:pPr>
+              <w:spacing w:line="240" w:lineRule="auto"/>
+              <w:ind w:firstLine="0"/>
+              <w:jc w:val="left"/>
+              <w:rPr>
+                <w:rFonts w:eastAsia="Aptos" w:cs="Times New Roman"/>
+                <w:sz w:val="24"/>
+              </w:rPr>
+            </w:pPr>
+            <w:r>
+              <w:rPr>
+                <w:rFonts w:eastAsia="Aptos" w:cs="Times New Roman"/>
+                <w:sz w:val="24"/>
+              </w:rPr>
+              <w:t>Сбор новостей о безопасности (протесты, стихии, рекомендации МИД)</w:t>
+            </w:r>
+          </w:p>
+        </w:tc>
+        <w:tc>
+          <w:tcPr>
+            <w:tcW w:w="2308" w:type="dxa"/>
+          </w:tcPr>
+          <w:p>
+            <w:pPr>
+              <w:spacing w:line="240" w:lineRule="auto"/>
+              <w:ind w:firstLine="0"/>
+              <w:jc w:val="left"/>
+              <w:rPr>
+                <w:rFonts w:eastAsia="Aptos" w:cs="Times New Roman"/>
+                <w:sz w:val="24"/>
+              </w:rPr>
+            </w:pPr>
+            <w:r>
+              <w:rPr>
+                <w:rFonts w:eastAsia="Aptos" w:cs="Times New Roman"/>
+                <w:sz w:val="24"/>
+              </w:rPr>
+              <w:t>Возможна</w:t>
+            </w:r>
+          </w:p>
+        </w:tc>
+        <w:tc>
+          <w:tcPr>
+            <w:tcW w:w="2406" w:type="dxa"/>
+          </w:tcPr>
+          <w:p>
+            <w:pPr>
+              <w:spacing w:line="240" w:lineRule="auto"/>
+              <w:ind w:firstLine="0"/>
+              <w:jc w:val="left"/>
+              <w:rPr>
+                <w:rFonts w:eastAsia="Aptos" w:cs="Times New Roman"/>
+                <w:sz w:val="24"/>
+              </w:rPr>
+            </w:pPr>
+            <w:r>
+              <w:rPr>
+                <w:rFonts w:eastAsia="Aptos" w:cs="Times New Roman"/>
+                <w:sz w:val="24"/>
+              </w:rPr>
+              <w:t xml:space="preserve">Будет автоматизирован </w:t>
+            </w:r>
+            <w:proofErr w:type="spellStart"/>
+            <w:r>
+              <w:rPr>
+                <w:rFonts w:eastAsia="Aptos" w:cs="Times New Roman"/>
+                <w:sz w:val="24"/>
+              </w:rPr>
+              <w:t>парсинг</w:t>
+            </w:r>
+            <w:proofErr w:type="spellEnd"/>
+            <w:r>
+              <w:rPr>
+                <w:rFonts w:eastAsia="Aptos" w:cs="Times New Roman"/>
+                <w:sz w:val="24"/>
+              </w:rPr>
+              <w:t xml:space="preserve"> RSS-лент и новостных API с фильтрацией по стране</w:t>
+            </w:r>
+          </w:p>
+        </w:tc>
+      </w:tr>
+      <w:tr>
+        <w:tc>
+          <w:tcPr>
+            <w:tcW w:w="2405" w:type="dxa"/>
+          </w:tcPr>
+          <w:p>
+            <w:pPr>
+              <w:spacing w:line="240" w:lineRule="auto"/>
+              <w:ind w:firstLine="0"/>
+              <w:jc w:val="left"/>
+              <w:rPr>
+                <w:rFonts w:eastAsia="Aptos" w:cs="Times New Roman"/>
+                <w:sz w:val="24"/>
+              </w:rPr>
+            </w:pPr>
+            <w:r>
+              <w:rPr>
+                <w:rFonts w:eastAsia="Aptos" w:cs="Times New Roman"/>
+                <w:sz w:val="24"/>
+              </w:rPr>
+              <w:lastRenderedPageBreak/>
+              <w:t>Источники данных (API, ленты, статьи)</w:t>
+            </w:r>
+          </w:p>
+        </w:tc>
+        <w:tc>
+          <w:tcPr>
+            <w:tcW w:w="2226" w:type="dxa"/>
+          </w:tcPr>
+          <w:p>
+            <w:pPr>
+              <w:spacing w:line="240" w:lineRule="auto"/>
+              <w:ind w:firstLine="0"/>
+              <w:jc w:val="left"/>
+              <w:rPr>
+                <w:rFonts w:eastAsia="Aptos" w:cs="Times New Roman"/>
+                <w:sz w:val="24"/>
+              </w:rPr>
+            </w:pPr>
+            <w:r>
+              <w:rPr>
+                <w:rFonts w:eastAsia="Aptos" w:cs="Times New Roman"/>
+                <w:sz w:val="24"/>
+              </w:rPr>
+              <w:t>Сбор и актуализация статей о правилах стран и списках вещей</w:t>
+            </w:r>
+          </w:p>
+        </w:tc>
+        <w:tc>
+          <w:tcPr>
+            <w:tcW w:w="2308" w:type="dxa"/>
+          </w:tcPr>
+          <w:p>
+            <w:pPr>
+              <w:spacing w:line="240" w:lineRule="auto"/>
+              <w:ind w:firstLine="0"/>
+              <w:jc w:val="left"/>
+              <w:rPr>
+                <w:rFonts w:eastAsia="Aptos" w:cs="Times New Roman"/>
+                <w:sz w:val="24"/>
+              </w:rPr>
+            </w:pPr>
+            <w:r>
+              <w:rPr>
+                <w:rFonts w:eastAsia="Aptos" w:cs="Times New Roman"/>
+                <w:sz w:val="24"/>
+              </w:rPr>
+              <w:t>Частичная</w:t>
+            </w:r>
+          </w:p>
+        </w:tc>
+        <w:tc>
+          <w:tcPr>
+            <w:tcW w:w="2406" w:type="dxa"/>
+          </w:tcPr>
+          <w:p>
+            <w:pPr>
+              <w:spacing w:line="240" w:lineRule="auto"/>
+              <w:ind w:firstLine="0"/>
+              <w:jc w:val="left"/>
+              <w:rPr>
+                <w:rFonts w:eastAsia="Aptos" w:cs="Times New Roman"/>
+                <w:sz w:val="24"/>
+              </w:rPr>
+            </w:pPr>
+            <w:r>
+              <w:rPr>
+                <w:rFonts w:eastAsia="Aptos" w:cs="Times New Roman"/>
+                <w:sz w:val="24"/>
+              </w:rPr>
+              <w:t>Будет автоматизировано кеширование и обновление контента</w:t>
+            </w:r>
+          </w:p>
+        </w:tc>
+      </w:tr>
+    </w:tbl>
+    <w:p>
+      <w:pPr>
+        <w:spacing w:line="240" w:lineRule="auto"/>
+        <w:ind w:firstLine="0"/>
+        <w:rPr>
+          <w:rFonts w:eastAsia="Aptos" w:cs="Times New Roman"/>
+          <w:kern w:val="2"/>
+          <w:szCs w:val="24"/>
+          <w14:ligatures w14:val="standardContextual"/>
+        </w:rPr>
+      </w:pPr>
+      <w:bookmarkStart w:id="28" w:name="_Toc230982464"/>
+    </w:p>
+    <w:p>
+      <w:pPr>
+        <w:rPr>
+          <w:rFonts w:eastAsia="Aptos" w:cs="Times New Roman"/>
+          <w:b/>
+          <w:bCs/>
+          <w:kern w:val="2"/>
+          <w:szCs w:val="24"/>
+          <w14:ligatures w14:val="standardContextual"/>
+        </w:rPr>
+      </w:pPr>
+      <w:r>
+        <w:rPr>
+          <w:rFonts w:eastAsia="Aptos" w:cs="Times New Roman"/>
+          <w:b/>
+          <w:bCs/>
+          <w:kern w:val="2"/>
+          <w:szCs w:val="24"/>
+          <w14:ligatures w14:val="standardContextual"/>
+        </w:rPr>
+        <w:t>4.Требования к системе</w:t>
+      </w:r>
+      <w:bookmarkEnd w:id="28"/>
+    </w:p>
+    <w:p>
+      <w:pPr>
+        <w:rPr>
+          <w:rFonts w:eastAsia="Aptos" w:cs="Times New Roman"/>
+          <w:kern w:val="2"/>
+          <w:szCs w:val="24"/>
+          <w14:ligatures w14:val="standardContextual"/>
+        </w:rPr>
+      </w:pPr>
+      <w:bookmarkStart w:id="29" w:name="_Toc230982465"/>
+      <w:r>
+        <w:rPr>
+          <w:rFonts w:eastAsia="Aptos" w:cs="Times New Roman"/>
+          <w:kern w:val="2"/>
+          <w:szCs w:val="24"/>
+          <w14:ligatures w14:val="standardContextual"/>
+        </w:rPr>
+        <w:t>4.1 Требование к системе в целом</w:t>
+      </w:r>
+      <w:bookmarkEnd w:id="29"/>
+    </w:p>
+    <w:p>
+      <w:pPr>
+        <w:rPr>
+          <w:rFonts w:eastAsia="Aptos" w:cs="Times New Roman"/>
+          <w:kern w:val="2"/>
+          <w:szCs w:val="24"/>
+          <w14:ligatures w14:val="standardContextual"/>
+        </w:rPr>
+      </w:pPr>
+      <w:r>
+        <w:rPr>
+          <w:rFonts w:eastAsia="Aptos" w:cs="Times New Roman"/>
+          <w:kern w:val="2"/>
+          <w:szCs w:val="24"/>
+          <w14:ligatures w14:val="standardContextual"/>
+        </w:rPr>
+        <w:t>В Системе предлагается выделить следующие функциональные подсистемы:</w:t>
+      </w:r>
+    </w:p>
+    <w:p>
+      <w:pPr>
+        <w:numPr>
+          <w:ilvl w:val="0"/>
+          <w:numId w:val="38"/>
+        </w:numPr>
+        <w:tabs>
+          <w:tab w:val="left" w:pos="993"/>
+        </w:tabs>
+        <w:ind w:left="0" w:firstLine="709"/>
+        <w:contextualSpacing/>
+        <w:rPr>
+          <w:rFonts w:eastAsia="Aptos" w:cs="Times New Roman"/>
+          <w:kern w:val="2"/>
+          <w:szCs w:val="24"/>
+          <w14:ligatures w14:val="standardContextual"/>
+        </w:rPr>
+      </w:pPr>
+      <w:r>
+        <w:rPr>
+          <w:rFonts w:eastAsia="Aptos" w:cs="Times New Roman"/>
+          <w:kern w:val="2"/>
+          <w:szCs w:val="24"/>
+          <w14:ligatures w14:val="standardContextual"/>
+        </w:rPr>
+        <w:t>Клиентская подсистема. Предназначена для взаимодействия с конечным пользователем (путешественником), обеспечивает регистрацию и редактирование профиля, ввод лимита поездки и расчёт трат с привязкой к карте, конвертацию валют и подсчёт добавочного налога на продукцию, отображение мини-разговорника (100 базовых фраз), просмотр статей о правилах страны и списке «что необходимо взять», получение топа-10 полезных локальных приложений (карты, переводчики и т.д.), а также настройку пороговых уведомлений о расходах (лимит на день, перерасход).</w:t>
+      </w:r>
+    </w:p>
+    <w:p>
+      <w:pPr>
+        <w:numPr>
+          <w:ilvl w:val="0"/>
+          <w:numId w:val="38"/>
+        </w:numPr>
+        <w:tabs>
+          <w:tab w:val="left" w:pos="993"/>
+        </w:tabs>
+        <w:ind w:left="0" w:firstLine="709"/>
+        <w:contextualSpacing/>
+        <w:rPr>
+          <w:rFonts w:eastAsia="Aptos" w:cs="Times New Roman"/>
+          <w:kern w:val="2"/>
+          <w:szCs w:val="24"/>
+          <w14:ligatures w14:val="standardContextual"/>
+        </w:rPr>
+      </w:pPr>
+      <w:r>
+        <w:rPr>
+          <w:rFonts w:eastAsia="Aptos" w:cs="Times New Roman"/>
+          <w:kern w:val="2"/>
+          <w:szCs w:val="24"/>
+          <w14:ligatures w14:val="standardContextual"/>
+        </w:rPr>
+        <w:t xml:space="preserve">Подсистема источников данных. Предназначена для автоматизированного сбора, обновления и хранения внешней информации, обеспечивает периодическое получение актуальных курсов валют через открытые API, </w:t>
+      </w:r>
+      <w:proofErr w:type="spellStart"/>
+      <w:r>
+        <w:rPr>
+          <w:rFonts w:eastAsia="Aptos" w:cs="Times New Roman"/>
+          <w:kern w:val="2"/>
+          <w:szCs w:val="24"/>
+          <w14:ligatures w14:val="standardContextual"/>
+        </w:rPr>
+        <w:t>парсинг</w:t>
+      </w:r>
+      <w:proofErr w:type="spellEnd"/>
+      <w:r>
+        <w:rPr>
+          <w:rFonts w:eastAsia="Aptos" w:cs="Times New Roman"/>
+          <w:kern w:val="2"/>
+          <w:szCs w:val="24"/>
+          <w14:ligatures w14:val="standardContextual"/>
+        </w:rPr>
+        <w:t xml:space="preserve"> новостных лент и RSS-каналов (МИД, протесты, стихии) для мониторинга безопасности с отправкой </w:t>
+      </w:r>
+      <w:proofErr w:type="spellStart"/>
+      <w:r>
+        <w:rPr>
+          <w:rFonts w:eastAsia="Aptos" w:cs="Times New Roman"/>
+          <w:kern w:val="2"/>
+          <w:szCs w:val="24"/>
+          <w14:ligatures w14:val="standardContextual"/>
+        </w:rPr>
+        <w:t>push</w:t>
+      </w:r>
+      <w:proofErr w:type="spellEnd"/>
+      <w:r>
+        <w:rPr>
+          <w:rFonts w:eastAsia="Aptos" w:cs="Times New Roman"/>
+          <w:kern w:val="2"/>
+          <w:szCs w:val="24"/>
+          <w14:ligatures w14:val="standardContextual"/>
+        </w:rPr>
+        <w:t>-уведомлений при заходе пользователя в зону риска, а также кеширование статей и контента для офлайн-доступа.</w:t>
+      </w:r>
+    </w:p>
+    <w:p>
+      <w:pPr>
+        <w:tabs>
+          <w:tab w:val="left" w:pos="993"/>
+        </w:tabs>
+        <w:contextualSpacing/>
+        <w:rPr>
+          <w:rFonts w:eastAsia="Aptos" w:cs="Times New Roman"/>
+          <w:kern w:val="2"/>
+          <w:szCs w:val="24"/>
+          <w14:ligatures w14:val="standardContextual"/>
+        </w:rPr>
+      </w:pPr>
+      <w:r>
+        <w:rPr>
+          <w:rFonts w:eastAsia="Aptos" w:cs="Times New Roman"/>
+          <w:kern w:val="2"/>
+          <w:szCs w:val="24"/>
+          <w14:ligatures w14:val="standardContextual"/>
+        </w:rPr>
+        <w:t>Требования к функционированию – круглосуточный режим работы. Диагностика и мониторинг системы должен производится постоянно, так же должны быть своевременные обновления приложения по мере нахождения ошибок и уязвимостей.</w:t>
+      </w:r>
+    </w:p>
+    <w:p>
+      <w:pPr>
+        <w:tabs>
+          <w:tab w:val="left" w:pos="993"/>
+        </w:tabs>
+        <w:contextualSpacing/>
+        <w:rPr>
+          <w:rFonts w:eastAsia="Aptos" w:cs="Times New Roman"/>
+          <w:kern w:val="2"/>
+          <w:szCs w:val="24"/>
+          <w14:ligatures w14:val="standardContextual"/>
+        </w:rPr>
+      </w:pPr>
+      <w:r>
+        <w:rPr>
+          <w:rFonts w:eastAsia="Aptos" w:cs="Times New Roman"/>
+          <w:kern w:val="2"/>
+          <w:szCs w:val="24"/>
+          <w14:ligatures w14:val="standardContextual"/>
+        </w:rPr>
+        <w:t>Интеграция с приложениями:</w:t>
+      </w:r>
+    </w:p>
+    <w:p>
+      <w:pPr>
+        <w:numPr>
+          <w:ilvl w:val="0"/>
+          <w:numId w:val="36"/>
+        </w:numPr>
+        <w:tabs>
+          <w:tab w:val="left" w:pos="993"/>
+        </w:tabs>
+        <w:ind w:left="0" w:firstLine="709"/>
+        <w:contextualSpacing/>
+        <w:rPr>
+          <w:rFonts w:eastAsia="Aptos" w:cs="Times New Roman"/>
+          <w:kern w:val="2"/>
+          <w:szCs w:val="24"/>
+          <w14:ligatures w14:val="standardContextual"/>
+        </w:rPr>
+      </w:pPr>
+      <w:r>
+        <w:rPr>
+          <w:rFonts w:eastAsia="Aptos" w:cs="Times New Roman"/>
+          <w:kern w:val="2"/>
+          <w:szCs w:val="24"/>
+          <w14:ligatures w14:val="standardContextual"/>
+        </w:rPr>
+        <w:t>Платежные системы, для обработки онлайн-платежей.</w:t>
+      </w:r>
+    </w:p>
+    <w:p>
+      <w:pPr>
+        <w:numPr>
+          <w:ilvl w:val="0"/>
+          <w:numId w:val="36"/>
+        </w:numPr>
+        <w:tabs>
+          <w:tab w:val="left" w:pos="993"/>
+        </w:tabs>
+        <w:ind w:left="0" w:firstLine="709"/>
+        <w:contextualSpacing/>
+        <w:rPr>
+          <w:rFonts w:eastAsia="Aptos" w:cs="Times New Roman"/>
+          <w:kern w:val="2"/>
+          <w:szCs w:val="24"/>
+          <w14:ligatures w14:val="standardContextual"/>
+        </w:rPr>
+      </w:pPr>
+      <w:r>
+        <w:rPr>
+          <w:rFonts w:eastAsia="Aptos" w:cs="Times New Roman"/>
+          <w:kern w:val="2"/>
+          <w:szCs w:val="24"/>
+          <w:lang w:val="en-US"/>
+          <w14:ligatures w14:val="standardContextual"/>
+        </w:rPr>
+        <w:lastRenderedPageBreak/>
+        <w:t>Push</w:t>
+      </w:r>
+      <w:r>
+        <w:rPr>
+          <w:rFonts w:eastAsia="Aptos" w:cs="Times New Roman"/>
+          <w:kern w:val="2"/>
+          <w:szCs w:val="24"/>
+          <w14:ligatures w14:val="standardContextual"/>
+        </w:rPr>
+        <w:t>-уведомления, для отправки кодов подтверждения и проходящих акций.</w:t>
+      </w:r>
+    </w:p>
+    <w:p>
+      <w:pPr>
+        <w:rPr>
+          <w:rFonts w:eastAsia="Aptos" w:cs="Times New Roman"/>
+          <w:kern w:val="2"/>
+          <w:szCs w:val="24"/>
+          <w14:ligatures w14:val="standardContextual"/>
+        </w:rPr>
+      </w:pPr>
+      <w:bookmarkStart w:id="30" w:name="_Toc230982466"/>
+      <w:r>
+        <w:rPr>
+          <w:rFonts w:eastAsia="Aptos" w:cs="Times New Roman"/>
+          <w:kern w:val="2"/>
+          <w:szCs w:val="24"/>
+          <w14:ligatures w14:val="standardContextual"/>
+        </w:rPr>
+        <w:t>4.2 Требования к функциям, выполняемой системой</w:t>
+      </w:r>
+      <w:bookmarkEnd w:id="30"/>
+    </w:p>
+    <w:p>
+      <w:pPr>
+        <w:rPr>
+          <w:rFonts w:eastAsia="Aptos" w:cs="Times New Roman"/>
+          <w:kern w:val="2"/>
+          <w:szCs w:val="24"/>
+          <w14:ligatures w14:val="standardContextual"/>
+        </w:rPr>
+      </w:pPr>
+      <w:r>
+        <w:rPr>
+          <w:rFonts w:eastAsia="Aptos" w:cs="Times New Roman"/>
+          <w:kern w:val="2"/>
+          <w:szCs w:val="24"/>
+          <w14:ligatures w14:val="standardContextual"/>
+        </w:rPr>
+        <w:t>Система должна автоматизировать полный цикл информационно-финансового сопровождения путешественника:</w:t>
+      </w:r>
+    </w:p>
+    <w:p>
+      <w:pPr>
+        <w:numPr>
+          <w:ilvl w:val="0"/>
+          <w:numId w:val="36"/>
+        </w:numPr>
+        <w:tabs>
+          <w:tab w:val="left" w:pos="993"/>
+        </w:tabs>
+        <w:ind w:left="0" w:firstLine="709"/>
+        <w:contextualSpacing/>
+        <w:rPr>
+          <w:rFonts w:eastAsia="Aptos" w:cs="Times New Roman"/>
+          <w:kern w:val="2"/>
+          <w:szCs w:val="24"/>
+          <w14:ligatures w14:val="standardContextual"/>
+        </w:rPr>
+      </w:pPr>
+      <w:r>
+        <w:rPr>
+          <w:rFonts w:eastAsia="Aptos" w:cs="Times New Roman"/>
+          <w:kern w:val="2"/>
+          <w:szCs w:val="24"/>
+          <w14:ligatures w14:val="standardContextual"/>
+        </w:rPr>
+        <w:t>Для клиента (путешественника): Конвертация валют с актуальными курсами, ввод лимита поездки и расчёт трат с привязкой к карте (автоматический учёт расходов), подсчёт добавочного налога на продукцию, просмотр мини-разговорника (100 базовых фраз с офлайн-доступом), чтение статей о правилах страны и списке «что необходимо взять», получение топа-10 полезных локальных приложений (карты, переводчики, такси, доставка еды), настройка пороговых уведомлений о расходах (лимит на день, уведомление о перерасходе), регистрация и ведение профиля с историей поездок.</w:t>
+      </w:r>
+    </w:p>
+    <w:p>
+      <w:pPr>
+        <w:numPr>
+          <w:ilvl w:val="0"/>
+          <w:numId w:val="36"/>
+        </w:numPr>
+        <w:tabs>
+          <w:tab w:val="left" w:pos="993"/>
+        </w:tabs>
+        <w:ind w:left="0" w:firstLine="709"/>
+        <w:contextualSpacing/>
+        <w:rPr>
+          <w:rFonts w:eastAsia="Aptos" w:cs="Times New Roman"/>
+          <w:kern w:val="2"/>
+          <w:szCs w:val="24"/>
+          <w14:ligatures w14:val="standardContextual"/>
+        </w:rPr>
+      </w:pPr>
+      <w:r>
+        <w:rPr>
+          <w:rFonts w:eastAsia="Aptos" w:cs="Times New Roman"/>
+          <w:kern w:val="2"/>
+          <w:szCs w:val="24"/>
+          <w14:ligatures w14:val="standardContextual"/>
+        </w:rPr>
+        <w:t xml:space="preserve">Для источников данных (API, ленты, статьи): Автоматизированный сбор и обновление курсов валют через открытые API (периодичность — не реже 1 раза в час), </w:t>
+      </w:r>
+      <w:proofErr w:type="spellStart"/>
+      <w:r>
+        <w:rPr>
+          <w:rFonts w:eastAsia="Aptos" w:cs="Times New Roman"/>
+          <w:kern w:val="2"/>
+          <w:szCs w:val="24"/>
+          <w14:ligatures w14:val="standardContextual"/>
+        </w:rPr>
+        <w:t>парсинг</w:t>
+      </w:r>
+      <w:proofErr w:type="spellEnd"/>
+      <w:r>
+        <w:rPr>
+          <w:rFonts w:eastAsia="Aptos" w:cs="Times New Roman"/>
+          <w:kern w:val="2"/>
+          <w:szCs w:val="24"/>
+          <w14:ligatures w14:val="standardContextual"/>
+        </w:rPr>
+        <w:t xml:space="preserve"> новостных лент и RSS-каналов МИД для мониторинга безопасности (протесты, стихии, рекомендации), отправка </w:t>
+      </w:r>
+      <w:proofErr w:type="spellStart"/>
+      <w:r>
+        <w:rPr>
+          <w:rFonts w:eastAsia="Aptos" w:cs="Times New Roman"/>
+          <w:kern w:val="2"/>
+          <w:szCs w:val="24"/>
+          <w14:ligatures w14:val="standardContextual"/>
+        </w:rPr>
+        <w:t>push</w:t>
+      </w:r>
+      <w:proofErr w:type="spellEnd"/>
+      <w:r>
+        <w:rPr>
+          <w:rFonts w:eastAsia="Aptos" w:cs="Times New Roman"/>
+          <w:kern w:val="2"/>
+          <w:szCs w:val="24"/>
+          <w14:ligatures w14:val="standardContextual"/>
+        </w:rPr>
+        <w:t>-уведомлений пользователю при заходе в зону риска, кеширование статей и разговорника для офлайн-доступа, актуализация топа-10 приложений под конкретную страну.</w:t>
+      </w:r>
+    </w:p>
+    <w:p>
+      <w:pPr>
+        <w:numPr>
+          <w:ilvl w:val="0"/>
+          <w:numId w:val="36"/>
+        </w:numPr>
+        <w:tabs>
+          <w:tab w:val="left" w:pos="993"/>
+        </w:tabs>
+        <w:ind w:left="0" w:firstLine="709"/>
+        <w:contextualSpacing/>
+        <w:rPr>
+          <w:rFonts w:eastAsia="Aptos" w:cs="Times New Roman"/>
+          <w:kern w:val="2"/>
+          <w:szCs w:val="24"/>
+          <w14:ligatures w14:val="standardContextual"/>
+        </w:rPr>
+      </w:pPr>
+      <w:r>
+        <w:rPr>
+          <w:rFonts w:eastAsia="Aptos" w:cs="Times New Roman"/>
+          <w:kern w:val="2"/>
+          <w:szCs w:val="24"/>
+          <w14:ligatures w14:val="standardContextual"/>
+        </w:rPr>
+        <w:t xml:space="preserve">Для администратора/модератора: Управление контентом по странам (статьи, правила, списки вещей, разговорник, топ-10 приложений), настройка API-ключей для курсов валют и новостных лент, мониторинг корректности </w:t>
+      </w:r>
+      <w:proofErr w:type="spellStart"/>
+      <w:r>
+        <w:rPr>
+          <w:rFonts w:eastAsia="Aptos" w:cs="Times New Roman"/>
+          <w:kern w:val="2"/>
+          <w:szCs w:val="24"/>
+          <w14:ligatures w14:val="standardContextual"/>
+        </w:rPr>
+        <w:t>парсинга</w:t>
+      </w:r>
+      <w:proofErr w:type="spellEnd"/>
+      <w:r>
+        <w:rPr>
+          <w:rFonts w:eastAsia="Aptos" w:cs="Times New Roman"/>
+          <w:kern w:val="2"/>
+          <w:szCs w:val="24"/>
+          <w14:ligatures w14:val="standardContextual"/>
+        </w:rPr>
+        <w:t>, просмотр аналитики по популярным странам и запросам пользователей, ручная обработка неточностей в данных (например, неверный курс или устаревшая статья), управление пользователями (просмотр, блокировка).</w:t>
+      </w:r>
+    </w:p>
+    <w:p>
+      <w:pPr>
+        <w:rPr>
+          <w:rFonts w:eastAsia="Aptos" w:cs="Times New Roman"/>
+          <w:kern w:val="2"/>
+          <w:szCs w:val="24"/>
+          <w14:ligatures w14:val="standardContextual"/>
+        </w:rPr>
+      </w:pPr>
+      <w:bookmarkStart w:id="31" w:name="_Toc230982467"/>
+      <w:r>
+        <w:rPr>
+          <w:rFonts w:eastAsia="Aptos" w:cs="Times New Roman"/>
+          <w:kern w:val="2"/>
+          <w:szCs w:val="24"/>
+          <w14:ligatures w14:val="standardContextual"/>
+        </w:rPr>
+        <w:t>4.3 Требование к видам обеспечения</w:t>
+      </w:r>
+      <w:bookmarkEnd w:id="31"/>
+    </w:p>
+    <w:p>
+      <w:pPr>
+        <w:rPr>
+          <w:rFonts w:eastAsia="Aptos" w:cs="Times New Roman"/>
+          <w:kern w:val="2"/>
+          <w:szCs w:val="24"/>
+          <w14:ligatures w14:val="standardContextual"/>
+        </w:rPr>
+      </w:pPr>
+      <w:r>
+        <w:rPr>
+          <w:rFonts w:eastAsia="Aptos" w:cs="Times New Roman"/>
+          <w:kern w:val="2"/>
+          <w:szCs w:val="24"/>
+          <w14:ligatures w14:val="standardContextual"/>
+        </w:rPr>
+        <w:lastRenderedPageBreak/>
+        <w:t>Система должна использовать математические модели и алгоритмы для:</w:t>
+      </w:r>
+    </w:p>
+    <w:p>
+      <w:pPr>
+        <w:numPr>
+          <w:ilvl w:val="0"/>
+          <w:numId w:val="36"/>
+        </w:numPr>
+        <w:tabs>
+          <w:tab w:val="left" w:pos="993"/>
+        </w:tabs>
+        <w:ind w:left="0" w:firstLine="709"/>
+        <w:contextualSpacing/>
+        <w:rPr>
+          <w:rFonts w:eastAsia="Aptos" w:cs="Times New Roman"/>
+          <w:kern w:val="2"/>
+          <w:szCs w:val="24"/>
+          <w14:ligatures w14:val="standardContextual"/>
+        </w:rPr>
+      </w:pPr>
+      <w:r>
+        <w:rPr>
+          <w:rFonts w:eastAsia="Aptos" w:cs="Times New Roman"/>
+          <w:kern w:val="2"/>
+          <w:szCs w:val="24"/>
+          <w14:ligatures w14:val="standardContextual"/>
+        </w:rPr>
+        <w:t>Расчёта бюджета поездки и прогнозирования трат: Модель, учитывающая введённый пользователем лимит, длительность поездки, средние цены в стране (на основе агрегированных данных) и историю прошлых трат пользователя, с построением прогноза остатка средств на каждый день поездки.</w:t>
+      </w:r>
+    </w:p>
+    <w:p>
+      <w:pPr>
+        <w:numPr>
+          <w:ilvl w:val="0"/>
+          <w:numId w:val="36"/>
+        </w:numPr>
+        <w:tabs>
+          <w:tab w:val="left" w:pos="993"/>
+        </w:tabs>
+        <w:ind w:left="0" w:firstLine="709"/>
+        <w:contextualSpacing/>
+        <w:rPr>
+          <w:rFonts w:eastAsia="Aptos" w:cs="Times New Roman"/>
+          <w:kern w:val="2"/>
+          <w:szCs w:val="24"/>
+          <w14:ligatures w14:val="standardContextual"/>
+        </w:rPr>
+      </w:pPr>
+      <w:r>
+        <w:rPr>
+          <w:rFonts w:eastAsia="Aptos" w:cs="Times New Roman"/>
+          <w:kern w:val="2"/>
+          <w:szCs w:val="24"/>
+          <w14:ligatures w14:val="standardContextual"/>
+        </w:rPr>
+        <w:t xml:space="preserve">Пороговых уведомлений о расходах: Алгоритм отслеживания текущих трат относительно дневного и общего лимита, автоматически рассчитывающий проценты израсходованного бюджета и инициирующий </w:t>
+      </w:r>
+      <w:proofErr w:type="spellStart"/>
+      <w:r>
+        <w:rPr>
+          <w:rFonts w:eastAsia="Aptos" w:cs="Times New Roman"/>
+          <w:kern w:val="2"/>
+          <w:szCs w:val="24"/>
+          <w14:ligatures w14:val="standardContextual"/>
+        </w:rPr>
+        <w:t>push</w:t>
+      </w:r>
+      <w:proofErr w:type="spellEnd"/>
+      <w:r>
+        <w:rPr>
+          <w:rFonts w:eastAsia="Aptos" w:cs="Times New Roman"/>
+          <w:kern w:val="2"/>
+          <w:szCs w:val="24"/>
+          <w14:ligatures w14:val="standardContextual"/>
+        </w:rPr>
+        <w:t>-уведомления при достижении заданных порогов (например, 50%, 80%, 100% от дневного лимита или лимита поездки).</w:t>
+      </w:r>
+    </w:p>
+    <w:p>
+      <w:pPr>
+        <w:numPr>
+          <w:ilvl w:val="0"/>
+          <w:numId w:val="36"/>
+        </w:numPr>
+        <w:tabs>
+          <w:tab w:val="left" w:pos="993"/>
+        </w:tabs>
+        <w:ind w:left="0" w:firstLine="709"/>
+        <w:contextualSpacing/>
+        <w:rPr>
+          <w:rFonts w:eastAsia="Aptos" w:cs="Times New Roman"/>
+          <w:kern w:val="2"/>
+          <w:szCs w:val="24"/>
+          <w14:ligatures w14:val="standardContextual"/>
+        </w:rPr>
+      </w:pPr>
+      <w:r>
+        <w:rPr>
+          <w:rFonts w:eastAsia="Aptos" w:cs="Times New Roman"/>
+          <w:kern w:val="2"/>
+          <w:szCs w:val="24"/>
+          <w14:ligatures w14:val="standardContextual"/>
+        </w:rPr>
+        <w:t xml:space="preserve">Мониторинга безопасности и оценки рисков: Алгоритм анализа новостных лент и RSS-каналов (МИД, локальные СМИ, службы спасения), который на основе частоты упоминания ключевых слов (протесты, стихии, теракты) и геолокации пользователя присваивает территории статус риска («безопасно», «внимание», «опасно») и при необходимости отправляет </w:t>
+      </w:r>
+      <w:proofErr w:type="spellStart"/>
+      <w:r>
+        <w:rPr>
+          <w:rFonts w:eastAsia="Aptos" w:cs="Times New Roman"/>
+          <w:kern w:val="2"/>
+          <w:szCs w:val="24"/>
+          <w14:ligatures w14:val="standardContextual"/>
+        </w:rPr>
+        <w:t>push</w:t>
+      </w:r>
+      <w:proofErr w:type="spellEnd"/>
+      <w:r>
+        <w:rPr>
+          <w:rFonts w:eastAsia="Aptos" w:cs="Times New Roman"/>
+          <w:kern w:val="2"/>
+          <w:szCs w:val="24"/>
+          <w14:ligatures w14:val="standardContextual"/>
+        </w:rPr>
+        <w:t>-уведомление.</w:t>
+      </w:r>
+    </w:p>
+    <w:p>
+      <w:pPr>
+        <w:tabs>
+          <w:tab w:val="left" w:pos="993"/>
+        </w:tabs>
+        <w:rPr>
+          <w:rFonts w:eastAsia="Aptos" w:cs="Times New Roman"/>
+          <w:kern w:val="2"/>
+          <w:szCs w:val="24"/>
+          <w14:ligatures w14:val="standardContextual"/>
+        </w:rPr>
+      </w:pPr>
+      <w:r>
+        <w:rPr>
+          <w:rFonts w:eastAsia="Aptos" w:cs="Times New Roman"/>
+          <w:kern w:val="2"/>
+          <w:szCs w:val="24"/>
+          <w14:ligatures w14:val="standardContextual"/>
+        </w:rPr>
+        <w:t>Требования к информационному обеспечению:</w:t>
+      </w:r>
+    </w:p>
+    <w:p>
+      <w:pPr>
+        <w:numPr>
+          <w:ilvl w:val="0"/>
+          <w:numId w:val="36"/>
+        </w:numPr>
+        <w:tabs>
+          <w:tab w:val="left" w:pos="993"/>
+        </w:tabs>
+        <w:ind w:left="0" w:firstLine="709"/>
+        <w:contextualSpacing/>
+        <w:rPr>
+          <w:rFonts w:eastAsia="Aptos" w:cs="Times New Roman"/>
+          <w:kern w:val="2"/>
+          <w:szCs w:val="24"/>
+          <w14:ligatures w14:val="standardContextual"/>
+        </w:rPr>
+      </w:pPr>
+      <w:r>
+        <w:rPr>
+          <w:rFonts w:eastAsia="Aptos" w:cs="Times New Roman"/>
+          <w:kern w:val="2"/>
+          <w:szCs w:val="24"/>
+          <w14:ligatures w14:val="standardContextual"/>
+        </w:rPr>
+        <w:t>Структура базы данных: Должна быть спроектирована с учётом нормализации для минимизации избыточности и обеспечения целостности данных. Система хеширования паролей и невозможности создания двух записей с одной электронной почтой.</w:t>
+      </w:r>
+    </w:p>
+    <w:p>
+      <w:pPr>
+        <w:numPr>
+          <w:ilvl w:val="0"/>
+          <w:numId w:val="36"/>
+        </w:numPr>
+        <w:tabs>
+          <w:tab w:val="left" w:pos="993"/>
+        </w:tabs>
+        <w:ind w:left="0" w:firstLine="709"/>
+        <w:contextualSpacing/>
+        <w:rPr>
+          <w:rFonts w:eastAsia="Aptos" w:cs="Times New Roman"/>
+          <w:kern w:val="2"/>
+          <w:szCs w:val="24"/>
+          <w14:ligatures w14:val="standardContextual"/>
+        </w:rPr>
+      </w:pPr>
+      <w:r>
+        <w:rPr>
+          <w:rFonts w:eastAsia="Aptos" w:cs="Times New Roman"/>
+          <w:kern w:val="2"/>
+          <w:szCs w:val="24"/>
+          <w14:ligatures w14:val="standardContextual"/>
+        </w:rPr>
+        <w:t>Конфиденциальность: Все персональные данные пользователей (ФИО, телефоны, адреса) должны храниться в зашифрованном виде. Платёжные данные (номера карт) не должны храниться на серверах системы;</w:t>
+      </w:r>
+    </w:p>
+    <w:p>
+      <w:pPr>
+        <w:rPr>
+          <w:rFonts w:eastAsia="Aptos" w:cs="Times New Roman"/>
+          <w:kern w:val="2"/>
+          <w:szCs w:val="24"/>
+          <w14:ligatures w14:val="standardContextual"/>
+        </w:rPr>
+      </w:pPr>
+      <w:r>
+        <w:rPr>
+          <w:rFonts w:eastAsia="Aptos" w:cs="Times New Roman"/>
+          <w:kern w:val="2"/>
+          <w:szCs w:val="24"/>
+          <w14:ligatures w14:val="standardContextual"/>
+        </w:rPr>
+        <w:t>Для мобильного приложения (</w:t>
+      </w:r>
+      <w:proofErr w:type="spellStart"/>
+      <w:r>
+        <w:rPr>
+          <w:rFonts w:eastAsia="Aptos" w:cs="Times New Roman"/>
+          <w:kern w:val="2"/>
+          <w:szCs w:val="24"/>
+          <w14:ligatures w14:val="standardContextual"/>
+        </w:rPr>
+        <w:t>Kotlin</w:t>
+      </w:r>
+      <w:proofErr w:type="spellEnd"/>
+      <w:r>
+        <w:rPr>
+          <w:rFonts w:eastAsia="Aptos" w:cs="Times New Roman"/>
+          <w:kern w:val="2"/>
+          <w:szCs w:val="24"/>
+          <w14:ligatures w14:val="standardContextual"/>
+        </w:rPr>
+        <w:t>):</w:t>
+      </w:r>
+    </w:p>
+    <w:p>
+      <w:pPr>
+        <w:rPr>
+          <w:rFonts w:eastAsia="Aptos" w:cs="Times New Roman"/>
+          <w:kern w:val="2"/>
+          <w:szCs w:val="24"/>
+          <w14:ligatures w14:val="standardContextual"/>
+        </w:rPr>
+      </w:pPr>
+      <w:r>
+        <w:rPr>
+          <w:rFonts w:eastAsia="Aptos" w:cs="Times New Roman"/>
+          <w:kern w:val="2"/>
+          <w:szCs w:val="24"/>
+          <w14:ligatures w14:val="standardContextual"/>
+        </w:rPr>
+        <w:t xml:space="preserve">Серверная часть системы должна работать под управлением ОС семейства Linux (Ubuntu LTS или </w:t>
+      </w:r>
+      <w:proofErr w:type="spellStart"/>
+      <w:r>
+        <w:rPr>
+          <w:rFonts w:eastAsia="Aptos" w:cs="Times New Roman"/>
+          <w:kern w:val="2"/>
+          <w:szCs w:val="24"/>
+          <w14:ligatures w14:val="standardContextual"/>
+        </w:rPr>
+        <w:t>CentOS</w:t>
+      </w:r>
+      <w:proofErr w:type="spellEnd"/>
+      <w:r>
+        <w:rPr>
+          <w:rFonts w:eastAsia="Aptos" w:cs="Times New Roman"/>
+          <w:kern w:val="2"/>
+          <w:szCs w:val="24"/>
+          <w14:ligatures w14:val="standardContextual"/>
+        </w:rPr>
+        <w:t xml:space="preserve">) с использованием </w:t>
+      </w:r>
+      <w:proofErr w:type="spellStart"/>
+      <w:r>
+        <w:rPr>
+          <w:rFonts w:eastAsia="Aptos" w:cs="Times New Roman"/>
+          <w:kern w:val="2"/>
+          <w:szCs w:val="24"/>
+          <w14:ligatures w14:val="standardContextual"/>
+        </w:rPr>
+        <w:t>Docker</w:t>
+      </w:r>
+      <w:proofErr w:type="spellEnd"/>
+      <w:r>
+        <w:rPr>
+          <w:rFonts w:eastAsia="Aptos" w:cs="Times New Roman"/>
+          <w:kern w:val="2"/>
+          <w:szCs w:val="24"/>
+          <w14:ligatures w14:val="standardContextual"/>
+        </w:rPr>
+        <w:t xml:space="preserve"> для контейнеризации, серверное приложение реализуется на фреймворке </w:t>
+      </w:r>
+      <w:proofErr w:type="spellStart"/>
+      <w:r>
+        <w:rPr>
+          <w:rFonts w:eastAsia="Aptos" w:cs="Times New Roman"/>
+          <w:kern w:val="2"/>
+          <w:szCs w:val="24"/>
+          <w14:ligatures w14:val="standardContextual"/>
+        </w:rPr>
+        <w:t>Django</w:t>
+      </w:r>
+      <w:proofErr w:type="spellEnd"/>
+      <w:r>
+        <w:rPr>
+          <w:rFonts w:eastAsia="Aptos" w:cs="Times New Roman"/>
+          <w:kern w:val="2"/>
+          <w:szCs w:val="24"/>
+          <w14:ligatures w14:val="standardContextual"/>
+        </w:rPr>
+        <w:t xml:space="preserve"> </w:t>
+      </w:r>
+      <w:r>
+        <w:rPr>
+          <w:rFonts w:eastAsia="Aptos" w:cs="Times New Roman"/>
+          <w:kern w:val="2"/>
+          <w:szCs w:val="24"/>
+          <w14:ligatures w14:val="standardContextual"/>
+        </w:rPr>
+        <w:lastRenderedPageBreak/>
+        <w:t xml:space="preserve">(Python) с </w:t>
+      </w:r>
+      <w:proofErr w:type="spellStart"/>
+      <w:r>
+        <w:rPr>
+          <w:rFonts w:eastAsia="Aptos" w:cs="Times New Roman"/>
+          <w:kern w:val="2"/>
+          <w:szCs w:val="24"/>
+          <w14:ligatures w14:val="standardContextual"/>
+        </w:rPr>
+        <w:t>Django</w:t>
+      </w:r>
+      <w:proofErr w:type="spellEnd"/>
+      <w:r>
+        <w:rPr>
+          <w:rFonts w:eastAsia="Aptos" w:cs="Times New Roman"/>
+          <w:kern w:val="2"/>
+          <w:szCs w:val="24"/>
+          <w14:ligatures w14:val="standardContextual"/>
+        </w:rPr>
+        <w:t xml:space="preserve"> REST Framework для построения API, в качестве базы данных используется </w:t>
+      </w:r>
+      <w:proofErr w:type="spellStart"/>
+      <w:r>
+        <w:rPr>
+          <w:rFonts w:eastAsia="Aptos" w:cs="Times New Roman"/>
+          <w:kern w:val="2"/>
+          <w:szCs w:val="24"/>
+          <w14:ligatures w14:val="standardContextual"/>
+        </w:rPr>
+        <w:t>PostgreSQL</w:t>
+      </w:r>
+      <w:proofErr w:type="spellEnd"/>
+      <w:r>
+        <w:rPr>
+          <w:rFonts w:eastAsia="Aptos" w:cs="Times New Roman"/>
+          <w:kern w:val="2"/>
+          <w:szCs w:val="24"/>
+          <w14:ligatures w14:val="standardContextual"/>
+        </w:rPr>
+        <w:t xml:space="preserve">; мобильное клиентское приложение разрабатывается на языке </w:t>
+      </w:r>
+      <w:proofErr w:type="spellStart"/>
+      <w:r>
+        <w:rPr>
+          <w:rFonts w:eastAsia="Aptos" w:cs="Times New Roman"/>
+          <w:kern w:val="2"/>
+          <w:szCs w:val="24"/>
+          <w14:ligatures w14:val="standardContextual"/>
+        </w:rPr>
+        <w:t>Kotlin</w:t>
+      </w:r>
+      <w:proofErr w:type="spellEnd"/>
+      <w:r>
+        <w:rPr>
+          <w:rFonts w:eastAsia="Aptos" w:cs="Times New Roman"/>
+          <w:kern w:val="2"/>
+          <w:szCs w:val="24"/>
+          <w14:ligatures w14:val="standardContextual"/>
+        </w:rPr>
+        <w:t xml:space="preserve"> под платформу </w:t>
+      </w:r>
+      <w:proofErr w:type="spellStart"/>
+      <w:r>
+        <w:rPr>
+          <w:rFonts w:eastAsia="Aptos" w:cs="Times New Roman"/>
+          <w:kern w:val="2"/>
+          <w:szCs w:val="24"/>
+          <w14:ligatures w14:val="standardContextual"/>
+        </w:rPr>
+        <w:t>Android</w:t>
+      </w:r>
+      <w:proofErr w:type="spellEnd"/>
+      <w:r>
+        <w:rPr>
+          <w:rFonts w:eastAsia="Aptos" w:cs="Times New Roman"/>
+          <w:kern w:val="2"/>
+          <w:szCs w:val="24"/>
+          <w14:ligatures w14:val="standardContextual"/>
+        </w:rPr>
+        <w:t xml:space="preserve"> (минимальная версия SDK 26), для офлайн-хранения разговорника, </w:t>
+      </w:r>
+      <w:proofErr w:type="spellStart"/>
+      <w:r>
+        <w:rPr>
+          <w:rFonts w:eastAsia="Aptos" w:cs="Times New Roman"/>
+          <w:kern w:val="2"/>
+          <w:szCs w:val="24"/>
+          <w14:ligatures w14:val="standardContextual"/>
+        </w:rPr>
+        <w:t>кеша</w:t>
+      </w:r>
+      <w:proofErr w:type="spellEnd"/>
+      <w:r>
+        <w:rPr>
+          <w:rFonts w:eastAsia="Aptos" w:cs="Times New Roman"/>
+          <w:kern w:val="2"/>
+          <w:szCs w:val="24"/>
+          <w14:ligatures w14:val="standardContextual"/>
+        </w:rPr>
+        <w:t xml:space="preserve"> курсов и статей используется </w:t>
+      </w:r>
+      <w:proofErr w:type="spellStart"/>
+      <w:r>
+        <w:rPr>
+          <w:rFonts w:eastAsia="Aptos" w:cs="Times New Roman"/>
+          <w:kern w:val="2"/>
+          <w:szCs w:val="24"/>
+          <w14:ligatures w14:val="standardContextual"/>
+        </w:rPr>
+        <w:t>Room</w:t>
+      </w:r>
+      <w:proofErr w:type="spellEnd"/>
+      <w:r>
+        <w:rPr>
+          <w:rFonts w:eastAsia="Aptos" w:cs="Times New Roman"/>
+          <w:kern w:val="2"/>
+          <w:szCs w:val="24"/>
+          <w14:ligatures w14:val="standardContextual"/>
+        </w:rPr>
+        <w:t xml:space="preserve"> Database, а для хранения токена и настроек пользователя - </w:t>
+      </w:r>
+      <w:proofErr w:type="spellStart"/>
+      <w:r>
+        <w:rPr>
+          <w:rFonts w:eastAsia="Aptos" w:cs="Times New Roman"/>
+          <w:kern w:val="2"/>
+          <w:szCs w:val="24"/>
+          <w14:ligatures w14:val="standardContextual"/>
+        </w:rPr>
+        <w:t>DataStore</w:t>
+      </w:r>
+      <w:proofErr w:type="spellEnd"/>
+      <w:r>
+        <w:rPr>
+          <w:rFonts w:eastAsia="Aptos" w:cs="Times New Roman"/>
+          <w:kern w:val="2"/>
+          <w:szCs w:val="24"/>
+          <w14:ligatures w14:val="standardContextual"/>
+        </w:rPr>
+        <w:t>.</w:t>
+      </w:r>
+    </w:p>
+    <w:p>
+      <w:pPr>
+        <w:rPr>
+          <w:rFonts w:eastAsia="Aptos" w:cs="Times New Roman"/>
+          <w:kern w:val="2"/>
+          <w:szCs w:val="24"/>
+          <w14:ligatures w14:val="standardContextual"/>
+        </w:rPr>
+      </w:pPr>
+      <w:r>
+        <w:rPr>
+          <w:rFonts w:eastAsia="Aptos" w:cs="Times New Roman"/>
+          <w:kern w:val="2"/>
+          <w:szCs w:val="24"/>
+          <w14:ligatures w14:val="standardContextual"/>
+        </w:rPr>
+        <w:t>Для веб-сайта (</w:t>
+      </w:r>
+      <w:proofErr w:type="spellStart"/>
+      <w:r>
+        <w:rPr>
+          <w:rFonts w:eastAsia="Aptos" w:cs="Times New Roman"/>
+          <w:kern w:val="2"/>
+          <w:szCs w:val="24"/>
+          <w14:ligatures w14:val="standardContextual"/>
+        </w:rPr>
+        <w:t>Django</w:t>
+      </w:r>
+      <w:proofErr w:type="spellEnd"/>
+      <w:r>
+        <w:rPr>
+          <w:rFonts w:eastAsia="Aptos" w:cs="Times New Roman"/>
+          <w:kern w:val="2"/>
+          <w:szCs w:val="24"/>
+          <w14:ligatures w14:val="standardContextual"/>
+        </w:rPr>
+        <w:t>):</w:t>
+      </w:r>
+    </w:p>
+    <w:p>
+      <w:pPr>
+        <w:rPr>
+          <w:rFonts w:eastAsia="Aptos" w:cs="Times New Roman"/>
+          <w:kern w:val="2"/>
+          <w:szCs w:val="24"/>
+          <w14:ligatures w14:val="standardContextual"/>
+        </w:rPr>
+      </w:pPr>
+      <w:r>
+        <w:rPr>
+          <w:rFonts w:eastAsia="Aptos" w:cs="Times New Roman"/>
+          <w:kern w:val="2"/>
+          <w:szCs w:val="24"/>
+          <w14:ligatures w14:val="standardContextual"/>
+        </w:rPr>
+        <w:t xml:space="preserve">Серверная часть системы должна работать под управлением ОС семейства Linux (Ubuntu LTS или </w:t>
+      </w:r>
+      <w:proofErr w:type="spellStart"/>
+      <w:r>
+        <w:rPr>
+          <w:rFonts w:eastAsia="Aptos" w:cs="Times New Roman"/>
+          <w:kern w:val="2"/>
+          <w:szCs w:val="24"/>
+          <w14:ligatures w14:val="standardContextual"/>
+        </w:rPr>
+        <w:t>CentOS</w:t>
+      </w:r>
+      <w:proofErr w:type="spellEnd"/>
+      <w:r>
+        <w:rPr>
+          <w:rFonts w:eastAsia="Aptos" w:cs="Times New Roman"/>
+          <w:kern w:val="2"/>
+          <w:szCs w:val="24"/>
+          <w14:ligatures w14:val="standardContextual"/>
+        </w:rPr>
+        <w:t xml:space="preserve">) с использованием </w:t>
+      </w:r>
+      <w:proofErr w:type="spellStart"/>
+      <w:r>
+        <w:rPr>
+          <w:rFonts w:eastAsia="Aptos" w:cs="Times New Roman"/>
+          <w:kern w:val="2"/>
+          <w:szCs w:val="24"/>
+          <w14:ligatures w14:val="standardContextual"/>
+        </w:rPr>
+        <w:t>Docker</w:t>
+      </w:r>
+      <w:proofErr w:type="spellEnd"/>
+      <w:r>
+        <w:rPr>
+          <w:rFonts w:eastAsia="Aptos" w:cs="Times New Roman"/>
+          <w:kern w:val="2"/>
+          <w:szCs w:val="24"/>
+          <w14:ligatures w14:val="standardContextual"/>
+        </w:rPr>
+        <w:t xml:space="preserve"> для контейнеризации, веб-приложение разрабатывается на фреймворке </w:t>
+      </w:r>
+      <w:proofErr w:type="spellStart"/>
+      <w:r>
+        <w:rPr>
+          <w:rFonts w:eastAsia="Aptos" w:cs="Times New Roman"/>
+          <w:kern w:val="2"/>
+          <w:szCs w:val="24"/>
+          <w14:ligatures w14:val="standardContextual"/>
+        </w:rPr>
+        <w:t>Django</w:t>
+      </w:r>
+      <w:proofErr w:type="spellEnd"/>
+      <w:r>
+        <w:rPr>
+          <w:rFonts w:eastAsia="Aptos" w:cs="Times New Roman"/>
+          <w:kern w:val="2"/>
+          <w:szCs w:val="24"/>
+          <w14:ligatures w14:val="standardContextual"/>
+        </w:rPr>
+        <w:t xml:space="preserve"> (Python) с использованием SQL</w:t>
+      </w:r>
+      <w:r>
+        <w:rPr>
+          <w:rFonts w:eastAsia="Aptos" w:cs="Times New Roman"/>
+          <w:kern w:val="2"/>
+          <w:szCs w:val="24"/>
+          <w:lang w:val="en-US"/>
+          <w14:ligatures w14:val="standardContextual"/>
+        </w:rPr>
+        <w:t>Lite</w:t>
+      </w:r>
+      <w:r>
+        <w:rPr>
+          <w:rFonts w:eastAsia="Aptos" w:cs="Times New Roman"/>
+          <w:kern w:val="2"/>
+          <w:szCs w:val="24"/>
+          <w14:ligatures w14:val="standardContextual"/>
+        </w:rPr>
+        <w:t xml:space="preserve"> в качестве базы данных, асинхронные задачи (</w:t>
+      </w:r>
+      <w:proofErr w:type="spellStart"/>
+      <w:r>
+        <w:rPr>
+          <w:rFonts w:eastAsia="Aptos" w:cs="Times New Roman"/>
+          <w:kern w:val="2"/>
+          <w:szCs w:val="24"/>
+          <w14:ligatures w14:val="standardContextual"/>
+        </w:rPr>
+        <w:t>парсинг</w:t>
+      </w:r>
+      <w:proofErr w:type="spellEnd"/>
+      <w:r>
+        <w:rPr>
+          <w:rFonts w:eastAsia="Aptos" w:cs="Times New Roman"/>
+          <w:kern w:val="2"/>
+          <w:szCs w:val="24"/>
+          <w14:ligatures w14:val="standardContextual"/>
+        </w:rPr>
+        <w:t xml:space="preserve"> курсов валют и новостных лент) выполняются через </w:t>
+      </w:r>
+      <w:proofErr w:type="spellStart"/>
+      <w:r>
+        <w:rPr>
+          <w:rFonts w:eastAsia="Aptos" w:cs="Times New Roman"/>
+          <w:kern w:val="2"/>
+          <w:szCs w:val="24"/>
+          <w14:ligatures w14:val="standardContextual"/>
+        </w:rPr>
+        <w:t>Celery</w:t>
+      </w:r>
+      <w:proofErr w:type="spellEnd"/>
+      <w:r>
+        <w:rPr>
+          <w:rFonts w:eastAsia="Aptos" w:cs="Times New Roman"/>
+          <w:kern w:val="2"/>
+          <w:szCs w:val="24"/>
+          <w14:ligatures w14:val="standardContextual"/>
+        </w:rPr>
+        <w:t xml:space="preserve"> с брокером </w:t>
+      </w:r>
+      <w:proofErr w:type="spellStart"/>
+      <w:r>
+        <w:rPr>
+          <w:rFonts w:eastAsia="Aptos" w:cs="Times New Roman"/>
+          <w:kern w:val="2"/>
+          <w:szCs w:val="24"/>
+          <w14:ligatures w14:val="standardContextual"/>
+        </w:rPr>
+        <w:t>Redis</w:t>
+      </w:r>
+      <w:proofErr w:type="spellEnd"/>
+      <w:r>
+        <w:rPr>
+          <w:rFonts w:eastAsia="Aptos" w:cs="Times New Roman"/>
+          <w:kern w:val="2"/>
+          <w:szCs w:val="24"/>
+          <w14:ligatures w14:val="standardContextual"/>
+        </w:rPr>
+        <w:t xml:space="preserve">, клиентская часть реализована на HTML, CSS и JavaScript с интеграцией через </w:t>
+      </w:r>
+      <w:proofErr w:type="spellStart"/>
+      <w:r>
+        <w:rPr>
+          <w:rFonts w:eastAsia="Aptos" w:cs="Times New Roman"/>
+          <w:kern w:val="2"/>
+          <w:szCs w:val="24"/>
+          <w14:ligatures w14:val="standardContextual"/>
+        </w:rPr>
+        <w:t>Django</w:t>
+      </w:r>
+      <w:proofErr w:type="spellEnd"/>
+      <w:r>
+        <w:rPr>
+          <w:rFonts w:eastAsia="Aptos" w:cs="Times New Roman"/>
+          <w:kern w:val="2"/>
+          <w:szCs w:val="24"/>
+          <w14:ligatures w14:val="standardContextual"/>
+        </w:rPr>
+        <w:t xml:space="preserve"> </w:t>
+      </w:r>
+      <w:proofErr w:type="spellStart"/>
+      <w:r>
+        <w:rPr>
+          <w:rFonts w:eastAsia="Aptos" w:cs="Times New Roman"/>
+          <w:kern w:val="2"/>
+          <w:szCs w:val="24"/>
+          <w14:ligatures w14:val="standardContextual"/>
+        </w:rPr>
+        <w:t>Templates</w:t>
+      </w:r>
+      <w:proofErr w:type="spellEnd"/>
+      <w:r>
+        <w:rPr>
+          <w:rFonts w:eastAsia="Aptos" w:cs="Times New Roman"/>
+          <w:kern w:val="2"/>
+          <w:szCs w:val="24"/>
+          <w14:ligatures w14:val="standardContextual"/>
+        </w:rPr>
+        <w:t xml:space="preserve"> или </w:t>
+      </w:r>
+      <w:proofErr w:type="spellStart"/>
+      <w:r>
+        <w:rPr>
+          <w:rFonts w:eastAsia="Aptos" w:cs="Times New Roman"/>
+          <w:kern w:val="2"/>
+          <w:szCs w:val="24"/>
+          <w14:ligatures w14:val="standardContextual"/>
+        </w:rPr>
+        <w:t>Django</w:t>
+      </w:r>
+      <w:proofErr w:type="spellEnd"/>
+      <w:r>
+        <w:rPr>
+          <w:rFonts w:eastAsia="Aptos" w:cs="Times New Roman"/>
+          <w:kern w:val="2"/>
+          <w:szCs w:val="24"/>
+          <w14:ligatures w14:val="standardContextual"/>
+        </w:rPr>
+        <w:t xml:space="preserve"> REST Framework для SPA-подхода, все данные пользователя (профиль, история поездок, лимиты) хранятся на сервере с шифрованием персональной информации.</w:t>
+      </w:r>
+    </w:p>
+    <w:p>
+      <w:pPr>
+        <w:rPr>
+          <w:rFonts w:eastAsia="Aptos" w:cs="Times New Roman"/>
+          <w:kern w:val="2"/>
+          <w:szCs w:val="24"/>
+          <w14:ligatures w14:val="standardContextual"/>
+        </w:rPr>
+      </w:pPr>
+      <w:r>
+        <w:rPr>
+          <w:rFonts w:eastAsia="Aptos" w:cs="Times New Roman"/>
+          <w:kern w:val="2"/>
+          <w:szCs w:val="24"/>
+          <w14:ligatures w14:val="standardContextual"/>
+        </w:rPr>
+        <w:t>Требования к организационному обеспечению. Для успешного внедрения и эксплуатации системы Заказчик обязуется:</w:t>
+      </w:r>
+    </w:p>
+    <w:p>
+      <w:pPr>
+        <w:rPr>
+          <w:rFonts w:eastAsia="Aptos" w:cs="Times New Roman"/>
+          <w:kern w:val="2"/>
+          <w:szCs w:val="24"/>
+          <w14:ligatures w14:val="standardContextual"/>
+        </w:rPr>
+      </w:pPr>
+      <w:r>
+        <w:rPr>
+          <w:rFonts w:eastAsia="Aptos" w:cs="Times New Roman"/>
+          <w:kern w:val="2"/>
+          <w:szCs w:val="24"/>
+          <w14:ligatures w14:val="standardContextual"/>
+        </w:rPr>
+        <w:t>1. Назначить ответственного руководителя проекта со своей стороны.</w:t>
+      </w:r>
+    </w:p>
+    <w:p>
+      <w:pPr>
+        <w:rPr>
+          <w:rFonts w:eastAsia="Aptos" w:cs="Times New Roman"/>
+          <w:kern w:val="2"/>
+          <w:szCs w:val="24"/>
+          <w14:ligatures w14:val="standardContextual"/>
+        </w:rPr>
+      </w:pPr>
+      <w:r>
+        <w:rPr>
+          <w:rFonts w:eastAsia="Aptos" w:cs="Times New Roman"/>
+          <w:kern w:val="2"/>
+          <w:szCs w:val="24"/>
+          <w14:ligatures w14:val="standardContextual"/>
+        </w:rPr>
+        <w:t>2. Предоставить полноценный доступ к тестовым и производственным средам, а также к необходимым для интеграции внешним системами.</w:t>
+      </w:r>
+    </w:p>
+    <w:p>
+      <w:pPr>
+        <w:rPr>
+          <w:rFonts w:eastAsia="Aptos" w:cs="Times New Roman"/>
+          <w:kern w:val="2"/>
+          <w:szCs w:val="24"/>
+          <w14:ligatures w14:val="standardContextual"/>
+        </w:rPr>
+      </w:pPr>
+      <w:r>
+        <w:rPr>
+          <w:rFonts w:eastAsia="Aptos" w:cs="Times New Roman"/>
+          <w:kern w:val="2"/>
+          <w:szCs w:val="24"/>
+          <w14:ligatures w14:val="standardContextual"/>
+        </w:rPr>
+        <w:t>3. Организовать обучение персонала, который будет работать с административным интерфейсом и системой модерации.</w:t>
+      </w:r>
+    </w:p>
+    <w:p>
+      <w:pPr>
+        <w:rPr>
+          <w:rFonts w:eastAsia="Aptos" w:cs="Times New Roman"/>
+          <w:b/>
+          <w:bCs/>
+          <w:kern w:val="2"/>
+          <w:szCs w:val="24"/>
+          <w14:ligatures w14:val="standardContextual"/>
+        </w:rPr>
+      </w:pPr>
+      <w:bookmarkStart w:id="32" w:name="_Toc230982468"/>
+    </w:p>
+    <w:p>
+      <w:pPr>
+        <w:rPr>
+          <w:rFonts w:eastAsia="Aptos" w:cs="Times New Roman"/>
+          <w:b/>
+          <w:bCs/>
+          <w:kern w:val="2"/>
+          <w:szCs w:val="24"/>
+          <w14:ligatures w14:val="standardContextual"/>
+        </w:rPr>
+      </w:pPr>
+      <w:r>
+        <w:rPr>
+          <w:rFonts w:eastAsia="Aptos" w:cs="Times New Roman"/>
+          <w:b/>
+          <w:bCs/>
+          <w:kern w:val="2"/>
+          <w:szCs w:val="24"/>
+          <w14:ligatures w14:val="standardContextual"/>
+        </w:rPr>
+        <w:t>5. Состав и содержание работ по созданию системы</w:t>
+      </w:r>
+      <w:bookmarkEnd w:id="32"/>
+    </w:p>
+    <w:p>
+      <w:pPr>
+        <w:rPr>
+          <w:rFonts w:eastAsia="Aptos" w:cs="Times New Roman"/>
+          <w:kern w:val="2"/>
+          <w:szCs w:val="24"/>
+          <w14:ligatures w14:val="standardContextual"/>
+        </w:rPr>
+      </w:pPr>
+      <w:r>
+        <w:rPr>
+          <w:rFonts w:eastAsia="Aptos" w:cs="Times New Roman"/>
+          <w:kern w:val="2"/>
+          <w:szCs w:val="24"/>
+          <w14:ligatures w14:val="standardContextual"/>
+        </w:rPr>
+        <w:t>Создание АИС «ГПС» осуществляется в соответствии с ГОСТ 34.601-90 «Автоматизированные системы. Стадии создания» и включает следующие последовательные стадии и этапы работ:</w:t>
+      </w:r>
+    </w:p>
+    <w:p>
+      <w:pPr>
+        <w:numPr>
+          <w:ilvl w:val="0"/>
+          <w:numId w:val="35"/>
+        </w:numPr>
+        <w:tabs>
+          <w:tab w:val="left" w:pos="993"/>
+        </w:tabs>
+        <w:ind w:left="0" w:firstLine="709"/>
+        <w:contextualSpacing/>
+        <w:rPr>
+          <w:rFonts w:eastAsia="Aptos" w:cs="Times New Roman"/>
+          <w:kern w:val="2"/>
+          <w:szCs w:val="24"/>
+          <w14:ligatures w14:val="standardContextual"/>
+        </w:rPr>
+      </w:pPr>
+      <w:r>
+        <w:rPr>
+          <w:rFonts w:eastAsia="Aptos" w:cs="Times New Roman"/>
+          <w:kern w:val="2"/>
+          <w:szCs w:val="24"/>
+          <w14:ligatures w14:val="standardContextual"/>
+        </w:rPr>
+        <w:lastRenderedPageBreak/>
+        <w:t>Проектирование (продолжительность — 1 месяца). Формирование концепции, архитектурных решений, интерфейсов пользователей. Результатом является комплект документов эскизного проекта.</w:t>
+      </w:r>
+    </w:p>
+    <w:p>
+      <w:pPr>
+        <w:rPr>
+          <w:rFonts w:eastAsia="Aptos" w:cs="Times New Roman"/>
+          <w:kern w:val="2"/>
+          <w:szCs w:val="24"/>
+          <w14:ligatures w14:val="standardContextual"/>
+        </w:rPr>
+      </w:pPr>
+      <w:r>
+        <w:rPr>
+          <w:rFonts w:eastAsia="Aptos" w:cs="Times New Roman"/>
+          <w:kern w:val="2"/>
+          <w:szCs w:val="24"/>
+          <w14:ligatures w14:val="standardContextual"/>
+        </w:rPr>
+        <w:t>Детальное проектирование системных и программных компонентов, структур баз данных, API-интерфейсов и протоколов интеграции. Результатом является утвержденный технический проект.</w:t>
+      </w:r>
+    </w:p>
+    <w:p>
+      <w:pPr>
+        <w:numPr>
+          <w:ilvl w:val="0"/>
+          <w:numId w:val="35"/>
+        </w:numPr>
+        <w:tabs>
+          <w:tab w:val="left" w:pos="993"/>
+        </w:tabs>
+        <w:ind w:left="0" w:firstLine="709"/>
+        <w:contextualSpacing/>
+        <w:rPr>
+          <w:rFonts w:eastAsia="Aptos" w:cs="Times New Roman"/>
+          <w:kern w:val="2"/>
+          <w:szCs w:val="24"/>
+          <w14:ligatures w14:val="standardContextual"/>
+        </w:rPr>
+      </w:pPr>
+      <w:r>
+        <w:rPr>
+          <w:rFonts w:eastAsia="Aptos" w:cs="Times New Roman"/>
+          <w:kern w:val="2"/>
+          <w:szCs w:val="24"/>
+          <w14:ligatures w14:val="standardContextual"/>
+        </w:rPr>
+        <w:t>Разработка (продолжительность — 1,5 месяца). Создание полного комплекта рабочей документации в соответствии с ГОСТ 34.201-89, а также разработка, программирование и адаптация всех модулей системы (бэкенд-сервисы, веб-интерфейс).</w:t>
+      </w:r>
+    </w:p>
+    <w:p>
+      <w:pPr>
+        <w:rPr>
+          <w:rFonts w:eastAsia="Aptos" w:cs="Times New Roman"/>
+          <w:kern w:val="2"/>
+          <w:szCs w:val="24"/>
+          <w14:ligatures w14:val="standardContextual"/>
+        </w:rPr>
+      </w:pPr>
+      <w:r>
+        <w:rPr>
+          <w:rFonts w:eastAsia="Aptos" w:cs="Times New Roman"/>
+          <w:kern w:val="2"/>
+          <w:szCs w:val="24"/>
+          <w14:ligatures w14:val="standardContextual"/>
+        </w:rPr>
+        <w:t>Проведение комплексных испытаний системы на тестовом стенде по утвержденной программе и методике.</w:t>
+      </w:r>
+    </w:p>
+    <w:p>
+      <w:pPr>
+        <w:numPr>
+          <w:ilvl w:val="0"/>
+          <w:numId w:val="35"/>
+        </w:numPr>
+        <w:tabs>
+          <w:tab w:val="left" w:pos="993"/>
+        </w:tabs>
+        <w:ind w:left="0" w:firstLine="709"/>
+        <w:contextualSpacing/>
+        <w:rPr>
+          <w:rFonts w:eastAsia="Aptos" w:cs="Times New Roman"/>
+          <w:kern w:val="2"/>
+          <w:szCs w:val="24"/>
+          <w14:ligatures w14:val="standardContextual"/>
+        </w:rPr>
+      </w:pPr>
+      <w:r>
+        <w:rPr>
+          <w:rFonts w:eastAsia="Aptos" w:cs="Times New Roman"/>
+          <w:kern w:val="2"/>
+          <w:szCs w:val="24"/>
+          <w14:ligatures w14:val="standardContextual"/>
+        </w:rPr>
+        <w:t>Ввод в действие (продолжительность — 0,5 месяц). Развертывание системы на заданной инфраструктуре заказчика, миграция начальных данных, обучение пользователей и работа системы в ограниченном режиме.</w:t>
+      </w:r>
+    </w:p>
+    <w:p>
+      <w:pPr>
+        <w:rPr>
+          <w:rFonts w:eastAsia="Aptos" w:cs="Times New Roman"/>
+          <w:kern w:val="2"/>
+          <w:szCs w:val="24"/>
+          <w14:ligatures w14:val="standardContextual"/>
+        </w:rPr>
+      </w:pPr>
+      <w:r>
+        <w:rPr>
+          <w:rFonts w:eastAsia="Aptos" w:cs="Times New Roman"/>
+          <w:kern w:val="2"/>
+          <w:szCs w:val="24"/>
+          <w14:ligatures w14:val="standardContextual"/>
+        </w:rPr>
+        <w:t>Устранение замечаний по результатам опытной эксплуатации, подписание акта о завершении работ и передача системы в промышленную эксплуатацию.</w:t>
+      </w:r>
+    </w:p>
+    <w:p>
+      <w:pPr>
+        <w:rPr>
+          <w:rFonts w:eastAsia="Aptos" w:cs="Times New Roman"/>
+          <w:kern w:val="2"/>
+          <w:szCs w:val="24"/>
+          <w14:ligatures w14:val="standardContextual"/>
+        </w:rPr>
+      </w:pPr>
+      <w:r>
+        <w:rPr>
+          <w:rFonts w:eastAsia="Aptos" w:cs="Times New Roman"/>
+          <w:kern w:val="2"/>
+          <w:szCs w:val="24"/>
+          <w14:ligatures w14:val="standardContextual"/>
+        </w:rPr>
+        <w:t>Конкретные сроки выполнения стадий и этапов разработки и создания Системы определяются Планом выполнения работ, являющимся неотъемлемой частью Договора на выполнение работ по настоящему Частному техническому заданию. Перечень организаций - исполнителей работ, определение ответственных за проведение этих работ организаций определяются Договором.</w:t>
+      </w:r>
+    </w:p>
+    <w:p>
+      <w:pPr>
+        <w:rPr>
+          <w:rFonts w:eastAsia="Aptos" w:cs="Times New Roman"/>
+          <w:b/>
+          <w:bCs/>
+          <w:kern w:val="2"/>
+          <w:szCs w:val="24"/>
+          <w14:ligatures w14:val="standardContextual"/>
+        </w:rPr>
+      </w:pPr>
+      <w:bookmarkStart w:id="33" w:name="_Toc230982469"/>
+    </w:p>
+    <w:p>
+      <w:pPr>
+        <w:rPr>
+          <w:rFonts w:eastAsia="Aptos" w:cs="Times New Roman"/>
+          <w:b/>
+          <w:bCs/>
+          <w:kern w:val="2"/>
+          <w:szCs w:val="24"/>
+          <w14:ligatures w14:val="standardContextual"/>
+        </w:rPr>
+      </w:pPr>
+      <w:r>
+        <w:rPr>
+          <w:rFonts w:eastAsia="Aptos" w:cs="Times New Roman"/>
+          <w:b/>
+          <w:bCs/>
+          <w:kern w:val="2"/>
+          <w:szCs w:val="24"/>
+          <w14:ligatures w14:val="standardContextual"/>
+        </w:rPr>
+        <w:t>6. Порядок контроля и приёмки системы</w:t>
+      </w:r>
+      <w:bookmarkEnd w:id="33"/>
+    </w:p>
+    <w:p>
+      <w:pPr>
+        <w:rPr>
+          <w:rFonts w:eastAsia="Aptos" w:cs="Times New Roman"/>
+          <w:kern w:val="2"/>
+          <w:szCs w:val="24"/>
+          <w14:ligatures w14:val="standardContextual"/>
+        </w:rPr>
+      </w:pPr>
+      <w:r>
+        <w:rPr>
+          <w:rFonts w:eastAsia="Aptos" w:cs="Times New Roman"/>
+          <w:kern w:val="2"/>
+          <w:szCs w:val="24"/>
+          <w14:ligatures w14:val="standardContextual"/>
+        </w:rPr>
+        <w:t>Система «Гид по странам» проходит следующие обязательные виды испытаний, направленные на всестороннюю проверку её соответствия требованиям настоящего Технического задания:</w:t>
+      </w:r>
+    </w:p>
+    <w:p>
+      <w:pPr>
+        <w:numPr>
+          <w:ilvl w:val="0"/>
+          <w:numId w:val="35"/>
+        </w:numPr>
+        <w:tabs>
+          <w:tab w:val="left" w:pos="993"/>
+        </w:tabs>
+        <w:ind w:left="0" w:firstLine="709"/>
+        <w:contextualSpacing/>
+        <w:jc w:val="left"/>
+        <w:rPr>
+          <w:rFonts w:eastAsia="Aptos" w:cs="Times New Roman"/>
+          <w:kern w:val="2"/>
+          <w:szCs w:val="24"/>
+          <w14:ligatures w14:val="standardContextual"/>
+        </w:rPr>
+      </w:pPr>
+      <w:r>
+        <w:rPr>
+          <w:rFonts w:eastAsia="Aptos" w:cs="Times New Roman"/>
+          <w:kern w:val="2"/>
+          <w:szCs w:val="24"/>
+          <w14:ligatures w14:val="standardContextual"/>
+        </w:rPr>
+        <w:lastRenderedPageBreak/>
+        <w:t>Предварительные (заводские) испытания. Проводятся на стенде Разработчика для проверки работоспособности системы в целом и её компонентов, соответствия проектным решениям и начальным требованиям.</w:t>
+      </w:r>
+    </w:p>
+    <w:p>
+      <w:pPr>
+        <w:numPr>
+          <w:ilvl w:val="0"/>
+          <w:numId w:val="35"/>
+        </w:numPr>
+        <w:tabs>
+          <w:tab w:val="left" w:pos="993"/>
+        </w:tabs>
+        <w:ind w:left="0" w:firstLine="709"/>
+        <w:contextualSpacing/>
+        <w:jc w:val="left"/>
+        <w:rPr>
+          <w:rFonts w:eastAsia="Aptos" w:cs="Times New Roman"/>
+          <w:kern w:val="2"/>
+          <w:szCs w:val="24"/>
+          <w14:ligatures w14:val="standardContextual"/>
+        </w:rPr>
+      </w:pPr>
+      <w:r>
+        <w:rPr>
+          <w:rFonts w:eastAsia="Aptos" w:cs="Times New Roman"/>
+          <w:kern w:val="2"/>
+          <w:szCs w:val="24"/>
+          <w14:ligatures w14:val="standardContextual"/>
+        </w:rPr>
+        <w:t>Опытная эксплуатация. Проводится в реальных рабочих условиях у Заказчика для проверки функционирования системы в штатном режиме, её устойчивости к нагрузкам, а также для обучения и адаптации персонала.</w:t>
+      </w:r>
+    </w:p>
+    <w:p>
+      <w:pPr>
+        <w:numPr>
+          <w:ilvl w:val="0"/>
+          <w:numId w:val="35"/>
+        </w:numPr>
+        <w:tabs>
+          <w:tab w:val="left" w:pos="993"/>
+        </w:tabs>
+        <w:ind w:left="0" w:firstLine="709"/>
+        <w:contextualSpacing/>
+        <w:jc w:val="left"/>
+        <w:rPr>
+          <w:rFonts w:eastAsia="Aptos" w:cs="Times New Roman"/>
+          <w:kern w:val="2"/>
+          <w:szCs w:val="24"/>
+          <w14:ligatures w14:val="standardContextual"/>
+        </w:rPr>
+      </w:pPr>
+      <w:r>
+        <w:rPr>
+          <w:rFonts w:eastAsia="Aptos" w:cs="Times New Roman"/>
+          <w:kern w:val="2"/>
+          <w:szCs w:val="24"/>
+          <w14:ligatures w14:val="standardContextual"/>
+        </w:rPr>
+        <w:t>Приёмочные испытания. Являются финальной проверкой готовности системы к промышленной эксплуатации. Проводятся по результатам успешного завершения опытной эксплуатации.</w:t>
+      </w:r>
+    </w:p>
+    <w:p>
+      <w:pPr>
+        <w:rPr>
+          <w:rFonts w:eastAsia="Aptos" w:cs="Times New Roman"/>
+          <w:kern w:val="2"/>
+          <w:szCs w:val="24"/>
+          <w14:ligatures w14:val="standardContextual"/>
+        </w:rPr>
+      </w:pPr>
+      <w:r>
+        <w:rPr>
+          <w:rFonts w:eastAsia="Aptos" w:cs="Times New Roman"/>
+          <w:kern w:val="2"/>
+          <w:szCs w:val="24"/>
+          <w14:ligatures w14:val="standardContextual"/>
+        </w:rPr>
+        <w:t>Состав, объем и методы каждого вида испытаний определяются отдельными программными документами. «Программа и методика предварительных испытаний» разрабатывается на стадии «Разработка рабочей документации».</w:t>
+      </w:r>
+    </w:p>
+    <w:p>
+      <w:pPr>
+        <w:keepNext/>
+        <w:spacing w:after="200" w:line="240" w:lineRule="auto"/>
+        <w:ind w:firstLine="0"/>
+        <w:rPr>
+          <w:rFonts w:eastAsia="Aptos" w:cs="Times New Roman"/>
+          <w:kern w:val="2"/>
+          <w:szCs w:val="28"/>
+          <w14:ligatures w14:val="standardContextual"/>
+        </w:rPr>
+      </w:pPr>
+      <w:r>
+        <w:rPr>
+          <w:rFonts w:eastAsia="Aptos" w:cs="Times New Roman"/>
+          <w:kern w:val="2"/>
+          <w:szCs w:val="28"/>
+          <w14:ligatures w14:val="standardContextual"/>
+        </w:rPr>
+        <w:t xml:space="preserve">Таблица </w:t>
+      </w:r>
+      <w:r>
+        <w:rPr>
+          <w:rFonts w:eastAsia="Aptos" w:cs="Times New Roman"/>
+          <w:kern w:val="2"/>
+          <w:szCs w:val="28"/>
+          <w14:ligatures w14:val="standardContextual"/>
+        </w:rPr>
+        <w:fldChar w:fldCharType="begin"/>
+      </w:r>
+      <w:r>
+        <w:rPr>
+          <w:rFonts w:eastAsia="Aptos" w:cs="Times New Roman"/>
+          <w:kern w:val="2"/>
+          <w:szCs w:val="28"/>
+          <w14:ligatures w14:val="standardContextual"/>
+        </w:rPr>
+        <w:instrText xml:space="preserve"> SEQ Таблица \* ARABIC </w:instrText>
+      </w:r>
+      <w:r>
+        <w:rPr>
+          <w:rFonts w:eastAsia="Aptos" w:cs="Times New Roman"/>
+          <w:kern w:val="2"/>
+          <w:szCs w:val="28"/>
+          <w14:ligatures w14:val="standardContextual"/>
+        </w:rPr>
+        <w:fldChar w:fldCharType="separate"/>
+      </w:r>
+      <w:r>
+        <w:rPr>
+          <w:rFonts w:eastAsia="Aptos" w:cs="Times New Roman"/>
+          <w:noProof/>
+          <w:kern w:val="2"/>
+          <w:szCs w:val="28"/>
+          <w14:ligatures w14:val="standardContextual"/>
+        </w:rPr>
+        <w:t>2</w:t>
+      </w:r>
+      <w:r>
+        <w:rPr>
+          <w:rFonts w:eastAsia="Aptos" w:cs="Times New Roman"/>
+          <w:kern w:val="2"/>
+          <w:szCs w:val="28"/>
+          <w14:ligatures w14:val="standardContextual"/>
+        </w:rPr>
+        <w:fldChar w:fldCharType="end"/>
+      </w:r>
+      <w:r>
+        <w:rPr>
+          <w:rFonts w:eastAsia="Aptos" w:cs="Times New Roman"/>
+          <w:kern w:val="2"/>
+          <w:szCs w:val="28"/>
+          <w14:ligatures w14:val="standardContextual"/>
+        </w:rPr>
+        <w:t xml:space="preserve"> </w:t>
+      </w:r>
+      <w:r>
+        <w:rPr>
+          <w:rFonts w:eastAsia="Aptos" w:cs="Times New Roman"/>
+          <w:color w:val="0E2841"/>
+          <w:kern w:val="2"/>
+          <w:szCs w:val="28"/>
+          <w14:ligatures w14:val="standardContextual"/>
+        </w:rPr>
+        <w:t>–</w:t>
+      </w:r>
+      <w:r>
+        <w:rPr>
+          <w:rFonts w:eastAsia="Aptos" w:cs="Times New Roman"/>
+          <w:kern w:val="2"/>
+          <w:szCs w:val="28"/>
+          <w14:ligatures w14:val="standardContextual"/>
+        </w:rPr>
+        <w:t xml:space="preserve"> Требования к приемке работ по стадиям</w:t>
+      </w:r>
+    </w:p>
+    <w:tbl>
+      <w:tblPr>
+        <w:tblStyle w:val="25"/>
+        <w:tblW w:w="0" w:type="auto"/>
+        <w:tblLook w:val="04A0" w:firstRow="1" w:lastRow="0" w:firstColumn="1" w:lastColumn="0" w:noHBand="0" w:noVBand="1"/>
+      </w:tblPr>
+      <w:tblGrid>
+        <w:gridCol w:w="2037"/>
+        <w:gridCol w:w="1696"/>
+        <w:gridCol w:w="1733"/>
+        <w:gridCol w:w="2053"/>
+        <w:gridCol w:w="1826"/>
+      </w:tblGrid>
+      <w:tr>
+        <w:tc>
+          <w:tcPr>
+            <w:tcW w:w="1869" w:type="dxa"/>
+          </w:tcPr>
+          <w:p>
+            <w:pPr>
+              <w:spacing w:line="240" w:lineRule="auto"/>
+              <w:ind w:firstLine="0"/>
+              <w:jc w:val="center"/>
+              <w:rPr>
+                <w:rFonts w:eastAsia="Aptos" w:cs="Times New Roman"/>
+                <w:sz w:val="24"/>
+              </w:rPr>
+            </w:pPr>
+            <w:r>
+              <w:rPr>
+                <w:rFonts w:eastAsia="Aptos" w:cs="Times New Roman"/>
+                <w:sz w:val="24"/>
+              </w:rPr>
+              <w:t>Стадия испытания</w:t>
+            </w:r>
+          </w:p>
+        </w:tc>
+        <w:tc>
+          <w:tcPr>
+            <w:tcW w:w="1869" w:type="dxa"/>
+          </w:tcPr>
+          <w:p>
+            <w:pPr>
+              <w:spacing w:line="240" w:lineRule="auto"/>
+              <w:ind w:firstLine="0"/>
+              <w:jc w:val="center"/>
+              <w:rPr>
+                <w:rFonts w:eastAsia="Aptos" w:cs="Times New Roman"/>
+                <w:sz w:val="24"/>
+              </w:rPr>
+            </w:pPr>
+            <w:r>
+              <w:rPr>
+                <w:rFonts w:eastAsia="Aptos" w:cs="Times New Roman"/>
+                <w:sz w:val="24"/>
+              </w:rPr>
+              <w:t>Участники испытания</w:t>
+            </w:r>
+          </w:p>
+        </w:tc>
+        <w:tc>
+          <w:tcPr>
+            <w:tcW w:w="1869" w:type="dxa"/>
+          </w:tcPr>
+          <w:p>
+            <w:pPr>
+              <w:spacing w:line="240" w:lineRule="auto"/>
+              <w:ind w:firstLine="0"/>
+              <w:jc w:val="center"/>
+              <w:rPr>
+                <w:rFonts w:eastAsia="Aptos" w:cs="Times New Roman"/>
+                <w:sz w:val="24"/>
+              </w:rPr>
+            </w:pPr>
+            <w:r>
+              <w:rPr>
+                <w:rFonts w:eastAsia="Aptos" w:cs="Times New Roman"/>
+                <w:sz w:val="24"/>
+              </w:rPr>
+              <w:t>Место и срок проведения</w:t>
+            </w:r>
+          </w:p>
+        </w:tc>
+        <w:tc>
+          <w:tcPr>
+            <w:tcW w:w="1869" w:type="dxa"/>
+          </w:tcPr>
+          <w:p>
+            <w:pPr>
+              <w:spacing w:line="240" w:lineRule="auto"/>
+              <w:ind w:firstLine="0"/>
+              <w:jc w:val="center"/>
+              <w:rPr>
+                <w:rFonts w:eastAsia="Aptos" w:cs="Times New Roman"/>
+                <w:sz w:val="24"/>
+              </w:rPr>
+            </w:pPr>
+            <w:r>
+              <w:rPr>
+                <w:rFonts w:eastAsia="Aptos" w:cs="Times New Roman"/>
+                <w:sz w:val="24"/>
+              </w:rPr>
+              <w:t>Порядок согласования документации</w:t>
+            </w:r>
+          </w:p>
+        </w:tc>
+        <w:tc>
+          <w:tcPr>
+            <w:tcW w:w="1869" w:type="dxa"/>
+          </w:tcPr>
+          <w:p>
+            <w:pPr>
+              <w:spacing w:line="240" w:lineRule="auto"/>
+              <w:ind w:firstLine="0"/>
+              <w:jc w:val="center"/>
+              <w:rPr>
+                <w:rFonts w:eastAsia="Aptos" w:cs="Times New Roman"/>
+                <w:sz w:val="24"/>
+              </w:rPr>
+            </w:pPr>
+            <w:r>
+              <w:rPr>
+                <w:rFonts w:eastAsia="Aptos" w:cs="Times New Roman"/>
+                <w:sz w:val="24"/>
+              </w:rPr>
+              <w:t>Статус приемной комиссии</w:t>
+            </w:r>
+          </w:p>
+        </w:tc>
+      </w:tr>
+      <w:tr>
+        <w:tc>
+          <w:tcPr>
+            <w:tcW w:w="1869" w:type="dxa"/>
+          </w:tcPr>
+          <w:p>
+            <w:pPr>
+              <w:spacing w:line="240" w:lineRule="auto"/>
+              <w:ind w:firstLine="0"/>
+              <w:rPr>
+                <w:rFonts w:eastAsia="Aptos" w:cs="Times New Roman"/>
+                <w:sz w:val="24"/>
+              </w:rPr>
+            </w:pPr>
+            <w:r>
+              <w:rPr>
+                <w:rFonts w:eastAsia="Aptos" w:cs="Times New Roman"/>
+                <w:sz w:val="24"/>
+              </w:rPr>
+              <w:t>Предварительные испытания</w:t>
+            </w:r>
+          </w:p>
+        </w:tc>
+        <w:tc>
+          <w:tcPr>
+            <w:tcW w:w="1869" w:type="dxa"/>
+          </w:tcPr>
+          <w:p>
+            <w:pPr>
+              <w:spacing w:line="240" w:lineRule="auto"/>
+              <w:ind w:firstLine="0"/>
+              <w:rPr>
+                <w:rFonts w:eastAsia="Aptos" w:cs="Times New Roman"/>
+                <w:sz w:val="24"/>
+              </w:rPr>
+            </w:pPr>
+            <w:r>
+              <w:rPr>
+                <w:rFonts w:eastAsia="Aptos" w:cs="Times New Roman"/>
+                <w:sz w:val="24"/>
+              </w:rPr>
+              <w:t>Организации Заказчика и Разработчика</w:t>
+            </w:r>
+          </w:p>
+        </w:tc>
+        <w:tc>
+          <w:tcPr>
+            <w:tcW w:w="1869" w:type="dxa"/>
+          </w:tcPr>
+          <w:p>
+            <w:pPr>
+              <w:spacing w:line="240" w:lineRule="auto"/>
+              <w:ind w:firstLine="0"/>
+              <w:rPr>
+                <w:rFonts w:eastAsia="Aptos" w:cs="Times New Roman"/>
+                <w:sz w:val="24"/>
+              </w:rPr>
+            </w:pPr>
+            <w:r>
+              <w:rPr>
+                <w:rFonts w:eastAsia="Aptos" w:cs="Times New Roman"/>
+                <w:sz w:val="24"/>
+              </w:rPr>
+              <w:t>Стенд Разработчика, с 15.06.2026 по 25.07.2026</w:t>
+            </w:r>
+          </w:p>
+        </w:tc>
+        <w:tc>
+          <w:tcPr>
+            <w:tcW w:w="1869" w:type="dxa"/>
+          </w:tcPr>
+          <w:p>
+            <w:pPr>
+              <w:spacing w:line="240" w:lineRule="auto"/>
+              <w:ind w:firstLine="0"/>
+              <w:rPr>
+                <w:rFonts w:eastAsia="Aptos" w:cs="Times New Roman"/>
+                <w:sz w:val="24"/>
+              </w:rPr>
+            </w:pPr>
+            <w:r>
+              <w:rPr>
+                <w:rFonts w:eastAsia="Aptos" w:cs="Times New Roman"/>
+                <w:sz w:val="24"/>
+              </w:rPr>
+              <w:t>Проведение испытаний по программе. Фиксация результатов и замечаний в протоколе. Устранение разработчиком критических замечаний. Подписание Акта о завершении предварительных испытаний и готовности к передаче на площадку заказчика.</w:t>
+            </w:r>
+          </w:p>
+        </w:tc>
+        <w:tc>
+          <w:tcPr>
+            <w:tcW w:w="1869" w:type="dxa"/>
+          </w:tcPr>
+          <w:p>
+            <w:pPr>
+              <w:spacing w:line="240" w:lineRule="auto"/>
+              <w:ind w:firstLine="0"/>
+              <w:rPr>
+                <w:rFonts w:eastAsia="Aptos" w:cs="Times New Roman"/>
+                <w:sz w:val="24"/>
+              </w:rPr>
+            </w:pPr>
+            <w:r>
+              <w:rPr>
+                <w:rFonts w:eastAsia="Aptos" w:cs="Times New Roman"/>
+                <w:sz w:val="24"/>
+              </w:rPr>
+              <w:t>Совместная рабочая группа</w:t>
+            </w:r>
+          </w:p>
+        </w:tc>
+      </w:tr>
+      <w:tr>
+        <w:tc>
+          <w:tcPr>
+            <w:tcW w:w="1869" w:type="dxa"/>
+          </w:tcPr>
+          <w:p>
+            <w:pPr>
+              <w:spacing w:line="240" w:lineRule="auto"/>
+              <w:ind w:firstLine="0"/>
+              <w:rPr>
+                <w:rFonts w:eastAsia="Aptos" w:cs="Times New Roman"/>
+                <w:sz w:val="24"/>
+              </w:rPr>
+            </w:pPr>
+            <w:r>
+              <w:rPr>
+                <w:rFonts w:eastAsia="Aptos" w:cs="Times New Roman"/>
+                <w:sz w:val="24"/>
+              </w:rPr>
+              <w:t>Опытная эксплуатация</w:t>
+            </w:r>
+          </w:p>
+        </w:tc>
+        <w:tc>
+          <w:tcPr>
+            <w:tcW w:w="1869" w:type="dxa"/>
+          </w:tcPr>
+          <w:p>
+            <w:pPr>
+              <w:spacing w:line="240" w:lineRule="auto"/>
+              <w:ind w:firstLine="0"/>
+              <w:rPr>
+                <w:rFonts w:eastAsia="Aptos" w:cs="Times New Roman"/>
+                <w:sz w:val="24"/>
+              </w:rPr>
+            </w:pPr>
+            <w:r>
+              <w:rPr>
+                <w:rFonts w:eastAsia="Aptos" w:cs="Times New Roman"/>
+                <w:sz w:val="24"/>
+              </w:rPr>
+              <w:t>Организации Заказчика и Разработчика</w:t>
+            </w:r>
+          </w:p>
+        </w:tc>
+        <w:tc>
+          <w:tcPr>
+            <w:tcW w:w="1869" w:type="dxa"/>
+          </w:tcPr>
+          <w:p>
+            <w:pPr>
+              <w:spacing w:line="240" w:lineRule="auto"/>
+              <w:ind w:firstLine="0"/>
+              <w:rPr>
+                <w:rFonts w:eastAsia="Aptos" w:cs="Times New Roman"/>
+                <w:sz w:val="24"/>
+              </w:rPr>
+            </w:pPr>
+            <w:r>
+              <w:rPr>
+                <w:rFonts w:eastAsia="Aptos" w:cs="Times New Roman"/>
+                <w:sz w:val="24"/>
+              </w:rPr>
+              <w:t>На территории Заказчика, с 26.07.2026 по 14.08.2026</w:t>
+            </w:r>
+          </w:p>
+        </w:tc>
+        <w:tc>
+          <w:tcPr>
+            <w:tcW w:w="1869" w:type="dxa"/>
+          </w:tcPr>
+          <w:p>
+            <w:pPr>
+              <w:spacing w:line="240" w:lineRule="auto"/>
+              <w:ind w:firstLine="0"/>
+              <w:rPr>
+                <w:rFonts w:eastAsia="Aptos" w:cs="Times New Roman"/>
+                <w:sz w:val="24"/>
+              </w:rPr>
+            </w:pPr>
+            <w:r>
+              <w:rPr>
+                <w:rFonts w:eastAsia="Aptos" w:cs="Times New Roman"/>
+                <w:sz w:val="24"/>
+              </w:rPr>
+              <w:t xml:space="preserve">Эксплуатация системы ограниченным кругом </w:t>
+            </w:r>
+            <w:r>
+              <w:rPr>
+                <w:rFonts w:eastAsia="Aptos" w:cs="Times New Roman"/>
+                <w:sz w:val="24"/>
+              </w:rPr>
+              <w:lastRenderedPageBreak/>
+              <w:t>пользователей. Ведение журнала инцидентов. Устранение выявленных несложных недостатков на базе заказчика. Подписание Акта об успешном завершении опытной эксплуатации.</w:t>
+            </w:r>
+          </w:p>
+        </w:tc>
+        <w:tc>
+          <w:tcPr>
+            <w:tcW w:w="1869" w:type="dxa"/>
+          </w:tcPr>
+          <w:p>
+            <w:pPr>
+              <w:spacing w:line="240" w:lineRule="auto"/>
+              <w:ind w:firstLine="0"/>
+              <w:rPr>
+                <w:rFonts w:eastAsia="Aptos" w:cs="Times New Roman"/>
+                <w:sz w:val="24"/>
+              </w:rPr>
+            </w:pPr>
+            <w:r>
+              <w:rPr>
+                <w:rFonts w:eastAsia="Aptos" w:cs="Times New Roman"/>
+                <w:sz w:val="24"/>
+              </w:rPr>
+              <w:lastRenderedPageBreak/>
+              <w:t>Группа сопровождения и тестирования</w:t>
+            </w:r>
+          </w:p>
+        </w:tc>
+      </w:tr>
+      <w:tr>
+        <w:tc>
+          <w:tcPr>
+            <w:tcW w:w="1869" w:type="dxa"/>
+          </w:tcPr>
+          <w:p>
+            <w:pPr>
+              <w:spacing w:line="240" w:lineRule="auto"/>
+              <w:ind w:firstLine="0"/>
+              <w:rPr>
+                <w:rFonts w:eastAsia="Aptos" w:cs="Times New Roman"/>
+                <w:sz w:val="24"/>
+              </w:rPr>
+            </w:pPr>
+            <w:r>
+              <w:rPr>
+                <w:rFonts w:eastAsia="Aptos" w:cs="Times New Roman"/>
+                <w:sz w:val="24"/>
+              </w:rPr>
+              <w:t>Приемочные испытания</w:t>
+            </w:r>
+          </w:p>
+        </w:tc>
+        <w:tc>
+          <w:tcPr>
+            <w:tcW w:w="1869" w:type="dxa"/>
+          </w:tcPr>
+          <w:p>
+            <w:pPr>
+              <w:spacing w:line="240" w:lineRule="auto"/>
+              <w:ind w:firstLine="0"/>
+              <w:rPr>
+                <w:rFonts w:eastAsia="Aptos" w:cs="Times New Roman"/>
+                <w:sz w:val="24"/>
+              </w:rPr>
+            </w:pPr>
+            <w:r>
+              <w:rPr>
+                <w:rFonts w:eastAsia="Aptos" w:cs="Times New Roman"/>
+                <w:sz w:val="24"/>
+              </w:rPr>
+              <w:t>Организации Заказчика и Разработчика</w:t>
+            </w:r>
+          </w:p>
+        </w:tc>
+        <w:tc>
+          <w:tcPr>
+            <w:tcW w:w="1869" w:type="dxa"/>
+          </w:tcPr>
+          <w:p>
+            <w:pPr>
+              <w:spacing w:line="240" w:lineRule="auto"/>
+              <w:ind w:firstLine="0"/>
+              <w:rPr>
+                <w:rFonts w:eastAsia="Aptos" w:cs="Times New Roman"/>
+                <w:sz w:val="24"/>
+              </w:rPr>
+            </w:pPr>
+            <w:r>
+              <w:rPr>
+                <w:rFonts w:eastAsia="Aptos" w:cs="Times New Roman"/>
+                <w:sz w:val="24"/>
+              </w:rPr>
+              <w:t>На территории Заказчика, с 15.08.2026 по 30.08.2026</w:t>
+            </w:r>
+          </w:p>
+        </w:tc>
+        <w:tc>
+          <w:tcPr>
+            <w:tcW w:w="1869" w:type="dxa"/>
+          </w:tcPr>
+          <w:p>
+            <w:pPr>
+              <w:spacing w:line="240" w:lineRule="auto"/>
+              <w:ind w:firstLine="0"/>
+              <w:rPr>
+                <w:rFonts w:eastAsia="Aptos" w:cs="Times New Roman"/>
+                <w:sz w:val="24"/>
+              </w:rPr>
+            </w:pPr>
+            <w:r>
+              <w:rPr>
+                <w:rFonts w:eastAsia="Aptos" w:cs="Times New Roman"/>
+                <w:sz w:val="24"/>
+              </w:rPr>
+              <w:t>Проведение итоговых испытаний. Проверка устранения всех замечаний. Подписание Акта о приёмосдаточных испытаниях и Акта о вводе АИС «ГПС» в промышленную эксплуатацию. Оформление итогового Акта завершения работ.</w:t>
+            </w:r>
+          </w:p>
+        </w:tc>
+        <w:tc>
+          <w:tcPr>
+            <w:tcW w:w="1869" w:type="dxa"/>
+          </w:tcPr>
+          <w:p>
+            <w:pPr>
+              <w:spacing w:line="240" w:lineRule="auto"/>
+              <w:ind w:firstLine="0"/>
+              <w:rPr>
+                <w:rFonts w:eastAsia="Aptos" w:cs="Times New Roman"/>
+                <w:sz w:val="24"/>
+              </w:rPr>
+            </w:pPr>
+            <w:r>
+              <w:rPr>
+                <w:rFonts w:eastAsia="Aptos" w:cs="Times New Roman"/>
+                <w:sz w:val="24"/>
+              </w:rPr>
+              <w:t>Приёмочная комиссия, создаваемая приказом Генерального директора Заказчика</w:t>
+            </w:r>
+          </w:p>
+        </w:tc>
+      </w:tr>
+    </w:tbl>
+    <w:p>
+      <w:pPr>
+        <w:spacing w:line="240" w:lineRule="auto"/>
+        <w:ind w:firstLine="0"/>
+        <w:rPr>
+          <w:rFonts w:eastAsia="Aptos" w:cs="Times New Roman"/>
+          <w:kern w:val="2"/>
+          <w:szCs w:val="24"/>
+          <w14:ligatures w14:val="standardContextual"/>
+        </w:rPr>
+      </w:pPr>
+    </w:p>
+    <w:p>
+      <w:pPr>
+        <w:rPr>
+          <w:rFonts w:eastAsia="Aptos" w:cs="Times New Roman"/>
+          <w:b/>
+          <w:bCs/>
+          <w:kern w:val="2"/>
+          <w:szCs w:val="24"/>
+          <w14:ligatures w14:val="standardContextual"/>
+        </w:rPr>
+      </w:pPr>
+      <w:r>
+        <w:rPr>
+          <w:rFonts w:eastAsia="Aptos" w:cs="Times New Roman"/>
+          <w:b/>
+          <w:bCs/>
+          <w:kern w:val="2"/>
+          <w:szCs w:val="24"/>
+          <w14:ligatures w14:val="standardContextual"/>
+        </w:rPr>
+        <w:t>7. Требования к составу и содержанию работ по подготовке объекта автоматизации к вводу системы в действие</w:t>
+      </w:r>
+    </w:p>
+    <w:p>
+      <w:pPr>
+        <w:rPr>
+          <w:rFonts w:eastAsia="Aptos" w:cs="Times New Roman"/>
+          <w:kern w:val="2"/>
+          <w:szCs w:val="24"/>
+          <w14:ligatures w14:val="standardContextual"/>
+        </w:rPr>
+      </w:pPr>
+      <w:r>
+        <w:rPr>
+          <w:rFonts w:eastAsia="Aptos" w:cs="Times New Roman"/>
+          <w:kern w:val="2"/>
+          <w:szCs w:val="24"/>
+          <w14:ligatures w14:val="standardContextual"/>
+        </w:rPr>
+        <w:t>Для успешного ввода информационной системы «ГПС» в промышленную эксплуатацию заказчик обязуется выполнить комплекс технических и организационных мероприятий. Основной задачей является создание условий, при которых функционирование системы будет полностью соответствовать требованиям настоящего ТЗ.</w:t>
+      </w:r>
+    </w:p>
+    <w:p>
+      <w:pPr>
+        <w:rPr>
+          <w:rFonts w:eastAsia="Aptos" w:cs="Times New Roman"/>
+          <w:kern w:val="2"/>
+          <w:szCs w:val="24"/>
+          <w14:ligatures w14:val="standardContextual"/>
+        </w:rPr>
+      </w:pPr>
+      <w:r>
+        <w:rPr>
+          <w:rFonts w:eastAsia="Aptos" w:cs="Times New Roman"/>
+          <w:kern w:val="2"/>
+          <w:szCs w:val="24"/>
+          <w14:ligatures w14:val="standardContextual"/>
+        </w:rPr>
+        <w:t>Для обеспечения корректной интеграции АИС «ГПС» с внешними сервисами, Заказчик обязуется до начала этапа «Разработка рабочей документации. Адаптация программ» решить следующие организационные вопросы:</w:t>
+      </w:r>
+    </w:p>
+    <w:p>
+      <w:pPr>
+        <w:numPr>
+          <w:ilvl w:val="0"/>
+          <w:numId w:val="34"/>
+        </w:numPr>
+        <w:tabs>
+          <w:tab w:val="left" w:pos="993"/>
+        </w:tabs>
+        <w:ind w:left="0" w:firstLine="709"/>
+        <w:contextualSpacing/>
+        <w:jc w:val="left"/>
+        <w:rPr>
+          <w:rFonts w:eastAsia="Aptos" w:cs="Times New Roman"/>
+          <w:kern w:val="2"/>
+          <w:szCs w:val="24"/>
+          <w14:ligatures w14:val="standardContextual"/>
+        </w:rPr>
+      </w:pPr>
+      <w:r>
+        <w:rPr>
+          <w:rFonts w:eastAsia="Aptos" w:cs="Times New Roman"/>
+          <w:kern w:val="2"/>
+          <w:szCs w:val="24"/>
+          <w14:ligatures w14:val="standardContextual"/>
+        </w:rPr>
+        <w:lastRenderedPageBreak/>
+        <w:t>Организация доступа к API внешних сервисов-партнеров.</w:t>
+      </w:r>
+    </w:p>
+    <w:p>
+      <w:pPr>
+        <w:numPr>
+          <w:ilvl w:val="0"/>
+          <w:numId w:val="34"/>
+        </w:numPr>
+        <w:tabs>
+          <w:tab w:val="left" w:pos="993"/>
+        </w:tabs>
+        <w:ind w:left="0" w:firstLine="709"/>
+        <w:contextualSpacing/>
+        <w:jc w:val="left"/>
+        <w:rPr>
+          <w:rFonts w:eastAsia="Aptos" w:cs="Times New Roman"/>
+          <w:kern w:val="2"/>
+          <w:szCs w:val="24"/>
+          <w14:ligatures w14:val="standardContextual"/>
+        </w:rPr>
+      </w:pPr>
+      <w:r>
+        <w:rPr>
+          <w:rFonts w:eastAsia="Aptos" w:cs="Times New Roman"/>
+          <w:kern w:val="2"/>
+          <w:szCs w:val="24"/>
+          <w14:ligatures w14:val="standardContextual"/>
+        </w:rPr>
+        <w:t>Установление регламентов коммуникации. Определить порядок и сроки заблаговременного информирования разработчика об планируемых изменениях в API или функционале интегрируемых внешних сервисов, которые могут повлиять на работу системы.</w:t>
+      </w:r>
+    </w:p>
+    <w:p>
+      <w:pPr>
+        <w:numPr>
+          <w:ilvl w:val="0"/>
+          <w:numId w:val="34"/>
+        </w:numPr>
+        <w:tabs>
+          <w:tab w:val="left" w:pos="993"/>
+        </w:tabs>
+        <w:ind w:left="0" w:firstLine="709"/>
+        <w:contextualSpacing/>
+        <w:jc w:val="left"/>
+        <w:rPr>
+          <w:rFonts w:eastAsia="Aptos" w:cs="Times New Roman"/>
+          <w:kern w:val="2"/>
+          <w:szCs w:val="24"/>
+          <w14:ligatures w14:val="standardContextual"/>
+        </w:rPr>
+      </w:pPr>
+      <w:r>
+        <w:rPr>
+          <w:rFonts w:eastAsia="Aptos" w:cs="Times New Roman"/>
+          <w:kern w:val="2"/>
+          <w:szCs w:val="24"/>
+          <w14:ligatures w14:val="standardContextual"/>
+        </w:rPr>
+        <w:t>Назначение ответственных лиц. Выделить со своей стороны ответственного специалиста для оперативного согласования технических вопросов, предоставления необходимых данных и подтверждения этапов интеграции с внешними системами.</w:t>
+      </w:r>
+    </w:p>
+    <w:p>
+      <w:pPr>
+        <w:tabs>
+          <w:tab w:val="left" w:pos="993"/>
+        </w:tabs>
+        <w:contextualSpacing/>
+        <w:rPr>
+          <w:rFonts w:eastAsia="Aptos" w:cs="Times New Roman"/>
+          <w:kern w:val="2"/>
+          <w:szCs w:val="24"/>
+          <w14:ligatures w14:val="standardContextual"/>
+        </w:rPr>
+      </w:pPr>
+      <w:r>
+        <w:rPr>
+          <w:rFonts w:eastAsia="Aptos" w:cs="Times New Roman"/>
+          <w:kern w:val="2"/>
+          <w:szCs w:val="24"/>
+          <w14:ligatures w14:val="standardContextual"/>
+        </w:rPr>
+        <w:t>Для организации информационного обеспечения системы должен быть разработан и утвержден регламент подготовки и публикации данных из систем-источников.</w:t>
+      </w:r>
+    </w:p>
+    <w:p>
+      <w:pPr>
+        <w:tabs>
+          <w:tab w:val="left" w:pos="993"/>
+        </w:tabs>
+        <w:contextualSpacing/>
+        <w:rPr>
+          <w:rFonts w:eastAsia="Aptos" w:cs="Times New Roman"/>
+          <w:kern w:val="2"/>
+          <w:szCs w:val="24"/>
+          <w14:ligatures w14:val="standardContextual"/>
+        </w:rPr>
+      </w:pPr>
+      <w:r>
+        <w:rPr>
+          <w:rFonts w:eastAsia="Aptos" w:cs="Times New Roman"/>
+          <w:kern w:val="2"/>
+          <w:szCs w:val="24"/>
+          <w14:ligatures w14:val="standardContextual"/>
+        </w:rPr>
+        <w:t>Перечень регламентов может быть изменен на стадии «Разработка рабочей документации. Адаптация программ».</w:t>
+      </w:r>
+    </w:p>
+    <w:p>
+      <w:pPr>
+        <w:rPr>
+          <w:rFonts w:eastAsia="Aptos" w:cs="Times New Roman"/>
+          <w:b/>
+          <w:bCs/>
+          <w:kern w:val="2"/>
+          <w:szCs w:val="24"/>
+          <w14:ligatures w14:val="standardContextual"/>
+        </w:rPr>
+      </w:pPr>
+      <w:bookmarkStart w:id="34" w:name="_Toc229767180"/>
+      <w:bookmarkStart w:id="35" w:name="_Toc230982470"/>
+    </w:p>
+    <w:p>
+      <w:pPr>
+        <w:rPr>
+          <w:rFonts w:eastAsia="Aptos" w:cs="Times New Roman"/>
+          <w:b/>
+          <w:bCs/>
+          <w:kern w:val="2"/>
+          <w:szCs w:val="24"/>
+          <w14:ligatures w14:val="standardContextual"/>
+        </w:rPr>
+      </w:pPr>
+      <w:r>
+        <w:rPr>
+          <w:rFonts w:eastAsia="Aptos" w:cs="Times New Roman"/>
+          <w:b/>
+          <w:bCs/>
+          <w:kern w:val="2"/>
+          <w:szCs w:val="24"/>
+          <w14:ligatures w14:val="standardContextual"/>
+        </w:rPr>
+        <w:t>8. Требования к документированию</w:t>
+      </w:r>
+      <w:bookmarkEnd w:id="34"/>
+      <w:bookmarkEnd w:id="35"/>
+    </w:p>
+    <w:p>
+      <w:pPr>
+        <w:rPr>
+          <w:rFonts w:eastAsia="Aptos" w:cs="Times New Roman"/>
+          <w:kern w:val="2"/>
+          <w:szCs w:val="24"/>
+          <w14:ligatures w14:val="standardContextual"/>
+        </w:rPr>
+      </w:pPr>
+      <w:r>
+        <w:rPr>
+          <w:rFonts w:eastAsia="Aptos" w:cs="Times New Roman"/>
+          <w:kern w:val="2"/>
+          <w:szCs w:val="24"/>
+          <w14:ligatures w14:val="standardContextual"/>
+        </w:rPr>
+        <w:t>В рамках проекта должны быть разработаны, согласованы и переданы Заказчику следующие комплекты документов в соответствии с требованиями ГОСТ 34.201-89 «Виды, комплектность и обозначения документов при создании автоматизированных систем», а также стандартов серии ЕСКД и ЕСПД.</w:t>
+      </w:r>
+    </w:p>
+    <w:p>
+      <w:pPr>
+        <w:keepNext/>
+        <w:spacing w:after="200" w:line="240" w:lineRule="auto"/>
+        <w:ind w:firstLine="0"/>
+        <w:rPr>
+          <w:rFonts w:eastAsia="Aptos" w:cs="Times New Roman"/>
+          <w:kern w:val="2"/>
+          <w:szCs w:val="28"/>
+          <w14:ligatures w14:val="standardContextual"/>
+        </w:rPr>
+      </w:pPr>
+      <w:r>
+        <w:rPr>
+          <w:rFonts w:eastAsia="Aptos" w:cs="Times New Roman"/>
+          <w:kern w:val="2"/>
+          <w:szCs w:val="28"/>
+          <w14:ligatures w14:val="standardContextual"/>
+        </w:rPr>
+        <w:t xml:space="preserve">Таблица </w:t>
+      </w:r>
+      <w:r>
+        <w:rPr>
+          <w:rFonts w:eastAsia="Aptos" w:cs="Times New Roman"/>
+          <w:kern w:val="2"/>
+          <w:szCs w:val="28"/>
+          <w14:ligatures w14:val="standardContextual"/>
+        </w:rPr>
+        <w:fldChar w:fldCharType="begin"/>
+      </w:r>
+      <w:r>
+        <w:rPr>
+          <w:rFonts w:eastAsia="Aptos" w:cs="Times New Roman"/>
+          <w:kern w:val="2"/>
+          <w:szCs w:val="28"/>
+          <w14:ligatures w14:val="standardContextual"/>
+        </w:rPr>
+        <w:instrText xml:space="preserve"> SEQ Таблица \* ARABIC </w:instrText>
+      </w:r>
+      <w:r>
+        <w:rPr>
+          <w:rFonts w:eastAsia="Aptos" w:cs="Times New Roman"/>
+          <w:kern w:val="2"/>
+          <w:szCs w:val="28"/>
+          <w14:ligatures w14:val="standardContextual"/>
+        </w:rPr>
+        <w:fldChar w:fldCharType="separate"/>
+      </w:r>
+      <w:r>
+        <w:rPr>
+          <w:rFonts w:eastAsia="Aptos" w:cs="Times New Roman"/>
+          <w:noProof/>
+          <w:kern w:val="2"/>
+          <w:szCs w:val="28"/>
+          <w14:ligatures w14:val="standardContextual"/>
+        </w:rPr>
+        <w:t>3</w:t>
+      </w:r>
+      <w:r>
+        <w:rPr>
+          <w:rFonts w:eastAsia="Aptos" w:cs="Times New Roman"/>
+          <w:kern w:val="2"/>
+          <w:szCs w:val="28"/>
+          <w14:ligatures w14:val="standardContextual"/>
+        </w:rPr>
+        <w:fldChar w:fldCharType="end"/>
+      </w:r>
+      <w:r>
+        <w:rPr>
+          <w:rFonts w:eastAsia="Aptos" w:cs="Times New Roman"/>
+          <w:kern w:val="2"/>
+          <w:szCs w:val="28"/>
+          <w14:ligatures w14:val="standardContextual"/>
+        </w:rPr>
+        <w:t>. Обязательная документация на этапах проекта</w:t>
+      </w:r>
+    </w:p>
+    <w:tbl>
+      <w:tblPr>
+        <w:tblStyle w:val="25"/>
+        <w:tblW w:w="0" w:type="auto"/>
+        <w:tblLook w:val="04A0" w:firstRow="1" w:lastRow="0" w:firstColumn="1" w:lastColumn="0" w:noHBand="0" w:noVBand="1"/>
+      </w:tblPr>
+      <w:tblGrid>
+        <w:gridCol w:w="2689"/>
+        <w:gridCol w:w="6656"/>
+      </w:tblGrid>
+      <w:tr>
+        <w:tc>
+          <w:tcPr>
+            <w:tcW w:w="2689" w:type="dxa"/>
+          </w:tcPr>
+          <w:p>
+            <w:pPr>
+              <w:spacing w:line="240" w:lineRule="auto"/>
+              <w:ind w:firstLine="0"/>
+              <w:jc w:val="center"/>
+              <w:rPr>
+                <w:rFonts w:eastAsia="Aptos" w:cs="Times New Roman"/>
+                <w:sz w:val="24"/>
+              </w:rPr>
+            </w:pPr>
+            <w:r>
+              <w:rPr>
+                <w:rFonts w:eastAsia="Aptos" w:cs="Times New Roman"/>
+                <w:sz w:val="24"/>
+                <w:shd w:val="clear" w:color="auto" w:fill="FFFFFF"/>
+              </w:rPr>
+              <w:t>Этап</w:t>
+            </w:r>
+          </w:p>
+        </w:tc>
+        <w:tc>
+          <w:tcPr>
+            <w:tcW w:w="6656" w:type="dxa"/>
+          </w:tcPr>
+          <w:p>
+            <w:pPr>
+              <w:spacing w:line="240" w:lineRule="auto"/>
+              <w:ind w:firstLine="0"/>
+              <w:jc w:val="center"/>
+              <w:rPr>
+                <w:rFonts w:eastAsia="Aptos" w:cs="Times New Roman"/>
+                <w:sz w:val="24"/>
+              </w:rPr>
+            </w:pPr>
+            <w:r>
+              <w:rPr>
+                <w:rFonts w:eastAsia="Aptos" w:cs="Times New Roman"/>
+                <w:sz w:val="24"/>
+              </w:rPr>
+              <w:t>Документ</w:t>
+            </w:r>
+          </w:p>
+        </w:tc>
+      </w:tr>
+      <w:tr>
+        <w:tc>
+          <w:tcPr>
+            <w:tcW w:w="2689" w:type="dxa"/>
+            <w:vMerge w:val="restart"/>
+          </w:tcPr>
+          <w:p>
+            <w:pPr>
+              <w:spacing w:line="240" w:lineRule="auto"/>
+              <w:ind w:firstLine="0"/>
+              <w:rPr>
+                <w:rFonts w:eastAsia="Aptos" w:cs="Times New Roman"/>
+                <w:sz w:val="24"/>
+              </w:rPr>
+            </w:pPr>
+            <w:r>
+              <w:rPr>
+                <w:rFonts w:eastAsia="Aptos" w:cs="Times New Roman"/>
+                <w:sz w:val="24"/>
+              </w:rPr>
+              <w:t>Проектирование</w:t>
+            </w:r>
+          </w:p>
+        </w:tc>
+        <w:tc>
+          <w:tcPr>
+            <w:tcW w:w="6656" w:type="dxa"/>
+          </w:tcPr>
+          <w:p>
+            <w:pPr>
+              <w:spacing w:line="240" w:lineRule="auto"/>
+              <w:ind w:firstLine="0"/>
+              <w:rPr>
+                <w:rFonts w:eastAsia="Aptos" w:cs="Times New Roman"/>
+                <w:sz w:val="24"/>
+              </w:rPr>
+            </w:pPr>
+            <w:r>
+              <w:rPr>
+                <w:rFonts w:eastAsia="Aptos" w:cs="Times New Roman"/>
+                <w:sz w:val="24"/>
+              </w:rPr>
+              <w:t>Ведомость и пояснительная записка к эскизному проекту</w:t>
+            </w:r>
+          </w:p>
+        </w:tc>
+      </w:tr>
+      <w:tr>
+        <w:tc>
+          <w:tcPr>
+            <w:tcW w:w="2689" w:type="dxa"/>
+            <w:vMerge/>
+          </w:tcPr>
+          <w:p>
+            <w:pPr>
+              <w:spacing w:line="240" w:lineRule="auto"/>
+              <w:ind w:firstLine="0"/>
+              <w:rPr>
+                <w:rFonts w:eastAsia="Aptos" w:cs="Times New Roman"/>
+                <w:sz w:val="24"/>
+              </w:rPr>
+            </w:pPr>
+          </w:p>
+        </w:tc>
+        <w:tc>
+          <w:tcPr>
+            <w:tcW w:w="6656" w:type="dxa"/>
+          </w:tcPr>
+          <w:p>
+            <w:pPr>
+              <w:spacing w:line="240" w:lineRule="auto"/>
+              <w:ind w:firstLine="0"/>
+              <w:rPr>
+                <w:rFonts w:eastAsia="Aptos" w:cs="Times New Roman"/>
+                <w:sz w:val="24"/>
+              </w:rPr>
+            </w:pPr>
+            <w:r>
+              <w:rPr>
+                <w:rFonts w:eastAsia="Aptos" w:cs="Times New Roman"/>
+                <w:sz w:val="24"/>
+              </w:rPr>
+              <w:t>Ведомость и пояснительная записка к техническому проекту</w:t>
+            </w:r>
+          </w:p>
+        </w:tc>
+      </w:tr>
+      <w:tr>
+        <w:tc>
+          <w:tcPr>
+            <w:tcW w:w="2689" w:type="dxa"/>
+            <w:vMerge/>
+          </w:tcPr>
+          <w:p>
+            <w:pPr>
+              <w:spacing w:line="240" w:lineRule="auto"/>
+              <w:ind w:firstLine="0"/>
+              <w:rPr>
+                <w:rFonts w:eastAsia="Aptos" w:cs="Times New Roman"/>
+                <w:sz w:val="24"/>
+              </w:rPr>
+            </w:pPr>
+          </w:p>
+        </w:tc>
+        <w:tc>
+          <w:tcPr>
+            <w:tcW w:w="6656" w:type="dxa"/>
+          </w:tcPr>
+          <w:p>
+            <w:pPr>
+              <w:spacing w:line="240" w:lineRule="auto"/>
+              <w:ind w:firstLine="0"/>
+              <w:rPr>
+                <w:rFonts w:eastAsia="Aptos" w:cs="Times New Roman"/>
+                <w:sz w:val="24"/>
+              </w:rPr>
+            </w:pPr>
+            <w:r>
+              <w:rPr>
+                <w:rFonts w:eastAsia="Aptos" w:cs="Times New Roman"/>
+                <w:sz w:val="24"/>
+              </w:rPr>
+              <w:t>Схема организационной и функциональной структуры системы</w:t>
+            </w:r>
+          </w:p>
+        </w:tc>
+      </w:tr>
+      <w:tr>
+        <w:tc>
+          <w:tcPr>
+            <w:tcW w:w="2689" w:type="dxa"/>
+            <w:vMerge w:val="restart"/>
+          </w:tcPr>
+          <w:p>
+            <w:pPr>
+              <w:spacing w:line="240" w:lineRule="auto"/>
+              <w:ind w:firstLine="0"/>
+              <w:rPr>
+                <w:rFonts w:eastAsia="Aptos" w:cs="Times New Roman"/>
+                <w:sz w:val="24"/>
+              </w:rPr>
+            </w:pPr>
+            <w:r>
+              <w:rPr>
+                <w:rFonts w:eastAsia="Aptos" w:cs="Times New Roman"/>
+                <w:sz w:val="24"/>
+              </w:rPr>
+              <w:t>Разработка</w:t>
+            </w:r>
+          </w:p>
+        </w:tc>
+        <w:tc>
+          <w:tcPr>
+            <w:tcW w:w="6656" w:type="dxa"/>
+          </w:tcPr>
+          <w:p>
+            <w:pPr>
+              <w:spacing w:line="240" w:lineRule="auto"/>
+              <w:ind w:firstLine="0"/>
+              <w:rPr>
+                <w:rFonts w:eastAsia="Aptos" w:cs="Times New Roman"/>
+                <w:sz w:val="24"/>
+              </w:rPr>
+            </w:pPr>
+            <w:r>
+              <w:rPr>
+                <w:rFonts w:eastAsia="Aptos" w:cs="Times New Roman"/>
+                <w:sz w:val="24"/>
+              </w:rPr>
+              <w:t>Ведомость эксплуатационных документов</w:t>
+            </w:r>
+          </w:p>
+        </w:tc>
+      </w:tr>
+      <w:tr>
+        <w:tc>
+          <w:tcPr>
+            <w:tcW w:w="2689" w:type="dxa"/>
+            <w:vMerge/>
+          </w:tcPr>
+          <w:p>
+            <w:pPr>
+              <w:spacing w:line="240" w:lineRule="auto"/>
+              <w:ind w:firstLine="0"/>
+              <w:rPr>
+                <w:rFonts w:eastAsia="Aptos" w:cs="Times New Roman"/>
+                <w:sz w:val="24"/>
+              </w:rPr>
+            </w:pPr>
+          </w:p>
+        </w:tc>
+        <w:tc>
+          <w:tcPr>
+            <w:tcW w:w="6656" w:type="dxa"/>
+          </w:tcPr>
+          <w:p>
+            <w:pPr>
+              <w:spacing w:line="240" w:lineRule="auto"/>
+              <w:ind w:firstLine="0"/>
+              <w:rPr>
+                <w:rFonts w:eastAsia="Aptos" w:cs="Times New Roman"/>
+                <w:sz w:val="24"/>
+              </w:rPr>
+            </w:pPr>
+            <w:r>
+              <w:rPr>
+                <w:rFonts w:eastAsia="Aptos" w:cs="Times New Roman"/>
+                <w:sz w:val="24"/>
+              </w:rPr>
+              <w:t>Общее описание системы (для всех ролей пользователей)</w:t>
+            </w:r>
+          </w:p>
+        </w:tc>
+      </w:tr>
+      <w:tr>
+        <w:tc>
+          <w:tcPr>
+            <w:tcW w:w="2689" w:type="dxa"/>
+            <w:vMerge/>
+          </w:tcPr>
+          <w:p>
+            <w:pPr>
+              <w:spacing w:line="240" w:lineRule="auto"/>
+              <w:ind w:firstLine="0"/>
+              <w:rPr>
+                <w:rFonts w:eastAsia="Aptos" w:cs="Times New Roman"/>
+                <w:sz w:val="24"/>
+              </w:rPr>
+            </w:pPr>
+          </w:p>
+        </w:tc>
+        <w:tc>
+          <w:tcPr>
+            <w:tcW w:w="6656" w:type="dxa"/>
+          </w:tcPr>
+          <w:p>
+            <w:pPr>
+              <w:spacing w:line="240" w:lineRule="auto"/>
+              <w:ind w:firstLine="0"/>
+              <w:rPr>
+                <w:rFonts w:eastAsia="Aptos" w:cs="Times New Roman"/>
+                <w:sz w:val="24"/>
+              </w:rPr>
+            </w:pPr>
+            <w:r>
+              <w:rPr>
+                <w:rFonts w:eastAsia="Aptos" w:cs="Times New Roman"/>
+                <w:sz w:val="24"/>
+              </w:rPr>
+              <w:t>Руководство для системного администратора</w:t>
+            </w:r>
+          </w:p>
+        </w:tc>
+      </w:tr>
+      <w:tr>
+        <w:tc>
+          <w:tcPr>
+            <w:tcW w:w="2689" w:type="dxa"/>
+            <w:vMerge/>
+          </w:tcPr>
+          <w:p>
+            <w:pPr>
+              <w:spacing w:line="240" w:lineRule="auto"/>
+              <w:ind w:firstLine="0"/>
+              <w:rPr>
+                <w:rFonts w:eastAsia="Aptos" w:cs="Times New Roman"/>
+                <w:sz w:val="24"/>
+              </w:rPr>
+            </w:pPr>
+          </w:p>
+        </w:tc>
+        <w:tc>
+          <w:tcPr>
+            <w:tcW w:w="6656" w:type="dxa"/>
+          </w:tcPr>
+          <w:p>
+            <w:pPr>
+              <w:spacing w:line="240" w:lineRule="auto"/>
+              <w:ind w:firstLine="0"/>
+              <w:rPr>
+                <w:rFonts w:eastAsia="Aptos" w:cs="Times New Roman"/>
+                <w:sz w:val="24"/>
+              </w:rPr>
+            </w:pPr>
+            <w:r>
+              <w:rPr>
+                <w:rFonts w:eastAsia="Aptos" w:cs="Times New Roman"/>
+                <w:sz w:val="24"/>
+              </w:rPr>
+              <w:t>Руководство пользователя для клиентов</w:t>
+            </w:r>
+          </w:p>
+        </w:tc>
+      </w:tr>
+      <w:tr>
+        <w:tc>
+          <w:tcPr>
+            <w:tcW w:w="2689" w:type="dxa"/>
+            <w:vMerge/>
+          </w:tcPr>
+          <w:p>
+            <w:pPr>
+              <w:spacing w:line="240" w:lineRule="auto"/>
+              <w:ind w:firstLine="0"/>
+              <w:rPr>
+                <w:rFonts w:eastAsia="Aptos" w:cs="Times New Roman"/>
+                <w:sz w:val="24"/>
+              </w:rPr>
+            </w:pPr>
+          </w:p>
+        </w:tc>
+        <w:tc>
+          <w:tcPr>
+            <w:tcW w:w="6656" w:type="dxa"/>
+          </w:tcPr>
+          <w:p>
+            <w:pPr>
+              <w:spacing w:line="240" w:lineRule="auto"/>
+              <w:ind w:firstLine="0"/>
+              <w:rPr>
+                <w:rFonts w:eastAsia="Aptos" w:cs="Times New Roman"/>
+                <w:sz w:val="24"/>
+              </w:rPr>
+            </w:pPr>
+            <w:r>
+              <w:rPr>
+                <w:rFonts w:eastAsia="Aptos" w:cs="Times New Roman"/>
+                <w:sz w:val="24"/>
+              </w:rPr>
+              <w:t>Программа и методика испытаний</w:t>
+            </w:r>
+          </w:p>
+        </w:tc>
+      </w:tr>
+      <w:tr>
+        <w:tc>
+          <w:tcPr>
+            <w:tcW w:w="2689" w:type="dxa"/>
+            <w:vMerge/>
+          </w:tcPr>
+          <w:p>
+            <w:pPr>
+              <w:spacing w:line="240" w:lineRule="auto"/>
+              <w:ind w:firstLine="0"/>
+              <w:rPr>
+                <w:rFonts w:eastAsia="Aptos" w:cs="Times New Roman"/>
+                <w:sz w:val="24"/>
+              </w:rPr>
+            </w:pPr>
+          </w:p>
+        </w:tc>
+        <w:tc>
+          <w:tcPr>
+            <w:tcW w:w="6656" w:type="dxa"/>
+          </w:tcPr>
+          <w:p>
+            <w:pPr>
+              <w:spacing w:line="240" w:lineRule="auto"/>
+              <w:ind w:firstLine="0"/>
+              <w:rPr>
+                <w:rFonts w:eastAsia="Aptos" w:cs="Times New Roman"/>
+                <w:sz w:val="24"/>
+              </w:rPr>
+            </w:pPr>
+            <w:r>
+              <w:rPr>
+                <w:rFonts w:eastAsia="Aptos" w:cs="Times New Roman"/>
+                <w:sz w:val="24"/>
+              </w:rPr>
+              <w:t>Спецификация на поставку программного обеспечения</w:t>
+            </w:r>
+          </w:p>
+        </w:tc>
+      </w:tr>
+      <w:tr>
+        <w:tc>
+          <w:tcPr>
+            <w:tcW w:w="2689" w:type="dxa"/>
+            <w:vMerge w:val="restart"/>
+          </w:tcPr>
+          <w:p>
+            <w:pPr>
+              <w:spacing w:line="240" w:lineRule="auto"/>
+              <w:ind w:firstLine="0"/>
+              <w:rPr>
+                <w:rFonts w:eastAsia="Aptos" w:cs="Times New Roman"/>
+                <w:sz w:val="24"/>
+              </w:rPr>
+            </w:pPr>
+            <w:r>
+              <w:rPr>
+                <w:rFonts w:eastAsia="Aptos" w:cs="Times New Roman"/>
+                <w:sz w:val="24"/>
+              </w:rPr>
+              <w:t>Ввод в действие</w:t>
+            </w:r>
+          </w:p>
+        </w:tc>
+        <w:tc>
+          <w:tcPr>
+            <w:tcW w:w="6656" w:type="dxa"/>
+          </w:tcPr>
+          <w:p>
+            <w:pPr>
+              <w:spacing w:line="240" w:lineRule="auto"/>
+              <w:ind w:firstLine="0"/>
+              <w:rPr>
+                <w:rFonts w:eastAsia="Aptos" w:cs="Times New Roman"/>
+                <w:sz w:val="24"/>
+              </w:rPr>
+            </w:pPr>
+            <w:r>
+              <w:rPr>
+                <w:rFonts w:eastAsia="Aptos" w:cs="Times New Roman"/>
+                <w:sz w:val="24"/>
+              </w:rPr>
+              <w:t>Акт приёмки в опытную эксплуатацию</w:t>
+            </w:r>
+          </w:p>
+        </w:tc>
+      </w:tr>
+      <w:tr>
+        <w:tc>
+          <w:tcPr>
+            <w:tcW w:w="2689" w:type="dxa"/>
+            <w:vMerge/>
+          </w:tcPr>
+          <w:p>
+            <w:pPr>
+              <w:spacing w:line="240" w:lineRule="auto"/>
+              <w:ind w:firstLine="0"/>
+              <w:rPr>
+                <w:rFonts w:eastAsia="Aptos" w:cs="Times New Roman"/>
+                <w:sz w:val="24"/>
+              </w:rPr>
+            </w:pPr>
+          </w:p>
+        </w:tc>
+        <w:tc>
+          <w:tcPr>
+            <w:tcW w:w="6656" w:type="dxa"/>
+          </w:tcPr>
+          <w:p>
+            <w:pPr>
+              <w:spacing w:line="240" w:lineRule="auto"/>
+              <w:ind w:firstLine="0"/>
+              <w:rPr>
+                <w:rFonts w:eastAsia="Aptos" w:cs="Times New Roman"/>
+                <w:sz w:val="24"/>
+              </w:rPr>
+            </w:pPr>
+            <w:r>
+              <w:rPr>
+                <w:rFonts w:eastAsia="Aptos" w:cs="Times New Roman"/>
+                <w:sz w:val="24"/>
+              </w:rPr>
+              <w:t>Протокол испытаний</w:t>
+            </w:r>
+          </w:p>
+        </w:tc>
+      </w:tr>
+      <w:tr>
+        <w:tc>
+          <w:tcPr>
+            <w:tcW w:w="2689" w:type="dxa"/>
+            <w:vMerge/>
+          </w:tcPr>
+          <w:p>
+            <w:pPr>
+              <w:spacing w:line="240" w:lineRule="auto"/>
+              <w:ind w:firstLine="0"/>
+              <w:rPr>
+                <w:rFonts w:eastAsia="Aptos" w:cs="Times New Roman"/>
+                <w:sz w:val="24"/>
+              </w:rPr>
+            </w:pPr>
+          </w:p>
+        </w:tc>
+        <w:tc>
+          <w:tcPr>
+            <w:tcW w:w="6656" w:type="dxa"/>
+          </w:tcPr>
+          <w:p>
+            <w:pPr>
+              <w:spacing w:line="240" w:lineRule="auto"/>
+              <w:ind w:firstLine="0"/>
+              <w:rPr>
+                <w:rFonts w:eastAsia="Aptos" w:cs="Times New Roman"/>
+                <w:sz w:val="24"/>
+              </w:rPr>
+            </w:pPr>
+            <w:r>
+              <w:rPr>
+                <w:rFonts w:eastAsia="Aptos" w:cs="Times New Roman"/>
+                <w:sz w:val="24"/>
+              </w:rPr>
+              <w:t>Акт приемки Системы в промышленную эксплуатацию</w:t>
+            </w:r>
+          </w:p>
+        </w:tc>
+      </w:tr>
+      <w:tr>
+        <w:tc>
+          <w:tcPr>
+            <w:tcW w:w="2689" w:type="dxa"/>
+            <w:vMerge/>
+          </w:tcPr>
+          <w:p>
+            <w:pPr>
+              <w:spacing w:line="240" w:lineRule="auto"/>
+              <w:ind w:firstLine="0"/>
+              <w:rPr>
+                <w:rFonts w:eastAsia="Aptos" w:cs="Times New Roman"/>
+                <w:sz w:val="24"/>
+              </w:rPr>
+            </w:pPr>
+          </w:p>
+        </w:tc>
+        <w:tc>
+          <w:tcPr>
+            <w:tcW w:w="6656" w:type="dxa"/>
+          </w:tcPr>
+          <w:p>
+            <w:pPr>
+              <w:spacing w:line="240" w:lineRule="auto"/>
+              <w:ind w:firstLine="0"/>
+              <w:rPr>
+                <w:rFonts w:eastAsia="Aptos" w:cs="Times New Roman"/>
+                <w:sz w:val="24"/>
+              </w:rPr>
+            </w:pPr>
+            <w:r>
+              <w:rPr>
+                <w:rFonts w:eastAsia="Aptos" w:cs="Times New Roman"/>
+                <w:sz w:val="24"/>
+              </w:rPr>
+              <w:t>Акт завершения работ</w:t>
+            </w:r>
+          </w:p>
+        </w:tc>
+      </w:tr>
+    </w:tbl>
+    <w:p>
+      <w:pPr>
+        <w:rPr>
+          <w:rFonts w:eastAsia="Aptos" w:cs="Times New Roman"/>
+          <w:kern w:val="2"/>
+          <w:szCs w:val="24"/>
+          <w14:ligatures w14:val="standardContextual"/>
+        </w:rPr>
+      </w:pPr>
+      <w:r>
+        <w:rPr>
+          <w:rFonts w:eastAsia="Aptos" w:cs="Times New Roman"/>
+          <w:kern w:val="2"/>
+          <w:szCs w:val="24"/>
+          <w14:ligatures w14:val="standardContextual"/>
+        </w:rPr>
+        <w:t xml:space="preserve">Вся проектная и эксплуатационная документация передается Заказчику в двух видах: один экземпляр в печатной форме, и полный комплект в электронном виде в формате </w:t>
+      </w:r>
+      <w:r>
+        <w:rPr>
+          <w:rFonts w:eastAsia="Aptos" w:cs="Times New Roman"/>
+          <w:kern w:val="2"/>
+          <w:szCs w:val="24"/>
+          <w:lang w:val="en-US"/>
+          <w14:ligatures w14:val="standardContextual"/>
+        </w:rPr>
+        <w:t>pdf</w:t>
+      </w:r>
+      <w:r>
+        <w:rPr>
+          <w:rFonts w:eastAsia="Aptos" w:cs="Times New Roman"/>
+          <w:kern w:val="2"/>
+          <w:szCs w:val="24"/>
+          <w14:ligatures w14:val="standardContextual"/>
+        </w:rPr>
+        <w:t>.</w:t>
+      </w:r>
+    </w:p>
+    <w:p>
+      <w:pPr>
+        <w:rPr>
+          <w:rFonts w:eastAsia="Aptos" w:cs="Times New Roman"/>
+          <w:kern w:val="2"/>
+          <w:szCs w:val="24"/>
+          <w14:ligatures w14:val="standardContextual"/>
+        </w:rPr>
+      </w:pPr>
+      <w:r>
+        <w:rPr>
+          <w:rFonts w:eastAsia="Aptos" w:cs="Times New Roman"/>
+          <w:kern w:val="2"/>
+          <w:szCs w:val="24"/>
+          <w14:ligatures w14:val="standardContextual"/>
+        </w:rPr>
+        <w:t>Перечень документов, выпускаемых на машинных носителях:</w:t>
+      </w:r>
+    </w:p>
+    <w:p>
+      <w:pPr>
+        <w:numPr>
+          <w:ilvl w:val="0"/>
+          <w:numId w:val="33"/>
+        </w:numPr>
+        <w:ind w:left="0" w:firstLine="709"/>
+        <w:contextualSpacing/>
+        <w:jc w:val="left"/>
+        <w:rPr>
+          <w:rFonts w:eastAsia="Aptos" w:cs="Times New Roman"/>
+          <w:kern w:val="2"/>
+          <w:szCs w:val="24"/>
+          <w14:ligatures w14:val="standardContextual"/>
+        </w:rPr>
+      </w:pPr>
+      <w:r>
+        <w:rPr>
+          <w:rFonts w:eastAsia="Aptos" w:cs="Times New Roman"/>
+          <w:kern w:val="2"/>
+          <w:szCs w:val="24"/>
+          <w14:ligatures w14:val="standardContextual"/>
+        </w:rPr>
+        <w:t>Исходный код всех компонентов системы.</w:t>
+      </w:r>
+    </w:p>
+    <w:p>
+      <w:pPr>
+        <w:numPr>
+          <w:ilvl w:val="0"/>
+          <w:numId w:val="33"/>
+        </w:numPr>
+        <w:ind w:left="0" w:firstLine="709"/>
+        <w:contextualSpacing/>
+        <w:jc w:val="left"/>
+        <w:rPr>
+          <w:rFonts w:eastAsia="Aptos" w:cs="Times New Roman"/>
+          <w:kern w:val="2"/>
+          <w:szCs w:val="24"/>
+          <w14:ligatures w14:val="standardContextual"/>
+        </w:rPr>
+      </w:pPr>
+      <w:r>
+        <w:rPr>
+          <w:rFonts w:eastAsia="Aptos" w:cs="Times New Roman"/>
+          <w:kern w:val="2"/>
+          <w:szCs w:val="24"/>
+          <w14:ligatures w14:val="standardContextual"/>
+        </w:rPr>
+        <w:t>Объекты базы данных.</w:t>
+      </w:r>
+    </w:p>
+    <w:p>
+      <w:pPr>
+        <w:numPr>
+          <w:ilvl w:val="0"/>
+          <w:numId w:val="33"/>
+        </w:numPr>
+        <w:ind w:left="0" w:firstLine="709"/>
+        <w:contextualSpacing/>
+        <w:jc w:val="left"/>
+        <w:rPr>
+          <w:rFonts w:eastAsia="Aptos" w:cs="Times New Roman"/>
+          <w:kern w:val="2"/>
+          <w:szCs w:val="24"/>
+          <w14:ligatures w14:val="standardContextual"/>
+        </w:rPr>
+      </w:pPr>
+      <w:r>
+        <w:rPr>
+          <w:rFonts w:eastAsia="Aptos" w:cs="Times New Roman"/>
+          <w:kern w:val="2"/>
+          <w:szCs w:val="24"/>
+          <w14:ligatures w14:val="standardContextual"/>
+        </w:rPr>
+        <w:t>Документация к API.</w:t>
+      </w:r>
+    </w:p>
+    <w:p>
+      <w:pPr>
+        <w:rPr>
+          <w:rFonts w:eastAsia="Aptos" w:cs="Times New Roman"/>
+          <w:b/>
+          <w:bCs/>
+          <w:kern w:val="2"/>
+          <w:szCs w:val="24"/>
+          <w14:ligatures w14:val="standardContextual"/>
+        </w:rPr>
+      </w:pPr>
+      <w:bookmarkStart w:id="36" w:name="_Toc229767181"/>
+      <w:bookmarkStart w:id="37" w:name="_Toc230982471"/>
+    </w:p>
+    <w:p>
+      <w:pPr>
+        <w:rPr>
+          <w:rFonts w:eastAsia="Aptos" w:cs="Times New Roman"/>
+          <w:b/>
+          <w:bCs/>
+          <w:kern w:val="2"/>
+          <w:szCs w:val="24"/>
+          <w14:ligatures w14:val="standardContextual"/>
+        </w:rPr>
+      </w:pPr>
+      <w:r>
+        <w:rPr>
+          <w:rFonts w:eastAsia="Aptos" w:cs="Times New Roman"/>
+          <w:b/>
+          <w:bCs/>
+          <w:kern w:val="2"/>
+          <w:szCs w:val="24"/>
+          <w14:ligatures w14:val="standardContextual"/>
+        </w:rPr>
+        <w:t>9. Источники разработки</w:t>
+      </w:r>
+      <w:bookmarkEnd w:id="36"/>
+      <w:bookmarkEnd w:id="37"/>
+    </w:p>
+    <w:p>
+      <w:pPr>
+        <w:rPr>
+          <w:rFonts w:eastAsia="Aptos" w:cs="Times New Roman"/>
+          <w:kern w:val="2"/>
+          <w:szCs w:val="24"/>
+          <w14:ligatures w14:val="standardContextual"/>
+        </w:rPr>
+      </w:pPr>
+      <w:r>
+        <w:rPr>
+          <w:rFonts w:eastAsia="Aptos" w:cs="Times New Roman"/>
+          <w:kern w:val="2"/>
+          <w:szCs w:val="24"/>
+          <w14:ligatures w14:val="standardContextual"/>
+        </w:rPr>
+        <w:t>Настоящее техническое задание разработано на основе следующих документов и информационных материалов:</w:t>
+      </w:r>
+    </w:p>
+    <w:p>
+      <w:pPr>
+        <w:numPr>
+          <w:ilvl w:val="0"/>
+          <w:numId w:val="32"/>
+        </w:numPr>
+        <w:tabs>
+          <w:tab w:val="left" w:pos="993"/>
+        </w:tabs>
+        <w:ind w:left="0" w:firstLine="709"/>
+        <w:contextualSpacing/>
+        <w:jc w:val="left"/>
+        <w:rPr>
+          <w:rFonts w:eastAsia="Aptos" w:cs="Times New Roman"/>
+          <w:kern w:val="2"/>
+          <w:szCs w:val="24"/>
+          <w14:ligatures w14:val="standardContextual"/>
+        </w:rPr>
+      </w:pPr>
+      <w:r>
+        <w:rPr>
+          <w:rFonts w:eastAsia="Aptos" w:cs="Times New Roman"/>
+          <w:kern w:val="2"/>
+          <w:szCs w:val="24"/>
+          <w14:ligatures w14:val="standardContextual"/>
+        </w:rPr>
+        <w:t>Договор №10019 от 15.05.2026 между заказчиком ООО «Библия Глобус» и разработчиком ООО «</w:t>
+      </w:r>
+      <w:r>
+        <w:rPr>
+          <w:rFonts w:eastAsia="Aptos" w:cs="Times New Roman"/>
+          <w:kern w:val="2"/>
+          <w:szCs w:val="24"/>
+          <w:lang w:val="en-US"/>
+          <w14:ligatures w14:val="standardContextual"/>
+        </w:rPr>
+        <w:t>Masha</w:t>
+      </w:r>
+      <w:r>
+        <w:rPr>
+          <w:rFonts w:eastAsia="Aptos" w:cs="Times New Roman"/>
+          <w:kern w:val="2"/>
+          <w:szCs w:val="24"/>
+          <w14:ligatures w14:val="standardContextual"/>
+        </w:rPr>
+        <w:t xml:space="preserve"> </w:t>
+      </w:r>
+      <w:proofErr w:type="spellStart"/>
+      <w:r>
+        <w:rPr>
+          <w:rFonts w:eastAsia="Aptos" w:cs="Times New Roman"/>
+          <w:kern w:val="2"/>
+          <w:szCs w:val="24"/>
+          <w14:ligatures w14:val="standardContextual"/>
+        </w:rPr>
+        <w:t>Сorporation</w:t>
+      </w:r>
+      <w:proofErr w:type="spellEnd"/>
+      <w:r>
+        <w:rPr>
+          <w:rFonts w:eastAsia="Aptos" w:cs="Times New Roman"/>
+          <w:kern w:val="2"/>
+          <w:szCs w:val="24"/>
+          <w14:ligatures w14:val="standardContextual"/>
+        </w:rPr>
+        <w:t>».</w:t>
+      </w:r>
+    </w:p>
+    <w:p>
+      <w:pPr>
+        <w:numPr>
+          <w:ilvl w:val="0"/>
+          <w:numId w:val="32"/>
+        </w:numPr>
+        <w:tabs>
+          <w:tab w:val="left" w:pos="993"/>
+        </w:tabs>
+        <w:ind w:left="0" w:firstLine="709"/>
+        <w:contextualSpacing/>
+        <w:jc w:val="left"/>
+        <w:rPr>
+          <w:rFonts w:eastAsia="Aptos" w:cs="Times New Roman"/>
+          <w:kern w:val="2"/>
+          <w:szCs w:val="24"/>
+          <w14:ligatures w14:val="standardContextual"/>
+        </w:rPr>
+      </w:pPr>
+      <w:r>
+        <w:rPr>
+          <w:rFonts w:eastAsia="Aptos" w:cs="Times New Roman"/>
+          <w:kern w:val="2"/>
+          <w:szCs w:val="24"/>
+          <w14:ligatures w14:val="standardContextual"/>
+        </w:rPr>
+        <w:t>ГОСТ 34.601-90 «Автоматизированные системы. Стадии создания».</w:t>
+      </w:r>
+    </w:p>
+    <w:p>
+      <w:pPr>
+        <w:numPr>
+          <w:ilvl w:val="0"/>
+          <w:numId w:val="32"/>
+        </w:numPr>
+        <w:tabs>
+          <w:tab w:val="left" w:pos="993"/>
+        </w:tabs>
+        <w:ind w:left="0" w:firstLine="709"/>
+        <w:contextualSpacing/>
+        <w:jc w:val="left"/>
+        <w:rPr>
+          <w:rFonts w:eastAsia="Aptos" w:cs="Times New Roman"/>
+          <w:kern w:val="2"/>
+          <w:szCs w:val="24"/>
+          <w14:ligatures w14:val="standardContextual"/>
+        </w:rPr>
+      </w:pPr>
+      <w:r>
+        <w:rPr>
+          <w:rFonts w:eastAsia="Aptos" w:cs="Times New Roman"/>
+          <w:kern w:val="2"/>
+          <w:szCs w:val="24"/>
+          <w14:ligatures w14:val="standardContextual"/>
+        </w:rPr>
+        <w:t>ГОСТ 34.602-89 «Техническое задание на создание (развитие или модернизацию) системы».</w:t>
+      </w:r>
+    </w:p>
+    <w:p>
+      <w:pPr>
+        <w:numPr>
+          <w:ilvl w:val="0"/>
+          <w:numId w:val="32"/>
+        </w:numPr>
+        <w:tabs>
+          <w:tab w:val="left" w:pos="993"/>
+        </w:tabs>
+        <w:ind w:left="0" w:firstLine="709"/>
+        <w:contextualSpacing/>
+        <w:jc w:val="left"/>
+        <w:rPr>
+          <w:rFonts w:eastAsia="Aptos" w:cs="Times New Roman"/>
+          <w:kern w:val="2"/>
+          <w:szCs w:val="24"/>
+          <w14:ligatures w14:val="standardContextual"/>
+        </w:rPr>
+      </w:pPr>
+      <w:r>
+        <w:rPr>
+          <w:rFonts w:eastAsia="Aptos" w:cs="Times New Roman"/>
+          <w:kern w:val="2"/>
+          <w:szCs w:val="24"/>
+          <w14:ligatures w14:val="standardContextual"/>
+        </w:rPr>
+        <w:t>ГОСТ Р ИСО/МЭК 12207-2010 «Информационная технология. Процессы жизненного цикла программных средств».</w:t>
+      </w:r>
+    </w:p>
+    <w:p>
+      <w:pPr>
+        <w:numPr>
+          <w:ilvl w:val="0"/>
+          <w:numId w:val="32"/>
+        </w:numPr>
+        <w:tabs>
+          <w:tab w:val="left" w:pos="993"/>
+        </w:tabs>
+        <w:ind w:left="0" w:firstLine="709"/>
+        <w:contextualSpacing/>
+        <w:jc w:val="left"/>
+        <w:rPr>
+          <w:rFonts w:eastAsia="Aptos" w:cs="Times New Roman"/>
+          <w:kern w:val="2"/>
+          <w:szCs w:val="24"/>
+          <w14:ligatures w14:val="standardContextual"/>
+        </w:rPr>
+      </w:pPr>
+      <w:r>
+        <w:rPr>
+          <w:rFonts w:eastAsia="Aptos" w:cs="Times New Roman"/>
+          <w:kern w:val="2"/>
+          <w:szCs w:val="24"/>
+          <w14:ligatures w14:val="standardContextual"/>
+        </w:rPr>
+        <w:t>ГОСТ Р ИСО/МЭК 27001-2022 «Информационная технология. Методы и средства обеспечения безопасности. Системы менеджмента информационной безопасности. Требования».</w:t>
+      </w:r>
+    </w:p>
+    <w:p>
+      <w:pPr>
+        <w:numPr>
+          <w:ilvl w:val="0"/>
+          <w:numId w:val="32"/>
+        </w:numPr>
+        <w:tabs>
+          <w:tab w:val="left" w:pos="993"/>
+        </w:tabs>
+        <w:ind w:left="0" w:firstLine="709"/>
+        <w:contextualSpacing/>
+        <w:jc w:val="left"/>
+        <w:rPr>
+          <w:rFonts w:eastAsia="Aptos" w:cs="Times New Roman"/>
+          <w:kern w:val="2"/>
+          <w:szCs w:val="24"/>
+          <w14:ligatures w14:val="standardContextual"/>
+        </w:rPr>
+      </w:pPr>
+      <w:r>
+        <w:rPr>
+          <w:rFonts w:eastAsia="Aptos" w:cs="Times New Roman"/>
+          <w:kern w:val="2"/>
+          <w:szCs w:val="24"/>
+          <w14:ligatures w14:val="standardContextual"/>
+        </w:rPr>
+        <w:t>ГОСТ Р 58477-2019 «Защита информации. Порядок создания автоматизированных систем в защищенном исполнении» (для обеспечения безопасности персональных данных пользователей, в том числе геолокации и финансовых операций).</w:t>
+      </w:r>
+    </w:p>
+    <w:p>
+      <w:pPr>
+        <w:numPr>
+          <w:ilvl w:val="0"/>
+          <w:numId w:val="32"/>
+        </w:numPr>
+        <w:tabs>
+          <w:tab w:val="left" w:pos="993"/>
+        </w:tabs>
+        <w:ind w:left="0" w:firstLine="709"/>
+        <w:contextualSpacing/>
+        <w:jc w:val="left"/>
+        <w:rPr>
+          <w:rFonts w:eastAsia="Aptos" w:cs="Times New Roman"/>
+          <w:kern w:val="2"/>
+          <w:szCs w:val="24"/>
+          <w14:ligatures w14:val="standardContextual"/>
+        </w:rPr>
+      </w:pPr>
+      <w:r>
+        <w:rPr>
+          <w:rFonts w:eastAsia="Aptos" w:cs="Times New Roman"/>
+          <w:kern w:val="2"/>
+          <w:szCs w:val="24"/>
+          <w14:ligatures w14:val="standardContextual"/>
+        </w:rPr>
+        <w:t xml:space="preserve">ГОСТ Р ИСО 19112-2011 «Географическая информация. Модели местоположения» (для корректной работы </w:t>
+      </w:r>
+      <w:proofErr w:type="spellStart"/>
+      <w:r>
+        <w:rPr>
+          <w:rFonts w:eastAsia="Aptos" w:cs="Times New Roman"/>
+          <w:kern w:val="2"/>
+          <w:szCs w:val="24"/>
+          <w14:ligatures w14:val="standardContextual"/>
+        </w:rPr>
+        <w:t>геопозиционирования</w:t>
+      </w:r>
+      <w:proofErr w:type="spellEnd"/>
+      <w:r>
+        <w:rPr>
+          <w:rFonts w:eastAsia="Aptos" w:cs="Times New Roman"/>
+          <w:kern w:val="2"/>
+          <w:szCs w:val="24"/>
+          <w14:ligatures w14:val="standardContextual"/>
+        </w:rPr>
+        <w:t xml:space="preserve"> и зон риска).</w:t>
+      </w:r>
+    </w:p>
+    <w:p>
+      <w:pPr>
+        <w:rPr>
+          <w:b/>
+          <w:bCs/>
+        </w:rPr>
+      </w:pPr>
+      <w:bookmarkStart w:id="38" w:name="_Toc230982472"/>
+      <w:r>
+        <w:rPr>
+          <w:b/>
+          <w:bCs/>
+        </w:rPr>
+        <w:lastRenderedPageBreak/>
+        <w:t>10. Роли и зоны ответственности</w:t>
+      </w:r>
+      <w:bookmarkEnd w:id="38"/>
+    </w:p>
+    <w:p>
+      <w:pPr>
+        <w:rPr>
+          <w:rFonts w:eastAsia="Aptos" w:cs="Times New Roman"/>
+          <w:kern w:val="2"/>
+          <w:szCs w:val="24"/>
+          <w14:ligatures w14:val="standardContextual"/>
+        </w:rPr>
+      </w:pPr>
+      <w:r>
+        <w:rPr>
+          <w:rFonts w:eastAsia="Aptos" w:cs="Times New Roman"/>
+          <w:kern w:val="2"/>
+          <w:szCs w:val="24"/>
+          <w14:ligatures w14:val="standardContextual"/>
+        </w:rPr>
+        <w:t>Разработка и внедрение системы «Гид по странам» выполняется командой из двух исполнителей.</w:t>
+      </w:r>
+    </w:p>
+    <w:p>
+      <w:pPr>
+        <w:rPr>
+          <w:rFonts w:eastAsia="Aptos" w:cs="Times New Roman"/>
+          <w:kern w:val="2"/>
+          <w:szCs w:val="24"/>
+          <w14:ligatures w14:val="standardContextual"/>
+        </w:rPr>
+      </w:pPr>
+      <w:r>
+        <w:rPr>
+          <w:rFonts w:eastAsia="Aptos" w:cs="Times New Roman"/>
+          <w:kern w:val="2"/>
+          <w:szCs w:val="24"/>
+          <w14:ligatures w14:val="standardContextual"/>
+        </w:rPr>
+        <w:t xml:space="preserve">Участник 1: </w:t>
+      </w:r>
+      <w:proofErr w:type="spellStart"/>
+      <w:r>
+        <w:rPr>
+          <w:rFonts w:eastAsia="Aptos" w:cs="Times New Roman"/>
+          <w:kern w:val="2"/>
+          <w:szCs w:val="24"/>
+          <w14:ligatures w14:val="standardContextual"/>
+        </w:rPr>
+        <w:t>Перевезенцева</w:t>
+      </w:r>
+      <w:proofErr w:type="spellEnd"/>
+      <w:r>
+        <w:rPr>
+          <w:rFonts w:eastAsia="Aptos" w:cs="Times New Roman"/>
+          <w:kern w:val="2"/>
+          <w:szCs w:val="24"/>
+          <w14:ligatures w14:val="standardContextual"/>
+        </w:rPr>
+        <w:t xml:space="preserve"> Мария.</w:t>
+      </w:r>
+    </w:p>
+    <w:p>
+      <w:pPr>
+        <w:rPr>
+          <w:rFonts w:eastAsia="Aptos" w:cs="Times New Roman"/>
+          <w:kern w:val="2"/>
+          <w:szCs w:val="24"/>
+          <w14:ligatures w14:val="standardContextual"/>
+        </w:rPr>
+      </w:pPr>
+      <w:r>
+        <w:rPr>
+          <w:rFonts w:eastAsia="Aptos" w:cs="Times New Roman"/>
+          <w:kern w:val="2"/>
+          <w:szCs w:val="24"/>
+          <w14:ligatures w14:val="standardContextual"/>
+        </w:rPr>
+        <w:t xml:space="preserve">Роль в проекте: </w:t>
+      </w:r>
+      <w:proofErr w:type="spellStart"/>
+      <w:r>
+        <w:rPr>
+          <w:rFonts w:eastAsia="Aptos" w:cs="Times New Roman"/>
+          <w:kern w:val="2"/>
+          <w:szCs w:val="24"/>
+          <w14:ligatures w14:val="standardContextual"/>
+        </w:rPr>
+        <w:t>Fullstack</w:t>
+      </w:r>
+      <w:proofErr w:type="spellEnd"/>
+      <w:r>
+        <w:rPr>
+          <w:rFonts w:eastAsia="Aptos" w:cs="Times New Roman"/>
+          <w:kern w:val="2"/>
+          <w:szCs w:val="24"/>
+          <w14:ligatures w14:val="standardContextual"/>
+        </w:rPr>
+        <w:t>-разработчик.</w:t>
+      </w:r>
+    </w:p>
+    <w:p>
+      <w:pPr>
+        <w:rPr>
+          <w:rFonts w:eastAsia="Aptos" w:cs="Times New Roman"/>
+          <w:kern w:val="2"/>
+          <w:szCs w:val="24"/>
+          <w14:ligatures w14:val="standardContextual"/>
+        </w:rPr>
+      </w:pPr>
+      <w:r>
+        <w:rPr>
+          <w:rFonts w:eastAsia="Aptos" w:cs="Times New Roman"/>
+          <w:kern w:val="2"/>
+          <w:szCs w:val="24"/>
+          <w14:ligatures w14:val="standardContextual"/>
+        </w:rPr>
+        <w:t>Ключевые зоны ответственности:</w:t>
+      </w:r>
+    </w:p>
+    <w:p>
+      <w:pPr>
+        <w:numPr>
+          <w:ilvl w:val="0"/>
+          <w:numId w:val="39"/>
+        </w:numPr>
+        <w:ind w:left="0" w:firstLine="709"/>
+        <w:contextualSpacing/>
+        <w:rPr>
+          <w:rFonts w:eastAsia="Aptos" w:cs="Times New Roman"/>
+          <w:kern w:val="2"/>
+          <w:szCs w:val="24"/>
+          <w14:ligatures w14:val="standardContextual"/>
+        </w:rPr>
+      </w:pPr>
+      <w:r>
+        <w:rPr>
+          <w:rFonts w:eastAsia="Aptos" w:cs="Times New Roman"/>
+          <w:kern w:val="2"/>
+          <w:szCs w:val="24"/>
+          <w14:ligatures w14:val="standardContextual"/>
+        </w:rPr>
+        <w:t>Проектирование информационной системы (ER-диаграммы, UML);</w:t>
+      </w:r>
+    </w:p>
+    <w:p>
+      <w:pPr>
+        <w:numPr>
+          <w:ilvl w:val="0"/>
+          <w:numId w:val="39"/>
+        </w:numPr>
+        <w:ind w:left="0" w:firstLine="709"/>
+        <w:contextualSpacing/>
+        <w:rPr>
+          <w:rFonts w:eastAsia="Aptos" w:cs="Times New Roman"/>
+          <w:kern w:val="2"/>
+          <w:szCs w:val="24"/>
+          <w14:ligatures w14:val="standardContextual"/>
+        </w:rPr>
+      </w:pPr>
+      <w:r>
+        <w:rPr>
+          <w:rFonts w:eastAsia="Aptos" w:cs="Times New Roman"/>
+          <w:kern w:val="2"/>
+          <w:szCs w:val="24"/>
+          <w14:ligatures w14:val="standardContextual"/>
+        </w:rPr>
+        <w:t>Формирование команды и определение концепции проекта;</w:t>
+      </w:r>
+    </w:p>
+    <w:p>
+      <w:pPr>
+        <w:numPr>
+          <w:ilvl w:val="0"/>
+          <w:numId w:val="39"/>
+        </w:numPr>
+        <w:ind w:left="0" w:firstLine="709"/>
+        <w:contextualSpacing/>
+        <w:rPr>
+          <w:rFonts w:eastAsia="Aptos" w:cs="Times New Roman"/>
+          <w:kern w:val="2"/>
+          <w:szCs w:val="24"/>
+          <w14:ligatures w14:val="standardContextual"/>
+        </w:rPr>
+      </w:pPr>
+      <w:r>
+        <w:rPr>
+          <w:rFonts w:eastAsia="Aptos" w:cs="Times New Roman"/>
+          <w:kern w:val="2"/>
+          <w:szCs w:val="24"/>
+          <w14:ligatures w14:val="standardContextual"/>
+        </w:rPr>
+        <w:t>Создание репозитория и управление версиями;</w:t>
+      </w:r>
+    </w:p>
+    <w:p>
+      <w:pPr>
+        <w:numPr>
+          <w:ilvl w:val="0"/>
+          <w:numId w:val="39"/>
+        </w:numPr>
+        <w:ind w:left="0" w:firstLine="709"/>
+        <w:contextualSpacing/>
+        <w:rPr>
+          <w:rFonts w:eastAsia="Aptos" w:cs="Times New Roman"/>
+          <w:kern w:val="2"/>
+          <w:szCs w:val="24"/>
+          <w14:ligatures w14:val="standardContextual"/>
+        </w:rPr>
+      </w:pPr>
+      <w:r>
+        <w:rPr>
+          <w:rFonts w:eastAsia="Aptos" w:cs="Times New Roman"/>
+          <w:kern w:val="2"/>
+          <w:szCs w:val="24"/>
+          <w14:ligatures w14:val="standardContextual"/>
+        </w:rPr>
+        <w:t>Разработка, создание моделей и форм;</w:t>
+      </w:r>
+    </w:p>
+    <w:p>
+      <w:pPr>
+        <w:numPr>
+          <w:ilvl w:val="0"/>
+          <w:numId w:val="39"/>
+        </w:numPr>
+        <w:ind w:left="0" w:firstLine="709"/>
+        <w:contextualSpacing/>
+        <w:rPr>
+          <w:rFonts w:eastAsia="Aptos" w:cs="Times New Roman"/>
+          <w:kern w:val="2"/>
+          <w:szCs w:val="24"/>
+          <w14:ligatures w14:val="standardContextual"/>
+        </w:rPr>
+      </w:pPr>
+      <w:r>
+        <w:rPr>
+          <w:rFonts w:eastAsia="Aptos" w:cs="Times New Roman"/>
+          <w:kern w:val="2"/>
+          <w:szCs w:val="24"/>
+          <w14:ligatures w14:val="standardContextual"/>
+        </w:rPr>
+        <w:t>Интеграция с API конвертера валют и хранилищем данных;</w:t>
+      </w:r>
+    </w:p>
+    <w:p>
+      <w:pPr>
+        <w:numPr>
+          <w:ilvl w:val="0"/>
+          <w:numId w:val="39"/>
+        </w:numPr>
+        <w:ind w:left="0" w:firstLine="709"/>
+        <w:contextualSpacing/>
+        <w:rPr>
+          <w:rFonts w:eastAsia="Aptos" w:cs="Times New Roman"/>
+          <w:kern w:val="2"/>
+          <w:szCs w:val="24"/>
+          <w14:ligatures w14:val="standardContextual"/>
+        </w:rPr>
+      </w:pPr>
+      <w:r>
+        <w:rPr>
+          <w:rFonts w:eastAsia="Aptos" w:cs="Times New Roman"/>
+          <w:kern w:val="2"/>
+          <w:szCs w:val="24"/>
+          <w14:ligatures w14:val="standardContextual"/>
+        </w:rPr>
+        <w:t>Обеспечение управления пользователями (регистрация, авторизация);</w:t>
+      </w:r>
+    </w:p>
+    <w:p>
+      <w:pPr>
+        <w:numPr>
+          <w:ilvl w:val="0"/>
+          <w:numId w:val="39"/>
+        </w:numPr>
+        <w:ind w:left="0" w:firstLine="709"/>
+        <w:contextualSpacing/>
+        <w:rPr>
+          <w:rFonts w:eastAsia="Aptos" w:cs="Times New Roman"/>
+          <w:kern w:val="2"/>
+          <w:szCs w:val="24"/>
+          <w14:ligatures w14:val="standardContextual"/>
+        </w:rPr>
+      </w:pPr>
+      <w:r>
+        <w:rPr>
+          <w:rFonts w:eastAsia="Aptos" w:cs="Times New Roman"/>
+          <w:kern w:val="2"/>
+          <w:szCs w:val="24"/>
+          <w14:ligatures w14:val="standardContextual"/>
+        </w:rPr>
+        <w:t>Создание страницы управления бюджетом, страницы добавления поездки;</w:t>
+      </w:r>
+    </w:p>
+    <w:p>
+      <w:pPr>
+        <w:numPr>
+          <w:ilvl w:val="0"/>
+          <w:numId w:val="39"/>
+        </w:numPr>
+        <w:ind w:left="0" w:firstLine="709"/>
+        <w:contextualSpacing/>
+        <w:rPr>
+          <w:rFonts w:eastAsia="Aptos" w:cs="Times New Roman"/>
+          <w:kern w:val="2"/>
+          <w:szCs w:val="24"/>
+          <w14:ligatures w14:val="standardContextual"/>
+        </w:rPr>
+      </w:pPr>
+      <w:r>
+        <w:rPr>
+          <w:rFonts w:eastAsia="Aptos" w:cs="Times New Roman"/>
+          <w:kern w:val="2"/>
+          <w:szCs w:val="24"/>
+          <w14:ligatures w14:val="standardContextual"/>
+        </w:rPr>
+        <w:t>Создание страницы для добавления и редактирования информации о странах (админ-панель);</w:t>
+      </w:r>
+    </w:p>
+    <w:p>
+      <w:pPr>
+        <w:numPr>
+          <w:ilvl w:val="0"/>
+          <w:numId w:val="39"/>
+        </w:numPr>
+        <w:ind w:left="0" w:firstLine="709"/>
+        <w:contextualSpacing/>
+        <w:rPr>
+          <w:rFonts w:eastAsia="Aptos" w:cs="Times New Roman"/>
+          <w:kern w:val="2"/>
+          <w:szCs w:val="24"/>
+          <w14:ligatures w14:val="standardContextual"/>
+        </w:rPr>
+      </w:pPr>
+      <w:r>
+        <w:rPr>
+          <w:rFonts w:eastAsia="Aptos" w:cs="Times New Roman"/>
+          <w:kern w:val="2"/>
+          <w:szCs w:val="24"/>
+          <w14:ligatures w14:val="standardContextual"/>
+        </w:rPr>
+        <w:t>Плановая документация и создание диаграмм;</w:t>
+      </w:r>
+    </w:p>
+    <w:p>
+      <w:pPr>
+        <w:numPr>
+          <w:ilvl w:val="0"/>
+          <w:numId w:val="39"/>
+        </w:numPr>
+        <w:ind w:left="0" w:firstLine="709"/>
+        <w:contextualSpacing/>
+        <w:rPr>
+          <w:rFonts w:eastAsia="Aptos" w:cs="Times New Roman"/>
+          <w:kern w:val="2"/>
+          <w:szCs w:val="24"/>
+          <w14:ligatures w14:val="standardContextual"/>
+        </w:rPr>
+      </w:pPr>
+      <w:r>
+        <w:rPr>
+          <w:rFonts w:eastAsia="Aptos" w:cs="Times New Roman"/>
+          <w:kern w:val="2"/>
+          <w:szCs w:val="24"/>
+          <w14:ligatures w14:val="standardContextual"/>
+        </w:rPr>
+        <w:t>Тестирование закреплённых модулей</w:t>
+      </w:r>
+      <w:r>
+        <w:rPr>
+          <w:rFonts w:eastAsia="Aptos" w:cs="Times New Roman"/>
+          <w:kern w:val="2"/>
+          <w:szCs w:val="24"/>
+          <w:lang w:val="en-US"/>
+          <w14:ligatures w14:val="standardContextual"/>
+        </w:rPr>
+        <w:t>.</w:t>
+      </w:r>
+    </w:p>
+    <w:p>
+      <w:pPr>
+        <w:rPr>
+          <w:rFonts w:eastAsia="Aptos" w:cs="Times New Roman"/>
+          <w:kern w:val="2"/>
+          <w:szCs w:val="24"/>
+          <w14:ligatures w14:val="standardContextual"/>
+        </w:rPr>
+      </w:pPr>
+    </w:p>
+    <w:p>
+      <w:pPr>
+        <w:rPr>
+          <w:rFonts w:eastAsia="Aptos" w:cs="Times New Roman"/>
+          <w:kern w:val="2"/>
+          <w:szCs w:val="24"/>
+          <w14:ligatures w14:val="standardContextual"/>
+        </w:rPr>
+      </w:pPr>
+      <w:r>
+        <w:rPr>
+          <w:rFonts w:eastAsia="Aptos" w:cs="Times New Roman"/>
+          <w:kern w:val="2"/>
+          <w:szCs w:val="24"/>
+          <w14:ligatures w14:val="standardContextual"/>
+        </w:rPr>
+        <w:t>Участник 2: Александрова Арина</w:t>
+      </w:r>
+    </w:p>
+    <w:p>
+      <w:pPr>
+        <w:rPr>
+          <w:rFonts w:eastAsia="Aptos" w:cs="Times New Roman"/>
+          <w:kern w:val="2"/>
+          <w:szCs w:val="24"/>
+          <w14:ligatures w14:val="standardContextual"/>
+        </w:rPr>
+      </w:pPr>
+      <w:r>
+        <w:rPr>
+          <w:rFonts w:eastAsia="Aptos" w:cs="Times New Roman"/>
+          <w:kern w:val="2"/>
+          <w:szCs w:val="24"/>
+          <w14:ligatures w14:val="standardContextual"/>
+        </w:rPr>
+        <w:t xml:space="preserve">Роль в проекте: </w:t>
+      </w:r>
+      <w:proofErr w:type="spellStart"/>
+      <w:r>
+        <w:rPr>
+          <w:rFonts w:eastAsia="Aptos" w:cs="Times New Roman"/>
+          <w:kern w:val="2"/>
+          <w:szCs w:val="24"/>
+          <w14:ligatures w14:val="standardContextual"/>
+        </w:rPr>
+        <w:t>Fullstack</w:t>
+      </w:r>
+      <w:proofErr w:type="spellEnd"/>
+      <w:r>
+        <w:rPr>
+          <w:rFonts w:eastAsia="Aptos" w:cs="Times New Roman"/>
+          <w:kern w:val="2"/>
+          <w:szCs w:val="24"/>
+          <w14:ligatures w14:val="standardContextual"/>
+        </w:rPr>
+        <w:t>-разработчик.</w:t>
+      </w:r>
+    </w:p>
+    <w:p>
+      <w:pPr>
+        <w:rPr>
+          <w:rFonts w:eastAsia="Aptos" w:cs="Times New Roman"/>
+          <w:kern w:val="2"/>
+          <w:szCs w:val="24"/>
+          <w14:ligatures w14:val="standardContextual"/>
+        </w:rPr>
+      </w:pPr>
+      <w:r>
+        <w:rPr>
+          <w:rFonts w:eastAsia="Aptos" w:cs="Times New Roman"/>
+          <w:kern w:val="2"/>
+          <w:szCs w:val="24"/>
+          <w14:ligatures w14:val="standardContextual"/>
+        </w:rPr>
+        <w:t>Ключевые зоны ответственности:</w:t>
+      </w:r>
+    </w:p>
+    <w:p>
+      <w:pPr>
+        <w:numPr>
+          <w:ilvl w:val="0"/>
+          <w:numId w:val="40"/>
+        </w:numPr>
+        <w:ind w:left="0" w:firstLine="709"/>
+        <w:contextualSpacing/>
+        <w:rPr>
+          <w:rFonts w:eastAsia="Aptos" w:cs="Times New Roman"/>
+          <w:kern w:val="2"/>
+          <w:szCs w:val="24"/>
+          <w14:ligatures w14:val="standardContextual"/>
+        </w:rPr>
+      </w:pPr>
+      <w:r>
+        <w:rPr>
+          <w:rFonts w:eastAsia="Aptos" w:cs="Times New Roman"/>
+          <w:kern w:val="2"/>
+          <w:szCs w:val="24"/>
+          <w14:ligatures w14:val="standardContextual"/>
+        </w:rPr>
+        <w:t>Проектирование информационной системы (ER-диаграммы, UML);</w:t>
+      </w:r>
+    </w:p>
+    <w:p>
+      <w:pPr>
+        <w:numPr>
+          <w:ilvl w:val="0"/>
+          <w:numId w:val="40"/>
+        </w:numPr>
+        <w:ind w:left="0" w:firstLine="709"/>
+        <w:contextualSpacing/>
+        <w:rPr>
+          <w:rFonts w:eastAsia="Aptos" w:cs="Times New Roman"/>
+          <w:kern w:val="2"/>
+          <w:szCs w:val="24"/>
+          <w14:ligatures w14:val="standardContextual"/>
+        </w:rPr>
+      </w:pPr>
+      <w:r>
+        <w:rPr>
+          <w:rFonts w:eastAsia="Aptos" w:cs="Times New Roman"/>
+          <w:kern w:val="2"/>
+          <w:szCs w:val="24"/>
+          <w14:ligatures w14:val="standardContextual"/>
+        </w:rPr>
+        <w:t>Формирование команды и определение концепции проекта;</w:t>
+      </w:r>
+    </w:p>
+    <w:p>
+      <w:pPr>
+        <w:numPr>
+          <w:ilvl w:val="0"/>
+          <w:numId w:val="40"/>
+        </w:numPr>
+        <w:ind w:left="0" w:firstLine="709"/>
+        <w:contextualSpacing/>
+        <w:rPr>
+          <w:rFonts w:eastAsia="Aptos" w:cs="Times New Roman"/>
+          <w:kern w:val="2"/>
+          <w:szCs w:val="24"/>
+          <w14:ligatures w14:val="standardContextual"/>
+        </w:rPr>
+      </w:pPr>
+      <w:r>
+        <w:rPr>
+          <w:rFonts w:eastAsia="Aptos" w:cs="Times New Roman"/>
+          <w:kern w:val="2"/>
+          <w:szCs w:val="24"/>
+          <w14:ligatures w14:val="standardContextual"/>
+        </w:rPr>
+        <w:t>Поиск и обработка графического контента (картинки для стран, иконки);</w:t>
+      </w:r>
+    </w:p>
+    <w:p>
+      <w:pPr>
+        <w:numPr>
+          <w:ilvl w:val="0"/>
+          <w:numId w:val="40"/>
+        </w:numPr>
+        <w:ind w:left="0" w:firstLine="709"/>
+        <w:contextualSpacing/>
+        <w:rPr>
+          <w:rFonts w:eastAsia="Aptos" w:cs="Times New Roman"/>
+          <w:kern w:val="2"/>
+          <w:szCs w:val="24"/>
+          <w14:ligatures w14:val="standardContextual"/>
+        </w:rPr>
+      </w:pPr>
+      <w:r>
+        <w:rPr>
+          <w:rFonts w:eastAsia="Aptos" w:cs="Times New Roman"/>
+          <w:kern w:val="2"/>
+          <w:szCs w:val="24"/>
+          <w14:ligatures w14:val="standardContextual"/>
+        </w:rPr>
+        <w:lastRenderedPageBreak/>
+        <w:t>Создание страницы для статей и приложений по определённой стране;</w:t>
+      </w:r>
+    </w:p>
+    <w:p>
+      <w:pPr>
+        <w:numPr>
+          <w:ilvl w:val="0"/>
+          <w:numId w:val="40"/>
+        </w:numPr>
+        <w:ind w:left="0" w:firstLine="709"/>
+        <w:contextualSpacing/>
+        <w:rPr>
+          <w:rFonts w:eastAsia="Aptos" w:cs="Times New Roman"/>
+          <w:kern w:val="2"/>
+          <w:szCs w:val="24"/>
+          <w14:ligatures w14:val="standardContextual"/>
+        </w:rPr>
+      </w:pPr>
+      <w:r>
+        <w:rPr>
+          <w:rFonts w:eastAsia="Aptos" w:cs="Times New Roman"/>
+          <w:kern w:val="2"/>
+          <w:szCs w:val="24"/>
+          <w14:ligatures w14:val="standardContextual"/>
+        </w:rPr>
+        <w:t>Создание страницы с фразами и категориями (мини-разговорник);</w:t>
+      </w:r>
+    </w:p>
+    <w:p>
+      <w:pPr>
+        <w:numPr>
+          <w:ilvl w:val="0"/>
+          <w:numId w:val="40"/>
+        </w:numPr>
+        <w:ind w:left="0" w:firstLine="709"/>
+        <w:contextualSpacing/>
+        <w:rPr>
+          <w:rFonts w:eastAsia="Aptos" w:cs="Times New Roman"/>
+          <w:kern w:val="2"/>
+          <w:szCs w:val="24"/>
+          <w14:ligatures w14:val="standardContextual"/>
+        </w:rPr>
+      </w:pPr>
+      <w:r>
+        <w:rPr>
+          <w:rFonts w:eastAsia="Aptos" w:cs="Times New Roman"/>
+          <w:kern w:val="2"/>
+          <w:szCs w:val="24"/>
+          <w14:ligatures w14:val="standardContextual"/>
+        </w:rPr>
+        <w:t>Разработка интерфейсов, связанных с пользовательским контентом;</w:t>
+      </w:r>
+    </w:p>
+    <w:p>
+      <w:pPr>
+        <w:numPr>
+          <w:ilvl w:val="0"/>
+          <w:numId w:val="40"/>
+        </w:numPr>
+        <w:ind w:left="0" w:firstLine="709"/>
+        <w:contextualSpacing/>
+        <w:rPr>
+          <w:rFonts w:eastAsia="Aptos" w:cs="Times New Roman"/>
+          <w:kern w:val="2"/>
+          <w:szCs w:val="24"/>
+          <w14:ligatures w14:val="standardContextual"/>
+        </w:rPr>
+      </w:pPr>
+      <w:r>
+        <w:rPr>
+          <w:rFonts w:eastAsia="Aptos" w:cs="Times New Roman"/>
+          <w:kern w:val="2"/>
+          <w:szCs w:val="24"/>
+          <w14:ligatures w14:val="standardContextual"/>
+        </w:rPr>
+        <w:t>Разработка, создание моделей и форм;</w:t>
+      </w:r>
+    </w:p>
+    <w:p>
+      <w:pPr>
+        <w:numPr>
+          <w:ilvl w:val="0"/>
+          <w:numId w:val="40"/>
+        </w:numPr>
+        <w:ind w:left="0" w:firstLine="709"/>
+        <w:contextualSpacing/>
+        <w:rPr>
+          <w:rFonts w:eastAsia="Aptos" w:cs="Times New Roman"/>
+          <w:kern w:val="2"/>
+          <w:szCs w:val="24"/>
+          <w14:ligatures w14:val="standardContextual"/>
+        </w:rPr>
+      </w:pPr>
+      <w:r>
+        <w:rPr>
+          <w:rFonts w:eastAsia="Aptos" w:cs="Times New Roman"/>
+          <w:kern w:val="2"/>
+          <w:szCs w:val="24"/>
+          <w14:ligatures w14:val="standardContextual"/>
+        </w:rPr>
+        <w:t>Плановая документация и создание диаграмм;</w:t>
+      </w:r>
+    </w:p>
+    <w:p>
+      <w:pPr>
+        <w:numPr>
+          <w:ilvl w:val="0"/>
+          <w:numId w:val="40"/>
+        </w:numPr>
+        <w:ind w:left="0" w:firstLine="709"/>
+        <w:contextualSpacing/>
+        <w:rPr>
+          <w:rFonts w:eastAsia="Aptos" w:cs="Times New Roman"/>
+          <w:kern w:val="2"/>
+          <w:szCs w:val="24"/>
+          <w14:ligatures w14:val="standardContextual"/>
+        </w:rPr>
+      </w:pPr>
+      <w:r>
+        <w:rPr>
+          <w:rFonts w:eastAsia="Aptos" w:cs="Times New Roman"/>
+          <w:kern w:val="2"/>
+          <w:szCs w:val="24"/>
+          <w14:ligatures w14:val="standardContextual"/>
+        </w:rPr>
+        <w:t>Поиск и обработка информации для наполнения базы данных (статьи, правила, топ-10 приложений);</w:t>
+      </w:r>
+    </w:p>
+    <w:p>
+      <w:pPr>
+        <w:numPr>
+          <w:ilvl w:val="0"/>
+          <w:numId w:val="40"/>
+        </w:numPr>
+        <w:ind w:left="0" w:firstLine="709"/>
+        <w:contextualSpacing/>
+        <w:rPr>
+          <w:rFonts w:eastAsia="Aptos" w:cs="Times New Roman"/>
+          <w:kern w:val="2"/>
+          <w:szCs w:val="24"/>
+          <w14:ligatures w14:val="standardContextual"/>
+        </w:rPr>
+      </w:pPr>
+      <w:r>
+        <w:rPr>
+          <w:rFonts w:eastAsia="Aptos" w:cs="Times New Roman"/>
+          <w:kern w:val="2"/>
+          <w:szCs w:val="24"/>
+          <w14:ligatures w14:val="standardContextual"/>
+        </w:rPr>
+        <w:t>Тестирование закреплённых модулей.</w:t>
+      </w:r>
+    </w:p>
     <w:p/>
     <w:sectPr>
       <w:footerReference w:type="default" r:id="rId47"/>
@@ -29552,6 +37462,119 @@
     </w:lvl>
   </w:abstractNum>
   <w:abstractNum w:abstractNumId="9" w15:restartNumberingAfterBreak="0">
+    <w:nsid w:val="21543A99"/>
+    <w:multiLevelType w:val="hybridMultilevel"/>
+    <w:tmpl w:val="7826C64E"/>
+    <w:lvl w:ilvl="0" w:tplc="04190001">
+      <w:start w:val="1"/>
+      <w:numFmt w:val="bullet"/>
+      <w:lvlText w:val=""/>
+      <w:lvlJc w:val="left"/>
+      <w:pPr>
+        <w:ind w:left="1429" w:hanging="360"/>
+      </w:pPr>
+      <w:rPr>
+        <w:rFonts w:ascii="Symbol" w:hAnsi="Symbol" w:hint="default"/>
+      </w:rPr>
+    </w:lvl>
+    <w:lvl w:ilvl="1" w:tplc="04190003" w:tentative="1">
+      <w:start w:val="1"/>
+      <w:numFmt w:val="bullet"/>
+      <w:lvlText w:val="o"/>
+      <w:lvlJc w:val="left"/>
+      <w:pPr>
+        <w:ind w:left="2149" w:hanging="360"/>
+      </w:pPr>
+      <w:rPr>
+        <w:rFonts w:ascii="Courier New" w:hAnsi="Courier New" w:cs="Courier New" w:hint="default"/>
+      </w:rPr>
+    </w:lvl>
+    <w:lvl w:ilvl="2" w:tplc="04190005" w:tentative="1">
+      <w:start w:val="1"/>
+      <w:numFmt w:val="bullet"/>
+      <w:lvlText w:val=""/>
+      <w:lvlJc w:val="left"/>
+      <w:pPr>
+        <w:ind w:left="2869" w:hanging="360"/>
+      </w:pPr>
+      <w:rPr>
+        <w:rFonts w:ascii="Wingdings" w:hAnsi="Wingdings" w:hint="default"/>
+      </w:rPr>
+    </w:lvl>
+    <w:lvl w:ilvl="3" w:tplc="04190001" w:tentative="1">
+      <w:start w:val="1"/>
+      <w:numFmt w:val="bullet"/>
+      <w:lvlText w:val=""/>
+      <w:lvlJc w:val="left"/>
+      <w:pPr>
+        <w:ind w:left="3589" w:hanging="360"/>
+      </w:pPr>
+      <w:rPr>
+        <w:rFonts w:ascii="Symbol" w:hAnsi="Symbol" w:hint="default"/>
+      </w:rPr>
+    </w:lvl>
+    <w:lvl w:ilvl="4" w:tplc="04190003" w:tentative="1">
+      <w:start w:val="1"/>
+      <w:numFmt w:val="bullet"/>
+      <w:lvlText w:val="o"/>
+      <w:lvlJc w:val="left"/>
+      <w:pPr>
+        <w:ind w:left="4309" w:hanging="360"/>
+      </w:pPr>
+      <w:rPr>
+        <w:rFonts w:ascii="Courier New" w:hAnsi="Courier New" w:cs="Courier New" w:hint="default"/>
+      </w:rPr>
+    </w:lvl>
+    <w:lvl w:ilvl="5" w:tplc="04190005" w:tentative="1">
+      <w:start w:val="1"/>
+      <w:numFmt w:val="bullet"/>
+      <w:lvlText w:val=""/>
+      <w:lvlJc w:val="left"/>
+      <w:pPr>
+        <w:ind w:left="5029" w:hanging="360"/>
+      </w:pPr>
+      <w:rPr>
+        <w:rFonts w:ascii="Wingdings" w:hAnsi="Wingdings" w:hint="default"/>
+      </w:rPr>
+    </w:lvl>
+    <w:lvl w:ilvl="6" w:tplc="04190001" w:tentative="1">
+      <w:start w:val="1"/>
+      <w:numFmt w:val="bullet"/>
+      <w:lvlText w:val=""/>
+      <w:lvlJc w:val="left"/>
+      <w:pPr>
+        <w:ind w:left="5749" w:hanging="360"/>
+      </w:pPr>
+      <w:rPr>
+        <w:rFonts w:ascii="Symbol" w:hAnsi="Symbol" w:hint="default"/>
+      </w:rPr>
+    </w:lvl>
+    <w:lvl w:ilvl="7" w:tplc="04190003" w:tentative="1">
+      <w:start w:val="1"/>
+      <w:numFmt w:val="bullet"/>
+      <w:lvlText w:val="o"/>
+      <w:lvlJc w:val="left"/>
+      <w:pPr>
+        <w:ind w:left="6469" w:hanging="360"/>
+      </w:pPr>
+      <w:rPr>
+        <w:rFonts w:ascii="Courier New" w:hAnsi="Courier New" w:cs="Courier New" w:hint="default"/>
+      </w:rPr>
+    </w:lvl>
+    <w:lvl w:ilvl="8" w:tplc="04190005" w:tentative="1">
+      <w:start w:val="1"/>
+      <w:numFmt w:val="bullet"/>
+      <w:lvlText w:val=""/>
+      <w:lvlJc w:val="left"/>
+      <w:pPr>
+        <w:ind w:left="7189" w:hanging="360"/>
+      </w:pPr>
+      <w:rPr>
+        <w:rFonts w:ascii="Wingdings" w:hAnsi="Wingdings" w:hint="default"/>
+      </w:rPr>
+    </w:lvl>
+  </w:abstractNum>
+  <w:abstractNum w:abstractNumId="10" w15:restartNumberingAfterBreak="0">
     <w:nsid w:val="24C017E3"/>
     <w:multiLevelType w:val="hybridMultilevel"/>
     <w:tmpl w:val="0C0EC480"/>
@@ -29664,7 +37687,7 @@
       </w:rPr>
     </w:lvl>
   </w:abstractNum>
-  <w:abstractNum w:abstractNumId="10" w15:restartNumberingAfterBreak="0">
+  <w:abstractNum w:abstractNumId="11" w15:restartNumberingAfterBreak="0">
     <w:nsid w:val="28724CF3"/>
     <w:multiLevelType w:val="hybridMultilevel"/>
     <w:tmpl w:val="904429B0"/>
@@ -29777,7 +37800,7 @@
       </w:rPr>
     </w:lvl>
   </w:abstractNum>
-  <w:abstractNum w:abstractNumId="11" w15:restartNumberingAfterBreak="0">
+  <w:abstractNum w:abstractNumId="12" w15:restartNumberingAfterBreak="0">
     <w:nsid w:val="2ABA6E45"/>
     <w:multiLevelType w:val="hybridMultilevel"/>
     <w:tmpl w:val="1E40E99C"/>
@@ -29890,7 +37913,120 @@
       </w:rPr>
     </w:lvl>
   </w:abstractNum>
-  <w:abstractNum w:abstractNumId="12" w15:restartNumberingAfterBreak="0">
+  <w:abstractNum w:abstractNumId="13" w15:restartNumberingAfterBreak="0">
+    <w:nsid w:val="30032146"/>
+    <w:multiLevelType w:val="hybridMultilevel"/>
+    <w:tmpl w:val="88DE579E"/>
+    <w:lvl w:ilvl="0" w:tplc="41E8DB98">
+      <w:start w:val="1"/>
+      <w:numFmt w:val="bullet"/>
+      <w:lvlText w:val="-"/>
+      <w:lvlJc w:val="left"/>
+      <w:pPr>
+        <w:ind w:left="1429" w:hanging="360"/>
+      </w:pPr>
+      <w:rPr>
+        <w:rFonts w:ascii="Sitka Small" w:hAnsi="Sitka Small" w:hint="default"/>
+      </w:rPr>
+    </w:lvl>
+    <w:lvl w:ilvl="1" w:tplc="04190003" w:tentative="1">
+      <w:start w:val="1"/>
+      <w:numFmt w:val="bullet"/>
+      <w:lvlText w:val="o"/>
+      <w:lvlJc w:val="left"/>
+      <w:pPr>
+        <w:ind w:left="2149" w:hanging="360"/>
+      </w:pPr>
+      <w:rPr>
+        <w:rFonts w:ascii="Courier New" w:hAnsi="Courier New" w:cs="Courier New" w:hint="default"/>
+      </w:rPr>
+    </w:lvl>
+    <w:lvl w:ilvl="2" w:tplc="04190005" w:tentative="1">
+      <w:start w:val="1"/>
+      <w:numFmt w:val="bullet"/>
+      <w:lvlText w:val=""/>
+      <w:lvlJc w:val="left"/>
+      <w:pPr>
+        <w:ind w:left="2869" w:hanging="360"/>
+      </w:pPr>
+      <w:rPr>
+        <w:rFonts w:ascii="Wingdings" w:hAnsi="Wingdings" w:hint="default"/>
+      </w:rPr>
+    </w:lvl>
+    <w:lvl w:ilvl="3" w:tplc="04190001" w:tentative="1">
+      <w:start w:val="1"/>
+      <w:numFmt w:val="bullet"/>
+      <w:lvlText w:val=""/>
+      <w:lvlJc w:val="left"/>
+      <w:pPr>
+        <w:ind w:left="3589" w:hanging="360"/>
+      </w:pPr>
+      <w:rPr>
+        <w:rFonts w:ascii="Symbol" w:hAnsi="Symbol" w:hint="default"/>
+      </w:rPr>
+    </w:lvl>
+    <w:lvl w:ilvl="4" w:tplc="04190003" w:tentative="1">
+      <w:start w:val="1"/>
+      <w:numFmt w:val="bullet"/>
+      <w:lvlText w:val="o"/>
+      <w:lvlJc w:val="left"/>
+      <w:pPr>
+        <w:ind w:left="4309" w:hanging="360"/>
+      </w:pPr>
+      <w:rPr>
+        <w:rFonts w:ascii="Courier New" w:hAnsi="Courier New" w:cs="Courier New" w:hint="default"/>
+      </w:rPr>
+    </w:lvl>
+    <w:lvl w:ilvl="5" w:tplc="04190005" w:tentative="1">
+      <w:start w:val="1"/>
+      <w:numFmt w:val="bullet"/>
+      <w:lvlText w:val=""/>
+      <w:lvlJc w:val="left"/>
+      <w:pPr>
+        <w:ind w:left="5029" w:hanging="360"/>
+      </w:pPr>
+      <w:rPr>
+        <w:rFonts w:ascii="Wingdings" w:hAnsi="Wingdings" w:hint="default"/>
+      </w:rPr>
+    </w:lvl>
+    <w:lvl w:ilvl="6" w:tplc="04190001" w:tentative="1">
+      <w:start w:val="1"/>
+      <w:numFmt w:val="bullet"/>
+      <w:lvlText w:val=""/>
+      <w:lvlJc w:val="left"/>
+      <w:pPr>
+        <w:ind w:left="5749" w:hanging="360"/>
+      </w:pPr>
+      <w:rPr>
+        <w:rFonts w:ascii="Symbol" w:hAnsi="Symbol" w:hint="default"/>
+      </w:rPr>
+    </w:lvl>
+    <w:lvl w:ilvl="7" w:tplc="04190003" w:tentative="1">
+      <w:start w:val="1"/>
+      <w:numFmt w:val="bullet"/>
+      <w:lvlText w:val="o"/>
+      <w:lvlJc w:val="left"/>
+      <w:pPr>
+        <w:ind w:left="6469" w:hanging="360"/>
+      </w:pPr>
+      <w:rPr>
+        <w:rFonts w:ascii="Courier New" w:hAnsi="Courier New" w:cs="Courier New" w:hint="default"/>
+      </w:rPr>
+    </w:lvl>
+    <w:lvl w:ilvl="8" w:tplc="04190005" w:tentative="1">
+      <w:start w:val="1"/>
+      <w:numFmt w:val="bullet"/>
+      <w:lvlText w:val=""/>
+      <w:lvlJc w:val="left"/>
+      <w:pPr>
+        <w:ind w:left="7189" w:hanging="360"/>
+      </w:pPr>
+      <w:rPr>
+        <w:rFonts w:ascii="Wingdings" w:hAnsi="Wingdings" w:hint="default"/>
+      </w:rPr>
+    </w:lvl>
+  </w:abstractNum>
+  <w:abstractNum w:abstractNumId="14" w15:restartNumberingAfterBreak="0">
     <w:nsid w:val="3267637C"/>
     <w:multiLevelType w:val="hybridMultilevel"/>
     <w:tmpl w:val="AB9AE07C"/>
@@ -29976,7 +38112,7 @@
       </w:pPr>
     </w:lvl>
   </w:abstractNum>
-  <w:abstractNum w:abstractNumId="13" w15:restartNumberingAfterBreak="0">
+  <w:abstractNum w:abstractNumId="15" w15:restartNumberingAfterBreak="0">
     <w:nsid w:val="364D54A0"/>
     <w:multiLevelType w:val="hybridMultilevel"/>
     <w:tmpl w:val="B866A99A"/>
@@ -30065,7 +38201,120 @@
       </w:pPr>
     </w:lvl>
   </w:abstractNum>
-  <w:abstractNum w:abstractNumId="14" w15:restartNumberingAfterBreak="0">
+  <w:abstractNum w:abstractNumId="16" w15:restartNumberingAfterBreak="0">
+    <w:nsid w:val="37EC1DA4"/>
+    <w:multiLevelType w:val="hybridMultilevel"/>
+    <w:tmpl w:val="5BFA0DCA"/>
+    <w:lvl w:ilvl="0" w:tplc="04190001">
+      <w:start w:val="1"/>
+      <w:numFmt w:val="bullet"/>
+      <w:lvlText w:val=""/>
+      <w:lvlJc w:val="left"/>
+      <w:pPr>
+        <w:ind w:left="1429" w:hanging="360"/>
+      </w:pPr>
+      <w:rPr>
+        <w:rFonts w:ascii="Symbol" w:hAnsi="Symbol" w:hint="default"/>
+      </w:rPr>
+    </w:lvl>
+    <w:lvl w:ilvl="1" w:tplc="04190003" w:tentative="1">
+      <w:start w:val="1"/>
+      <w:numFmt w:val="bullet"/>
+      <w:lvlText w:val="o"/>
+      <w:lvlJc w:val="left"/>
+      <w:pPr>
+        <w:ind w:left="2149" w:hanging="360"/>
+      </w:pPr>
+      <w:rPr>
+        <w:rFonts w:ascii="Courier New" w:hAnsi="Courier New" w:cs="Courier New" w:hint="default"/>
+      </w:rPr>
+    </w:lvl>
+    <w:lvl w:ilvl="2" w:tplc="04190005" w:tentative="1">
+      <w:start w:val="1"/>
+      <w:numFmt w:val="bullet"/>
+      <w:lvlText w:val=""/>
+      <w:lvlJc w:val="left"/>
+      <w:pPr>
+        <w:ind w:left="2869" w:hanging="360"/>
+      </w:pPr>
+      <w:rPr>
+        <w:rFonts w:ascii="Wingdings" w:hAnsi="Wingdings" w:hint="default"/>
+      </w:rPr>
+    </w:lvl>
+    <w:lvl w:ilvl="3" w:tplc="04190001" w:tentative="1">
+      <w:start w:val="1"/>
+      <w:numFmt w:val="bullet"/>
+      <w:lvlText w:val=""/>
+      <w:lvlJc w:val="left"/>
+      <w:pPr>
+        <w:ind w:left="3589" w:hanging="360"/>
+      </w:pPr>
+      <w:rPr>
+        <w:rFonts w:ascii="Symbol" w:hAnsi="Symbol" w:hint="default"/>
+      </w:rPr>
+    </w:lvl>
+    <w:lvl w:ilvl="4" w:tplc="04190003" w:tentative="1">
+      <w:start w:val="1"/>
+      <w:numFmt w:val="bullet"/>
+      <w:lvlText w:val="o"/>
+      <w:lvlJc w:val="left"/>
+      <w:pPr>
+        <w:ind w:left="4309" w:hanging="360"/>
+      </w:pPr>
+      <w:rPr>
+        <w:rFonts w:ascii="Courier New" w:hAnsi="Courier New" w:cs="Courier New" w:hint="default"/>
+      </w:rPr>
+    </w:lvl>
+    <w:lvl w:ilvl="5" w:tplc="04190005" w:tentative="1">
+      <w:start w:val="1"/>
+      <w:numFmt w:val="bullet"/>
+      <w:lvlText w:val=""/>
+      <w:lvlJc w:val="left"/>
+      <w:pPr>
+        <w:ind w:left="5029" w:hanging="360"/>
+      </w:pPr>
+      <w:rPr>
+        <w:rFonts w:ascii="Wingdings" w:hAnsi="Wingdings" w:hint="default"/>
+      </w:rPr>
+    </w:lvl>
+    <w:lvl w:ilvl="6" w:tplc="04190001" w:tentative="1">
+      <w:start w:val="1"/>
+      <w:numFmt w:val="bullet"/>
+      <w:lvlText w:val=""/>
+      <w:lvlJc w:val="left"/>
+      <w:pPr>
+        <w:ind w:left="5749" w:hanging="360"/>
+      </w:pPr>
+      <w:rPr>
+        <w:rFonts w:ascii="Symbol" w:hAnsi="Symbol" w:hint="default"/>
+      </w:rPr>
+    </w:lvl>
+    <w:lvl w:ilvl="7" w:tplc="04190003" w:tentative="1">
+      <w:start w:val="1"/>
+      <w:numFmt w:val="bullet"/>
+      <w:lvlText w:val="o"/>
+      <w:lvlJc w:val="left"/>
+      <w:pPr>
+        <w:ind w:left="6469" w:hanging="360"/>
+      </w:pPr>
+      <w:rPr>
+        <w:rFonts w:ascii="Courier New" w:hAnsi="Courier New" w:cs="Courier New" w:hint="default"/>
+      </w:rPr>
+    </w:lvl>
+    <w:lvl w:ilvl="8" w:tplc="04190005" w:tentative="1">
+      <w:start w:val="1"/>
+      <w:numFmt w:val="bullet"/>
+      <w:lvlText w:val=""/>
+      <w:lvlJc w:val="left"/>
+      <w:pPr>
+        <w:ind w:left="7189" w:hanging="360"/>
+      </w:pPr>
+      <w:rPr>
+        <w:rFonts w:ascii="Wingdings" w:hAnsi="Wingdings" w:hint="default"/>
+      </w:rPr>
+    </w:lvl>
+  </w:abstractNum>
+  <w:abstractNum w:abstractNumId="17" w15:restartNumberingAfterBreak="0">
     <w:nsid w:val="3AC66F2B"/>
     <w:multiLevelType w:val="hybridMultilevel"/>
     <w:tmpl w:val="025E28E6"/>
@@ -30178,7 +38427,7 @@
       </w:rPr>
     </w:lvl>
   </w:abstractNum>
-  <w:abstractNum w:abstractNumId="15" w15:restartNumberingAfterBreak="0">
+  <w:abstractNum w:abstractNumId="18" w15:restartNumberingAfterBreak="0">
     <w:nsid w:val="3C8333B6"/>
     <w:multiLevelType w:val="hybridMultilevel"/>
     <w:tmpl w:val="09F0AB42"/>
@@ -30291,7 +38540,7 @@
       </w:rPr>
     </w:lvl>
   </w:abstractNum>
-  <w:abstractNum w:abstractNumId="16" w15:restartNumberingAfterBreak="0">
+  <w:abstractNum w:abstractNumId="19" w15:restartNumberingAfterBreak="0">
     <w:nsid w:val="3E4C22C6"/>
     <w:multiLevelType w:val="hybridMultilevel"/>
     <w:tmpl w:val="65AC02DC"/>
@@ -30404,7 +38653,7 @@
       </w:rPr>
     </w:lvl>
   </w:abstractNum>
-  <w:abstractNum w:abstractNumId="17" w15:restartNumberingAfterBreak="0">
+  <w:abstractNum w:abstractNumId="20" w15:restartNumberingAfterBreak="0">
     <w:nsid w:val="3EDC38FF"/>
     <w:multiLevelType w:val="hybridMultilevel"/>
     <w:tmpl w:val="E778838C"/>
@@ -30517,7 +38766,7 @@
       </w:rPr>
     </w:lvl>
   </w:abstractNum>
-  <w:abstractNum w:abstractNumId="18" w15:restartNumberingAfterBreak="0">
+  <w:abstractNum w:abstractNumId="21" w15:restartNumberingAfterBreak="0">
     <w:nsid w:val="3F7230F2"/>
     <w:multiLevelType w:val="hybridMultilevel"/>
     <w:tmpl w:val="0CBE52F0"/>
@@ -30629,7 +38878,7 @@
       </w:rPr>
     </w:lvl>
   </w:abstractNum>
-  <w:abstractNum w:abstractNumId="19" w15:restartNumberingAfterBreak="0">
+  <w:abstractNum w:abstractNumId="22" w15:restartNumberingAfterBreak="0">
     <w:nsid w:val="3F8E739E"/>
     <w:multiLevelType w:val="hybridMultilevel"/>
     <w:tmpl w:val="6756D44E"/>
@@ -30742,7 +38991,7 @@
       </w:rPr>
     </w:lvl>
   </w:abstractNum>
-  <w:abstractNum w:abstractNumId="20" w15:restartNumberingAfterBreak="0">
+  <w:abstractNum w:abstractNumId="23" w15:restartNumberingAfterBreak="0">
     <w:nsid w:val="434E3B33"/>
     <w:multiLevelType w:val="hybridMultilevel"/>
     <w:tmpl w:val="A70A9E60"/>
@@ -30828,7 +39077,7 @@
       </w:pPr>
     </w:lvl>
   </w:abstractNum>
-  <w:abstractNum w:abstractNumId="21" w15:restartNumberingAfterBreak="0">
+  <w:abstractNum w:abstractNumId="24" w15:restartNumberingAfterBreak="0">
     <w:nsid w:val="4496786F"/>
     <w:multiLevelType w:val="hybridMultilevel"/>
     <w:tmpl w:val="2A14A948"/>
@@ -30941,7 +39190,7 @@
       </w:rPr>
     </w:lvl>
   </w:abstractNum>
-  <w:abstractNum w:abstractNumId="22" w15:restartNumberingAfterBreak="0">
+  <w:abstractNum w:abstractNumId="25" w15:restartNumberingAfterBreak="0">
     <w:nsid w:val="475B2B60"/>
     <w:multiLevelType w:val="hybridMultilevel"/>
     <w:tmpl w:val="5C3612A0"/>
@@ -31054,7 +39303,7 @@
       </w:rPr>
     </w:lvl>
   </w:abstractNum>
-  <w:abstractNum w:abstractNumId="23" w15:restartNumberingAfterBreak="0">
+  <w:abstractNum w:abstractNumId="26" w15:restartNumberingAfterBreak="0">
     <w:nsid w:val="478D39C8"/>
     <w:multiLevelType w:val="hybridMultilevel"/>
     <w:tmpl w:val="8E862CBE"/>
@@ -31167,7 +39416,7 @@
       </w:rPr>
     </w:lvl>
   </w:abstractNum>
-  <w:abstractNum w:abstractNumId="24" w15:restartNumberingAfterBreak="0">
+  <w:abstractNum w:abstractNumId="27" w15:restartNumberingAfterBreak="0">
     <w:nsid w:val="49104091"/>
     <w:multiLevelType w:val="hybridMultilevel"/>
     <w:tmpl w:val="71483FD8"/>
@@ -31280,7 +39529,7 @@
       </w:rPr>
     </w:lvl>
   </w:abstractNum>
-  <w:abstractNum w:abstractNumId="25" w15:restartNumberingAfterBreak="0">
+  <w:abstractNum w:abstractNumId="28" w15:restartNumberingAfterBreak="0">
     <w:nsid w:val="49B272C4"/>
     <w:multiLevelType w:val="hybridMultilevel"/>
     <w:tmpl w:val="8E20F500"/>
@@ -31393,7 +39642,7 @@
       </w:rPr>
     </w:lvl>
   </w:abstractNum>
-  <w:abstractNum w:abstractNumId="26" w15:restartNumberingAfterBreak="0">
+  <w:abstractNum w:abstractNumId="29" w15:restartNumberingAfterBreak="0">
     <w:nsid w:val="49B452BC"/>
     <w:multiLevelType w:val="hybridMultilevel"/>
     <w:tmpl w:val="9536B4D4"/>
@@ -31506,7 +39755,120 @@
       </w:rPr>
     </w:lvl>
   </w:abstractNum>
-  <w:abstractNum w:abstractNumId="27" w15:restartNumberingAfterBreak="0">
+  <w:abstractNum w:abstractNumId="30" w15:restartNumberingAfterBreak="0">
+    <w:nsid w:val="4AA14318"/>
+    <w:multiLevelType w:val="hybridMultilevel"/>
+    <w:tmpl w:val="57A0EA76"/>
+    <w:lvl w:ilvl="0" w:tplc="41E8DB98">
+      <w:start w:val="1"/>
+      <w:numFmt w:val="bullet"/>
+      <w:lvlText w:val="-"/>
+      <w:lvlJc w:val="left"/>
+      <w:pPr>
+        <w:ind w:left="1429" w:hanging="360"/>
+      </w:pPr>
+      <w:rPr>
+        <w:rFonts w:ascii="Sitka Small" w:hAnsi="Sitka Small" w:hint="default"/>
+      </w:rPr>
+    </w:lvl>
+    <w:lvl w:ilvl="1" w:tplc="04190003" w:tentative="1">
+      <w:start w:val="1"/>
+      <w:numFmt w:val="bullet"/>
+      <w:lvlText w:val="o"/>
+      <w:lvlJc w:val="left"/>
+      <w:pPr>
+        <w:ind w:left="2149" w:hanging="360"/>
+      </w:pPr>
+      <w:rPr>
+        <w:rFonts w:ascii="Courier New" w:hAnsi="Courier New" w:cs="Courier New" w:hint="default"/>
+      </w:rPr>
+    </w:lvl>
+    <w:lvl w:ilvl="2" w:tplc="04190005" w:tentative="1">
+      <w:start w:val="1"/>
+      <w:numFmt w:val="bullet"/>
+      <w:lvlText w:val=""/>
+      <w:lvlJc w:val="left"/>
+      <w:pPr>
+        <w:ind w:left="2869" w:hanging="360"/>
+      </w:pPr>
+      <w:rPr>
+        <w:rFonts w:ascii="Wingdings" w:hAnsi="Wingdings" w:hint="default"/>
+      </w:rPr>
+    </w:lvl>
+    <w:lvl w:ilvl="3" w:tplc="04190001" w:tentative="1">
+      <w:start w:val="1"/>
+      <w:numFmt w:val="bullet"/>
+      <w:lvlText w:val=""/>
+      <w:lvlJc w:val="left"/>
+      <w:pPr>
+        <w:ind w:left="3589" w:hanging="360"/>
+      </w:pPr>
+      <w:rPr>
+        <w:rFonts w:ascii="Symbol" w:hAnsi="Symbol" w:hint="default"/>
+      </w:rPr>
+    </w:lvl>
+    <w:lvl w:ilvl="4" w:tplc="04190003" w:tentative="1">
+      <w:start w:val="1"/>
+      <w:numFmt w:val="bullet"/>
+      <w:lvlText w:val="o"/>
+      <w:lvlJc w:val="left"/>
+      <w:pPr>
+        <w:ind w:left="4309" w:hanging="360"/>
+      </w:pPr>
+      <w:rPr>
+        <w:rFonts w:ascii="Courier New" w:hAnsi="Courier New" w:cs="Courier New" w:hint="default"/>
+      </w:rPr>
+    </w:lvl>
+    <w:lvl w:ilvl="5" w:tplc="04190005" w:tentative="1">
+      <w:start w:val="1"/>
+      <w:numFmt w:val="bullet"/>
+      <w:lvlText w:val=""/>
+      <w:lvlJc w:val="left"/>
+      <w:pPr>
+        <w:ind w:left="5029" w:hanging="360"/>
+      </w:pPr>
+      <w:rPr>
+        <w:rFonts w:ascii="Wingdings" w:hAnsi="Wingdings" w:hint="default"/>
+      </w:rPr>
+    </w:lvl>
+    <w:lvl w:ilvl="6" w:tplc="04190001" w:tentative="1">
+      <w:start w:val="1"/>
+      <w:numFmt w:val="bullet"/>
+      <w:lvlText w:val=""/>
+      <w:lvlJc w:val="left"/>
+      <w:pPr>
+        <w:ind w:left="5749" w:hanging="360"/>
+      </w:pPr>
+      <w:rPr>
+        <w:rFonts w:ascii="Symbol" w:hAnsi="Symbol" w:hint="default"/>
+      </w:rPr>
+    </w:lvl>
+    <w:lvl w:ilvl="7" w:tplc="04190003" w:tentative="1">
+      <w:start w:val="1"/>
+      <w:numFmt w:val="bullet"/>
+      <w:lvlText w:val="o"/>
+      <w:lvlJc w:val="left"/>
+      <w:pPr>
+        <w:ind w:left="6469" w:hanging="360"/>
+      </w:pPr>
+      <w:rPr>
+        <w:rFonts w:ascii="Courier New" w:hAnsi="Courier New" w:cs="Courier New" w:hint="default"/>
+      </w:rPr>
+    </w:lvl>
+    <w:lvl w:ilvl="8" w:tplc="04190005" w:tentative="1">
+      <w:start w:val="1"/>
+      <w:numFmt w:val="bullet"/>
+      <w:lvlText w:val=""/>
+      <w:lvlJc w:val="left"/>
+      <w:pPr>
+        <w:ind w:left="7189" w:hanging="360"/>
+      </w:pPr>
+      <w:rPr>
+        <w:rFonts w:ascii="Wingdings" w:hAnsi="Wingdings" w:hint="default"/>
+      </w:rPr>
+    </w:lvl>
+  </w:abstractNum>
+  <w:abstractNum w:abstractNumId="31" w15:restartNumberingAfterBreak="0">
     <w:nsid w:val="4CAF0EDE"/>
     <w:multiLevelType w:val="hybridMultilevel"/>
     <w:tmpl w:val="4FB89AC8"/>
@@ -31592,7 +39954,459 @@
       </w:pPr>
     </w:lvl>
   </w:abstractNum>
-  <w:abstractNum w:abstractNumId="28" w15:restartNumberingAfterBreak="0">
+  <w:abstractNum w:abstractNumId="32" w15:restartNumberingAfterBreak="0">
+    <w:nsid w:val="50447DBD"/>
+    <w:multiLevelType w:val="hybridMultilevel"/>
+    <w:tmpl w:val="150023B4"/>
+    <w:lvl w:ilvl="0" w:tplc="04190001">
+      <w:start w:val="1"/>
+      <w:numFmt w:val="bullet"/>
+      <w:lvlText w:val=""/>
+      <w:lvlJc w:val="left"/>
+      <w:pPr>
+        <w:ind w:left="1429" w:hanging="360"/>
+      </w:pPr>
+      <w:rPr>
+        <w:rFonts w:ascii="Symbol" w:hAnsi="Symbol" w:hint="default"/>
+      </w:rPr>
+    </w:lvl>
+    <w:lvl w:ilvl="1" w:tplc="04190003" w:tentative="1">
+      <w:start w:val="1"/>
+      <w:numFmt w:val="bullet"/>
+      <w:lvlText w:val="o"/>
+      <w:lvlJc w:val="left"/>
+      <w:pPr>
+        <w:ind w:left="2149" w:hanging="360"/>
+      </w:pPr>
+      <w:rPr>
+        <w:rFonts w:ascii="Courier New" w:hAnsi="Courier New" w:cs="Courier New" w:hint="default"/>
+      </w:rPr>
+    </w:lvl>
+    <w:lvl w:ilvl="2" w:tplc="04190005" w:tentative="1">
+      <w:start w:val="1"/>
+      <w:numFmt w:val="bullet"/>
+      <w:lvlText w:val=""/>
+      <w:lvlJc w:val="left"/>
+      <w:pPr>
+        <w:ind w:left="2869" w:hanging="360"/>
+      </w:pPr>
+      <w:rPr>
+        <w:rFonts w:ascii="Wingdings" w:hAnsi="Wingdings" w:hint="default"/>
+      </w:rPr>
+    </w:lvl>
+    <w:lvl w:ilvl="3" w:tplc="04190001" w:tentative="1">
+      <w:start w:val="1"/>
+      <w:numFmt w:val="bullet"/>
+      <w:lvlText w:val=""/>
+      <w:lvlJc w:val="left"/>
+      <w:pPr>
+        <w:ind w:left="3589" w:hanging="360"/>
+      </w:pPr>
+      <w:rPr>
+        <w:rFonts w:ascii="Symbol" w:hAnsi="Symbol" w:hint="default"/>
+      </w:rPr>
+    </w:lvl>
+    <w:lvl w:ilvl="4" w:tplc="04190003" w:tentative="1">
+      <w:start w:val="1"/>
+      <w:numFmt w:val="bullet"/>
+      <w:lvlText w:val="o"/>
+      <w:lvlJc w:val="left"/>
+      <w:pPr>
+        <w:ind w:left="4309" w:hanging="360"/>
+      </w:pPr>
+      <w:rPr>
+        <w:rFonts w:ascii="Courier New" w:hAnsi="Courier New" w:cs="Courier New" w:hint="default"/>
+      </w:rPr>
+    </w:lvl>
+    <w:lvl w:ilvl="5" w:tplc="04190005" w:tentative="1">
+      <w:start w:val="1"/>
+      <w:numFmt w:val="bullet"/>
+      <w:lvlText w:val=""/>
+      <w:lvlJc w:val="left"/>
+      <w:pPr>
+        <w:ind w:left="5029" w:hanging="360"/>
+      </w:pPr>
+      <w:rPr>
+        <w:rFonts w:ascii="Wingdings" w:hAnsi="Wingdings" w:hint="default"/>
+      </w:rPr>
+    </w:lvl>
+    <w:lvl w:ilvl="6" w:tplc="04190001" w:tentative="1">
+      <w:start w:val="1"/>
+      <w:numFmt w:val="bullet"/>
+      <w:lvlText w:val=""/>
+      <w:lvlJc w:val="left"/>
+      <w:pPr>
+        <w:ind w:left="5749" w:hanging="360"/>
+      </w:pPr>
+      <w:rPr>
+        <w:rFonts w:ascii="Symbol" w:hAnsi="Symbol" w:hint="default"/>
+      </w:rPr>
+    </w:lvl>
+    <w:lvl w:ilvl="7" w:tplc="04190003" w:tentative="1">
+      <w:start w:val="1"/>
+      <w:numFmt w:val="bullet"/>
+      <w:lvlText w:val="o"/>
+      <w:lvlJc w:val="left"/>
+      <w:pPr>
+        <w:ind w:left="6469" w:hanging="360"/>
+      </w:pPr>
+      <w:rPr>
+        <w:rFonts w:ascii="Courier New" w:hAnsi="Courier New" w:cs="Courier New" w:hint="default"/>
+      </w:rPr>
+    </w:lvl>
+    <w:lvl w:ilvl="8" w:tplc="04190005" w:tentative="1">
+      <w:start w:val="1"/>
+      <w:numFmt w:val="bullet"/>
+      <w:lvlText w:val=""/>
+      <w:lvlJc w:val="left"/>
+      <w:pPr>
+        <w:ind w:left="7189" w:hanging="360"/>
+      </w:pPr>
+      <w:rPr>
+        <w:rFonts w:ascii="Wingdings" w:hAnsi="Wingdings" w:hint="default"/>
+      </w:rPr>
+    </w:lvl>
+  </w:abstractNum>
+  <w:abstractNum w:abstractNumId="33" w15:restartNumberingAfterBreak="0">
+    <w:nsid w:val="54A5107C"/>
+    <w:multiLevelType w:val="hybridMultilevel"/>
+    <w:tmpl w:val="30A21F7C"/>
+    <w:lvl w:ilvl="0" w:tplc="04190001">
+      <w:start w:val="1"/>
+      <w:numFmt w:val="bullet"/>
+      <w:lvlText w:val=""/>
+      <w:lvlJc w:val="left"/>
+      <w:pPr>
+        <w:ind w:left="1429" w:hanging="360"/>
+      </w:pPr>
+      <w:rPr>
+        <w:rFonts w:ascii="Symbol" w:hAnsi="Symbol" w:hint="default"/>
+      </w:rPr>
+    </w:lvl>
+    <w:lvl w:ilvl="1" w:tplc="04190003" w:tentative="1">
+      <w:start w:val="1"/>
+      <w:numFmt w:val="bullet"/>
+      <w:lvlText w:val="o"/>
+      <w:lvlJc w:val="left"/>
+      <w:pPr>
+        <w:ind w:left="2149" w:hanging="360"/>
+      </w:pPr>
+      <w:rPr>
+        <w:rFonts w:ascii="Courier New" w:hAnsi="Courier New" w:cs="Courier New" w:hint="default"/>
+      </w:rPr>
+    </w:lvl>
+    <w:lvl w:ilvl="2" w:tplc="04190005" w:tentative="1">
+      <w:start w:val="1"/>
+      <w:numFmt w:val="bullet"/>
+      <w:lvlText w:val=""/>
+      <w:lvlJc w:val="left"/>
+      <w:pPr>
+        <w:ind w:left="2869" w:hanging="360"/>
+      </w:pPr>
+      <w:rPr>
+        <w:rFonts w:ascii="Wingdings" w:hAnsi="Wingdings" w:hint="default"/>
+      </w:rPr>
+    </w:lvl>
+    <w:lvl w:ilvl="3" w:tplc="04190001" w:tentative="1">
+      <w:start w:val="1"/>
+      <w:numFmt w:val="bullet"/>
+      <w:lvlText w:val=""/>
+      <w:lvlJc w:val="left"/>
+      <w:pPr>
+        <w:ind w:left="3589" w:hanging="360"/>
+      </w:pPr>
+      <w:rPr>
+        <w:rFonts w:ascii="Symbol" w:hAnsi="Symbol" w:hint="default"/>
+      </w:rPr>
+    </w:lvl>
+    <w:lvl w:ilvl="4" w:tplc="04190003" w:tentative="1">
+      <w:start w:val="1"/>
+      <w:numFmt w:val="bullet"/>
+      <w:lvlText w:val="o"/>
+      <w:lvlJc w:val="left"/>
+      <w:pPr>
+        <w:ind w:left="4309" w:hanging="360"/>
+      </w:pPr>
+      <w:rPr>
+        <w:rFonts w:ascii="Courier New" w:hAnsi="Courier New" w:cs="Courier New" w:hint="default"/>
+      </w:rPr>
+    </w:lvl>
+    <w:lvl w:ilvl="5" w:tplc="04190005" w:tentative="1">
+      <w:start w:val="1"/>
+      <w:numFmt w:val="bullet"/>
+      <w:lvlText w:val=""/>
+      <w:lvlJc w:val="left"/>
+      <w:pPr>
+        <w:ind w:left="5029" w:hanging="360"/>
+      </w:pPr>
+      <w:rPr>
+        <w:rFonts w:ascii="Wingdings" w:hAnsi="Wingdings" w:hint="default"/>
+      </w:rPr>
+    </w:lvl>
+    <w:lvl w:ilvl="6" w:tplc="04190001" w:tentative="1">
+      <w:start w:val="1"/>
+      <w:numFmt w:val="bullet"/>
+      <w:lvlText w:val=""/>
+      <w:lvlJc w:val="left"/>
+      <w:pPr>
+        <w:ind w:left="5749" w:hanging="360"/>
+      </w:pPr>
+      <w:rPr>
+        <w:rFonts w:ascii="Symbol" w:hAnsi="Symbol" w:hint="default"/>
+      </w:rPr>
+    </w:lvl>
+    <w:lvl w:ilvl="7" w:tplc="04190003" w:tentative="1">
+      <w:start w:val="1"/>
+      <w:numFmt w:val="bullet"/>
+      <w:lvlText w:val="o"/>
+      <w:lvlJc w:val="left"/>
+      <w:pPr>
+        <w:ind w:left="6469" w:hanging="360"/>
+      </w:pPr>
+      <w:rPr>
+        <w:rFonts w:ascii="Courier New" w:hAnsi="Courier New" w:cs="Courier New" w:hint="default"/>
+      </w:rPr>
+    </w:lvl>
+    <w:lvl w:ilvl="8" w:tplc="04190005" w:tentative="1">
+      <w:start w:val="1"/>
+      <w:numFmt w:val="bullet"/>
+      <w:lvlText w:val=""/>
+      <w:lvlJc w:val="left"/>
+      <w:pPr>
+        <w:ind w:left="7189" w:hanging="360"/>
+      </w:pPr>
+      <w:rPr>
+        <w:rFonts w:ascii="Wingdings" w:hAnsi="Wingdings" w:hint="default"/>
+      </w:rPr>
+    </w:lvl>
+  </w:abstractNum>
+  <w:abstractNum w:abstractNumId="34" w15:restartNumberingAfterBreak="0">
+    <w:nsid w:val="57E06CAB"/>
+    <w:multiLevelType w:val="hybridMultilevel"/>
+    <w:tmpl w:val="76F064AA"/>
+    <w:lvl w:ilvl="0" w:tplc="04190001">
+      <w:start w:val="1"/>
+      <w:numFmt w:val="bullet"/>
+      <w:lvlText w:val=""/>
+      <w:lvlJc w:val="left"/>
+      <w:pPr>
+        <w:ind w:left="1429" w:hanging="360"/>
+      </w:pPr>
+      <w:rPr>
+        <w:rFonts w:ascii="Symbol" w:hAnsi="Symbol" w:hint="default"/>
+      </w:rPr>
+    </w:lvl>
+    <w:lvl w:ilvl="1" w:tplc="04190003" w:tentative="1">
+      <w:start w:val="1"/>
+      <w:numFmt w:val="bullet"/>
+      <w:lvlText w:val="o"/>
+      <w:lvlJc w:val="left"/>
+      <w:pPr>
+        <w:ind w:left="2149" w:hanging="360"/>
+      </w:pPr>
+      <w:rPr>
+        <w:rFonts w:ascii="Courier New" w:hAnsi="Courier New" w:cs="Courier New" w:hint="default"/>
+      </w:rPr>
+    </w:lvl>
+    <w:lvl w:ilvl="2" w:tplc="04190005" w:tentative="1">
+      <w:start w:val="1"/>
+      <w:numFmt w:val="bullet"/>
+      <w:lvlText w:val=""/>
+      <w:lvlJc w:val="left"/>
+      <w:pPr>
+        <w:ind w:left="2869" w:hanging="360"/>
+      </w:pPr>
+      <w:rPr>
+        <w:rFonts w:ascii="Wingdings" w:hAnsi="Wingdings" w:hint="default"/>
+      </w:rPr>
+    </w:lvl>
+    <w:lvl w:ilvl="3" w:tplc="04190001" w:tentative="1">
+      <w:start w:val="1"/>
+      <w:numFmt w:val="bullet"/>
+      <w:lvlText w:val=""/>
+      <w:lvlJc w:val="left"/>
+      <w:pPr>
+        <w:ind w:left="3589" w:hanging="360"/>
+      </w:pPr>
+      <w:rPr>
+        <w:rFonts w:ascii="Symbol" w:hAnsi="Symbol" w:hint="default"/>
+      </w:rPr>
+    </w:lvl>
+    <w:lvl w:ilvl="4" w:tplc="04190003" w:tentative="1">
+      <w:start w:val="1"/>
+      <w:numFmt w:val="bullet"/>
+      <w:lvlText w:val="o"/>
+      <w:lvlJc w:val="left"/>
+      <w:pPr>
+        <w:ind w:left="4309" w:hanging="360"/>
+      </w:pPr>
+      <w:rPr>
+        <w:rFonts w:ascii="Courier New" w:hAnsi="Courier New" w:cs="Courier New" w:hint="default"/>
+      </w:rPr>
+    </w:lvl>
+    <w:lvl w:ilvl="5" w:tplc="04190005" w:tentative="1">
+      <w:start w:val="1"/>
+      <w:numFmt w:val="bullet"/>
+      <w:lvlText w:val=""/>
+      <w:lvlJc w:val="left"/>
+      <w:pPr>
+        <w:ind w:left="5029" w:hanging="360"/>
+      </w:pPr>
+      <w:rPr>
+        <w:rFonts w:ascii="Wingdings" w:hAnsi="Wingdings" w:hint="default"/>
+      </w:rPr>
+    </w:lvl>
+    <w:lvl w:ilvl="6" w:tplc="04190001" w:tentative="1">
+      <w:start w:val="1"/>
+      <w:numFmt w:val="bullet"/>
+      <w:lvlText w:val=""/>
+      <w:lvlJc w:val="left"/>
+      <w:pPr>
+        <w:ind w:left="5749" w:hanging="360"/>
+      </w:pPr>
+      <w:rPr>
+        <w:rFonts w:ascii="Symbol" w:hAnsi="Symbol" w:hint="default"/>
+      </w:rPr>
+    </w:lvl>
+    <w:lvl w:ilvl="7" w:tplc="04190003" w:tentative="1">
+      <w:start w:val="1"/>
+      <w:numFmt w:val="bullet"/>
+      <w:lvlText w:val="o"/>
+      <w:lvlJc w:val="left"/>
+      <w:pPr>
+        <w:ind w:left="6469" w:hanging="360"/>
+      </w:pPr>
+      <w:rPr>
+        <w:rFonts w:ascii="Courier New" w:hAnsi="Courier New" w:cs="Courier New" w:hint="default"/>
+      </w:rPr>
+    </w:lvl>
+    <w:lvl w:ilvl="8" w:tplc="04190005" w:tentative="1">
+      <w:start w:val="1"/>
+      <w:numFmt w:val="bullet"/>
+      <w:lvlText w:val=""/>
+      <w:lvlJc w:val="left"/>
+      <w:pPr>
+        <w:ind w:left="7189" w:hanging="360"/>
+      </w:pPr>
+      <w:rPr>
+        <w:rFonts w:ascii="Wingdings" w:hAnsi="Wingdings" w:hint="default"/>
+      </w:rPr>
+    </w:lvl>
+  </w:abstractNum>
+  <w:abstractNum w:abstractNumId="35" w15:restartNumberingAfterBreak="0">
+    <w:nsid w:val="5DB813CD"/>
+    <w:multiLevelType w:val="multilevel"/>
+    <w:tmpl w:val="A3523038"/>
+    <w:lvl w:ilvl="0">
+      <w:start w:val="1"/>
+      <w:numFmt w:val="decimal"/>
+      <w:lvlText w:val="%1."/>
+      <w:lvlJc w:val="left"/>
+      <w:pPr>
+        <w:tabs>
+          <w:tab w:val="num" w:pos="720"/>
+        </w:tabs>
+        <w:ind w:left="720" w:hanging="360"/>
+      </w:pPr>
+    </w:lvl>
+    <w:lvl w:ilvl="1">
+      <w:start w:val="1"/>
+      <w:numFmt w:val="decimal"/>
+      <w:lvlText w:val="%2."/>
+      <w:lvlJc w:val="left"/>
+      <w:pPr>
+        <w:tabs>
+          <w:tab w:val="num" w:pos="1440"/>
+        </w:tabs>
+        <w:ind w:left="1440" w:hanging="360"/>
+      </w:pPr>
+    </w:lvl>
+    <w:lvl w:ilvl="2" w:tentative="1">
+      <w:start w:val="1"/>
+      <w:numFmt w:val="decimal"/>
+      <w:lvlText w:val="%3."/>
+      <w:lvlJc w:val="left"/>
+      <w:pPr>
+        <w:tabs>
+          <w:tab w:val="num" w:pos="2160"/>
+        </w:tabs>
+        <w:ind w:left="2160" w:hanging="360"/>
+      </w:pPr>
+    </w:lvl>
+    <w:lvl w:ilvl="3" w:tentative="1">
+      <w:start w:val="1"/>
+      <w:numFmt w:val="decimal"/>
+      <w:lvlText w:val="%4."/>
+      <w:lvlJc w:val="left"/>
+      <w:pPr>
+        <w:tabs>
+          <w:tab w:val="num" w:pos="2880"/>
+        </w:tabs>
+        <w:ind w:left="2880" w:hanging="360"/>
+      </w:pPr>
+    </w:lvl>
+    <w:lvl w:ilvl="4" w:tentative="1">
+      <w:start w:val="1"/>
+      <w:numFmt w:val="decimal"/>
+      <w:lvlText w:val="%5."/>
+      <w:lvlJc w:val="left"/>
+      <w:pPr>
+        <w:tabs>
+          <w:tab w:val="num" w:pos="3600"/>
+        </w:tabs>
+        <w:ind w:left="3600" w:hanging="360"/>
+      </w:pPr>
+    </w:lvl>
+    <w:lvl w:ilvl="5" w:tentative="1">
+      <w:start w:val="1"/>
+      <w:numFmt w:val="decimal"/>
+      <w:lvlText w:val="%6."/>
+      <w:lvlJc w:val="left"/>
+      <w:pPr>
+        <w:tabs>
+          <w:tab w:val="num" w:pos="4320"/>
+        </w:tabs>
+        <w:ind w:left="4320" w:hanging="360"/>
+      </w:pPr>
+    </w:lvl>
+    <w:lvl w:ilvl="6" w:tentative="1">
+      <w:start w:val="1"/>
+      <w:numFmt w:val="decimal"/>
+      <w:lvlText w:val="%7."/>
+      <w:lvlJc w:val="left"/>
+      <w:pPr>
+        <w:tabs>
+          <w:tab w:val="num" w:pos="5040"/>
+        </w:tabs>
+        <w:ind w:left="5040" w:hanging="360"/>
+      </w:pPr>
+    </w:lvl>
+    <w:lvl w:ilvl="7" w:tentative="1">
+      <w:start w:val="1"/>
+      <w:numFmt w:val="decimal"/>
+      <w:lvlText w:val="%8."/>
+      <w:lvlJc w:val="left"/>
+      <w:pPr>
+        <w:tabs>
+          <w:tab w:val="num" w:pos="5760"/>
+        </w:tabs>
+        <w:ind w:left="5760" w:hanging="360"/>
+      </w:pPr>
+    </w:lvl>
+    <w:lvl w:ilvl="8" w:tentative="1">
+      <w:start w:val="1"/>
+      <w:numFmt w:val="decimal"/>
+      <w:lvlText w:val="%9."/>
+      <w:lvlJc w:val="left"/>
+      <w:pPr>
+        <w:tabs>
+          <w:tab w:val="num" w:pos="6480"/>
+        </w:tabs>
+        <w:ind w:left="6480" w:hanging="360"/>
+      </w:pPr>
+    </w:lvl>
+  </w:abstractNum>
+  <w:abstractNum w:abstractNumId="36" w15:restartNumberingAfterBreak="0">
     <w:nsid w:val="66E81C4E"/>
     <w:multiLevelType w:val="hybridMultilevel"/>
     <w:tmpl w:val="838E72B2"/>
@@ -31705,7 +40519,7 @@
       </w:rPr>
     </w:lvl>
   </w:abstractNum>
-  <w:abstractNum w:abstractNumId="29" w15:restartNumberingAfterBreak="0">
+  <w:abstractNum w:abstractNumId="37" w15:restartNumberingAfterBreak="0">
     <w:nsid w:val="6A7007B0"/>
     <w:multiLevelType w:val="hybridMultilevel"/>
     <w:tmpl w:val="25CC752C"/>
@@ -31818,8 +40632,234 @@
       </w:rPr>
     </w:lvl>
   </w:abstractNum>
+  <w:abstractNum w:abstractNumId="38" w15:restartNumberingAfterBreak="0">
+    <w:nsid w:val="743D0AB5"/>
+    <w:multiLevelType w:val="hybridMultilevel"/>
+    <w:tmpl w:val="E7A087B4"/>
+    <w:lvl w:ilvl="0" w:tplc="04190001">
+      <w:start w:val="1"/>
+      <w:numFmt w:val="bullet"/>
+      <w:lvlText w:val=""/>
+      <w:lvlJc w:val="left"/>
+      <w:pPr>
+        <w:ind w:left="1429" w:hanging="360"/>
+      </w:pPr>
+      <w:rPr>
+        <w:rFonts w:ascii="Symbol" w:hAnsi="Symbol" w:hint="default"/>
+      </w:rPr>
+    </w:lvl>
+    <w:lvl w:ilvl="1" w:tplc="04190003" w:tentative="1">
+      <w:start w:val="1"/>
+      <w:numFmt w:val="bullet"/>
+      <w:lvlText w:val="o"/>
+      <w:lvlJc w:val="left"/>
+      <w:pPr>
+        <w:ind w:left="2149" w:hanging="360"/>
+      </w:pPr>
+      <w:rPr>
+        <w:rFonts w:ascii="Courier New" w:hAnsi="Courier New" w:cs="Courier New" w:hint="default"/>
+      </w:rPr>
+    </w:lvl>
+    <w:lvl w:ilvl="2" w:tplc="04190005" w:tentative="1">
+      <w:start w:val="1"/>
+      <w:numFmt w:val="bullet"/>
+      <w:lvlText w:val=""/>
+      <w:lvlJc w:val="left"/>
+      <w:pPr>
+        <w:ind w:left="2869" w:hanging="360"/>
+      </w:pPr>
+      <w:rPr>
+        <w:rFonts w:ascii="Wingdings" w:hAnsi="Wingdings" w:hint="default"/>
+      </w:rPr>
+    </w:lvl>
+    <w:lvl w:ilvl="3" w:tplc="04190001" w:tentative="1">
+      <w:start w:val="1"/>
+      <w:numFmt w:val="bullet"/>
+      <w:lvlText w:val=""/>
+      <w:lvlJc w:val="left"/>
+      <w:pPr>
+        <w:ind w:left="3589" w:hanging="360"/>
+      </w:pPr>
+      <w:rPr>
+        <w:rFonts w:ascii="Symbol" w:hAnsi="Symbol" w:hint="default"/>
+      </w:rPr>
+    </w:lvl>
+    <w:lvl w:ilvl="4" w:tplc="04190003" w:tentative="1">
+      <w:start w:val="1"/>
+      <w:numFmt w:val="bullet"/>
+      <w:lvlText w:val="o"/>
+      <w:lvlJc w:val="left"/>
+      <w:pPr>
+        <w:ind w:left="4309" w:hanging="360"/>
+      </w:pPr>
+      <w:rPr>
+        <w:rFonts w:ascii="Courier New" w:hAnsi="Courier New" w:cs="Courier New" w:hint="default"/>
+      </w:rPr>
+    </w:lvl>
+    <w:lvl w:ilvl="5" w:tplc="04190005" w:tentative="1">
+      <w:start w:val="1"/>
+      <w:numFmt w:val="bullet"/>
+      <w:lvlText w:val=""/>
+      <w:lvlJc w:val="left"/>
+      <w:pPr>
+        <w:ind w:left="5029" w:hanging="360"/>
+      </w:pPr>
+      <w:rPr>
+        <w:rFonts w:ascii="Wingdings" w:hAnsi="Wingdings" w:hint="default"/>
+      </w:rPr>
+    </w:lvl>
+    <w:lvl w:ilvl="6" w:tplc="04190001" w:tentative="1">
+      <w:start w:val="1"/>
+      <w:numFmt w:val="bullet"/>
+      <w:lvlText w:val=""/>
+      <w:lvlJc w:val="left"/>
+      <w:pPr>
+        <w:ind w:left="5749" w:hanging="360"/>
+      </w:pPr>
+      <w:rPr>
+        <w:rFonts w:ascii="Symbol" w:hAnsi="Symbol" w:hint="default"/>
+      </w:rPr>
+    </w:lvl>
+    <w:lvl w:ilvl="7" w:tplc="04190003" w:tentative="1">
+      <w:start w:val="1"/>
+      <w:numFmt w:val="bullet"/>
+      <w:lvlText w:val="o"/>
+      <w:lvlJc w:val="left"/>
+      <w:pPr>
+        <w:ind w:left="6469" w:hanging="360"/>
+      </w:pPr>
+      <w:rPr>
+        <w:rFonts w:ascii="Courier New" w:hAnsi="Courier New" w:cs="Courier New" w:hint="default"/>
+      </w:rPr>
+    </w:lvl>
+    <w:lvl w:ilvl="8" w:tplc="04190005" w:tentative="1">
+      <w:start w:val="1"/>
+      <w:numFmt w:val="bullet"/>
+      <w:lvlText w:val=""/>
+      <w:lvlJc w:val="left"/>
+      <w:pPr>
+        <w:ind w:left="7189" w:hanging="360"/>
+      </w:pPr>
+      <w:rPr>
+        <w:rFonts w:ascii="Wingdings" w:hAnsi="Wingdings" w:hint="default"/>
+      </w:rPr>
+    </w:lvl>
+  </w:abstractNum>
+  <w:abstractNum w:abstractNumId="39" w15:restartNumberingAfterBreak="0">
+    <w:nsid w:val="766F58F9"/>
+    <w:multiLevelType w:val="hybridMultilevel"/>
+    <w:tmpl w:val="DD7C750C"/>
+    <w:lvl w:ilvl="0" w:tplc="04190001">
+      <w:start w:val="1"/>
+      <w:numFmt w:val="bullet"/>
+      <w:lvlText w:val=""/>
+      <w:lvlJc w:val="left"/>
+      <w:pPr>
+        <w:ind w:left="1429" w:hanging="360"/>
+      </w:pPr>
+      <w:rPr>
+        <w:rFonts w:ascii="Symbol" w:hAnsi="Symbol" w:hint="default"/>
+      </w:rPr>
+    </w:lvl>
+    <w:lvl w:ilvl="1" w:tplc="04190003" w:tentative="1">
+      <w:start w:val="1"/>
+      <w:numFmt w:val="bullet"/>
+      <w:lvlText w:val="o"/>
+      <w:lvlJc w:val="left"/>
+      <w:pPr>
+        <w:ind w:left="2149" w:hanging="360"/>
+      </w:pPr>
+      <w:rPr>
+        <w:rFonts w:ascii="Courier New" w:hAnsi="Courier New" w:cs="Courier New" w:hint="default"/>
+      </w:rPr>
+    </w:lvl>
+    <w:lvl w:ilvl="2" w:tplc="04190005" w:tentative="1">
+      <w:start w:val="1"/>
+      <w:numFmt w:val="bullet"/>
+      <w:lvlText w:val=""/>
+      <w:lvlJc w:val="left"/>
+      <w:pPr>
+        <w:ind w:left="2869" w:hanging="360"/>
+      </w:pPr>
+      <w:rPr>
+        <w:rFonts w:ascii="Wingdings" w:hAnsi="Wingdings" w:hint="default"/>
+      </w:rPr>
+    </w:lvl>
+    <w:lvl w:ilvl="3" w:tplc="04190001" w:tentative="1">
+      <w:start w:val="1"/>
+      <w:numFmt w:val="bullet"/>
+      <w:lvlText w:val=""/>
+      <w:lvlJc w:val="left"/>
+      <w:pPr>
+        <w:ind w:left="3589" w:hanging="360"/>
+      </w:pPr>
+      <w:rPr>
+        <w:rFonts w:ascii="Symbol" w:hAnsi="Symbol" w:hint="default"/>
+      </w:rPr>
+    </w:lvl>
+    <w:lvl w:ilvl="4" w:tplc="04190003" w:tentative="1">
+      <w:start w:val="1"/>
+      <w:numFmt w:val="bullet"/>
+      <w:lvlText w:val="o"/>
+      <w:lvlJc w:val="left"/>
+      <w:pPr>
+        <w:ind w:left="4309" w:hanging="360"/>
+      </w:pPr>
+      <w:rPr>
+        <w:rFonts w:ascii="Courier New" w:hAnsi="Courier New" w:cs="Courier New" w:hint="default"/>
+      </w:rPr>
+    </w:lvl>
+    <w:lvl w:ilvl="5" w:tplc="04190005" w:tentative="1">
+      <w:start w:val="1"/>
+      <w:numFmt w:val="bullet"/>
+      <w:lvlText w:val=""/>
+      <w:lvlJc w:val="left"/>
+      <w:pPr>
+        <w:ind w:left="5029" w:hanging="360"/>
+      </w:pPr>
+      <w:rPr>
+        <w:rFonts w:ascii="Wingdings" w:hAnsi="Wingdings" w:hint="default"/>
+      </w:rPr>
+    </w:lvl>
+    <w:lvl w:ilvl="6" w:tplc="04190001" w:tentative="1">
+      <w:start w:val="1"/>
+      <w:numFmt w:val="bullet"/>
+      <w:lvlText w:val=""/>
+      <w:lvlJc w:val="left"/>
+      <w:pPr>
+        <w:ind w:left="5749" w:hanging="360"/>
+      </w:pPr>
+      <w:rPr>
+        <w:rFonts w:ascii="Symbol" w:hAnsi="Symbol" w:hint="default"/>
+      </w:rPr>
+    </w:lvl>
+    <w:lvl w:ilvl="7" w:tplc="04190003" w:tentative="1">
+      <w:start w:val="1"/>
+      <w:numFmt w:val="bullet"/>
+      <w:lvlText w:val="o"/>
+      <w:lvlJc w:val="left"/>
+      <w:pPr>
+        <w:ind w:left="6469" w:hanging="360"/>
+      </w:pPr>
+      <w:rPr>
+        <w:rFonts w:ascii="Courier New" w:hAnsi="Courier New" w:cs="Courier New" w:hint="default"/>
+      </w:rPr>
+    </w:lvl>
+    <w:lvl w:ilvl="8" w:tplc="04190005" w:tentative="1">
+      <w:start w:val="1"/>
+      <w:numFmt w:val="bullet"/>
+      <w:lvlText w:val=""/>
+      <w:lvlJc w:val="left"/>
+      <w:pPr>
+        <w:ind w:left="7189" w:hanging="360"/>
+      </w:pPr>
+      <w:rPr>
+        <w:rFonts w:ascii="Wingdings" w:hAnsi="Wingdings" w:hint="default"/>
+      </w:rPr>
+    </w:lvl>
+  </w:abstractNum>
   <w:num w:numId="1">
-    <w:abstractNumId w:val="11"/>
+    <w:abstractNumId w:val="12"/>
   </w:num>
   <w:num w:numId="2">
     <w:abstractNumId w:val="6"/>
@@ -31828,46 +40868,46 @@
     <w:abstractNumId w:val="1"/>
   </w:num>
   <w:num w:numId="4">
-    <w:abstractNumId w:val="27"/>
+    <w:abstractNumId w:val="31"/>
   </w:num>
   <w:num w:numId="5">
-    <w:abstractNumId w:val="12"/>
+    <w:abstractNumId w:val="14"/>
   </w:num>
   <w:num w:numId="6">
-    <w:abstractNumId w:val="20"/>
+    <w:abstractNumId w:val="23"/>
   </w:num>
   <w:num w:numId="7">
     <w:abstractNumId w:val="8"/>
   </w:num>
   <w:num w:numId="8">
-    <w:abstractNumId w:val="28"/>
+    <w:abstractNumId w:val="36"/>
   </w:num>
   <w:num w:numId="9">
+    <w:abstractNumId w:val="37"/>
+  </w:num>
+  <w:num w:numId="10">
     <w:abstractNumId w:val="29"/>
   </w:num>
-  <w:num w:numId="10">
-    <w:abstractNumId w:val="26"/>
-  </w:num>
   <w:num w:numId="11">
-    <w:abstractNumId w:val="19"/>
+    <w:abstractNumId w:val="22"/>
   </w:num>
   <w:num w:numId="12">
     <w:abstractNumId w:val="5"/>
   </w:num>
   <w:num w:numId="13">
-    <w:abstractNumId w:val="15"/>
+    <w:abstractNumId w:val="18"/>
   </w:num>
   <w:num w:numId="14">
-    <w:abstractNumId w:val="16"/>
+    <w:abstractNumId w:val="19"/>
   </w:num>
   <w:num w:numId="15">
-    <w:abstractNumId w:val="10"/>
+    <w:abstractNumId w:val="11"/>
   </w:num>
   <w:num w:numId="16">
-    <w:abstractNumId w:val="24"/>
+    <w:abstractNumId w:val="27"/>
   </w:num>
   <w:num w:numId="17">
-    <w:abstractNumId w:val="22"/>
+    <w:abstractNumId w:val="25"/>
   </w:num>
   <w:num w:numId="18">
     <w:abstractNumId w:val="7"/>
@@ -31876,37 +40916,67 @@
     <w:abstractNumId w:val="0"/>
   </w:num>
   <w:num w:numId="20">
-    <w:abstractNumId w:val="14"/>
+    <w:abstractNumId w:val="17"/>
   </w:num>
   <w:num w:numId="21">
-    <w:abstractNumId w:val="18"/>
+    <w:abstractNumId w:val="21"/>
   </w:num>
   <w:num w:numId="22">
     <w:abstractNumId w:val="4"/>
   </w:num>
   <w:num w:numId="23">
-    <w:abstractNumId w:val="25"/>
+    <w:abstractNumId w:val="28"/>
   </w:num>
   <w:num w:numId="24">
-    <w:abstractNumId w:val="13"/>
+    <w:abstractNumId w:val="15"/>
   </w:num>
   <w:num w:numId="25">
     <w:abstractNumId w:val="3"/>
   </w:num>
   <w:num w:numId="26">
-    <w:abstractNumId w:val="21"/>
+    <w:abstractNumId w:val="24"/>
   </w:num>
   <w:num w:numId="27">
-    <w:abstractNumId w:val="17"/>
+    <w:abstractNumId w:val="20"/>
   </w:num>
   <w:num w:numId="28">
-    <w:abstractNumId w:val="23"/>
+    <w:abstractNumId w:val="26"/>
   </w:num>
   <w:num w:numId="29">
     <w:abstractNumId w:val="2"/>
   </w:num>
   <w:num w:numId="30">
+    <w:abstractNumId w:val="10"/>
+  </w:num>
+  <w:num w:numId="31">
+    <w:abstractNumId w:val="35"/>
+  </w:num>
+  <w:num w:numId="32">
+    <w:abstractNumId w:val="38"/>
+  </w:num>
+  <w:num w:numId="33">
+    <w:abstractNumId w:val="32"/>
+  </w:num>
+  <w:num w:numId="34">
+    <w:abstractNumId w:val="33"/>
+  </w:num>
+  <w:num w:numId="35">
+    <w:abstractNumId w:val="16"/>
+  </w:num>
+  <w:num w:numId="36">
+    <w:abstractNumId w:val="39"/>
+  </w:num>
+  <w:num w:numId="37">
+    <w:abstractNumId w:val="34"/>
+  </w:num>
+  <w:num w:numId="38">
     <w:abstractNumId w:val="9"/>
+  </w:num>
+  <w:num w:numId="39">
+    <w:abstractNumId w:val="13"/>
+  </w:num>
+  <w:num w:numId="40">
+    <w:abstractNumId w:val="30"/>
   </w:num>
 </w:numbering>
 </file>
@@ -32388,7 +41458,6 @@
     <w:next w:val="a"/>
     <w:link w:val="40"/>
     <w:uiPriority w:val="9"/>
-    <w:semiHidden/>
     <w:unhideWhenUsed/>
     <w:qFormat/>
     <w:pPr>
@@ -44237,7 +53306,6 @@
     <w:basedOn w:val="a0"/>
     <w:link w:val="4"/>
     <w:uiPriority w:val="9"/>
-    <w:semiHidden/>
     <w:rPr>
       <w:rFonts w:asciiTheme="majorHAnsi" w:eastAsiaTheme="majorEastAsia" w:hAnsiTheme="majorHAnsi" w:cstheme="majorBidi"/>
       <w:i/>
@@ -44264,6 +53332,37 @@
       <w:rFonts w:ascii="Times New Roman" w:hAnsi="Times New Roman"/>
       <w:sz w:val="28"/>
     </w:rPr>
+  </w:style>
+  <w:style w:type="character" w:customStyle="1" w:styleId="ypks7kbdpwfgdykd3qb9">
+    <w:name w:val="ypks7kbdpwfgdykd3qb9"/>
+    <w:basedOn w:val="a0"/>
+    <w:rsid w:val="00B707B5"/>
+  </w:style>
+  <w:style w:type="table" w:customStyle="1" w:styleId="25">
+    <w:name w:val="Сетка таблицы2"/>
+    <w:basedOn w:val="a1"/>
+    <w:next w:val="afa"/>
+    <w:uiPriority w:val="39"/>
+    <w:rsid w:val="00F043F6"/>
+    <w:pPr>
+      <w:spacing w:after="0" w:line="240" w:lineRule="auto"/>
+    </w:pPr>
+    <w:rPr>
+      <w:kern w:val="2"/>
+      <w:sz w:val="24"/>
+      <w:szCs w:val="24"/>
+      <w14:ligatures w14:val="standardContextual"/>
+    </w:rPr>
+    <w:tblPr>
+      <w:tblBorders>
+        <w:top w:val="single" w:sz="4" w:space="0" w:color="auto"/>
+        <w:left w:val="single" w:sz="4" w:space="0" w:color="auto"/>
+        <w:bottom w:val="single" w:sz="4" w:space="0" w:color="auto"/>
+        <w:right w:val="single" w:sz="4" w:space="0" w:color="auto"/>
+        <w:insideH w:val="single" w:sz="4" w:space="0" w:color="auto"/>
+        <w:insideV w:val="single" w:sz="4" w:space="0" w:color="auto"/>
+      </w:tblBorders>
+    </w:tblPr>
   </w:style>
 </w:styles>
 </file>
